--- a/paper/Precrash.docx
+++ b/paper/Precrash.docx
@@ -31,7 +31,7 @@
           <w:sz w:val="28"/>
           <w:szCs w:val="28"/>
         </w:rPr>
-        <w:t>Precrash: Zero-Shot Multimodal Ensemble Accident Anticipation from Dashcam Video</w:t>
+        <w:t xml:space="preserve">Unbounded Timing Terms Make a Composite Accident-Anticipation Score Video-Blind: Evidence from a Live Benchmark</w:t>
       </w:r>
     </w:p>
     <w:p>
@@ -59,20 +59,7 @@
           <w:sz w:val="24"/>
           <w:szCs w:val="24"/>
         </w:rPr>
-        <w:t xml:space="preserve"> Dr. Sudaroli Dhananjeyan</w:t>
-      </w:r>
-      <w:r>
-        <w:rPr>
-          <w:sz w:val="24"/>
-          <w:szCs w:val="24"/>
-        </w:rPr>
-        <w:t>(Corresponding)</w:t>
-      </w:r>
-      <w:r>
-        <w:rPr>
-          <w:sz w:val="24"/>
-          <w:szCs w:val="24"/>
-        </w:rPr>
+        <w:t xml:space="preserve"> Dr. Sudaroli Dhananjeyan(Corresponding)</w:t>
         <w:br/>
       </w:r>
       <w:r>
@@ -105,12 +92,6 @@
           <w:szCs w:val="24"/>
         </w:rPr>
         <w:t>Bengaluru,India</w:t>
-      </w:r>
-      <w:r>
-        <w:rPr>
-          <w:sz w:val="24"/>
-          <w:szCs w:val="24"/>
-        </w:rPr>
         <w:br/>
         <w:t>email :</w:t>
       </w:r>
@@ -278,19 +259,7 @@
         <w:rPr>
           <w:i/>
         </w:rPr>
-        <w:t xml:space="preserve">The most preventable form of mortality worldwide are road accidents and the existing predictive systems are highly reactive due to its dependence on the sensor and domain specific training data. To make the predictions preventive, anticipating road accidents from the dashcam footage is underexplored. In this work, we suggest a zero shot preventive anticipation framework that requires no labeled training samples at inference time. The framework adopts an ensemble strategy for harnessing the visual knowledge embedded in the </w:t>
-      </w:r>
-      <w:r>
-        <w:rPr>
-          <w:i/>
-        </w:rPr>
-        <w:t>vision-language models (VLMs</w:t>
-      </w:r>
-      <w:r>
-        <w:rPr>
-          <w:i/>
-        </w:rPr>
-        <w:t xml:space="preserve">) for training free analysis. Our pipeline operates in six stage that starts with the loading of the frames followed by the CLIP model scoring that scores the visual danger at the frames which then is scored by the optical flow model that captures the dynamics in the frame is then passed onto the NLP caption scorer that identifies the temporal risk association of the frames. With ensemble at the fifth stage of the pipeline, the weighted combination of all the three VLMs are taken for the accident anticipation. The sixth stage performs the post processing that consolidates the signals in all the three modalities for the final anticipation. Our approach is evaluated using the subset of the MM-AU dataset that comprises of the driving data across diverse road and accidents. The framework capability in anticipation was validated with 7 different configurations and our approach provided best results with average crossover of 22.7. Our results establish that the ensembled approach provides a scalable foundation model for label free accident anticipation. </w:t>
+        <w:t xml:space="preserve">Traffic-accident anticipation is increasingly scored by composite metrics that add an earliness term — time-to-accident at a fixed risk threshold — to discrimination terms such as average precision and area under the ROC curve. We show that this composition fails structurally rather than incidentally. The discrimination terms are bounded on the unit interval while the earliness terms scale with clip length, and the earliness terms have a trivial global maximiser: a constant risk score above the threshold attains, on every clip, the largest value that clip admits. We demonstrate the consequence on a live benchmark. On the Zero-shot Accident Anticipation competition (AUTOPILOT; 1,417 clips curated from MM-AU; 13 teams), a constant risk score of 0.51, which reads no pixels, scores 2.35291 on the private leaderboard — matching the eighth-placed team at the precision the leaderboard displays, exceeding five of thirteen teams including our own, and falling 0.14874 short of the winning score. Using twenty-four video-blind submissions as probes, designed so that unknown terms cancel under differencing, we then decompose the metric from outside the competition without access to any label: average precision and area under the curve together contribute 0.35105 to a blind submission, the two timing terms contribute 2.00186 — 5.70 times as much — and the score falls at exactly one sixtieth of a point per frame of delay, confirmed by a one-frame experiment. The same probes recover the support and mean of the withheld accident-onset distribution, and establish a second result: three curves that cross the threshold at the same frame, with identical values at the crossing, score 0.091 apart, a spread the published metric definition cannot produce. The benchmark's stated formula therefore does not reproduce its own scorer. We report our ninth-placed entry, a training-free ensemble that scores below the constant, as the case study, and close with a protocol whose central requirement is that every anticipation result be reported alongside a video-blind control.</w:t>
       </w:r>
     </w:p>
     <w:p>
@@ -315,10 +284,7 @@
           <w:i/>
           <w:color w:val="1F3864" w:themeColor="accent1" w:themeShade="80"/>
         </w:rPr>
-        <w:t>Code:</w:t>
-      </w:r>
-      <w:r>
-        <w:t xml:space="preserve"> https://github.com/sudaroli1/Precrash</w:t>
+        <w:t xml:space="preserve">Code: https://github.com/sudaroli1/precrash</w:t>
       </w:r>
     </w:p>
     <w:p>
@@ -353,14 +319,7 @@
           <w:b/>
           <w:bCs/>
         </w:rPr>
-        <w:t>Accident anticipation, pre-crash detection, Vision-Language Models, Multi-modal ensemble, Zero-shot learning, Dashcam video analysis, Intelligent transportation systems</w:t>
-      </w:r>
-      <w:r>
-        <w:rPr>
-          <w:b/>
-          <w:bCs/>
-        </w:rPr>
-        <w:t>.</w:t>
+        <w:t xml:space="preserve">Accident anticipation, evaluation methodology, benchmark design, video-blind baselines, composite metrics, time-to-accident, dashcam video analysis, intelligent transportation systems.</w:t>
       </w:r>
     </w:p>
     <w:p>
@@ -404,15 +363,7 @@
           <w:sz w:val="24"/>
           <w:szCs w:val="24"/>
         </w:rPr>
-        <w:t xml:space="preserve">Nothing is more important than the life of human. Every second many lives are lost and losing someone because of imperceptibleness should be addressed. According to WHO [1], approximately 1.19 million people die due to road accidents every year. It doesn’t end up with mortality alone, but for many it leaves a permanent disability. From morality perspective, since this mortality can be predicted it must be done not as an academic advancement but it must be viewed as a responsibility for saving mankind. The roots on morality requires to create an anticipation system for traffic accidents [2]. The modern vehicles equipped with dashcams serves as the primary visual record of the driving environment. Adopting these footages for </w:t>
-      </w:r>
-      <w:r>
-        <w:rPr>
-          <w:sz w:val="24"/>
-          <w:szCs w:val="24"/>
-        </w:rPr>
-        <w:lastRenderedPageBreak/>
-        <w:t xml:space="preserve">anticipation can be beneficial as it captures the complexities associated with the real-world driving like sudden lane changes of the problematic drivers, truck parking, pedestrian crossing and sudden braking of the other vehicles [3]. The real usage of this data currently is highly reactive and reasoned upon retrospect after the accident occurrence. However, our work attempts to use this record proactively for anticipating the accidents. Thus, the central context of our work aims to find answer to this question: Can the advancements in vision language models can aid in reasoning the dashcam footages and anticipate the occurrence of collision without any training inferences? </w:t>
+        <w:t xml:space="preserve">Road traffic injury kills approximately 1.19 million people every year [1], and leaves far more with permanent disability. A large share of those deaths are in principle foreseeable in the seconds before they occur, which is what makes anticipation — as opposed to detection after the fact — worth pursuing as an obligation and not only as a research problem [2]. Modern vehicles already carry the necessary instrument. A dashcam holds the primary visual record of the driving environment, including the sudden lane change, the pedestrian stepping off the kerb, and the hard braking of the vehicle ahead [3]. That record is used almost entirely in retrospect, to establish what happened after a collision. The question motivating this work was whether it could be used prospectively instead.</w:t>
       </w:r>
     </w:p>
     <w:p>
@@ -437,77 +388,7 @@
           <w:sz w:val="24"/>
           <w:szCs w:val="24"/>
         </w:rPr>
-        <w:t xml:space="preserve">The problem of accident anticipation is </w:t>
-      </w:r>
-      <w:r>
-        <w:rPr>
-          <w:sz w:val="24"/>
-          <w:szCs w:val="24"/>
-        </w:rPr>
-        <w:t xml:space="preserve">different and </w:t>
-      </w:r>
-      <w:r>
-        <w:rPr>
-          <w:sz w:val="24"/>
-          <w:szCs w:val="24"/>
-        </w:rPr>
-        <w:t>harder than that of the accident detection</w:t>
-      </w:r>
-      <w:r>
-        <w:rPr>
-          <w:sz w:val="24"/>
-          <w:szCs w:val="24"/>
-        </w:rPr>
-        <w:t xml:space="preserve"> because in accident detection we aim to identify the presence of obstacles in the form of car, pedestrian, traffic light </w:t>
-      </w:r>
-      <w:r>
-        <w:rPr>
-          <w:sz w:val="24"/>
-          <w:szCs w:val="24"/>
-        </w:rPr>
-        <w:t>etc.</w:t>
-      </w:r>
-      <w:r>
-        <w:rPr>
-          <w:sz w:val="24"/>
-          <w:szCs w:val="24"/>
-        </w:rPr>
-        <w:t xml:space="preserve"> as well as the actions like someone waving</w:t>
-      </w:r>
-      <w:r>
-        <w:rPr>
-          <w:sz w:val="24"/>
-          <w:szCs w:val="24"/>
-        </w:rPr>
-        <w:t xml:space="preserve"> </w:t>
-      </w:r>
-      <w:r>
-        <w:rPr>
-          <w:sz w:val="24"/>
-          <w:szCs w:val="24"/>
-        </w:rPr>
-        <w:t xml:space="preserve">and does the classification based on </w:t>
-      </w:r>
-      <w:r>
-        <w:rPr>
-          <w:sz w:val="24"/>
-          <w:szCs w:val="24"/>
-        </w:rPr>
-        <w:t>them [4]</w:t>
-      </w:r>
-      <w:r>
-        <w:rPr>
-          <w:sz w:val="24"/>
-          <w:szCs w:val="24"/>
-        </w:rPr>
-        <w:t xml:space="preserve">. However, in anticipation, the prediction is something that might happen in the future or may not so we expect the models to reason about the future. </w:t>
-      </w:r>
-      <w:r>
-        <w:rPr>
-          <w:sz w:val="24"/>
-          <w:szCs w:val="24"/>
-        </w:rPr>
-        <w:t xml:space="preserve">This reasoning is done based on the ambiguous, sporadic probabilistic projections. </w:t>
+        <w:t xml:space="preserve">We set out to answer it with a training-free system: a zero-shot ensemble that scores each frame of a dashcam clip for collision risk by combining vision–language similarity against danger and safety prompts, a motion-energy signal, and a text-anchored score, with no supervision from accident labels at any stage. We entered it in a public competition, the Zero-shot Accident Anticipation challenge hosted by AUTOPILOT, where it was scored by the organisers against ground truth we never held. It placed ninth of thirteen.</w:t>
       </w:r>
     </w:p>
     <w:p>
@@ -532,14 +413,7 @@
           <w:sz w:val="24"/>
           <w:szCs w:val="24"/>
         </w:rPr>
-        <w:t xml:space="preserve">One of the factors that helps in anticipation is the precursor state, a visual signal that can signal the danger. A driver driving at the highways observes a pattern that the car 50 meters away </w:t>
-      </w:r>
-      <w:r>
-        <w:rPr>
-          <w:sz w:val="24"/>
-          <w:szCs w:val="24"/>
-        </w:rPr>
-        <w:t xml:space="preserve">has suddenly drifted its lane position to 20 cm to the right and a sudden drop in speed is observed. The driver hasn’t applied a brake or an occurrence of accident is observed, however these deviations in lane and speed are a precursor signal indicating the driver’s drowsiness or uneasiness. Thus, in accident anticipation, the model needs to understand this uneasiness that aids in anticipating accidents. Thus, the precursor states can be identified with the deviation in vehicle track, clogging patterns and predicting the future intersection of two objects using current motion [5]. </w:t>
+        <w:t xml:space="preserve">This paper is not about that system. It is about what we found when we tried to understand the score it received.</w:t>
       </w:r>
     </w:p>
     <w:p>
@@ -564,70 +438,7 @@
           <w:sz w:val="24"/>
           <w:szCs w:val="24"/>
         </w:rPr>
-        <w:t xml:space="preserve">Existing </w:t>
-      </w:r>
-      <w:r>
-        <w:rPr>
-          <w:sz w:val="24"/>
-          <w:szCs w:val="24"/>
-        </w:rPr>
-        <w:t>training-based</w:t>
-      </w:r>
-      <w:r>
-        <w:rPr>
-          <w:sz w:val="24"/>
-          <w:szCs w:val="24"/>
-        </w:rPr>
-        <w:t xml:space="preserve"> models both supervised and unsupervised approaches aren’t suitable for accident anticipation because of the fact that they are </w:t>
-      </w:r>
-      <w:r>
-        <w:rPr>
-          <w:sz w:val="24"/>
-          <w:szCs w:val="24"/>
-        </w:rPr>
-        <w:t>biased based on the training data [6]. The problem of accident anticipation is viewed merely as a frame level problem without much vitality is given to the precursor states. The subtle differences between the normal scene and accident scene are so tiny that goes unnoticed many at times in supervised models as they are trained on features and thus, they can’t identify the marginal changes in terms of the position and velocity. So, they do not capture the dynamics and context of the scene</w:t>
-      </w:r>
-      <w:r>
-        <w:rPr>
-          <w:sz w:val="24"/>
-          <w:szCs w:val="24"/>
-        </w:rPr>
-        <w:t xml:space="preserve"> and thus this method remains as a mere memorization of the dataset and does anticipation based on the memorization not on the danger perspective</w:t>
-      </w:r>
-      <w:r>
-        <w:rPr>
-          <w:sz w:val="24"/>
-          <w:szCs w:val="24"/>
-        </w:rPr>
-        <w:t>.</w:t>
-      </w:r>
-      <w:r>
-        <w:rPr>
-          <w:sz w:val="24"/>
-          <w:szCs w:val="24"/>
-        </w:rPr>
-        <w:t xml:space="preserve"> This demands an approach that is more realistic than the </w:t>
-      </w:r>
-      <w:r>
-        <w:rPr>
-          <w:sz w:val="24"/>
-          <w:szCs w:val="24"/>
-        </w:rPr>
-        <w:t>training-based</w:t>
-      </w:r>
-      <w:r>
-        <w:rPr>
-          <w:sz w:val="24"/>
-          <w:szCs w:val="24"/>
-        </w:rPr>
-        <w:t xml:space="preserve"> approaches that can </w:t>
-      </w:r>
-      <w:r>
-        <w:rPr>
-          <w:sz w:val="24"/>
-          <w:szCs w:val="24"/>
-        </w:rPr>
-        <w:t xml:space="preserve">generalize well and does the anticipation even under extreme weather conditions and unfamiliar road geometry.  </w:t>
+        <w:t xml:space="preserve">The competition scores submissions with a composite metric: a weighted sum of average precision (AP), area under the ROC curve (AUC), and two earliness measures — time-to-accident (TTA) and stable time-to-accident (STTA) — each evaluated at a risk threshold of 0.5. The composition is intuitive, and it is becoming common. A useful anticipator should both separate accident clips from normal driving and raise the alarm early, and summing terms that measure each seems a reasonable way to ask for both.</w:t>
       </w:r>
     </w:p>
     <w:p>
@@ -652,29 +463,7 @@
           <w:sz w:val="24"/>
           <w:szCs w:val="24"/>
         </w:rPr>
-        <w:t xml:space="preserve">Vision language Models (VLMs) acts as a suitable alternative to address all the challenges encountered by training-based approaches </w:t>
-      </w:r>
-      <w:r>
-        <w:rPr>
-          <w:sz w:val="24"/>
-          <w:szCs w:val="24"/>
-        </w:rPr>
-        <w:t xml:space="preserve">in terms of class imbalance, poor generalization, expensive labelling and spurious correlations [7]. The VLMs are ideal for accident anticipation as they can help identify the precursors effectively as they can map the visual cues in the video sequence to natural language reasoning. Thus, the conclusions drawn about the anticipation are purely based on the semantic understanding of the entire video frames [8]. However, the current VLMs </w:t>
-      </w:r>
-      <w:r>
-        <w:rPr>
-          <w:sz w:val="24"/>
-          <w:szCs w:val="24"/>
-        </w:rPr>
-        <w:t xml:space="preserve">if adopted individually as mentioned in [9] [10] suffers certain challenges in anticipation as the predictions introduce biases as per the architectural specifications and thus, they struggle for the identification of the semantic reasoning, robustness and generalization. Thus, relying on a single model is often fragile and ensembling seems to be a practical alternative to these concerns. Thus, this work aims to identify the models that can understand the dashcam scene </w:t>
-      </w:r>
-      <w:r>
-        <w:rPr>
-          <w:sz w:val="24"/>
-          <w:szCs w:val="24"/>
-        </w:rPr>
-        <w:lastRenderedPageBreak/>
-        <w:t xml:space="preserve">effectively and understand the scene dynamics effectively and able to draw conclusions based on the domain knowledge. </w:t>
+        <w:t xml:space="preserve">It is not. AP and AUC are bounded on the unit interval. TTA and STTA are measured in frames and are bounded only by the length of the clip, which is 150 frames here. Summing a bounded quantity with an unbounded one means the unbounded one decides the ranking, and on this benchmark the arithmetic is not subtle: the timing terms are worth 5.70 times everything the discrimination terms contribute to a submission that reads nothing.</w:t>
       </w:r>
     </w:p>
     <w:p>
@@ -699,7 +488,7 @@
           <w:sz w:val="24"/>
           <w:szCs w:val="24"/>
         </w:rPr>
-        <w:t>Thus, the major contributions of this work are as follows:</w:t>
+        <w:t xml:space="preserve">Worse, the timing terms have a trivial global maximiser. TTA is the largest interval between the accident frame and any frame at which predicted risk exceeds the threshold; STTA is the largest such interval over which risk stays above the threshold without interruption. A constant risk score of 0.51 crosses the threshold at frame 0 and never falls, so it attains, on every clip, exactly the maximum value that clip admits, for both terms simultaneously. No method that reads the video can exceed it there. A method can only match it, and then compete on AP and AUC, which we show below are worth 0.35105 to a blind submission.</w:t>
       </w:r>
     </w:p>
     <w:p>
@@ -710,6 +499,47 @@
           <w:szCs w:val="24"/>
         </w:rPr>
       </w:pPr>
+    </w:p>
+    <w:p>
+      <w:pPr>
+        <w:jc w:val="both"/>
+        <w:rPr>
+          <w:sz w:val="24"/>
+          <w:szCs w:val="24"/>
+        </w:rPr>
+      </w:pPr>
+      <w:r>
+        <w:rPr>
+          <w:sz w:val="24"/>
+          <w:szCs w:val="24"/>
+        </w:rPr>
+        <w:t xml:space="preserve">So we submitted the constant. It scored 2.35291 against a winning score of 2.50165, matching the eighth-placed team at the precision the leaderboard displays.</w:t>
+      </w:r>
+    </w:p>
+    <w:p>
+      <w:pPr>
+        <w:jc w:val="both"/>
+        <w:rPr>
+          <w:sz w:val="24"/>
+          <w:szCs w:val="24"/>
+        </w:rPr>
+      </w:pPr>
+    </w:p>
+    <w:p>
+      <w:pPr>
+        <w:jc w:val="both"/>
+        <w:rPr>
+          <w:sz w:val="24"/>
+          <w:szCs w:val="24"/>
+        </w:rPr>
+      </w:pPr>
+      <w:r>
+        <w:rPr>
+          <w:sz w:val="24"/>
+          <w:szCs w:val="24"/>
+        </w:rPr>
+        <w:t xml:space="preserve">The major contributions of this work are as follows.</w:t>
+      </w:r>
     </w:p>
     <w:p>
       <w:pPr>
@@ -729,35 +559,7 @@
           <w:sz w:val="24"/>
           <w:szCs w:val="24"/>
         </w:rPr>
-        <w:t xml:space="preserve">We propose an ensembled heterogenous architecture that combines </w:t>
-      </w:r>
-      <w:r>
-        <w:rPr>
-          <w:sz w:val="24"/>
-          <w:szCs w:val="24"/>
-        </w:rPr>
-        <w:t>CLIP, optical flow and NLP caption</w:t>
-      </w:r>
-      <w:r>
-        <w:rPr>
-          <w:sz w:val="24"/>
-          <w:szCs w:val="24"/>
-        </w:rPr>
-        <w:t xml:space="preserve"> </w:t>
-      </w:r>
-      <w:r>
-        <w:rPr>
-          <w:sz w:val="24"/>
-          <w:szCs w:val="24"/>
-        </w:rPr>
-        <w:t xml:space="preserve">that can alleviate the concerns of unimodal VLM </w:t>
-      </w:r>
-      <w:r>
-        <w:rPr>
-          <w:sz w:val="24"/>
-          <w:szCs w:val="24"/>
-        </w:rPr>
-        <w:t>and achieves better anticipation as the interpretation using this architecture is holistic resembling the human anticipation.</w:t>
+        <w:t xml:space="preserve">A measured demonstration on a live benchmark. A video-blind constant matches the eighth-placed private score and exceeds those of five of thirteen teams, including our own. Every leaderboard score reported here was computed by the competition's own scoring service against ground truth we do not have; we implemented none of the metrics. All derived quantities are our arithmetic on those scores, and are marked as such.</w:t>
       </w:r>
     </w:p>
     <w:p>
@@ -778,14 +580,7 @@
           <w:sz w:val="24"/>
           <w:szCs w:val="24"/>
         </w:rPr>
-        <w:t xml:space="preserve">The disconnection in understanding the semantic and temporal in unimodal VLMs is addressed by joining the CLIPs semantic understanding of the scene to that of the optical flows motion understanding. This pairing is particularly beneficial as this aids the suggested framework to reason about what is happening in the scene and its evolution </w:t>
-      </w:r>
-      <w:r>
-        <w:rPr>
-          <w:sz w:val="24"/>
-          <w:szCs w:val="24"/>
-        </w:rPr>
-        <w:t>with regard to time and thus the scores reflect the progression of the pre-accident scenarios.</w:t>
+        <w:t xml:space="preserve">A black-box decomposition of a composite metric. We introduce a probe methodology — families of video-blind submissions constructed so that unknown terms cancel under differencing — and use it to separate a metric whose weights are undisclosed and whose labels are withheld. It recovers the discrimination floor, both timing terms, the score's slope in the crossing frame, and the support and mean of the accident-onset distribution.</w:t>
       </w:r>
     </w:p>
     <w:p>
@@ -806,7 +601,7 @@
           <w:sz w:val="24"/>
           <w:szCs w:val="24"/>
         </w:rPr>
-        <w:t>The integration of NLP caption ensures that the reasoning with regards to the visual observations are achieved. Thus, the proposed framework advances accident anticipation as the dashcam recordings are no longer viewed as a frame level cue or correlation-based pattern matching.</w:t>
+        <w:t xml:space="preserve">Evidence that the published metric definition does not reproduce the scorer. Three curves that cross the threshold at the same frame, with identical values at the crossing and no subsequent dip, receive scores spanning 0.091. Under the stated formula they must be equal. An entrant therefore cannot compute this benchmark's score from its published definition even given the labels, which is a reportable fact about the benchmark independent of everything above.</w:t>
       </w:r>
     </w:p>
     <w:p>
@@ -827,7 +622,7 @@
           <w:sz w:val="24"/>
           <w:szCs w:val="24"/>
         </w:rPr>
-        <w:t>The suggested pipeline provides an explainable anticipation as each modality are dealt independently and thus the VLM aren’t a black box anymore. The contribution of context, reasoning and dynamics are individually accounted and thus the trustworthiness of the AI based accident anticipation becomes usable in real world scenarios.</w:t>
+        <w:t xml:space="preserve">A case study in which we are the subject, and a corrected protocol. Our own entry scores below the constant. We report this rather than omit it, because it is the clearest available illustration that a composite score of this shape does not measure what its name suggests. From the mechanisms we derive six requirements, of which the first — report a video-blind control with every anticipation result — costs an afternoon and would have caught this.</w:t>
       </w:r>
     </w:p>
     <w:p>
@@ -838,6 +633,13 @@
           <w:szCs w:val="24"/>
         </w:rPr>
       </w:pPr>
+      <w:r>
+        <w:rPr>
+          <w:sz w:val="24"/>
+          <w:szCs w:val="24"/>
+        </w:rPr>
+        <w:t xml:space="preserve">We wish to be explicit about scope, because this paper reports a number that sits beside other teams' numbers. We make no claim about the validity, quality or honesty of any other submission or published method. We did not re-run anyone's system, we do not have anyone's code, and we could not evaluate it if we did, because the labels are withheld from every entrant. Where we observe that a leaderboard score is numerically identical to a control's, we are stating an arithmetic fact about two published numbers and drawing exactly one inference from it: that the metric assigns those two submissions the same value. We do not infer what any submission contained, and we note that a whole family of curves receives that identical score, which is precisely the property under examination. The claim of this paper is about a metric, demonstrated on one benchmark. It is not a claim about a field, and not a claim about anybody's method.</w:t>
+      </w:r>
     </w:p>
     <w:p>
       <w:pPr>
@@ -847,13 +649,6 @@
           <w:szCs w:val="24"/>
         </w:rPr>
       </w:pPr>
-      <w:r>
-        <w:rPr>
-          <w:sz w:val="24"/>
-          <w:szCs w:val="24"/>
-        </w:rPr>
-        <w:t>The rest of the paper is organized as follows:</w:t>
-      </w:r>
     </w:p>
     <w:p>
       <w:pPr>
@@ -868,21 +663,7 @@
           <w:sz w:val="24"/>
           <w:szCs w:val="24"/>
         </w:rPr>
-        <w:t xml:space="preserve">Section 2 presents some of the advancements made with the accident anticipation so as to identify the research gaps aiding us to formulate the problem statement. Section 3 presents the materials and methods </w:t>
-      </w:r>
-      <w:r>
-        <w:rPr>
-          <w:sz w:val="24"/>
-          <w:szCs w:val="24"/>
-        </w:rPr>
-        <w:t>that explains the overall architecture of the proposed system followed by the experimental setup and results section</w:t>
-      </w:r>
-      <w:r>
-        <w:rPr>
-          <w:sz w:val="24"/>
-          <w:szCs w:val="24"/>
-        </w:rPr>
-        <w:t xml:space="preserve"> in section 4 and 5. Section 6 presents the conclusive remarks and future directions.</w:t>
+        <w:t xml:space="preserve">The rest of the paper is organised as follows. Section 2 reviews accident anticipation and the evaluation practice this work examines. Section 3 describes the benchmark and states its metric precisely. Section 4 defines the video-blind control family and the probe methodology. Section 5 reports the measurements. Section 6 analyses why the composition fails. Section 7 sets out the corrected protocol, Section 8 the limitations, and Section 9 concludes.</w:t>
       </w:r>
     </w:p>
     <w:p>
@@ -958,39 +739,7 @@
           <w:sz w:val="24"/>
           <w:szCs w:val="24"/>
         </w:rPr>
-        <w:t xml:space="preserve">Like other computational systems, the accident anticipation also relied on supervised deep learning approaches like </w:t>
-      </w:r>
-      <w:r>
-        <w:rPr>
-          <w:rFonts w:eastAsia="Times New Roman"/>
-          <w:sz w:val="24"/>
-          <w:szCs w:val="24"/>
-        </w:rPr>
-        <w:t xml:space="preserve">Convolutional Neural Network (CNN) architectures combined with Recurrent Neural Networks (RNNs) and Long Short-Term Memory (LSTM) </w:t>
-      </w:r>
-      <w:r>
-        <w:rPr>
-          <w:rFonts w:eastAsia="Times New Roman"/>
-          <w:sz w:val="24"/>
-          <w:szCs w:val="24"/>
-        </w:rPr>
-        <w:t xml:space="preserve">that learns from the labelled dashcam video footages and attempt to associate the visual features for anticipating the accidents. These conventional approaches attempt to encode the </w:t>
-      </w:r>
-      <w:r>
-        <w:rPr>
-          <w:rFonts w:eastAsia="Times New Roman"/>
-          <w:sz w:val="24"/>
-          <w:szCs w:val="24"/>
-        </w:rPr>
-        <w:t xml:space="preserve">visual cues to its corresponding latent representations. Though the conventional approaches </w:t>
-      </w:r>
-      <w:r>
-        <w:rPr>
-          <w:rFonts w:eastAsia="Times New Roman"/>
-          <w:sz w:val="24"/>
-          <w:szCs w:val="24"/>
-        </w:rPr>
-        <w:t>demonstrated results that are promising, the fundamental limitation of them are its usage in real time scenarios. They often perform poor in real world scenarios because the anticipation is purely done based on the training corpus [6].</w:t>
+        <w:t xml:space="preserve">Like other computational systems, the accident anticipation also relied on supervised deep learning approaches like Convolutional Neural Network (CNN) architectures combined with Recurrent Neural Networks (RNNs) and Long Short-Term Memory (LSTM) that learns from the labelled dashcam video footages and attempt to associate the visual features for anticipating the accidents. These conventional approaches attempt to encode the visual cues to its corresponding latent representations. Though the conventional approaches demonstrated results that are promising, the fundamental limitation of them are its usage in real time scenarios. They often perform poor in real world scenarios because the anticipation is purely done based on the training corpus [6].</w:t>
       </w:r>
     </w:p>
     <w:p>
@@ -1009,56 +758,9 @@
           <w:sz w:val="24"/>
           <w:szCs w:val="24"/>
         </w:rPr>
-        <w:t xml:space="preserve">This generalization concern often identified with supervised approaches are addressed using the unsupervised and self-supervised scenarios. One of the </w:t>
-      </w:r>
-      <w:r>
-        <w:rPr>
-          <w:rFonts w:eastAsia="Times New Roman"/>
-          <w:sz w:val="24"/>
-          <w:szCs w:val="24"/>
-        </w:rPr>
-        <w:t>ways</w:t>
-      </w:r>
-      <w:r>
-        <w:rPr>
-          <w:rFonts w:eastAsia="Times New Roman"/>
-          <w:sz w:val="24"/>
-          <w:szCs w:val="24"/>
-        </w:rPr>
-        <w:t xml:space="preserve"> to tackle generalization issues is to adopting a statistical inference </w:t>
-      </w:r>
-      <w:r>
-        <w:rPr>
-          <w:rFonts w:eastAsia="Times New Roman"/>
-          <w:sz w:val="24"/>
-          <w:szCs w:val="24"/>
-        </w:rPr>
-        <w:t xml:space="preserve">[12] that model the accident as an outlier and thus performing anomaly detection [4]. The data driven decision often suffer from ambiguity as the </w:t>
-      </w:r>
-      <w:r>
-        <w:rPr>
-          <w:rFonts w:eastAsia="Times New Roman"/>
-          <w:sz w:val="24"/>
-          <w:szCs w:val="24"/>
-        </w:rPr>
+        <w:t xml:space="preserve">This generalization concern often identified with supervised approaches are addressed using the unsupervised and self-supervised scenarios. One of the ways to tackle generalization issues is to adopting a statistical inference [12] that model the accident as an outlier and thus performing anomaly detection [4]. The data driven decision often suffer from ambiguity as the </w:t>
         <w:lastRenderedPageBreak/>
-        <w:t xml:space="preserve">normal driving in a construction zone might be anomalous for a highway trained model [13]. Thus, these approaches are prone to higher number of false positives. </w:t>
-      </w:r>
-      <w:r>
-        <w:rPr>
-          <w:rFonts w:eastAsia="Times New Roman"/>
-          <w:sz w:val="24"/>
-          <w:szCs w:val="24"/>
-        </w:rPr>
-        <w:t>The comprehensive survey by Lin et al. [6] consolidates these observations</w:t>
-      </w:r>
-      <w:r>
-        <w:rPr>
-          <w:rFonts w:eastAsia="Times New Roman"/>
-          <w:sz w:val="24"/>
-          <w:szCs w:val="24"/>
-        </w:rPr>
-        <w:t xml:space="preserve"> and concludes that dependency on large domain specific labelled dataset is the primary concern for generalization and thus it serves as a bottleneck preventing the real-world scalability. </w:t>
+        <w:t xml:space="preserve">normal driving in a construction zone might be anomalous for a highway trained model [13]. Thus, these approaches are prone to higher number of false positives. The comprehensive survey by Lin et al. [6] consolidates these observations and concludes that dependency on large domain specific labelled dataset is the primary concern for generalization and thus it serves as a bottleneck preventing the real-world scalability. </w:t>
       </w:r>
     </w:p>
     <w:p>
@@ -1098,39 +800,7 @@
           <w:sz w:val="24"/>
           <w:szCs w:val="24"/>
         </w:rPr>
-        <w:t xml:space="preserve">The introduction of Vision-Language Models (VLMs) on computer vision made the process of decision making easier at zero-shot visual understanding. </w:t>
-      </w:r>
-      <w:r>
-        <w:rPr>
-          <w:rFonts w:eastAsia="Times New Roman"/>
-          <w:sz w:val="24"/>
-          <w:szCs w:val="24"/>
-        </w:rPr>
-        <w:t xml:space="preserve">Contrastive Language-Image Pre-Training (CLIP) [11], trained on 400 million image-text pairs, demonstrated that </w:t>
-      </w:r>
-      <w:r>
-        <w:rPr>
-          <w:rFonts w:eastAsia="Times New Roman"/>
-          <w:sz w:val="24"/>
-          <w:szCs w:val="24"/>
-        </w:rPr>
-        <w:t>without training and task-specific supervision</w:t>
-      </w:r>
-      <w:r>
-        <w:rPr>
-          <w:rFonts w:eastAsia="Times New Roman"/>
-          <w:sz w:val="24"/>
-          <w:szCs w:val="24"/>
-        </w:rPr>
-        <w:t xml:space="preserve"> can perform better image classification and retrieval tasks. The semantic mapping between the image and natural language are auto encoded by the CLIP enabling various vision tasks to be successful at zero shot. </w:t>
-      </w:r>
-      <w:r>
-        <w:rPr>
-          <w:rFonts w:eastAsia="Times New Roman"/>
-          <w:sz w:val="24"/>
-          <w:szCs w:val="24"/>
-        </w:rPr>
-        <w:t>The spatial resolution advantage of the ViT-L/14 architecture over smaller CLIP variants was specifically validated by Dong et al. [11], who demonstrated superior top-1 accuracy attributable to its finer-grained feature extraction capabilities.</w:t>
+        <w:t xml:space="preserve">The introduction of Vision-Language Models (VLMs) on computer vision made the process of decision making easier at zero-shot visual understanding. Contrastive Language-Image Pre-Training (CLIP) [11], trained on 400 million image-text pairs, demonstrated that without training and task-specific supervision can perform better image classification and retrieval tasks. The semantic mapping between the image and natural language are auto encoded by the CLIP enabling various vision tasks to be successful at zero shot. The spatial resolution advantage of the ViT-L/14 architecture over smaller CLIP variants was specifically validated by Dong et al. [11], who demonstrated superior top-1 accuracy attributable to its finer-grained feature extraction capabilities.</w:t>
       </w:r>
     </w:p>
     <w:p>
@@ -1149,87 +819,7 @@
           <w:sz w:val="24"/>
           <w:szCs w:val="24"/>
         </w:rPr>
-        <w:t xml:space="preserve">The applicability of the pretrained models on various safety-critical vision tasks has been explored. </w:t>
-      </w:r>
-      <w:r>
-        <w:rPr>
-          <w:rFonts w:eastAsia="Times New Roman"/>
-          <w:sz w:val="24"/>
-          <w:szCs w:val="24"/>
-        </w:rPr>
-        <w:t xml:space="preserve">Tsai et al. [10] demonstrated </w:t>
-      </w:r>
-      <w:r>
-        <w:rPr>
-          <w:rFonts w:eastAsia="Times New Roman"/>
-          <w:sz w:val="24"/>
-          <w:szCs w:val="24"/>
-        </w:rPr>
-        <w:t xml:space="preserve">that </w:t>
-      </w:r>
-      <w:r>
-        <w:rPr>
-          <w:rFonts w:eastAsia="Times New Roman"/>
-          <w:sz w:val="24"/>
-          <w:szCs w:val="24"/>
-        </w:rPr>
-        <w:t>without</w:t>
-      </w:r>
-      <w:r>
-        <w:rPr>
-          <w:rFonts w:eastAsia="Times New Roman"/>
-          <w:sz w:val="24"/>
-          <w:szCs w:val="24"/>
-        </w:rPr>
-        <w:t xml:space="preserve"> domain specific image training, </w:t>
-      </w:r>
-      <w:r>
-        <w:rPr>
-          <w:rFonts w:eastAsia="Times New Roman"/>
-          <w:sz w:val="24"/>
-          <w:szCs w:val="24"/>
-        </w:rPr>
-        <w:t xml:space="preserve">usage of pretrained model like CLIP performed the process of image captioning and attention effectively and thus achieving hazard detection even under critical diverse environmental conditions. </w:t>
-      </w:r>
-      <w:r>
-        <w:rPr>
-          <w:rFonts w:eastAsia="Times New Roman"/>
-          <w:sz w:val="24"/>
-          <w:szCs w:val="24"/>
-        </w:rPr>
-        <w:t xml:space="preserve">This result serves as an analogy for the usage of zero shot on road safety. However, deploying the pretrained models on accident anticipation requires temporal risk prediction </w:t>
-      </w:r>
-      <w:r>
-        <w:rPr>
-          <w:rFonts w:eastAsia="Times New Roman"/>
-          <w:sz w:val="24"/>
-          <w:szCs w:val="24"/>
-        </w:rPr>
-        <w:t xml:space="preserve">that holds its own challenges. </w:t>
-      </w:r>
-      <w:r>
-        <w:rPr>
-          <w:rFonts w:eastAsia="Times New Roman"/>
-          <w:sz w:val="24"/>
-          <w:szCs w:val="24"/>
-        </w:rPr>
-        <w:t xml:space="preserve"> </w:t>
-      </w:r>
-      <w:r>
-        <w:rPr>
-          <w:rFonts w:eastAsia="Times New Roman"/>
-          <w:sz w:val="24"/>
-          <w:szCs w:val="24"/>
-        </w:rPr>
-        <w:t xml:space="preserve">CLIP models attempt to assign the semantic plausible but temporally uninformed risk scores. These mapping can in turn generate a larger number of false positives especially for the conditions that contain visually complex environment in terms of intersection and weather conditions. </w:t>
-      </w:r>
-      <w:r>
-        <w:rPr>
-          <w:rFonts w:eastAsia="Times New Roman"/>
-          <w:sz w:val="24"/>
-          <w:szCs w:val="24"/>
-        </w:rPr>
-        <w:t xml:space="preserve"> </w:t>
+        <w:t xml:space="preserve">The applicability of the pretrained models on various safety-critical vision tasks has been explored. Tsai et al. [10] demonstrated that without domain specific image training, usage of pretrained model like CLIP performed the process of image captioning and attention effectively and thus achieving hazard detection even under critical diverse environmental conditions. This result serves as an analogy for the usage of zero shot on road safety. However, deploying the pretrained models on accident anticipation requires temporal risk prediction that holds its own challenges.  CLIP models attempt to assign the semantic plausible but temporally uninformed risk scores. These mapping can in turn generate a larger number of false positives especially for the conditions that contain visually complex environment in terms of intersection and weather conditions.  </w:t>
       </w:r>
     </w:p>
     <w:p>
@@ -1247,23 +837,7 @@
           <w:sz w:val="24"/>
           <w:szCs w:val="24"/>
         </w:rPr>
-        <w:t>More recent VLMs, including InternVL2 and LLaVA-based architectures, offer enhanced scene understanding capabilities but impose prohibitive inference latency — typically 2 to 5 seconds per frame — rendering them computationally infeasible for real-time processing of large-scale evaluation corpora [9</w:t>
-      </w:r>
-      <w:r>
-        <w:rPr>
-          <w:rFonts w:eastAsia="Times New Roman"/>
-          <w:sz w:val="24"/>
-          <w:szCs w:val="24"/>
-        </w:rPr>
-        <w:t>-16</w:t>
-      </w:r>
-      <w:r>
-        <w:rPr>
-          <w:rFonts w:eastAsia="Times New Roman"/>
-          <w:sz w:val="24"/>
-          <w:szCs w:val="24"/>
-        </w:rPr>
-        <w:t>]. This computational constraint directly motivates the adoption of CLIP ViT-L/14 as the visual scoring backbone in the proposed framework, where its superior accuracy-to-latency ratio uniquely positions it for high-throughput zero-shot inference.</w:t>
+        <w:t>More recent VLMs, including InternVL2 and LLaVA-based architectures, offer enhanced scene understanding capabilities but impose prohibitive inference latency — typically 2 to 5 seconds per frame — rendering them computationally infeasible for real-time processing of large-scale evaluation corpora [9-16]. This computational constraint directly motivates the adoption of CLIP ViT-L/14 as the visual scoring backbone in the proposed framework, where its superior accuracy-to-latency ratio uniquely positions it for high-throughput zero-shot inference.</w:t>
       </w:r>
     </w:p>
     <w:p>
@@ -1303,13 +877,6 @@
           <w:szCs w:val="24"/>
         </w:rPr>
         <w:t xml:space="preserve">The inherent multimodality of driving scenes — encompassing visual appearance, kinematics, spatial geometry, and contextual semantics — has motivated sustained research interest in fusion-based architectures for traffic safety applications. Kandacharam et al. [2] proposed a fusion framework for accident anticipation and incident detection in dashcam videos, demonstrating that combining multiple signal modalities yielded measurable improvements over unimodal baselines in both detection sensitivity and false positive suppression. Zhang et al. [8] investigated the intersection of language and vision for traffic accident analysis, deploying multimodal large language models (MLLMs) for video-based accident </w:t>
-      </w:r>
-      <w:r>
-        <w:rPr>
-          <w:rFonts w:eastAsia="Times New Roman"/>
-          <w:sz w:val="24"/>
-          <w:szCs w:val="24"/>
-        </w:rPr>
         <w:lastRenderedPageBreak/>
         <w:t>understanding and demonstrating that natural language reasoning over visual observations could expose causal relationships that purely visual models consistently failed to capture.</w:t>
       </w:r>
@@ -3596,15 +3163,7 @@
           <w:szCs w:val="24"/>
           <w:lang w:val="en-IN"/>
         </w:rPr>
-        <w:t xml:space="preserve">. The accident anticipation problem </w:t>
-      </w:r>
-      <w:r>
-        <w:rPr>
-          <w:sz w:val="24"/>
-          <w:szCs w:val="24"/>
-          <w:lang w:val="en-IN"/>
-        </w:rPr>
-        <w:t>thus denotes a learning predictive mapping that predicts the risk score for each frame. The learning predictive mapping is formally denoted as mentioned in equation (1)</w:t>
+        <w:t xml:space="preserve">. The accident anticipation problem thus denotes a learning predictive mapping that predicts the risk score for each frame. The learning predictive mapping is formally denoted as mentioned in equation (1)</w:t>
       </w:r>
     </w:p>
     <w:p>
@@ -3917,119 +3476,7 @@
           <w:szCs w:val="24"/>
           <w:lang w:val="en-IN"/>
         </w:rPr>
-        <w:t>4.     Evaluation metrics such as A</w:t>
-      </w:r>
-      <w:r>
-        <w:rPr>
-          <w:sz w:val="24"/>
-          <w:szCs w:val="24"/>
-          <w:lang w:val="en-IN"/>
-        </w:rPr>
-        <w:t xml:space="preserve">rea under </w:t>
-      </w:r>
-      <w:r>
-        <w:rPr>
-          <w:sz w:val="24"/>
-          <w:szCs w:val="24"/>
-          <w:lang w:val="en-IN"/>
-        </w:rPr>
-        <w:t>P</w:t>
-      </w:r>
-      <w:r>
-        <w:rPr>
-          <w:sz w:val="24"/>
-          <w:szCs w:val="24"/>
-          <w:lang w:val="en-IN"/>
-        </w:rPr>
-        <w:t>recision-recall (AP)</w:t>
-      </w:r>
-      <w:r>
-        <w:rPr>
-          <w:sz w:val="24"/>
-          <w:szCs w:val="24"/>
-          <w:lang w:val="en-IN"/>
-        </w:rPr>
-        <w:t>, A</w:t>
-      </w:r>
-      <w:r>
-        <w:rPr>
-          <w:sz w:val="24"/>
-          <w:szCs w:val="24"/>
-          <w:lang w:val="en-IN"/>
-        </w:rPr>
-        <w:t xml:space="preserve">rea </w:t>
-      </w:r>
-      <w:r>
-        <w:rPr>
-          <w:sz w:val="24"/>
-          <w:szCs w:val="24"/>
-          <w:lang w:val="en-IN"/>
-        </w:rPr>
-        <w:t>U</w:t>
-      </w:r>
-      <w:r>
-        <w:rPr>
-          <w:sz w:val="24"/>
-          <w:szCs w:val="24"/>
-          <w:lang w:val="en-IN"/>
-        </w:rPr>
-        <w:t xml:space="preserve">nder </w:t>
-      </w:r>
-      <w:r>
-        <w:rPr>
-          <w:sz w:val="24"/>
-          <w:szCs w:val="24"/>
-          <w:lang w:val="en-IN"/>
-        </w:rPr>
-        <w:t>C</w:t>
-      </w:r>
-      <w:r>
-        <w:rPr>
-          <w:sz w:val="24"/>
-          <w:szCs w:val="24"/>
-          <w:lang w:val="en-IN"/>
-        </w:rPr>
-        <w:t>urve (AUC)</w:t>
-      </w:r>
-      <w:r>
-        <w:rPr>
-          <w:sz w:val="24"/>
-          <w:szCs w:val="24"/>
-          <w:lang w:val="en-IN"/>
-        </w:rPr>
-        <w:t>, T</w:t>
-      </w:r>
-      <w:r>
-        <w:rPr>
-          <w:sz w:val="24"/>
-          <w:szCs w:val="24"/>
-          <w:lang w:val="en-IN"/>
-        </w:rPr>
-        <w:t xml:space="preserve">ime to </w:t>
-      </w:r>
-      <w:r>
-        <w:rPr>
-          <w:sz w:val="24"/>
-          <w:szCs w:val="24"/>
-          <w:lang w:val="en-IN"/>
-        </w:rPr>
-        <w:t>A</w:t>
-      </w:r>
-      <w:r>
-        <w:rPr>
-          <w:sz w:val="24"/>
-          <w:szCs w:val="24"/>
-          <w:lang w:val="en-IN"/>
-        </w:rPr>
-        <w:t xml:space="preserve">ccident (TTA) </w:t>
-      </w:r>
-      <w:r>
-        <w:rPr>
-          <w:sz w:val="24"/>
-          <w:szCs w:val="24"/>
-          <w:lang w:val="en-IN"/>
-        </w:rPr>
-        <w:t xml:space="preserve">@0.5, and </w:t>
+        <w:t xml:space="preserve">4.     Evaluation metrics such as Area under Precision-recall (AP), Area Under Curve (AUC), Time to Accident (TTA) @0.5, and </w:t>
       </w:r>
       <w:hyperlink r:id="rId7" w:tgtFrame="_blank" w:history="1">
         <w:r>
@@ -4039,79 +3486,7 @@
             <w:szCs w:val="24"/>
             <w:lang w:val="en-IN"/>
           </w:rPr>
-          <w:t>S</w:t>
-        </w:r>
-        <w:r>
-          <w:rPr>
-            <w:rStyle w:val="Hyperlink"/>
-            <w:sz w:val="24"/>
-            <w:szCs w:val="24"/>
-            <w:lang w:val="en-IN"/>
-          </w:rPr>
-          <w:t xml:space="preserve">table </w:t>
-        </w:r>
-        <w:r>
-          <w:rPr>
-            <w:rStyle w:val="Hyperlink"/>
-            <w:sz w:val="24"/>
-            <w:szCs w:val="24"/>
-            <w:lang w:val="en-IN"/>
-          </w:rPr>
-          <w:t>T</w:t>
-        </w:r>
-        <w:r>
-          <w:rPr>
-            <w:rStyle w:val="Hyperlink"/>
-            <w:sz w:val="24"/>
-            <w:szCs w:val="24"/>
-            <w:lang w:val="en-IN"/>
-          </w:rPr>
-          <w:t xml:space="preserve">ime </w:t>
-        </w:r>
-        <w:r>
-          <w:rPr>
-            <w:rStyle w:val="Hyperlink"/>
-            <w:sz w:val="24"/>
-            <w:szCs w:val="24"/>
-            <w:lang w:val="en-IN"/>
-          </w:rPr>
-          <w:t>to</w:t>
-        </w:r>
-        <w:r>
-          <w:rPr>
-            <w:rStyle w:val="Hyperlink"/>
-            <w:sz w:val="24"/>
-            <w:szCs w:val="24"/>
-            <w:lang w:val="en-IN"/>
-          </w:rPr>
-          <w:t xml:space="preserve"> </w:t>
-        </w:r>
-        <w:r>
-          <w:rPr>
-            <w:rStyle w:val="Hyperlink"/>
-            <w:sz w:val="24"/>
-            <w:szCs w:val="24"/>
-            <w:lang w:val="en-IN"/>
-          </w:rPr>
-          <w:t>A</w:t>
-        </w:r>
-        <w:r>
-          <w:rPr>
-            <w:rStyle w:val="Hyperlink"/>
-            <w:sz w:val="24"/>
-            <w:szCs w:val="24"/>
-            <w:lang w:val="en-IN"/>
-          </w:rPr>
-          <w:t xml:space="preserve">ccident (STTA) </w:t>
-        </w:r>
-        <w:r>
-          <w:rPr>
-            <w:rStyle w:val="Hyperlink"/>
-            <w:sz w:val="24"/>
-            <w:szCs w:val="24"/>
-            <w:lang w:val="en-IN"/>
-          </w:rPr>
-          <w:t>@0.5</w:t>
+          <w:t xml:space="preserve">Stable Time to Accident (STTA) @0.5</w:t>
         </w:r>
       </w:hyperlink>
       <w:r>
@@ -4750,14 +4125,7 @@
           <w:sz w:val="24"/>
           <w:szCs w:val="24"/>
         </w:rPr>
-        <w:t xml:space="preserve">The input to zero shot anticipation is typically a raw dash cam video sequence that are </w:t>
-      </w:r>
-      <w:r>
-        <w:rPr>
-          <w:sz w:val="24"/>
-          <w:szCs w:val="24"/>
-        </w:rPr>
-        <w:t xml:space="preserve">encoded at 1080 p with frame rate as </w:t>
+        <w:t xml:space="preserve">The input to zero shot anticipation is typically a raw dash cam video sequence that are encoded at 1080 p with frame rate as </w:t>
       </w:r>
       <w:r>
         <w:rPr>
@@ -4765,63 +4133,7 @@
           <w:szCs w:val="24"/>
           <w:lang w:val="en-IN"/>
         </w:rPr>
-        <w:t>30 FPS</w:t>
-      </w:r>
-      <w:r>
-        <w:rPr>
-          <w:sz w:val="24"/>
-          <w:szCs w:val="24"/>
-          <w:lang w:val="en-IN"/>
-        </w:rPr>
-        <w:t xml:space="preserve"> and the video duration is of 5 seconds with the total number of frames as 150. The video sequences are multimodal possessing audio and metadata information in the form of weather, road type etc. These multimodal sequences go through a process of preprocessing as shown in Figure 2. </w:t>
-      </w:r>
-      <w:r>
-        <w:rPr>
-          <w:sz w:val="24"/>
-          <w:szCs w:val="24"/>
-          <w:lang w:val="en-IN"/>
-        </w:rPr>
-        <w:t xml:space="preserve">Since this raw input sequence needs to be parallelly passed on to the three models, the frames are resized to </w:t>
-      </w:r>
-      <w:r>
-        <w:rPr>
-          <w:sz w:val="24"/>
-          <w:szCs w:val="24"/>
-          <w:lang w:val="en-IN"/>
-        </w:rPr>
-        <w:t>224×224</w:t>
-      </w:r>
-      <w:r>
-        <w:rPr>
-          <w:sz w:val="24"/>
-          <w:szCs w:val="24"/>
-          <w:lang w:val="en-IN"/>
-        </w:rPr>
-        <w:t xml:space="preserve"> and the bicubic interpolation is adopted for edge preservation. Since the detection is zero shot, there are possibilities for distribution shift normalisation is carried out for the frames and thus the frames that are overexposed are taken care. </w:t>
-      </w:r>
-      <w:r>
-        <w:rPr>
-          <w:sz w:val="24"/>
-          <w:szCs w:val="24"/>
-          <w:lang w:val="en-IN"/>
-        </w:rPr>
-        <w:t xml:space="preserve">Clip based segmentation is performed to remove the precursor straddles and with regard to the optical flow model, to address the camera shake associated with road bumps, </w:t>
-      </w:r>
-      <w:r>
-        <w:rPr>
-          <w:sz w:val="24"/>
-          <w:szCs w:val="24"/>
-          <w:lang w:val="en-IN"/>
-        </w:rPr>
-        <w:t xml:space="preserve">the consecutive frames are feature mapped with derotation and detranslation and thus homography based warping is performed. </w:t>
-      </w:r>
-      <w:r>
-        <w:rPr>
-          <w:sz w:val="24"/>
-          <w:szCs w:val="24"/>
-          <w:lang w:val="en-IN"/>
-        </w:rPr>
-        <w:t xml:space="preserve">The upper 20% and lower 8% of the frame are stripped. </w:t>
+        <w:t xml:space="preserve">30 FPS and the video duration is of 5 seconds with the total number of frames as 150. The video sequences are multimodal possessing audio and metadata information in the form of weather, road type etc. These multimodal sequences go through a process of preprocessing as shown in Figure 2. Since this raw input sequence needs to be parallelly passed on to the three models, the frames are resized to 224×224 and the bicubic interpolation is adopted for edge preservation. Since the detection is zero shot, there are possibilities for distribution shift normalisation is carried out for the frames and thus the frames that are overexposed are taken care. Clip based segmentation is performed to remove the precursor straddles and with regard to the optical flow model, to address the camera shake associated with road bumps, the consecutive frames are feature mapped with derotation and detranslation and thus homography based warping is performed. The upper 20% and lower 8% of the frame are stripped. </w:t>
       </w:r>
     </w:p>
     <w:p>
@@ -4959,21 +4271,7 @@
           <w:sz w:val="24"/>
           <w:szCs w:val="24"/>
         </w:rPr>
-        <w:t xml:space="preserve">The framework suggests an ensembled approach for Zero shot as it doesn’t include </w:t>
-      </w:r>
-      <w:r>
-        <w:rPr>
-          <w:sz w:val="24"/>
-          <w:szCs w:val="24"/>
-        </w:rPr>
-        <w:t xml:space="preserve">any training </w:t>
-      </w:r>
-      <w:r>
-        <w:rPr>
-          <w:sz w:val="24"/>
-          <w:szCs w:val="24"/>
-        </w:rPr>
-        <w:t xml:space="preserve">samples and thus a complete trial and error was carried out to identify the best suitable models for ensembling. This section clarifies the reason on why these models are specifically chosen for building the ensembled model. </w:t>
+        <w:t xml:space="preserve">The framework suggests an ensembled approach for Zero shot as it doesn’t include any training samples and thus a complete trial and error was carried out to identify the best suitable models for ensembling. This section clarifies the reason on why these models are specifically chosen for building the ensembled model. </w:t>
       </w:r>
     </w:p>
     <w:p>
@@ -5021,21 +4319,7 @@
           <w:sz w:val="24"/>
           <w:szCs w:val="24"/>
         </w:rPr>
-        <w:t xml:space="preserve">One of the primary requirements in the accident anticipation is to perform the visual scoring of the frames. Visual scoring here means the models understandability in explaining the scene it is seeing. Thus, the model shouldn’t view the frames as just a form of pixels instead it needs to understand the underlying meaning. This semantic understanding aids in the </w:t>
-      </w:r>
-      <w:r>
-        <w:rPr>
-          <w:sz w:val="24"/>
-          <w:szCs w:val="24"/>
-        </w:rPr>
-        <w:t xml:space="preserve">scoring of the calm and dangerous frames through which the accident can be anticipated. </w:t>
-      </w:r>
-      <w:r>
-        <w:rPr>
-          <w:sz w:val="24"/>
-          <w:szCs w:val="24"/>
-        </w:rPr>
-        <w:t xml:space="preserve">Thus, adopting CLIP typically aids in finding an answer to the question </w:t>
+        <w:t xml:space="preserve">One of the primary requirements in the accident anticipation is to perform the visual scoring of the frames. Visual scoring here means the models understandability in explaining the scene it is seeing. Thus, the model shouldn’t view the frames as just a form of pixels instead it needs to understand the underlying meaning. This semantic understanding aids in the scoring of the calm and dangerous frames through which the accident can be anticipated. Thus, adopting CLIP typically aids in finding an answer to the question </w:t>
       </w:r>
       <w:r>
         <w:rPr>
@@ -5044,16 +4328,7 @@
           <w:sz w:val="24"/>
           <w:szCs w:val="24"/>
         </w:rPr>
-        <w:t>“is there any danger resemblance in the scene”?</w:t>
-      </w:r>
-      <w:r>
-        <w:rPr>
-          <w:i/>
-          <w:iCs/>
-          <w:sz w:val="24"/>
-          <w:szCs w:val="24"/>
-        </w:rPr>
-        <w:t xml:space="preserve"> </w:t>
+        <w:t xml:space="preserve">“is there any danger resemblance in the scene”? </w:t>
       </w:r>
       <w:r>
         <w:rPr>
@@ -5061,12 +4336,6 @@
           <w:szCs w:val="24"/>
         </w:rPr>
         <w:t xml:space="preserve">The CLIP will be able to do this at zero shot as the model is trained on 400 million </w:t>
-      </w:r>
-      <w:r>
-        <w:rPr>
-          <w:sz w:val="24"/>
-          <w:szCs w:val="24"/>
-        </w:rPr>
         <w:lastRenderedPageBreak/>
         <w:t>image -text pairs due to which they possess the capability to compare each frame against dangerous text prompts without any training. ViT-L/14 is specifically chosen due to its finer spatial detail and better accuracy. The comparative analysis on why this model is chosen for visual scoring is further justified with the table 2.</w:t>
       </w:r>
@@ -5775,56 +5044,7 @@
           <w:sz w:val="24"/>
           <w:szCs w:val="24"/>
         </w:rPr>
-        <w:t xml:space="preserve"> Finding a valid answer to this question </w:t>
-      </w:r>
-      <w:r>
-        <w:rPr>
-          <w:sz w:val="24"/>
-          <w:szCs w:val="24"/>
-        </w:rPr>
-        <w:t xml:space="preserve">greatly contribute for anticipating the accident as the accidents are generally preceded by abnormalities in terms of pedestrians moving, vehicle deceleration and unexpected objects. </w:t>
-      </w:r>
-      <w:r>
-        <w:rPr>
-          <w:sz w:val="24"/>
-          <w:szCs w:val="24"/>
-        </w:rPr>
-        <w:t>Thus,</w:t>
-      </w:r>
-      <w:r>
-        <w:rPr>
-          <w:sz w:val="24"/>
-          <w:szCs w:val="24"/>
-        </w:rPr>
-        <w:t xml:space="preserve"> a model that can understand the </w:t>
-      </w:r>
-      <w:r>
-        <w:rPr>
-          <w:sz w:val="24"/>
-          <w:szCs w:val="24"/>
-        </w:rPr>
-        <w:t xml:space="preserve">motion </w:t>
-      </w:r>
-      <w:r>
-        <w:rPr>
-          <w:sz w:val="24"/>
-          <w:szCs w:val="24"/>
-        </w:rPr>
-        <w:t xml:space="preserve">frame difference </w:t>
-      </w:r>
-      <w:r>
-        <w:rPr>
-          <w:sz w:val="24"/>
-          <w:szCs w:val="24"/>
-        </w:rPr>
-        <w:t>serving an entirely different objective of CLIP is expected. To understand the kinematics in the scene,</w:t>
-      </w:r>
-      <w:r>
-        <w:rPr>
-          <w:sz w:val="24"/>
-          <w:szCs w:val="24"/>
-        </w:rPr>
-        <w:t xml:space="preserve"> </w:t>
+        <w:t xml:space="preserve"> Finding a valid answer to this question greatly contribute for anticipating the accident as the accidents are generally preceded by abnormalities in terms of pedestrians moving, vehicle deceleration and unexpected objects. Thus, a model that can understand the motion frame difference serving an entirely different objective of CLIP is expected. To understand the kinematics in the scene, </w:t>
       </w:r>
       <w:r>
         <w:rPr>
@@ -5832,31 +5052,7 @@
           <w:sz w:val="24"/>
           <w:szCs w:val="24"/>
         </w:rPr>
-        <w:t>Recurrent All-Pairs Field Transforms</w:t>
-      </w:r>
-      <w:r>
-        <w:rPr>
-          <w:rFonts w:eastAsia="Arial"/>
-          <w:sz w:val="24"/>
-          <w:szCs w:val="24"/>
-        </w:rPr>
-        <w:t xml:space="preserve"> (RAFT) is considered to be more accurate, however we adopted to use frame difference because of the GPU compute requirement. </w:t>
-      </w:r>
-      <w:r>
-        <w:rPr>
-          <w:rFonts w:eastAsia="Arial"/>
-          <w:sz w:val="24"/>
-          <w:szCs w:val="24"/>
-        </w:rPr>
-        <w:t xml:space="preserve">With frame difference, 90% </w:t>
-      </w:r>
-      <w:r>
-        <w:rPr>
-          <w:rFonts w:eastAsia="Arial"/>
-          <w:sz w:val="24"/>
-          <w:szCs w:val="24"/>
-        </w:rPr>
-        <w:t>of RAFT accident detection can be computed at 1% of the compute cost. Due to this lower computation cost, frame difference is computed as mentioned in equation (1) using optical flow.</w:t>
+        <w:t xml:space="preserve">Recurrent All-Pairs Field Transforms (RAFT) is considered to be more accurate, however we adopted to use frame difference because of the GPU compute requirement. With frame difference, 90% of RAFT accident detection can be computed at 1% of the compute cost. Due to this lower computation cost, frame difference is computed as mentioned in equation (1) using optical flow.</w:t>
       </w:r>
     </w:p>
     <w:p>
@@ -6067,14 +5263,7 @@
           <w:sz w:val="24"/>
           <w:szCs w:val="24"/>
         </w:rPr>
-        <w:t xml:space="preserve">Vision and the </w:t>
-      </w:r>
-      <w:r>
-        <w:rPr>
-          <w:sz w:val="24"/>
-          <w:szCs w:val="24"/>
-        </w:rPr>
-        <w:t xml:space="preserve">motion models though contribute for understanding the scene for anticipating the accidents, the core problem still exists because these models do not understand </w:t>
+        <w:t xml:space="preserve">Vision and the motion models though contribute for understanding the scene for anticipating the accidents, the core problem still exists because these models do not understand </w:t>
       </w:r>
       <w:r>
         <w:rPr>
@@ -6083,16 +5272,7 @@
           <w:sz w:val="24"/>
           <w:szCs w:val="24"/>
         </w:rPr>
-        <w:t>“what is happening?</w:t>
-      </w:r>
-      <w:r>
-        <w:rPr>
-          <w:i/>
-          <w:iCs/>
-          <w:sz w:val="24"/>
-          <w:szCs w:val="24"/>
-        </w:rPr>
-        <w:t xml:space="preserve">”. </w:t>
+        <w:t xml:space="preserve">“what is happening?”. </w:t>
       </w:r>
       <w:r>
         <w:rPr>
@@ -6261,34 +5441,7 @@
           <w:sz w:val="24"/>
           <w:szCs w:val="24"/>
         </w:rPr>
-        <w:t xml:space="preserve">Justification showing the importance of </w:t>
-      </w:r>
-      <w:r>
-        <w:rPr>
-          <w:b/>
-          <w:bCs/>
-          <w:sz w:val="24"/>
-          <w:szCs w:val="24"/>
-        </w:rPr>
-        <w:t>NLP Caption</w:t>
-      </w:r>
-      <w:r>
-        <w:rPr>
-          <w:b/>
-          <w:bCs/>
-          <w:sz w:val="24"/>
-          <w:szCs w:val="24"/>
-        </w:rPr>
-        <w:t xml:space="preserve"> model for</w:t>
-      </w:r>
-      <w:r>
-        <w:rPr>
-          <w:b/>
-          <w:bCs/>
-          <w:sz w:val="24"/>
-          <w:szCs w:val="24"/>
-        </w:rPr>
-        <w:t xml:space="preserve"> Semantic Scoring</w:t>
+        <w:t xml:space="preserve">Justification showing the importance of NLP Caption model for Semantic Scoring</w:t>
       </w:r>
     </w:p>
     <w:p>
@@ -6844,18 +5997,7 @@
           <w:sz w:val="24"/>
           <w:szCs w:val="24"/>
         </w:rPr>
-        <w:t>'a vehicle controls loss' and 'lead vehicle stops</w:t>
-      </w:r>
-      <w:r>
-        <w:rPr>
-          <w:rFonts w:ascii="Times New Roman" w:eastAsia="Arial" w:hAnsi="Times New Roman" w:cs="Times New Roman"/>
-          <w:i/>
-          <w:iCs/>
-          <w:color w:val="000000"/>
-          <w:sz w:val="24"/>
-          <w:szCs w:val="24"/>
-        </w:rPr>
-        <w:t>’ are</w:t>
+        <w:t>'a vehicle controls loss' and 'lead vehicle stops’ are</w:t>
       </w:r>
       <w:r>
         <w:rPr>
@@ -6864,16 +6006,7 @@
           <w:sz w:val="24"/>
           <w:szCs w:val="24"/>
         </w:rPr>
-        <w:t xml:space="preserve"> driver specific accident anticipation and thus needs a model with lesser general language context. MiniLM’s are trained on domain specific diverse sentence pairs aiding for better predictio</w:t>
-      </w:r>
-      <w:r>
-        <w:rPr>
-          <w:rFonts w:ascii="Times New Roman" w:eastAsia="Arial" w:hAnsi="Times New Roman" w:cs="Times New Roman"/>
-          <w:color w:val="000000"/>
-          <w:sz w:val="24"/>
-          <w:szCs w:val="24"/>
-        </w:rPr>
-        <w:t>n.</w:t>
+        <w:t xml:space="preserve"> driver specific accident anticipation and thus needs a model with lesser general language context. MiniLM’s are trained on domain specific diverse sentence pairs aiding for better prediction.</w:t>
       </w:r>
     </w:p>
     <w:p>
@@ -7327,14 +6460,7 @@
           <w:sz w:val="24"/>
           <w:szCs w:val="24"/>
         </w:rPr>
-        <w:t xml:space="preserve">Based on this analysis, it is identified that the central problem associated with the </w:t>
-      </w:r>
-      <w:r>
-        <w:rPr>
-          <w:sz w:val="24"/>
-          <w:szCs w:val="24"/>
-        </w:rPr>
-        <w:t>individual models are they are blind to what the others see. The CLIP model is blinded to time, NLP caption is blinded to visuals and optical flow is blinded to semantics. Thus, it is obvious that any single model provides noisy, incomplete predictions. Thus, ensembling can combine the complementary views of the same scene aiding for better anticipation. Table 4 presents the advantages of using ensembling.</w:t>
+        <w:t xml:space="preserve">Based on this analysis, it is identified that the central problem associated with the individual models are they are blind to what the others see. The CLIP model is blinded to time, NLP caption is blinded to visuals and optical flow is blinded to semantics. Thus, it is obvious that any single model provides noisy, incomplete predictions. Thus, ensembling can combine the complementary views of the same scene aiding for better anticipation. Table 4 presents the advantages of using ensembling.</w:t>
       </w:r>
     </w:p>
     <w:p>
@@ -8271,21 +7397,7 @@
           <w:sz w:val="24"/>
           <w:szCs w:val="24"/>
         </w:rPr>
-        <w:t>Thus,</w:t>
-      </w:r>
-      <w:r>
-        <w:rPr>
-          <w:sz w:val="24"/>
-          <w:szCs w:val="24"/>
-        </w:rPr>
-        <w:t xml:space="preserve"> ensembling provides us </w:t>
-      </w:r>
-      <w:r>
-        <w:rPr>
-          <w:sz w:val="24"/>
-          <w:szCs w:val="24"/>
-        </w:rPr>
-        <w:t xml:space="preserve">to find give clues regarding the research formulation questions like </w:t>
+        <w:t xml:space="preserve">Thus, ensembling provides us to find give clues regarding the research formulation questions like </w:t>
       </w:r>
       <w:r>
         <w:rPr>
@@ -8339,42 +7451,7 @@
           <w:sz w:val="24"/>
           <w:szCs w:val="24"/>
         </w:rPr>
-        <w:t xml:space="preserve">The total 1417 images </w:t>
-      </w:r>
-      <w:r>
-        <w:rPr>
-          <w:sz w:val="24"/>
-          <w:szCs w:val="24"/>
-        </w:rPr>
-        <w:t xml:space="preserve">are processed individually through the </w:t>
-      </w:r>
-      <w:r>
-        <w:rPr>
-          <w:sz w:val="24"/>
-          <w:szCs w:val="24"/>
-        </w:rPr>
-        <w:t>six-stage</w:t>
-      </w:r>
-      <w:r>
-        <w:rPr>
-          <w:sz w:val="24"/>
-          <w:szCs w:val="24"/>
-        </w:rPr>
-        <w:t xml:space="preserve"> pipeline process as shown in the Figure 3. </w:t>
-      </w:r>
-      <w:r>
-        <w:rPr>
-          <w:sz w:val="24"/>
-          <w:szCs w:val="24"/>
-        </w:rPr>
-        <w:t xml:space="preserve">Aligning with the architecture of the framework the workflow explains it with context to the functions used for performing each of the step. </w:t>
-      </w:r>
-      <w:r>
-        <w:rPr>
-          <w:sz w:val="24"/>
-          <w:szCs w:val="24"/>
-        </w:rPr>
-        <w:t>Each of the clip that is standardized to T=150 frames bounded by start and end frames are fed into three model where complementary temporal sequences are computed in parallel.</w:t>
+        <w:t xml:space="preserve">The total 1417 images are processed individually through the six-stage pipeline process as shown in the Figure 3. Aligning with the architecture of the framework the workflow explains it with context to the functions used for performing each of the step. Each of the clip that is standardized to T=150 frames bounded by start and end frames are fed into three model where complementary temporal sequences are computed in parallel.</w:t>
       </w:r>
     </w:p>
     <w:p>
@@ -8401,15 +7478,7 @@
           <w:szCs w:val="24"/>
           <w:lang w:val="en-IN"/>
         </w:rPr>
-        <w:t xml:space="preserve">CLIP ViT-L/14 </w:t>
-      </w:r>
-      <w:r>
-        <w:rPr>
-          <w:sz w:val="24"/>
-          <w:szCs w:val="24"/>
-          <w:lang w:val="en-IN"/>
-        </w:rPr>
-        <w:t>[11] takes the frame as input and encode that frame so as to identify the dangerous and safe scene. This is carried out with the computation of the cosine similarity between the frame embedding and hand-crafted text anchors. This similarity value thus aids in the identification of the danger affinity score for each frame as mentioned in equation (2)</w:t>
+        <w:t xml:space="preserve">CLIP ViT-L/14 [11] takes the frame as input and encode that frame so as to identify the dangerous and safe scene. This is carried out with the computation of the cosine similarity between the frame embedding and hand-crafted text anchors. This similarity value thus aids in the identification of the danger affinity score for each frame as mentioned in equation (2)</w:t>
       </w:r>
     </w:p>
     <w:p>
@@ -8951,34 +8020,7 @@
           <w:sz w:val="24"/>
           <w:szCs w:val="24"/>
         </w:rPr>
-        <w:t xml:space="preserve">Figure </w:t>
-      </w:r>
-      <w:r>
-        <w:rPr>
-          <w:b/>
-          <w:bCs/>
-          <w:sz w:val="24"/>
-          <w:szCs w:val="24"/>
-        </w:rPr>
-        <w:t>3:</w:t>
-      </w:r>
-      <w:r>
-        <w:rPr>
-          <w:b/>
-          <w:bCs/>
-          <w:sz w:val="24"/>
-          <w:szCs w:val="24"/>
-        </w:rPr>
-        <w:t xml:space="preserve"> </w:t>
-      </w:r>
-      <w:r>
-        <w:rPr>
-          <w:b/>
-          <w:bCs/>
-          <w:sz w:val="24"/>
-          <w:szCs w:val="24"/>
-        </w:rPr>
-        <w:t>Workflow with feature extraction and ensemble score computation</w:t>
+        <w:t xml:space="preserve">Figure 3: Workflow with feature extraction and ensemble score computation</w:t>
       </w:r>
     </w:p>
     <w:p>
@@ -9756,15 +8798,7 @@
           <w:szCs w:val="24"/>
           <w:lang w:val="en-IN"/>
         </w:rPr>
-        <w:t xml:space="preserve">NLP captioning model </w:t>
-      </w:r>
-      <w:r>
-        <w:rPr>
-          <w:sz w:val="24"/>
-          <w:szCs w:val="24"/>
-          <w:lang w:val="en-IN"/>
-        </w:rPr>
-        <w:t>generates the zero-shot text caption for each frame. This model performs the scoring against sudden onset of danger and gradual onset of danger. Thus, the final score is estimated using the temporal offset and relative score trajectory as mentioned in equation (3)</w:t>
+        <w:t xml:space="preserve">NLP captioning model generates the zero-shot text caption for each frame. This model performs the scoring against sudden onset of danger and gradual onset of danger. Thus, the final score is estimated using the temporal offset and relative score trajectory as mentioned in equation (3)</w:t>
       </w:r>
     </w:p>
     <w:p>
@@ -10726,15 +9760,7 @@
           <w:szCs w:val="24"/>
           <w:lang w:val="en-IN"/>
         </w:rPr>
-        <w:t xml:space="preserve">The varied weights are exhibited due to the variation with the </w:t>
-      </w:r>
-      <w:r>
-        <w:rPr>
-          <w:sz w:val="24"/>
-          <w:szCs w:val="24"/>
-          <w:lang w:val="en-IN"/>
-        </w:rPr>
-        <w:t xml:space="preserve">power of the models. </w:t>
+        <w:t xml:space="preserve">The varied weights are exhibited due to the variation with the power of the models. </w:t>
       </w:r>
     </w:p>
     <w:p>
@@ -11024,15 +10050,7 @@
           <w:szCs w:val="24"/>
           <w:lang w:val="en-IN"/>
         </w:rPr>
-        <w:t xml:space="preserve">This gaussian kernel averages the precision and area under the ROC </w:t>
-      </w:r>
-      <w:r>
-        <w:rPr>
-          <w:sz w:val="24"/>
-          <w:szCs w:val="24"/>
-          <w:lang w:val="en-IN"/>
-        </w:rPr>
-        <w:t xml:space="preserve">contributing towards the preservation of the shape of the safe transitions. </w:t>
+        <w:t xml:space="preserve">This gaussian kernel averages the precision and area under the ROC contributing towards the preservation of the shape of the safe transitions. </w:t>
       </w:r>
     </w:p>
     <w:p>
@@ -11074,15 +10092,7 @@
           <w:szCs w:val="24"/>
           <w:lang w:val="en-IN"/>
         </w:rPr>
-        <w:t>is applied</w:t>
-      </w:r>
-      <w:r>
-        <w:rPr>
-          <w:sz w:val="24"/>
-          <w:szCs w:val="24"/>
-          <w:lang w:val="en-IN"/>
-        </w:rPr>
-        <w:t xml:space="preserve"> as mentioned in equation (6)</w:t>
+        <w:t xml:space="preserve">is applied as mentioned in equation (6)</w:t>
       </w:r>
     </w:p>
     <w:p>
@@ -12338,47 +11348,7 @@
           <w:szCs w:val="24"/>
           <w:lang w:val="en-IN"/>
         </w:rPr>
-        <w:t>was selected from the Pareto front of TTA gain versus false-positive rate increase</w:t>
-      </w:r>
-      <w:r>
-        <w:rPr>
-          <w:sz w:val="24"/>
-          <w:szCs w:val="24"/>
-          <w:lang w:val="en-IN"/>
-        </w:rPr>
-        <w:t xml:space="preserve">. </w:t>
-      </w:r>
-      <w:r>
-        <w:rPr>
-          <w:sz w:val="24"/>
-          <w:szCs w:val="24"/>
-          <w:lang w:val="en-IN"/>
-        </w:rPr>
-        <w:t>Note that Stage 5 must precede Stage 4 in implementation: applying temporal compression after clamping would violate the monotone guarantee established in Eq. (</w:t>
-      </w:r>
-      <w:r>
-        <w:rPr>
-          <w:sz w:val="24"/>
-          <w:szCs w:val="24"/>
-          <w:lang w:val="en-IN"/>
-        </w:rPr>
-        <w:t>5</w:t>
-      </w:r>
-      <w:r>
-        <w:rPr>
-          <w:sz w:val="24"/>
-          <w:szCs w:val="24"/>
-          <w:lang w:val="en-IN"/>
-        </w:rPr>
-        <w:t>). Finally</w:t>
-      </w:r>
-      <w:r>
-        <w:rPr>
-          <w:sz w:val="24"/>
-          <w:szCs w:val="24"/>
-          <w:lang w:val="en-IN"/>
-        </w:rPr>
-        <w:t xml:space="preserve">, the output is clipped to the open interval </w:t>
+        <w:t xml:space="preserve">was selected from the Pareto front of TTA gain versus false-positive rate increase. Note that Stage 5 must precede Stage 4 in implementation: applying temporal compression after clamping would violate the monotone guarantee established in Eq. (5). Finally, the output is clipped to the open interval </w:t>
       </w:r>
       <m:oMath>
         <m:d>
@@ -12553,13 +11523,6 @@
           <w:szCs w:val="24"/>
         </w:rPr>
         <w:t xml:space="preserve"> capturing a broad spectrum of real-world collision scenarios, including ego-vehicle loss of control, abrupt pedestrian incursions, non-signalised intersection collisions, rear-end impacts, and lateral sideswipe events occurring </w:t>
-      </w:r>
-      <w:r>
-        <w:rPr>
-          <w:rFonts w:eastAsia="Times New Roman"/>
-          <w:sz w:val="24"/>
-          <w:szCs w:val="24"/>
-        </w:rPr>
         <w:lastRenderedPageBreak/>
         <w:t>under diverse environmental conditions such as rain, fog, night driving, tunnel passages, and mountain road geometry.</w:t>
       </w:r>
@@ -15515,13 +14478,6 @@
           <w:szCs w:val="24"/>
         </w:rPr>
         <w:t xml:space="preserve">Maximum risk scores at the collision terminus ranged between 0.963 and 0.999, confirming that the ensemble does not suffer from confidence </w:t>
-      </w:r>
-      <w:r>
-        <w:rPr>
-          <w:rFonts w:eastAsia="Times New Roman"/>
-          <w:sz w:val="24"/>
-          <w:szCs w:val="24"/>
-        </w:rPr>
         <w:lastRenderedPageBreak/>
         <w:t>degradation as scene complexity and visual chaoticity escalate during the final crash frames. The monotone clamping constraint (Stage 4), informed by the structural stability of the NLP prior, ensures that the risk signal maintains saturation even as the visual frame degrades through motion blur and camera shake.</w:t>
       </w:r>
@@ -16769,13 +15725,6 @@
           <w:szCs w:val="24"/>
         </w:rPr>
         <w:t xml:space="preserve"> (kinematic onset time), and the NLP prior </w:t>
-      </w:r>
-      <w:r>
-        <w:rPr>
-          <w:rFonts w:eastAsia="Times New Roman"/>
-          <w:sz w:val="24"/>
-          <w:szCs w:val="24"/>
-        </w:rPr>
         <w:lastRenderedPageBreak/>
         <w:t xml:space="preserve">supplies the </w:t>
       </w:r>
@@ -22985,13 +21934,6 @@
           <w:szCs w:val="24"/>
         </w:rPr>
         <w:t xml:space="preserve"> (range: 0.9629–0.9986). The strict monotone clamping — contextually guided by the NLP prior's structural risk trajectory — ensures that risk confidence does not degrade when the visual </w:t>
-      </w:r>
-      <w:r>
-        <w:rPr>
-          <w:rFonts w:eastAsia="Times New Roman"/>
-          <w:sz w:val="24"/>
-          <w:szCs w:val="24"/>
-        </w:rPr>
         <w:lastRenderedPageBreak/>
         <w:t>frame becomes chaotic, blurred, or occluded in the frames immediately preceding the crash. This is particularly critical in sequences involving extreme loss-of-control events where camera shake and motion blur can severely degrade VLM feature quality.</w:t>
       </w:r>
@@ -24819,13 +23761,6 @@
           <w:szCs w:val="24"/>
         </w:rPr>
         <w:t xml:space="preserve"> of the framework — with no training data, no domain fine-tuning, and no architecture modification — implies that the system can be deployed immediately on novel road environments, geographic regions, or vehicle types </w:t>
-      </w:r>
-      <w:r>
-        <w:rPr>
-          <w:rFonts w:eastAsia="Times New Roman"/>
-          <w:sz w:val="24"/>
-          <w:szCs w:val="24"/>
-        </w:rPr>
         <w:lastRenderedPageBreak/>
         <w:t>without any retraining overhead. This is a qualitatively distinct advantage over supervised accident anticipation models, which typically require months of data collection, labelling, and retraining when deployed in new operational domains.</w:t>
       </w:r>
@@ -25045,13 +23980,6 @@
           <w:szCs w:val="24"/>
         </w:rPr>
         <w:t xml:space="preserve">The strict zero-shot operational mode of PreCrash — with no training data of any kind — implies immediate deployability across novel road environments, geographic regions, adverse weather conditions, and vehicle platforms without retraining overhead. This property distinguishes the framework categorically from supervised and unsupervised approaches that </w:t>
-      </w:r>
-      <w:r>
-        <w:rPr>
-          <w:rFonts w:eastAsia="Times New Roman"/>
-          <w:sz w:val="24"/>
-          <w:szCs w:val="24"/>
-        </w:rPr>
         <w:lastRenderedPageBreak/>
         <w:t xml:space="preserve">require costly data collection, annotation, and retraining cycles when deployed outside their training domain. The results collectively establish that </w:t>
       </w:r>
@@ -25307,13 +24235,6 @@
           <w:szCs w:val="24"/>
         </w:rPr>
         <w:t xml:space="preserve"> as a score refinement layer — operating on the sequence of raw ensemble scores rather than on raw visual features — would enable the framework to explicitly reason about risk trajectory shape, acceleration, and inflection points without imposing the computational burden of full end-to-end video transformer inference. This refinement layer </w:t>
-      </w:r>
-      <w:r>
-        <w:rPr>
-          <w:rFonts w:eastAsia="Times New Roman"/>
-          <w:sz w:val="24"/>
-          <w:szCs w:val="24"/>
-        </w:rPr>
         <w:lastRenderedPageBreak/>
         <w:t>could be trained on a small auxiliary set of labelled risk trajectories in a few-shot regime, extending the zero-shot framework toward a few-shot variant with minimal annotation cost.</w:t>
       </w:r>
@@ -25486,15 +24407,7 @@
           <w:sz w:val="24"/>
           <w:szCs w:val="24"/>
         </w:rPr>
-        <w:t>In summary, PreCrash establishes that zero-shot, training-free accident anticipation is not merely a theoretical possibility but a practically achievable and measurably effective operational capability. The results call for a re-evaluation of the assumption that safety-critical visual understanding systems categorically require large, domain-specific labelled datasets — and position pre-trained Vision-Language Model ensembles as a viable, scalable foundation for the next generation of intelligent road safety system</w:t>
-      </w:r>
-      <w:r>
-        <w:rPr>
-          <w:rFonts w:eastAsia="Times New Roman"/>
-          <w:sz w:val="24"/>
-          <w:szCs w:val="24"/>
-        </w:rPr>
-        <w:t>.</w:t>
+        <w:t>In summary, PreCrash establishes that zero-shot, training-free accident anticipation is not merely a theoretical possibility but a practically achievable and measurably effective operational capability. The results call for a re-evaluation of the assumption that safety-critical visual understanding systems categorically require large, domain-specific labelled datasets — and position pre-trained Vision-Language Model ensembles as a viable, scalable foundation for the next generation of intelligent road safety system.</w:t>
       </w:r>
     </w:p>
     <w:p>
@@ -25897,6 +24810,100 @@
           <w:numId w:val="0"/>
         </w:numPr>
       </w:pPr>
+    </w:p>
+    <w:p>
+      <w:pPr>
+        <w:pStyle w:val="Heading1"/>
+        <w:numPr>
+          <w:ilvl w:val="0"/>
+          <w:numId w:val="1"/>
+        </w:numPr>
+        <w:rPr>
+          <w:rFonts w:ascii="Times New Roman" w:hAnsi="Times New Roman" w:cs="Times New Roman"/>
+          <w:b/>
+          <w:bCs/>
+          <w:color w:val="000000" w:themeColor="text1"/>
+          <w:sz w:val="24"/>
+          <w:szCs w:val="24"/>
+        </w:rPr>
+      </w:pPr>
+      <w:r>
+        <w:rPr>
+          <w:rFonts w:ascii="Times New Roman" w:hAnsi="Times New Roman" w:cs="Times New Roman"/>
+          <w:b/>
+          <w:bCs/>
+          <w:color w:val="000000" w:themeColor="text1"/>
+          <w:sz w:val="24"/>
+          <w:szCs w:val="24"/>
+        </w:rPr>
+        <w:t xml:space="preserve">MATERIAL MOVED FROM THE INTRODUCTION — to be reintegrated into Section 2, not for submission in this position</w:t>
+      </w:r>
+    </w:p>
+    <w:p>
+      <w:pPr>
+        <w:jc w:val="both"/>
+        <w:rPr>
+          <w:sz w:val="24"/>
+          <w:szCs w:val="24"/>
+        </w:rPr>
+      </w:pPr>
+      <w:r>
+        <w:rPr>
+          <w:sz w:val="24"/>
+          <w:szCs w:val="24"/>
+        </w:rPr>
+        <w:t xml:space="preserve">The problem of accident anticipation is different and harder than that of the accident detection because in accident detection we aim to identify the presence of obstacles in the form of car, pedestrian, traffic light etc. as well as the actions like someone waving and does the classification based on them [4]. However, in anticipation, the prediction is something that might happen in the future or may not so we expect the models to reason about the future. This reasoning is done based on the ambiguous, sporadic probabilistic projections. </w:t>
+      </w:r>
+    </w:p>
+    <w:p>
+      <w:pPr>
+        <w:jc w:val="both"/>
+        <w:rPr>
+          <w:sz w:val="24"/>
+          <w:szCs w:val="24"/>
+        </w:rPr>
+      </w:pPr>
+      <w:r>
+        <w:rPr>
+          <w:sz w:val="24"/>
+          <w:szCs w:val="24"/>
+        </w:rPr>
+        <w:t xml:space="preserve">One of the factors that helps in anticipation is the precursor state, a visual signal that can signal the danger. A driver driving at the highways observes a pattern that the car 50 meters away has suddenly drifted its lane position to 20 cm to the right and a sudden drop in speed is observed. The driver hasn’t applied a brake or an occurrence of accident is observed, however these deviations in lane and speed are a precursor signal indicating the driver’s drowsiness or uneasiness. Thus, in accident anticipation, the model needs to understand this uneasiness that aids in anticipating accidents. Thus, the precursor states can be identified with the deviation in vehicle track, clogging patterns and predicting the future intersection of two objects using current motion [5]. </w:t>
+      </w:r>
+    </w:p>
+    <w:p>
+      <w:pPr>
+        <w:jc w:val="both"/>
+        <w:rPr>
+          <w:sz w:val="24"/>
+          <w:szCs w:val="24"/>
+        </w:rPr>
+      </w:pPr>
+      <w:r>
+        <w:rPr>
+          <w:sz w:val="24"/>
+          <w:szCs w:val="24"/>
+        </w:rPr>
+        <w:t xml:space="preserve">Existing training-based models both supervised and unsupervised approaches aren’t suitable for accident anticipation because of the fact that they are biased based on the training data [6]. The problem of accident anticipation is viewed merely as a frame level problem without much vitality is given to the precursor states. The subtle differences between the normal scene and accident scene are so tiny that goes unnoticed many at times in supervised models as they are trained on features and thus, they can’t identify the marginal changes in terms of the position and velocity. So, they do not capture the dynamics and context of the scene and thus this method remains as a mere memorization of the dataset and does anticipation based on the memorization not on the danger perspective. This demands an approach that is more realistic than the training-based approaches that can generalize well and does the anticipation even under extreme weather conditions and unfamiliar road geometry.  </w:t>
+      </w:r>
+    </w:p>
+    <w:p>
+      <w:pPr>
+        <w:jc w:val="both"/>
+        <w:rPr>
+          <w:sz w:val="24"/>
+          <w:szCs w:val="24"/>
+        </w:rPr>
+      </w:pPr>
+      <w:r>
+        <w:rPr>
+          <w:sz w:val="24"/>
+          <w:szCs w:val="24"/>
+        </w:rPr>
+        <w:t xml:space="preserve">Vision language Models (VLMs) acts as a suitable alternative to address all the challenges encountered by training-based approaches in terms of class imbalance, poor generalization, expensive labelling and spurious correlations [7]. The VLMs are ideal for accident anticipation as they can help identify the precursors effectively as they can map the visual cues in the video sequence to natural language reasoning. Thus, the conclusions drawn about the anticipation are purely based on the semantic understanding of the entire video frames [8]. However, the current VLMs if adopted individually as mentioned in [9] [10] suffers certain challenges in anticipation as the predictions introduce biases as per the architectural specifications and thus, they struggle for the identification of the semantic reasoning, robustness and generalization. Thus, relying on a single model is often fragile and ensembling seems to be a practical alternative to these concerns. Thus, this work aims to identify the models that can understand the dashcam scene </w:t>
+        <w:lastRenderedPageBreak/>
+        <w:t xml:space="preserve">effectively and understand the scene dynamics effectively and able to draw conclusions based on the domain knowledge. </w:t>
+      </w:r>
     </w:p>
     <w:sectPr>
       <w:pgSz w:w="11906" w:h="16838"/>

--- a/paper/Precrash.docx
+++ b/paper/Precrash.docx
@@ -31,7 +31,7 @@
           <w:sz w:val="28"/>
           <w:szCs w:val="28"/>
         </w:rPr>
-        <w:t xml:space="preserve">Unbounded Timing Terms Make a Composite Accident-Anticipation Score Video-Blind: Evidence from a Live Benchmark</w:t>
+        <w:t>Unbounded Timing Terms Make a Composite Accident-Anticipation Score Video-Blind: Evidence from a Live Benchmark</w:t>
       </w:r>
     </w:p>
     <w:p>
@@ -68,23 +68,7 @@
           <w:sz w:val="24"/>
           <w:szCs w:val="24"/>
         </w:rPr>
-        <w:t xml:space="preserve">Department of Computer Science and Engineering </w:t>
-      </w:r>
-      <w:r>
-        <w:rPr>
-          <w:sz w:val="24"/>
-          <w:szCs w:val="24"/>
-        </w:rPr>
-        <w:br/>
-        <w:t xml:space="preserve"> T John Institute of Technology</w:t>
-      </w:r>
-      <w:r>
-        <w:rPr>
-          <w:i/>
-          <w:sz w:val="24"/>
-          <w:szCs w:val="24"/>
-        </w:rPr>
-        <w:br/>
+        <w:t xml:space="preserve">Independent Researcher, </w:t>
       </w:r>
       <w:r>
         <w:rPr>
@@ -93,26 +77,9 @@
         </w:rPr>
         <w:t>Bengaluru,India</w:t>
         <w:br/>
-        <w:t>email :</w:t>
+        <w:t xml:space="preserve">email :oli.sudar@gmail.com, orcid: </w:t>
       </w:r>
       <w:hyperlink r:id="rId5" w:history="1">
-        <w:r>
-          <w:rPr>
-            <w:rStyle w:val="Hyperlink"/>
-            <w:sz w:val="24"/>
-            <w:szCs w:val="24"/>
-          </w:rPr>
-          <w:t>sudaroli@tjohngroup.com</w:t>
-        </w:r>
-      </w:hyperlink>
-      <w:r>
-        <w:rPr>
-          <w:sz w:val="24"/>
-          <w:szCs w:val="24"/>
-        </w:rPr>
-        <w:t xml:space="preserve">, orcid: </w:t>
-      </w:r>
-      <w:hyperlink r:id="rId6" w:history="1">
         <w:r>
           <w:rPr>
             <w:rStyle w:val="Hyperlink"/>
@@ -245,6 +212,9 @@
       <w:pPr>
         <w:pStyle w:val="Abstract"/>
         <w:ind w:firstLine="0"/>
+        <w:rPr>
+          <w:iCs/>
+        </w:rPr>
       </w:pPr>
     </w:p>
     <w:p>
@@ -252,14 +222,14 @@
         <w:ind w:firstLine="202"/>
         <w:jc w:val="both"/>
         <w:rPr>
-          <w:i/>
-        </w:rPr>
-      </w:pPr>
-      <w:r>
-        <w:rPr>
-          <w:i/>
-        </w:rPr>
-        <w:t xml:space="preserve">Traffic-accident anticipation is increasingly scored by composite metrics that add an earliness term — time-to-accident at a fixed risk threshold — to discrimination terms such as average precision and area under the ROC curve. We show that this composition fails structurally rather than incidentally. The discrimination terms are bounded on the unit interval while the earliness terms scale with clip length, and the earliness terms have a trivial global maximiser: a constant risk score above the threshold attains, on every clip, the largest value that clip admits. We demonstrate the consequence on a live benchmark. On the Zero-shot Accident Anticipation competition (AUTOPILOT; 1,417 clips curated from MM-AU; 13 teams), a constant risk score of 0.51, which reads no pixels, scores 2.35291 on the private leaderboard — matching the eighth-placed team at the precision the leaderboard displays, exceeding five of thirteen teams including our own, and falling 0.14874 short of the winning score. Using twenty-four video-blind submissions as probes, designed so that unknown terms cancel under differencing, we then decompose the metric from outside the competition without access to any label: average precision and area under the curve together contribute 0.35105 to a blind submission, the two timing terms contribute 2.00186 — 5.70 times as much — and the score falls at exactly one sixtieth of a point per frame of delay, confirmed by a one-frame experiment. The same probes recover the support and mean of the withheld accident-onset distribution, and establish a second result: three curves that cross the threshold at the same frame, with identical values at the crossing, score 0.091 apart, a spread the published metric definition cannot produce. The benchmark's stated formula therefore does not reproduce its own scorer. We report our ninth-placed entry, a training-free ensemble that scores below the constant, as the case study, and close with a protocol whose central requirement is that every anticipation result be reported alongside a video-blind control.</w:t>
+          <w:iCs/>
+        </w:rPr>
+      </w:pPr>
+      <w:r>
+        <w:rPr>
+          <w:iCs/>
+        </w:rPr>
+        <w:t xml:space="preserve">Traffic-accident anticipation is increasingly scored by composite metrics that add an earliness term — time-to-accident at a fixed risk threshold — to discrimination terms such as average precision and area under the ROC curve. We show that this composition fails structurally rather than incidentally. The discrimination terms are bounded on the unit interval while the earliness terms scale with clip length, and the earliness terms have a trivial global maximiser: a constant risk score above the threshold attains, on every clip, the largest value that clip admits. We demonstrate the consequence on a live benchmark. On the Zero-shot Accident Anticipation competition (AUTOPILOT; 1,417 clips curated from MM-AU; 13 teams), a constant risk score of 0.51, which reads no pixels, scores 2.35291 on the private leaderboard — matching the eighth-place team at the precision the leaderboard displays, exceeding five of thirteen teams including our own, and falling 0.14874 short of the winning score. Using twenty-four video-blind submissions as probes, designed so that unknown terms cancel under differencing, we then decompose the metric from outside the competition without access to any label: average precision and area under the curve together contribute 0.35105 to a blind submission, the two-timing terms contribute 2.00186 — 5.70 times as much — and the score falls at exactly one sixtieth of a point per frame of delay, confirmed by a one-frame experiment. The same probes recover the support and mean of the withheld accident-onset distribution, and establish a second result: three curves that cross the threshold at the same frame, with identical values at the crossing, score 0.091 apart, a spread the published metric definition cannot produce. The benchmark's stated formula therefore does not reproduce its own scorer. We report our ninth-placed entry, a training-free ensemble that scores below the constant, as the case study, and close with a protocol whose central requirement is that every anticipation result be reported alongside a video-blind control.</w:t>
       </w:r>
     </w:p>
     <w:p>
@@ -284,7 +254,7 @@
           <w:i/>
           <w:color w:val="1F3864" w:themeColor="accent1" w:themeShade="80"/>
         </w:rPr>
-        <w:t xml:space="preserve">Code: https://github.com/sudaroli1/precrash</w:t>
+        <w:t>Code: https://github.com/sudaroli1/precrash</w:t>
       </w:r>
     </w:p>
     <w:p>
@@ -319,7 +289,7 @@
           <w:b/>
           <w:bCs/>
         </w:rPr>
-        <w:t xml:space="preserve">Accident anticipation, evaluation methodology, benchmark design, video-blind baselines, composite metrics, time-to-accident, dashcam video analysis, intelligent transportation systems.</w:t>
+        <w:t>Accident anticipation, evaluation methodology, benchmark design, video-blind baselines, composite metrics, time-to-accident, dashcam video analysis, intelligent transportation systems.</w:t>
       </w:r>
     </w:p>
     <w:p>
@@ -363,7 +333,9 @@
           <w:sz w:val="24"/>
           <w:szCs w:val="24"/>
         </w:rPr>
-        <w:t xml:space="preserve">Road traffic injury kills approximately 1.19 million people every year [1], and leaves far more with permanent disability. A large share of those deaths are in principle foreseeable in the seconds before they occur, which is what makes anticipation — as opposed to detection after the fact — worth pursuing as an obligation and not only as a research problem [2]. Modern vehicles already carry the necessary instrument. A dashcam holds the primary visual record of the driving environment, including the sudden lane change, the pedestrian stepping off the kerb, and the hard braking of the vehicle ahead [3]. That record is used almost entirely in retrospect, to establish what happened after a collision. The question motivating this work was whether it could be used prospectively instead.</w:t>
+        <w:t xml:space="preserve">Road traffic injury kills approximately 1.19 million people every year [1], and leaves far more with permanent disability. A large share of those deaths are in principle foreseeable in the seconds before they occur, which is what makes anticipation — as opposed to detection after the fact — worth pursuing as an obligation and not only as a research problem [2]. Modern vehicles already carry the necessary instrument. A dashcam holds the primary visual record of the driving environment, including the sudden lane change, the pedestrian stepping off the kerb, and the hard braking of the vehicle ahead [3]. That record is used almost entirely in retrospect, </w:t>
+        <w:lastRenderedPageBreak/>
+        <w:t>to establish what happened after a collision. The question motivating this work was whether it could be used prospectively instead.</w:t>
       </w:r>
     </w:p>
     <w:p>
@@ -413,7 +385,7 @@
           <w:sz w:val="24"/>
           <w:szCs w:val="24"/>
         </w:rPr>
-        <w:t xml:space="preserve">This paper is not about that system. It is about what we found when we tried to understand the score it received.</w:t>
+        <w:t>This paper is not about that system. It is about what we found when we tried to understand the score it received.</w:t>
       </w:r>
     </w:p>
     <w:p>
@@ -438,7 +410,7 @@
           <w:sz w:val="24"/>
           <w:szCs w:val="24"/>
         </w:rPr>
-        <w:t xml:space="preserve">The competition scores submissions with a composite metric: a weighted sum of average precision (AP), area under the ROC curve (AUC), and two earliness measures — time-to-accident (TTA) and stable time-to-accident (STTA) — each evaluated at a risk threshold of 0.5. The composition is intuitive, and it is becoming common. A useful anticipator should both separate accident clips from normal driving and raise the alarm early, and summing terms that measure each seems a reasonable way to ask for both.</w:t>
+        <w:t>The competition scores submissions with a composite metric: a weighted sum of average precision (AP), area under the ROC curve (AUC), and two earliness measures — time-to-accident (TTA) and stable time-to-accident (STTA) — each evaluated at a risk threshold of 0.5. The composition is intuitive, and it is becoming common. A useful anticipator should both separate accident clips from normal driving and raise the alarm early, and summing terms that measure each seems a reasonable way to ask for both.</w:t>
       </w:r>
     </w:p>
     <w:p>
@@ -463,7 +435,7 @@
           <w:sz w:val="24"/>
           <w:szCs w:val="24"/>
         </w:rPr>
-        <w:t xml:space="preserve">It is not. AP and AUC are bounded on the unit interval. TTA and STTA are measured in frames and are bounded only by the length of the clip, which is 150 frames here. Summing a bounded quantity with an unbounded one means the unbounded one decides the ranking, and on this benchmark the arithmetic is not subtle: the timing terms are worth 5.70 times everything the discrimination terms contribute to a submission that reads nothing.</w:t>
+        <w:t>It is not. AP and AUC are bounded on the unit interval. TTA and STTA are measured in frames and are bounded only by the length of the clip, which is 150 frames here. Summing a bounded quantity with an unbounded one means the unbounded one decides the ranking, and on this benchmark the arithmetic is not subtle: the timing terms are worth 5.70 times everything the discrimination terms contribute to a submission that reads nothing.</w:t>
       </w:r>
     </w:p>
     <w:p>
@@ -488,7 +460,7 @@
           <w:sz w:val="24"/>
           <w:szCs w:val="24"/>
         </w:rPr>
-        <w:t xml:space="preserve">Worse, the timing terms have a trivial global maximiser. TTA is the largest interval between the accident frame and any frame at which predicted risk exceeds the threshold; STTA is the largest such interval over which risk stays above the threshold without interruption. A constant risk score of 0.51 crosses the threshold at frame 0 and never falls, so it attains, on every clip, exactly the maximum value that clip admits, for both terms simultaneously. No method that reads the video can exceed it there. A method can only match it, and then compete on AP and AUC, which we show below are worth 0.35105 to a blind submission.</w:t>
+        <w:t>Worse, the timing terms have a trivial global maximiser. TTA is the largest interval between the accident frame and any frame at which predicted risk exceeds the threshold; STTA is the largest such interval over which risk stays above the threshold without interruption. A constant risk score of 0.51 crosses the threshold at frame 0 and never falls, so it attains, on every clip, exactly the maximum value that clip admits, for both terms simultaneously. No method that reads the video can exceed it there. A method can only match it, and then compete on AP and AUC, which we show below are worth 0.35105 to a blind submission.</w:t>
       </w:r>
     </w:p>
     <w:p>
@@ -538,7 +510,7 @@
           <w:sz w:val="24"/>
           <w:szCs w:val="24"/>
         </w:rPr>
-        <w:t xml:space="preserve">The major contributions of this work are as follows.</w:t>
+        <w:t>The major contributions of this work are as follows.</w:t>
       </w:r>
     </w:p>
     <w:p>
@@ -559,7 +531,7 @@
           <w:sz w:val="24"/>
           <w:szCs w:val="24"/>
         </w:rPr>
-        <w:t xml:space="preserve">A measured demonstration on a live benchmark. A video-blind constant matches the eighth-placed private score and exceeds those of five of thirteen teams, including our own. Every leaderboard score reported here was computed by the competition's own scoring service against ground truth we do not have; we implemented none of the metrics. All derived quantities are our arithmetic on those scores, and are marked as such.</w:t>
+        <w:t>A measured demonstration on a live benchmark. A video-blind constant matches the eighth-placed private score and exceeds those of five of thirteen teams, including our own. Every leaderboard score reported here was computed by the competition's own scoring service against ground truth we do not have; we implemented none of the metrics. All derived quantities are our arithmetic on those scores, and are marked as such.</w:t>
       </w:r>
     </w:p>
     <w:p>
@@ -580,7 +552,7 @@
           <w:sz w:val="24"/>
           <w:szCs w:val="24"/>
         </w:rPr>
-        <w:t xml:space="preserve">A black-box decomposition of a composite metric. We introduce a probe methodology — families of video-blind submissions constructed so that unknown terms cancel under differencing — and use it to separate a metric whose weights are undisclosed and whose labels are withheld. It recovers the discrimination floor, both timing terms, the score's slope in the crossing frame, and the support and mean of the accident-onset distribution.</w:t>
+        <w:t>A black-box decomposition of a composite metric. We introduce a probe methodology — families of video-blind submissions constructed so that unknown terms cancel under differencing — and use it to separate a metric whose weights are undisclosed and whose labels are withheld. It recovers the discrimination floor, both timing terms, the score's slope in the crossing frame, and the support and mean of the accident-onset distribution.</w:t>
       </w:r>
     </w:p>
     <w:p>
@@ -601,7 +573,8 @@
           <w:sz w:val="24"/>
           <w:szCs w:val="24"/>
         </w:rPr>
-        <w:t xml:space="preserve">Evidence that the published metric definition does not reproduce the scorer. Three curves that cross the threshold at the same frame, with identical values at the crossing and no subsequent dip, receive scores spanning 0.091. Under the stated formula they must be equal. An entrant therefore cannot compute this benchmark's score from its published definition even given the labels, which is a reportable fact about the benchmark independent of everything above.</w:t>
+        <w:lastRenderedPageBreak/>
+        <w:t>Evidence that the published metric definition does not reproduce the scorer. Three curves that cross the threshold at the same frame, with identical values at the crossing and no subsequent dip, receive scores spanning 0.091. Under the stated formula they must be equal. An entrant therefore cannot compute this benchmark's score from its published definition even given the labels, which is a reportable fact about the benchmark independent of everything above.</w:t>
       </w:r>
     </w:p>
     <w:p>
@@ -622,7 +595,7 @@
           <w:sz w:val="24"/>
           <w:szCs w:val="24"/>
         </w:rPr>
-        <w:t xml:space="preserve">A case study in which we are the subject, and a corrected protocol. Our own entry scores below the constant. We report this rather than omit it, because it is the clearest available illustration that a composite score of this shape does not measure what its name suggests. From the mechanisms we derive six requirements, of which the first — report a video-blind control with every anticipation result — costs an afternoon and would have caught this.</w:t>
+        <w:t>A case study in which we are the subject, and a corrected protocol. Our own entry scores below the constant. We report this rather than omit it, because it is the clearest available illustration that a composite score of this shape does not measure what its name suggests. From the mechanisms we derive six requirements, of which the first — report a video-blind control with every anticipation result — costs an afternoon and would have caught this.</w:t>
       </w:r>
     </w:p>
     <w:p>
@@ -638,7 +611,7 @@
           <w:sz w:val="24"/>
           <w:szCs w:val="24"/>
         </w:rPr>
-        <w:t xml:space="preserve">We wish to be explicit about scope, because this paper reports a number that sits beside other teams' numbers. We make no claim about the validity, quality or honesty of any other submission or published method. We did not re-run anyone's system, we do not have anyone's code, and we could not evaluate it if we did, because the labels are withheld from every entrant. Where we observe that a leaderboard score is numerically identical to a control's, we are stating an arithmetic fact about two published numbers and drawing exactly one inference from it: that the metric assigns those two submissions the same value. We do not infer what any submission contained, and we note that a whole family of curves receives that identical score, which is precisely the property under examination. The claim of this paper is about a metric, demonstrated on one benchmark. It is not a claim about a field, and not a claim about anybody's method.</w:t>
+        <w:t>We wish to be explicit about scope, because this paper reports a number that sits beside other teams' numbers. We make no claim about the validity, quality or honesty of any other submission or published method. We did not re-run anyone's system, we do not have anyone's code, and we could not evaluate it if we did, because the labels are withheld from every entrant. Where we observe that a leaderboard score is numerically identical to a control's, we are stating an arithmetic fact about two published numbers and drawing exactly one inference from it: that the metric assigns those two submissions the same value. We do not infer what any submission contained, and we note that a whole family of curves receives that identical score, which is precisely the property under examination. The claim of this paper is about a metric, demonstrated on one benchmark. It is not a claim about a field, and not a claim about anybody's method.</w:t>
       </w:r>
     </w:p>
     <w:p>
@@ -699,7 +672,7 @@
           <w:sz w:val="24"/>
           <w:szCs w:val="24"/>
         </w:rPr>
-        <w:t>RELATED WORKS</w:t>
+        <w:t xml:space="preserve">RELATED WORK AND EVALUATION PRACTICE</w:t>
       </w:r>
     </w:p>
     <w:p>
@@ -720,7 +693,7 @@
           <w:sz w:val="24"/>
           <w:szCs w:val="24"/>
         </w:rPr>
-        <w:t>2.1. Supervised and Deep Learning Approaches to Accident Anticipation</w:t>
+        <w:t xml:space="preserve">2.1. Accident anticipation and the origin of its metrics</w:t>
       </w:r>
     </w:p>
     <w:p>
@@ -739,7 +712,7 @@
           <w:sz w:val="24"/>
           <w:szCs w:val="24"/>
         </w:rPr>
-        <w:t xml:space="preserve">Like other computational systems, the accident anticipation also relied on supervised deep learning approaches like Convolutional Neural Network (CNN) architectures combined with Recurrent Neural Networks (RNNs) and Long Short-Term Memory (LSTM) that learns from the labelled dashcam video footages and attempt to associate the visual features for anticipating the accidents. These conventional approaches attempt to encode the visual cues to its corresponding latent representations. Though the conventional approaches demonstrated results that are promising, the fundamental limitation of them are its usage in real time scenarios. They often perform poor in real world scenarios because the anticipation is purely done based on the training corpus [6].</w:t>
+        <w:t xml:space="preserve">Vision-based accident anticipation was posed in its modern form by Chan et al. [4], who introduced the Dashcam Accident Dataset (DAD) together with the measure the field still reports: the interval between the first frame at which a model's risk score crosses a threshold and the annotated onset of the collision. Bao et al. [5] contributed the Car Crash Dataset (CCD) and an uncertainty-based formulation, and Karim et al. [6] established the reporting convention that most subsequent work follows — average precision, mean time-to-accident over thresholds, and time-to-accident at 80% recall.</w:t>
       </w:r>
     </w:p>
     <w:p>
@@ -758,9 +731,64 @@
           <w:sz w:val="24"/>
           <w:szCs w:val="24"/>
         </w:rPr>
-        <w:t xml:space="preserve">This generalization concern often identified with supervised approaches are addressed using the unsupervised and self-supervised scenarios. One of the ways to tackle generalization issues is to adopting a statistical inference [12] that model the accident as an outlier and thus performing anomaly detection [4]. The data driven decision often suffer from ambiguity as the </w:t>
-        <w:lastRenderedPageBreak/>
-        <w:t xml:space="preserve">normal driving in a construction zone might be anomalous for a highway trained model [13]. Thus, these approaches are prone to higher number of false positives. The comprehensive survey by Lin et al. [6] consolidates these observations and concludes that dependency on large domain specific labelled dataset is the primary concern for generalization and thus it serves as a bottleneck preventing the real-world scalability. </w:t>
+        <w:t xml:space="preserve">It is worth stating plainly what that convention gets right, because this paper is about what happens when it is set aside. It reports a discrimination metric alongside every timing metric, and it reads timing at a fixed operating point of the discrimination metric. A method therefore cannot buy time-to-accident by alarming indiscriminately: the recall constraint holds it to a fixed false-alarm behaviour before its timing is counted at all.</w:t>
+      </w:r>
+    </w:p>
+    <w:p>
+      <w:pPr>
+        <w:spacing w:before="60" w:after="100" w:line="276" w:lineRule="auto"/>
+        <w:jc w:val="both"/>
+        <w:rPr>
+          <w:rFonts w:eastAsia="Times New Roman"/>
+          <w:sz w:val="24"/>
+          <w:szCs w:val="24"/>
+        </w:rPr>
+      </w:pPr>
+      <w:r>
+        <w:rPr>
+          <w:rFonts w:eastAsia="Times New Roman"/>
+          <w:sz w:val="24"/>
+          <w:szCs w:val="24"/>
+        </w:rPr>
+        <w:t xml:space="preserve">Supervised architectures built on this foundation combine convolutional feature extractors with recurrent or attention-based temporal models trained on labelled dashcam footage [4], [5], [6], [16]. Their shared limitation is dependence on the labelled corpus. Performance degrades on road geometry, weather and traffic culture not represented in training, and collision labels are expensive and rare [2].</w:t>
+      </w:r>
+    </w:p>
+    <w:p>
+      <w:pPr>
+        <w:spacing w:before="60" w:after="100" w:line="276" w:lineRule="auto"/>
+        <w:jc w:val="both"/>
+        <w:rPr>
+          <w:rFonts w:eastAsia="Times New Roman"/>
+          <w:sz w:val="24"/>
+          <w:szCs w:val="24"/>
+        </w:rPr>
+      </w:pPr>
+      <w:r>
+        <w:rPr>
+          <w:rFonts w:eastAsia="Times New Roman"/>
+          <w:sz w:val="24"/>
+          <w:szCs w:val="24"/>
+        </w:rPr>
+        <w:t xml:space="preserve">Self-supervised and unsupervised alternatives reduce that dependence. Yao et al. [18] treat accidents as anomalies in predicted object trajectories, removing the need for accident labels entirely. Liu et al. [17] apply a causality-guided spatiotemporal diffusion network to unsupervised detection, and Zhong et al. [19] use contrastive feature-consistency representation with soft-label regression for early anticipation on DAD and CCD.</w:t>
+      </w:r>
+    </w:p>
+    <w:p>
+      <w:pPr>
+        <w:spacing w:before="60" w:after="100" w:line="276" w:lineRule="auto"/>
+        <w:jc w:val="both"/>
+        <w:rPr>
+          <w:rFonts w:eastAsia="Times New Roman"/>
+          <w:sz w:val="24"/>
+          <w:szCs w:val="24"/>
+        </w:rPr>
+      </w:pPr>
+      <w:r>
+        <w:rPr>
+          <w:rFonts w:eastAsia="Times New Roman"/>
+          <w:sz w:val="24"/>
+          <w:szCs w:val="24"/>
+        </w:rPr>
+        <w:t xml:space="preserve">Two lines of work deserve particular attention here, because they anticipate part of this paper's subject. Pjetri et al. [20] train with a self-supervised objective requiring the predicted danger score to be non-decreasing as the collision approaches, and Zou et al. [21] introduce an adaptive monotonic constraint loss with the same intent, evaluated on MM-AU and Nexar. Both are well-motivated responses to score oscillation and we make no criticism of either. But both also illustrate the hazard this paper examines. A risk score constrained not to fall is, by construction, closer to the maximiser of a threshold-crossing timing metric than a score that is free to fall. The metric therefore cannot separate the benefit of the constraint from the artefact of it, and neither paper reports a control that would.</w:t>
       </w:r>
     </w:p>
     <w:p>
@@ -781,7 +809,7 @@
           <w:sz w:val="24"/>
           <w:szCs w:val="24"/>
         </w:rPr>
-        <w:t>2.2. Vision-Language Models and Zero-Shot Transfer</w:t>
+        <w:t xml:space="preserve">2.2. Vision–language models and training-free anticipation</w:t>
       </w:r>
     </w:p>
     <w:p>
@@ -800,7 +828,7 @@
           <w:sz w:val="24"/>
           <w:szCs w:val="24"/>
         </w:rPr>
-        <w:t xml:space="preserve">The introduction of Vision-Language Models (VLMs) on computer vision made the process of decision making easier at zero-shot visual understanding. Contrastive Language-Image Pre-Training (CLIP) [11], trained on 400 million image-text pairs, demonstrated that without training and task-specific supervision can perform better image classification and retrieval tasks. The semantic mapping between the image and natural language are auto encoded by the CLIP enabling various vision tasks to be successful at zero shot. The spatial resolution advantage of the ViT-L/14 architecture over smaller CLIP variants was specifically validated by Dong et al. [11], who demonstrated superior top-1 accuracy attributable to its finer-grained feature extraction capabilities.</w:t>
+        <w:t xml:space="preserve">CLIP [9] demonstrated that contrastive pretraining on 400 million image–text pairs yields a model whose zero-shot classification and retrieval transfer without task-specific supervision. Instruction-tuned multimodal models such as LLaVA [11] and the InternVL series [12] extend this to open-ended scene description and reasoning, at substantially higher inference cost per frame. Motion is the other signal these systems draw on: dense optical flow, for which RAFT [10] is the standard modern estimator, yields pixel-level motion fields, while frame differencing is the cheap approximation. Section 4 states which of the two the system examined here uses, and declines to assert an accuracy-for-compute trade-off that was not measured.</w:t>
       </w:r>
     </w:p>
     <w:p>
@@ -819,7 +847,7 @@
           <w:sz w:val="24"/>
           <w:szCs w:val="24"/>
         </w:rPr>
-        <w:t xml:space="preserve">The applicability of the pretrained models on various safety-critical vision tasks has been explored. Tsai et al. [10] demonstrated that without domain specific image training, usage of pretrained model like CLIP performed the process of image captioning and attention effectively and thus achieving hazard detection even under critical diverse environmental conditions. This result serves as an analogy for the usage of zero shot on road safety. However, deploying the pretrained models on accident anticipation requires temporal risk prediction that holds its own challenges.  CLIP models attempt to assign the semantic plausible but temporally uninformed risk scores. These mapping can in turn generate a larger number of false positives especially for the conditions that contain visually complex environment in terms of intersection and weather conditions.  </w:t>
+        <w:t xml:space="preserve">Applied to traffic safety, these models have mostly been used for accident understanding rather than anticipation. Zhang et al. [15] deploy multimodal large language models for video-based accident analysis, showing that language-level reasoning surfaces causal structure that purely visual models miss. Zhang et al. [14] integrate scene-level context with visual perception for risk anticipation. Liao et al. [13] add chain-of-thought reasoning to a multimodal large language model and report improved anticipation. These systems require fine-tuning, a large-model inference pipeline, or both.</w:t>
       </w:r>
     </w:p>
     <w:p>
@@ -827,17 +855,18 @@
         <w:spacing w:before="60" w:after="100" w:line="276" w:lineRule="auto"/>
         <w:jc w:val="both"/>
         <w:rPr>
-          <w:sz w:val="24"/>
-          <w:szCs w:val="24"/>
-        </w:rPr>
-      </w:pPr>
-      <w:r>
-        <w:rPr>
-          <w:rFonts w:eastAsia="Times New Roman"/>
-          <w:sz w:val="24"/>
-          <w:szCs w:val="24"/>
-        </w:rPr>
-        <w:t>More recent VLMs, including InternVL2 and LLaVA-based architectures, offer enhanced scene understanding capabilities but impose prohibitive inference latency — typically 2 to 5 seconds per frame — rendering them computationally infeasible for real-time processing of large-scale evaluation corpora [9-16]. This computational constraint directly motivates the adoption of CLIP ViT-L/14 as the visual scoring backbone in the proposed framework, where its superior accuracy-to-latency ratio uniquely positions it for high-throughput zero-shot inference.</w:t>
+          <w:rFonts w:eastAsia="Times New Roman"/>
+          <w:sz w:val="24"/>
+          <w:szCs w:val="24"/>
+        </w:rPr>
+      </w:pPr>
+      <w:r>
+        <w:rPr>
+          <w:rFonts w:eastAsia="Times New Roman"/>
+          <w:sz w:val="24"/>
+          <w:szCs w:val="24"/>
+        </w:rPr>
+        <w:t xml:space="preserve">Training-free work has appeared very recently. Thakur and Talele [24] combine frame-difference peak detection, Farnebäck optical flow and CLIP prompt matching with no fine-tuning; Saha et al. [22] propose a coarse-to-fine vision–language-model tracking pipeline; and Singh et al. [23] use metadata-aware multi-prompt reasoning. All three target the detection, localisation or classification of an accident in surveillance video, and none reports a time-to-accident metric. Zero-shot anticipation evaluated on a timing metric therefore remains sparse, which is what motivated the system described in Section 4 and why it was submitted to a competition rather than scored locally.</w:t>
       </w:r>
     </w:p>
     <w:p>
@@ -858,7 +887,7 @@
           <w:sz w:val="24"/>
           <w:szCs w:val="24"/>
         </w:rPr>
-        <w:t>2.3. Multimodal Fusion for Traffic Safety and Accident Understanding</w:t>
+        <w:t xml:space="preserve">2.3. Corpora</w:t>
       </w:r>
     </w:p>
     <w:p>
@@ -866,19 +895,18 @@
         <w:spacing w:before="60" w:after="100" w:line="276" w:lineRule="auto"/>
         <w:jc w:val="both"/>
         <w:rPr>
-          <w:sz w:val="24"/>
-          <w:szCs w:val="24"/>
-        </w:rPr>
-      </w:pPr>
-      <w:r>
-        <w:rPr>
-          <w:rFonts w:eastAsia="Times New Roman"/>
-          <w:sz w:val="24"/>
-          <w:szCs w:val="24"/>
-        </w:rPr>
-        <w:t xml:space="preserve">The inherent multimodality of driving scenes — encompassing visual appearance, kinematics, spatial geometry, and contextual semantics — has motivated sustained research interest in fusion-based architectures for traffic safety applications. Kandacharam et al. [2] proposed a fusion framework for accident anticipation and incident detection in dashcam videos, demonstrating that combining multiple signal modalities yielded measurable improvements over unimodal baselines in both detection sensitivity and false positive suppression. Zhang et al. [8] investigated the intersection of language and vision for traffic accident analysis, deploying multimodal large language models (MLLMs) for video-based accident </w:t>
-        <w:lastRenderedPageBreak/>
-        <w:t>understanding and demonstrating that natural language reasoning over visual observations could expose causal relationships that purely visual models consistently failed to capture.</w:t>
+          <w:rFonts w:eastAsia="Times New Roman"/>
+          <w:sz w:val="24"/>
+          <w:szCs w:val="24"/>
+        </w:rPr>
+      </w:pPr>
+      <w:r>
+        <w:rPr>
+          <w:rFonts w:eastAsia="Times New Roman"/>
+          <w:sz w:val="24"/>
+          <w:szCs w:val="24"/>
+        </w:rPr>
+        <w:t xml:space="preserve">DAD [4] and CCD [5] remain the standard labelled benchmarks and publish their annotations, which is what would make the corrected protocol of Section 7 computable on them. MM-AU [7] is a large ego-view corpus of 11,727 accident videos with object boxes and video–text pairs across 58 accident-reason categories. The Nexar dashcam collision prediction dataset [3] is a separate resource, by a separate group, of roughly 1,500 clips released for a public challenge. The two are sometimes conflated in the literature and should not be.</w:t>
       </w:r>
     </w:p>
     <w:p>
@@ -886,35 +914,18 @@
         <w:spacing w:before="60" w:after="100" w:line="276" w:lineRule="auto"/>
         <w:jc w:val="both"/>
         <w:rPr>
-          <w:sz w:val="24"/>
-          <w:szCs w:val="24"/>
-        </w:rPr>
-      </w:pPr>
-      <w:r>
-        <w:rPr>
-          <w:rFonts w:eastAsia="Times New Roman"/>
-          <w:sz w:val="24"/>
-          <w:szCs w:val="24"/>
-        </w:rPr>
-        <w:t>The work of Zhang et al. [9] on context-aware multi-modal risk anticipation introduced the paradigm of integrating scene-level contextual reasoning with visual perception, showing that models equipped with broader situational awareness — encompassing road geometry, signage, and inter-vehicle spacing — could anticipate risk earlier than purely reactive visual systems. Liao et al. [7] extended this direction by incorporating Chain-of-Thought (CoT) reasoning into multimodal LLMs for accident anticipation in autonomous driving contexts, demonstrating significant TTA improvements through explicit multi-step causal inference over sequential visual frames. While these approaches achieve compelling performance, their reliance on LLM inference pipelines introduces substantial computational overhead and, in most cases, requires domain-adapted fine-tuning — limitations that the present zero-shot framework is specifically designed to circumvent.</w:t>
-      </w:r>
-    </w:p>
-    <w:p>
-      <w:pPr>
-        <w:spacing w:before="60" w:after="100" w:line="276" w:lineRule="auto"/>
-        <w:jc w:val="both"/>
-        <w:rPr>
-          <w:sz w:val="24"/>
-          <w:szCs w:val="24"/>
-        </w:rPr>
-      </w:pPr>
-      <w:r>
-        <w:rPr>
-          <w:rFonts w:eastAsia="Times New Roman"/>
-          <w:sz w:val="24"/>
-          <w:szCs w:val="24"/>
-        </w:rPr>
-        <w:t>The MM-AU dataset used for evaluation in this work was introduced and characterised by Moura et al. [3] through the Nexar dashcam collision prediction challenge, which established the benchmark's diversity in accident typology and environmental conditions. Liu et al. [4] applied structured and causality-guided spatiotemporal diffusion networks to unsupervised traffic accident detection on related benchmarks, achieving strong performance through explicit causal modelling of inter-object relationships — an approach that, while powerful, requires significant computational resources and scene-level annotations during training.</w:t>
+          <w:rFonts w:eastAsia="Times New Roman"/>
+          <w:sz w:val="24"/>
+          <w:szCs w:val="24"/>
+        </w:rPr>
+      </w:pPr>
+      <w:r>
+        <w:rPr>
+          <w:rFonts w:eastAsia="Times New Roman"/>
+          <w:sz w:val="24"/>
+          <w:szCs w:val="24"/>
+        </w:rPr>
+        <w:t xml:space="preserve">The benchmark examined in this paper [8] distributes a curated 1,417-clip subset of MM-AU. Its labels are withheld from entrants and exposed only through a leaderboard. That design is legitimate, and it is what makes the measurements of Section 5 third-party rather than self-reported. It also removes every locally computable check an entrant might otherwise apply, a consequence Section 3 develops.</w:t>
       </w:r>
     </w:p>
     <w:p>
@@ -935,7 +946,7 @@
           <w:sz w:val="24"/>
           <w:szCs w:val="24"/>
         </w:rPr>
-        <w:t>2.4. Optical Flow and Kinematic Anomaly Detection</w:t>
+        <w:t xml:space="preserve">2.4. What the field reports, and what it does not</w:t>
       </w:r>
     </w:p>
     <w:p>
@@ -943,17 +954,18 @@
         <w:spacing w:before="60" w:after="100" w:line="276" w:lineRule="auto"/>
         <w:jc w:val="both"/>
         <w:rPr>
-          <w:sz w:val="24"/>
-          <w:szCs w:val="24"/>
-        </w:rPr>
-      </w:pPr>
-      <w:r>
-        <w:rPr>
-          <w:rFonts w:eastAsia="Times New Roman"/>
-          <w:sz w:val="24"/>
-          <w:szCs w:val="24"/>
-        </w:rPr>
-        <w:t>Kinematic motion analysis has a long history as a complementary signal source for accident prediction. Dense optical flow estimation methods, including the RAFT architecture, provide pixel-level motion field estimates that can encode vehicle trajectories, relative velocities, and collision course projections with high fidelity [5]. Pedestrian hazard perception studies, such as that of Liu et al. [5], have demonstrated that kinematic cues — specifically deviations from expected velocity profiles and trajectory curvatures — are among the earliest reliable precursors of accident-generating behaviour, preceding visible damage or physical contact by up to several seconds.</w:t>
+          <w:rFonts w:eastAsia="Times New Roman"/>
+          <w:sz w:val="24"/>
+          <w:szCs w:val="24"/>
+        </w:rPr>
+      </w:pPr>
+      <w:r>
+        <w:rPr>
+          <w:rFonts w:eastAsia="Times New Roman"/>
+          <w:sz w:val="24"/>
+          <w:szCs w:val="24"/>
+        </w:rPr>
+        <w:t xml:space="preserve">The convention of [6] pairs timing with discrimination and fixes an operating point. Competitions need something that convention does not supply: a total order over submissions. The natural way to obtain one is to sum the metrics into a single score, and that is what the benchmark studied here does, adding two threshold-crossing timing terms to average precision and area under the ROC curve [8].</w:t>
       </w:r>
     </w:p>
     <w:p>
@@ -961,17 +973,75 @@
         <w:spacing w:before="60" w:after="100" w:line="276" w:lineRule="auto"/>
         <w:jc w:val="both"/>
         <w:rPr>
-          <w:sz w:val="24"/>
-          <w:szCs w:val="24"/>
-        </w:rPr>
-      </w:pPr>
-      <w:r>
-        <w:rPr>
-          <w:rFonts w:eastAsia="Times New Roman"/>
-          <w:sz w:val="24"/>
-          <w:szCs w:val="24"/>
-        </w:rPr>
-        <w:t>However, the computational cost of dense optical flow estimation in high-throughput settings presents a practical barrier for zero-shot deployment. Frame-differencing methods in the latent feature space have been proposed as computationally efficient proxies that preserve the majority of accident-relevant kinematic signal at a fraction of the computation cost — a trade-off empirically validated in the ablation studies presented in this work, where frame-differencing achieved approximately 90% of RAFT-equivalent sensitivity at 1% of the computational overhead. The integration of this lightweight kinematic proxy with CLIP's semantic understanding and NLP-based temporal structuring represents a novel and practically motivated fusion design that has not been previously explored in the zero-shot accident anticipation literature.</w:t>
+          <w:rFonts w:eastAsia="Times New Roman"/>
+          <w:sz w:val="24"/>
+          <w:szCs w:val="24"/>
+        </w:rPr>
+      </w:pPr>
+      <w:r>
+        <w:rPr>
+          <w:rFonts w:eastAsia="Times New Roman"/>
+          <w:sz w:val="24"/>
+          <w:szCs w:val="24"/>
+        </w:rPr>
+        <w:t xml:space="preserve">Summing is where the difficulty enters, and it is a difficulty of type rather than of tuning. Average precision and area under the curve are bounded on the unit interval. A time-to-accident measured in frames is bounded only by the length of the clip. Adding them makes the sum depend on how the corpus was windowed, and lets the unbounded term decide the ranking. Section 6 develops the argument; Section 5 measures its magnitude.</w:t>
+      </w:r>
+    </w:p>
+    <w:p>
+      <w:pPr>
+        <w:spacing w:before="60" w:after="100" w:line="276" w:lineRule="auto"/>
+        <w:jc w:val="both"/>
+        <w:rPr>
+          <w:rFonts w:eastAsia="Times New Roman"/>
+          <w:sz w:val="24"/>
+          <w:szCs w:val="24"/>
+        </w:rPr>
+      </w:pPr>
+      <w:r>
+        <w:rPr>
+          <w:rFonts w:eastAsia="Times New Roman"/>
+          <w:sz w:val="24"/>
+          <w:szCs w:val="24"/>
+        </w:rPr>
+        <w:t xml:space="preserve">The check that exposes such a problem is a control that does not read the input, and its value has been established repeatedly in adjacent fields. In each case the control was cheap, and in each case nobody had run it. Torralba and Efros [25] showed that image datasets carry signatures strong enough for a classifier to name the dataset a photograph came from, which changed how benchmark results were read. In natural language inference, Gururangan et al. [26] and Poliak et al. [27] showed independently that a model given only the hypothesis — half of the input — scores far above chance on SNLI and MNLI, demonstrating that the headline numbers were partly measuring annotation artefacts rather than inference; partial-input baselines became standard practice afterwards. In recommender systems, Ferrari Dacrema et al. [28] found that properly tuned simple baselines matched or beat most recently published neural methods, and evaluation practice in that field changed in consequence.</w:t>
+      </w:r>
+    </w:p>
+    <w:p>
+      <w:pPr>
+        <w:spacing w:before="60" w:after="100" w:line="276" w:lineRule="auto"/>
+        <w:jc w:val="both"/>
+        <w:rPr>
+          <w:rFonts w:eastAsia="Times New Roman"/>
+          <w:sz w:val="24"/>
+          <w:szCs w:val="24"/>
+        </w:rPr>
+      </w:pPr>
+      <w:r>
+        <w:rPr>
+          <w:rFonts w:eastAsia="Times New Roman"/>
+          <w:sz w:val="24"/>
+          <w:szCs w:val="24"/>
+        </w:rPr>
+        <w:t xml:space="preserve">Accident anticipation has every precondition those episodes had. It reports a timing metric whose maximiser is trivial. It is moving toward composite single-number scores. Its newest benchmarks withhold labels, so an entrant cannot compute the discrimination half at all and must develop against a locally computable proxy — and the only proxy that is locally computable is the shape of one's own risk curve, which a constant maximises. Yet across the work surveyed in this section we found no instance in which the score of a video-blind control is reported alongside a result. That absence, rather than any defect in any particular method, is what this paper addresses.</w:t>
+      </w:r>
+    </w:p>
+    <w:p>
+      <w:pPr>
+        <w:spacing w:before="60" w:after="100" w:line="276" w:lineRule="auto"/>
+        <w:jc w:val="both"/>
+        <w:rPr>
+          <w:rFonts w:eastAsia="Times New Roman"/>
+          <w:sz w:val="24"/>
+          <w:szCs w:val="24"/>
+        </w:rPr>
+      </w:pPr>
+      <w:r>
+        <w:rPr>
+          <w:rFonts w:eastAsia="Times New Roman"/>
+          <w:sz w:val="24"/>
+          <w:szCs w:val="24"/>
+        </w:rPr>
+        <w:t xml:space="preserve">We state the scope of that observation precisely. It is a statement about the works cited in this section, which we read for it. It is not a systematic audit of the field, and we do not present it as one.</w:t>
       </w:r>
     </w:p>
     <w:p>
@@ -992,7 +1062,7 @@
           <w:sz w:val="24"/>
           <w:szCs w:val="24"/>
         </w:rPr>
-        <w:t>2.5. Research Gaps and Positioning of the Proposed Framework</w:t>
+        <w:t xml:space="preserve">2.5. Positioning of this work</w:t>
       </w:r>
     </w:p>
     <w:p>
@@ -1000,126 +1070,18 @@
         <w:spacing w:before="60" w:after="100" w:line="276" w:lineRule="auto"/>
         <w:jc w:val="both"/>
         <w:rPr>
-          <w:sz w:val="24"/>
-          <w:szCs w:val="24"/>
-        </w:rPr>
-      </w:pPr>
-      <w:r>
-        <w:rPr>
-          <w:rFonts w:eastAsia="Times New Roman"/>
-          <w:sz w:val="24"/>
-          <w:szCs w:val="24"/>
-        </w:rPr>
-        <w:t>A systematic review of the related literature reveals three persistent and interconnected research gaps that the proposed framework directly addresses:</w:t>
-      </w:r>
-    </w:p>
-    <w:p>
-      <w:pPr>
-        <w:pStyle w:val="ListParagraph"/>
-        <w:numPr>
-          <w:ilvl w:val="0"/>
-          <w:numId w:val="18"/>
-        </w:numPr>
-        <w:suppressAutoHyphens w:val="0"/>
-        <w:autoSpaceDE/>
-        <w:spacing w:before="30" w:after="30" w:line="276" w:lineRule="auto"/>
-        <w:contextualSpacing w:val="0"/>
-        <w:jc w:val="both"/>
-        <w:rPr>
-          <w:sz w:val="24"/>
-          <w:szCs w:val="24"/>
-        </w:rPr>
-      </w:pPr>
-      <w:r>
-        <w:rPr>
-          <w:rFonts w:eastAsia="Times New Roman"/>
-          <w:b/>
-          <w:bCs/>
-          <w:sz w:val="24"/>
-          <w:szCs w:val="24"/>
-        </w:rPr>
-        <w:lastRenderedPageBreak/>
-        <w:t xml:space="preserve">Absence of zero-shot anticipation frameworks: </w:t>
-      </w:r>
-      <w:r>
-        <w:rPr>
-          <w:rFonts w:eastAsia="Times New Roman"/>
-          <w:sz w:val="24"/>
-          <w:szCs w:val="24"/>
-        </w:rPr>
-        <w:t>Existing state-of-the-art accident anticipation systems — both supervised and unsupervised — require some form of domain-specific adaptation, whether through labelled training data, validation-set hyperparameter tuning, or architecture fine-tuning on in-domain examples. No prior work has demonstrated a fully zero-shot pipeline, operating with no training data of any kind, that achieves competitive TTA performance on a diverse, large-scale dashcam benchmark such as MM-AU.</w:t>
-      </w:r>
-    </w:p>
-    <w:p>
-      <w:pPr>
-        <w:pStyle w:val="ListParagraph"/>
-        <w:numPr>
-          <w:ilvl w:val="0"/>
-          <w:numId w:val="18"/>
-        </w:numPr>
-        <w:suppressAutoHyphens w:val="0"/>
-        <w:autoSpaceDE/>
-        <w:spacing w:before="30" w:after="30" w:line="276" w:lineRule="auto"/>
-        <w:contextualSpacing w:val="0"/>
-        <w:jc w:val="both"/>
-        <w:rPr>
-          <w:sz w:val="24"/>
-          <w:szCs w:val="24"/>
-        </w:rPr>
-      </w:pPr>
-      <w:r>
-        <w:rPr>
-          <w:rFonts w:eastAsia="Times New Roman"/>
-          <w:b/>
-          <w:bCs/>
-          <w:sz w:val="24"/>
-          <w:szCs w:val="24"/>
-        </w:rPr>
-        <w:t xml:space="preserve">Unimodal blind-spot problem in VLM deployment: </w:t>
-      </w:r>
-      <w:r>
-        <w:rPr>
-          <w:rFonts w:eastAsia="Times New Roman"/>
-          <w:sz w:val="24"/>
-          <w:szCs w:val="24"/>
-        </w:rPr>
-        <w:t>Prior applications of VLMs to traffic safety — including CLIP-based hazard detection and MLLM-based accident analysis — deploy individual models without systematically resolving their inherent single-modality limitations: temporal blindness (CLIP), semantic blindness (optical flow), and visual blindness (NLP priors). No existing framework adopts a principled ensemble design that explicitly targets the mutual resolution of these blind spots through heterogeneous modality fusion.</w:t>
-      </w:r>
-    </w:p>
-    <w:p>
-      <w:pPr>
-        <w:pStyle w:val="ListParagraph"/>
-        <w:numPr>
-          <w:ilvl w:val="0"/>
-          <w:numId w:val="18"/>
-        </w:numPr>
-        <w:suppressAutoHyphens w:val="0"/>
-        <w:autoSpaceDE/>
-        <w:spacing w:before="30" w:after="30" w:line="276" w:lineRule="auto"/>
-        <w:contextualSpacing w:val="0"/>
-        <w:jc w:val="both"/>
-        <w:rPr>
-          <w:sz w:val="24"/>
-          <w:szCs w:val="24"/>
-        </w:rPr>
-      </w:pPr>
-      <w:r>
-        <w:rPr>
-          <w:rFonts w:eastAsia="Times New Roman"/>
-          <w:b/>
-          <w:bCs/>
-          <w:sz w:val="24"/>
-          <w:szCs w:val="24"/>
-        </w:rPr>
-        <w:t xml:space="preserve">Absence of formally guaranteed STTA compliance: </w:t>
-      </w:r>
-      <w:r>
-        <w:rPr>
-          <w:rFonts w:eastAsia="Times New Roman"/>
-          <w:sz w:val="24"/>
-          <w:szCs w:val="24"/>
-        </w:rPr>
-        <w:t>The Smooth Time-to-Accident metric, which penalises risk oscillation and requires monotonic threshold maintenance, is reported in recent literature but not formally guaranteed by existing frameworks' architectures. The proposed post-processing pipeline introduces, for the first time, a mathematically formalised monotone clamping constraint that provides hard STTA compliance guarantees as an architectural property rather than an emergent statistical behaviour.</w:t>
+          <w:rFonts w:eastAsia="Times New Roman"/>
+          <w:sz w:val="24"/>
+          <w:szCs w:val="24"/>
+        </w:rPr>
+      </w:pPr>
+      <w:r>
+        <w:rPr>
+          <w:rFonts w:eastAsia="Times New Roman"/>
+          <w:sz w:val="24"/>
+          <w:szCs w:val="24"/>
+        </w:rPr>
+        <w:t xml:space="preserve">The contribution of this paper is not an anticipation method. The ensemble described in Section 4 is the instrument that led to the finding and the case study that illustrates it. As a system it is unremarkable, and it placed ninth of thirteen.</w:t>
       </w:r>
     </w:p>
     <w:p>
@@ -1127,1640 +1089,39 @@
         <w:spacing w:before="60" w:after="100" w:line="276" w:lineRule="auto"/>
         <w:jc w:val="both"/>
         <w:rPr>
-          <w:sz w:val="24"/>
-          <w:szCs w:val="24"/>
-        </w:rPr>
-      </w:pPr>
-      <w:r>
-        <w:rPr>
-          <w:rFonts w:eastAsia="Times New Roman"/>
-          <w:sz w:val="24"/>
-          <w:szCs w:val="24"/>
-        </w:rPr>
-        <w:t>The proposed PreCrash framework directly addresses all three gaps by introducing a training-free, ensemble-based zero-shot anticipation architecture that formally guarantees STTA compliance through a principled post-processing pipeline, validated on 1,417 clips from the MM-AU benchmark.</w:t>
-      </w:r>
-    </w:p>
-    <w:p>
-      <w:pPr>
-        <w:spacing w:after="60"/>
-        <w:rPr>
-          <w:sz w:val="24"/>
-          <w:szCs w:val="24"/>
-        </w:rPr>
-      </w:pPr>
-    </w:p>
-    <w:p>
-      <w:pPr>
-        <w:spacing w:before="40" w:after="10"/>
-        <w:jc w:val="center"/>
-        <w:rPr>
-          <w:sz w:val="24"/>
-          <w:szCs w:val="24"/>
-        </w:rPr>
-      </w:pPr>
-      <w:r>
-        <w:rPr>
-          <w:rFonts w:eastAsia="Times New Roman"/>
-          <w:b/>
-          <w:bCs/>
-          <w:sz w:val="24"/>
-          <w:szCs w:val="24"/>
-        </w:rPr>
-        <w:t>Table 9: Comparative Positioning of the Proposed Framework Against Prior Work</w:t>
-      </w:r>
-    </w:p>
-    <w:tbl>
-      <w:tblPr>
-        <w:tblW w:w="9200" w:type="dxa"/>
-        <w:tblBorders>
-          <w:top w:val="single" w:sz="4" w:space="0" w:color="auto"/>
-          <w:left w:val="single" w:sz="4" w:space="0" w:color="auto"/>
-          <w:bottom w:val="single" w:sz="4" w:space="0" w:color="auto"/>
-          <w:right w:val="single" w:sz="4" w:space="0" w:color="auto"/>
-          <w:insideH w:val="single" w:sz="4" w:space="0" w:color="auto"/>
-          <w:insideV w:val="single" w:sz="4" w:space="0" w:color="auto"/>
-        </w:tblBorders>
-        <w:tblCellMar>
-          <w:left w:w="10" w:type="dxa"/>
-          <w:right w:w="10" w:type="dxa"/>
-        </w:tblCellMar>
-        <w:tblLook w:val="04A0" w:firstRow="1" w:lastRow="0" w:firstColumn="1" w:lastColumn="0" w:noHBand="0" w:noVBand="1"/>
-      </w:tblPr>
-      <w:tblGrid>
-        <w:gridCol w:w="1921"/>
-        <w:gridCol w:w="1369"/>
-        <w:gridCol w:w="1397"/>
-        <w:gridCol w:w="1387"/>
-        <w:gridCol w:w="1180"/>
-        <w:gridCol w:w="1946"/>
-      </w:tblGrid>
-      <w:tr>
-        <w:trPr>
-          <w:tblHeader/>
-        </w:trPr>
-        <w:tc>
-          <w:tcPr>
-            <w:tcW w:w="2000" w:type="dxa"/>
-            <w:tcBorders>
-              <w:top w:val="single" w:sz="4" w:space="0" w:color="000000"/>
-              <w:left w:val="single" w:sz="4" w:space="0" w:color="000000"/>
-              <w:bottom w:val="single" w:sz="4" w:space="0" w:color="000000"/>
-              <w:right w:val="single" w:sz="4" w:space="0" w:color="000000"/>
-            </w:tcBorders>
-            <w:shd w:val="clear" w:color="auto" w:fill="D9D9D9"/>
-            <w:tcMar>
-              <w:top w:w="55" w:type="dxa"/>
-              <w:left w:w="80" w:type="dxa"/>
-              <w:bottom w:w="55" w:type="dxa"/>
-              <w:right w:w="80" w:type="dxa"/>
-            </w:tcMar>
-            <w:vAlign w:val="center"/>
-          </w:tcPr>
-          <w:p>
-            <w:pPr>
-              <w:spacing w:before="20" w:after="20"/>
-              <w:jc w:val="center"/>
-              <w:rPr>
-                <w:sz w:val="24"/>
-                <w:szCs w:val="24"/>
-              </w:rPr>
-            </w:pPr>
-            <w:r>
-              <w:rPr>
-                <w:rFonts w:eastAsia="Times New Roman"/>
-                <w:b/>
-                <w:bCs/>
-                <w:sz w:val="24"/>
-                <w:szCs w:val="24"/>
-              </w:rPr>
-              <w:t>Method</w:t>
-            </w:r>
-          </w:p>
-        </w:tc>
-        <w:tc>
-          <w:tcPr>
-            <w:tcW w:w="1400" w:type="dxa"/>
-            <w:tcBorders>
-              <w:top w:val="single" w:sz="4" w:space="0" w:color="000000"/>
-              <w:left w:val="single" w:sz="4" w:space="0" w:color="000000"/>
-              <w:bottom w:val="single" w:sz="4" w:space="0" w:color="000000"/>
-              <w:right w:val="single" w:sz="4" w:space="0" w:color="000000"/>
-            </w:tcBorders>
-            <w:shd w:val="clear" w:color="auto" w:fill="D9D9D9"/>
-            <w:tcMar>
-              <w:top w:w="55" w:type="dxa"/>
-              <w:left w:w="80" w:type="dxa"/>
-              <w:bottom w:w="55" w:type="dxa"/>
-              <w:right w:w="80" w:type="dxa"/>
-            </w:tcMar>
-            <w:vAlign w:val="center"/>
-          </w:tcPr>
-          <w:p>
-            <w:pPr>
-              <w:spacing w:before="20" w:after="20"/>
-              <w:jc w:val="center"/>
-              <w:rPr>
-                <w:sz w:val="24"/>
-                <w:szCs w:val="24"/>
-              </w:rPr>
-            </w:pPr>
-            <w:r>
-              <w:rPr>
-                <w:rFonts w:eastAsia="Times New Roman"/>
-                <w:b/>
-                <w:bCs/>
-                <w:sz w:val="24"/>
-                <w:szCs w:val="24"/>
-              </w:rPr>
-              <w:t>Training Required</w:t>
-            </w:r>
-          </w:p>
-        </w:tc>
-        <w:tc>
-          <w:tcPr>
-            <w:tcW w:w="1400" w:type="dxa"/>
-            <w:tcBorders>
-              <w:top w:val="single" w:sz="4" w:space="0" w:color="000000"/>
-              <w:left w:val="single" w:sz="4" w:space="0" w:color="000000"/>
-              <w:bottom w:val="single" w:sz="4" w:space="0" w:color="000000"/>
-              <w:right w:val="single" w:sz="4" w:space="0" w:color="000000"/>
-            </w:tcBorders>
-            <w:shd w:val="clear" w:color="auto" w:fill="D9D9D9"/>
-            <w:tcMar>
-              <w:top w:w="55" w:type="dxa"/>
-              <w:left w:w="80" w:type="dxa"/>
-              <w:bottom w:w="55" w:type="dxa"/>
-              <w:right w:w="80" w:type="dxa"/>
-            </w:tcMar>
-            <w:vAlign w:val="center"/>
-          </w:tcPr>
-          <w:p>
-            <w:pPr>
-              <w:spacing w:before="20" w:after="20"/>
-              <w:jc w:val="center"/>
-              <w:rPr>
-                <w:sz w:val="24"/>
-                <w:szCs w:val="24"/>
-              </w:rPr>
-            </w:pPr>
-            <w:r>
-              <w:rPr>
-                <w:rFonts w:eastAsia="Times New Roman"/>
-                <w:b/>
-                <w:bCs/>
-                <w:sz w:val="24"/>
-                <w:szCs w:val="24"/>
-              </w:rPr>
-              <w:t>Multimodal</w:t>
-            </w:r>
-          </w:p>
-        </w:tc>
-        <w:tc>
-          <w:tcPr>
-            <w:tcW w:w="1200" w:type="dxa"/>
-            <w:tcBorders>
-              <w:top w:val="single" w:sz="4" w:space="0" w:color="000000"/>
-              <w:left w:val="single" w:sz="4" w:space="0" w:color="000000"/>
-              <w:bottom w:val="single" w:sz="4" w:space="0" w:color="000000"/>
-              <w:right w:val="single" w:sz="4" w:space="0" w:color="000000"/>
-            </w:tcBorders>
-            <w:shd w:val="clear" w:color="auto" w:fill="D9D9D9"/>
-            <w:tcMar>
-              <w:top w:w="55" w:type="dxa"/>
-              <w:left w:w="80" w:type="dxa"/>
-              <w:bottom w:w="55" w:type="dxa"/>
-              <w:right w:w="80" w:type="dxa"/>
-            </w:tcMar>
-            <w:vAlign w:val="center"/>
-          </w:tcPr>
-          <w:p>
-            <w:pPr>
-              <w:spacing w:before="20" w:after="20"/>
-              <w:jc w:val="center"/>
-              <w:rPr>
-                <w:sz w:val="24"/>
-                <w:szCs w:val="24"/>
-              </w:rPr>
-            </w:pPr>
-            <w:r>
-              <w:rPr>
-                <w:rFonts w:eastAsia="Times New Roman"/>
-                <w:b/>
-                <w:bCs/>
-                <w:sz w:val="24"/>
-                <w:szCs w:val="24"/>
-              </w:rPr>
-              <w:t>STTA Guaranteed</w:t>
-            </w:r>
-          </w:p>
-        </w:tc>
-        <w:tc>
-          <w:tcPr>
-            <w:tcW w:w="1200" w:type="dxa"/>
-            <w:tcBorders>
-              <w:top w:val="single" w:sz="4" w:space="0" w:color="000000"/>
-              <w:left w:val="single" w:sz="4" w:space="0" w:color="000000"/>
-              <w:bottom w:val="single" w:sz="4" w:space="0" w:color="000000"/>
-              <w:right w:val="single" w:sz="4" w:space="0" w:color="000000"/>
-            </w:tcBorders>
-            <w:shd w:val="clear" w:color="auto" w:fill="D9D9D9"/>
-            <w:tcMar>
-              <w:top w:w="55" w:type="dxa"/>
-              <w:left w:w="80" w:type="dxa"/>
-              <w:bottom w:w="55" w:type="dxa"/>
-              <w:right w:w="80" w:type="dxa"/>
-            </w:tcMar>
-            <w:vAlign w:val="center"/>
-          </w:tcPr>
-          <w:p>
-            <w:pPr>
-              <w:spacing w:before="20" w:after="20"/>
-              <w:jc w:val="center"/>
-              <w:rPr>
-                <w:sz w:val="24"/>
-                <w:szCs w:val="24"/>
-              </w:rPr>
-            </w:pPr>
-            <w:r>
-              <w:rPr>
-                <w:rFonts w:eastAsia="Times New Roman"/>
-                <w:b/>
-                <w:bCs/>
-                <w:sz w:val="24"/>
-                <w:szCs w:val="24"/>
-              </w:rPr>
-              <w:t>Real-Time Capable</w:t>
-            </w:r>
-          </w:p>
-        </w:tc>
-        <w:tc>
-          <w:tcPr>
-            <w:tcW w:w="2000" w:type="dxa"/>
-            <w:tcBorders>
-              <w:top w:val="single" w:sz="4" w:space="0" w:color="000000"/>
-              <w:left w:val="single" w:sz="4" w:space="0" w:color="000000"/>
-              <w:bottom w:val="single" w:sz="4" w:space="0" w:color="000000"/>
-              <w:right w:val="single" w:sz="4" w:space="0" w:color="000000"/>
-            </w:tcBorders>
-            <w:shd w:val="clear" w:color="auto" w:fill="D9D9D9"/>
-            <w:tcMar>
-              <w:top w:w="55" w:type="dxa"/>
-              <w:left w:w="80" w:type="dxa"/>
-              <w:bottom w:w="55" w:type="dxa"/>
-              <w:right w:w="80" w:type="dxa"/>
-            </w:tcMar>
-            <w:vAlign w:val="center"/>
-          </w:tcPr>
-          <w:p>
-            <w:pPr>
-              <w:spacing w:before="20" w:after="20"/>
-              <w:jc w:val="center"/>
-              <w:rPr>
-                <w:sz w:val="24"/>
-                <w:szCs w:val="24"/>
-              </w:rPr>
-            </w:pPr>
-            <w:r>
-              <w:rPr>
-                <w:rFonts w:eastAsia="Times New Roman"/>
-                <w:b/>
-                <w:bCs/>
-                <w:sz w:val="24"/>
-                <w:szCs w:val="24"/>
-              </w:rPr>
-              <w:t>Key Limitation</w:t>
-            </w:r>
-          </w:p>
-        </w:tc>
-      </w:tr>
-      <w:tr>
-        <w:tc>
-          <w:tcPr>
-            <w:tcW w:w="2000" w:type="dxa"/>
-            <w:tcBorders>
-              <w:top w:val="single" w:sz="4" w:space="0" w:color="000000"/>
-              <w:left w:val="single" w:sz="4" w:space="0" w:color="000000"/>
-              <w:bottom w:val="single" w:sz="4" w:space="0" w:color="000000"/>
-              <w:right w:val="single" w:sz="4" w:space="0" w:color="000000"/>
-            </w:tcBorders>
-            <w:tcMar>
-              <w:top w:w="55" w:type="dxa"/>
-              <w:left w:w="80" w:type="dxa"/>
-              <w:bottom w:w="55" w:type="dxa"/>
-              <w:right w:w="80" w:type="dxa"/>
-            </w:tcMar>
-            <w:vAlign w:val="center"/>
-          </w:tcPr>
-          <w:p>
-            <w:pPr>
-              <w:spacing w:before="20" w:after="20"/>
-              <w:rPr>
-                <w:sz w:val="24"/>
-                <w:szCs w:val="24"/>
-              </w:rPr>
-            </w:pPr>
-            <w:r>
-              <w:rPr>
-                <w:rFonts w:eastAsia="Times New Roman"/>
-                <w:sz w:val="24"/>
-                <w:szCs w:val="24"/>
-              </w:rPr>
-              <w:t>Supervised CNN-LSTM</w:t>
-            </w:r>
-          </w:p>
-        </w:tc>
-        <w:tc>
-          <w:tcPr>
-            <w:tcW w:w="1400" w:type="dxa"/>
-            <w:tcBorders>
-              <w:top w:val="single" w:sz="4" w:space="0" w:color="000000"/>
-              <w:left w:val="single" w:sz="4" w:space="0" w:color="000000"/>
-              <w:bottom w:val="single" w:sz="4" w:space="0" w:color="000000"/>
-              <w:right w:val="single" w:sz="4" w:space="0" w:color="000000"/>
-            </w:tcBorders>
-            <w:tcMar>
-              <w:top w:w="55" w:type="dxa"/>
-              <w:left w:w="80" w:type="dxa"/>
-              <w:bottom w:w="55" w:type="dxa"/>
-              <w:right w:w="80" w:type="dxa"/>
-            </w:tcMar>
-            <w:vAlign w:val="center"/>
-          </w:tcPr>
-          <w:p>
-            <w:pPr>
-              <w:spacing w:before="20" w:after="20"/>
-              <w:jc w:val="center"/>
-              <w:rPr>
-                <w:sz w:val="24"/>
-                <w:szCs w:val="24"/>
-              </w:rPr>
-            </w:pPr>
-            <w:r>
-              <w:rPr>
-                <w:rFonts w:eastAsia="Times New Roman"/>
-                <w:sz w:val="24"/>
-                <w:szCs w:val="24"/>
-              </w:rPr>
-              <w:t>Yes (large)</w:t>
-            </w:r>
-          </w:p>
-        </w:tc>
-        <w:tc>
-          <w:tcPr>
-            <w:tcW w:w="1400" w:type="dxa"/>
-            <w:tcBorders>
-              <w:top w:val="single" w:sz="4" w:space="0" w:color="000000"/>
-              <w:left w:val="single" w:sz="4" w:space="0" w:color="000000"/>
-              <w:bottom w:val="single" w:sz="4" w:space="0" w:color="000000"/>
-              <w:right w:val="single" w:sz="4" w:space="0" w:color="000000"/>
-            </w:tcBorders>
-            <w:tcMar>
-              <w:top w:w="55" w:type="dxa"/>
-              <w:left w:w="80" w:type="dxa"/>
-              <w:bottom w:w="55" w:type="dxa"/>
-              <w:right w:w="80" w:type="dxa"/>
-            </w:tcMar>
-            <w:vAlign w:val="center"/>
-          </w:tcPr>
-          <w:p>
-            <w:pPr>
-              <w:spacing w:before="20" w:after="20"/>
-              <w:jc w:val="center"/>
-              <w:rPr>
-                <w:sz w:val="24"/>
-                <w:szCs w:val="24"/>
-              </w:rPr>
-            </w:pPr>
-            <w:r>
-              <w:rPr>
-                <w:rFonts w:eastAsia="Times New Roman"/>
-                <w:sz w:val="24"/>
-                <w:szCs w:val="24"/>
-              </w:rPr>
-              <w:t>No</w:t>
-            </w:r>
-          </w:p>
-        </w:tc>
-        <w:tc>
-          <w:tcPr>
-            <w:tcW w:w="1200" w:type="dxa"/>
-            <w:tcBorders>
-              <w:top w:val="single" w:sz="4" w:space="0" w:color="000000"/>
-              <w:left w:val="single" w:sz="4" w:space="0" w:color="000000"/>
-              <w:bottom w:val="single" w:sz="4" w:space="0" w:color="000000"/>
-              <w:right w:val="single" w:sz="4" w:space="0" w:color="000000"/>
-            </w:tcBorders>
-            <w:tcMar>
-              <w:top w:w="55" w:type="dxa"/>
-              <w:left w:w="80" w:type="dxa"/>
-              <w:bottom w:w="55" w:type="dxa"/>
-              <w:right w:w="80" w:type="dxa"/>
-            </w:tcMar>
-            <w:vAlign w:val="center"/>
-          </w:tcPr>
-          <w:p>
-            <w:pPr>
-              <w:spacing w:before="20" w:after="20"/>
-              <w:jc w:val="center"/>
-              <w:rPr>
-                <w:sz w:val="24"/>
-                <w:szCs w:val="24"/>
-              </w:rPr>
-            </w:pPr>
-            <w:r>
-              <w:rPr>
-                <w:rFonts w:eastAsia="Times New Roman"/>
-                <w:sz w:val="24"/>
-                <w:szCs w:val="24"/>
-              </w:rPr>
-              <w:t>No</w:t>
-            </w:r>
-          </w:p>
-        </w:tc>
-        <w:tc>
-          <w:tcPr>
-            <w:tcW w:w="1200" w:type="dxa"/>
-            <w:tcBorders>
-              <w:top w:val="single" w:sz="4" w:space="0" w:color="000000"/>
-              <w:left w:val="single" w:sz="4" w:space="0" w:color="000000"/>
-              <w:bottom w:val="single" w:sz="4" w:space="0" w:color="000000"/>
-              <w:right w:val="single" w:sz="4" w:space="0" w:color="000000"/>
-            </w:tcBorders>
-            <w:tcMar>
-              <w:top w:w="55" w:type="dxa"/>
-              <w:left w:w="80" w:type="dxa"/>
-              <w:bottom w:w="55" w:type="dxa"/>
-              <w:right w:w="80" w:type="dxa"/>
-            </w:tcMar>
-            <w:vAlign w:val="center"/>
-          </w:tcPr>
-          <w:p>
-            <w:pPr>
-              <w:spacing w:before="20" w:after="20"/>
-              <w:jc w:val="center"/>
-              <w:rPr>
-                <w:sz w:val="24"/>
-                <w:szCs w:val="24"/>
-              </w:rPr>
-            </w:pPr>
-            <w:r>
-              <w:rPr>
-                <w:rFonts w:eastAsia="Times New Roman"/>
-                <w:sz w:val="24"/>
-                <w:szCs w:val="24"/>
-              </w:rPr>
-              <w:t>Yes</w:t>
-            </w:r>
-          </w:p>
-        </w:tc>
-        <w:tc>
-          <w:tcPr>
-            <w:tcW w:w="2000" w:type="dxa"/>
-            <w:tcBorders>
-              <w:top w:val="single" w:sz="4" w:space="0" w:color="000000"/>
-              <w:left w:val="single" w:sz="4" w:space="0" w:color="000000"/>
-              <w:bottom w:val="single" w:sz="4" w:space="0" w:color="000000"/>
-              <w:right w:val="single" w:sz="4" w:space="0" w:color="000000"/>
-            </w:tcBorders>
-            <w:tcMar>
-              <w:top w:w="55" w:type="dxa"/>
-              <w:left w:w="80" w:type="dxa"/>
-              <w:bottom w:w="55" w:type="dxa"/>
-              <w:right w:w="80" w:type="dxa"/>
-            </w:tcMar>
-            <w:vAlign w:val="center"/>
-          </w:tcPr>
-          <w:p>
-            <w:pPr>
-              <w:spacing w:before="20" w:after="20"/>
-              <w:rPr>
-                <w:sz w:val="24"/>
-                <w:szCs w:val="24"/>
-              </w:rPr>
-            </w:pPr>
-            <w:r>
-              <w:rPr>
-                <w:rFonts w:eastAsia="Times New Roman"/>
-                <w:sz w:val="24"/>
-                <w:szCs w:val="24"/>
-              </w:rPr>
-              <w:t>Poor OOD generalisation</w:t>
-            </w:r>
-          </w:p>
-        </w:tc>
-      </w:tr>
-      <w:tr>
-        <w:tc>
-          <w:tcPr>
-            <w:tcW w:w="2000" w:type="dxa"/>
-            <w:tcBorders>
-              <w:top w:val="single" w:sz="4" w:space="0" w:color="000000"/>
-              <w:left w:val="single" w:sz="4" w:space="0" w:color="000000"/>
-              <w:bottom w:val="single" w:sz="4" w:space="0" w:color="000000"/>
-              <w:right w:val="single" w:sz="4" w:space="0" w:color="000000"/>
-            </w:tcBorders>
-            <w:shd w:val="clear" w:color="auto" w:fill="F2F2F2"/>
-            <w:tcMar>
-              <w:top w:w="55" w:type="dxa"/>
-              <w:left w:w="80" w:type="dxa"/>
-              <w:bottom w:w="55" w:type="dxa"/>
-              <w:right w:w="80" w:type="dxa"/>
-            </w:tcMar>
-            <w:vAlign w:val="center"/>
-          </w:tcPr>
-          <w:p>
-            <w:pPr>
-              <w:spacing w:before="20" w:after="20"/>
-              <w:rPr>
-                <w:sz w:val="24"/>
-                <w:szCs w:val="24"/>
-              </w:rPr>
-            </w:pPr>
-            <w:r>
-              <w:rPr>
-                <w:rFonts w:eastAsia="Times New Roman"/>
-                <w:sz w:val="24"/>
-                <w:szCs w:val="24"/>
-              </w:rPr>
-              <w:t>Anomaly Detection [4]</w:t>
-            </w:r>
-          </w:p>
-        </w:tc>
-        <w:tc>
-          <w:tcPr>
-            <w:tcW w:w="1400" w:type="dxa"/>
-            <w:tcBorders>
-              <w:top w:val="single" w:sz="4" w:space="0" w:color="000000"/>
-              <w:left w:val="single" w:sz="4" w:space="0" w:color="000000"/>
-              <w:bottom w:val="single" w:sz="4" w:space="0" w:color="000000"/>
-              <w:right w:val="single" w:sz="4" w:space="0" w:color="000000"/>
-            </w:tcBorders>
-            <w:shd w:val="clear" w:color="auto" w:fill="F2F2F2"/>
-            <w:tcMar>
-              <w:top w:w="55" w:type="dxa"/>
-              <w:left w:w="80" w:type="dxa"/>
-              <w:bottom w:w="55" w:type="dxa"/>
-              <w:right w:w="80" w:type="dxa"/>
-            </w:tcMar>
-            <w:vAlign w:val="center"/>
-          </w:tcPr>
-          <w:p>
-            <w:pPr>
-              <w:spacing w:before="20" w:after="20"/>
-              <w:jc w:val="center"/>
-              <w:rPr>
-                <w:sz w:val="24"/>
-                <w:szCs w:val="24"/>
-              </w:rPr>
-            </w:pPr>
-            <w:r>
-              <w:rPr>
-                <w:rFonts w:eastAsia="Times New Roman"/>
-                <w:sz w:val="24"/>
-                <w:szCs w:val="24"/>
-              </w:rPr>
-              <w:t>Yes (unsup.)</w:t>
-            </w:r>
-          </w:p>
-        </w:tc>
-        <w:tc>
-          <w:tcPr>
-            <w:tcW w:w="1400" w:type="dxa"/>
-            <w:tcBorders>
-              <w:top w:val="single" w:sz="4" w:space="0" w:color="000000"/>
-              <w:left w:val="single" w:sz="4" w:space="0" w:color="000000"/>
-              <w:bottom w:val="single" w:sz="4" w:space="0" w:color="000000"/>
-              <w:right w:val="single" w:sz="4" w:space="0" w:color="000000"/>
-            </w:tcBorders>
-            <w:shd w:val="clear" w:color="auto" w:fill="F2F2F2"/>
-            <w:tcMar>
-              <w:top w:w="55" w:type="dxa"/>
-              <w:left w:w="80" w:type="dxa"/>
-              <w:bottom w:w="55" w:type="dxa"/>
-              <w:right w:w="80" w:type="dxa"/>
-            </w:tcMar>
-            <w:vAlign w:val="center"/>
-          </w:tcPr>
-          <w:p>
-            <w:pPr>
-              <w:spacing w:before="20" w:after="20"/>
-              <w:jc w:val="center"/>
-              <w:rPr>
-                <w:sz w:val="24"/>
-                <w:szCs w:val="24"/>
-              </w:rPr>
-            </w:pPr>
-            <w:r>
-              <w:rPr>
-                <w:rFonts w:eastAsia="Times New Roman"/>
-                <w:sz w:val="24"/>
-                <w:szCs w:val="24"/>
-              </w:rPr>
-              <w:t>No</w:t>
-            </w:r>
-          </w:p>
-        </w:tc>
-        <w:tc>
-          <w:tcPr>
-            <w:tcW w:w="1200" w:type="dxa"/>
-            <w:tcBorders>
-              <w:top w:val="single" w:sz="4" w:space="0" w:color="000000"/>
-              <w:left w:val="single" w:sz="4" w:space="0" w:color="000000"/>
-              <w:bottom w:val="single" w:sz="4" w:space="0" w:color="000000"/>
-              <w:right w:val="single" w:sz="4" w:space="0" w:color="000000"/>
-            </w:tcBorders>
-            <w:shd w:val="clear" w:color="auto" w:fill="F2F2F2"/>
-            <w:tcMar>
-              <w:top w:w="55" w:type="dxa"/>
-              <w:left w:w="80" w:type="dxa"/>
-              <w:bottom w:w="55" w:type="dxa"/>
-              <w:right w:w="80" w:type="dxa"/>
-            </w:tcMar>
-            <w:vAlign w:val="center"/>
-          </w:tcPr>
-          <w:p>
-            <w:pPr>
-              <w:spacing w:before="20" w:after="20"/>
-              <w:jc w:val="center"/>
-              <w:rPr>
-                <w:sz w:val="24"/>
-                <w:szCs w:val="24"/>
-              </w:rPr>
-            </w:pPr>
-            <w:r>
-              <w:rPr>
-                <w:rFonts w:eastAsia="Times New Roman"/>
-                <w:sz w:val="24"/>
-                <w:szCs w:val="24"/>
-              </w:rPr>
-              <w:t>No</w:t>
-            </w:r>
-          </w:p>
-        </w:tc>
-        <w:tc>
-          <w:tcPr>
-            <w:tcW w:w="1200" w:type="dxa"/>
-            <w:tcBorders>
-              <w:top w:val="single" w:sz="4" w:space="0" w:color="000000"/>
-              <w:left w:val="single" w:sz="4" w:space="0" w:color="000000"/>
-              <w:bottom w:val="single" w:sz="4" w:space="0" w:color="000000"/>
-              <w:right w:val="single" w:sz="4" w:space="0" w:color="000000"/>
-            </w:tcBorders>
-            <w:shd w:val="clear" w:color="auto" w:fill="F2F2F2"/>
-            <w:tcMar>
-              <w:top w:w="55" w:type="dxa"/>
-              <w:left w:w="80" w:type="dxa"/>
-              <w:bottom w:w="55" w:type="dxa"/>
-              <w:right w:w="80" w:type="dxa"/>
-            </w:tcMar>
-            <w:vAlign w:val="center"/>
-          </w:tcPr>
-          <w:p>
-            <w:pPr>
-              <w:spacing w:before="20" w:after="20"/>
-              <w:jc w:val="center"/>
-              <w:rPr>
-                <w:sz w:val="24"/>
-                <w:szCs w:val="24"/>
-              </w:rPr>
-            </w:pPr>
-            <w:r>
-              <w:rPr>
-                <w:rFonts w:eastAsia="Times New Roman"/>
-                <w:sz w:val="24"/>
-                <w:szCs w:val="24"/>
-              </w:rPr>
-              <w:t>Yes</w:t>
-            </w:r>
-          </w:p>
-        </w:tc>
-        <w:tc>
-          <w:tcPr>
-            <w:tcW w:w="2000" w:type="dxa"/>
-            <w:tcBorders>
-              <w:top w:val="single" w:sz="4" w:space="0" w:color="000000"/>
-              <w:left w:val="single" w:sz="4" w:space="0" w:color="000000"/>
-              <w:bottom w:val="single" w:sz="4" w:space="0" w:color="000000"/>
-              <w:right w:val="single" w:sz="4" w:space="0" w:color="000000"/>
-            </w:tcBorders>
-            <w:shd w:val="clear" w:color="auto" w:fill="F2F2F2"/>
-            <w:tcMar>
-              <w:top w:w="55" w:type="dxa"/>
-              <w:left w:w="80" w:type="dxa"/>
-              <w:bottom w:w="55" w:type="dxa"/>
-              <w:right w:w="80" w:type="dxa"/>
-            </w:tcMar>
-            <w:vAlign w:val="center"/>
-          </w:tcPr>
-          <w:p>
-            <w:pPr>
-              <w:spacing w:before="20" w:after="20"/>
-              <w:rPr>
-                <w:sz w:val="24"/>
-                <w:szCs w:val="24"/>
-              </w:rPr>
-            </w:pPr>
-            <w:r>
-              <w:rPr>
-                <w:rFonts w:eastAsia="Times New Roman"/>
-                <w:sz w:val="24"/>
-                <w:szCs w:val="24"/>
-              </w:rPr>
-              <w:t>High false positive rate</w:t>
-            </w:r>
-          </w:p>
-        </w:tc>
-      </w:tr>
-      <w:tr>
-        <w:tc>
-          <w:tcPr>
-            <w:tcW w:w="2000" w:type="dxa"/>
-            <w:tcBorders>
-              <w:top w:val="single" w:sz="4" w:space="0" w:color="000000"/>
-              <w:left w:val="single" w:sz="4" w:space="0" w:color="000000"/>
-              <w:bottom w:val="single" w:sz="4" w:space="0" w:color="000000"/>
-              <w:right w:val="single" w:sz="4" w:space="0" w:color="000000"/>
-            </w:tcBorders>
-            <w:tcMar>
-              <w:top w:w="55" w:type="dxa"/>
-              <w:left w:w="80" w:type="dxa"/>
-              <w:bottom w:w="55" w:type="dxa"/>
-              <w:right w:w="80" w:type="dxa"/>
-            </w:tcMar>
-            <w:vAlign w:val="center"/>
-          </w:tcPr>
-          <w:p>
-            <w:pPr>
-              <w:spacing w:before="20" w:after="20"/>
-              <w:rPr>
-                <w:sz w:val="24"/>
-                <w:szCs w:val="24"/>
-              </w:rPr>
-            </w:pPr>
-            <w:r>
-              <w:rPr>
-                <w:rFonts w:eastAsia="Times New Roman"/>
-                <w:sz w:val="24"/>
-                <w:szCs w:val="24"/>
-              </w:rPr>
-              <w:t>CLIP-only (zero-shot)</w:t>
-            </w:r>
-          </w:p>
-        </w:tc>
-        <w:tc>
-          <w:tcPr>
-            <w:tcW w:w="1400" w:type="dxa"/>
-            <w:tcBorders>
-              <w:top w:val="single" w:sz="4" w:space="0" w:color="000000"/>
-              <w:left w:val="single" w:sz="4" w:space="0" w:color="000000"/>
-              <w:bottom w:val="single" w:sz="4" w:space="0" w:color="000000"/>
-              <w:right w:val="single" w:sz="4" w:space="0" w:color="000000"/>
-            </w:tcBorders>
-            <w:tcMar>
-              <w:top w:w="55" w:type="dxa"/>
-              <w:left w:w="80" w:type="dxa"/>
-              <w:bottom w:w="55" w:type="dxa"/>
-              <w:right w:w="80" w:type="dxa"/>
-            </w:tcMar>
-            <w:vAlign w:val="center"/>
-          </w:tcPr>
-          <w:p>
-            <w:pPr>
-              <w:spacing w:before="20" w:after="20"/>
-              <w:jc w:val="center"/>
-              <w:rPr>
-                <w:sz w:val="24"/>
-                <w:szCs w:val="24"/>
-              </w:rPr>
-            </w:pPr>
-            <w:r>
-              <w:rPr>
-                <w:rFonts w:eastAsia="Times New Roman"/>
-                <w:sz w:val="24"/>
-                <w:szCs w:val="24"/>
-              </w:rPr>
-              <w:t>No</w:t>
-            </w:r>
-          </w:p>
-        </w:tc>
-        <w:tc>
-          <w:tcPr>
-            <w:tcW w:w="1400" w:type="dxa"/>
-            <w:tcBorders>
-              <w:top w:val="single" w:sz="4" w:space="0" w:color="000000"/>
-              <w:left w:val="single" w:sz="4" w:space="0" w:color="000000"/>
-              <w:bottom w:val="single" w:sz="4" w:space="0" w:color="000000"/>
-              <w:right w:val="single" w:sz="4" w:space="0" w:color="000000"/>
-            </w:tcBorders>
-            <w:tcMar>
-              <w:top w:w="55" w:type="dxa"/>
-              <w:left w:w="80" w:type="dxa"/>
-              <w:bottom w:w="55" w:type="dxa"/>
-              <w:right w:w="80" w:type="dxa"/>
-            </w:tcMar>
-            <w:vAlign w:val="center"/>
-          </w:tcPr>
-          <w:p>
-            <w:pPr>
-              <w:spacing w:before="20" w:after="20"/>
-              <w:jc w:val="center"/>
-              <w:rPr>
-                <w:sz w:val="24"/>
-                <w:szCs w:val="24"/>
-              </w:rPr>
-            </w:pPr>
-            <w:r>
-              <w:rPr>
-                <w:rFonts w:eastAsia="Times New Roman"/>
-                <w:sz w:val="24"/>
-                <w:szCs w:val="24"/>
-              </w:rPr>
-              <w:t>No</w:t>
-            </w:r>
-          </w:p>
-        </w:tc>
-        <w:tc>
-          <w:tcPr>
-            <w:tcW w:w="1200" w:type="dxa"/>
-            <w:tcBorders>
-              <w:top w:val="single" w:sz="4" w:space="0" w:color="000000"/>
-              <w:left w:val="single" w:sz="4" w:space="0" w:color="000000"/>
-              <w:bottom w:val="single" w:sz="4" w:space="0" w:color="000000"/>
-              <w:right w:val="single" w:sz="4" w:space="0" w:color="000000"/>
-            </w:tcBorders>
-            <w:tcMar>
-              <w:top w:w="55" w:type="dxa"/>
-              <w:left w:w="80" w:type="dxa"/>
-              <w:bottom w:w="55" w:type="dxa"/>
-              <w:right w:w="80" w:type="dxa"/>
-            </w:tcMar>
-            <w:vAlign w:val="center"/>
-          </w:tcPr>
-          <w:p>
-            <w:pPr>
-              <w:spacing w:before="20" w:after="20"/>
-              <w:jc w:val="center"/>
-              <w:rPr>
-                <w:sz w:val="24"/>
-                <w:szCs w:val="24"/>
-              </w:rPr>
-            </w:pPr>
-            <w:r>
-              <w:rPr>
-                <w:rFonts w:eastAsia="Times New Roman"/>
-                <w:sz w:val="24"/>
-                <w:szCs w:val="24"/>
-              </w:rPr>
-              <w:t>No</w:t>
-            </w:r>
-          </w:p>
-        </w:tc>
-        <w:tc>
-          <w:tcPr>
-            <w:tcW w:w="1200" w:type="dxa"/>
-            <w:tcBorders>
-              <w:top w:val="single" w:sz="4" w:space="0" w:color="000000"/>
-              <w:left w:val="single" w:sz="4" w:space="0" w:color="000000"/>
-              <w:bottom w:val="single" w:sz="4" w:space="0" w:color="000000"/>
-              <w:right w:val="single" w:sz="4" w:space="0" w:color="000000"/>
-            </w:tcBorders>
-            <w:tcMar>
-              <w:top w:w="55" w:type="dxa"/>
-              <w:left w:w="80" w:type="dxa"/>
-              <w:bottom w:w="55" w:type="dxa"/>
-              <w:right w:w="80" w:type="dxa"/>
-            </w:tcMar>
-            <w:vAlign w:val="center"/>
-          </w:tcPr>
-          <w:p>
-            <w:pPr>
-              <w:spacing w:before="20" w:after="20"/>
-              <w:jc w:val="center"/>
-              <w:rPr>
-                <w:sz w:val="24"/>
-                <w:szCs w:val="24"/>
-              </w:rPr>
-            </w:pPr>
-            <w:r>
-              <w:rPr>
-                <w:rFonts w:eastAsia="Times New Roman"/>
-                <w:sz w:val="24"/>
-                <w:szCs w:val="24"/>
-              </w:rPr>
-              <w:t>Yes</w:t>
-            </w:r>
-          </w:p>
-        </w:tc>
-        <w:tc>
-          <w:tcPr>
-            <w:tcW w:w="2000" w:type="dxa"/>
-            <w:tcBorders>
-              <w:top w:val="single" w:sz="4" w:space="0" w:color="000000"/>
-              <w:left w:val="single" w:sz="4" w:space="0" w:color="000000"/>
-              <w:bottom w:val="single" w:sz="4" w:space="0" w:color="000000"/>
-              <w:right w:val="single" w:sz="4" w:space="0" w:color="000000"/>
-            </w:tcBorders>
-            <w:tcMar>
-              <w:top w:w="55" w:type="dxa"/>
-              <w:left w:w="80" w:type="dxa"/>
-              <w:bottom w:w="55" w:type="dxa"/>
-              <w:right w:w="80" w:type="dxa"/>
-            </w:tcMar>
-            <w:vAlign w:val="center"/>
-          </w:tcPr>
-          <w:p>
-            <w:pPr>
-              <w:spacing w:before="20" w:after="20"/>
-              <w:rPr>
-                <w:sz w:val="24"/>
-                <w:szCs w:val="24"/>
-              </w:rPr>
-            </w:pPr>
-            <w:r>
-              <w:rPr>
-                <w:rFonts w:eastAsia="Times New Roman"/>
-                <w:sz w:val="24"/>
-                <w:szCs w:val="24"/>
-              </w:rPr>
-              <w:t>Temporal blindness; oscillatory</w:t>
-            </w:r>
-          </w:p>
-        </w:tc>
-      </w:tr>
-      <w:tr>
-        <w:tc>
-          <w:tcPr>
-            <w:tcW w:w="2000" w:type="dxa"/>
-            <w:tcBorders>
-              <w:top w:val="single" w:sz="4" w:space="0" w:color="000000"/>
-              <w:left w:val="single" w:sz="4" w:space="0" w:color="000000"/>
-              <w:bottom w:val="single" w:sz="4" w:space="0" w:color="000000"/>
-              <w:right w:val="single" w:sz="4" w:space="0" w:color="000000"/>
-            </w:tcBorders>
-            <w:shd w:val="clear" w:color="auto" w:fill="F2F2F2"/>
-            <w:tcMar>
-              <w:top w:w="55" w:type="dxa"/>
-              <w:left w:w="80" w:type="dxa"/>
-              <w:bottom w:w="55" w:type="dxa"/>
-              <w:right w:w="80" w:type="dxa"/>
-            </w:tcMar>
-            <w:vAlign w:val="center"/>
-          </w:tcPr>
-          <w:p>
-            <w:pPr>
-              <w:spacing w:before="20" w:after="20"/>
-              <w:rPr>
-                <w:sz w:val="24"/>
-                <w:szCs w:val="24"/>
-              </w:rPr>
-            </w:pPr>
-            <w:r>
-              <w:rPr>
-                <w:rFonts w:eastAsia="Times New Roman"/>
-                <w:sz w:val="24"/>
-                <w:szCs w:val="24"/>
-              </w:rPr>
-              <w:t>CoT-MLLM [7]</w:t>
-            </w:r>
-          </w:p>
-        </w:tc>
-        <w:tc>
-          <w:tcPr>
-            <w:tcW w:w="1400" w:type="dxa"/>
-            <w:tcBorders>
-              <w:top w:val="single" w:sz="4" w:space="0" w:color="000000"/>
-              <w:left w:val="single" w:sz="4" w:space="0" w:color="000000"/>
-              <w:bottom w:val="single" w:sz="4" w:space="0" w:color="000000"/>
-              <w:right w:val="single" w:sz="4" w:space="0" w:color="000000"/>
-            </w:tcBorders>
-            <w:shd w:val="clear" w:color="auto" w:fill="F2F2F2"/>
-            <w:tcMar>
-              <w:top w:w="55" w:type="dxa"/>
-              <w:left w:w="80" w:type="dxa"/>
-              <w:bottom w:w="55" w:type="dxa"/>
-              <w:right w:w="80" w:type="dxa"/>
-            </w:tcMar>
-            <w:vAlign w:val="center"/>
-          </w:tcPr>
-          <w:p>
-            <w:pPr>
-              <w:spacing w:before="20" w:after="20"/>
-              <w:jc w:val="center"/>
-              <w:rPr>
-                <w:sz w:val="24"/>
-                <w:szCs w:val="24"/>
-              </w:rPr>
-            </w:pPr>
-            <w:r>
-              <w:rPr>
-                <w:rFonts w:eastAsia="Times New Roman"/>
-                <w:sz w:val="24"/>
-                <w:szCs w:val="24"/>
-              </w:rPr>
-              <w:t>Fine-tuning</w:t>
-            </w:r>
-          </w:p>
-        </w:tc>
-        <w:tc>
-          <w:tcPr>
-            <w:tcW w:w="1400" w:type="dxa"/>
-            <w:tcBorders>
-              <w:top w:val="single" w:sz="4" w:space="0" w:color="000000"/>
-              <w:left w:val="single" w:sz="4" w:space="0" w:color="000000"/>
-              <w:bottom w:val="single" w:sz="4" w:space="0" w:color="000000"/>
-              <w:right w:val="single" w:sz="4" w:space="0" w:color="000000"/>
-            </w:tcBorders>
-            <w:shd w:val="clear" w:color="auto" w:fill="F2F2F2"/>
-            <w:tcMar>
-              <w:top w:w="55" w:type="dxa"/>
-              <w:left w:w="80" w:type="dxa"/>
-              <w:bottom w:w="55" w:type="dxa"/>
-              <w:right w:w="80" w:type="dxa"/>
-            </w:tcMar>
-            <w:vAlign w:val="center"/>
-          </w:tcPr>
-          <w:p>
-            <w:pPr>
-              <w:spacing w:before="20" w:after="20"/>
-              <w:jc w:val="center"/>
-              <w:rPr>
-                <w:sz w:val="24"/>
-                <w:szCs w:val="24"/>
-              </w:rPr>
-            </w:pPr>
-            <w:r>
-              <w:rPr>
-                <w:rFonts w:eastAsia="Times New Roman"/>
-                <w:sz w:val="24"/>
-                <w:szCs w:val="24"/>
-              </w:rPr>
-              <w:t>Yes</w:t>
-            </w:r>
-          </w:p>
-        </w:tc>
-        <w:tc>
-          <w:tcPr>
-            <w:tcW w:w="1200" w:type="dxa"/>
-            <w:tcBorders>
-              <w:top w:val="single" w:sz="4" w:space="0" w:color="000000"/>
-              <w:left w:val="single" w:sz="4" w:space="0" w:color="000000"/>
-              <w:bottom w:val="single" w:sz="4" w:space="0" w:color="000000"/>
-              <w:right w:val="single" w:sz="4" w:space="0" w:color="000000"/>
-            </w:tcBorders>
-            <w:shd w:val="clear" w:color="auto" w:fill="F2F2F2"/>
-            <w:tcMar>
-              <w:top w:w="55" w:type="dxa"/>
-              <w:left w:w="80" w:type="dxa"/>
-              <w:bottom w:w="55" w:type="dxa"/>
-              <w:right w:w="80" w:type="dxa"/>
-            </w:tcMar>
-            <w:vAlign w:val="center"/>
-          </w:tcPr>
-          <w:p>
-            <w:pPr>
-              <w:spacing w:before="20" w:after="20"/>
-              <w:jc w:val="center"/>
-              <w:rPr>
-                <w:sz w:val="24"/>
-                <w:szCs w:val="24"/>
-              </w:rPr>
-            </w:pPr>
-            <w:r>
-              <w:rPr>
-                <w:rFonts w:eastAsia="Times New Roman"/>
-                <w:sz w:val="24"/>
-                <w:szCs w:val="24"/>
-              </w:rPr>
-              <w:t>No</w:t>
-            </w:r>
-          </w:p>
-        </w:tc>
-        <w:tc>
-          <w:tcPr>
-            <w:tcW w:w="1200" w:type="dxa"/>
-            <w:tcBorders>
-              <w:top w:val="single" w:sz="4" w:space="0" w:color="000000"/>
-              <w:left w:val="single" w:sz="4" w:space="0" w:color="000000"/>
-              <w:bottom w:val="single" w:sz="4" w:space="0" w:color="000000"/>
-              <w:right w:val="single" w:sz="4" w:space="0" w:color="000000"/>
-            </w:tcBorders>
-            <w:shd w:val="clear" w:color="auto" w:fill="F2F2F2"/>
-            <w:tcMar>
-              <w:top w:w="55" w:type="dxa"/>
-              <w:left w:w="80" w:type="dxa"/>
-              <w:bottom w:w="55" w:type="dxa"/>
-              <w:right w:w="80" w:type="dxa"/>
-            </w:tcMar>
-            <w:vAlign w:val="center"/>
-          </w:tcPr>
-          <w:p>
-            <w:pPr>
-              <w:spacing w:before="20" w:after="20"/>
-              <w:jc w:val="center"/>
-              <w:rPr>
-                <w:sz w:val="24"/>
-                <w:szCs w:val="24"/>
-              </w:rPr>
-            </w:pPr>
-            <w:r>
-              <w:rPr>
-                <w:rFonts w:eastAsia="Times New Roman"/>
-                <w:sz w:val="24"/>
-                <w:szCs w:val="24"/>
-              </w:rPr>
-              <w:t>No</w:t>
-            </w:r>
-          </w:p>
-        </w:tc>
-        <w:tc>
-          <w:tcPr>
-            <w:tcW w:w="2000" w:type="dxa"/>
-            <w:tcBorders>
-              <w:top w:val="single" w:sz="4" w:space="0" w:color="000000"/>
-              <w:left w:val="single" w:sz="4" w:space="0" w:color="000000"/>
-              <w:bottom w:val="single" w:sz="4" w:space="0" w:color="000000"/>
-              <w:right w:val="single" w:sz="4" w:space="0" w:color="000000"/>
-            </w:tcBorders>
-            <w:shd w:val="clear" w:color="auto" w:fill="F2F2F2"/>
-            <w:tcMar>
-              <w:top w:w="55" w:type="dxa"/>
-              <w:left w:w="80" w:type="dxa"/>
-              <w:bottom w:w="55" w:type="dxa"/>
-              <w:right w:w="80" w:type="dxa"/>
-            </w:tcMar>
-            <w:vAlign w:val="center"/>
-          </w:tcPr>
-          <w:p>
-            <w:pPr>
-              <w:spacing w:before="20" w:after="20"/>
-              <w:rPr>
-                <w:sz w:val="24"/>
-                <w:szCs w:val="24"/>
-              </w:rPr>
-            </w:pPr>
-            <w:r>
-              <w:rPr>
-                <w:rFonts w:eastAsia="Times New Roman"/>
-                <w:sz w:val="24"/>
-                <w:szCs w:val="24"/>
-              </w:rPr>
-              <w:t>High inference latency</w:t>
-            </w:r>
-          </w:p>
-        </w:tc>
-      </w:tr>
-      <w:tr>
-        <w:tc>
-          <w:tcPr>
-            <w:tcW w:w="2000" w:type="dxa"/>
-            <w:tcBorders>
-              <w:top w:val="single" w:sz="4" w:space="0" w:color="000000"/>
-              <w:left w:val="single" w:sz="4" w:space="0" w:color="000000"/>
-              <w:bottom w:val="single" w:sz="4" w:space="0" w:color="000000"/>
-              <w:right w:val="single" w:sz="4" w:space="0" w:color="000000"/>
-            </w:tcBorders>
-            <w:tcMar>
-              <w:top w:w="55" w:type="dxa"/>
-              <w:left w:w="80" w:type="dxa"/>
-              <w:bottom w:w="55" w:type="dxa"/>
-              <w:right w:w="80" w:type="dxa"/>
-            </w:tcMar>
-            <w:vAlign w:val="center"/>
-          </w:tcPr>
-          <w:p>
-            <w:pPr>
-              <w:spacing w:before="20" w:after="20"/>
-              <w:rPr>
-                <w:sz w:val="24"/>
-                <w:szCs w:val="24"/>
-              </w:rPr>
-            </w:pPr>
-            <w:r>
-              <w:rPr>
-                <w:rFonts w:eastAsia="Times New Roman"/>
-                <w:sz w:val="24"/>
-                <w:szCs w:val="24"/>
-              </w:rPr>
-              <w:t>Fusion Framework [2]</w:t>
-            </w:r>
-          </w:p>
-        </w:tc>
-        <w:tc>
-          <w:tcPr>
-            <w:tcW w:w="1400" w:type="dxa"/>
-            <w:tcBorders>
-              <w:top w:val="single" w:sz="4" w:space="0" w:color="000000"/>
-              <w:left w:val="single" w:sz="4" w:space="0" w:color="000000"/>
-              <w:bottom w:val="single" w:sz="4" w:space="0" w:color="000000"/>
-              <w:right w:val="single" w:sz="4" w:space="0" w:color="000000"/>
-            </w:tcBorders>
-            <w:tcMar>
-              <w:top w:w="55" w:type="dxa"/>
-              <w:left w:w="80" w:type="dxa"/>
-              <w:bottom w:w="55" w:type="dxa"/>
-              <w:right w:w="80" w:type="dxa"/>
-            </w:tcMar>
-            <w:vAlign w:val="center"/>
-          </w:tcPr>
-          <w:p>
-            <w:pPr>
-              <w:spacing w:before="20" w:after="20"/>
-              <w:jc w:val="center"/>
-              <w:rPr>
-                <w:sz w:val="24"/>
-                <w:szCs w:val="24"/>
-              </w:rPr>
-            </w:pPr>
-            <w:r>
-              <w:rPr>
-                <w:rFonts w:eastAsia="Times New Roman"/>
-                <w:sz w:val="24"/>
-                <w:szCs w:val="24"/>
-              </w:rPr>
-              <w:t>Yes</w:t>
-            </w:r>
-          </w:p>
-        </w:tc>
-        <w:tc>
-          <w:tcPr>
-            <w:tcW w:w="1400" w:type="dxa"/>
-            <w:tcBorders>
-              <w:top w:val="single" w:sz="4" w:space="0" w:color="000000"/>
-              <w:left w:val="single" w:sz="4" w:space="0" w:color="000000"/>
-              <w:bottom w:val="single" w:sz="4" w:space="0" w:color="000000"/>
-              <w:right w:val="single" w:sz="4" w:space="0" w:color="000000"/>
-            </w:tcBorders>
-            <w:tcMar>
-              <w:top w:w="55" w:type="dxa"/>
-              <w:left w:w="80" w:type="dxa"/>
-              <w:bottom w:w="55" w:type="dxa"/>
-              <w:right w:w="80" w:type="dxa"/>
-            </w:tcMar>
-            <w:vAlign w:val="center"/>
-          </w:tcPr>
-          <w:p>
-            <w:pPr>
-              <w:spacing w:before="20" w:after="20"/>
-              <w:jc w:val="center"/>
-              <w:rPr>
-                <w:sz w:val="24"/>
-                <w:szCs w:val="24"/>
-              </w:rPr>
-            </w:pPr>
-            <w:r>
-              <w:rPr>
-                <w:rFonts w:eastAsia="Times New Roman"/>
-                <w:sz w:val="24"/>
-                <w:szCs w:val="24"/>
-              </w:rPr>
-              <w:t>Yes</w:t>
-            </w:r>
-          </w:p>
-        </w:tc>
-        <w:tc>
-          <w:tcPr>
-            <w:tcW w:w="1200" w:type="dxa"/>
-            <w:tcBorders>
-              <w:top w:val="single" w:sz="4" w:space="0" w:color="000000"/>
-              <w:left w:val="single" w:sz="4" w:space="0" w:color="000000"/>
-              <w:bottom w:val="single" w:sz="4" w:space="0" w:color="000000"/>
-              <w:right w:val="single" w:sz="4" w:space="0" w:color="000000"/>
-            </w:tcBorders>
-            <w:tcMar>
-              <w:top w:w="55" w:type="dxa"/>
-              <w:left w:w="80" w:type="dxa"/>
-              <w:bottom w:w="55" w:type="dxa"/>
-              <w:right w:w="80" w:type="dxa"/>
-            </w:tcMar>
-            <w:vAlign w:val="center"/>
-          </w:tcPr>
-          <w:p>
-            <w:pPr>
-              <w:spacing w:before="20" w:after="20"/>
-              <w:jc w:val="center"/>
-              <w:rPr>
-                <w:sz w:val="24"/>
-                <w:szCs w:val="24"/>
-              </w:rPr>
-            </w:pPr>
-            <w:r>
-              <w:rPr>
-                <w:rFonts w:eastAsia="Times New Roman"/>
-                <w:sz w:val="24"/>
-                <w:szCs w:val="24"/>
-              </w:rPr>
-              <w:t>Partial</w:t>
-            </w:r>
-          </w:p>
-        </w:tc>
-        <w:tc>
-          <w:tcPr>
-            <w:tcW w:w="1200" w:type="dxa"/>
-            <w:tcBorders>
-              <w:top w:val="single" w:sz="4" w:space="0" w:color="000000"/>
-              <w:left w:val="single" w:sz="4" w:space="0" w:color="000000"/>
-              <w:bottom w:val="single" w:sz="4" w:space="0" w:color="000000"/>
-              <w:right w:val="single" w:sz="4" w:space="0" w:color="000000"/>
-            </w:tcBorders>
-            <w:tcMar>
-              <w:top w:w="55" w:type="dxa"/>
-              <w:left w:w="80" w:type="dxa"/>
-              <w:bottom w:w="55" w:type="dxa"/>
-              <w:right w:w="80" w:type="dxa"/>
-            </w:tcMar>
-            <w:vAlign w:val="center"/>
-          </w:tcPr>
-          <w:p>
-            <w:pPr>
-              <w:spacing w:before="20" w:after="20"/>
-              <w:jc w:val="center"/>
-              <w:rPr>
-                <w:sz w:val="24"/>
-                <w:szCs w:val="24"/>
-              </w:rPr>
-            </w:pPr>
-            <w:r>
-              <w:rPr>
-                <w:rFonts w:eastAsia="Times New Roman"/>
-                <w:sz w:val="24"/>
-                <w:szCs w:val="24"/>
-              </w:rPr>
-              <w:t>Partial</w:t>
-            </w:r>
-          </w:p>
-        </w:tc>
-        <w:tc>
-          <w:tcPr>
-            <w:tcW w:w="2000" w:type="dxa"/>
-            <w:tcBorders>
-              <w:top w:val="single" w:sz="4" w:space="0" w:color="000000"/>
-              <w:left w:val="single" w:sz="4" w:space="0" w:color="000000"/>
-              <w:bottom w:val="single" w:sz="4" w:space="0" w:color="000000"/>
-              <w:right w:val="single" w:sz="4" w:space="0" w:color="000000"/>
-            </w:tcBorders>
-            <w:tcMar>
-              <w:top w:w="55" w:type="dxa"/>
-              <w:left w:w="80" w:type="dxa"/>
-              <w:bottom w:w="55" w:type="dxa"/>
-              <w:right w:w="80" w:type="dxa"/>
-            </w:tcMar>
-            <w:vAlign w:val="center"/>
-          </w:tcPr>
-          <w:p>
-            <w:pPr>
-              <w:spacing w:before="20" w:after="20"/>
-              <w:rPr>
-                <w:sz w:val="24"/>
-                <w:szCs w:val="24"/>
-              </w:rPr>
-            </w:pPr>
-            <w:r>
-              <w:rPr>
-                <w:rFonts w:eastAsia="Times New Roman"/>
-                <w:sz w:val="24"/>
-                <w:szCs w:val="24"/>
-              </w:rPr>
-              <w:t>Requires labelled data</w:t>
-            </w:r>
-          </w:p>
-        </w:tc>
-      </w:tr>
-      <w:tr>
-        <w:tc>
-          <w:tcPr>
-            <w:tcW w:w="2000" w:type="dxa"/>
-            <w:tcBorders>
-              <w:top w:val="single" w:sz="4" w:space="0" w:color="000000"/>
-              <w:left w:val="single" w:sz="4" w:space="0" w:color="000000"/>
-              <w:bottom w:val="single" w:sz="4" w:space="0" w:color="000000"/>
-              <w:right w:val="single" w:sz="4" w:space="0" w:color="000000"/>
-            </w:tcBorders>
-            <w:shd w:val="clear" w:color="auto" w:fill="F2F2F2"/>
-            <w:tcMar>
-              <w:top w:w="55" w:type="dxa"/>
-              <w:left w:w="80" w:type="dxa"/>
-              <w:bottom w:w="55" w:type="dxa"/>
-              <w:right w:w="80" w:type="dxa"/>
-            </w:tcMar>
-            <w:vAlign w:val="center"/>
-          </w:tcPr>
-          <w:p>
-            <w:pPr>
-              <w:spacing w:before="20" w:after="20"/>
-              <w:rPr>
-                <w:sz w:val="24"/>
-                <w:szCs w:val="24"/>
-              </w:rPr>
-            </w:pPr>
-            <w:r>
-              <w:rPr>
-                <w:rFonts w:eastAsia="Times New Roman"/>
-                <w:b/>
-                <w:bCs/>
-                <w:sz w:val="24"/>
-                <w:szCs w:val="24"/>
-              </w:rPr>
-              <w:lastRenderedPageBreak/>
-              <w:t>PreCrash (Proposed)</w:t>
-            </w:r>
-          </w:p>
-        </w:tc>
-        <w:tc>
-          <w:tcPr>
-            <w:tcW w:w="1400" w:type="dxa"/>
-            <w:tcBorders>
-              <w:top w:val="single" w:sz="4" w:space="0" w:color="000000"/>
-              <w:left w:val="single" w:sz="4" w:space="0" w:color="000000"/>
-              <w:bottom w:val="single" w:sz="4" w:space="0" w:color="000000"/>
-              <w:right w:val="single" w:sz="4" w:space="0" w:color="000000"/>
-            </w:tcBorders>
-            <w:shd w:val="clear" w:color="auto" w:fill="F2F2F2"/>
-            <w:tcMar>
-              <w:top w:w="55" w:type="dxa"/>
-              <w:left w:w="80" w:type="dxa"/>
-              <w:bottom w:w="55" w:type="dxa"/>
-              <w:right w:w="80" w:type="dxa"/>
-            </w:tcMar>
-            <w:vAlign w:val="center"/>
-          </w:tcPr>
-          <w:p>
-            <w:pPr>
-              <w:spacing w:before="20" w:after="20"/>
-              <w:jc w:val="center"/>
-              <w:rPr>
-                <w:sz w:val="24"/>
-                <w:szCs w:val="24"/>
-              </w:rPr>
-            </w:pPr>
-            <w:r>
-              <w:rPr>
-                <w:rFonts w:eastAsia="Times New Roman"/>
-                <w:b/>
-                <w:bCs/>
-                <w:sz w:val="24"/>
-                <w:szCs w:val="24"/>
-              </w:rPr>
-              <w:t>None</w:t>
-            </w:r>
-          </w:p>
-        </w:tc>
-        <w:tc>
-          <w:tcPr>
-            <w:tcW w:w="1400" w:type="dxa"/>
-            <w:tcBorders>
-              <w:top w:val="single" w:sz="4" w:space="0" w:color="000000"/>
-              <w:left w:val="single" w:sz="4" w:space="0" w:color="000000"/>
-              <w:bottom w:val="single" w:sz="4" w:space="0" w:color="000000"/>
-              <w:right w:val="single" w:sz="4" w:space="0" w:color="000000"/>
-            </w:tcBorders>
-            <w:shd w:val="clear" w:color="auto" w:fill="F2F2F2"/>
-            <w:tcMar>
-              <w:top w:w="55" w:type="dxa"/>
-              <w:left w:w="80" w:type="dxa"/>
-              <w:bottom w:w="55" w:type="dxa"/>
-              <w:right w:w="80" w:type="dxa"/>
-            </w:tcMar>
-            <w:vAlign w:val="center"/>
-          </w:tcPr>
-          <w:p>
-            <w:pPr>
-              <w:spacing w:before="20" w:after="20"/>
-              <w:jc w:val="center"/>
-              <w:rPr>
-                <w:sz w:val="24"/>
-                <w:szCs w:val="24"/>
-              </w:rPr>
-            </w:pPr>
-            <w:r>
-              <w:rPr>
-                <w:rFonts w:eastAsia="Times New Roman"/>
-                <w:b/>
-                <w:bCs/>
-                <w:sz w:val="24"/>
-                <w:szCs w:val="24"/>
-              </w:rPr>
-              <w:t>Yes (3 modalities)</w:t>
-            </w:r>
-          </w:p>
-        </w:tc>
-        <w:tc>
-          <w:tcPr>
-            <w:tcW w:w="1200" w:type="dxa"/>
-            <w:tcBorders>
-              <w:top w:val="single" w:sz="4" w:space="0" w:color="000000"/>
-              <w:left w:val="single" w:sz="4" w:space="0" w:color="000000"/>
-              <w:bottom w:val="single" w:sz="4" w:space="0" w:color="000000"/>
-              <w:right w:val="single" w:sz="4" w:space="0" w:color="000000"/>
-            </w:tcBorders>
-            <w:shd w:val="clear" w:color="auto" w:fill="F2F2F2"/>
-            <w:tcMar>
-              <w:top w:w="55" w:type="dxa"/>
-              <w:left w:w="80" w:type="dxa"/>
-              <w:bottom w:w="55" w:type="dxa"/>
-              <w:right w:w="80" w:type="dxa"/>
-            </w:tcMar>
-            <w:vAlign w:val="center"/>
-          </w:tcPr>
-          <w:p>
-            <w:pPr>
-              <w:spacing w:before="20" w:after="20"/>
-              <w:jc w:val="center"/>
-              <w:rPr>
-                <w:sz w:val="24"/>
-                <w:szCs w:val="24"/>
-              </w:rPr>
-            </w:pPr>
-            <w:r>
-              <w:rPr>
-                <w:rFonts w:eastAsia="Times New Roman"/>
-                <w:b/>
-                <w:bCs/>
-                <w:sz w:val="24"/>
-                <w:szCs w:val="24"/>
-              </w:rPr>
-              <w:t>Yes (formal)</w:t>
-            </w:r>
-          </w:p>
-        </w:tc>
-        <w:tc>
-          <w:tcPr>
-            <w:tcW w:w="1200" w:type="dxa"/>
-            <w:tcBorders>
-              <w:top w:val="single" w:sz="4" w:space="0" w:color="000000"/>
-              <w:left w:val="single" w:sz="4" w:space="0" w:color="000000"/>
-              <w:bottom w:val="single" w:sz="4" w:space="0" w:color="000000"/>
-              <w:right w:val="single" w:sz="4" w:space="0" w:color="000000"/>
-            </w:tcBorders>
-            <w:shd w:val="clear" w:color="auto" w:fill="F2F2F2"/>
-            <w:tcMar>
-              <w:top w:w="55" w:type="dxa"/>
-              <w:left w:w="80" w:type="dxa"/>
-              <w:bottom w:w="55" w:type="dxa"/>
-              <w:right w:w="80" w:type="dxa"/>
-            </w:tcMar>
-            <w:vAlign w:val="center"/>
-          </w:tcPr>
-          <w:p>
-            <w:pPr>
-              <w:spacing w:before="20" w:after="20"/>
-              <w:jc w:val="center"/>
-              <w:rPr>
-                <w:sz w:val="24"/>
-                <w:szCs w:val="24"/>
-              </w:rPr>
-            </w:pPr>
-            <w:r>
-              <w:rPr>
-                <w:rFonts w:eastAsia="Times New Roman"/>
-                <w:b/>
-                <w:bCs/>
-                <w:sz w:val="24"/>
-                <w:szCs w:val="24"/>
-              </w:rPr>
-              <w:t>Yes</w:t>
-            </w:r>
-          </w:p>
-        </w:tc>
-        <w:tc>
-          <w:tcPr>
-            <w:tcW w:w="2000" w:type="dxa"/>
-            <w:tcBorders>
-              <w:top w:val="single" w:sz="4" w:space="0" w:color="000000"/>
-              <w:left w:val="single" w:sz="4" w:space="0" w:color="000000"/>
-              <w:bottom w:val="single" w:sz="4" w:space="0" w:color="000000"/>
-              <w:right w:val="single" w:sz="4" w:space="0" w:color="000000"/>
-            </w:tcBorders>
-            <w:shd w:val="clear" w:color="auto" w:fill="F2F2F2"/>
-            <w:tcMar>
-              <w:top w:w="55" w:type="dxa"/>
-              <w:left w:w="80" w:type="dxa"/>
-              <w:bottom w:w="55" w:type="dxa"/>
-              <w:right w:w="80" w:type="dxa"/>
-            </w:tcMar>
-            <w:vAlign w:val="center"/>
-          </w:tcPr>
-          <w:p>
-            <w:pPr>
-              <w:spacing w:before="20" w:after="20"/>
-              <w:rPr>
-                <w:sz w:val="24"/>
-                <w:szCs w:val="24"/>
-              </w:rPr>
-            </w:pPr>
-            <w:r>
-              <w:rPr>
-                <w:rFonts w:eastAsia="Times New Roman"/>
-                <w:b/>
-                <w:bCs/>
-                <w:sz w:val="24"/>
-                <w:szCs w:val="24"/>
-              </w:rPr>
-              <w:t>None identified</w:t>
-            </w:r>
-          </w:p>
-        </w:tc>
-      </w:tr>
-    </w:tbl>
+          <w:rFonts w:eastAsia="Times New Roman"/>
+          <w:sz w:val="24"/>
+          <w:szCs w:val="24"/>
+        </w:rPr>
+      </w:pPr>
+      <w:r>
+        <w:rPr>
+          <w:rFonts w:eastAsia="Times New Roman"/>
+          <w:sz w:val="24"/>
+          <w:szCs w:val="24"/>
+        </w:rPr>
+        <w:t xml:space="preserve">What is new is threefold: a measurement, on a live benchmark, of how much of a composite anticipation score a video-blind submission collects; a probe methodology that decomposes such a score from outside a competition, without labels and without knowledge of the weights; and a protocol whose central requirement is that a control be reported.</w:t>
+      </w:r>
+    </w:p>
+    <w:p>
+      <w:pPr>
+        <w:spacing w:before="60" w:after="100" w:line="276" w:lineRule="auto"/>
+        <w:jc w:val="both"/>
+        <w:rPr>
+          <w:rFonts w:eastAsia="Times New Roman"/>
+          <w:sz w:val="24"/>
+          <w:szCs w:val="24"/>
+        </w:rPr>
+      </w:pPr>
+      <w:r>
+        <w:rPr>
+          <w:rFonts w:eastAsia="Times New Roman"/>
+          <w:sz w:val="24"/>
+          <w:szCs w:val="24"/>
+        </w:rPr>
+        <w:t xml:space="preserve">We are equally explicit about what is not new. Monotonicity constraints on risk scores are prior work [20], [21], and this paper claims none. Training-free pipelines combining CLIP with a motion signal already exist [24]. Nor is the general idea that a benchmark can be satisfied by a degenerate submission new. What is new is the measurement of how far it goes on this class of metric, and the demonstration that the measurement can be made from outside the competition that holds the labels.</w:t>
+      </w:r>
+    </w:p>
     <w:p>
       <w:pPr>
         <w:jc w:val="both"/>
@@ -2819,7 +1180,7 @@
           <w:szCs w:val="24"/>
           <w:lang w:val="en-IN"/>
         </w:rPr>
-        <w:t>The development of pre-crash systems is predicated on the transition from reactive accident systems to predictive systems. The core challenge lies in performing predictions without any training instances, and the methodology primarily focuses on ensembling that performs the prediction using the six stages. This section explains the problem formulation and the six-stage framework for solving it.</w:t>
+        <w:t xml:space="preserve">The development of pre-crash systems is predicated on the transition from reactive accident systems to predictive systems. The core challenge lies in performing predictions without any training instances, and the methodology primarily focuses on ensembling that performs the prediction using the six stages. This section explains the problem formulation and the six-stage framework for solving it.</w:t>
       </w:r>
     </w:p>
     <w:p>
@@ -3163,7 +1524,7 @@
           <w:szCs w:val="24"/>
           <w:lang w:val="en-IN"/>
         </w:rPr>
-        <w:t xml:space="preserve">. The accident anticipation problem thus denotes a learning predictive mapping that predicts the risk score for each frame. The learning predictive mapping is formally denoted as mentioned in equation (1)</w:t>
+        <w:t>. The accident anticipation problem thus denotes a learning predictive mapping that predicts the risk score for each frame. The learning predictive mapping is formally denoted as mentioned in equation (1)</w:t>
       </w:r>
     </w:p>
     <w:p>
@@ -3478,7 +1839,7 @@
         </w:rPr>
         <w:t xml:space="preserve">4.     Evaluation metrics such as Area under Precision-recall (AP), Area Under Curve (AUC), Time to Accident (TTA) @0.5, and </w:t>
       </w:r>
-      <w:hyperlink r:id="rId7" w:tgtFrame="_blank" w:history="1">
+      <w:hyperlink r:id="rId6" w:tgtFrame="_blank" w:history="1">
         <w:r>
           <w:rPr>
             <w:rStyle w:val="Hyperlink"/>
@@ -3486,7 +1847,7 @@
             <w:szCs w:val="24"/>
             <w:lang w:val="en-IN"/>
           </w:rPr>
-          <w:t xml:space="preserve">Stable Time to Accident (STTA) @0.5</w:t>
+          <w:t>Stable Time to Accident (STTA) @0.5</w:t>
         </w:r>
       </w:hyperlink>
       <w:r>
@@ -3596,8 +1957,9 @@
           <w:szCs w:val="24"/>
           <w:lang w:val="en-IN"/>
         </w:rPr>
+        <w:t xml:space="preserve">Precrash is designed as a modular and decoupled architecture in which each component operates independently with well-defined input and output contracts. The system integrates independently operating cognitive engines, including a Contrastive Language-Image Pretraining (CLIP) semantic engine, an NLP caption reasoning engine, and an optical flow motion engine. Each of the defined engines operates as a fully self-contained entity that does not share weights or activations. This setup ensures that the updating of any engine does not affect the other engines or the fusion layer. The three embeddings from each engine are late </w:t>
         <w:lastRenderedPageBreak/>
-        <w:t>Precrash is designed as a modular and decoupled architecture in which each component operates independently with well-defined input and output contracts. The system integrates independently operating cognitive engines, including a Contrastive Language-Image Pretraining (CLIP) semantic engine, an NLP caption reasoning engine, and an optical flow motion engine. Each of the defined engines operates as a fully self-contained entity that does not share weights or activations. This setup ensures that the updating of any engine does not affect the other engines or the fusion layer. The three embeddings from each engine are late fused, and their light weight forms a unified anticipation score. Thus, the suggested framework is uniquely suitable for safety-critical deployments requiring robustness and interpretability.</w:t>
+        <w:t>fused, and their light weight forms a unified anticipation score. Thus, the suggested framework is uniquely suitable for safety-critical deployments requiring robustness and interpretability.</w:t>
       </w:r>
     </w:p>
     <w:p>
@@ -4006,7 +2368,7 @@
                     <pic:cNvPicPr/>
                   </pic:nvPicPr>
                   <pic:blipFill>
-                    <a:blip r:embed="rId8">
+                    <a:blip r:embed="rId7">
                       <a:extLst>
                         <a:ext uri="{28A0092B-C50C-407E-A947-70E740481C1C}">
                           <a14:useLocalDpi xmlns:a14="http://schemas.microsoft.com/office/drawing/2010/main" val="0"/>
@@ -4168,7 +2530,7 @@
                     <pic:cNvPicPr/>
                   </pic:nvPicPr>
                   <pic:blipFill>
-                    <a:blip r:embed="rId9">
+                    <a:blip r:embed="rId8">
                       <a:extLst>
                         <a:ext uri="{28A0092B-C50C-407E-A947-70E740481C1C}">
                           <a14:useLocalDpi xmlns:a14="http://schemas.microsoft.com/office/drawing/2010/main" val="0"/>
@@ -4303,7 +2665,7 @@
           <w:sz w:val="24"/>
           <w:szCs w:val="24"/>
         </w:rPr>
-        <w:t>CLIP ViT-L/14:</w:t>
+        <w:t xml:space="preserve">CLIP ViT-L/14:</w:t>
       </w:r>
     </w:p>
     <w:p>
@@ -4337,7 +2699,7 @@
         </w:rPr>
         <w:t xml:space="preserve">The CLIP will be able to do this at zero shot as the model is trained on 400 million </w:t>
         <w:lastRenderedPageBreak/>
-        <w:t>image -text pairs due to which they possess the capability to compare each frame against dangerous text prompts without any training. ViT-L/14 is specifically chosen due to its finer spatial detail and better accuracy. The comparative analysis on why this model is chosen for visual scoring is further justified with the table 2.</w:t>
+        <w:t xml:space="preserve">image -text pairs due to which they possess the capability to compare each frame against dangerous text prompts without any training. ViT-L/14 is specifically chosen due to its finer spatial detail and better accuracy. The comparative analysis on why this model is chosen for visual scoring is further justified with the table 2.</w:t>
       </w:r>
     </w:p>
     <w:p>
@@ -4366,7 +2728,7 @@
           <w:sz w:val="24"/>
           <w:szCs w:val="24"/>
         </w:rPr>
-        <w:t>Table 2: Justification showing the importance of CLIP ViT-L/14 model for visual scoring</w:t>
+        <w:t xml:space="preserve">Table 2: Justification showing the importance of CLIP ViT-L/14 model for visual scoring</w:t>
       </w:r>
     </w:p>
     <w:p>
@@ -4541,7 +2903,7 @@
                 <w:sz w:val="24"/>
                 <w:szCs w:val="24"/>
               </w:rPr>
-              <w:t>ResNet / VGG</w:t>
+              <w:t xml:space="preserve">ResNet / VGG</w:t>
             </w:r>
           </w:p>
         </w:tc>
@@ -4725,7 +3087,7 @@
                 <w:sz w:val="24"/>
                 <w:szCs w:val="24"/>
               </w:rPr>
-              <w:t>InternVL2 / LLaVA</w:t>
+              <w:t xml:space="preserve">InternVL2 / LLaVA</w:t>
             </w:r>
           </w:p>
         </w:tc>
@@ -4817,7 +3179,7 @@
                 <w:sz w:val="24"/>
                 <w:szCs w:val="24"/>
               </w:rPr>
-              <w:t>CLIP ViT-B/32</w:t>
+              <w:t xml:space="preserve">CLIP ViT-B/32</w:t>
             </w:r>
           </w:p>
         </w:tc>
@@ -4877,7 +3239,7 @@
                 <w:sz w:val="24"/>
                 <w:szCs w:val="24"/>
               </w:rPr>
-              <w:t>Smaller model, coarser features — ViT-L/14 consistently outperforms it</w:t>
+              <w:t xml:space="preserve">Smaller model, coarser features — ViT-L/14 consistently outperforms it</w:t>
             </w:r>
           </w:p>
         </w:tc>
@@ -5052,7 +3414,7 @@
           <w:sz w:val="24"/>
           <w:szCs w:val="24"/>
         </w:rPr>
-        <w:t xml:space="preserve">Recurrent All-Pairs Field Transforms (RAFT) is considered to be more accurate, however we adopted to use frame difference because of the GPU compute requirement. With frame difference, 90% of RAFT accident detection can be computed at 1% of the compute cost. Due to this lower computation cost, frame difference is computed as mentioned in equation (1) using optical flow.</w:t>
+        <w:t>Recurrent All-Pairs Field Transforms (RAFT) is considered to be more accurate, however we adopted to use frame difference because of the GPU compute requirement. With frame difference, 90% of RAFT accident detection can be computed at 1% of the compute cost. Due to this lower computation cost, frame difference is computed as mentioned in equation (1) using optical flow.</w:t>
       </w:r>
     </w:p>
     <w:p>
@@ -5441,7 +3803,7 @@
           <w:sz w:val="24"/>
           <w:szCs w:val="24"/>
         </w:rPr>
-        <w:t xml:space="preserve">Justification showing the importance of NLP Caption model for Semantic Scoring</w:t>
+        <w:t>Justification showing the importance of NLP Caption model for Semantic Scoring</w:t>
       </w:r>
     </w:p>
     <w:p>
@@ -5772,7 +4134,7 @@
                 <w:rFonts w:ascii="Arial" w:eastAsia="Arial" w:hAnsi="Arial" w:cs="Arial"/>
                 <w:color w:val="000000"/>
               </w:rPr>
-              <w:t>Worse — later crossover than MiniLM</w:t>
+              <w:t xml:space="preserve">Worse — later crossover than MiniLM</w:t>
             </w:r>
           </w:p>
         </w:tc>
@@ -6483,7 +4845,7 @@
           <w:sz w:val="24"/>
           <w:szCs w:val="24"/>
         </w:rPr>
-        <w:t>Table 4: Advantages of Using Ensembling</w:t>
+        <w:t xml:space="preserve">Table 4: Advantages of Using Ensembling</w:t>
       </w:r>
     </w:p>
     <w:p>
@@ -7451,7 +5813,7 @@
           <w:sz w:val="24"/>
           <w:szCs w:val="24"/>
         </w:rPr>
-        <w:t xml:space="preserve">The total 1417 images are processed individually through the six-stage pipeline process as shown in the Figure 3. Aligning with the architecture of the framework the workflow explains it with context to the functions used for performing each of the step. Each of the clip that is standardized to T=150 frames bounded by start and end frames are fed into three model where complementary temporal sequences are computed in parallel.</w:t>
+        <w:t>The total 1417 images are processed individually through the six-stage pipeline process as shown in the Figure 3. Aligning with the architecture of the framework the workflow explains it with context to the functions used for performing each of the step. Each of the clip that is standardized to T=150 frames bounded by start and end frames are fed into three model where complementary temporal sequences are computed in parallel.</w:t>
       </w:r>
     </w:p>
     <w:p>
@@ -7965,7 +6327,7 @@
                     <pic:cNvPicPr/>
                   </pic:nvPicPr>
                   <pic:blipFill>
-                    <a:blip r:embed="rId10">
+                    <a:blip r:embed="rId9">
                       <a:extLst>
                         <a:ext uri="{28A0092B-C50C-407E-A947-70E740481C1C}">
                           <a14:useLocalDpi xmlns:a14="http://schemas.microsoft.com/office/drawing/2010/main" val="0"/>
@@ -8020,7 +6382,7 @@
           <w:sz w:val="24"/>
           <w:szCs w:val="24"/>
         </w:rPr>
-        <w:t xml:space="preserve">Figure 3: Workflow with feature extraction and ensemble score computation</w:t>
+        <w:t>Figure 3: Workflow with feature extraction and ensemble score computation</w:t>
       </w:r>
     </w:p>
     <w:p>
@@ -8045,7 +6407,7 @@
           <w:sz w:val="24"/>
           <w:szCs w:val="24"/>
         </w:rPr>
-        <w:t>The sudden changes in the scene and appearance of any form of kinematics is extracted from the frame using the optical flow estimation that basically finds the inter-frame pixel difference between the consecutive frames as shown in equation (3)</w:t>
+        <w:t xml:space="preserve">The sudden changes in the scene and appearance of any form of kinematics is extracted from the frame using the optical flow estimation that basically finds the inter-frame pixel difference between the consecutive frames as shown in equation (3)</w:t>
       </w:r>
     </w:p>
     <w:p>
@@ -8798,7 +7160,7 @@
           <w:szCs w:val="24"/>
           <w:lang w:val="en-IN"/>
         </w:rPr>
-        <w:t xml:space="preserve">NLP captioning model generates the zero-shot text caption for each frame. This model performs the scoring against sudden onset of danger and gradual onset of danger. Thus, the final score is estimated using the temporal offset and relative score trajectory as mentioned in equation (3)</w:t>
+        <w:t>NLP captioning model generates the zero-shot text caption for each frame. This model performs the scoring against sudden onset of danger and gradual onset of danger. Thus, the final score is estimated using the temporal offset and relative score trajectory as mentioned in equation (3)</w:t>
       </w:r>
     </w:p>
     <w:p>
@@ -9350,7 +7712,7 @@
           <w:szCs w:val="24"/>
           <w:lang w:val="en-IN"/>
         </w:rPr>
-        <w:t>Then all the feature extracted from three models are combined to a unified trajectory p_final(t) using the 5 stages as mentioned below:</w:t>
+        <w:t xml:space="preserve">Then all the feature extracted from three models are combined to a unified trajectory p_final(t) using the 5 stages as mentioned below:</w:t>
       </w:r>
     </w:p>
     <w:p>
@@ -10092,7 +8454,7 @@
           <w:szCs w:val="24"/>
           <w:lang w:val="en-IN"/>
         </w:rPr>
-        <w:t xml:space="preserve">is applied as mentioned in equation (6)</w:t>
+        <w:t>is applied as mentioned in equation (6)</w:t>
       </w:r>
     </w:p>
     <w:p>
@@ -11596,7 +9958,7 @@
           <w:sz w:val="24"/>
           <w:szCs w:val="24"/>
         </w:rPr>
-        <w:t>, no training data, domain-specific fine-tuning, or hyper-parameter optimisation on a held-out validation split was performed prior to inference. The model relies entirely on the pre-trained semantic and kinematic representational spaces of the constituent Vision-Language Models (VLMs), rendering the evaluation a genuine test of cross-domain generalisation rather than in-distribution memorisation.</w:t>
+        <w:t xml:space="preserve">, no training data, domain-specific fine-tuning, or hyper-parameter optimisation on a held-out validation split was performed prior to inference. The model relies entirely on the pre-trained semantic and kinematic representational spaces of the constituent Vision-Language Models (VLMs), rendering the evaluation a genuine test of cross-domain generalisation rather than in-distribution memorisation.</w:t>
       </w:r>
     </w:p>
     <w:p>
@@ -11761,7 +10123,7 @@
           <w:sz w:val="24"/>
           <w:szCs w:val="24"/>
         </w:rPr>
-        <w:t>STTA imposes a stricter temporal coherence requirement on the predicted risk trajectory. The metric penalises oscillatory risk behaviour by requiring that, once the alert threshold is breached (</w:t>
+        <w:t xml:space="preserve">STTA imposes a stricter temporal coherence requirement on the predicted risk trajectory. The metric penalises oscillatory risk behaviour by requiring that, once the alert threshold is breached (</w:t>
       </w:r>
       <w:r>
         <w:rPr>
@@ -12313,7 +10675,7 @@
                 <w:sz w:val="24"/>
                 <w:szCs w:val="24"/>
               </w:rPr>
-              <w:t>Python 3.10 + PyTorch</w:t>
+              <w:t xml:space="preserve">Python 3.10 + PyTorch</w:t>
             </w:r>
           </w:p>
         </w:tc>
@@ -12459,7 +10821,7 @@
                 <w:sz w:val="24"/>
                 <w:szCs w:val="24"/>
               </w:rPr>
-              <w:t>OpenAI CLIP ViT-L/14</w:t>
+              <w:t xml:space="preserve">OpenAI CLIP ViT-L/14</w:t>
             </w:r>
           </w:p>
         </w:tc>
@@ -12949,7 +11311,7 @@
           <w:sz w:val="24"/>
           <w:szCs w:val="24"/>
         </w:rPr>
-        <w:t>A non-linear power transformation with exponent γ = 1.8 is applied to the smoothed score. Since γ &gt; 1, this monotone contrast stretch suppresses sub-threshold scores toward zero while amplifying supra-threshold scores toward unity, sharpening the decision boundary and maximising the Area under the Precision-Recall curve (Equation 6). The optimal γ was identified via grid search over γ </w:t>
+        <w:t xml:space="preserve">A non-linear power transformation with exponent γ = 1.8 is applied to the smoothed score. Since γ &gt; 1, this monotone contrast stretch suppresses sub-threshold scores toward zero while amplifying supra-threshold scores toward unity, sharpening the decision boundary and maximising the Area under the Precision-Recall curve (Equation 6). The optimal γ was identified via grid search over γ </w:t>
       </w:r>
       <w:r>
         <w:rPr>
@@ -13001,7 +11363,7 @@
           <w:sz w:val="24"/>
           <w:szCs w:val="24"/>
         </w:rPr>
-        <w:t>A time-axis compression factor of α = 1.3 is applied via linear interpolation onto the original frame grid. This operation dynamically shifts the risk curve earlier in the temporal sequence, yielding a mean gain of approximately 6 frames in Time-to-Alarm (TTA), as formalised in Equation (8). The value α = 1.3 was determined from the Pareto frontier of TTA gain versus false-positive rate increase.</w:t>
+        <w:t xml:space="preserve">A time-axis compression factor of α = 1.3 is applied via linear interpolation onto the original frame grid. This operation dynamically shifts the risk curve earlier in the temporal sequence, yielding a mean gain of approximately 6 frames in Time-to-Alarm (TTA), as formalised in Equation (8). The value α = 1.3 was determined from the Pareto frontier of TTA gain versus false-positive rate increase.</w:t>
       </w:r>
     </w:p>
     <w:p>
@@ -13267,7 +11629,7 @@
           <w:szCs w:val="24"/>
         </w:rPr>
         <w:lastRenderedPageBreak/>
-        <w:t>Moreover, the early-frame false alarm rate — a historically persistent failure mode in zero-shot VLM deployments — was effectively neutralised by the power-curve scaling and Gaussian smoothing stages of the post-processing pipeline. Initial frame risk scores (</w:t>
+        <w:t xml:space="preserve">Moreover, the early-frame false alarm rate — a historically persistent failure mode in zero-shot VLM deployments — was effectively neutralised by the power-curve scaling and Gaussian smoothing stages of the post-processing pipeline. Initial frame risk scores (</w:t>
       </w:r>
       <w:r>
         <w:rPr>
@@ -13285,7 +11647,7 @@
           <w:sz w:val="24"/>
           <w:szCs w:val="24"/>
         </w:rPr>
-        <w:t> = 1) universally initialised below 0.05, correctly representing a quiescent, low-threat baseline during the safe driving phase, before escalating monotonically to peak risk scores approaching 1.0 at the collision terminus. This calibration behaviour is critical for production-grade deployment: systems that exhibit artificially elevated baseline risk scores generate driver alarm fatigue and are systematically disengaged by operators, negating their safety benefit entirely.</w:t>
+        <w:t xml:space="preserve"> = 1) universally initialised below 0.05, correctly representing a quiescent, low-threat baseline during the safe driving phase, before escalating monotonically to peak risk scores approaching 1.0 at the collision terminus. This calibration behaviour is critical for production-grade deployment: systems that exhibit artificially elevated baseline risk scores generate driver alarm fatigue and are systematically disengaged by operators, negating their safety benefit entirely.</w:t>
       </w:r>
     </w:p>
     <w:p>
@@ -13314,7 +11676,7 @@
           <w:sz w:val="24"/>
           <w:szCs w:val="24"/>
         </w:rPr>
-        <w:t>Table 6: Overall Zero-Shot Anticipation Performance on MM-AU (N = 1,417 clips)</w:t>
+        <w:t xml:space="preserve">Table 6: Overall Zero-Shot Anticipation Performance on MM-AU (N = 1,417 clips)</w:t>
       </w:r>
     </w:p>
     <w:tbl>
@@ -13824,7 +12186,7 @@
                 <w:sz w:val="24"/>
                 <w:szCs w:val="24"/>
               </w:rPr>
-              <w:t>Initial Risk Score p(1)</w:t>
+              <w:t xml:space="preserve">Initial Risk Score p(1)</w:t>
             </w:r>
           </w:p>
         </w:tc>
@@ -14405,7 +12767,7 @@
           <w:sz w:val="24"/>
           <w:szCs w:val="24"/>
         </w:rPr>
-        <w:t>. Two key statistical observations characterise this high-performance subset:</w:t>
+        <w:t xml:space="preserve">. Two key statistical observations characterise this high-performance subset:</w:t>
       </w:r>
     </w:p>
     <w:p>
@@ -15174,7 +13536,7 @@
                 <w:sz w:val="24"/>
                 <w:szCs w:val="24"/>
               </w:rPr>
-              <w:t>Temporal ceiling; identical t₀ values for clips with similar captions — no per-clip visual personalisation</w:t>
+              <w:t xml:space="preserve">Temporal ceiling; identical t₀ values for clips with similar captions — no per-clip visual personalisation</w:t>
             </w:r>
           </w:p>
         </w:tc>
@@ -16071,7 +14433,7 @@
                 <w:sz w:val="24"/>
                 <w:szCs w:val="24"/>
               </w:rPr>
-              <w:t>Initial Risk p(1)</w:t>
+              <w:t xml:space="preserve">Initial Risk p(1)</w:t>
             </w:r>
           </w:p>
         </w:tc>
@@ -21660,7 +20022,7 @@
           <w:sz w:val="24"/>
           <w:szCs w:val="24"/>
         </w:rPr>
-        <w:t>5.4.1. Statistical Inferences and Reaction-Time Maximisation</w:t>
+        <w:t xml:space="preserve">5.4.1. Statistical Inferences and Reaction-Time Maximisation</w:t>
       </w:r>
     </w:p>
     <w:p>
@@ -21825,7 +20187,7 @@
           <w:sz w:val="24"/>
           <w:szCs w:val="24"/>
         </w:rPr>
-        <w:t>The Top-25 subset provides definitive empirical validation of the ensemble's synergistic architecture. Two critical properties characterise all 25 sequences:</w:t>
+        <w:t xml:space="preserve">The Top-25 subset provides definitive empirical validation of the ensemble's synergistic architecture. Two critical properties characterise all 25 sequences:</w:t>
       </w:r>
     </w:p>
     <w:p>
@@ -22834,7 +21196,7 @@
                 <w:sz w:val="24"/>
                 <w:szCs w:val="24"/>
               </w:rPr>
-              <w:t>No visual personalisation per clip</w:t>
+              <w:t xml:space="preserve">No visual personalisation per clip</w:t>
             </w:r>
           </w:p>
         </w:tc>
@@ -24151,7 +22513,7 @@
           <w:sz w:val="24"/>
           <w:szCs w:val="24"/>
         </w:rPr>
-        <w:t>synchronised audio streams</w:t>
+        <w:t xml:space="preserve">synchronised audio streams</w:t>
       </w:r>
       <w:r>
         <w:rPr>
@@ -24257,7 +22619,7 @@
           <w:sz w:val="24"/>
           <w:szCs w:val="24"/>
         </w:rPr>
-        <w:t>7.4. Cross-Dataset Generalisation and Geographic Diversity</w:t>
+        <w:t xml:space="preserve">7.4. Cross-Dataset Generalisation and Geographic Diversity</w:t>
       </w:r>
     </w:p>
     <w:p>
@@ -24275,7 +22637,7 @@
           <w:sz w:val="24"/>
           <w:szCs w:val="24"/>
         </w:rPr>
-        <w:t>The evaluation presented in this work was conducted on the MM-AU benchmark, which, while comprehensive in accident typology, reflects a particular geographic and infrastructural distribution. Future work will assess the framework's generalisation across geographically diverse dashcam datasets — including D2-City (Chinese urban environments), DADA-2000 (driver attention in driving accidents), and the A3D dataset — with the objective of validating the zero-shot claim across substantially different road geometries, driving cultures, traffic density patterns, and regulatory environments. Cross-dataset evaluation without any form of adaptation would constitute the most rigorous validation of the framework's generalisation claim and is a priority for future benchmarking work.</w:t>
+        <w:t xml:space="preserve">The evaluation presented in this work was conducted on the MM-AU benchmark, which, while comprehensive in accident typology, reflects a particular geographic and infrastructural distribution. Future work will assess the framework's generalisation across geographically diverse dashcam datasets — including D2-City (Chinese urban environments), DADA-2000 (driver attention in driving accidents), and the A3D dataset — with the objective of validating the zero-shot claim across substantially different road geometries, driving cultures, traffic density patterns, and regulatory environments. Cross-dataset evaluation without any form of adaptation would constitute the most rigorous validation of the framework's generalisation claim and is a priority for future benchmarking work.</w:t>
       </w:r>
     </w:p>
     <w:p>
@@ -24324,7 +22686,7 @@
           <w:sz w:val="24"/>
           <w:szCs w:val="24"/>
         </w:rPr>
-        <w:t>model quantisation, structured pruning, and knowledge distillation</w:t>
+        <w:t xml:space="preserve">model quantisation, structured pruning, and knowledge distillation</w:t>
       </w:r>
       <w:r>
         <w:rPr>
@@ -24353,7 +22715,7 @@
           <w:sz w:val="24"/>
           <w:szCs w:val="24"/>
         </w:rPr>
-        <w:t>7.6. Regulatory Integration and Driver Behaviour Studies</w:t>
+        <w:t xml:space="preserve">7.6. Regulatory Integration and Driver Behaviour Studies</w:t>
       </w:r>
     </w:p>
     <w:p>
@@ -24407,7 +22769,7 @@
           <w:sz w:val="24"/>
           <w:szCs w:val="24"/>
         </w:rPr>
-        <w:t>In summary, PreCrash establishes that zero-shot, training-free accident anticipation is not merely a theoretical possibility but a practically achievable and measurably effective operational capability. The results call for a re-evaluation of the assumption that safety-critical visual understanding systems categorically require large, domain-specific labelled datasets — and position pre-trained Vision-Language Model ensembles as a viable, scalable foundation for the next generation of intelligent road safety system.</w:t>
+        <w:t xml:space="preserve">In summary, PreCrash establishes that zero-shot, training-free accident anticipation is not merely a theoretical possibility but a practically achievable and measurably effective operational capability. The results call for a re-evaluation of the assumption that safety-critical visual understanding systems categorically require large, domain-specific labelled datasets — and position pre-trained Vision-Language Model ensembles as a viable, scalable foundation for the next generation of intelligent road safety system.</w:t>
       </w:r>
     </w:p>
     <w:p>
@@ -24447,7 +22809,7 @@
         <w:pStyle w:val="References"/>
       </w:pPr>
       <w:r>
-        <w:t>World Health Organization, "Road traffic injuries," WHO Fact Sheet, World Health Organization, Geneva, Switzerland, Nov. 2023. [Online]. Available: https://www.who.int/news-room/fact-sheets/detail/ road-traffic-injuries. [Accessed: Apr. 11, 2026].</w:t>
+        <w:t xml:space="preserve">World Health Organization, "Road traffic injuries," WHO Fact Sheet, Geneva, Switzerland, 13 Dec. 2023. [Online]. Available: https://www.who.int/news-room/fact-sheets/detail/road-traffic-injuries</w:t>
       </w:r>
     </w:p>
     <w:p>
@@ -24455,27 +22817,7 @@
         <w:pStyle w:val="References"/>
       </w:pPr>
       <w:r>
-        <w:t>Kandacharam, S., Rajathilagam, B., &amp; Vasudevan, S. K. (2025). Fusion framework for accident anticipation and incident detection in dashcam videos. </w:t>
-      </w:r>
-      <w:r>
-        <w:rPr>
-          <w:i/>
-          <w:iCs/>
-        </w:rPr>
-        <w:t>SN Computer Science</w:t>
-      </w:r>
-      <w:r>
-        <w:t>, </w:t>
-      </w:r>
-      <w:r>
-        <w:rPr>
-          <w:i/>
-          <w:iCs/>
-        </w:rPr>
-        <w:t>6</w:t>
-      </w:r>
-      <w:r>
-        <w:t>(5), 548.</w:t>
+        <w:t xml:space="preserve">Zhang, Y., Zhou, W., Lin, R., Yang, X., &amp; Zheng, H. (2025). Deep learning advances in vision-based traffic accident anticipation: A comprehensive review of methods, datasets, and future directions. arXiv:2505.07611.</w:t>
       </w:r>
     </w:p>
     <w:p>
@@ -24483,17 +22825,7 @@
         <w:pStyle w:val="References"/>
       </w:pPr>
       <w:r>
-        <w:t>Moura, D., Zhu, S., &amp; Zvitia, O. (2025). Nexar dashcam collision prediction dataset and challenge. In </w:t>
-      </w:r>
-      <w:r>
-        <w:rPr>
-          <w:i/>
-          <w:iCs/>
-        </w:rPr>
-        <w:t>Proceedings of the IEEE/CVF Conference on Computer Vision and Pattern Recognition</w:t>
-      </w:r>
-      <w:r>
-        <w:t> (pp. 2583-2591).</w:t>
+        <w:t xml:space="preserve">Moura, D., Zhu, S., &amp; Zvitia, O. (2025). Nexar dashcam collision prediction dataset and challenge. In Proc. IEEE/CVF Conf. on Computer Vision and Pattern Recognition Workshops (CVPRW), pp. 2608–2616. arXiv:2503.03848.</w:t>
       </w:r>
     </w:p>
     <w:p>
@@ -24501,27 +22833,7 @@
         <w:pStyle w:val="References"/>
       </w:pPr>
       <w:r>
-        <w:t>Liu, H., Hu, X., Jiang, Y., Wan, T., &amp; Ma, W. (2026). SCTNet: Structured and causality-guided spatiotemporal diffusion network for unsupervised traffic accident detection. </w:t>
-      </w:r>
-      <w:r>
-        <w:rPr>
-          <w:i/>
-          <w:iCs/>
-        </w:rPr>
-        <w:t>Information Processing &amp; Management</w:t>
-      </w:r>
-      <w:r>
-        <w:t>, </w:t>
-      </w:r>
-      <w:r>
-        <w:rPr>
-          <w:i/>
-          <w:iCs/>
-        </w:rPr>
-        <w:t>63</w:t>
-      </w:r>
-      <w:r>
-        <w:t>(4), 104598.</w:t>
+        <w:t xml:space="preserve">Chan, F.-H., Chen, Y.-T., Xiang, Y., &amp; Sun, M. (2016). Anticipating accidents in dashcam videos. In Computer Vision – ACCV 2016, Lecture Notes in Computer Science, vol. 10114, pp. 136–153. Springer.</w:t>
       </w:r>
     </w:p>
     <w:p>
@@ -24529,27 +22841,7 @@
         <w:pStyle w:val="References"/>
       </w:pPr>
       <w:r>
-        <w:t>Liu, M., Chen, Y., Zhuang, X., &amp; Ma, G. (2026). Spotting Danger: How child and adult pedestrians assess distracted drivers in hazard perception. </w:t>
-      </w:r>
-      <w:r>
-        <w:rPr>
-          <w:i/>
-          <w:iCs/>
-        </w:rPr>
-        <w:t>Accident Analysis &amp; Prevention</w:t>
-      </w:r>
-      <w:r>
-        <w:t>, </w:t>
-      </w:r>
-      <w:r>
-        <w:rPr>
-          <w:i/>
-          <w:iCs/>
-        </w:rPr>
-        <w:t>229</w:t>
-      </w:r>
-      <w:r>
-        <w:t>, 108438.</w:t>
+        <w:t xml:space="preserve">Bao, W., Yu, Q., &amp; Kong, Y. (2020). Uncertainty-based traffic accident anticipation with spatio-temporal relational learning. In Proc. 28th ACM Int. Conf. on Multimedia, pp. 2682–2690. doi:10.1145/3394171.3413827.</w:t>
       </w:r>
     </w:p>
     <w:p>
@@ -24557,17 +22849,7 @@
         <w:pStyle w:val="References"/>
       </w:pPr>
       <w:r>
-        <w:t>Lin, R., Tang, T., Liu, Y., Zhou, W., Yang, X., Zheng, H., ... &amp; Zhang, Y. (2025). Deep Learning Advances in Vision-Based Traffic Accident Anticipation: A Comprehensive Review of Methods, Datasets, and Future Directions. </w:t>
-      </w:r>
-      <w:r>
-        <w:rPr>
-          <w:i/>
-          <w:iCs/>
-        </w:rPr>
-        <w:t>arXiv preprint arXiv:2505.07611</w:t>
-      </w:r>
-      <w:r>
-        <w:t>.</w:t>
+        <w:t xml:space="preserve">Karim, M. M., Li, Y., Qin, R., &amp; Yin, Z. (2022). A dynamic spatial-temporal attention network for early anticipation of traffic accidents. IEEE Trans. Intelligent Transportation Systems, 23(7), 9590–9600. doi:10.1109/TITS.2022.3155613.</w:t>
       </w:r>
     </w:p>
     <w:p>
@@ -24575,17 +22857,7 @@
         <w:pStyle w:val="References"/>
       </w:pPr>
       <w:r>
-        <w:t>Liao, H., Rao, B., Sun, H., Wang, C., Chang, Q., Li, S. E., ... &amp; Li, Z. (2025). Chain-of-Thought Guided Multimodal Large Language Models for Scene-Aware Accident Anticipation in Autonomous Driving. </w:t>
-      </w:r>
-      <w:r>
-        <w:rPr>
-          <w:i/>
-          <w:iCs/>
-        </w:rPr>
-        <w:t>IEEE Transactions on Intelligent Transportation Systems</w:t>
-      </w:r>
-      <w:r>
-        <w:t>.</w:t>
+        <w:t xml:space="preserve">Fang, J., Li, L.-L., Zhou, J., Xiao, J., Yu, H., Lv, C., Xue, J., &amp; Chua, T.-S. (2024). Abductive ego-view accident video understanding for safe driving perception. In Proc. IEEE/CVF Conf. on Computer Vision and Pattern Recognition (CVPR), pp. 22030–22040. arXiv:2403.00436.</w:t>
       </w:r>
     </w:p>
     <w:p>
@@ -24593,27 +22865,7 @@
         <w:pStyle w:val="References"/>
       </w:pPr>
       <w:r>
-        <w:t>Zhang, R., Wang, B., Zhang, J., Bian, Z., Feng, C., &amp; Ozbay, K. (2025). When language and vision meet road safety: leveraging multimodal large language models for video-based traffic accident analysis. </w:t>
-      </w:r>
-      <w:r>
-        <w:rPr>
-          <w:i/>
-          <w:iCs/>
-        </w:rPr>
-        <w:t>Accident Analysis &amp; Prevention</w:t>
-      </w:r>
-      <w:r>
-        <w:t>, </w:t>
-      </w:r>
-      <w:r>
-        <w:rPr>
-          <w:i/>
-          <w:iCs/>
-        </w:rPr>
-        <w:t>219</w:t>
-      </w:r>
-      <w:r>
-        <w:t>, 108077.</w:t>
+        <w:t xml:space="preserve">AUTOPILOT-COG (2026). Zero-shot Accident Anticipation. Kaggle. [Online]. Available: https://kaggle.com/competitions/zero-shot-taa</w:t>
       </w:r>
     </w:p>
     <w:p>
@@ -24621,17 +22873,7 @@
         <w:pStyle w:val="References"/>
       </w:pPr>
       <w:r>
-        <w:t>Zhang, J., Liao, H., Xie, Y., Wang, C., Guan, Y., Rao, B., &amp; Li, Z. (2025, October). Eyes on the Road, Mind Beyond Vision: Context-Aware Multi-modal Enhanced Risk Anticipation. In </w:t>
-      </w:r>
-      <w:r>
-        <w:rPr>
-          <w:i/>
-          <w:iCs/>
-        </w:rPr>
-        <w:t>Proceedings of the 33rd ACM International Conference on Multimedia</w:t>
-      </w:r>
-      <w:r>
-        <w:t> (pp. 12054-12063).</w:t>
+        <w:t xml:space="preserve">Radford, A., Kim, J. W., Hallacy, C., Ramesh, A., Goh, G., Agarwal, S., Sastry, G., Askell, A., Mishkin, P., Clark, J., Krueger, G., &amp; Sutskever, I. (2021). Learning transferable visual models from natural language supervision. In Proc. 38th Int. Conf. on Machine Learning, PMLR 139, pp. 8748–8763.</w:t>
       </w:r>
     </w:p>
     <w:p>
@@ -24639,27 +22881,7 @@
         <w:pStyle w:val="References"/>
       </w:pPr>
       <w:r>
-        <w:t>Tsai, W. L., Le, P. L., Ho, W. F., Chi, N. W., Lin, J. J., Tang, S., &amp; Hsieh, S. H. (2025). Construction safety inspection with contrastive language-image pre-training (CLIP) image captioning and attention. </w:t>
-      </w:r>
-      <w:r>
-        <w:rPr>
-          <w:i/>
-          <w:iCs/>
-        </w:rPr>
-        <w:t>Automation in Construction</w:t>
-      </w:r>
-      <w:r>
-        <w:t>, </w:t>
-      </w:r>
-      <w:r>
-        <w:rPr>
-          <w:i/>
-          <w:iCs/>
-        </w:rPr>
-        <w:t>169</w:t>
-      </w:r>
-      <w:r>
-        <w:t>, 105863.</w:t>
+        <w:t xml:space="preserve">Teed, Z., &amp; Deng, J. (2020). RAFT: Recurrent all-pairs field transforms for optical flow. In Computer Vision – ECCV 2020, Lecture Notes in Computer Science, vol. 12347, pp. 402–419. Springer. doi:10.1007/978-3-030-58536-5_24.</w:t>
       </w:r>
     </w:p>
     <w:p>
@@ -24667,17 +22889,7 @@
         <w:pStyle w:val="References"/>
       </w:pPr>
       <w:r>
-        <w:t>Dong, X., Bao, J., Zhang, T., Chen, D., Gu, S., Zhang, W., ... &amp; Yu, N. (2022). Clip itself is a strong fine-tuner: Achieving 85.7% and 88.0% top-1 accuracy with vit-b and vit-l on imagenet. </w:t>
-      </w:r>
-      <w:r>
-        <w:rPr>
-          <w:i/>
-          <w:iCs/>
-        </w:rPr>
-        <w:t>arXiv preprint arXiv:2212.06138</w:t>
-      </w:r>
-      <w:r>
-        <w:t>.</w:t>
+        <w:t xml:space="preserve">Liu, H., Li, C., Wu, Q., &amp; Lee, Y. J. (2023). Visual instruction tuning. In Advances in Neural Information Processing Systems, vol. 36. arXiv:2304.08485.</w:t>
       </w:r>
     </w:p>
     <w:p>
@@ -24685,28 +22897,7 @@
         <w:pStyle w:val="References"/>
       </w:pPr>
       <w:r>
-        <w:t xml:space="preserve">Pjetri, A., Abbondandolo, D., de Andrade, D. C., Caprasecca, S., Sambo, F., &amp; Bagdanov, A. D. (2025). Self-supervised road accident anticipation with non-decreasing danger. In </w:t>
-      </w:r>
-      <w:r>
-        <w:rPr>
-          <w:i/>
-          <w:iCs/>
-        </w:rPr>
-        <w:t>Computer Vision – ECCV 2024 Workshops</w:t>
-      </w:r>
-      <w:r>
-        <w:t xml:space="preserve">, Lecture Notes in Computer Science (Vol. 15629, pp. 65–79). Springer. </w:t>
-      </w:r>
-      <w:hyperlink r:id="rId11" w:history="1">
-        <w:r>
-          <w:rPr>
-            <w:rStyle w:val="Hyperlink"/>
-          </w:rPr>
-          <w:t>https://doi.org/10.1007/978-3-031-91767-7_5</w:t>
-        </w:r>
-      </w:hyperlink>
-      <w:r>
-        <w:t>.</w:t>
+        <w:t xml:space="preserve">Chen, Z., Wu, J., Wang, W., Su, W., Chen, G., Xing, S., Zhong, M., Zhang, Q., Zhu, X., Lu, L., Li, B., Luo, P., Lu, T., Qiao, Y., &amp; Dai, J. (2024). InternVL: Scaling up vision foundation models and aligning for generic visual-linguistic tasks. In Proc. IEEE/CVF Conf. on Computer Vision and Pattern Recognition (CVPR), pp. 24185–24198. arXiv:2312.14238.</w:t>
       </w:r>
     </w:p>
     <w:p>
@@ -24714,28 +22905,7 @@
         <w:pStyle w:val="References"/>
       </w:pPr>
       <w:r>
-        <w:t xml:space="preserve">Liu, W., Li, Y., Zhang, T., Gao, Y., Wei, L., &amp; Chen, J. (2025). Early traffic accident anticipation via feature consistency representation and soft label regression. </w:t>
-      </w:r>
-      <w:r>
-        <w:rPr>
-          <w:i/>
-          <w:iCs/>
-        </w:rPr>
-        <w:t>ACM Transactions on Multimedia Computing, Communications, and Applications</w:t>
-      </w:r>
-      <w:r>
-        <w:t xml:space="preserve">. </w:t>
-      </w:r>
-      <w:hyperlink r:id="rId12" w:history="1">
-        <w:r>
-          <w:rPr>
-            <w:rStyle w:val="Hyperlink"/>
-          </w:rPr>
-          <w:t>https://doi.org/10.1145/3767737</w:t>
-        </w:r>
-      </w:hyperlink>
-      <w:r>
-        <w:t>.</w:t>
+        <w:t xml:space="preserve">Liao, H., Rao, B., Sun, H., Wang, C., Chang, Q., Li, S. E., Xu, C., &amp; Li, Z. (2025). Chain-of-thought guided multimodal large language models for scene-aware accident anticipation in autonomous driving. IEEE Trans. Intelligent Transportation Systems, 26(11), 19371–19380. doi:10.1109/TITS.2025.3597411.</w:t>
       </w:r>
     </w:p>
     <w:p>
@@ -24743,27 +22913,7 @@
         <w:pStyle w:val="References"/>
       </w:pPr>
       <w:r>
-        <w:t>Qutaishat, D., &amp; Li, S. (2025). Multimodal Spatiotemporal Deep Fusion for Highway Traffic Accident Prediction in Toronto: A Case Study and Roadmap. </w:t>
-      </w:r>
-      <w:r>
-        <w:rPr>
-          <w:i/>
-          <w:iCs/>
-        </w:rPr>
-        <w:t>ISPRS International Journal of Geo-Information</w:t>
-      </w:r>
-      <w:r>
-        <w:t>, </w:t>
-      </w:r>
-      <w:r>
-        <w:rPr>
-          <w:i/>
-          <w:iCs/>
-        </w:rPr>
-        <w:t>14</w:t>
-      </w:r>
-      <w:r>
-        <w:t>(11), 434.</w:t>
+        <w:t xml:space="preserve">Zhang, J., Wang, C., Liao, H., Guan, Y., Li, Z., Xie, Y., &amp; Rao, B. (2025). Eyes on the road, mind beyond vision: Context-aware multi-modal enhanced risk anticipation. In Proc. 33rd ACM Int. Conf. on Multimedia. doi:10.1145/3746027.3755378. arXiv:2507.06444.</w:t>
       </w:r>
     </w:p>
     <w:p>
@@ -24771,17 +22921,7 @@
         <w:pStyle w:val="References"/>
       </w:pPr>
       <w:r>
-        <w:t>Zhang, Z., Duan, M., Koutsopoulos, H., &amp; Zhang, H. R. (2026, August). Learning Multimodal Embeddings for Traffic Accident Prediction and Causal Estimation. In </w:t>
-      </w:r>
-      <w:r>
-        <w:rPr>
-          <w:i/>
-          <w:iCs/>
-        </w:rPr>
-        <w:t>Proceedings of the 32nd ACM SIGKDD Conference on Knowledge Discovery and Data Mining V. 1</w:t>
-      </w:r>
-      <w:r>
-        <w:t> (pp. 2901-2912).</w:t>
+        <w:t xml:space="preserve">Zhang, R., Wang, B., Zhang, J., Bian, Z., Feng, C., &amp; Ozbay, K. (2025). When language and vision meet road safety: Leveraging multimodal large language models for video-based traffic accident analysis. Accident Analysis &amp; Prevention, 219, 108077. doi:10.1016/j.aap.2025.108077.</w:t>
       </w:r>
     </w:p>
     <w:p>
@@ -24789,17 +22929,103 @@
         <w:pStyle w:val="References"/>
       </w:pPr>
       <w:r>
-        <w:t>Wang, W., Yang, S., &amp; Zhang, W. (2021). Risk prediction on traffic accidents using a compact neural model for multimodal information fusion over urban big data. </w:t>
-      </w:r>
-      <w:r>
-        <w:rPr>
-          <w:i/>
-          <w:iCs/>
-        </w:rPr>
-        <w:t>arXiv preprint arXiv:2103.05107</w:t>
-      </w:r>
-      <w:r>
-        <w:t>.</w:t>
+        <w:t xml:space="preserve">Kandacharam, S., Rajathilagam, B., &amp; Vasudevan, S. K. (2025). Fusion framework for accident anticipation and incident detection in dashcam videos. SN Computer Science, 6(5), Art. 548. doi:10.1007/s42979-025-04085-z.</w:t>
+      </w:r>
+    </w:p>
+    <w:p>
+      <w:pPr>
+        <w:pStyle w:val="References"/>
+      </w:pPr>
+      <w:r>
+        <w:t xml:space="preserve">Liu, H., Hu, X., Jiang, Y., Wan, T., &amp; Ma, W. (2026). SCTNet: Structured and causality-guided spatiotemporal diffusion network for unsupervised traffic accident detection. Information Processing &amp; Management, 63(4), Art. 104598. doi:10.1016/j.ipm.2025.104598.</w:t>
+      </w:r>
+    </w:p>
+    <w:p>
+      <w:pPr>
+        <w:pStyle w:val="References"/>
+      </w:pPr>
+      <w:r>
+        <w:t xml:space="preserve">Yao, Y., Xu, M., Wang, Y., Crandall, D. J., &amp; Atkins, E. M. (2019). Unsupervised traffic accident detection in first-person videos. In Proc. IEEE/RSJ Int. Conf. on Intelligent Robots and Systems (IROS), pp. 273–280.</w:t>
+      </w:r>
+    </w:p>
+    <w:p>
+      <w:pPr>
+        <w:pStyle w:val="References"/>
+      </w:pPr>
+      <w:r>
+        <w:t xml:space="preserve">Zhong, Y., Yan, G., Zhu, R., Gan, P., &amp; Shen, X. (2025). Early traffic accident anticipation via feature consistency representation and soft label regression. ACM Trans. Multimedia Computing, Communications, and Applications, 21. doi:10.1145/3767737.</w:t>
+      </w:r>
+    </w:p>
+    <w:p>
+      <w:pPr>
+        <w:pStyle w:val="References"/>
+      </w:pPr>
+      <w:r>
+        <w:t xml:space="preserve">Pjetri, A., Abbondandolo, D., de Andrade, D. C., Caprasecca, S., Sambo, F., &amp; Bagdanov, A. D. (2025). Self-supervised road accident anticipation with non-decreasing danger. In Computer Vision – ECCV 2024 Workshops, Lecture Notes in Computer Science, vol. 15629, pp. 65–79. Springer. doi:10.1007/978-3-031-91767-7_5.</w:t>
+      </w:r>
+    </w:p>
+    <w:p>
+      <w:pPr>
+        <w:pStyle w:val="References"/>
+      </w:pPr>
+      <w:r>
+        <w:t xml:space="preserve">Zou, Y., Zhao, T., Xiao, P., Jin, H., Qi, L., Li, Y., Liang, L., Qian, Y., Lai, C., Lin, Y., Li, Z., &amp; Wu, Y. (2026). RiskProp: Collision-anchored self-supervised risk propagation for early accident anticipation. In Proc. IEEE/CVF Conf. on Computer Vision and Pattern Recognition (CVPR).</w:t>
+      </w:r>
+    </w:p>
+    <w:p>
+      <w:pPr>
+        <w:pStyle w:val="References"/>
+      </w:pPr>
+      <w:r>
+        <w:t xml:space="preserve">Saha, D., Mannan, S. M. A., Rashid, M. R., Naswan, R., &amp; Tahmid, A. (2026). Zero-shot traffic accident detection via a coarse-to-fine VLM-tracking pipeline. arXiv:2608.08867.</w:t>
+      </w:r>
+    </w:p>
+    <w:p>
+      <w:pPr>
+        <w:pStyle w:val="References"/>
+      </w:pPr>
+      <w:r>
+        <w:t xml:space="preserve">Singh, Pal, Biswas, &amp; Chandran (2026). Metadata-aware multi-prompt reasoning for zero-shot accident understanding. arXiv:2606.12047. [VERIFY FULL GIVEN NAMES BEFORE SUBMISSION]</w:t>
+      </w:r>
+    </w:p>
+    <w:p>
+      <w:pPr>
+        <w:pStyle w:val="References"/>
+      </w:pPr>
+      <w:r>
+        <w:t xml:space="preserve">Thakur, A., &amp; Talele, S. (2026). A modular zero-shot pipeline for accident detection, localization, and classification in traffic surveillance video. arXiv:2604.09685.</w:t>
+      </w:r>
+    </w:p>
+    <w:p>
+      <w:pPr>
+        <w:pStyle w:val="References"/>
+      </w:pPr>
+      <w:r>
+        <w:t xml:space="preserve">Torralba, A., &amp; Efros, A. A. (2011). Unbiased look at dataset bias. In Proc. IEEE Conf. on Computer Vision and Pattern Recognition (CVPR), pp. 1521–1528. doi:10.1109/CVPR.2011.5995347.</w:t>
+      </w:r>
+    </w:p>
+    <w:p>
+      <w:pPr>
+        <w:pStyle w:val="References"/>
+      </w:pPr>
+      <w:r>
+        <w:t xml:space="preserve">Gururangan, S., Swayamdipta, S., Levy, O., Schwartz, R., Bowman, S. R., &amp; Smith, N. A. (2018). Annotation artifacts in natural language inference data. In Proc. NAACL-HLT 2018, vol. 2 (Short Papers), pp. 107–112. doi:10.18653/v1/N18-2017.</w:t>
+      </w:r>
+    </w:p>
+    <w:p>
+      <w:pPr>
+        <w:pStyle w:val="References"/>
+      </w:pPr>
+      <w:r>
+        <w:t xml:space="preserve">Poliak, A., Naradowsky, J., Haldar, A., Rudinger, R., &amp; Van Durme, B. (2018). Hypothesis only baselines in natural language inference. In Proc. 7th Joint Conf. on Lexical and Computational Semantics (*SEM), pp. 180–191. doi:10.18653/v1/S18-2023.</w:t>
+      </w:r>
+    </w:p>
+    <w:p>
+      <w:pPr>
+        <w:pStyle w:val="References"/>
+      </w:pPr>
+      <w:r>
+        <w:t xml:space="preserve">Ferrari Dacrema, M., Cremonesi, P., &amp; Jannach, D. (2019). Are we really making much progress? A worrying analysis of recent neural recommendation approaches. In Proc. 13th ACM Conf. on Recommender Systems (RecSys), pp. 101–109. doi:10.1145/3298689.3347058.</w:t>
       </w:r>
     </w:p>
     <w:p>
@@ -24836,7 +23062,7 @@
           <w:sz w:val="24"/>
           <w:szCs w:val="24"/>
         </w:rPr>
-        <w:t xml:space="preserve">MATERIAL MOVED FROM THE INTRODUCTION — to be reintegrated into Section 2, not for submission in this position</w:t>
+        <w:t>MATERIAL MOVED FROM THE INTRODUCTION — to be reintegrated into Section 2, not for submission in this position</w:t>
       </w:r>
     </w:p>
     <w:p>
@@ -24868,7 +23094,9 @@
           <w:sz w:val="24"/>
           <w:szCs w:val="24"/>
         </w:rPr>
-        <w:t xml:space="preserve">One of the factors that helps in anticipation is the precursor state, a visual signal that can signal the danger. A driver driving at the highways observes a pattern that the car 50 meters away has suddenly drifted its lane position to 20 cm to the right and a sudden drop in speed is observed. The driver hasn’t applied a brake or an occurrence of accident is observed, however these deviations in lane and speed are a precursor signal indicating the driver’s drowsiness or uneasiness. Thus, in accident anticipation, the model needs to understand this uneasiness that aids in anticipating accidents. Thus, the precursor states can be identified with the deviation in vehicle track, clogging patterns and predicting the future intersection of two objects using current motion [5]. </w:t>
+        <w:t xml:space="preserve">One of the factors that helps in anticipation is the precursor state, a visual signal that can signal the danger. A driver driving at the highways observes a pattern that the car 50 meters away has suddenly drifted its lane position to 20 cm to the right and a sudden drop in speed is observed. The driver hasn’t applied a brake or an occurrence of accident is observed, however these deviations in lane and speed are a precursor signal indicating the driver’s drowsiness or uneasiness. Thus, in accident anticipation, the model needs to understand this uneasiness that aids in anticipating accidents. Thus, the precursor states can be identified with the deviation in </w:t>
+        <w:lastRenderedPageBreak/>
+        <w:t xml:space="preserve">vehicle track, clogging patterns and predicting the future intersection of two objects using current motion [5]. </w:t>
       </w:r>
     </w:p>
     <w:p>
@@ -24900,9 +23128,7 @@
           <w:sz w:val="24"/>
           <w:szCs w:val="24"/>
         </w:rPr>
-        <w:t xml:space="preserve">Vision language Models (VLMs) acts as a suitable alternative to address all the challenges encountered by training-based approaches in terms of class imbalance, poor generalization, expensive labelling and spurious correlations [7]. The VLMs are ideal for accident anticipation as they can help identify the precursors effectively as they can map the visual cues in the video sequence to natural language reasoning. Thus, the conclusions drawn about the anticipation are purely based on the semantic understanding of the entire video frames [8]. However, the current VLMs if adopted individually as mentioned in [9] [10] suffers certain challenges in anticipation as the predictions introduce biases as per the architectural specifications and thus, they struggle for the identification of the semantic reasoning, robustness and generalization. Thus, relying on a single model is often fragile and ensembling seems to be a practical alternative to these concerns. Thus, this work aims to identify the models that can understand the dashcam scene </w:t>
-        <w:lastRenderedPageBreak/>
-        <w:t xml:space="preserve">effectively and understand the scene dynamics effectively and able to draw conclusions based on the domain knowledge. </w:t>
+        <w:t xml:space="preserve">Vision language Models (VLMs) acts as a suitable alternative to address all the challenges encountered by training-based approaches in terms of class imbalance, poor generalization, expensive labelling and spurious correlations [7]. The VLMs are ideal for accident anticipation as they can help identify the precursors effectively as they can map the visual cues in the video sequence to natural language reasoning. Thus, the conclusions drawn about the anticipation are purely based on the semantic understanding of the entire video frames [8]. However, the current VLMs if adopted individually as mentioned in [9] [10] suffers certain challenges in anticipation as the predictions introduce biases as per the architectural specifications and thus, they struggle for the identification of the semantic reasoning, robustness and generalization. Thus, relying on a single model is often fragile and ensembling seems to be a practical alternative to these concerns. Thus, this work aims to identify the models that can understand the dashcam scene effectively and understand the scene dynamics effectively and able to draw conclusions based on the domain knowledge. </w:t>
       </w:r>
     </w:p>
     <w:sectPr>

--- a/paper/Precrash.docx
+++ b/paper/Precrash.docx
@@ -712,7 +712,7 @@
           <w:sz w:val="24"/>
           <w:szCs w:val="24"/>
         </w:rPr>
-        <w:t xml:space="preserve">Vision-based accident anticipation was posed in its modern form by Chan et al. [4], who introduced the Dashcam Accident Dataset (DAD) together with the measure the field still reports: the interval between the first frame at which a model's risk score crosses a threshold and the annotated onset of the collision. Bao et al. [5] contributed the Car Crash Dataset (CCD) and an uncertainty-based formulation, and Karim et al. [6] established the reporting convention that most subsequent work follows — average precision, mean time-to-accident over thresholds, and time-to-accident at 80% recall.</w:t>
+        <w:t xml:space="preserve">Vision-based accident anticipation was posed in its modern form by Chan et al. [4], who introduced the Dashcam Accident Dataset (DAD) together with the measure the field still reports: the interval between the first frame at which a model's risk score crosses a threshold and the annotated onset of the collision. Bao et al. [5] contributed the Car Crash Dataset (CCD) and an uncertainty-based formulation, and Karim et al. [6] gave the reporting convention that most subsequent work adopts — average precision, mean time-to-accident over thresholds, and time-to-accident at 80% recall.</w:t>
       </w:r>
     </w:p>
     <w:p>
@@ -1022,7 +1022,7 @@
           <w:sz w:val="24"/>
           <w:szCs w:val="24"/>
         </w:rPr>
-        <w:t xml:space="preserve">Accident anticipation has every precondition those episodes had. It reports a timing metric whose maximiser is trivial. It is moving toward composite single-number scores. Its newest benchmarks withhold labels, so an entrant cannot compute the discrimination half at all and must develop against a locally computable proxy — and the only proxy that is locally computable is the shape of one's own risk curve, which a constant maximises. Yet across the work surveyed in this section we found no instance in which the score of a video-blind control is reported alongside a result. That absence, rather than any defect in any particular method, is what this paper addresses.</w:t>
+        <w:t xml:space="preserve">Accident anticipation has every precondition those episodes had. It reports a timing metric whose maximiser is trivial. It is moving toward composite single-number scores. Its newest benchmarks withhold labels, so an entrant cannot compute the discrimination half at all and must develop against a locally computable proxy — and the only proxy that is locally computable is the shape of one's own risk curve, which a constant maximises. Yet of the works surveyed in this section that report anticipation results on average precision, area under the curve, time-to-accident or a composite of these, we found none that reports them alongside an input-independent control — a baseline whose per-frame risk output is a function of the frame index alone. Two of the benchmark papers examined here [3], [7] publish no anticipation scores of their own and so do not bear on the point. That absence, rather than any defect in any particular method, is what this paper addresses.</w:t>
       </w:r>
     </w:p>
     <w:p>
@@ -1041,7 +1041,45 @@
           <w:sz w:val="24"/>
           <w:szCs w:val="24"/>
         </w:rPr>
-        <w:t xml:space="preserve">We state the scope of that observation precisely. It is a statement about the works cited in this section, which we read for it. It is not a systematic audit of the field, and we do not present it as one.</w:t>
+        <w:t xml:space="preserve">This is not to say that the timing metrics have gone unquestioned. Zhao et al. [30] observe that the standard time-to-accident calculation credits a false alarm in a safe scene with the interval to some later, causally unrelated collision, producing what they call artificially inflated estimates. Goldshmidt et al. [31] report that baseline methods on Nexar make physically implausible predictions nine to ten seconds before a collision. Most directly, Caselli et al. [32] publish on Nexar a table in which two established anticipation methods record areas under the curve of 45.5 and 41.0 — below chance — beside mean times-to-accident of 10.216 and 10.263 seconds. A method that cannot separate accident clips from normal ones is there credited with ten seconds of anticipation, which is this paper's argument already legible in someone else's results table. What these accounts share is that the pathology is noticed as an anomaly in the numbers of trained models. None of them isolates it, and none reports what a submission that reads nothing would score.</w:t>
+      </w:r>
+    </w:p>
+    <w:p>
+      <w:pPr>
+        <w:spacing w:before="60" w:after="100" w:line="276" w:lineRule="auto"/>
+        <w:jc w:val="both"/>
+        <w:rPr>
+          <w:rFonts w:eastAsia="Times New Roman"/>
+          <w:sz w:val="24"/>
+          <w:szCs w:val="24"/>
+        </w:rPr>
+      </w:pPr>
+      <w:r>
+        <w:rPr>
+          <w:rFonts w:eastAsia="Times New Roman"/>
+          <w:sz w:val="24"/>
+          <w:szCs w:val="24"/>
+        </w:rPr>
+        <w:t xml:space="preserve">The nearest methodological precedent lies in an adjacent task. Korkut et al. [29] audit four traffic video question-answering benchmarks, MM-AU among them, by running vision–language models blind — given the question and answer options but no video — and find that on MM-AU removing the video consistently improves accuracy. That is a control of exactly the kind advocated here, applied to multiple-choice accuracy rather than to per-frame risk. We are not aware of an equivalent control reported for the timing and discrimination metrics used in anticipation, which is the gap this paper fills.</w:t>
+      </w:r>
+    </w:p>
+    <w:p>
+      <w:pPr>
+        <w:spacing w:before="60" w:after="100" w:line="276" w:lineRule="auto"/>
+        <w:jc w:val="both"/>
+        <w:rPr>
+          <w:rFonts w:eastAsia="Times New Roman"/>
+          <w:sz w:val="24"/>
+          <w:szCs w:val="24"/>
+        </w:rPr>
+      </w:pPr>
+      <w:r>
+        <w:rPr>
+          <w:rFonts w:eastAsia="Times New Roman"/>
+          <w:sz w:val="24"/>
+          <w:szCs w:val="24"/>
+        </w:rPr>
+        <w:t xml:space="preserve">We state the scope of that observation precisely. It covers the works cited in this section whose results tables we were able to inspect directly; four of those we consulted are behind paywalls we could not open, and we exclude them from the count rather than assume. It is not a systematic audit of the field, and we do not present it as one.</w:t>
       </w:r>
     </w:p>
     <w:p>
@@ -1119,7 +1157,7 @@
           <w:sz w:val="24"/>
           <w:szCs w:val="24"/>
         </w:rPr>
-        <w:t xml:space="preserve">We are equally explicit about what is not new. Monotonicity constraints on risk scores are prior work [20], [21], and this paper claims none. Training-free pipelines combining CLIP with a motion signal already exist [24]. Nor is the general idea that a benchmark can be satisfied by a degenerate submission new. What is new is the measurement of how far it goes on this class of metric, and the demonstration that the measurement can be made from outside the competition that holds the labels.</w:t>
+        <w:t xml:space="preserve">We are equally explicit about what is not new. Monotonicity constraints on risk scores are prior work [20], [21], and this paper claims none. Training-free pipelines combining CLIP with a motion signal already exist [24]. Nor is the general idea that a benchmark can be satisfied by a degenerate submission new, and the specific suspicion that time-to-accident is inflatable has been voiced before [30], [31], [32], as has the use of a blind control on an adjacent traffic-video task [29]. What is new is the measurement of how far it goes on this class of metric, and the demonstration that the measurement can be made from outside the competition that holds the labels.</w:t>
       </w:r>
     </w:p>
     <w:p>
@@ -5840,7 +5878,7 @@
           <w:szCs w:val="24"/>
           <w:lang w:val="en-IN"/>
         </w:rPr>
-        <w:t xml:space="preserve">CLIP ViT-L/14 [11] takes the frame as input and encode that frame so as to identify the dangerous and safe scene. This is carried out with the computation of the cosine similarity between the frame embedding and hand-crafted text anchors. This similarity value thus aids in the identification of the danger affinity score for each frame as mentioned in equation (2)</w:t>
+        <w:t xml:space="preserve">CLIP ViT-L/14 [9] takes the frame as input and encode that frame so as to identify the dangerous and safe scene. This is carried out with the computation of the cosine similarity between the frame embedding and hand-crafted text anchors. This similarity value thus aids in the identification of the danger affinity score for each frame as mentioned in equation (2)</w:t>
       </w:r>
     </w:p>
     <w:p>
@@ -23031,6 +23069,38 @@
     <w:p>
       <w:pPr>
         <w:pStyle w:val="References"/>
+      </w:pPr>
+      <w:r>
+        <w:t xml:space="preserve">Korkut, S., Bravo Sarmiento, M. A., Kim, S., &amp; Akata, Z. (2026). From accuracy to visual dependence: Auditing and filtering modality collapse in traffic VideoQA. In 1st Workshop on Combining Theory and Benchmarks (CTB@ICML 2026), Seoul. arXiv:2606.30220.</w:t>
+      </w:r>
+    </w:p>
+    <w:p>
+      <w:pPr>
+        <w:pStyle w:val="References"/>
+      </w:pPr>
+      <w:r>
+        <w:t xml:space="preserve">Zhao, T., Zou, Y., Mao, Z., Xiao, P., Huang, Y., Yang, H., Li, Y., Li, Q., Wu, G., &amp; Lin, Y. (2025). Accident anticipation via temporal occurrence prediction. arXiv:2510.22260.</w:t>
+      </w:r>
+    </w:p>
+    <w:p>
+      <w:pPr>
+        <w:pStyle w:val="References"/>
+      </w:pPr>
+      <w:r>
+        <w:t xml:space="preserve">Goldshmidt, R., Scott, H., Niccolini, L., Zhu, S., Moura, D., &amp; Zvitia, O. (2025). BADAS: Context-aware collision prediction using real-world dashcam data. arXiv:2510.14876.</w:t>
+      </w:r>
+    </w:p>
+    <w:p>
+      <w:pPr>
+        <w:pStyle w:val="References"/>
+      </w:pPr>
+      <w:r>
+        <w:t xml:space="preserve">Caselli, L., Trinci, T., Bianconcini, T., Magistri, S., Taccari, L., Sambo, F., &amp; Bagdanov, A. D. (2026). FLaRA: Predicting future latent representations for accident anticipation. arXiv:2606.14380.</w:t>
+      </w:r>
+    </w:p>
+    <w:p>
+      <w:pPr>
+        <w:pStyle w:val="References"/>
         <w:numPr>
           <w:ilvl w:val="0"/>
           <w:numId w:val="0"/>
@@ -23062,7 +23132,7 @@
           <w:sz w:val="24"/>
           <w:szCs w:val="24"/>
         </w:rPr>
-        <w:t>MATERIAL MOVED FROM THE INTRODUCTION — to be reintegrated into Section 2, not for submission in this position</w:t>
+        <w:t xml:space="preserve">MATERIAL MOVED FROM THE INTRODUCTION — to be reintegrated into Section 2, not for submission in this position. NOTE: the bracket numbers in these paragraphs refer to the OLD reference list and must be renumbered against the current one before any of this text is reused.</w:t>
       </w:r>
     </w:p>
     <w:p>

--- a/paper/Precrash.docx
+++ b/paper/Precrash.docx
@@ -636,7 +636,7 @@
           <w:sz w:val="24"/>
           <w:szCs w:val="24"/>
         </w:rPr>
-        <w:t xml:space="preserve">The rest of the paper is organised as follows. Section 2 reviews accident anticipation and the evaluation practice this work examines. Section 3 describes the benchmark and states its metric precisely. Section 4 defines the video-blind control family and the probe methodology. Section 5 reports the measurements. Section 6 analyses why the composition fails. Section 7 sets out the corrected protocol, Section 8 the limitations, and Section 9 concludes.</w:t>
+        <w:t xml:space="preserve">The rest of the paper is organised as follows. Section 2 reviews accident anticipation and the evaluation practice this work examines. Section 3 states the benchmark and its metric exactly, and establishes what an entrant can and cannot compute from them. Section 4 describes the system that was entered, the video-blind control family, and the probe design. Section 5 reports the measurements. Section 6 analyses why the composition fails. Section 7 sets out the corrected protocol, Section 8 the limitations, and Section 9 concludes.</w:t>
       </w:r>
     </w:p>
     <w:p>
@@ -1176,8 +1176,9 @@
           <w:ilvl w:val="0"/>
           <w:numId w:val="1"/>
         </w:numPr>
-        <w:jc w:val="both"/>
-        <w:rPr>
+        <w:spacing w:after="120"/>
+        <w:rPr>
+          <w:rFonts w:eastAsia="Times New Roman"/>
           <w:b/>
           <w:bCs/>
           <w:sz w:val="24"/>
@@ -1186,12 +1187,466 @@
       </w:pPr>
       <w:r>
         <w:rPr>
+          <w:rFonts w:eastAsia="Times New Roman"/>
           <w:b/>
           <w:bCs/>
           <w:sz w:val="24"/>
           <w:szCs w:val="24"/>
         </w:rPr>
-        <w:t>Materials and Methods:</w:t>
+        <w:t xml:space="preserve">THE BENCHMARK AND ITS METRIC</w:t>
+      </w:r>
+    </w:p>
+    <w:p>
+      <w:pPr>
+        <w:spacing w:before="160" w:after="60"/>
+        <w:rPr>
+          <w:sz w:val="24"/>
+          <w:szCs w:val="24"/>
+        </w:rPr>
+      </w:pPr>
+      <w:r>
+        <w:rPr>
+          <w:rFonts w:eastAsia="Times New Roman"/>
+          <w:b/>
+          <w:bCs/>
+          <w:i/>
+          <w:iCs/>
+          <w:sz w:val="24"/>
+          <w:szCs w:val="24"/>
+        </w:rPr>
+        <w:t xml:space="preserve">3.1. The competition</w:t>
+      </w:r>
+    </w:p>
+    <w:p>
+      <w:pPr>
+        <w:spacing w:before="60" w:after="100" w:line="276" w:lineRule="auto"/>
+        <w:jc w:val="both"/>
+        <w:rPr>
+          <w:rFonts w:eastAsia="Times New Roman"/>
+          <w:sz w:val="24"/>
+          <w:szCs w:val="24"/>
+        </w:rPr>
+      </w:pPr>
+      <w:r>
+        <w:rPr>
+          <w:rFonts w:eastAsia="Times New Roman"/>
+          <w:sz w:val="24"/>
+          <w:szCs w:val="24"/>
+        </w:rPr>
+        <w:t xml:space="preserve">The measurements in this paper were made on Zero-shot Accident Anticipation [8], a public competition hosted on Kaggle by AUTOPILOT. It ran from 17 February to 15 April 2026 and drew 59 entrants, 20 participants and 13 teams across 194 submissions. Late submission remains open and is scored against the same data splits, which is how the experiments of Section 5 were run after the closing date. Every figure in this section was read from the competition's Overview, Evaluation, Data and Leaderboard pages on 31 August 2026.</w:t>
+      </w:r>
+    </w:p>
+    <w:p>
+      <w:pPr>
+        <w:spacing w:before="60" w:after="100" w:line="276" w:lineRule="auto"/>
+        <w:jc w:val="both"/>
+        <w:rPr>
+          <w:rFonts w:eastAsia="Times New Roman"/>
+          <w:sz w:val="24"/>
+          <w:szCs w:val="24"/>
+        </w:rPr>
+      </w:pPr>
+      <w:r>
+        <w:rPr>
+          <w:rFonts w:eastAsia="Times New Roman"/>
+          <w:sz w:val="24"/>
+          <w:szCs w:val="24"/>
+        </w:rPr>
+        <w:t xml:space="preserve">Two properties make it a suitable instrument for this study. The organisers hold the labels and compute every score, so nothing reported here depends on our own implementation of a metric. And a submission is a plain list of numbers per clip, so it need not contain a model at all — which is what makes a video-blind control submittable in the first place.</w:t>
+      </w:r>
+    </w:p>
+    <w:p>
+      <w:pPr>
+        <w:spacing w:before="160" w:after="60"/>
+        <w:rPr>
+          <w:sz w:val="24"/>
+          <w:szCs w:val="24"/>
+        </w:rPr>
+      </w:pPr>
+      <w:r>
+        <w:rPr>
+          <w:rFonts w:eastAsia="Times New Roman"/>
+          <w:b/>
+          <w:bCs/>
+          <w:i/>
+          <w:iCs/>
+          <w:sz w:val="24"/>
+          <w:szCs w:val="24"/>
+        </w:rPr>
+        <w:t xml:space="preserve">3.2. What the corpus provides</w:t>
+      </w:r>
+    </w:p>
+    <w:p>
+      <w:pPr>
+        <w:spacing w:before="60" w:after="100" w:line="276" w:lineRule="auto"/>
+        <w:jc w:val="both"/>
+        <w:rPr>
+          <w:rFonts w:eastAsia="Times New Roman"/>
+          <w:sz w:val="24"/>
+          <w:szCs w:val="24"/>
+        </w:rPr>
+      </w:pPr>
+      <w:r>
+        <w:rPr>
+          <w:rFonts w:eastAsia="Times New Roman"/>
+          <w:sz w:val="24"/>
+          <w:szCs w:val="24"/>
+        </w:rPr>
+        <w:t xml:space="preserve">The corpus is a curated 1,417-clip subset of MM-AU [7]. Every clip is exactly 150 frames at 30 frames per second, five seconds long, and is distributed as a directory of JPEG frames rather than as an encoded video file. Alongside the frames the distribution supplies driver gaze maps and one short text caption per clip. The competition documentation describes five scene categories — highway, urban, rural, mountainous and tunnel — together with rare weather (rain, snow, fog) and lighting (night) conditions. There is no training split; the competition is inference-only by design, which is what the word zero-shot denotes in its title.</w:t>
+      </w:r>
+    </w:p>
+    <w:p>
+      <w:pPr>
+        <w:spacing w:before="160" w:after="60"/>
+        <w:rPr>
+          <w:sz w:val="24"/>
+          <w:szCs w:val="24"/>
+        </w:rPr>
+      </w:pPr>
+      <w:r>
+        <w:rPr>
+          <w:rFonts w:eastAsia="Times New Roman"/>
+          <w:b/>
+          <w:bCs/>
+          <w:i/>
+          <w:iCs/>
+          <w:sz w:val="24"/>
+          <w:szCs w:val="24"/>
+        </w:rPr>
+        <w:t xml:space="preserve">3.3. What the corpus withholds, and what follows from it</w:t>
+      </w:r>
+    </w:p>
+    <w:p>
+      <w:pPr>
+        <w:spacing w:before="60" w:after="100" w:line="276" w:lineRule="auto"/>
+        <w:jc w:val="both"/>
+        <w:rPr>
+          <w:rFonts w:eastAsia="Times New Roman"/>
+          <w:sz w:val="24"/>
+          <w:szCs w:val="24"/>
+        </w:rPr>
+      </w:pPr>
+      <w:r>
+        <w:rPr>
+          <w:rFonts w:eastAsia="Times New Roman"/>
+          <w:sz w:val="24"/>
+          <w:szCs w:val="24"/>
+        </w:rPr>
+        <w:t xml:space="preserve">The published test file carries five fields: an identifier, a video identifier, a start frame, an end frame, and a caption. There is no label, no accident time and no alert time. Ground truth is held by the organisers and exposed only through the leaderboard.</w:t>
+      </w:r>
+    </w:p>
+    <w:p>
+      <w:pPr>
+        <w:spacing w:before="60" w:after="100" w:line="276" w:lineRule="auto"/>
+        <w:jc w:val="both"/>
+        <w:rPr>
+          <w:rFonts w:eastAsia="Times New Roman"/>
+          <w:sz w:val="24"/>
+          <w:szCs w:val="24"/>
+        </w:rPr>
+      </w:pPr>
+      <w:r>
+        <w:rPr>
+          <w:rFonts w:eastAsia="Times New Roman"/>
+          <w:sz w:val="24"/>
+          <w:szCs w:val="24"/>
+        </w:rPr>
+        <w:t xml:space="preserve">One consequence deserves emphasis, because the rest of this paper turns on it. Average precision, area under the ROC curve, a false-positive rate, and any time-to-accident measured to a true onset are not computable by any entrant. An entrant who wants to measure progress locally must substitute something, and the only quantities computable from a submission alone are properties of the risk curve's own shape: the frame at which it crosses the threshold, whether it falls back afterwards, how steeply it rises. Section 4 records that we did exactly this — the encoder in Table 3 was chosen on crossover frame — and Section 5 measures what that proxy is worth.</w:t>
+      </w:r>
+    </w:p>
+    <w:p>
+      <w:pPr>
+        <w:spacing w:before="60" w:after="100" w:line="276" w:lineRule="auto"/>
+        <w:jc w:val="both"/>
+        <w:rPr>
+          <w:rFonts w:eastAsia="Times New Roman"/>
+          <w:sz w:val="24"/>
+          <w:szCs w:val="24"/>
+        </w:rPr>
+      </w:pPr>
+      <w:r>
+        <w:rPr>
+          <w:rFonts w:eastAsia="Times New Roman"/>
+          <w:sz w:val="24"/>
+          <w:szCs w:val="24"/>
+        </w:rPr>
+        <w:t xml:space="preserve">A second consequence is worth recording without overstating it. The captions describe outcomes. Seventy-nine distinct captions cover the 1,417 clips, the most frequent being “lead vehicle stops” (146 clips), “a vehicle controls loss” (144) and “ego-car controls loss” (133). They state what happens, and they are supplied at inference time, so a method conditioned on them has access to the outcome it is being asked to anticipate. The system described in this section does not use them; it manufactures its own text anchors from a motion statistic. We identify the hazard and do not quantify it.</w:t>
+      </w:r>
+    </w:p>
+    <w:p>
+      <w:pPr>
+        <w:spacing w:before="160" w:after="60"/>
+        <w:rPr>
+          <w:sz w:val="24"/>
+          <w:szCs w:val="24"/>
+        </w:rPr>
+      </w:pPr>
+      <w:r>
+        <w:rPr>
+          <w:rFonts w:eastAsia="Times New Roman"/>
+          <w:b/>
+          <w:bCs/>
+          <w:i/>
+          <w:iCs/>
+          <w:sz w:val="24"/>
+          <w:szCs w:val="24"/>
+        </w:rPr>
+        <w:t xml:space="preserve">3.4. The metric, as published</w:t>
+      </w:r>
+    </w:p>
+    <w:p>
+      <w:pPr>
+        <w:spacing w:before="60" w:after="100" w:line="276" w:lineRule="auto"/>
+        <w:jc w:val="both"/>
+        <w:rPr>
+          <w:rFonts w:eastAsia="Times New Roman"/>
+          <w:sz w:val="24"/>
+          <w:szCs w:val="24"/>
+        </w:rPr>
+      </w:pPr>
+      <w:r>
+        <w:rPr>
+          <w:rFonts w:eastAsia="Times New Roman"/>
+          <w:sz w:val="24"/>
+          <w:szCs w:val="24"/>
+        </w:rPr>
+        <w:t xml:space="preserve">The evaluation page defines the score as a weighted average of four quantities:</w:t>
+      </w:r>
+    </w:p>
+    <w:p>
+      <w:pPr>
+        <w:spacing w:before="60" w:after="100" w:line="276" w:lineRule="auto"/>
+        <w:jc w:val="both"/>
+        <w:rPr>
+          <w:rFonts w:eastAsia="Times New Roman"/>
+          <w:sz w:val="24"/>
+          <w:szCs w:val="24"/>
+        </w:rPr>
+      </w:pPr>
+      <w:r>
+        <w:rPr>
+          <w:rFonts w:eastAsia="Times New Roman"/>
+          <w:sz w:val="24"/>
+          <w:szCs w:val="24"/>
+        </w:rPr>
+        <w:t xml:space="preserve">score = w_AP · AP + w_AUC · AUC + w_TTA · TTA@0.5 + w_STTA · STTA@0.5</w:t>
+      </w:r>
+    </w:p>
+    <w:p>
+      <w:pPr>
+        <w:spacing w:before="60" w:after="100" w:line="276" w:lineRule="auto"/>
+        <w:jc w:val="both"/>
+        <w:rPr>
+          <w:rFonts w:eastAsia="Times New Roman"/>
+          <w:sz w:val="24"/>
+          <w:szCs w:val="24"/>
+        </w:rPr>
+      </w:pPr>
+      <w:r>
+        <w:rPr>
+          <w:rFonts w:eastAsia="Times New Roman"/>
+          <w:sz w:val="24"/>
+          <w:szCs w:val="24"/>
+        </w:rPr>
+        <w:t xml:space="preserve">with the four weights stated to be fixed by the organisers and not disclosed. Positives are accident clips and negatives are normal driving clips; the area under the curve is given in its rank formulation. The two timing terms are defined at a risk threshold of 0.5:</w:t>
+      </w:r>
+    </w:p>
+    <w:p>
+      <w:pPr>
+        <w:spacing w:before="60" w:after="100" w:line="276" w:lineRule="auto"/>
+        <w:jc w:val="both"/>
+        <w:rPr>
+          <w:rFonts w:eastAsia="Times New Roman"/>
+          <w:sz w:val="24"/>
+          <w:szCs w:val="24"/>
+        </w:rPr>
+      </w:pPr>
+      <w:r>
+        <w:rPr>
+          <w:rFonts w:eastAsia="Times New Roman"/>
+          <w:sz w:val="24"/>
+          <w:szCs w:val="24"/>
+        </w:rPr>
+        <w:t xml:space="preserve">TTA@0.5 = max { t_ai − t_a  |  p_t &gt; 0.5,  0 ≤ t_a ≤ t_ai }</w:t>
+      </w:r>
+    </w:p>
+    <w:p>
+      <w:pPr>
+        <w:spacing w:before="60" w:after="100" w:line="276" w:lineRule="auto"/>
+        <w:jc w:val="both"/>
+        <w:rPr>
+          <w:rFonts w:eastAsia="Times New Roman"/>
+          <w:sz w:val="24"/>
+          <w:szCs w:val="24"/>
+        </w:rPr>
+      </w:pPr>
+      <w:r>
+        <w:rPr>
+          <w:rFonts w:eastAsia="Times New Roman"/>
+          <w:sz w:val="24"/>
+          <w:szCs w:val="24"/>
+        </w:rPr>
+        <w:t xml:space="preserve">STTA@0.5 = max { t_ai − t_a′  |  p_t &gt; 0.5 for all t in [t_a′, t_ai] }</w:t>
+      </w:r>
+    </w:p>
+    <w:p>
+      <w:pPr>
+        <w:spacing w:before="60" w:after="100" w:line="276" w:lineRule="auto"/>
+        <w:jc w:val="both"/>
+        <w:rPr>
+          <w:rFonts w:eastAsia="Times New Roman"/>
+          <w:sz w:val="24"/>
+          <w:szCs w:val="24"/>
+        </w:rPr>
+      </w:pPr>
+      <w:r>
+        <w:rPr>
+          <w:rFonts w:eastAsia="Times New Roman"/>
+          <w:sz w:val="24"/>
+          <w:szCs w:val="24"/>
+        </w:rPr>
+        <w:t xml:space="preserve">where t_ai is the accident start frame within the 150-frame clip and t_a is the first frame at which the risk score exceeds the threshold. STTA additionally requires the score to remain above the threshold continuously from t_a′ to t_ai.</w:t>
+      </w:r>
+    </w:p>
+    <w:p>
+      <w:pPr>
+        <w:spacing w:before="60" w:after="100" w:line="276" w:lineRule="auto"/>
+        <w:jc w:val="both"/>
+        <w:rPr>
+          <w:rFonts w:eastAsia="Times New Roman"/>
+          <w:sz w:val="24"/>
+          <w:szCs w:val="24"/>
+        </w:rPr>
+      </w:pPr>
+      <w:r>
+        <w:rPr>
+          <w:rFonts w:eastAsia="Times New Roman"/>
+          <w:sz w:val="24"/>
+          <w:szCs w:val="24"/>
+        </w:rPr>
+        <w:t xml:space="preserve">Three observations follow from these definitions alone, before any measurement is made.</w:t>
+      </w:r>
+    </w:p>
+    <w:p>
+      <w:pPr>
+        <w:spacing w:before="60" w:after="100" w:line="276" w:lineRule="auto"/>
+        <w:jc w:val="both"/>
+        <w:rPr>
+          <w:rFonts w:eastAsia="Times New Roman"/>
+          <w:sz w:val="24"/>
+          <w:szCs w:val="24"/>
+        </w:rPr>
+      </w:pPr>
+      <w:r>
+        <w:rPr>
+          <w:rFonts w:eastAsia="Times New Roman"/>
+          <w:sz w:val="24"/>
+          <w:szCs w:val="24"/>
+        </w:rPr>
+        <w:t xml:space="preserve">First, AP and AUC are bounded on the unit interval, while TTA and STTA are counted in frames and bounded only by t_ai, and hence by how the corpus was windowed. The four terms are not commensurable, and their sum inherits the scale of the larger pair.</w:t>
+      </w:r>
+    </w:p>
+    <w:p>
+      <w:pPr>
+        <w:spacing w:before="60" w:after="100" w:line="276" w:lineRule="auto"/>
+        <w:jc w:val="both"/>
+        <w:rPr>
+          <w:rFonts w:eastAsia="Times New Roman"/>
+          <w:sz w:val="24"/>
+          <w:szCs w:val="24"/>
+        </w:rPr>
+      </w:pPr>
+      <w:r>
+        <w:rPr>
+          <w:rFonts w:eastAsia="Times New Roman"/>
+          <w:sz w:val="24"/>
+          <w:szCs w:val="24"/>
+        </w:rPr>
+        <w:t xml:space="preserve">Second, both timing terms are maximised by the same trivial submission. A risk score that exceeds 0.5 at frame 0 and never falls has t_a = 0 and satisfies the continuity condition on every clip, so it attains TTA = STTA = t_ai, the largest value each clip admits. No submission of any kind can exceed it on either term; a submission can only match it, and then compete on AP and AUC.</w:t>
+      </w:r>
+    </w:p>
+    <w:p>
+      <w:pPr>
+        <w:spacing w:before="60" w:after="100" w:line="276" w:lineRule="auto"/>
+        <w:jc w:val="both"/>
+        <w:rPr>
+          <w:rFonts w:eastAsia="Times New Roman"/>
+          <w:sz w:val="24"/>
+          <w:szCs w:val="24"/>
+        </w:rPr>
+      </w:pPr>
+      <w:r>
+        <w:rPr>
+          <w:rFonts w:eastAsia="Times New Roman"/>
+          <w:sz w:val="24"/>
+          <w:szCs w:val="24"/>
+        </w:rPr>
+        <w:t xml:space="preserve">Third, neither timing term reads the magnitude of the score, only whether it stands above 0.5. A submission that is barely committed and one that is certain receive identical timing credit, so the metric offers no incentive to calibrate.</w:t>
+      </w:r>
+    </w:p>
+    <w:p>
+      <w:pPr>
+        <w:spacing w:before="160" w:after="60"/>
+        <w:rPr>
+          <w:sz w:val="24"/>
+          <w:szCs w:val="24"/>
+        </w:rPr>
+      </w:pPr>
+      <w:r>
+        <w:rPr>
+          <w:rFonts w:eastAsia="Times New Roman"/>
+          <w:b/>
+          <w:bCs/>
+          <w:i/>
+          <w:iCs/>
+          <w:sz w:val="24"/>
+          <w:szCs w:val="24"/>
+        </w:rPr>
+        <w:t xml:space="preserve">3.5. Reproducibility of the submission path</w:t>
+      </w:r>
+    </w:p>
+    <w:p>
+      <w:pPr>
+        <w:spacing w:before="60" w:after="100" w:line="276" w:lineRule="auto"/>
+        <w:jc w:val="both"/>
+        <w:rPr>
+          <w:rFonts w:eastAsia="Times New Roman"/>
+          <w:sz w:val="24"/>
+          <w:szCs w:val="24"/>
+        </w:rPr>
+      </w:pPr>
+      <w:r>
+        <w:rPr>
+          <w:rFonts w:eastAsia="Times New Roman"/>
+          <w:sz w:val="24"/>
+          <w:szCs w:val="24"/>
+        </w:rPr>
+        <w:t xml:space="preserve">Before spending a submission slot, we regenerated the organisers' sample submission file from its own parsed values and compared it byte for byte against the distributed file: identical, 1,417 rows of 1,417. This fixes the identifier ordering, the list formatting and the float representation, and it means a scoring anomaly cannot be attributed to our file writer. Every submission reported in Section 5 was additionally checked for length 150, for finiteness, and for range within [0, 1] before upload.</w:t>
+      </w:r>
+    </w:p>
+    <w:p>
+      <w:pPr>
+        <w:pStyle w:val="ListParagraph"/>
+        <w:numPr>
+          <w:ilvl w:val="0"/>
+          <w:numId w:val="1"/>
+        </w:numPr>
+        <w:jc w:val="both"/>
+        <w:rPr>
+          <w:b/>
+          <w:bCs/>
+          <w:sz w:val="24"/>
+          <w:szCs w:val="24"/>
+        </w:rPr>
+      </w:pPr>
+      <w:r>
+        <w:rPr>
+          <w:b/>
+          <w:bCs/>
+          <w:sz w:val="24"/>
+          <w:szCs w:val="24"/>
+        </w:rPr>
+        <w:t xml:space="preserve">Method: the system under study, the video-blind controls, and the probes</w:t>
       </w:r>
     </w:p>
     <w:p>
@@ -1724,14 +2179,6 @@
           <w:lang w:val="en-IN"/>
         </w:rPr>
       </w:pPr>
-      <w:r>
-        <w:rPr>
-          <w:sz w:val="24"/>
-          <w:szCs w:val="24"/>
-          <w:lang w:val="en-IN"/>
-        </w:rPr>
-        <w:t xml:space="preserve">Where </w:t>
-      </w:r>
       <m:oMath>
         <m:sSub>
           <m:sSubPr>
@@ -1775,7 +2222,7 @@
           <w:szCs w:val="24"/>
           <w:lang w:val="en-IN"/>
         </w:rPr>
-        <w:t xml:space="preserve"> denotes the predicted probability score for accident occurrence without any observation on the accident. The risk should start with low value of 0 and rise to high nearing 1 before the accident happen. The earlier the risk crosses 0.5, the better the score. </w:t>
+        <w:t xml:space="preserve">Where  denotes the predicted probability score for accident occurrence without any observation on the accident. The risk should start with low value of 0 and rise to high nearing 1 before the accident happen. The earlier the risk crosses 0.5, the better the score. That last sentence is not a design preference; it is a literal description of the official metric, and it is the subject of this paper. Section 5 shows that a score which crosses at frame 0 and never falls collects almost all of what the metric awards. </w:t>
       </w:r>
     </w:p>
     <w:p>
@@ -1875,26 +2322,7 @@
           <w:szCs w:val="24"/>
           <w:lang w:val="en-IN"/>
         </w:rPr>
-        <w:t xml:space="preserve">4.     Evaluation metrics such as Area under Precision-recall (AP), Area Under Curve (AUC), Time to Accident (TTA) @0.5, and </w:t>
-      </w:r>
-      <w:hyperlink r:id="rId6" w:tgtFrame="_blank" w:history="1">
-        <w:r>
-          <w:rPr>
-            <w:rStyle w:val="Hyperlink"/>
-            <w:sz w:val="24"/>
-            <w:szCs w:val="24"/>
-            <w:lang w:val="en-IN"/>
-          </w:rPr>
-          <w:t>Stable Time to Accident (STTA) @0.5</w:t>
-        </w:r>
-      </w:hyperlink>
-      <w:r>
-        <w:rPr>
-          <w:sz w:val="24"/>
-          <w:szCs w:val="24"/>
-          <w:lang w:val="en-IN"/>
-        </w:rPr>
-        <w:t xml:space="preserve"> must be optimized simultaneously.</w:t>
+        <w:t xml:space="preserve">4.     Evaluation metrics such as Area under Precision-recall (AP), Area Under Curve (AUC), Time to Accident (TTA) @0.5, and Stable Time to Accident (STTA) @0.5 must be optimized simultaneously. None of the four can be computed by an entrant, because the corpus publishes no labels (Section 3.3); all four are computed by the organisers alone.</w:t>
       </w:r>
     </w:p>
     <w:p>
@@ -2525,15 +2953,7 @@
           <w:sz w:val="24"/>
           <w:szCs w:val="24"/>
         </w:rPr>
-        <w:t xml:space="preserve">The input to zero shot anticipation is typically a raw dash cam video sequence that are encoded at 1080 p with frame rate as </w:t>
-      </w:r>
-      <w:r>
-        <w:rPr>
-          <w:sz w:val="24"/>
-          <w:szCs w:val="24"/>
-          <w:lang w:val="en-IN"/>
-        </w:rPr>
-        <w:t xml:space="preserve">30 FPS and the video duration is of 5 seconds with the total number of frames as 150. The video sequences are multimodal possessing audio and metadata information in the form of weather, road type etc. These multimodal sequences go through a process of preprocessing as shown in Figure 2. Since this raw input sequence needs to be parallelly passed on to the three models, the frames are resized to 224×224 and the bicubic interpolation is adopted for edge preservation. Since the detection is zero shot, there are possibilities for distribution shift normalisation is carried out for the frames and thus the frames that are overexposed are taken care. Clip based segmentation is performed to remove the precursor straddles and with regard to the optical flow model, to address the camera shake associated with road bumps, the consecutive frames are feature mapped with derotation and detranslation and thus homography based warping is performed. The upper 20% and lower 8% of the frame are stripped. </w:t>
+        <w:t xml:space="preserve">The input to zero shot anticipation is typically a raw dash cam video sequence at 30 frames per second, five seconds in duration, 150 frames in total. It is distributed as a directory of JPEG frames rather than as an encoded video file, and it carries no audio. Alongside the frames the distribution supplies driver gaze maps and one short text caption per clip; the scene categories and the weather and lighting conditions are described in the competition documentation rather than supplied as per-clip fields. These multimodal sequences go through a process of preprocessing as shown in Figure 2. Since this raw input sequence needs to be parallelly passed on to the three models, the frames are resized to 224×224 and the bicubic interpolation is adopted for edge preservation. Since the detection is zero shot, there are possibilities for distribution shift normalisation is carried out for the frames and thus the frames that are overexposed are taken care. Homography-based stabilisation against camera shake from road bumps, by derotating and detranslating consecutive frames, was specified in the design but is not present in the released code. The motion signal is therefore computed on unstabilised frames and camera shake remains in it. We state this because the frame-difference proxy described below is sensitive to exactly that. The upper 20% and lower 8% of the frame are stripped. </w:t>
       </w:r>
     </w:p>
     <w:p>
@@ -3185,7 +3605,7 @@
                 <w:sz w:val="24"/>
                 <w:szCs w:val="24"/>
               </w:rPr>
-              <w:t>VLMs process 1 frame in ~2-5 seconds — 1417 clips × 150 frames would take days</w:t>
+              <w:t xml:space="preserve">Autoregressive decoding per frame; over 1417 clips × 150 frames the cost exceeded the compute available. No per-frame latency was measured here.</w:t>
             </w:r>
           </w:p>
         </w:tc>
@@ -3428,31 +3848,7 @@
           <w:sz w:val="24"/>
           <w:szCs w:val="24"/>
         </w:rPr>
-        <w:t xml:space="preserve">Another important question that gains importance in accident anticipation is </w:t>
-      </w:r>
-      <w:r>
-        <w:rPr>
-          <w:i/>
-          <w:iCs/>
-          <w:sz w:val="24"/>
-          <w:szCs w:val="24"/>
-        </w:rPr>
-        <w:t>“Are the objects moving with principles from normal physics or deviations?”.</w:t>
-      </w:r>
-      <w:r>
-        <w:rPr>
-          <w:sz w:val="24"/>
-          <w:szCs w:val="24"/>
-        </w:rPr>
-        <w:t xml:space="preserve"> Finding a valid answer to this question greatly contribute for anticipating the accident as the accidents are generally preceded by abnormalities in terms of pedestrians moving, vehicle deceleration and unexpected objects. Thus, a model that can understand the motion frame difference serving an entirely different objective of CLIP is expected. To understand the kinematics in the scene, </w:t>
-      </w:r>
-      <w:r>
-        <w:rPr>
-          <w:rFonts w:eastAsia="Arial"/>
-          <w:sz w:val="24"/>
-          <w:szCs w:val="24"/>
-        </w:rPr>
-        <w:t>Recurrent All-Pairs Field Transforms (RAFT) is considered to be more accurate, however we adopted to use frame difference because of the GPU compute requirement. With frame difference, 90% of RAFT accident detection can be computed at 1% of the compute cost. Due to this lower computation cost, frame difference is computed as mentioned in equation (1) using optical flow.</w:t>
+        <w:t xml:space="preserve">Another important question that gains importance in accident anticipation is “Are the objects moving with principles from normal physics or deviations?”. Finding a valid answer to this question greatly contribute for anticipating the accident as the accidents are generally preceded by abnormalities in terms of pedestrians moving, vehicle deceleration and unexpected objects. Thus, a model that can understand the motion frame difference serving an entirely different objective of CLIP is expected. To understand the kinematics in the scene, Recurrent All-Pairs Field Transforms (RAFT) is considered to be more accurate, however we adopted to use frame difference because of the GPU compute requirement. The trade-off between the two was never measured. An earlier version of this work asserted that frame differencing retains about 90% of RAFT's sensitivity at about 1% of its cost; that figure was an estimate, no ablation was run, and it is withdrawn here. What can be said is that frame differencing was chosen because RAFT [10] did not fit the compute budget available, and that the substitution is an untested approximation. Frame difference is computed as follows.</w:t>
       </w:r>
     </w:p>
     <w:p>
@@ -3825,23 +4221,7 @@
           <w:sz w:val="24"/>
           <w:szCs w:val="24"/>
         </w:rPr>
-        <w:t>Table 3:</w:t>
-      </w:r>
-      <w:r>
-        <w:rPr>
-          <w:sz w:val="24"/>
-          <w:szCs w:val="24"/>
-        </w:rPr>
-        <w:t xml:space="preserve"> </w:t>
-      </w:r>
-      <w:r>
-        <w:rPr>
-          <w:b/>
-          <w:bCs/>
-          <w:sz w:val="24"/>
-          <w:szCs w:val="24"/>
-        </w:rPr>
-        <w:t>Justification showing the importance of NLP Caption model for Semantic Scoring</w:t>
+        <w:t xml:space="preserve">Table 3: Sentence encoders compared by average crossover frame — the locally computable proxy, not accuracy. Read with the caveat below.</w:t>
       </w:r>
     </w:p>
     <w:p>
@@ -4083,7 +4463,7 @@
                 <w:rFonts w:ascii="Arial" w:eastAsia="Arial" w:hAnsi="Arial" w:cs="Arial"/>
                 <w:color w:val="000000"/>
               </w:rPr>
-              <w:t>BEST — earliest and most accurate predictions</w:t>
+              <w:t xml:space="preserve">Earliest crossover of the four</w:t>
             </w:r>
           </w:p>
         </w:tc>
@@ -4350,7 +4730,7 @@
                 <w:rFonts w:ascii="Arial" w:eastAsia="Arial" w:hAnsi="Arial" w:cs="Arial"/>
                 <w:color w:val="000000"/>
               </w:rPr>
-              <w:t>WORST — biggest model gave worst results</w:t>
+              <w:t xml:space="preserve">Latest crossover of the four</w:t>
             </w:r>
           </w:p>
         </w:tc>
@@ -4386,27 +4766,7 @@
           <w:sz w:val="24"/>
           <w:szCs w:val="24"/>
         </w:rPr>
-        <w:t xml:space="preserve">From Table 3, we can justify that the larger NLP models have performed worse for the accident anticipation. The possible reasons for this could be the captions like </w:t>
-      </w:r>
-      <w:r>
-        <w:rPr>
-          <w:rFonts w:ascii="Times New Roman" w:eastAsia="Arial" w:hAnsi="Times New Roman" w:cs="Times New Roman"/>
-          <w:i/>
-          <w:iCs/>
-          <w:color w:val="000000"/>
-          <w:sz w:val="24"/>
-          <w:szCs w:val="24"/>
-        </w:rPr>
-        <w:t>'a vehicle controls loss' and 'lead vehicle stops’ are</w:t>
-      </w:r>
-      <w:r>
-        <w:rPr>
-          <w:rFonts w:ascii="Times New Roman" w:eastAsia="Arial" w:hAnsi="Times New Roman" w:cs="Times New Roman"/>
-          <w:color w:val="000000"/>
-          <w:sz w:val="24"/>
-          <w:szCs w:val="24"/>
-        </w:rPr>
-        <w:t xml:space="preserve"> driver specific accident anticipation and thus needs a model with lesser general language context. MiniLM’s are trained on domain specific diverse sentence pairs aiding for better prediction.</w:t>
+        <w:t xml:space="preserve">Table 3 needs a caveat that only became clear later, and it is the reason this paper exists. The column on which those four encoders were compared is the average crossover frame: the mean index at which the ensemble's risk score first exceeds 0.5. That quantity was chosen because it is the only thing computable locally on a corpus that publishes no labels (Section 3.3). It is not accuracy, and the selection it drove cannot be described as choosing the most accurate encoder. Worse, it improves monotonically as the crossing moves earlier, and it is minimised absolutely — to frame 0 — by a constant risk score of 0.51 that reads no pixels at all. The selection recorded in Table 3 was therefore made against a criterion that a degenerate submission optimises perfectly. We keep the table because it is an honest record of how the choice was made, and because Section 5 measures what that criterion is worth. The stated explanation for the ordering — that smaller sentence encoders suit these short, domain-specific captions better than large general-purpose ones — remains plausible, but this experiment does not establish it.</w:t>
       </w:r>
     </w:p>
     <w:p>
@@ -8450,7 +8810,7 @@
           <w:szCs w:val="24"/>
           <w:lang w:val="en-IN"/>
         </w:rPr>
-        <w:t xml:space="preserve">This gaussian kernel averages the precision and area under the ROC contributing towards the preservation of the shape of the safe transitions. </w:t>
+        <w:t xml:space="preserve">The Gaussian kernel suppresses frame-to-frame noise arising from inter-frame appearance variation, so that a single bright, blurred or occluded frame cannot by itself trigger a threshold crossing. It does not act on average precision or on the area under the ROC curve, which are computed from clip-level scores by the organisers; an earlier version of this sentence said otherwise and was wrong. </w:t>
       </w:r>
     </w:p>
     <w:p>
@@ -8651,14 +9011,6 @@
           <w:lang w:val="en-IN"/>
         </w:rPr>
       </w:pPr>
-      <w:r>
-        <w:rPr>
-          <w:sz w:val="24"/>
-          <w:szCs w:val="24"/>
-          <w:lang w:val="en-IN"/>
-        </w:rPr>
-        <w:t xml:space="preserve">Since </w:t>
-      </w:r>
       <m:oMath>
         <m:r>
           <w:rPr>
@@ -8670,14 +9022,6 @@
           <m:t>γ&gt;1</m:t>
         </m:r>
       </m:oMath>
-      <w:r>
-        <w:rPr>
-          <w:sz w:val="24"/>
-          <w:szCs w:val="24"/>
-          <w:lang w:val="en-IN"/>
-        </w:rPr>
-        <w:t xml:space="preserve">, this operation is a monotone contrast stretch: scores below 0.5 are suppressed toward zero while scores above 0.5 are amplified toward one, increasing the separation between the positive and negative score distributions. The optimal </w:t>
-      </w:r>
       <m:oMath>
         <m:r>
           <w:rPr>
@@ -8689,14 +9033,6 @@
           <m:t>γ</m:t>
         </m:r>
       </m:oMath>
-      <w:r>
-        <w:rPr>
-          <w:sz w:val="24"/>
-          <w:szCs w:val="24"/>
-          <w:lang w:val="en-IN"/>
-        </w:rPr>
-        <w:t xml:space="preserve">was selected by maximising AP over a grid </w:t>
-      </w:r>
       <m:oMath>
         <m:r>
           <w:rPr>
@@ -8714,7 +9050,7 @@
           <w:szCs w:val="24"/>
           <w:lang w:val="en-IN"/>
         </w:rPr>
-        <w:t>with step 0.1</w:t>
+        <w:t xml:space="preserve">Since , this operation is a monotone contrast stretch: scores below 0.5 are suppressed toward zero while scores above 0.5 are amplified toward one, increasing the separation between the positive and negative score distributions. The exponent was selected over a grid in steps of 0.1. It could not have been selected by maximising average precision, as an earlier version of this text stated, because average precision is not computable on this corpus by an entrant (Section 3.3). The grid was scored against the crossover-frame proxy, with the consequences discussed under Table 3.</w:t>
       </w:r>
     </w:p>
     <w:p>
@@ -9286,14 +9622,6 @@
           <w:lang w:val="en-IN"/>
         </w:rPr>
       </w:pPr>
-      <w:r>
-        <w:rPr>
-          <w:sz w:val="24"/>
-          <w:szCs w:val="24"/>
-          <w:lang w:val="en-IN"/>
-        </w:rPr>
-        <w:t xml:space="preserve">with </w:t>
-      </w:r>
       <m:oMath>
         <m:r>
           <w:rPr>
@@ -9311,7 +9639,7 @@
           <w:szCs w:val="24"/>
           <w:lang w:val="en-IN"/>
         </w:rPr>
-        <w:t>. This enforces a hard causal constraint: once the score crosses the alarm boundary, it cannot fall back below it. The constraint is motivated by the irreversibility assumption — in the target domain, risk accumulates monotonically once triggered — and directly maximises the Score-Triggered Time-to-Action (STTA) metric by eliminating false recoveries that would delay alarm generation.</w:t>
+        <w:t xml:space="preserve">with . This enforces a hard causal constraint: once the score crosses the alarm boundary, it cannot fall back below it. The constraint is motivated by the irreversibility assumption — in the target domain, risk accumulates monotonically once triggered — and it also, by construction, forces the exact condition that the official Stable Time-to-Accident metric tests. STTA@0.5 requires the risk score to remain above 0.5 continuously from the alarm to the accident; the clamp makes falling below 0.5 impossible once the score has crossed. Any subsequent report of STTA compliance therefore measures that the clamp executed, and nothing about the video. We retain the stage, and Section 5 reports every metric with it disabled as well as enabled. Note also that the metric's name is Stable Time-to-Accident; an earlier version of this text expanded STTA as Score-Triggered Time-to-Action, which is not what the benchmark defines.</w:t>
       </w:r>
     </w:p>
     <w:p>
@@ -9654,14 +9982,6 @@
           <w:lang w:val="en-IN"/>
         </w:rPr>
       </w:pPr>
-      <w:r>
-        <w:rPr>
-          <w:sz w:val="24"/>
-          <w:szCs w:val="24"/>
-          <w:lang w:val="en-IN"/>
-        </w:rPr>
-        <w:t xml:space="preserve">where </w:t>
-      </w:r>
       <m:oMath>
         <m:r>
           <m:rPr>
@@ -9685,14 +10005,6 @@
           <m:t>⁡</m:t>
         </m:r>
       </m:oMath>
-      <w:r>
-        <w:rPr>
-          <w:sz w:val="24"/>
-          <w:szCs w:val="24"/>
-          <w:lang w:val="en-IN"/>
-        </w:rPr>
-        <w:t xml:space="preserve">denotes linear interpolation onto the original frame grid. Compression shifts the decision-boundary crossover from </w:t>
-      </w:r>
       <m:oMath>
         <m:r>
           <w:rPr>
@@ -9704,14 +10016,6 @@
           <m:t>t≈28</m:t>
         </m:r>
       </m:oMath>
-      <w:r>
-        <w:rPr>
-          <w:sz w:val="24"/>
-          <w:szCs w:val="24"/>
-          <w:lang w:val="en-IN"/>
-        </w:rPr>
-        <w:t xml:space="preserve">to </w:t>
-      </w:r>
       <m:oMath>
         <m:r>
           <w:rPr>
@@ -9723,14 +10027,6 @@
           <m:t>t≈22</m:t>
         </m:r>
       </m:oMath>
-      <w:r>
-        <w:rPr>
-          <w:sz w:val="24"/>
-          <w:szCs w:val="24"/>
-          <w:lang w:val="en-IN"/>
-        </w:rPr>
-        <w:t xml:space="preserve">frames, yielding a mean gain of 6 frames in Time-to-Alarm (TTA). The value </w:t>
-      </w:r>
       <m:oMath>
         <m:r>
           <w:rPr>
@@ -9742,14 +10038,6 @@
           <m:t>α=1.3</m:t>
         </m:r>
       </m:oMath>
-      <w:r>
-        <w:rPr>
-          <w:sz w:val="24"/>
-          <w:szCs w:val="24"/>
-          <w:lang w:val="en-IN"/>
-        </w:rPr>
-        <w:t xml:space="preserve">was selected from the Pareto front of TTA gain versus false-positive rate increase. Note that Stage 5 must precede Stage 4 in implementation: applying temporal compression after clamping would violate the monotone guarantee established in Eq. (5). Finally, the output is clipped to the open interval </w:t>
-      </w:r>
       <m:oMath>
         <m:d>
           <m:dPr>
@@ -9804,7 +10092,7 @@
           <w:szCs w:val="24"/>
           <w:lang w:val="en-IN"/>
         </w:rPr>
-        <w:t>to ensure numerical stability in downstream log-loss evaluation.</w:t>
+        <w:t xml:space="preserve">where denotes linear interpolation onto the original frame grid. This stage requires a correction and a warning. As implemented, the resampling evaluates the curve at index alpha times t and emits it at index t, so the score reported for frame t is the score computed from frame 1.3t — a frame that has not yet been observed. Equation (8) as printed reads t divided by alpha; the implementation, and the reported shift of the crossover from about frame 28 to about frame 22, both correspond to alpha times t, and the equation should be corrected accordingly. This is the origin of the reported mean gain of six frames in time-to-accident: the six frames are read from the future. The operation cannot run in a deployed system, where frame 1.3t does not exist at time t, and every time-to-accident figure produced with alpha not equal to 1 is therefore unreportable. The released configuration sets alpha to 1.0, disabling the stage. It is documented here because it is one of the mechanisms Section 6 identifies, and because we introduced it ourselves. Finally, the output is clipped to the open interval to ensure numerical stability in downstream log-loss evaluation.</w:t>
       </w:r>
     </w:p>
     <w:p>
@@ -9847,7 +10135,7 @@
           <w:sz w:val="24"/>
           <w:szCs w:val="24"/>
         </w:rPr>
-        <w:t>4. Experimental Setup</w:t>
+        <w:t xml:space="preserve">4.6. Experimental Setup</w:t>
       </w:r>
     </w:p>
     <w:p>
@@ -10484,15 +10772,7 @@
           <w:sz w:val="24"/>
           <w:szCs w:val="24"/>
         </w:rPr>
-        <w:t xml:space="preserve">Kinematic Motion Estimation (Frame-Differencing Optical Flow Proxy): </w:t>
-      </w:r>
-      <w:r>
-        <w:rPr>
-          <w:rFonts w:eastAsia="Times New Roman"/>
-          <w:sz w:val="24"/>
-          <w:szCs w:val="24"/>
-        </w:rPr>
-        <w:t>Computationally lightweight frame-differencing in the grayscale latent space was adopted as a surrogate for dense optical flow (RAFT), capturing sudden dynamic shifts — hard braking, lateral swerving, vehicle spin — indicative of an imminent crash. This proxy achieves approximately 90% of RAFT-equivalent accident detection sensitivity at roughly 1% of the GPU computational overhead, making it suitable for high-throughput zero-shot inference over the 1,417-clip evaluation corpus.</w:t>
+        <w:t xml:space="preserve">Kinematic Motion Estimation (Frame-Differencing Optical Flow Proxy): Computationally lightweight frame-differencing in the grayscale latent space was adopted as a surrogate for dense optical flow (RAFT), capturing sudden dynamic shifts — hard braking, lateral swerving, vehicle spin — indicative of an imminent crash. The substitution was made for compute reasons and its cost in sensitivity was never measured; the figure of 90% of RAFT at 1% of the cost, asserted in an earlier version of this work, is withdrawn.</w:t>
       </w:r>
     </w:p>
     <w:p>
@@ -22181,6 +22461,25 @@
           <w:sz w:val="24"/>
           <w:szCs w:val="24"/>
         </w:rPr>
+        <w:t xml:space="preserve">SECTIONS 6, 7 AND 8 ARE NOT YET WRITTEN — Analysis (why the composition fails), A Corrected Protocol, and Limitations. The Conclusion below becomes Section 9, and the Future Scope section that follows it is to be rewritten as Section 8, Limitations. Section 1 states the intended order.</w:t>
+      </w:r>
+    </w:p>
+    <w:p>
+      <w:pPr>
+        <w:spacing w:before="220" w:after="80"/>
+        <w:rPr>
+          <w:sz w:val="24"/>
+          <w:szCs w:val="24"/>
+        </w:rPr>
+      </w:pPr>
+      <w:r>
+        <w:rPr>
+          <w:rFonts w:eastAsia="Times New Roman"/>
+          <w:b/>
+          <w:bCs/>
+          <w:sz w:val="24"/>
+          <w:szCs w:val="24"/>
+        </w:rPr>
         <w:t>6. Conclusion</w:t>
       </w:r>
     </w:p>
@@ -22344,6 +22643,124 @@
           <w:szCs w:val="24"/>
         </w:rPr>
         <w:t>, formally guaranteed through a five-stage post-processing pipeline incorporating Gaussian smoothing, power-curve amplification, temporal axis compression, monotone clamping, and numerical stability clipping.</w:t>
+      </w:r>
+    </w:p>
+    <w:p>
+      <w:pPr>
+        <w:spacing w:before="160" w:after="60"/>
+        <w:rPr>
+          <w:sz w:val="24"/>
+          <w:szCs w:val="24"/>
+        </w:rPr>
+      </w:pPr>
+      <w:r>
+        <w:rPr>
+          <w:rFonts w:eastAsia="Times New Roman"/>
+          <w:b/>
+          <w:bCs/>
+          <w:i/>
+          <w:iCs/>
+          <w:sz w:val="24"/>
+          <w:szCs w:val="24"/>
+        </w:rPr>
+        <w:t xml:space="preserve">The video-blind control family</w:t>
+      </w:r>
+    </w:p>
+    <w:p>
+      <w:pPr>
+        <w:spacing w:before="60" w:after="100" w:line="276" w:lineRule="auto"/>
+        <w:jc w:val="both"/>
+        <w:rPr>
+          <w:rFonts w:eastAsia="Times New Roman"/>
+          <w:sz w:val="24"/>
+          <w:szCs w:val="24"/>
+        </w:rPr>
+      </w:pPr>
+      <w:r>
+        <w:rPr>
+          <w:rFonts w:eastAsia="Times New Roman"/>
+          <w:sz w:val="24"/>
+          <w:szCs w:val="24"/>
+        </w:rPr>
+        <w:t xml:space="preserve">A video-blind submission is one whose risk curve is a function of the frame index alone: identical for every clip, computed without opening a single frame. We use a family rather than a single curve, because one flattering curve invites the objection that the comparison was chosen to flatter it. The family comprises a constant 0.51 and a constant 0.99; a linear ramp from 0.001 to 0.999; logistic curves centred at frames 60, 75, 90 and 105; and step functions rising from 0.49 to 0.51 at frames 0, 10, 25, 50, 75, 100, 125 and 140. Each is a single list of 150 numbers, repeated across all 1,417 clips.</w:t>
+      </w:r>
+    </w:p>
+    <w:p>
+      <w:pPr>
+        <w:spacing w:before="160" w:after="60"/>
+        <w:rPr>
+          <w:sz w:val="24"/>
+          <w:szCs w:val="24"/>
+        </w:rPr>
+      </w:pPr>
+      <w:r>
+        <w:rPr>
+          <w:rFonts w:eastAsia="Times New Roman"/>
+          <w:b/>
+          <w:bCs/>
+          <w:i/>
+          <w:iCs/>
+          <w:sz w:val="24"/>
+          <w:szCs w:val="24"/>
+        </w:rPr>
+        <w:t xml:space="preserve">Probes that isolate the terms of the metric</w:t>
+      </w:r>
+    </w:p>
+    <w:p>
+      <w:pPr>
+        <w:spacing w:before="60" w:after="100" w:line="276" w:lineRule="auto"/>
+        <w:jc w:val="both"/>
+        <w:rPr>
+          <w:rFonts w:eastAsia="Times New Roman"/>
+          <w:sz w:val="24"/>
+          <w:szCs w:val="24"/>
+        </w:rPr>
+      </w:pPr>
+      <w:r>
+        <w:rPr>
+          <w:rFonts w:eastAsia="Times New Roman"/>
+          <w:sz w:val="24"/>
+          <w:szCs w:val="24"/>
+        </w:rPr>
+        <w:t xml:space="preserve">The decomposition in Section 5 rests on one observation. Every video-blind submission is identical across clips, so — provided the scorer reduces each 150-value curve to one clip-level score by any deterministic function of that curve — every member of the family produces an all-way tie among clips and therefore earns identical average precision and identical area under the curve. Whatever those terms are worth, they are worth the same to all of them, and they cancel exactly in any difference between two members.</w:t>
+      </w:r>
+    </w:p>
+    <w:p>
+      <w:pPr>
+        <w:spacing w:before="60" w:after="100" w:line="276" w:lineRule="auto"/>
+        <w:jc w:val="both"/>
+        <w:rPr>
+          <w:rFonts w:eastAsia="Times New Roman"/>
+          <w:sz w:val="24"/>
+          <w:szCs w:val="24"/>
+        </w:rPr>
+      </w:pPr>
+      <w:r>
+        <w:rPr>
+          <w:rFonts w:eastAsia="Times New Roman"/>
+          <w:sz w:val="24"/>
+          <w:szCs w:val="24"/>
+        </w:rPr>
+        <w:t xml:space="preserve">That turns the leaderboard into an instrument. Three probes suffice. A curve held at 0.49 throughout never crosses the threshold, so both timing terms are zero and its score is the discrimination floor alone. A curve at 0.51 in frame 0 and 0.49 thereafter crosses once and then falls, so it earns the time-to-accident term but forfeits the stable one. A constant 0.51 earns both. Differencing the three gives each term separately. A fourth probe, holding 0.51 throughout except for a dip across frames 50 to 59, moves the stable term's reference point while leaving the first crossing untouched, and serves as a consistency check on the attribution.</w:t>
+      </w:r>
+    </w:p>
+    <w:p>
+      <w:pPr>
+        <w:spacing w:before="60" w:after="100" w:line="276" w:lineRule="auto"/>
+        <w:jc w:val="both"/>
+        <w:rPr>
+          <w:rFonts w:eastAsia="Times New Roman"/>
+          <w:sz w:val="24"/>
+          <w:szCs w:val="24"/>
+        </w:rPr>
+      </w:pPr>
+      <w:r>
+        <w:rPr>
+          <w:rFonts w:eastAsia="Times New Roman"/>
+          <w:sz w:val="24"/>
+          <w:szCs w:val="24"/>
+        </w:rPr>
+        <w:t xml:space="preserve">The step family measures the score's dependence on the crossing frame directly, which gives a second and independent route to the same quantity. Two routes to one number is what makes the result safe to report.</w:t>
       </w:r>
     </w:p>
     <w:p>

--- a/paper/Precrash.docx
+++ b/paper/Precrash.docx
@@ -10116,7 +10116,7 @@
           <w:sz w:val="24"/>
           <w:szCs w:val="24"/>
         </w:rPr>
-        <w:t>IV. EXPERIMENTAL SETUP AND RESULTS</w:t>
+        <w:t xml:space="preserve">4.6 continues below.</w:t>
       </w:r>
     </w:p>
     <w:p>
@@ -11758,34 +11758,6 @@
     </w:p>
     <w:p>
       <w:pPr>
-        <w:spacing w:after="60"/>
-        <w:rPr>
-          <w:sz w:val="24"/>
-          <w:szCs w:val="24"/>
-        </w:rPr>
-      </w:pPr>
-    </w:p>
-    <w:p>
-      <w:pPr>
-        <w:spacing w:before="200" w:after="80"/>
-        <w:rPr>
-          <w:sz w:val="24"/>
-          <w:szCs w:val="24"/>
-        </w:rPr>
-      </w:pPr>
-      <w:r>
-        <w:rPr>
-          <w:rFonts w:eastAsia="Times New Roman"/>
-          <w:b/>
-          <w:bCs/>
-          <w:sz w:val="24"/>
-          <w:szCs w:val="24"/>
-        </w:rPr>
-        <w:t>5. Results and Discussion</w:t>
-      </w:r>
-    </w:p>
-    <w:p>
-      <w:pPr>
         <w:spacing w:before="160" w:after="60"/>
         <w:rPr>
           <w:sz w:val="24"/>
@@ -11802,7 +11774,7 @@
           <w:sz w:val="24"/>
           <w:szCs w:val="24"/>
         </w:rPr>
-        <w:t>5.1. Overall Anticipation Performance</w:t>
+        <w:t xml:space="preserve">The video-blind control family</w:t>
       </w:r>
     </w:p>
     <w:p>
@@ -11810,35 +11782,39 @@
         <w:spacing w:before="60" w:after="100" w:line="276" w:lineRule="auto"/>
         <w:jc w:val="both"/>
         <w:rPr>
-          <w:sz w:val="24"/>
-          <w:szCs w:val="24"/>
-        </w:rPr>
-      </w:pPr>
-      <w:r>
-        <w:rPr>
-          <w:rFonts w:eastAsia="Times New Roman"/>
-          <w:sz w:val="24"/>
-          <w:szCs w:val="24"/>
-        </w:rPr>
-        <w:t xml:space="preserve">The proposed zero-shot ensemble framework demonstrated robust and state-of-the-art predictive capability across the full evaluation corpus of 1,417 clips. The primary performance indicator in accident anticipation systems is the </w:t>
-      </w:r>
+          <w:rFonts w:eastAsia="Times New Roman"/>
+          <w:sz w:val="24"/>
+          <w:szCs w:val="24"/>
+        </w:rPr>
+      </w:pPr>
+      <w:r>
+        <w:rPr>
+          <w:rFonts w:eastAsia="Times New Roman"/>
+          <w:sz w:val="24"/>
+          <w:szCs w:val="24"/>
+        </w:rPr>
+        <w:t xml:space="preserve">A video-blind submission is one whose risk curve is a function of the frame index alone: identical for every clip, computed without opening a single frame. We use a family rather than a single curve, because one flattering curve invites the objection that the comparison was chosen to flatter it. The family comprises a constant 0.51 and a constant 0.99; a linear ramp from 0.001 to 0.999; logistic curves centred at frames 60, 75, 90 and 105; and step functions rising from 0.49 to 0.51 at frames 0, 10, 25, 50, 75, 100, 125 and 140. Each is a single list of 150 numbers, repeated across all 1,417 clips.</w:t>
+      </w:r>
+    </w:p>
+    <w:p>
+      <w:pPr>
+        <w:spacing w:before="160" w:after="60"/>
+        <w:rPr>
+          <w:sz w:val="24"/>
+          <w:szCs w:val="24"/>
+        </w:rPr>
+      </w:pPr>
       <w:r>
         <w:rPr>
           <w:rFonts w:eastAsia="Times New Roman"/>
           <w:b/>
           <w:bCs/>
-          <w:sz w:val="24"/>
-          <w:szCs w:val="24"/>
-        </w:rPr>
-        <w:t>crossover frame (tᴄ)</w:t>
-      </w:r>
-      <w:r>
-        <w:rPr>
-          <w:rFonts w:eastAsia="Times New Roman"/>
-          <w:sz w:val="24"/>
-          <w:szCs w:val="24"/>
-        </w:rPr>
-        <w:t xml:space="preserve"> — the earliest frame at which the predicted risk probability decisively breaches the decision threshold of 0.5.</w:t>
+          <w:i/>
+          <w:iCs/>
+          <w:sz w:val="24"/>
+          <w:szCs w:val="24"/>
+        </w:rPr>
+        <w:t xml:space="preserve">Probes that isolate the terms of the metric</w:t>
       </w:r>
     </w:p>
     <w:p>
@@ -11846,19 +11822,75 @@
         <w:spacing w:before="60" w:after="100" w:line="276" w:lineRule="auto"/>
         <w:jc w:val="both"/>
         <w:rPr>
-          <w:sz w:val="24"/>
-          <w:szCs w:val="24"/>
-        </w:rPr>
-      </w:pPr>
-      <w:r>
-        <w:rPr>
-          <w:rFonts w:eastAsia="Times New Roman"/>
-          <w:sz w:val="24"/>
-          <w:szCs w:val="24"/>
-        </w:rPr>
-        <w:t xml:space="preserve">Our framework achieved a </w:t>
-      </w:r>
-      <w:r>
+          <w:rFonts w:eastAsia="Times New Roman"/>
+          <w:sz w:val="24"/>
+          <w:szCs w:val="24"/>
+        </w:rPr>
+      </w:pPr>
+      <w:r>
+        <w:rPr>
+          <w:rFonts w:eastAsia="Times New Roman"/>
+          <w:sz w:val="24"/>
+          <w:szCs w:val="24"/>
+        </w:rPr>
+        <w:t xml:space="preserve">The decomposition in Section 5 rests on one observation. Every video-blind submission is identical across clips, so — provided the scorer reduces each 150-value curve to one clip-level score by any deterministic function of that curve — every member of the family produces an all-way tie among clips and therefore earns identical average precision and identical area under the curve. Whatever those terms are worth, they are worth the same to all of them, and they cancel exactly in any difference between two members.</w:t>
+      </w:r>
+    </w:p>
+    <w:p>
+      <w:pPr>
+        <w:spacing w:before="60" w:after="100" w:line="276" w:lineRule="auto"/>
+        <w:jc w:val="both"/>
+        <w:rPr>
+          <w:rFonts w:eastAsia="Times New Roman"/>
+          <w:sz w:val="24"/>
+          <w:szCs w:val="24"/>
+        </w:rPr>
+      </w:pPr>
+      <w:r>
+        <w:rPr>
+          <w:rFonts w:eastAsia="Times New Roman"/>
+          <w:sz w:val="24"/>
+          <w:szCs w:val="24"/>
+        </w:rPr>
+        <w:t xml:space="preserve">That turns the leaderboard into an instrument. Three probes suffice. A curve held at 0.49 throughout never crosses the threshold, so both timing terms are zero and its score is the discrimination floor alone. A curve at 0.51 in frame 0 and 0.49 thereafter crosses once and then falls, so it earns the time-to-accident term but forfeits the stable one. A constant 0.51 earns both. Differencing the three gives each term separately. A fourth probe, holding 0.51 throughout except for a dip across frames 50 to 59, moves the stable term's reference point while leaving the first crossing untouched, and serves as a consistency check on the attribution.</w:t>
+      </w:r>
+    </w:p>
+    <w:p>
+      <w:pPr>
+        <w:spacing w:before="60" w:after="100" w:line="276" w:lineRule="auto"/>
+        <w:jc w:val="both"/>
+        <w:rPr>
+          <w:rFonts w:eastAsia="Times New Roman"/>
+          <w:sz w:val="24"/>
+          <w:szCs w:val="24"/>
+        </w:rPr>
+      </w:pPr>
+      <w:r>
+        <w:rPr>
+          <w:rFonts w:eastAsia="Times New Roman"/>
+          <w:sz w:val="24"/>
+          <w:szCs w:val="24"/>
+        </w:rPr>
+        <w:t xml:space="preserve">The step family measures the score's dependence on the crossing frame directly, which gives a second and independent route to the same quantity. Two routes to one number is what makes the result safe to report.</w:t>
+      </w:r>
+    </w:p>
+    <w:p>
+      <w:pPr>
+        <w:spacing w:after="60"/>
+        <w:rPr>
+          <w:sz w:val="24"/>
+          <w:szCs w:val="24"/>
+        </w:rPr>
+      </w:pPr>
+    </w:p>
+    <w:p>
+      <w:pPr>
+        <w:pStyle w:val="ListParagraph"/>
+        <w:numPr>
+          <w:ilvl w:val="0"/>
+          <w:numId w:val="1"/>
+        </w:numPr>
+        <w:spacing w:after="120"/>
         <w:rPr>
           <w:rFonts w:eastAsia="Times New Roman"/>
           <w:b/>
@@ -11866,16 +11898,7 @@
           <w:sz w:val="24"/>
           <w:szCs w:val="24"/>
         </w:rPr>
-        <w:t>mean crossover frame of 22.7</w:t>
-      </w:r>
-      <w:r>
-        <w:rPr>
-          <w:rFonts w:eastAsia="Times New Roman"/>
-          <w:sz w:val="24"/>
-          <w:szCs w:val="24"/>
-        </w:rPr>
-        <w:t xml:space="preserve"> across the entire evaluation set. Given the standardised 150-frame temporal window, this corresponds to an average anticipation horizon of </w:t>
-      </w:r>
+      </w:pPr>
       <w:r>
         <w:rPr>
           <w:rFonts w:eastAsia="Times New Roman"/>
@@ -11884,51 +11907,28 @@
           <w:sz w:val="24"/>
           <w:szCs w:val="24"/>
         </w:rPr>
-        <w:t>127.3 frames prior to the collision terminus</w:t>
-      </w:r>
-      <w:r>
-        <w:rPr>
-          <w:rFonts w:eastAsia="Times New Roman"/>
-          <w:sz w:val="24"/>
-          <w:szCs w:val="24"/>
-        </w:rPr>
-        <w:t xml:space="preserve">, equating to a </w:t>
-      </w:r>
+        <w:t xml:space="preserve">RESULTS</w:t>
+      </w:r>
+    </w:p>
+    <w:p>
+      <w:pPr>
+        <w:spacing w:before="160" w:after="60"/>
+        <w:rPr>
+          <w:sz w:val="24"/>
+          <w:szCs w:val="24"/>
+        </w:rPr>
+      </w:pPr>
       <w:r>
         <w:rPr>
           <w:rFonts w:eastAsia="Times New Roman"/>
           <w:b/>
           <w:bCs/>
-          <w:sz w:val="24"/>
-          <w:szCs w:val="24"/>
-        </w:rPr>
-        <w:t>4.23-second early warning window</w:t>
-      </w:r>
-      <w:r>
-        <w:rPr>
-          <w:rFonts w:eastAsia="Times New Roman"/>
-          <w:sz w:val="24"/>
-          <w:szCs w:val="24"/>
-        </w:rPr>
-        <w:t xml:space="preserve"> at the operational frame rate of 30 FPS. The significance of this figure is best contextualised against baseline reactivity benchmarks: conventional reactive Advanced Driver Assistance Systems (ADAS) typically engage emergency braking protocols within a sub-second window (&lt; 1.0 s) of imminent impact, and human drivers exhibit a cognitive-to-mechanical braking reaction time of approximately 1.5–2.0 seconds under optimal alertness conditions. By delivering a stable, monotonically ascending risk signal more than 4 seconds in advance, our zero-shot framework fundamentally </w:t>
-      </w:r>
-      <w:r>
-        <w:rPr>
-          <w:rFonts w:eastAsia="Times New Roman"/>
           <w:i/>
           <w:iCs/>
           <w:sz w:val="24"/>
           <w:szCs w:val="24"/>
         </w:rPr>
-        <w:t>shifts the operating paradigm from reactive damage mitigation to preventative collision avoidance</w:t>
-      </w:r>
-      <w:r>
-        <w:rPr>
-          <w:rFonts w:eastAsia="Times New Roman"/>
-          <w:sz w:val="24"/>
-          <w:szCs w:val="24"/>
-        </w:rPr>
-        <w:t>.</w:t>
+        <w:t xml:space="preserve">5.1. A video-blind constant on the official leaderboard</w:t>
       </w:r>
     </w:p>
     <w:p>
@@ -11936,46 +11936,38 @@
         <w:spacing w:before="60" w:after="100" w:line="276" w:lineRule="auto"/>
         <w:jc w:val="both"/>
         <w:rPr>
-          <w:sz w:val="24"/>
-          <w:szCs w:val="24"/>
-        </w:rPr>
-      </w:pPr>
-      <w:r>
-        <w:rPr>
-          <w:rFonts w:eastAsia="Times New Roman"/>
-          <w:sz w:val="24"/>
-          <w:szCs w:val="24"/>
-        </w:rPr>
-        <w:lastRenderedPageBreak/>
-        <w:t xml:space="preserve">Moreover, the early-frame false alarm rate — a historically persistent failure mode in zero-shot VLM deployments — was effectively neutralised by the power-curve scaling and Gaussian smoothing stages of the post-processing pipeline. Initial frame risk scores (</w:t>
-      </w:r>
-      <w:r>
-        <w:rPr>
-          <w:rFonts w:eastAsia="Times New Roman"/>
-          <w:i/>
-          <w:iCs/>
-          <w:sz w:val="24"/>
-          <w:szCs w:val="24"/>
-        </w:rPr>
-        <w:t>t</w:t>
-      </w:r>
-      <w:r>
-        <w:rPr>
-          <w:rFonts w:eastAsia="Times New Roman"/>
-          <w:sz w:val="24"/>
-          <w:szCs w:val="24"/>
-        </w:rPr>
-        <w:t xml:space="preserve"> = 1) universally initialised below 0.05, correctly representing a quiescent, low-threat baseline during the safe driving phase, before escalating monotonically to peak risk scores approaching 1.0 at the collision terminus. This calibration behaviour is critical for production-grade deployment: systems that exhibit artificially elevated baseline risk scores generate driver alarm fatigue and are systematically disengaged by operators, negating their safety benefit entirely.</w:t>
-      </w:r>
-    </w:p>
-    <w:p>
-      <w:pPr>
-        <w:spacing w:after="60"/>
-        <w:rPr>
-          <w:sz w:val="24"/>
-          <w:szCs w:val="24"/>
-        </w:rPr>
-      </w:pPr>
+          <w:rFonts w:eastAsia="Times New Roman"/>
+          <w:sz w:val="24"/>
+          <w:szCs w:val="24"/>
+        </w:rPr>
+      </w:pPr>
+      <w:r>
+        <w:rPr>
+          <w:rFonts w:eastAsia="Times New Roman"/>
+          <w:sz w:val="24"/>
+          <w:szCs w:val="24"/>
+        </w:rPr>
+        <w:t xml:space="preserve">Every score reported in this section was computed by the competition's scoring service against ground truth we do not hold. We implemented none of the four metrics. All quantities derived from those scores — the decomposition, the fit, the ratios — are our own arithmetic and are identified as such.</w:t>
+      </w:r>
+    </w:p>
+    <w:p>
+      <w:pPr>
+        <w:spacing w:before="60" w:after="100" w:line="276" w:lineRule="auto"/>
+        <w:jc w:val="both"/>
+        <w:rPr>
+          <w:rFonts w:eastAsia="Times New Roman"/>
+          <w:sz w:val="24"/>
+          <w:szCs w:val="24"/>
+        </w:rPr>
+      </w:pPr>
+      <w:r>
+        <w:rPr>
+          <w:rFonts w:eastAsia="Times New Roman"/>
+          <w:sz w:val="24"/>
+          <w:szCs w:val="24"/>
+        </w:rPr>
+        <w:t xml:space="preserve">Table 6 reproduces the final private leaderboard as published. Table 7 gives the video-blind controls, submitted after the closing date and scored by the same service against the same private split. They are not leaderboard entries and are reported separately.</w:t>
+      </w:r>
     </w:p>
     <w:p>
       <w:pPr>
@@ -11994,7 +11986,7 @@
           <w:sz w:val="24"/>
           <w:szCs w:val="24"/>
         </w:rPr>
-        <w:t xml:space="preserve">Table 6: Overall Zero-Shot Anticipation Performance on MM-AU (N = 1,417 clips)</w:t>
+        <w:t xml:space="preserve">Table 6: Final private leaderboard of the Zero-shot Accident Anticipation competition, as published.</w:t>
       </w:r>
     </w:p>
     <w:tbl>
@@ -12058,7 +12050,7 @@
                 <w:sz w:val="24"/>
                 <w:szCs w:val="24"/>
               </w:rPr>
-              <w:t>Metric</w:t>
+              <w:t xml:space="preserve">Rank</w:t>
             </w:r>
           </w:p>
         </w:tc>
@@ -12097,7 +12089,7 @@
                 <w:sz w:val="24"/>
                 <w:szCs w:val="24"/>
               </w:rPr>
-              <w:t>Full Corpus</w:t>
+              <w:t xml:space="preserve">Entry</w:t>
             </w:r>
           </w:p>
         </w:tc>
@@ -12136,7 +12128,7 @@
                 <w:sz w:val="24"/>
                 <w:szCs w:val="24"/>
               </w:rPr>
-              <w:t>Top-50 Subset</w:t>
+              <w:t xml:space="preserve">Private score</w:t>
             </w:r>
           </w:p>
         </w:tc>
@@ -12173,7 +12165,7 @@
                 <w:sz w:val="24"/>
                 <w:szCs w:val="24"/>
               </w:rPr>
-              <w:t>Mean Crossover Frame (tᴄ)</w:t>
+              <w:t xml:space="preserve">1</w:t>
             </w:r>
           </w:p>
         </w:tc>
@@ -12209,7 +12201,7 @@
                 <w:sz w:val="24"/>
                 <w:szCs w:val="24"/>
               </w:rPr>
-              <w:t>22.7</w:t>
+              <w:t xml:space="preserve">CVLAB</w:t>
             </w:r>
           </w:p>
         </w:tc>
@@ -12245,7 +12237,7 @@
                 <w:sz w:val="24"/>
                 <w:szCs w:val="24"/>
               </w:rPr>
-              <w:t>21.1</w:t>
+              <w:t xml:space="preserve">2.50165</w:t>
             </w:r>
           </w:p>
         </w:tc>
@@ -12260,30 +12252,29 @@
               <w:bottom w:val="single" w:sz="4" w:space="0" w:color="000000"/>
               <w:right w:val="single" w:sz="4" w:space="0" w:color="000000"/>
             </w:tcBorders>
-            <w:shd w:val="clear" w:color="auto" w:fill="F2F2F2"/>
-            <w:tcMar>
-              <w:top w:w="60" w:type="dxa"/>
-              <w:left w:w="80" w:type="dxa"/>
-              <w:bottom w:w="60" w:type="dxa"/>
-              <w:right w:w="80" w:type="dxa"/>
-            </w:tcMar>
-            <w:vAlign w:val="center"/>
-          </w:tcPr>
-          <w:p>
-            <w:pPr>
-              <w:spacing w:before="20" w:after="20"/>
-              <w:rPr>
-                <w:sz w:val="24"/>
-                <w:szCs w:val="24"/>
-              </w:rPr>
-            </w:pPr>
-            <w:r>
-              <w:rPr>
-                <w:rFonts w:eastAsia="Times New Roman"/>
-                <w:sz w:val="24"/>
-                <w:szCs w:val="24"/>
-              </w:rPr>
-              <w:t>Mean TTA (seconds)</w:t>
+            <w:tcMar>
+              <w:top w:w="60" w:type="dxa"/>
+              <w:left w:w="80" w:type="dxa"/>
+              <w:bottom w:w="60" w:type="dxa"/>
+              <w:right w:w="80" w:type="dxa"/>
+            </w:tcMar>
+            <w:vAlign w:val="center"/>
+          </w:tcPr>
+          <w:p>
+            <w:pPr>
+              <w:spacing w:before="20" w:after="20"/>
+              <w:rPr>
+                <w:sz w:val="24"/>
+                <w:szCs w:val="24"/>
+              </w:rPr>
+            </w:pPr>
+            <w:r>
+              <w:rPr>
+                <w:rFonts w:eastAsia="Times New Roman"/>
+                <w:sz w:val="24"/>
+                <w:szCs w:val="24"/>
+              </w:rPr>
+              <w:t xml:space="preserve">2</w:t>
             </w:r>
           </w:p>
         </w:tc>
@@ -12296,7 +12287,6 @@
               <w:bottom w:val="single" w:sz="4" w:space="0" w:color="000000"/>
               <w:right w:val="single" w:sz="4" w:space="0" w:color="000000"/>
             </w:tcBorders>
-            <w:shd w:val="clear" w:color="auto" w:fill="F2F2F2"/>
             <w:tcMar>
               <w:top w:w="60" w:type="dxa"/>
               <w:left w:w="80" w:type="dxa"/>
@@ -12320,7 +12310,7 @@
                 <w:sz w:val="24"/>
                 <w:szCs w:val="24"/>
               </w:rPr>
-              <w:t>4.23 s</w:t>
+              <w:t xml:space="preserve">BUPT MIC Lab</w:t>
             </w:r>
           </w:p>
         </w:tc>
@@ -12333,7 +12323,6 @@
               <w:bottom w:val="single" w:sz="4" w:space="0" w:color="000000"/>
               <w:right w:val="single" w:sz="4" w:space="0" w:color="000000"/>
             </w:tcBorders>
-            <w:shd w:val="clear" w:color="auto" w:fill="F2F2F2"/>
             <w:tcMar>
               <w:top w:w="60" w:type="dxa"/>
               <w:left w:w="80" w:type="dxa"/>
@@ -12357,7 +12346,7 @@
                 <w:sz w:val="24"/>
                 <w:szCs w:val="24"/>
               </w:rPr>
-              <w:t>4.30 s</w:t>
+              <w:t xml:space="preserve">2.46234</w:t>
             </w:r>
           </w:p>
         </w:tc>
@@ -12394,7 +12383,7 @@
                 <w:sz w:val="24"/>
                 <w:szCs w:val="24"/>
               </w:rPr>
-              <w:t>Min. Crossover Frame Observed</w:t>
+              <w:t xml:space="preserve">3</w:t>
             </w:r>
           </w:p>
         </w:tc>
@@ -12430,7 +12419,7 @@
                 <w:sz w:val="24"/>
                 <w:szCs w:val="24"/>
               </w:rPr>
-              <w:t>7</w:t>
+              <w:t xml:space="preserve">Tianhao Zhao</w:t>
             </w:r>
           </w:p>
         </w:tc>
@@ -12466,7 +12455,7 @@
                 <w:sz w:val="24"/>
                 <w:szCs w:val="24"/>
               </w:rPr>
-              <w:t>7</w:t>
+              <w:t xml:space="preserve">2.42361</w:t>
             </w:r>
           </w:p>
         </w:tc>
@@ -12481,30 +12470,29 @@
               <w:bottom w:val="single" w:sz="4" w:space="0" w:color="000000"/>
               <w:right w:val="single" w:sz="4" w:space="0" w:color="000000"/>
             </w:tcBorders>
-            <w:shd w:val="clear" w:color="auto" w:fill="F2F2F2"/>
-            <w:tcMar>
-              <w:top w:w="60" w:type="dxa"/>
-              <w:left w:w="80" w:type="dxa"/>
-              <w:bottom w:w="60" w:type="dxa"/>
-              <w:right w:w="80" w:type="dxa"/>
-            </w:tcMar>
-            <w:vAlign w:val="center"/>
-          </w:tcPr>
-          <w:p>
-            <w:pPr>
-              <w:spacing w:before="20" w:after="20"/>
-              <w:rPr>
-                <w:sz w:val="24"/>
-                <w:szCs w:val="24"/>
-              </w:rPr>
-            </w:pPr>
-            <w:r>
-              <w:rPr>
-                <w:rFonts w:eastAsia="Times New Roman"/>
-                <w:sz w:val="24"/>
-                <w:szCs w:val="24"/>
-              </w:rPr>
-              <w:t xml:space="preserve">Initial Risk Score p(1)</w:t>
+            <w:tcMar>
+              <w:top w:w="60" w:type="dxa"/>
+              <w:left w:w="80" w:type="dxa"/>
+              <w:bottom w:w="60" w:type="dxa"/>
+              <w:right w:w="80" w:type="dxa"/>
+            </w:tcMar>
+            <w:vAlign w:val="center"/>
+          </w:tcPr>
+          <w:p>
+            <w:pPr>
+              <w:spacing w:before="20" w:after="20"/>
+              <w:rPr>
+                <w:sz w:val="24"/>
+                <w:szCs w:val="24"/>
+              </w:rPr>
+            </w:pPr>
+            <w:r>
+              <w:rPr>
+                <w:rFonts w:eastAsia="Times New Roman"/>
+                <w:sz w:val="24"/>
+                <w:szCs w:val="24"/>
+              </w:rPr>
+              <w:t xml:space="preserve">4</w:t>
             </w:r>
           </w:p>
         </w:tc>
@@ -12517,7 +12505,6 @@
               <w:bottom w:val="single" w:sz="4" w:space="0" w:color="000000"/>
               <w:right w:val="single" w:sz="4" w:space="0" w:color="000000"/>
             </w:tcBorders>
-            <w:shd w:val="clear" w:color="auto" w:fill="F2F2F2"/>
             <w:tcMar>
               <w:top w:w="60" w:type="dxa"/>
               <w:left w:w="80" w:type="dxa"/>
@@ -12541,7 +12528,7 @@
                 <w:sz w:val="24"/>
                 <w:szCs w:val="24"/>
               </w:rPr>
-              <w:t>≤ 0.05 (all clips)</w:t>
+              <w:t xml:space="preserve">cr-tfx</w:t>
             </w:r>
           </w:p>
         </w:tc>
@@ -12554,7 +12541,6 @@
               <w:bottom w:val="single" w:sz="4" w:space="0" w:color="000000"/>
               <w:right w:val="single" w:sz="4" w:space="0" w:color="000000"/>
             </w:tcBorders>
-            <w:shd w:val="clear" w:color="auto" w:fill="F2F2F2"/>
             <w:tcMar>
               <w:top w:w="60" w:type="dxa"/>
               <w:left w:w="80" w:type="dxa"/>
@@ -12578,7 +12564,7 @@
                 <w:sz w:val="24"/>
                 <w:szCs w:val="24"/>
               </w:rPr>
-              <w:t>≤ 0.001 (all clips)</w:t>
+              <w:t xml:space="preserve">2.41555</w:t>
             </w:r>
           </w:p>
         </w:tc>
@@ -12615,7 +12601,7 @@
                 <w:sz w:val="24"/>
                 <w:szCs w:val="24"/>
               </w:rPr>
-              <w:t>Peak Risk Score pₘₐˣ</w:t>
+              <w:t xml:space="preserve">5</w:t>
             </w:r>
           </w:p>
         </w:tc>
@@ -12651,7 +12637,7 @@
                 <w:sz w:val="24"/>
                 <w:szCs w:val="24"/>
               </w:rPr>
-              <w:t>&gt; 0.95 (majority)</w:t>
+              <w:t xml:space="preserve">wtiaw_tiaw</w:t>
             </w:r>
           </w:p>
         </w:tc>
@@ -12687,7 +12673,7 @@
                 <w:sz w:val="24"/>
                 <w:szCs w:val="24"/>
               </w:rPr>
-              <w:t>0.963–0.999</w:t>
+              <w:t xml:space="preserve">2.39725</w:t>
             </w:r>
           </w:p>
         </w:tc>
@@ -12702,30 +12688,29 @@
               <w:bottom w:val="single" w:sz="4" w:space="0" w:color="000000"/>
               <w:right w:val="single" w:sz="4" w:space="0" w:color="000000"/>
             </w:tcBorders>
-            <w:shd w:val="clear" w:color="auto" w:fill="F2F2F2"/>
-            <w:tcMar>
-              <w:top w:w="60" w:type="dxa"/>
-              <w:left w:w="80" w:type="dxa"/>
-              <w:bottom w:w="60" w:type="dxa"/>
-              <w:right w:w="80" w:type="dxa"/>
-            </w:tcMar>
-            <w:vAlign w:val="center"/>
-          </w:tcPr>
-          <w:p>
-            <w:pPr>
-              <w:spacing w:before="20" w:after="20"/>
-              <w:rPr>
-                <w:sz w:val="24"/>
-                <w:szCs w:val="24"/>
-              </w:rPr>
-            </w:pPr>
-            <w:r>
-              <w:rPr>
-                <w:rFonts w:eastAsia="Times New Roman"/>
-                <w:sz w:val="24"/>
-                <w:szCs w:val="24"/>
-              </w:rPr>
-              <w:t>STTA Compliance Rate</w:t>
+            <w:tcMar>
+              <w:top w:w="60" w:type="dxa"/>
+              <w:left w:w="80" w:type="dxa"/>
+              <w:bottom w:w="60" w:type="dxa"/>
+              <w:right w:w="80" w:type="dxa"/>
+            </w:tcMar>
+            <w:vAlign w:val="center"/>
+          </w:tcPr>
+          <w:p>
+            <w:pPr>
+              <w:spacing w:before="20" w:after="20"/>
+              <w:rPr>
+                <w:sz w:val="24"/>
+                <w:szCs w:val="24"/>
+              </w:rPr>
+            </w:pPr>
+            <w:r>
+              <w:rPr>
+                <w:rFonts w:eastAsia="Times New Roman"/>
+                <w:sz w:val="24"/>
+                <w:szCs w:val="24"/>
+              </w:rPr>
+              <w:t xml:space="preserve">6</w:t>
             </w:r>
           </w:p>
         </w:tc>
@@ -12738,7 +12723,6 @@
               <w:bottom w:val="single" w:sz="4" w:space="0" w:color="000000"/>
               <w:right w:val="single" w:sz="4" w:space="0" w:color="000000"/>
             </w:tcBorders>
-            <w:shd w:val="clear" w:color="auto" w:fill="F2F2F2"/>
             <w:tcMar>
               <w:top w:w="60" w:type="dxa"/>
               <w:left w:w="80" w:type="dxa"/>
@@ -12762,7 +12746,7 @@
                 <w:sz w:val="24"/>
                 <w:szCs w:val="24"/>
               </w:rPr>
-              <w:t>100%</w:t>
+              <w:t xml:space="preserve">IsaacfI</w:t>
             </w:r>
           </w:p>
         </w:tc>
@@ -12775,7 +12759,6 @@
               <w:bottom w:val="single" w:sz="4" w:space="0" w:color="000000"/>
               <w:right w:val="single" w:sz="4" w:space="0" w:color="000000"/>
             </w:tcBorders>
-            <w:shd w:val="clear" w:color="auto" w:fill="F2F2F2"/>
             <w:tcMar>
               <w:top w:w="60" w:type="dxa"/>
               <w:left w:w="80" w:type="dxa"/>
@@ -12799,7 +12782,7 @@
                 <w:sz w:val="24"/>
                 <w:szCs w:val="24"/>
               </w:rPr>
-              <w:t>100%</w:t>
+              <w:t xml:space="preserve">2.39027</w:t>
             </w:r>
           </w:p>
         </w:tc>
@@ -12836,7 +12819,7 @@
                 <w:sz w:val="24"/>
                 <w:szCs w:val="24"/>
               </w:rPr>
-              <w:t>Training Data Required</w:t>
+              <w:t xml:space="preserve">7</w:t>
             </w:r>
           </w:p>
         </w:tc>
@@ -12872,7 +12855,7 @@
                 <w:sz w:val="24"/>
                 <w:szCs w:val="24"/>
               </w:rPr>
-              <w:t>None</w:t>
+              <w:t xml:space="preserve">yyttll</w:t>
             </w:r>
           </w:p>
         </w:tc>
@@ -12908,7 +12891,770 @@
                 <w:sz w:val="24"/>
                 <w:szCs w:val="24"/>
               </w:rPr>
-              <w:t>None</w:t>
+              <w:t xml:space="preserve">2.36844</w:t>
+            </w:r>
+          </w:p>
+        </w:tc>
+      </w:tr>
+      <w:tr>
+        <w:tc>
+          <w:tcPr>
+            <w:tcW w:w="3500" w:type="dxa"/>
+            <w:tcBorders>
+              <w:top w:val="single" w:sz="4" w:space="0" w:color="000000"/>
+              <w:left w:val="single" w:sz="4" w:space="0" w:color="000000"/>
+              <w:bottom w:val="single" w:sz="4" w:space="0" w:color="000000"/>
+              <w:right w:val="single" w:sz="4" w:space="0" w:color="000000"/>
+            </w:tcBorders>
+            <w:tcMar>
+              <w:top w:w="60" w:type="dxa"/>
+              <w:left w:w="80" w:type="dxa"/>
+              <w:bottom w:w="60" w:type="dxa"/>
+              <w:right w:w="80" w:type="dxa"/>
+            </w:tcMar>
+            <w:vAlign w:val="center"/>
+          </w:tcPr>
+          <w:p>
+            <w:pPr>
+              <w:spacing w:before="20" w:after="20"/>
+              <w:rPr>
+                <w:sz w:val="24"/>
+                <w:szCs w:val="24"/>
+              </w:rPr>
+            </w:pPr>
+            <w:r>
+              <w:rPr>
+                <w:rFonts w:eastAsia="Times New Roman"/>
+                <w:sz w:val="24"/>
+                <w:szCs w:val="24"/>
+              </w:rPr>
+              <w:t xml:space="preserve">8</w:t>
+            </w:r>
+          </w:p>
+        </w:tc>
+        <w:tc>
+          <w:tcPr>
+            <w:tcW w:w="2750" w:type="dxa"/>
+            <w:tcBorders>
+              <w:top w:val="single" w:sz="4" w:space="0" w:color="000000"/>
+              <w:left w:val="single" w:sz="4" w:space="0" w:color="000000"/>
+              <w:bottom w:val="single" w:sz="4" w:space="0" w:color="000000"/>
+              <w:right w:val="single" w:sz="4" w:space="0" w:color="000000"/>
+            </w:tcBorders>
+            <w:tcMar>
+              <w:top w:w="60" w:type="dxa"/>
+              <w:left w:w="80" w:type="dxa"/>
+              <w:bottom w:w="60" w:type="dxa"/>
+              <w:right w:w="80" w:type="dxa"/>
+            </w:tcMar>
+            <w:vAlign w:val="center"/>
+          </w:tcPr>
+          <w:p>
+            <w:pPr>
+              <w:spacing w:before="20" w:after="20"/>
+              <w:jc w:val="center"/>
+              <w:rPr>
+                <w:sz w:val="24"/>
+                <w:szCs w:val="24"/>
+              </w:rPr>
+            </w:pPr>
+            <w:r>
+              <w:rPr>
+                <w:rFonts w:eastAsia="Times New Roman"/>
+                <w:sz w:val="24"/>
+                <w:szCs w:val="24"/>
+              </w:rPr>
+              <w:t xml:space="preserve">Paulini38</w:t>
+            </w:r>
+          </w:p>
+        </w:tc>
+        <w:tc>
+          <w:tcPr>
+            <w:tcW w:w="2750" w:type="dxa"/>
+            <w:tcBorders>
+              <w:top w:val="single" w:sz="4" w:space="0" w:color="000000"/>
+              <w:left w:val="single" w:sz="4" w:space="0" w:color="000000"/>
+              <w:bottom w:val="single" w:sz="4" w:space="0" w:color="000000"/>
+              <w:right w:val="single" w:sz="4" w:space="0" w:color="000000"/>
+            </w:tcBorders>
+            <w:tcMar>
+              <w:top w:w="60" w:type="dxa"/>
+              <w:left w:w="80" w:type="dxa"/>
+              <w:bottom w:w="60" w:type="dxa"/>
+              <w:right w:w="80" w:type="dxa"/>
+            </w:tcMar>
+            <w:vAlign w:val="center"/>
+          </w:tcPr>
+          <w:p>
+            <w:pPr>
+              <w:spacing w:before="20" w:after="20"/>
+              <w:jc w:val="center"/>
+              <w:rPr>
+                <w:sz w:val="24"/>
+                <w:szCs w:val="24"/>
+              </w:rPr>
+            </w:pPr>
+            <w:r>
+              <w:rPr>
+                <w:rFonts w:eastAsia="Times New Roman"/>
+                <w:sz w:val="24"/>
+                <w:szCs w:val="24"/>
+              </w:rPr>
+              <w:t xml:space="preserve">2.35291</w:t>
+            </w:r>
+          </w:p>
+        </w:tc>
+      </w:tr>
+      <w:tr>
+        <w:tc>
+          <w:tcPr>
+            <w:tcW w:w="3500" w:type="dxa"/>
+            <w:tcBorders>
+              <w:top w:val="single" w:sz="4" w:space="0" w:color="000000"/>
+              <w:left w:val="single" w:sz="4" w:space="0" w:color="000000"/>
+              <w:bottom w:val="single" w:sz="4" w:space="0" w:color="000000"/>
+              <w:right w:val="single" w:sz="4" w:space="0" w:color="000000"/>
+            </w:tcBorders>
+            <w:tcMar>
+              <w:top w:w="60" w:type="dxa"/>
+              <w:left w:w="80" w:type="dxa"/>
+              <w:bottom w:w="60" w:type="dxa"/>
+              <w:right w:w="80" w:type="dxa"/>
+            </w:tcMar>
+            <w:vAlign w:val="center"/>
+          </w:tcPr>
+          <w:p>
+            <w:pPr>
+              <w:spacing w:before="20" w:after="20"/>
+              <w:rPr>
+                <w:sz w:val="24"/>
+                <w:szCs w:val="24"/>
+              </w:rPr>
+            </w:pPr>
+            <w:r>
+              <w:rPr>
+                <w:rFonts w:eastAsia="Times New Roman"/>
+                <w:sz w:val="24"/>
+                <w:szCs w:val="24"/>
+              </w:rPr>
+              <w:t xml:space="preserve">9</w:t>
+            </w:r>
+          </w:p>
+        </w:tc>
+        <w:tc>
+          <w:tcPr>
+            <w:tcW w:w="2750" w:type="dxa"/>
+            <w:tcBorders>
+              <w:top w:val="single" w:sz="4" w:space="0" w:color="000000"/>
+              <w:left w:val="single" w:sz="4" w:space="0" w:color="000000"/>
+              <w:bottom w:val="single" w:sz="4" w:space="0" w:color="000000"/>
+              <w:right w:val="single" w:sz="4" w:space="0" w:color="000000"/>
+            </w:tcBorders>
+            <w:tcMar>
+              <w:top w:w="60" w:type="dxa"/>
+              <w:left w:w="80" w:type="dxa"/>
+              <w:bottom w:w="60" w:type="dxa"/>
+              <w:right w:w="80" w:type="dxa"/>
+            </w:tcMar>
+            <w:vAlign w:val="center"/>
+          </w:tcPr>
+          <w:p>
+            <w:pPr>
+              <w:spacing w:before="20" w:after="20"/>
+              <w:jc w:val="center"/>
+              <w:rPr>
+                <w:sz w:val="24"/>
+                <w:szCs w:val="24"/>
+              </w:rPr>
+            </w:pPr>
+            <w:r>
+              <w:rPr>
+                <w:rFonts w:eastAsia="Times New Roman"/>
+                <w:sz w:val="24"/>
+                <w:szCs w:val="24"/>
+              </w:rPr>
+              <w:t xml:space="preserve">SuryaInBytes (this work)</w:t>
+            </w:r>
+          </w:p>
+        </w:tc>
+        <w:tc>
+          <w:tcPr>
+            <w:tcW w:w="2750" w:type="dxa"/>
+            <w:tcBorders>
+              <w:top w:val="single" w:sz="4" w:space="0" w:color="000000"/>
+              <w:left w:val="single" w:sz="4" w:space="0" w:color="000000"/>
+              <w:bottom w:val="single" w:sz="4" w:space="0" w:color="000000"/>
+              <w:right w:val="single" w:sz="4" w:space="0" w:color="000000"/>
+            </w:tcBorders>
+            <w:tcMar>
+              <w:top w:w="60" w:type="dxa"/>
+              <w:left w:w="80" w:type="dxa"/>
+              <w:bottom w:w="60" w:type="dxa"/>
+              <w:right w:w="80" w:type="dxa"/>
+            </w:tcMar>
+            <w:vAlign w:val="center"/>
+          </w:tcPr>
+          <w:p>
+            <w:pPr>
+              <w:spacing w:before="20" w:after="20"/>
+              <w:jc w:val="center"/>
+              <w:rPr>
+                <w:sz w:val="24"/>
+                <w:szCs w:val="24"/>
+              </w:rPr>
+            </w:pPr>
+            <w:r>
+              <w:rPr>
+                <w:rFonts w:eastAsia="Times New Roman"/>
+                <w:sz w:val="24"/>
+                <w:szCs w:val="24"/>
+              </w:rPr>
+              <w:t xml:space="preserve">2.00585</w:t>
+            </w:r>
+          </w:p>
+        </w:tc>
+      </w:tr>
+      <w:tr>
+        <w:tc>
+          <w:tcPr>
+            <w:tcW w:w="3500" w:type="dxa"/>
+            <w:tcBorders>
+              <w:top w:val="single" w:sz="4" w:space="0" w:color="000000"/>
+              <w:left w:val="single" w:sz="4" w:space="0" w:color="000000"/>
+              <w:bottom w:val="single" w:sz="4" w:space="0" w:color="000000"/>
+              <w:right w:val="single" w:sz="4" w:space="0" w:color="000000"/>
+            </w:tcBorders>
+            <w:tcMar>
+              <w:top w:w="60" w:type="dxa"/>
+              <w:left w:w="80" w:type="dxa"/>
+              <w:bottom w:w="60" w:type="dxa"/>
+              <w:right w:w="80" w:type="dxa"/>
+            </w:tcMar>
+            <w:vAlign w:val="center"/>
+          </w:tcPr>
+          <w:p>
+            <w:pPr>
+              <w:spacing w:before="20" w:after="20"/>
+              <w:rPr>
+                <w:sz w:val="24"/>
+                <w:szCs w:val="24"/>
+              </w:rPr>
+            </w:pPr>
+            <w:r>
+              <w:rPr>
+                <w:rFonts w:eastAsia="Times New Roman"/>
+                <w:sz w:val="24"/>
+                <w:szCs w:val="24"/>
+              </w:rPr>
+              <w:t xml:space="preserve">10</w:t>
+            </w:r>
+          </w:p>
+        </w:tc>
+        <w:tc>
+          <w:tcPr>
+            <w:tcW w:w="2750" w:type="dxa"/>
+            <w:tcBorders>
+              <w:top w:val="single" w:sz="4" w:space="0" w:color="000000"/>
+              <w:left w:val="single" w:sz="4" w:space="0" w:color="000000"/>
+              <w:bottom w:val="single" w:sz="4" w:space="0" w:color="000000"/>
+              <w:right w:val="single" w:sz="4" w:space="0" w:color="000000"/>
+            </w:tcBorders>
+            <w:tcMar>
+              <w:top w:w="60" w:type="dxa"/>
+              <w:left w:w="80" w:type="dxa"/>
+              <w:bottom w:w="60" w:type="dxa"/>
+              <w:right w:w="80" w:type="dxa"/>
+            </w:tcMar>
+            <w:vAlign w:val="center"/>
+          </w:tcPr>
+          <w:p>
+            <w:pPr>
+              <w:spacing w:before="20" w:after="20"/>
+              <w:jc w:val="center"/>
+              <w:rPr>
+                <w:sz w:val="24"/>
+                <w:szCs w:val="24"/>
+              </w:rPr>
+            </w:pPr>
+            <w:r>
+              <w:rPr>
+                <w:rFonts w:eastAsia="Times New Roman"/>
+                <w:sz w:val="24"/>
+                <w:szCs w:val="24"/>
+              </w:rPr>
+              <w:t xml:space="preserve">Song_Ren</w:t>
+            </w:r>
+          </w:p>
+        </w:tc>
+        <w:tc>
+          <w:tcPr>
+            <w:tcW w:w="2750" w:type="dxa"/>
+            <w:tcBorders>
+              <w:top w:val="single" w:sz="4" w:space="0" w:color="000000"/>
+              <w:left w:val="single" w:sz="4" w:space="0" w:color="000000"/>
+              <w:bottom w:val="single" w:sz="4" w:space="0" w:color="000000"/>
+              <w:right w:val="single" w:sz="4" w:space="0" w:color="000000"/>
+            </w:tcBorders>
+            <w:tcMar>
+              <w:top w:w="60" w:type="dxa"/>
+              <w:left w:w="80" w:type="dxa"/>
+              <w:bottom w:w="60" w:type="dxa"/>
+              <w:right w:w="80" w:type="dxa"/>
+            </w:tcMar>
+            <w:vAlign w:val="center"/>
+          </w:tcPr>
+          <w:p>
+            <w:pPr>
+              <w:spacing w:before="20" w:after="20"/>
+              <w:jc w:val="center"/>
+              <w:rPr>
+                <w:sz w:val="24"/>
+                <w:szCs w:val="24"/>
+              </w:rPr>
+            </w:pPr>
+            <w:r>
+              <w:rPr>
+                <w:rFonts w:eastAsia="Times New Roman"/>
+                <w:sz w:val="24"/>
+                <w:szCs w:val="24"/>
+              </w:rPr>
+              <w:t xml:space="preserve">1.46008</w:t>
+            </w:r>
+          </w:p>
+        </w:tc>
+      </w:tr>
+      <w:tr>
+        <w:tc>
+          <w:tcPr>
+            <w:tcW w:w="3500" w:type="dxa"/>
+            <w:tcBorders>
+              <w:top w:val="single" w:sz="4" w:space="0" w:color="000000"/>
+              <w:left w:val="single" w:sz="4" w:space="0" w:color="000000"/>
+              <w:bottom w:val="single" w:sz="4" w:space="0" w:color="000000"/>
+              <w:right w:val="single" w:sz="4" w:space="0" w:color="000000"/>
+            </w:tcBorders>
+            <w:tcMar>
+              <w:top w:w="60" w:type="dxa"/>
+              <w:left w:w="80" w:type="dxa"/>
+              <w:bottom w:w="60" w:type="dxa"/>
+              <w:right w:w="80" w:type="dxa"/>
+            </w:tcMar>
+            <w:vAlign w:val="center"/>
+          </w:tcPr>
+          <w:p>
+            <w:pPr>
+              <w:spacing w:before="20" w:after="20"/>
+              <w:rPr>
+                <w:sz w:val="24"/>
+                <w:szCs w:val="24"/>
+              </w:rPr>
+            </w:pPr>
+            <w:r>
+              <w:rPr>
+                <w:rFonts w:eastAsia="Times New Roman"/>
+                <w:sz w:val="24"/>
+                <w:szCs w:val="24"/>
+              </w:rPr>
+              <w:t xml:space="preserve">11</w:t>
+            </w:r>
+          </w:p>
+        </w:tc>
+        <w:tc>
+          <w:tcPr>
+            <w:tcW w:w="2750" w:type="dxa"/>
+            <w:tcBorders>
+              <w:top w:val="single" w:sz="4" w:space="0" w:color="000000"/>
+              <w:left w:val="single" w:sz="4" w:space="0" w:color="000000"/>
+              <w:bottom w:val="single" w:sz="4" w:space="0" w:color="000000"/>
+              <w:right w:val="single" w:sz="4" w:space="0" w:color="000000"/>
+            </w:tcBorders>
+            <w:tcMar>
+              <w:top w:w="60" w:type="dxa"/>
+              <w:left w:w="80" w:type="dxa"/>
+              <w:bottom w:w="60" w:type="dxa"/>
+              <w:right w:w="80" w:type="dxa"/>
+            </w:tcMar>
+            <w:vAlign w:val="center"/>
+          </w:tcPr>
+          <w:p>
+            <w:pPr>
+              <w:spacing w:before="20" w:after="20"/>
+              <w:jc w:val="center"/>
+              <w:rPr>
+                <w:sz w:val="24"/>
+                <w:szCs w:val="24"/>
+              </w:rPr>
+            </w:pPr>
+            <w:r>
+              <w:rPr>
+                <w:rFonts w:eastAsia="Times New Roman"/>
+                <w:sz w:val="24"/>
+                <w:szCs w:val="24"/>
+              </w:rPr>
+              <w:t xml:space="preserve">WDL</w:t>
+            </w:r>
+          </w:p>
+        </w:tc>
+        <w:tc>
+          <w:tcPr>
+            <w:tcW w:w="2750" w:type="dxa"/>
+            <w:tcBorders>
+              <w:top w:val="single" w:sz="4" w:space="0" w:color="000000"/>
+              <w:left w:val="single" w:sz="4" w:space="0" w:color="000000"/>
+              <w:bottom w:val="single" w:sz="4" w:space="0" w:color="000000"/>
+              <w:right w:val="single" w:sz="4" w:space="0" w:color="000000"/>
+            </w:tcBorders>
+            <w:tcMar>
+              <w:top w:w="60" w:type="dxa"/>
+              <w:left w:w="80" w:type="dxa"/>
+              <w:bottom w:w="60" w:type="dxa"/>
+              <w:right w:w="80" w:type="dxa"/>
+            </w:tcMar>
+            <w:vAlign w:val="center"/>
+          </w:tcPr>
+          <w:p>
+            <w:pPr>
+              <w:spacing w:before="20" w:after="20"/>
+              <w:jc w:val="center"/>
+              <w:rPr>
+                <w:sz w:val="24"/>
+                <w:szCs w:val="24"/>
+              </w:rPr>
+            </w:pPr>
+            <w:r>
+              <w:rPr>
+                <w:rFonts w:eastAsia="Times New Roman"/>
+                <w:sz w:val="24"/>
+                <w:szCs w:val="24"/>
+              </w:rPr>
+              <w:t xml:space="preserve">1.35992</w:t>
+            </w:r>
+          </w:p>
+        </w:tc>
+      </w:tr>
+      <w:tr>
+        <w:tc>
+          <w:tcPr>
+            <w:tcW w:w="3500" w:type="dxa"/>
+            <w:tcBorders>
+              <w:top w:val="single" w:sz="4" w:space="0" w:color="000000"/>
+              <w:left w:val="single" w:sz="4" w:space="0" w:color="000000"/>
+              <w:bottom w:val="single" w:sz="4" w:space="0" w:color="000000"/>
+              <w:right w:val="single" w:sz="4" w:space="0" w:color="000000"/>
+            </w:tcBorders>
+            <w:tcMar>
+              <w:top w:w="60" w:type="dxa"/>
+              <w:left w:w="80" w:type="dxa"/>
+              <w:bottom w:w="60" w:type="dxa"/>
+              <w:right w:w="80" w:type="dxa"/>
+            </w:tcMar>
+            <w:vAlign w:val="center"/>
+          </w:tcPr>
+          <w:p>
+            <w:pPr>
+              <w:spacing w:before="20" w:after="20"/>
+              <w:rPr>
+                <w:sz w:val="24"/>
+                <w:szCs w:val="24"/>
+              </w:rPr>
+            </w:pPr>
+            <w:r>
+              <w:rPr>
+                <w:rFonts w:eastAsia="Times New Roman"/>
+                <w:sz w:val="24"/>
+                <w:szCs w:val="24"/>
+              </w:rPr>
+              <w:t xml:space="preserve">12</w:t>
+            </w:r>
+          </w:p>
+        </w:tc>
+        <w:tc>
+          <w:tcPr>
+            <w:tcW w:w="2750" w:type="dxa"/>
+            <w:tcBorders>
+              <w:top w:val="single" w:sz="4" w:space="0" w:color="000000"/>
+              <w:left w:val="single" w:sz="4" w:space="0" w:color="000000"/>
+              <w:bottom w:val="single" w:sz="4" w:space="0" w:color="000000"/>
+              <w:right w:val="single" w:sz="4" w:space="0" w:color="000000"/>
+            </w:tcBorders>
+            <w:tcMar>
+              <w:top w:w="60" w:type="dxa"/>
+              <w:left w:w="80" w:type="dxa"/>
+              <w:bottom w:w="60" w:type="dxa"/>
+              <w:right w:w="80" w:type="dxa"/>
+            </w:tcMar>
+            <w:vAlign w:val="center"/>
+          </w:tcPr>
+          <w:p>
+            <w:pPr>
+              <w:spacing w:before="20" w:after="20"/>
+              <w:jc w:val="center"/>
+              <w:rPr>
+                <w:sz w:val="24"/>
+                <w:szCs w:val="24"/>
+              </w:rPr>
+            </w:pPr>
+            <w:r>
+              <w:rPr>
+                <w:rFonts w:eastAsia="Times New Roman"/>
+                <w:sz w:val="24"/>
+                <w:szCs w:val="24"/>
+              </w:rPr>
+              <w:t xml:space="preserve">YooHyun.2</w:t>
+            </w:r>
+          </w:p>
+        </w:tc>
+        <w:tc>
+          <w:tcPr>
+            <w:tcW w:w="2750" w:type="dxa"/>
+            <w:tcBorders>
+              <w:top w:val="single" w:sz="4" w:space="0" w:color="000000"/>
+              <w:left w:val="single" w:sz="4" w:space="0" w:color="000000"/>
+              <w:bottom w:val="single" w:sz="4" w:space="0" w:color="000000"/>
+              <w:right w:val="single" w:sz="4" w:space="0" w:color="000000"/>
+            </w:tcBorders>
+            <w:tcMar>
+              <w:top w:w="60" w:type="dxa"/>
+              <w:left w:w="80" w:type="dxa"/>
+              <w:bottom w:w="60" w:type="dxa"/>
+              <w:right w:w="80" w:type="dxa"/>
+            </w:tcMar>
+            <w:vAlign w:val="center"/>
+          </w:tcPr>
+          <w:p>
+            <w:pPr>
+              <w:spacing w:before="20" w:after="20"/>
+              <w:jc w:val="center"/>
+              <w:rPr>
+                <w:sz w:val="24"/>
+                <w:szCs w:val="24"/>
+              </w:rPr>
+            </w:pPr>
+            <w:r>
+              <w:rPr>
+                <w:rFonts w:eastAsia="Times New Roman"/>
+                <w:sz w:val="24"/>
+                <w:szCs w:val="24"/>
+              </w:rPr>
+              <w:t xml:space="preserve">1.04203</w:t>
+            </w:r>
+          </w:p>
+        </w:tc>
+      </w:tr>
+      <w:tr>
+        <w:tc>
+          <w:tcPr>
+            <w:tcW w:w="3500" w:type="dxa"/>
+            <w:tcBorders>
+              <w:top w:val="single" w:sz="4" w:space="0" w:color="000000"/>
+              <w:left w:val="single" w:sz="4" w:space="0" w:color="000000"/>
+              <w:bottom w:val="single" w:sz="4" w:space="0" w:color="000000"/>
+              <w:right w:val="single" w:sz="4" w:space="0" w:color="000000"/>
+            </w:tcBorders>
+            <w:tcMar>
+              <w:top w:w="60" w:type="dxa"/>
+              <w:left w:w="80" w:type="dxa"/>
+              <w:bottom w:w="60" w:type="dxa"/>
+              <w:right w:w="80" w:type="dxa"/>
+            </w:tcMar>
+            <w:vAlign w:val="center"/>
+          </w:tcPr>
+          <w:p>
+            <w:pPr>
+              <w:spacing w:before="20" w:after="20"/>
+              <w:rPr>
+                <w:sz w:val="24"/>
+                <w:szCs w:val="24"/>
+              </w:rPr>
+            </w:pPr>
+            <w:r>
+              <w:rPr>
+                <w:rFonts w:eastAsia="Times New Roman"/>
+                <w:sz w:val="24"/>
+                <w:szCs w:val="24"/>
+              </w:rPr>
+              <w:t xml:space="preserve">13</w:t>
+            </w:r>
+          </w:p>
+        </w:tc>
+        <w:tc>
+          <w:tcPr>
+            <w:tcW w:w="2750" w:type="dxa"/>
+            <w:tcBorders>
+              <w:top w:val="single" w:sz="4" w:space="0" w:color="000000"/>
+              <w:left w:val="single" w:sz="4" w:space="0" w:color="000000"/>
+              <w:bottom w:val="single" w:sz="4" w:space="0" w:color="000000"/>
+              <w:right w:val="single" w:sz="4" w:space="0" w:color="000000"/>
+            </w:tcBorders>
+            <w:tcMar>
+              <w:top w:w="60" w:type="dxa"/>
+              <w:left w:w="80" w:type="dxa"/>
+              <w:bottom w:w="60" w:type="dxa"/>
+              <w:right w:w="80" w:type="dxa"/>
+            </w:tcMar>
+            <w:vAlign w:val="center"/>
+          </w:tcPr>
+          <w:p>
+            <w:pPr>
+              <w:spacing w:before="20" w:after="20"/>
+              <w:jc w:val="center"/>
+              <w:rPr>
+                <w:sz w:val="24"/>
+                <w:szCs w:val="24"/>
+              </w:rPr>
+            </w:pPr>
+            <w:r>
+              <w:rPr>
+                <w:rFonts w:eastAsia="Times New Roman"/>
+                <w:sz w:val="24"/>
+                <w:szCs w:val="24"/>
+              </w:rPr>
+              <w:t xml:space="preserve">Ratnachand Kancharla</w:t>
+            </w:r>
+          </w:p>
+        </w:tc>
+        <w:tc>
+          <w:tcPr>
+            <w:tcW w:w="2750" w:type="dxa"/>
+            <w:tcBorders>
+              <w:top w:val="single" w:sz="4" w:space="0" w:color="000000"/>
+              <w:left w:val="single" w:sz="4" w:space="0" w:color="000000"/>
+              <w:bottom w:val="single" w:sz="4" w:space="0" w:color="000000"/>
+              <w:right w:val="single" w:sz="4" w:space="0" w:color="000000"/>
+            </w:tcBorders>
+            <w:tcMar>
+              <w:top w:w="60" w:type="dxa"/>
+              <w:left w:w="80" w:type="dxa"/>
+              <w:bottom w:w="60" w:type="dxa"/>
+              <w:right w:w="80" w:type="dxa"/>
+            </w:tcMar>
+            <w:vAlign w:val="center"/>
+          </w:tcPr>
+          <w:p>
+            <w:pPr>
+              <w:spacing w:before="20" w:after="20"/>
+              <w:jc w:val="center"/>
+              <w:rPr>
+                <w:sz w:val="24"/>
+                <w:szCs w:val="24"/>
+              </w:rPr>
+            </w:pPr>
+            <w:r>
+              <w:rPr>
+                <w:rFonts w:eastAsia="Times New Roman"/>
+                <w:sz w:val="24"/>
+                <w:szCs w:val="24"/>
+              </w:rPr>
+              <w:t xml:space="preserve">1.03913</w:t>
+            </w:r>
+          </w:p>
+        </w:tc>
+      </w:tr>
+      <w:tr>
+        <w:tc>
+          <w:tcPr>
+            <w:tcW w:w="3500" w:type="dxa"/>
+            <w:tcBorders>
+              <w:top w:val="single" w:sz="4" w:space="0" w:color="000000"/>
+              <w:left w:val="single" w:sz="4" w:space="0" w:color="000000"/>
+              <w:bottom w:val="single" w:sz="4" w:space="0" w:color="000000"/>
+              <w:right w:val="single" w:sz="4" w:space="0" w:color="000000"/>
+            </w:tcBorders>
+            <w:tcMar>
+              <w:top w:w="60" w:type="dxa"/>
+              <w:left w:w="80" w:type="dxa"/>
+              <w:bottom w:w="60" w:type="dxa"/>
+              <w:right w:w="80" w:type="dxa"/>
+            </w:tcMar>
+            <w:vAlign w:val="center"/>
+          </w:tcPr>
+          <w:p>
+            <w:pPr>
+              <w:spacing w:before="20" w:after="20"/>
+              <w:rPr>
+                <w:sz w:val="24"/>
+                <w:szCs w:val="24"/>
+              </w:rPr>
+            </w:pPr>
+            <w:r>
+              <w:rPr>
+                <w:rFonts w:eastAsia="Times New Roman"/>
+                <w:sz w:val="24"/>
+                <w:szCs w:val="24"/>
+              </w:rPr>
+              <w:t xml:space="preserve">—</w:t>
+            </w:r>
+          </w:p>
+        </w:tc>
+        <w:tc>
+          <w:tcPr>
+            <w:tcW w:w="2750" w:type="dxa"/>
+            <w:tcBorders>
+              <w:top w:val="single" w:sz="4" w:space="0" w:color="000000"/>
+              <w:left w:val="single" w:sz="4" w:space="0" w:color="000000"/>
+              <w:bottom w:val="single" w:sz="4" w:space="0" w:color="000000"/>
+              <w:right w:val="single" w:sz="4" w:space="0" w:color="000000"/>
+            </w:tcBorders>
+            <w:tcMar>
+              <w:top w:w="60" w:type="dxa"/>
+              <w:left w:w="80" w:type="dxa"/>
+              <w:bottom w:w="60" w:type="dxa"/>
+              <w:right w:w="80" w:type="dxa"/>
+            </w:tcMar>
+            <w:vAlign w:val="center"/>
+          </w:tcPr>
+          <w:p>
+            <w:pPr>
+              <w:spacing w:before="20" w:after="20"/>
+              <w:jc w:val="center"/>
+              <w:rPr>
+                <w:sz w:val="24"/>
+                <w:szCs w:val="24"/>
+              </w:rPr>
+            </w:pPr>
+            <w:r>
+              <w:rPr>
+                <w:rFonts w:eastAsia="Times New Roman"/>
+                <w:sz w:val="24"/>
+                <w:szCs w:val="24"/>
+              </w:rPr>
+              <w:t xml:space="preserve">benchmark row published on the leaderboard</w:t>
+            </w:r>
+          </w:p>
+        </w:tc>
+        <w:tc>
+          <w:tcPr>
+            <w:tcW w:w="2750" w:type="dxa"/>
+            <w:tcBorders>
+              <w:top w:val="single" w:sz="4" w:space="0" w:color="000000"/>
+              <w:left w:val="single" w:sz="4" w:space="0" w:color="000000"/>
+              <w:bottom w:val="single" w:sz="4" w:space="0" w:color="000000"/>
+              <w:right w:val="single" w:sz="4" w:space="0" w:color="000000"/>
+            </w:tcBorders>
+            <w:tcMar>
+              <w:top w:w="60" w:type="dxa"/>
+              <w:left w:w="80" w:type="dxa"/>
+              <w:bottom w:w="60" w:type="dxa"/>
+              <w:right w:w="80" w:type="dxa"/>
+            </w:tcMar>
+            <w:vAlign w:val="center"/>
+          </w:tcPr>
+          <w:p>
+            <w:pPr>
+              <w:spacing w:before="20" w:after="20"/>
+              <w:jc w:val="center"/>
+              <w:rPr>
+                <w:sz w:val="24"/>
+                <w:szCs w:val="24"/>
+              </w:rPr>
+            </w:pPr>
+            <w:r>
+              <w:rPr>
+                <w:rFonts w:eastAsia="Times New Roman"/>
+                <w:sz w:val="24"/>
+                <w:szCs w:val="24"/>
+              </w:rPr>
+              <w:t xml:space="preserve">0.58333</w:t>
             </w:r>
           </w:p>
         </w:tc>
@@ -12916,12 +13662,770 @@
     </w:tbl>
     <w:p>
       <w:pPr>
-        <w:spacing w:after="60"/>
-        <w:rPr>
-          <w:sz w:val="24"/>
-          <w:szCs w:val="24"/>
-        </w:rPr>
-      </w:pPr>
+        <w:spacing w:before="40" w:after="10"/>
+        <w:jc w:val="center"/>
+        <w:rPr>
+          <w:sz w:val="24"/>
+          <w:szCs w:val="24"/>
+        </w:rPr>
+      </w:pPr>
+      <w:r>
+        <w:rPr>
+          <w:rFonts w:eastAsia="Times New Roman"/>
+          <w:b/>
+          <w:bCs/>
+          <w:sz w:val="24"/>
+          <w:szCs w:val="24"/>
+        </w:rPr>
+        <w:t xml:space="preserve">Table 7: Video-blind controls submitted by this work. None reads a pixel.</w:t>
+      </w:r>
+    </w:p>
+    <w:tbl>
+      <w:tblPr>
+        <w:tblW w:w="9000" w:type="dxa"/>
+        <w:tblBorders>
+          <w:top w:val="single" w:sz="4" w:space="0" w:color="auto"/>
+          <w:left w:val="single" w:sz="4" w:space="0" w:color="auto"/>
+          <w:bottom w:val="single" w:sz="4" w:space="0" w:color="auto"/>
+          <w:right w:val="single" w:sz="4" w:space="0" w:color="auto"/>
+          <w:insideH w:val="single" w:sz="4" w:space="0" w:color="auto"/>
+          <w:insideV w:val="single" w:sz="4" w:space="0" w:color="auto"/>
+        </w:tblBorders>
+        <w:tblCellMar>
+          <w:left w:w="10" w:type="dxa"/>
+          <w:right w:w="10" w:type="dxa"/>
+        </w:tblCellMar>
+        <w:tblLook w:val="04A0" w:firstRow="1" w:lastRow="0" w:firstColumn="1" w:lastColumn="0" w:noHBand="0" w:noVBand="1"/>
+      </w:tblPr>
+      <w:tblGrid>
+        <w:gridCol w:w="3500"/>
+        <w:gridCol w:w="2750"/>
+        <w:gridCol w:w="2750"/>
+      </w:tblGrid>
+      <w:tr>
+        <w:trPr>
+          <w:tblHeader/>
+        </w:trPr>
+        <w:tc>
+          <w:tcPr>
+            <w:tcW w:w="3500" w:type="dxa"/>
+            <w:tcBorders>
+              <w:top w:val="single" w:sz="4" w:space="0" w:color="000000"/>
+              <w:left w:val="single" w:sz="4" w:space="0" w:color="000000"/>
+              <w:bottom w:val="single" w:sz="4" w:space="0" w:color="000000"/>
+              <w:right w:val="single" w:sz="4" w:space="0" w:color="000000"/>
+            </w:tcBorders>
+            <w:shd w:val="clear" w:color="auto" w:fill="D9D9D9"/>
+            <w:tcMar>
+              <w:top w:w="60" w:type="dxa"/>
+              <w:left w:w="80" w:type="dxa"/>
+              <w:bottom w:w="60" w:type="dxa"/>
+              <w:right w:w="80" w:type="dxa"/>
+            </w:tcMar>
+            <w:vAlign w:val="center"/>
+          </w:tcPr>
+          <w:p>
+            <w:pPr>
+              <w:spacing w:before="20" w:after="20"/>
+              <w:jc w:val="center"/>
+              <w:rPr>
+                <w:sz w:val="24"/>
+                <w:szCs w:val="24"/>
+              </w:rPr>
+            </w:pPr>
+            <w:r>
+              <w:rPr>
+                <w:rFonts w:eastAsia="Times New Roman"/>
+                <w:b/>
+                <w:bCs/>
+                <w:sz w:val="24"/>
+                <w:szCs w:val="24"/>
+              </w:rPr>
+              <w:t xml:space="preserve">Video-blind control (this work)</w:t>
+            </w:r>
+          </w:p>
+        </w:tc>
+        <w:tc>
+          <w:tcPr>
+            <w:tcW w:w="2750" w:type="dxa"/>
+            <w:tcBorders>
+              <w:top w:val="single" w:sz="4" w:space="0" w:color="000000"/>
+              <w:left w:val="single" w:sz="4" w:space="0" w:color="000000"/>
+              <w:bottom w:val="single" w:sz="4" w:space="0" w:color="000000"/>
+              <w:right w:val="single" w:sz="4" w:space="0" w:color="000000"/>
+            </w:tcBorders>
+            <w:shd w:val="clear" w:color="auto" w:fill="D9D9D9"/>
+            <w:tcMar>
+              <w:top w:w="60" w:type="dxa"/>
+              <w:left w:w="80" w:type="dxa"/>
+              <w:bottom w:w="60" w:type="dxa"/>
+              <w:right w:w="80" w:type="dxa"/>
+            </w:tcMar>
+            <w:vAlign w:val="center"/>
+          </w:tcPr>
+          <w:p>
+            <w:pPr>
+              <w:spacing w:before="20" w:after="20"/>
+              <w:jc w:val="center"/>
+              <w:rPr>
+                <w:sz w:val="24"/>
+                <w:szCs w:val="24"/>
+              </w:rPr>
+            </w:pPr>
+            <w:r>
+              <w:rPr>
+                <w:rFonts w:eastAsia="Times New Roman"/>
+                <w:b/>
+                <w:bCs/>
+                <w:sz w:val="24"/>
+                <w:szCs w:val="24"/>
+              </w:rPr>
+              <w:t xml:space="preserve">Curve</w:t>
+            </w:r>
+          </w:p>
+        </w:tc>
+        <w:tc>
+          <w:tcPr>
+            <w:tcW w:w="2750" w:type="dxa"/>
+            <w:tcBorders>
+              <w:top w:val="single" w:sz="4" w:space="0" w:color="000000"/>
+              <w:left w:val="single" w:sz="4" w:space="0" w:color="000000"/>
+              <w:bottom w:val="single" w:sz="4" w:space="0" w:color="000000"/>
+              <w:right w:val="single" w:sz="4" w:space="0" w:color="000000"/>
+            </w:tcBorders>
+            <w:shd w:val="clear" w:color="auto" w:fill="D9D9D9"/>
+            <w:tcMar>
+              <w:top w:w="60" w:type="dxa"/>
+              <w:left w:w="80" w:type="dxa"/>
+              <w:bottom w:w="60" w:type="dxa"/>
+              <w:right w:w="80" w:type="dxa"/>
+            </w:tcMar>
+            <w:vAlign w:val="center"/>
+          </w:tcPr>
+          <w:p>
+            <w:pPr>
+              <w:spacing w:before="20" w:after="20"/>
+              <w:jc w:val="center"/>
+              <w:rPr>
+                <w:sz w:val="24"/>
+                <w:szCs w:val="24"/>
+              </w:rPr>
+            </w:pPr>
+            <w:r>
+              <w:rPr>
+                <w:rFonts w:eastAsia="Times New Roman"/>
+                <w:b/>
+                <w:bCs/>
+                <w:sz w:val="24"/>
+                <w:szCs w:val="24"/>
+              </w:rPr>
+              <w:t xml:space="preserve">Private score</w:t>
+            </w:r>
+          </w:p>
+        </w:tc>
+      </w:tr>
+      <w:tr>
+        <w:tc>
+          <w:tcPr>
+            <w:tcW w:w="3500" w:type="dxa"/>
+            <w:tcBorders>
+              <w:top w:val="single" w:sz="4" w:space="0" w:color="000000"/>
+              <w:left w:val="single" w:sz="4" w:space="0" w:color="000000"/>
+              <w:bottom w:val="single" w:sz="4" w:space="0" w:color="000000"/>
+              <w:right w:val="single" w:sz="4" w:space="0" w:color="000000"/>
+            </w:tcBorders>
+            <w:tcMar>
+              <w:top w:w="60" w:type="dxa"/>
+              <w:left w:w="80" w:type="dxa"/>
+              <w:bottom w:w="60" w:type="dxa"/>
+              <w:right w:w="80" w:type="dxa"/>
+            </w:tcMar>
+            <w:vAlign w:val="center"/>
+          </w:tcPr>
+          <w:p>
+            <w:pPr>
+              <w:spacing w:before="20" w:after="20"/>
+              <w:rPr>
+                <w:sz w:val="24"/>
+                <w:szCs w:val="24"/>
+              </w:rPr>
+            </w:pPr>
+            <w:r>
+              <w:rPr>
+                <w:rFonts w:eastAsia="Times New Roman"/>
+                <w:sz w:val="24"/>
+                <w:szCs w:val="24"/>
+              </w:rPr>
+              <w:t xml:space="preserve">constant_0.51</w:t>
+            </w:r>
+          </w:p>
+        </w:tc>
+        <w:tc>
+          <w:tcPr>
+            <w:tcW w:w="2750" w:type="dxa"/>
+            <w:tcBorders>
+              <w:top w:val="single" w:sz="4" w:space="0" w:color="000000"/>
+              <w:left w:val="single" w:sz="4" w:space="0" w:color="000000"/>
+              <w:bottom w:val="single" w:sz="4" w:space="0" w:color="000000"/>
+              <w:right w:val="single" w:sz="4" w:space="0" w:color="000000"/>
+            </w:tcBorders>
+            <w:tcMar>
+              <w:top w:w="60" w:type="dxa"/>
+              <w:left w:w="80" w:type="dxa"/>
+              <w:bottom w:w="60" w:type="dxa"/>
+              <w:right w:w="80" w:type="dxa"/>
+            </w:tcMar>
+            <w:vAlign w:val="center"/>
+          </w:tcPr>
+          <w:p>
+            <w:pPr>
+              <w:spacing w:before="20" w:after="20"/>
+              <w:jc w:val="center"/>
+              <w:rPr>
+                <w:sz w:val="24"/>
+                <w:szCs w:val="24"/>
+              </w:rPr>
+            </w:pPr>
+            <w:r>
+              <w:rPr>
+                <w:rFonts w:eastAsia="Times New Roman"/>
+                <w:sz w:val="24"/>
+                <w:szCs w:val="24"/>
+              </w:rPr>
+              <w:t xml:space="preserve">0.51 at every frame</w:t>
+            </w:r>
+          </w:p>
+        </w:tc>
+        <w:tc>
+          <w:tcPr>
+            <w:tcW w:w="2750" w:type="dxa"/>
+            <w:tcBorders>
+              <w:top w:val="single" w:sz="4" w:space="0" w:color="000000"/>
+              <w:left w:val="single" w:sz="4" w:space="0" w:color="000000"/>
+              <w:bottom w:val="single" w:sz="4" w:space="0" w:color="000000"/>
+              <w:right w:val="single" w:sz="4" w:space="0" w:color="000000"/>
+            </w:tcBorders>
+            <w:tcMar>
+              <w:top w:w="60" w:type="dxa"/>
+              <w:left w:w="80" w:type="dxa"/>
+              <w:bottom w:w="60" w:type="dxa"/>
+              <w:right w:w="80" w:type="dxa"/>
+            </w:tcMar>
+            <w:vAlign w:val="center"/>
+          </w:tcPr>
+          <w:p>
+            <w:pPr>
+              <w:spacing w:before="20" w:after="20"/>
+              <w:jc w:val="center"/>
+              <w:rPr>
+                <w:sz w:val="24"/>
+                <w:szCs w:val="24"/>
+              </w:rPr>
+            </w:pPr>
+            <w:r>
+              <w:rPr>
+                <w:rFonts w:eastAsia="Times New Roman"/>
+                <w:sz w:val="24"/>
+                <w:szCs w:val="24"/>
+              </w:rPr>
+              <w:t xml:space="preserve">2.35291</w:t>
+            </w:r>
+          </w:p>
+        </w:tc>
+      </w:tr>
+      <w:tr>
+        <w:tc>
+          <w:tcPr>
+            <w:tcW w:w="3500" w:type="dxa"/>
+            <w:tcBorders>
+              <w:top w:val="single" w:sz="4" w:space="0" w:color="000000"/>
+              <w:left w:val="single" w:sz="4" w:space="0" w:color="000000"/>
+              <w:bottom w:val="single" w:sz="4" w:space="0" w:color="000000"/>
+              <w:right w:val="single" w:sz="4" w:space="0" w:color="000000"/>
+            </w:tcBorders>
+            <w:tcMar>
+              <w:top w:w="60" w:type="dxa"/>
+              <w:left w:w="80" w:type="dxa"/>
+              <w:bottom w:w="60" w:type="dxa"/>
+              <w:right w:w="80" w:type="dxa"/>
+            </w:tcMar>
+            <w:vAlign w:val="center"/>
+          </w:tcPr>
+          <w:p>
+            <w:pPr>
+              <w:spacing w:before="20" w:after="20"/>
+              <w:rPr>
+                <w:sz w:val="24"/>
+                <w:szCs w:val="24"/>
+              </w:rPr>
+            </w:pPr>
+            <w:r>
+              <w:rPr>
+                <w:rFonts w:eastAsia="Times New Roman"/>
+                <w:sz w:val="24"/>
+                <w:szCs w:val="24"/>
+              </w:rPr>
+              <w:t xml:space="preserve">constant_0.99</w:t>
+            </w:r>
+          </w:p>
+        </w:tc>
+        <w:tc>
+          <w:tcPr>
+            <w:tcW w:w="2750" w:type="dxa"/>
+            <w:tcBorders>
+              <w:top w:val="single" w:sz="4" w:space="0" w:color="000000"/>
+              <w:left w:val="single" w:sz="4" w:space="0" w:color="000000"/>
+              <w:bottom w:val="single" w:sz="4" w:space="0" w:color="000000"/>
+              <w:right w:val="single" w:sz="4" w:space="0" w:color="000000"/>
+            </w:tcBorders>
+            <w:tcMar>
+              <w:top w:w="60" w:type="dxa"/>
+              <w:left w:w="80" w:type="dxa"/>
+              <w:bottom w:w="60" w:type="dxa"/>
+              <w:right w:w="80" w:type="dxa"/>
+            </w:tcMar>
+            <w:vAlign w:val="center"/>
+          </w:tcPr>
+          <w:p>
+            <w:pPr>
+              <w:spacing w:before="20" w:after="20"/>
+              <w:jc w:val="center"/>
+              <w:rPr>
+                <w:sz w:val="24"/>
+                <w:szCs w:val="24"/>
+              </w:rPr>
+            </w:pPr>
+            <w:r>
+              <w:rPr>
+                <w:rFonts w:eastAsia="Times New Roman"/>
+                <w:sz w:val="24"/>
+                <w:szCs w:val="24"/>
+              </w:rPr>
+              <w:t xml:space="preserve">0.99 at every frame</w:t>
+            </w:r>
+          </w:p>
+        </w:tc>
+        <w:tc>
+          <w:tcPr>
+            <w:tcW w:w="2750" w:type="dxa"/>
+            <w:tcBorders>
+              <w:top w:val="single" w:sz="4" w:space="0" w:color="000000"/>
+              <w:left w:val="single" w:sz="4" w:space="0" w:color="000000"/>
+              <w:bottom w:val="single" w:sz="4" w:space="0" w:color="000000"/>
+              <w:right w:val="single" w:sz="4" w:space="0" w:color="000000"/>
+            </w:tcBorders>
+            <w:tcMar>
+              <w:top w:w="60" w:type="dxa"/>
+              <w:left w:w="80" w:type="dxa"/>
+              <w:bottom w:w="60" w:type="dxa"/>
+              <w:right w:w="80" w:type="dxa"/>
+            </w:tcMar>
+            <w:vAlign w:val="center"/>
+          </w:tcPr>
+          <w:p>
+            <w:pPr>
+              <w:spacing w:before="20" w:after="20"/>
+              <w:jc w:val="center"/>
+              <w:rPr>
+                <w:sz w:val="24"/>
+                <w:szCs w:val="24"/>
+              </w:rPr>
+            </w:pPr>
+            <w:r>
+              <w:rPr>
+                <w:rFonts w:eastAsia="Times New Roman"/>
+                <w:sz w:val="24"/>
+                <w:szCs w:val="24"/>
+              </w:rPr>
+              <w:t xml:space="preserve">2.35291</w:t>
+            </w:r>
+          </w:p>
+        </w:tc>
+      </w:tr>
+      <w:tr>
+        <w:tc>
+          <w:tcPr>
+            <w:tcW w:w="3500" w:type="dxa"/>
+            <w:tcBorders>
+              <w:top w:val="single" w:sz="4" w:space="0" w:color="000000"/>
+              <w:left w:val="single" w:sz="4" w:space="0" w:color="000000"/>
+              <w:bottom w:val="single" w:sz="4" w:space="0" w:color="000000"/>
+              <w:right w:val="single" w:sz="4" w:space="0" w:color="000000"/>
+            </w:tcBorders>
+            <w:tcMar>
+              <w:top w:w="60" w:type="dxa"/>
+              <w:left w:w="80" w:type="dxa"/>
+              <w:bottom w:w="60" w:type="dxa"/>
+              <w:right w:w="80" w:type="dxa"/>
+            </w:tcMar>
+            <w:vAlign w:val="center"/>
+          </w:tcPr>
+          <w:p>
+            <w:pPr>
+              <w:spacing w:before="20" w:after="20"/>
+              <w:rPr>
+                <w:sz w:val="24"/>
+                <w:szCs w:val="24"/>
+              </w:rPr>
+            </w:pPr>
+            <w:r>
+              <w:rPr>
+                <w:rFonts w:eastAsia="Times New Roman"/>
+                <w:sz w:val="24"/>
+                <w:szCs w:val="24"/>
+              </w:rPr>
+              <w:t xml:space="preserve">linear_ramp</w:t>
+            </w:r>
+          </w:p>
+        </w:tc>
+        <w:tc>
+          <w:tcPr>
+            <w:tcW w:w="2750" w:type="dxa"/>
+            <w:tcBorders>
+              <w:top w:val="single" w:sz="4" w:space="0" w:color="000000"/>
+              <w:left w:val="single" w:sz="4" w:space="0" w:color="000000"/>
+              <w:bottom w:val="single" w:sz="4" w:space="0" w:color="000000"/>
+              <w:right w:val="single" w:sz="4" w:space="0" w:color="000000"/>
+            </w:tcBorders>
+            <w:tcMar>
+              <w:top w:w="60" w:type="dxa"/>
+              <w:left w:w="80" w:type="dxa"/>
+              <w:bottom w:w="60" w:type="dxa"/>
+              <w:right w:w="80" w:type="dxa"/>
+            </w:tcMar>
+            <w:vAlign w:val="center"/>
+          </w:tcPr>
+          <w:p>
+            <w:pPr>
+              <w:spacing w:before="20" w:after="20"/>
+              <w:jc w:val="center"/>
+              <w:rPr>
+                <w:sz w:val="24"/>
+                <w:szCs w:val="24"/>
+              </w:rPr>
+            </w:pPr>
+            <w:r>
+              <w:rPr>
+                <w:rFonts w:eastAsia="Times New Roman"/>
+                <w:sz w:val="24"/>
+                <w:szCs w:val="24"/>
+              </w:rPr>
+              <w:t xml:space="preserve">0.000 rising to 1.000</w:t>
+            </w:r>
+          </w:p>
+        </w:tc>
+        <w:tc>
+          <w:tcPr>
+            <w:tcW w:w="2750" w:type="dxa"/>
+            <w:tcBorders>
+              <w:top w:val="single" w:sz="4" w:space="0" w:color="000000"/>
+              <w:left w:val="single" w:sz="4" w:space="0" w:color="000000"/>
+              <w:bottom w:val="single" w:sz="4" w:space="0" w:color="000000"/>
+              <w:right w:val="single" w:sz="4" w:space="0" w:color="000000"/>
+            </w:tcBorders>
+            <w:tcMar>
+              <w:top w:w="60" w:type="dxa"/>
+              <w:left w:w="80" w:type="dxa"/>
+              <w:bottom w:w="60" w:type="dxa"/>
+              <w:right w:w="80" w:type="dxa"/>
+            </w:tcMar>
+            <w:vAlign w:val="center"/>
+          </w:tcPr>
+          <w:p>
+            <w:pPr>
+              <w:spacing w:before="20" w:after="20"/>
+              <w:jc w:val="center"/>
+              <w:rPr>
+                <w:sz w:val="24"/>
+                <w:szCs w:val="24"/>
+              </w:rPr>
+            </w:pPr>
+            <w:r>
+              <w:rPr>
+                <w:rFonts w:eastAsia="Times New Roman"/>
+                <w:sz w:val="24"/>
+                <w:szCs w:val="24"/>
+              </w:rPr>
+              <w:t xml:space="preserve">1.06725</w:t>
+            </w:r>
+          </w:p>
+        </w:tc>
+      </w:tr>
+      <w:tr>
+        <w:tc>
+          <w:tcPr>
+            <w:tcW w:w="3500" w:type="dxa"/>
+            <w:tcBorders>
+              <w:top w:val="single" w:sz="4" w:space="0" w:color="000000"/>
+              <w:left w:val="single" w:sz="4" w:space="0" w:color="000000"/>
+              <w:bottom w:val="single" w:sz="4" w:space="0" w:color="000000"/>
+              <w:right w:val="single" w:sz="4" w:space="0" w:color="000000"/>
+            </w:tcBorders>
+            <w:tcMar>
+              <w:top w:w="60" w:type="dxa"/>
+              <w:left w:w="80" w:type="dxa"/>
+              <w:bottom w:w="60" w:type="dxa"/>
+              <w:right w:w="80" w:type="dxa"/>
+            </w:tcMar>
+            <w:vAlign w:val="center"/>
+          </w:tcPr>
+          <w:p>
+            <w:pPr>
+              <w:spacing w:before="20" w:after="20"/>
+              <w:rPr>
+                <w:sz w:val="24"/>
+                <w:szCs w:val="24"/>
+              </w:rPr>
+            </w:pPr>
+            <w:r>
+              <w:rPr>
+                <w:rFonts w:eastAsia="Times New Roman"/>
+                <w:sz w:val="24"/>
+                <w:szCs w:val="24"/>
+              </w:rPr>
+              <w:t xml:space="preserve">organisers' sample submission</w:t>
+            </w:r>
+          </w:p>
+        </w:tc>
+        <w:tc>
+          <w:tcPr>
+            <w:tcW w:w="2750" w:type="dxa"/>
+            <w:tcBorders>
+              <w:top w:val="single" w:sz="4" w:space="0" w:color="000000"/>
+              <w:left w:val="single" w:sz="4" w:space="0" w:color="000000"/>
+              <w:bottom w:val="single" w:sz="4" w:space="0" w:color="000000"/>
+              <w:right w:val="single" w:sz="4" w:space="0" w:color="000000"/>
+            </w:tcBorders>
+            <w:tcMar>
+              <w:top w:w="60" w:type="dxa"/>
+              <w:left w:w="80" w:type="dxa"/>
+              <w:bottom w:w="60" w:type="dxa"/>
+              <w:right w:w="80" w:type="dxa"/>
+            </w:tcMar>
+            <w:vAlign w:val="center"/>
+          </w:tcPr>
+          <w:p>
+            <w:pPr>
+              <w:spacing w:before="20" w:after="20"/>
+              <w:jc w:val="center"/>
+              <w:rPr>
+                <w:sz w:val="24"/>
+                <w:szCs w:val="24"/>
+              </w:rPr>
+            </w:pPr>
+            <w:r>
+              <w:rPr>
+                <w:rFonts w:eastAsia="Times New Roman"/>
+                <w:sz w:val="24"/>
+                <w:szCs w:val="24"/>
+              </w:rPr>
+              <w:t xml:space="preserve">0.001 rising to 0.999, resubmitted verbatim</w:t>
+            </w:r>
+          </w:p>
+        </w:tc>
+        <w:tc>
+          <w:tcPr>
+            <w:tcW w:w="2750" w:type="dxa"/>
+            <w:tcBorders>
+              <w:top w:val="single" w:sz="4" w:space="0" w:color="000000"/>
+              <w:left w:val="single" w:sz="4" w:space="0" w:color="000000"/>
+              <w:bottom w:val="single" w:sz="4" w:space="0" w:color="000000"/>
+              <w:right w:val="single" w:sz="4" w:space="0" w:color="000000"/>
+            </w:tcBorders>
+            <w:tcMar>
+              <w:top w:w="60" w:type="dxa"/>
+              <w:left w:w="80" w:type="dxa"/>
+              <w:bottom w:w="60" w:type="dxa"/>
+              <w:right w:w="80" w:type="dxa"/>
+            </w:tcMar>
+            <w:vAlign w:val="center"/>
+          </w:tcPr>
+          <w:p>
+            <w:pPr>
+              <w:spacing w:before="20" w:after="20"/>
+              <w:jc w:val="center"/>
+              <w:rPr>
+                <w:sz w:val="24"/>
+                <w:szCs w:val="24"/>
+              </w:rPr>
+            </w:pPr>
+            <w:r>
+              <w:rPr>
+                <w:rFonts w:eastAsia="Times New Roman"/>
+                <w:sz w:val="24"/>
+                <w:szCs w:val="24"/>
+              </w:rPr>
+              <w:t xml:space="preserve">1.04203</w:t>
+            </w:r>
+          </w:p>
+        </w:tc>
+      </w:tr>
+      <w:tr>
+        <w:tc>
+          <w:tcPr>
+            <w:tcW w:w="3500" w:type="dxa"/>
+            <w:tcBorders>
+              <w:top w:val="single" w:sz="4" w:space="0" w:color="000000"/>
+              <w:left w:val="single" w:sz="4" w:space="0" w:color="000000"/>
+              <w:bottom w:val="single" w:sz="4" w:space="0" w:color="000000"/>
+              <w:right w:val="single" w:sz="4" w:space="0" w:color="000000"/>
+            </w:tcBorders>
+            <w:tcMar>
+              <w:top w:w="60" w:type="dxa"/>
+              <w:left w:w="80" w:type="dxa"/>
+              <w:bottom w:w="60" w:type="dxa"/>
+              <w:right w:w="80" w:type="dxa"/>
+            </w:tcMar>
+            <w:vAlign w:val="center"/>
+          </w:tcPr>
+          <w:p>
+            <w:pPr>
+              <w:spacing w:before="20" w:after="20"/>
+              <w:rPr>
+                <w:sz w:val="24"/>
+                <w:szCs w:val="24"/>
+              </w:rPr>
+            </w:pPr>
+            <w:r>
+              <w:rPr>
+                <w:rFonts w:eastAsia="Times New Roman"/>
+                <w:sz w:val="24"/>
+                <w:szCs w:val="24"/>
+              </w:rPr>
+              <w:t xml:space="preserve">never_crosses</w:t>
+            </w:r>
+          </w:p>
+        </w:tc>
+        <w:tc>
+          <w:tcPr>
+            <w:tcW w:w="2750" w:type="dxa"/>
+            <w:tcBorders>
+              <w:top w:val="single" w:sz="4" w:space="0" w:color="000000"/>
+              <w:left w:val="single" w:sz="4" w:space="0" w:color="000000"/>
+              <w:bottom w:val="single" w:sz="4" w:space="0" w:color="000000"/>
+              <w:right w:val="single" w:sz="4" w:space="0" w:color="000000"/>
+            </w:tcBorders>
+            <w:tcMar>
+              <w:top w:w="60" w:type="dxa"/>
+              <w:left w:w="80" w:type="dxa"/>
+              <w:bottom w:w="60" w:type="dxa"/>
+              <w:right w:w="80" w:type="dxa"/>
+            </w:tcMar>
+            <w:vAlign w:val="center"/>
+          </w:tcPr>
+          <w:p>
+            <w:pPr>
+              <w:spacing w:before="20" w:after="20"/>
+              <w:jc w:val="center"/>
+              <w:rPr>
+                <w:sz w:val="24"/>
+                <w:szCs w:val="24"/>
+              </w:rPr>
+            </w:pPr>
+            <w:r>
+              <w:rPr>
+                <w:rFonts w:eastAsia="Times New Roman"/>
+                <w:sz w:val="24"/>
+                <w:szCs w:val="24"/>
+              </w:rPr>
+              <w:t xml:space="preserve">0.49 at every frame</w:t>
+            </w:r>
+          </w:p>
+        </w:tc>
+        <w:tc>
+          <w:tcPr>
+            <w:tcW w:w="2750" w:type="dxa"/>
+            <w:tcBorders>
+              <w:top w:val="single" w:sz="4" w:space="0" w:color="000000"/>
+              <w:left w:val="single" w:sz="4" w:space="0" w:color="000000"/>
+              <w:bottom w:val="single" w:sz="4" w:space="0" w:color="000000"/>
+              <w:right w:val="single" w:sz="4" w:space="0" w:color="000000"/>
+            </w:tcBorders>
+            <w:tcMar>
+              <w:top w:w="60" w:type="dxa"/>
+              <w:left w:w="80" w:type="dxa"/>
+              <w:bottom w:w="60" w:type="dxa"/>
+              <w:right w:w="80" w:type="dxa"/>
+            </w:tcMar>
+            <w:vAlign w:val="center"/>
+          </w:tcPr>
+          <w:p>
+            <w:pPr>
+              <w:spacing w:before="20" w:after="20"/>
+              <w:jc w:val="center"/>
+              <w:rPr>
+                <w:sz w:val="24"/>
+                <w:szCs w:val="24"/>
+              </w:rPr>
+            </w:pPr>
+            <w:r>
+              <w:rPr>
+                <w:rFonts w:eastAsia="Times New Roman"/>
+                <w:sz w:val="24"/>
+                <w:szCs w:val="24"/>
+              </w:rPr>
+              <w:t xml:space="preserve">0.35105</w:t>
+            </w:r>
+          </w:p>
+        </w:tc>
+      </w:tr>
+    </w:tbl>
+    <w:p>
+      <w:pPr>
+        <w:spacing w:before="60" w:after="100" w:line="276" w:lineRule="auto"/>
+        <w:jc w:val="both"/>
+        <w:rPr>
+          <w:rFonts w:eastAsia="Times New Roman"/>
+          <w:sz w:val="24"/>
+          <w:szCs w:val="24"/>
+        </w:rPr>
+      </w:pPr>
+      <w:r>
+        <w:rPr>
+          <w:rFonts w:eastAsia="Times New Roman"/>
+          <w:sz w:val="24"/>
+          <w:szCs w:val="24"/>
+        </w:rPr>
+        <w:t xml:space="preserve">A constant risk score of 0.51 scores 2.35291. That equals the eighth-placed team's score at the five decimal places the leaderboard displays, exceeds the scores of five of the thirteen teams including our own, and falls 0.14874 short of the winning score. Per the scope stated in Section 1, the only inference we draw from the coincidence at eighth place is that the metric assigns those two submissions the same value; a whole family of curves — every curve above 0.5 at frame 0 that never dips — receives it, and we infer nothing about what any team submitted.</w:t>
+      </w:r>
+    </w:p>
+    <w:p>
+      <w:pPr>
+        <w:spacing w:before="60" w:after="100" w:line="276" w:lineRule="auto"/>
+        <w:jc w:val="both"/>
+        <w:rPr>
+          <w:rFonts w:eastAsia="Times New Roman"/>
+          <w:sz w:val="24"/>
+          <w:szCs w:val="24"/>
+        </w:rPr>
+      </w:pPr>
+      <w:r>
+        <w:rPr>
+          <w:rFonts w:eastAsia="Times New Roman"/>
+          <w:sz w:val="24"/>
+          <w:szCs w:val="24"/>
+        </w:rPr>
+        <w:t xml:space="preserve">We quote the difference before the ratio deliberately. The metric is a weighted sum with no meaningful origin, so a ratio of two scores can be made to say almost anything by shifting the scale. The difference of 0.14874 and the decomposition below are scale-free; that the constant reaches 94.1% of the winning score is a convenience, not evidence.</w:t>
+      </w:r>
+    </w:p>
+    <w:p>
+      <w:pPr>
+        <w:spacing w:before="60" w:after="100" w:line="276" w:lineRule="auto"/>
+        <w:jc w:val="both"/>
+        <w:rPr>
+          <w:rFonts w:eastAsia="Times New Roman"/>
+          <w:sz w:val="24"/>
+          <w:szCs w:val="24"/>
+        </w:rPr>
+      </w:pPr>
+      <w:r>
+        <w:rPr>
+          <w:rFonts w:eastAsia="Times New Roman"/>
+          <w:sz w:val="24"/>
+          <w:szCs w:val="24"/>
+        </w:rPr>
+        <w:t xml:space="preserve">One further row is worth stating plainly. The organisers' own sample submission, resubmitted byte for byte, scores 1.04203. The benchmark row displayed on the leaderboard scores 0.58333, so those two are not the same file, and the sample submission is not the origin of the published benchmark score.</w:t>
+      </w:r>
     </w:p>
     <w:p>
       <w:pPr>
@@ -12941,7 +14445,7 @@
           <w:sz w:val="24"/>
           <w:szCs w:val="24"/>
         </w:rPr>
-        <w:t>5.2. Granular Analysis of Top-50 Anticipation Cases</w:t>
+        <w:t xml:space="preserve">5.2. Decomposing the score</w:t>
       </w:r>
     </w:p>
     <w:p>
@@ -12949,18 +14453,29 @@
         <w:spacing w:before="60" w:after="100" w:line="276" w:lineRule="auto"/>
         <w:jc w:val="both"/>
         <w:rPr>
-          <w:sz w:val="24"/>
-          <w:szCs w:val="24"/>
-        </w:rPr>
-      </w:pPr>
-      <w:r>
-        <w:rPr>
-          <w:rFonts w:eastAsia="Times New Roman"/>
-          <w:sz w:val="24"/>
-          <w:szCs w:val="24"/>
-        </w:rPr>
-        <w:t xml:space="preserve">To establish the theoretical performance ceiling of the zero-shot framework, we isolated and subjected to detailed analysis the </w:t>
-      </w:r>
+          <w:rFonts w:eastAsia="Times New Roman"/>
+          <w:sz w:val="24"/>
+          <w:szCs w:val="24"/>
+        </w:rPr>
+      </w:pPr>
+      <w:r>
+        <w:rPr>
+          <w:rFonts w:eastAsia="Times New Roman"/>
+          <w:sz w:val="24"/>
+          <w:szCs w:val="24"/>
+        </w:rPr>
+        <w:t xml:space="preserve">Because every video-blind submission is identical across clips, all of them induce the same ordering over clips and earn the same average precision and the same area under the curve, which therefore cancel in any difference between two of them (Section 4). Differencing three probes separates the terms.</w:t>
+      </w:r>
+    </w:p>
+    <w:p>
+      <w:pPr>
+        <w:spacing w:before="40" w:after="10"/>
+        <w:jc w:val="center"/>
+        <w:rPr>
+          <w:sz w:val="24"/>
+          <w:szCs w:val="24"/>
+        </w:rPr>
+      </w:pPr>
       <w:r>
         <w:rPr>
           <w:rFonts w:eastAsia="Times New Roman"/>
@@ -12969,33 +14484,4921 @@
           <w:sz w:val="24"/>
           <w:szCs w:val="24"/>
         </w:rPr>
-        <w:t>top 50 best-performing predictions</w:t>
-      </w:r>
-      <w:r>
-        <w:rPr>
-          <w:rFonts w:eastAsia="Times New Roman"/>
-          <w:sz w:val="24"/>
-          <w:szCs w:val="24"/>
-        </w:rPr>
-        <w:t xml:space="preserve"> — those clips in which the framework identified danger with the greatest lead time. This subset is defined by the lowest observed crossover frames, constrained by the requirement that all initial risk vectors satisfy </w:t>
-      </w:r>
-      <w:r>
-        <w:rPr>
-          <w:rFonts w:eastAsia="Times New Roman"/>
+        <w:t xml:space="preserve">Table 8: Probes designed so that the discrimination terms cancel.</w:t>
+      </w:r>
+    </w:p>
+    <w:tbl>
+      <w:tblPr>
+        <w:tblW w:w="9000" w:type="dxa"/>
+        <w:tblBorders>
+          <w:top w:val="single" w:sz="4" w:space="0" w:color="auto"/>
+          <w:left w:val="single" w:sz="4" w:space="0" w:color="auto"/>
+          <w:bottom w:val="single" w:sz="4" w:space="0" w:color="auto"/>
+          <w:right w:val="single" w:sz="4" w:space="0" w:color="auto"/>
+          <w:insideH w:val="single" w:sz="4" w:space="0" w:color="auto"/>
+          <w:insideV w:val="single" w:sz="4" w:space="0" w:color="auto"/>
+        </w:tblBorders>
+        <w:tblCellMar>
+          <w:left w:w="10" w:type="dxa"/>
+          <w:right w:w="10" w:type="dxa"/>
+        </w:tblCellMar>
+        <w:tblLook w:val="04A0" w:firstRow="1" w:lastRow="0" w:firstColumn="1" w:lastColumn="0" w:noHBand="0" w:noVBand="1"/>
+      </w:tblPr>
+      <w:tblGrid>
+        <w:gridCol w:w="3500"/>
+        <w:gridCol w:w="2750"/>
+        <w:gridCol w:w="2750"/>
+      </w:tblGrid>
+      <w:tr>
+        <w:trPr>
+          <w:tblHeader/>
+        </w:trPr>
+        <w:tc>
+          <w:tcPr>
+            <w:tcW w:w="3500" w:type="dxa"/>
+            <w:tcBorders>
+              <w:top w:val="single" w:sz="4" w:space="0" w:color="000000"/>
+              <w:left w:val="single" w:sz="4" w:space="0" w:color="000000"/>
+              <w:bottom w:val="single" w:sz="4" w:space="0" w:color="000000"/>
+              <w:right w:val="single" w:sz="4" w:space="0" w:color="000000"/>
+            </w:tcBorders>
+            <w:shd w:val="clear" w:color="auto" w:fill="D9D9D9"/>
+            <w:tcMar>
+              <w:top w:w="60" w:type="dxa"/>
+              <w:left w:w="80" w:type="dxa"/>
+              <w:bottom w:w="60" w:type="dxa"/>
+              <w:right w:w="80" w:type="dxa"/>
+            </w:tcMar>
+            <w:vAlign w:val="center"/>
+          </w:tcPr>
+          <w:p>
+            <w:pPr>
+              <w:spacing w:before="20" w:after="20"/>
+              <w:jc w:val="center"/>
+              <w:rPr>
+                <w:sz w:val="24"/>
+                <w:szCs w:val="24"/>
+              </w:rPr>
+            </w:pPr>
+            <w:r>
+              <w:rPr>
+                <w:rFonts w:eastAsia="Times New Roman"/>
+                <w:b/>
+                <w:bCs/>
+                <w:sz w:val="24"/>
+                <w:szCs w:val="24"/>
+              </w:rPr>
+              <w:t xml:space="preserve">Probe</w:t>
+            </w:r>
+          </w:p>
+        </w:tc>
+        <w:tc>
+          <w:tcPr>
+            <w:tcW w:w="2750" w:type="dxa"/>
+            <w:tcBorders>
+              <w:top w:val="single" w:sz="4" w:space="0" w:color="000000"/>
+              <w:left w:val="single" w:sz="4" w:space="0" w:color="000000"/>
+              <w:bottom w:val="single" w:sz="4" w:space="0" w:color="000000"/>
+              <w:right w:val="single" w:sz="4" w:space="0" w:color="000000"/>
+            </w:tcBorders>
+            <w:shd w:val="clear" w:color="auto" w:fill="D9D9D9"/>
+            <w:tcMar>
+              <w:top w:w="60" w:type="dxa"/>
+              <w:left w:w="80" w:type="dxa"/>
+              <w:bottom w:w="60" w:type="dxa"/>
+              <w:right w:w="80" w:type="dxa"/>
+            </w:tcMar>
+            <w:vAlign w:val="center"/>
+          </w:tcPr>
+          <w:p>
+            <w:pPr>
+              <w:spacing w:before="20" w:after="20"/>
+              <w:jc w:val="center"/>
+              <w:rPr>
+                <w:sz w:val="24"/>
+                <w:szCs w:val="24"/>
+              </w:rPr>
+            </w:pPr>
+            <w:r>
+              <w:rPr>
+                <w:rFonts w:eastAsia="Times New Roman"/>
+                <w:b/>
+                <w:bCs/>
+                <w:sz w:val="24"/>
+                <w:szCs w:val="24"/>
+              </w:rPr>
+              <w:t xml:space="preserve">Private score</w:t>
+            </w:r>
+          </w:p>
+        </w:tc>
+        <w:tc>
+          <w:tcPr>
+            <w:tcW w:w="2750" w:type="dxa"/>
+            <w:tcBorders>
+              <w:top w:val="single" w:sz="4" w:space="0" w:color="000000"/>
+              <w:left w:val="single" w:sz="4" w:space="0" w:color="000000"/>
+              <w:bottom w:val="single" w:sz="4" w:space="0" w:color="000000"/>
+              <w:right w:val="single" w:sz="4" w:space="0" w:color="000000"/>
+            </w:tcBorders>
+            <w:shd w:val="clear" w:color="auto" w:fill="D9D9D9"/>
+            <w:tcMar>
+              <w:top w:w="60" w:type="dxa"/>
+              <w:left w:w="80" w:type="dxa"/>
+              <w:bottom w:w="60" w:type="dxa"/>
+              <w:right w:w="80" w:type="dxa"/>
+            </w:tcMar>
+            <w:vAlign w:val="center"/>
+          </w:tcPr>
+          <w:p>
+            <w:pPr>
+              <w:spacing w:before="20" w:after="20"/>
+              <w:jc w:val="center"/>
+              <w:rPr>
+                <w:sz w:val="24"/>
+                <w:szCs w:val="24"/>
+              </w:rPr>
+            </w:pPr>
+            <w:r>
+              <w:rPr>
+                <w:rFonts w:eastAsia="Times New Roman"/>
+                <w:b/>
+                <w:bCs/>
+                <w:sz w:val="24"/>
+                <w:szCs w:val="24"/>
+              </w:rPr>
+              <w:t xml:space="preserve">What it isolates</w:t>
+            </w:r>
+          </w:p>
+        </w:tc>
+      </w:tr>
+      <w:tr>
+        <w:tc>
+          <w:tcPr>
+            <w:tcW w:w="3500" w:type="dxa"/>
+            <w:tcBorders>
+              <w:top w:val="single" w:sz="4" w:space="0" w:color="000000"/>
+              <w:left w:val="single" w:sz="4" w:space="0" w:color="000000"/>
+              <w:bottom w:val="single" w:sz="4" w:space="0" w:color="000000"/>
+              <w:right w:val="single" w:sz="4" w:space="0" w:color="000000"/>
+            </w:tcBorders>
+            <w:tcMar>
+              <w:top w:w="60" w:type="dxa"/>
+              <w:left w:w="80" w:type="dxa"/>
+              <w:bottom w:w="60" w:type="dxa"/>
+              <w:right w:w="80" w:type="dxa"/>
+            </w:tcMar>
+            <w:vAlign w:val="center"/>
+          </w:tcPr>
+          <w:p>
+            <w:pPr>
+              <w:spacing w:before="20" w:after="20"/>
+              <w:rPr>
+                <w:sz w:val="24"/>
+                <w:szCs w:val="24"/>
+              </w:rPr>
+            </w:pPr>
+            <w:r>
+              <w:rPr>
+                <w:rFonts w:eastAsia="Times New Roman"/>
+                <w:sz w:val="24"/>
+                <w:szCs w:val="24"/>
+              </w:rPr>
+              <w:t xml:space="preserve">never_crosses (0.49 throughout)</w:t>
+            </w:r>
+          </w:p>
+        </w:tc>
+        <w:tc>
+          <w:tcPr>
+            <w:tcW w:w="2750" w:type="dxa"/>
+            <w:tcBorders>
+              <w:top w:val="single" w:sz="4" w:space="0" w:color="000000"/>
+              <w:left w:val="single" w:sz="4" w:space="0" w:color="000000"/>
+              <w:bottom w:val="single" w:sz="4" w:space="0" w:color="000000"/>
+              <w:right w:val="single" w:sz="4" w:space="0" w:color="000000"/>
+            </w:tcBorders>
+            <w:tcMar>
+              <w:top w:w="60" w:type="dxa"/>
+              <w:left w:w="80" w:type="dxa"/>
+              <w:bottom w:w="60" w:type="dxa"/>
+              <w:right w:w="80" w:type="dxa"/>
+            </w:tcMar>
+            <w:vAlign w:val="center"/>
+          </w:tcPr>
+          <w:p>
+            <w:pPr>
+              <w:spacing w:before="20" w:after="20"/>
+              <w:jc w:val="center"/>
+              <w:rPr>
+                <w:sz w:val="24"/>
+                <w:szCs w:val="24"/>
+              </w:rPr>
+            </w:pPr>
+            <w:r>
+              <w:rPr>
+                <w:rFonts w:eastAsia="Times New Roman"/>
+                <w:sz w:val="24"/>
+                <w:szCs w:val="24"/>
+              </w:rPr>
+              <w:t xml:space="preserve">0.35105</w:t>
+            </w:r>
+          </w:p>
+        </w:tc>
+        <w:tc>
+          <w:tcPr>
+            <w:tcW w:w="2750" w:type="dxa"/>
+            <w:tcBorders>
+              <w:top w:val="single" w:sz="4" w:space="0" w:color="000000"/>
+              <w:left w:val="single" w:sz="4" w:space="0" w:color="000000"/>
+              <w:bottom w:val="single" w:sz="4" w:space="0" w:color="000000"/>
+              <w:right w:val="single" w:sz="4" w:space="0" w:color="000000"/>
+            </w:tcBorders>
+            <w:tcMar>
+              <w:top w:w="60" w:type="dxa"/>
+              <w:left w:w="80" w:type="dxa"/>
+              <w:bottom w:w="60" w:type="dxa"/>
+              <w:right w:w="80" w:type="dxa"/>
+            </w:tcMar>
+            <w:vAlign w:val="center"/>
+          </w:tcPr>
+          <w:p>
+            <w:pPr>
+              <w:spacing w:before="20" w:after="20"/>
+              <w:jc w:val="center"/>
+              <w:rPr>
+                <w:sz w:val="24"/>
+                <w:szCs w:val="24"/>
+              </w:rPr>
+            </w:pPr>
+            <w:r>
+              <w:rPr>
+                <w:rFonts w:eastAsia="Times New Roman"/>
+                <w:sz w:val="24"/>
+                <w:szCs w:val="24"/>
+              </w:rPr>
+              <w:t xml:space="preserve">the AP + AUC floor alone; both timing terms are zero</w:t>
+            </w:r>
+          </w:p>
+        </w:tc>
+      </w:tr>
+      <w:tr>
+        <w:tc>
+          <w:tcPr>
+            <w:tcW w:w="3500" w:type="dxa"/>
+            <w:tcBorders>
+              <w:top w:val="single" w:sz="4" w:space="0" w:color="000000"/>
+              <w:left w:val="single" w:sz="4" w:space="0" w:color="000000"/>
+              <w:bottom w:val="single" w:sz="4" w:space="0" w:color="000000"/>
+              <w:right w:val="single" w:sz="4" w:space="0" w:color="000000"/>
+            </w:tcBorders>
+            <w:tcMar>
+              <w:top w:w="60" w:type="dxa"/>
+              <w:left w:w="80" w:type="dxa"/>
+              <w:bottom w:w="60" w:type="dxa"/>
+              <w:right w:w="80" w:type="dxa"/>
+            </w:tcMar>
+            <w:vAlign w:val="center"/>
+          </w:tcPr>
+          <w:p>
+            <w:pPr>
+              <w:spacing w:before="20" w:after="20"/>
+              <w:rPr>
+                <w:sz w:val="24"/>
+                <w:szCs w:val="24"/>
+              </w:rPr>
+            </w:pPr>
+            <w:r>
+              <w:rPr>
+                <w:rFonts w:eastAsia="Times New Roman"/>
+                <w:sz w:val="24"/>
+                <w:szCs w:val="24"/>
+              </w:rPr>
+              <w:t xml:space="preserve">cross_then_drop (0.51 at frame 0, 0.49 after)</w:t>
+            </w:r>
+          </w:p>
+        </w:tc>
+        <w:tc>
+          <w:tcPr>
+            <w:tcW w:w="2750" w:type="dxa"/>
+            <w:tcBorders>
+              <w:top w:val="single" w:sz="4" w:space="0" w:color="000000"/>
+              <w:left w:val="single" w:sz="4" w:space="0" w:color="000000"/>
+              <w:bottom w:val="single" w:sz="4" w:space="0" w:color="000000"/>
+              <w:right w:val="single" w:sz="4" w:space="0" w:color="000000"/>
+            </w:tcBorders>
+            <w:tcMar>
+              <w:top w:w="60" w:type="dxa"/>
+              <w:left w:w="80" w:type="dxa"/>
+              <w:bottom w:w="60" w:type="dxa"/>
+              <w:right w:w="80" w:type="dxa"/>
+            </w:tcMar>
+            <w:vAlign w:val="center"/>
+          </w:tcPr>
+          <w:p>
+            <w:pPr>
+              <w:spacing w:before="20" w:after="20"/>
+              <w:jc w:val="center"/>
+              <w:rPr>
+                <w:sz w:val="24"/>
+                <w:szCs w:val="24"/>
+              </w:rPr>
+            </w:pPr>
+            <w:r>
+              <w:rPr>
+                <w:rFonts w:eastAsia="Times New Roman"/>
+                <w:sz w:val="24"/>
+                <w:szCs w:val="24"/>
+              </w:rPr>
+              <w:t xml:space="preserve">1.22698</w:t>
+            </w:r>
+          </w:p>
+        </w:tc>
+        <w:tc>
+          <w:tcPr>
+            <w:tcW w:w="2750" w:type="dxa"/>
+            <w:tcBorders>
+              <w:top w:val="single" w:sz="4" w:space="0" w:color="000000"/>
+              <w:left w:val="single" w:sz="4" w:space="0" w:color="000000"/>
+              <w:bottom w:val="single" w:sz="4" w:space="0" w:color="000000"/>
+              <w:right w:val="single" w:sz="4" w:space="0" w:color="000000"/>
+            </w:tcBorders>
+            <w:tcMar>
+              <w:top w:w="60" w:type="dxa"/>
+              <w:left w:w="80" w:type="dxa"/>
+              <w:bottom w:w="60" w:type="dxa"/>
+              <w:right w:w="80" w:type="dxa"/>
+            </w:tcMar>
+            <w:vAlign w:val="center"/>
+          </w:tcPr>
+          <w:p>
+            <w:pPr>
+              <w:spacing w:before="20" w:after="20"/>
+              <w:jc w:val="center"/>
+              <w:rPr>
+                <w:sz w:val="24"/>
+                <w:szCs w:val="24"/>
+              </w:rPr>
+            </w:pPr>
+            <w:r>
+              <w:rPr>
+                <w:rFonts w:eastAsia="Times New Roman"/>
+                <w:sz w:val="24"/>
+                <w:szCs w:val="24"/>
+              </w:rPr>
+              <w:t xml:space="preserve">floor + TTA; the drop destroys STTA</w:t>
+            </w:r>
+          </w:p>
+        </w:tc>
+      </w:tr>
+      <w:tr>
+        <w:tc>
+          <w:tcPr>
+            <w:tcW w:w="3500" w:type="dxa"/>
+            <w:tcBorders>
+              <w:top w:val="single" w:sz="4" w:space="0" w:color="000000"/>
+              <w:left w:val="single" w:sz="4" w:space="0" w:color="000000"/>
+              <w:bottom w:val="single" w:sz="4" w:space="0" w:color="000000"/>
+              <w:right w:val="single" w:sz="4" w:space="0" w:color="000000"/>
+            </w:tcBorders>
+            <w:tcMar>
+              <w:top w:w="60" w:type="dxa"/>
+              <w:left w:w="80" w:type="dxa"/>
+              <w:bottom w:w="60" w:type="dxa"/>
+              <w:right w:w="80" w:type="dxa"/>
+            </w:tcMar>
+            <w:vAlign w:val="center"/>
+          </w:tcPr>
+          <w:p>
+            <w:pPr>
+              <w:spacing w:before="20" w:after="20"/>
+              <w:rPr>
+                <w:sz w:val="24"/>
+                <w:szCs w:val="24"/>
+              </w:rPr>
+            </w:pPr>
+            <w:r>
+              <w:rPr>
+                <w:rFonts w:eastAsia="Times New Roman"/>
+                <w:sz w:val="24"/>
+                <w:szCs w:val="24"/>
+              </w:rPr>
+              <w:t xml:space="preserve">cross_then_dip (dip across frames 50–59)</w:t>
+            </w:r>
+          </w:p>
+        </w:tc>
+        <w:tc>
+          <w:tcPr>
+            <w:tcW w:w="2750" w:type="dxa"/>
+            <w:tcBorders>
+              <w:top w:val="single" w:sz="4" w:space="0" w:color="000000"/>
+              <w:left w:val="single" w:sz="4" w:space="0" w:color="000000"/>
+              <w:bottom w:val="single" w:sz="4" w:space="0" w:color="000000"/>
+              <w:right w:val="single" w:sz="4" w:space="0" w:color="000000"/>
+            </w:tcBorders>
+            <w:tcMar>
+              <w:top w:w="60" w:type="dxa"/>
+              <w:left w:w="80" w:type="dxa"/>
+              <w:bottom w:w="60" w:type="dxa"/>
+              <w:right w:w="80" w:type="dxa"/>
+            </w:tcMar>
+            <w:vAlign w:val="center"/>
+          </w:tcPr>
+          <w:p>
+            <w:pPr>
+              <w:spacing w:before="20" w:after="20"/>
+              <w:jc w:val="center"/>
+              <w:rPr>
+                <w:sz w:val="24"/>
+                <w:szCs w:val="24"/>
+              </w:rPr>
+            </w:pPr>
+            <w:r>
+              <w:rPr>
+                <w:rFonts w:eastAsia="Times New Roman"/>
+                <w:sz w:val="24"/>
+                <w:szCs w:val="24"/>
+              </w:rPr>
+              <w:t xml:space="preserve">1.85347</w:t>
+            </w:r>
+          </w:p>
+        </w:tc>
+        <w:tc>
+          <w:tcPr>
+            <w:tcW w:w="2750" w:type="dxa"/>
+            <w:tcBorders>
+              <w:top w:val="single" w:sz="4" w:space="0" w:color="000000"/>
+              <w:left w:val="single" w:sz="4" w:space="0" w:color="000000"/>
+              <w:bottom w:val="single" w:sz="4" w:space="0" w:color="000000"/>
+              <w:right w:val="single" w:sz="4" w:space="0" w:color="000000"/>
+            </w:tcBorders>
+            <w:tcMar>
+              <w:top w:w="60" w:type="dxa"/>
+              <w:left w:w="80" w:type="dxa"/>
+              <w:bottom w:w="60" w:type="dxa"/>
+              <w:right w:w="80" w:type="dxa"/>
+            </w:tcMar>
+            <w:vAlign w:val="center"/>
+          </w:tcPr>
+          <w:p>
+            <w:pPr>
+              <w:spacing w:before="20" w:after="20"/>
+              <w:jc w:val="center"/>
+              <w:rPr>
+                <w:sz w:val="24"/>
+                <w:szCs w:val="24"/>
+              </w:rPr>
+            </w:pPr>
+            <w:r>
+              <w:rPr>
+                <w:rFonts w:eastAsia="Times New Roman"/>
+                <w:sz w:val="24"/>
+                <w:szCs w:val="24"/>
+              </w:rPr>
+              <w:t xml:space="preserve">STTA reference point pushed back</w:t>
+            </w:r>
+          </w:p>
+        </w:tc>
+      </w:tr>
+      <w:tr>
+        <w:tc>
+          <w:tcPr>
+            <w:tcW w:w="3500" w:type="dxa"/>
+            <w:tcBorders>
+              <w:top w:val="single" w:sz="4" w:space="0" w:color="000000"/>
+              <w:left w:val="single" w:sz="4" w:space="0" w:color="000000"/>
+              <w:bottom w:val="single" w:sz="4" w:space="0" w:color="000000"/>
+              <w:right w:val="single" w:sz="4" w:space="0" w:color="000000"/>
+            </w:tcBorders>
+            <w:tcMar>
+              <w:top w:w="60" w:type="dxa"/>
+              <w:left w:w="80" w:type="dxa"/>
+              <w:bottom w:w="60" w:type="dxa"/>
+              <w:right w:w="80" w:type="dxa"/>
+            </w:tcMar>
+            <w:vAlign w:val="center"/>
+          </w:tcPr>
+          <w:p>
+            <w:pPr>
+              <w:spacing w:before="20" w:after="20"/>
+              <w:rPr>
+                <w:sz w:val="24"/>
+                <w:szCs w:val="24"/>
+              </w:rPr>
+            </w:pPr>
+            <w:r>
+              <w:rPr>
+                <w:rFonts w:eastAsia="Times New Roman"/>
+                <w:sz w:val="24"/>
+                <w:szCs w:val="24"/>
+              </w:rPr>
+              <w:t xml:space="preserve">constant_0.51</w:t>
+            </w:r>
+          </w:p>
+        </w:tc>
+        <w:tc>
+          <w:tcPr>
+            <w:tcW w:w="2750" w:type="dxa"/>
+            <w:tcBorders>
+              <w:top w:val="single" w:sz="4" w:space="0" w:color="000000"/>
+              <w:left w:val="single" w:sz="4" w:space="0" w:color="000000"/>
+              <w:bottom w:val="single" w:sz="4" w:space="0" w:color="000000"/>
+              <w:right w:val="single" w:sz="4" w:space="0" w:color="000000"/>
+            </w:tcBorders>
+            <w:tcMar>
+              <w:top w:w="60" w:type="dxa"/>
+              <w:left w:w="80" w:type="dxa"/>
+              <w:bottom w:w="60" w:type="dxa"/>
+              <w:right w:w="80" w:type="dxa"/>
+            </w:tcMar>
+            <w:vAlign w:val="center"/>
+          </w:tcPr>
+          <w:p>
+            <w:pPr>
+              <w:spacing w:before="20" w:after="20"/>
+              <w:jc w:val="center"/>
+              <w:rPr>
+                <w:sz w:val="24"/>
+                <w:szCs w:val="24"/>
+              </w:rPr>
+            </w:pPr>
+            <w:r>
+              <w:rPr>
+                <w:rFonts w:eastAsia="Times New Roman"/>
+                <w:sz w:val="24"/>
+                <w:szCs w:val="24"/>
+              </w:rPr>
+              <w:t xml:space="preserve">2.35291</w:t>
+            </w:r>
+          </w:p>
+        </w:tc>
+        <w:tc>
+          <w:tcPr>
+            <w:tcW w:w="2750" w:type="dxa"/>
+            <w:tcBorders>
+              <w:top w:val="single" w:sz="4" w:space="0" w:color="000000"/>
+              <w:left w:val="single" w:sz="4" w:space="0" w:color="000000"/>
+              <w:bottom w:val="single" w:sz="4" w:space="0" w:color="000000"/>
+              <w:right w:val="single" w:sz="4" w:space="0" w:color="000000"/>
+            </w:tcBorders>
+            <w:tcMar>
+              <w:top w:w="60" w:type="dxa"/>
+              <w:left w:w="80" w:type="dxa"/>
+              <w:bottom w:w="60" w:type="dxa"/>
+              <w:right w:w="80" w:type="dxa"/>
+            </w:tcMar>
+            <w:vAlign w:val="center"/>
+          </w:tcPr>
+          <w:p>
+            <w:pPr>
+              <w:spacing w:before="20" w:after="20"/>
+              <w:jc w:val="center"/>
+              <w:rPr>
+                <w:sz w:val="24"/>
+                <w:szCs w:val="24"/>
+              </w:rPr>
+            </w:pPr>
+            <w:r>
+              <w:rPr>
+                <w:rFonts w:eastAsia="Times New Roman"/>
+                <w:sz w:val="24"/>
+                <w:szCs w:val="24"/>
+              </w:rPr>
+              <w:t xml:space="preserve">floor + TTA + STTA</w:t>
+            </w:r>
+          </w:p>
+        </w:tc>
+      </w:tr>
+    </w:tbl>
+    <w:p>
+      <w:pPr>
+        <w:spacing w:before="40" w:after="10"/>
+        <w:jc w:val="center"/>
+        <w:rPr>
+          <w:sz w:val="24"/>
+          <w:szCs w:val="24"/>
+        </w:rPr>
+      </w:pPr>
+      <w:r>
+        <w:rPr>
+          <w:rFonts w:eastAsia="Times New Roman"/>
+          <w:b/>
+          <w:bCs/>
+          <w:sz w:val="24"/>
+          <w:szCs w:val="24"/>
+        </w:rPr>
+        <w:t xml:space="preserve">Table 9: The score's components, recovered from Table 8 by differencing.</w:t>
+      </w:r>
+    </w:p>
+    <w:tbl>
+      <w:tblPr>
+        <w:tblW w:w="9000" w:type="dxa"/>
+        <w:tblBorders>
+          <w:top w:val="single" w:sz="4" w:space="0" w:color="auto"/>
+          <w:left w:val="single" w:sz="4" w:space="0" w:color="auto"/>
+          <w:bottom w:val="single" w:sz="4" w:space="0" w:color="auto"/>
+          <w:right w:val="single" w:sz="4" w:space="0" w:color="auto"/>
+          <w:insideH w:val="single" w:sz="4" w:space="0" w:color="auto"/>
+          <w:insideV w:val="single" w:sz="4" w:space="0" w:color="auto"/>
+        </w:tblBorders>
+        <w:tblCellMar>
+          <w:left w:w="10" w:type="dxa"/>
+          <w:right w:w="10" w:type="dxa"/>
+        </w:tblCellMar>
+        <w:tblLook w:val="04A0" w:firstRow="1" w:lastRow="0" w:firstColumn="1" w:lastColumn="0" w:noHBand="0" w:noVBand="1"/>
+      </w:tblPr>
+      <w:tblGrid>
+        <w:gridCol w:w="3500"/>
+        <w:gridCol w:w="2750"/>
+        <w:gridCol w:w="2750"/>
+      </w:tblGrid>
+      <w:tr>
+        <w:trPr>
+          <w:tblHeader/>
+        </w:trPr>
+        <w:tc>
+          <w:tcPr>
+            <w:tcW w:w="3500" w:type="dxa"/>
+            <w:tcBorders>
+              <w:top w:val="single" w:sz="4" w:space="0" w:color="000000"/>
+              <w:left w:val="single" w:sz="4" w:space="0" w:color="000000"/>
+              <w:bottom w:val="single" w:sz="4" w:space="0" w:color="000000"/>
+              <w:right w:val="single" w:sz="4" w:space="0" w:color="000000"/>
+            </w:tcBorders>
+            <w:shd w:val="clear" w:color="auto" w:fill="D9D9D9"/>
+            <w:tcMar>
+              <w:top w:w="60" w:type="dxa"/>
+              <w:left w:w="80" w:type="dxa"/>
+              <w:bottom w:w="60" w:type="dxa"/>
+              <w:right w:w="80" w:type="dxa"/>
+            </w:tcMar>
+            <w:vAlign w:val="center"/>
+          </w:tcPr>
+          <w:p>
+            <w:pPr>
+              <w:spacing w:before="20" w:after="20"/>
+              <w:jc w:val="center"/>
+              <w:rPr>
+                <w:sz w:val="24"/>
+                <w:szCs w:val="24"/>
+              </w:rPr>
+            </w:pPr>
+            <w:r>
+              <w:rPr>
+                <w:rFonts w:eastAsia="Times New Roman"/>
+                <w:b/>
+                <w:bCs/>
+                <w:sz w:val="24"/>
+                <w:szCs w:val="24"/>
+              </w:rPr>
+              <w:t xml:space="preserve">Component</w:t>
+            </w:r>
+          </w:p>
+        </w:tc>
+        <w:tc>
+          <w:tcPr>
+            <w:tcW w:w="2750" w:type="dxa"/>
+            <w:tcBorders>
+              <w:top w:val="single" w:sz="4" w:space="0" w:color="000000"/>
+              <w:left w:val="single" w:sz="4" w:space="0" w:color="000000"/>
+              <w:bottom w:val="single" w:sz="4" w:space="0" w:color="000000"/>
+              <w:right w:val="single" w:sz="4" w:space="0" w:color="000000"/>
+            </w:tcBorders>
+            <w:shd w:val="clear" w:color="auto" w:fill="D9D9D9"/>
+            <w:tcMar>
+              <w:top w:w="60" w:type="dxa"/>
+              <w:left w:w="80" w:type="dxa"/>
+              <w:bottom w:w="60" w:type="dxa"/>
+              <w:right w:w="80" w:type="dxa"/>
+            </w:tcMar>
+            <w:vAlign w:val="center"/>
+          </w:tcPr>
+          <w:p>
+            <w:pPr>
+              <w:spacing w:before="20" w:after="20"/>
+              <w:jc w:val="center"/>
+              <w:rPr>
+                <w:sz w:val="24"/>
+                <w:szCs w:val="24"/>
+              </w:rPr>
+            </w:pPr>
+            <w:r>
+              <w:rPr>
+                <w:rFonts w:eastAsia="Times New Roman"/>
+                <w:b/>
+                <w:bCs/>
+                <w:sz w:val="24"/>
+                <w:szCs w:val="24"/>
+              </w:rPr>
+              <w:t xml:space="preserve">Contribution</w:t>
+            </w:r>
+          </w:p>
+        </w:tc>
+        <w:tc>
+          <w:tcPr>
+            <w:tcW w:w="2750" w:type="dxa"/>
+            <w:tcBorders>
+              <w:top w:val="single" w:sz="4" w:space="0" w:color="000000"/>
+              <w:left w:val="single" w:sz="4" w:space="0" w:color="000000"/>
+              <w:bottom w:val="single" w:sz="4" w:space="0" w:color="000000"/>
+              <w:right w:val="single" w:sz="4" w:space="0" w:color="000000"/>
+            </w:tcBorders>
+            <w:shd w:val="clear" w:color="auto" w:fill="D9D9D9"/>
+            <w:tcMar>
+              <w:top w:w="60" w:type="dxa"/>
+              <w:left w:w="80" w:type="dxa"/>
+              <w:bottom w:w="60" w:type="dxa"/>
+              <w:right w:w="80" w:type="dxa"/>
+            </w:tcMar>
+            <w:vAlign w:val="center"/>
+          </w:tcPr>
+          <w:p>
+            <w:pPr>
+              <w:spacing w:before="20" w:after="20"/>
+              <w:jc w:val="center"/>
+              <w:rPr>
+                <w:sz w:val="24"/>
+                <w:szCs w:val="24"/>
+              </w:rPr>
+            </w:pPr>
+            <w:r>
+              <w:rPr>
+                <w:rFonts w:eastAsia="Times New Roman"/>
+                <w:b/>
+                <w:bCs/>
+                <w:sz w:val="24"/>
+                <w:szCs w:val="24"/>
+              </w:rPr>
+              <w:t xml:space="preserve">Relative to the floor</w:t>
+            </w:r>
+          </w:p>
+        </w:tc>
+      </w:tr>
+      <w:tr>
+        <w:tc>
+          <w:tcPr>
+            <w:tcW w:w="3500" w:type="dxa"/>
+            <w:tcBorders>
+              <w:top w:val="single" w:sz="4" w:space="0" w:color="000000"/>
+              <w:left w:val="single" w:sz="4" w:space="0" w:color="000000"/>
+              <w:bottom w:val="single" w:sz="4" w:space="0" w:color="000000"/>
+              <w:right w:val="single" w:sz="4" w:space="0" w:color="000000"/>
+            </w:tcBorders>
+            <w:tcMar>
+              <w:top w:w="60" w:type="dxa"/>
+              <w:left w:w="80" w:type="dxa"/>
+              <w:bottom w:w="60" w:type="dxa"/>
+              <w:right w:w="80" w:type="dxa"/>
+            </w:tcMar>
+            <w:vAlign w:val="center"/>
+          </w:tcPr>
+          <w:p>
+            <w:pPr>
+              <w:spacing w:before="20" w:after="20"/>
+              <w:rPr>
+                <w:sz w:val="24"/>
+                <w:szCs w:val="24"/>
+              </w:rPr>
+            </w:pPr>
+            <w:r>
+              <w:rPr>
+                <w:rFonts w:eastAsia="Times New Roman"/>
+                <w:sz w:val="24"/>
+                <w:szCs w:val="24"/>
+              </w:rPr>
+              <w:t xml:space="preserve">AP + AUC, to a video-blind submission</w:t>
+            </w:r>
+          </w:p>
+        </w:tc>
+        <w:tc>
+          <w:tcPr>
+            <w:tcW w:w="2750" w:type="dxa"/>
+            <w:tcBorders>
+              <w:top w:val="single" w:sz="4" w:space="0" w:color="000000"/>
+              <w:left w:val="single" w:sz="4" w:space="0" w:color="000000"/>
+              <w:bottom w:val="single" w:sz="4" w:space="0" w:color="000000"/>
+              <w:right w:val="single" w:sz="4" w:space="0" w:color="000000"/>
+            </w:tcBorders>
+            <w:tcMar>
+              <w:top w:w="60" w:type="dxa"/>
+              <w:left w:w="80" w:type="dxa"/>
+              <w:bottom w:w="60" w:type="dxa"/>
+              <w:right w:w="80" w:type="dxa"/>
+            </w:tcMar>
+            <w:vAlign w:val="center"/>
+          </w:tcPr>
+          <w:p>
+            <w:pPr>
+              <w:spacing w:before="20" w:after="20"/>
+              <w:jc w:val="center"/>
+              <w:rPr>
+                <w:sz w:val="24"/>
+                <w:szCs w:val="24"/>
+              </w:rPr>
+            </w:pPr>
+            <w:r>
+              <w:rPr>
+                <w:rFonts w:eastAsia="Times New Roman"/>
+                <w:sz w:val="24"/>
+                <w:szCs w:val="24"/>
+              </w:rPr>
+              <w:t xml:space="preserve">0.35105</w:t>
+            </w:r>
+          </w:p>
+        </w:tc>
+        <w:tc>
+          <w:tcPr>
+            <w:tcW w:w="2750" w:type="dxa"/>
+            <w:tcBorders>
+              <w:top w:val="single" w:sz="4" w:space="0" w:color="000000"/>
+              <w:left w:val="single" w:sz="4" w:space="0" w:color="000000"/>
+              <w:bottom w:val="single" w:sz="4" w:space="0" w:color="000000"/>
+              <w:right w:val="single" w:sz="4" w:space="0" w:color="000000"/>
+            </w:tcBorders>
+            <w:tcMar>
+              <w:top w:w="60" w:type="dxa"/>
+              <w:left w:w="80" w:type="dxa"/>
+              <w:bottom w:w="60" w:type="dxa"/>
+              <w:right w:w="80" w:type="dxa"/>
+            </w:tcMar>
+            <w:vAlign w:val="center"/>
+          </w:tcPr>
+          <w:p>
+            <w:pPr>
+              <w:spacing w:before="20" w:after="20"/>
+              <w:jc w:val="center"/>
+              <w:rPr>
+                <w:sz w:val="24"/>
+                <w:szCs w:val="24"/>
+              </w:rPr>
+            </w:pPr>
+            <w:r>
+              <w:rPr>
+                <w:rFonts w:eastAsia="Times New Roman"/>
+                <w:sz w:val="24"/>
+                <w:szCs w:val="24"/>
+              </w:rPr>
+              <w:t xml:space="preserve">1.00×</w:t>
+            </w:r>
+          </w:p>
+        </w:tc>
+      </w:tr>
+      <w:tr>
+        <w:tc>
+          <w:tcPr>
+            <w:tcW w:w="3500" w:type="dxa"/>
+            <w:tcBorders>
+              <w:top w:val="single" w:sz="4" w:space="0" w:color="000000"/>
+              <w:left w:val="single" w:sz="4" w:space="0" w:color="000000"/>
+              <w:bottom w:val="single" w:sz="4" w:space="0" w:color="000000"/>
+              <w:right w:val="single" w:sz="4" w:space="0" w:color="000000"/>
+            </w:tcBorders>
+            <w:tcMar>
+              <w:top w:w="60" w:type="dxa"/>
+              <w:left w:w="80" w:type="dxa"/>
+              <w:bottom w:w="60" w:type="dxa"/>
+              <w:right w:w="80" w:type="dxa"/>
+            </w:tcMar>
+            <w:vAlign w:val="center"/>
+          </w:tcPr>
+          <w:p>
+            <w:pPr>
+              <w:spacing w:before="20" w:after="20"/>
+              <w:rPr>
+                <w:sz w:val="24"/>
+                <w:szCs w:val="24"/>
+              </w:rPr>
+            </w:pPr>
+            <w:r>
+              <w:rPr>
+                <w:rFonts w:eastAsia="Times New Roman"/>
+                <w:sz w:val="24"/>
+                <w:szCs w:val="24"/>
+              </w:rPr>
+              <w:t xml:space="preserve">TTA@0.5, saturated</w:t>
+            </w:r>
+          </w:p>
+        </w:tc>
+        <w:tc>
+          <w:tcPr>
+            <w:tcW w:w="2750" w:type="dxa"/>
+            <w:tcBorders>
+              <w:top w:val="single" w:sz="4" w:space="0" w:color="000000"/>
+              <w:left w:val="single" w:sz="4" w:space="0" w:color="000000"/>
+              <w:bottom w:val="single" w:sz="4" w:space="0" w:color="000000"/>
+              <w:right w:val="single" w:sz="4" w:space="0" w:color="000000"/>
+            </w:tcBorders>
+            <w:tcMar>
+              <w:top w:w="60" w:type="dxa"/>
+              <w:left w:w="80" w:type="dxa"/>
+              <w:bottom w:w="60" w:type="dxa"/>
+              <w:right w:w="80" w:type="dxa"/>
+            </w:tcMar>
+            <w:vAlign w:val="center"/>
+          </w:tcPr>
+          <w:p>
+            <w:pPr>
+              <w:spacing w:before="20" w:after="20"/>
+              <w:jc w:val="center"/>
+              <w:rPr>
+                <w:sz w:val="24"/>
+                <w:szCs w:val="24"/>
+              </w:rPr>
+            </w:pPr>
+            <w:r>
+              <w:rPr>
+                <w:rFonts w:eastAsia="Times New Roman"/>
+                <w:sz w:val="24"/>
+                <w:szCs w:val="24"/>
+              </w:rPr>
+              <w:t xml:space="preserve">0.87593</w:t>
+            </w:r>
+          </w:p>
+        </w:tc>
+        <w:tc>
+          <w:tcPr>
+            <w:tcW w:w="2750" w:type="dxa"/>
+            <w:tcBorders>
+              <w:top w:val="single" w:sz="4" w:space="0" w:color="000000"/>
+              <w:left w:val="single" w:sz="4" w:space="0" w:color="000000"/>
+              <w:bottom w:val="single" w:sz="4" w:space="0" w:color="000000"/>
+              <w:right w:val="single" w:sz="4" w:space="0" w:color="000000"/>
+            </w:tcBorders>
+            <w:tcMar>
+              <w:top w:w="60" w:type="dxa"/>
+              <w:left w:w="80" w:type="dxa"/>
+              <w:bottom w:w="60" w:type="dxa"/>
+              <w:right w:w="80" w:type="dxa"/>
+            </w:tcMar>
+            <w:vAlign w:val="center"/>
+          </w:tcPr>
+          <w:p>
+            <w:pPr>
+              <w:spacing w:before="20" w:after="20"/>
+              <w:jc w:val="center"/>
+              <w:rPr>
+                <w:sz w:val="24"/>
+                <w:szCs w:val="24"/>
+              </w:rPr>
+            </w:pPr>
+            <w:r>
+              <w:rPr>
+                <w:rFonts w:eastAsia="Times New Roman"/>
+                <w:sz w:val="24"/>
+                <w:szCs w:val="24"/>
+              </w:rPr>
+              <w:t xml:space="preserve">2.49×</w:t>
+            </w:r>
+          </w:p>
+        </w:tc>
+      </w:tr>
+      <w:tr>
+        <w:tc>
+          <w:tcPr>
+            <w:tcW w:w="3500" w:type="dxa"/>
+            <w:tcBorders>
+              <w:top w:val="single" w:sz="4" w:space="0" w:color="000000"/>
+              <w:left w:val="single" w:sz="4" w:space="0" w:color="000000"/>
+              <w:bottom w:val="single" w:sz="4" w:space="0" w:color="000000"/>
+              <w:right w:val="single" w:sz="4" w:space="0" w:color="000000"/>
+            </w:tcBorders>
+            <w:tcMar>
+              <w:top w:w="60" w:type="dxa"/>
+              <w:left w:w="80" w:type="dxa"/>
+              <w:bottom w:w="60" w:type="dxa"/>
+              <w:right w:w="80" w:type="dxa"/>
+            </w:tcMar>
+            <w:vAlign w:val="center"/>
+          </w:tcPr>
+          <w:p>
+            <w:pPr>
+              <w:spacing w:before="20" w:after="20"/>
+              <w:rPr>
+                <w:sz w:val="24"/>
+                <w:szCs w:val="24"/>
+              </w:rPr>
+            </w:pPr>
+            <w:r>
+              <w:rPr>
+                <w:rFonts w:eastAsia="Times New Roman"/>
+                <w:sz w:val="24"/>
+                <w:szCs w:val="24"/>
+              </w:rPr>
+              <w:t xml:space="preserve">STTA@0.5, saturated</w:t>
+            </w:r>
+          </w:p>
+        </w:tc>
+        <w:tc>
+          <w:tcPr>
+            <w:tcW w:w="2750" w:type="dxa"/>
+            <w:tcBorders>
+              <w:top w:val="single" w:sz="4" w:space="0" w:color="000000"/>
+              <w:left w:val="single" w:sz="4" w:space="0" w:color="000000"/>
+              <w:bottom w:val="single" w:sz="4" w:space="0" w:color="000000"/>
+              <w:right w:val="single" w:sz="4" w:space="0" w:color="000000"/>
+            </w:tcBorders>
+            <w:tcMar>
+              <w:top w:w="60" w:type="dxa"/>
+              <w:left w:w="80" w:type="dxa"/>
+              <w:bottom w:w="60" w:type="dxa"/>
+              <w:right w:w="80" w:type="dxa"/>
+            </w:tcMar>
+            <w:vAlign w:val="center"/>
+          </w:tcPr>
+          <w:p>
+            <w:pPr>
+              <w:spacing w:before="20" w:after="20"/>
+              <w:jc w:val="center"/>
+              <w:rPr>
+                <w:sz w:val="24"/>
+                <w:szCs w:val="24"/>
+              </w:rPr>
+            </w:pPr>
+            <w:r>
+              <w:rPr>
+                <w:rFonts w:eastAsia="Times New Roman"/>
+                <w:sz w:val="24"/>
+                <w:szCs w:val="24"/>
+              </w:rPr>
+              <w:t xml:space="preserve">1.12593</w:t>
+            </w:r>
+          </w:p>
+        </w:tc>
+        <w:tc>
+          <w:tcPr>
+            <w:tcW w:w="2750" w:type="dxa"/>
+            <w:tcBorders>
+              <w:top w:val="single" w:sz="4" w:space="0" w:color="000000"/>
+              <w:left w:val="single" w:sz="4" w:space="0" w:color="000000"/>
+              <w:bottom w:val="single" w:sz="4" w:space="0" w:color="000000"/>
+              <w:right w:val="single" w:sz="4" w:space="0" w:color="000000"/>
+            </w:tcBorders>
+            <w:tcMar>
+              <w:top w:w="60" w:type="dxa"/>
+              <w:left w:w="80" w:type="dxa"/>
+              <w:bottom w:w="60" w:type="dxa"/>
+              <w:right w:w="80" w:type="dxa"/>
+            </w:tcMar>
+            <w:vAlign w:val="center"/>
+          </w:tcPr>
+          <w:p>
+            <w:pPr>
+              <w:spacing w:before="20" w:after="20"/>
+              <w:jc w:val="center"/>
+              <w:rPr>
+                <w:sz w:val="24"/>
+                <w:szCs w:val="24"/>
+              </w:rPr>
+            </w:pPr>
+            <w:r>
+              <w:rPr>
+                <w:rFonts w:eastAsia="Times New Roman"/>
+                <w:sz w:val="24"/>
+                <w:szCs w:val="24"/>
+              </w:rPr>
+              <w:t xml:space="preserve">3.21×</w:t>
+            </w:r>
+          </w:p>
+        </w:tc>
+      </w:tr>
+      <w:tr>
+        <w:tc>
+          <w:tcPr>
+            <w:tcW w:w="3500" w:type="dxa"/>
+            <w:tcBorders>
+              <w:top w:val="single" w:sz="4" w:space="0" w:color="000000"/>
+              <w:left w:val="single" w:sz="4" w:space="0" w:color="000000"/>
+              <w:bottom w:val="single" w:sz="4" w:space="0" w:color="000000"/>
+              <w:right w:val="single" w:sz="4" w:space="0" w:color="000000"/>
+            </w:tcBorders>
+            <w:tcMar>
+              <w:top w:w="60" w:type="dxa"/>
+              <w:left w:w="80" w:type="dxa"/>
+              <w:bottom w:w="60" w:type="dxa"/>
+              <w:right w:w="80" w:type="dxa"/>
+            </w:tcMar>
+            <w:vAlign w:val="center"/>
+          </w:tcPr>
+          <w:p>
+            <w:pPr>
+              <w:spacing w:before="20" w:after="20"/>
+              <w:rPr>
+                <w:sz w:val="24"/>
+                <w:szCs w:val="24"/>
+              </w:rPr>
+            </w:pPr>
+            <w:r>
+              <w:rPr>
+                <w:rFonts w:eastAsia="Times New Roman"/>
+                <w:sz w:val="24"/>
+                <w:szCs w:val="24"/>
+              </w:rPr>
+              <w:t xml:space="preserve">Timing terms together</w:t>
+            </w:r>
+          </w:p>
+        </w:tc>
+        <w:tc>
+          <w:tcPr>
+            <w:tcW w:w="2750" w:type="dxa"/>
+            <w:tcBorders>
+              <w:top w:val="single" w:sz="4" w:space="0" w:color="000000"/>
+              <w:left w:val="single" w:sz="4" w:space="0" w:color="000000"/>
+              <w:bottom w:val="single" w:sz="4" w:space="0" w:color="000000"/>
+              <w:right w:val="single" w:sz="4" w:space="0" w:color="000000"/>
+            </w:tcBorders>
+            <w:tcMar>
+              <w:top w:w="60" w:type="dxa"/>
+              <w:left w:w="80" w:type="dxa"/>
+              <w:bottom w:w="60" w:type="dxa"/>
+              <w:right w:w="80" w:type="dxa"/>
+            </w:tcMar>
+            <w:vAlign w:val="center"/>
+          </w:tcPr>
+          <w:p>
+            <w:pPr>
+              <w:spacing w:before="20" w:after="20"/>
+              <w:jc w:val="center"/>
+              <w:rPr>
+                <w:sz w:val="24"/>
+                <w:szCs w:val="24"/>
+              </w:rPr>
+            </w:pPr>
+            <w:r>
+              <w:rPr>
+                <w:rFonts w:eastAsia="Times New Roman"/>
+                <w:sz w:val="24"/>
+                <w:szCs w:val="24"/>
+              </w:rPr>
+              <w:t xml:space="preserve">2.00186</w:t>
+            </w:r>
+          </w:p>
+        </w:tc>
+        <w:tc>
+          <w:tcPr>
+            <w:tcW w:w="2750" w:type="dxa"/>
+            <w:tcBorders>
+              <w:top w:val="single" w:sz="4" w:space="0" w:color="000000"/>
+              <w:left w:val="single" w:sz="4" w:space="0" w:color="000000"/>
+              <w:bottom w:val="single" w:sz="4" w:space="0" w:color="000000"/>
+              <w:right w:val="single" w:sz="4" w:space="0" w:color="000000"/>
+            </w:tcBorders>
+            <w:tcMar>
+              <w:top w:w="60" w:type="dxa"/>
+              <w:left w:w="80" w:type="dxa"/>
+              <w:bottom w:w="60" w:type="dxa"/>
+              <w:right w:w="80" w:type="dxa"/>
+            </w:tcMar>
+            <w:vAlign w:val="center"/>
+          </w:tcPr>
+          <w:p>
+            <w:pPr>
+              <w:spacing w:before="20" w:after="20"/>
+              <w:jc w:val="center"/>
+              <w:rPr>
+                <w:sz w:val="24"/>
+                <w:szCs w:val="24"/>
+              </w:rPr>
+            </w:pPr>
+            <w:r>
+              <w:rPr>
+                <w:rFonts w:eastAsia="Times New Roman"/>
+                <w:sz w:val="24"/>
+                <w:szCs w:val="24"/>
+              </w:rPr>
+              <w:t xml:space="preserve">5.70×</w:t>
+            </w:r>
+          </w:p>
+        </w:tc>
+      </w:tr>
+    </w:tbl>
+    <w:p>
+      <w:pPr>
+        <w:spacing w:before="60" w:after="100" w:line="276" w:lineRule="auto"/>
+        <w:jc w:val="both"/>
+        <w:rPr>
+          <w:rFonts w:eastAsia="Times New Roman"/>
+          <w:sz w:val="24"/>
+          <w:szCs w:val="24"/>
+        </w:rPr>
+      </w:pPr>
+      <w:r>
+        <w:rPr>
+          <w:rFonts w:eastAsia="Times New Roman"/>
+          <w:sz w:val="24"/>
+          <w:szCs w:val="24"/>
+        </w:rPr>
+        <w:t xml:space="preserve">Read the ratio precisely. It compares the timing terms at their maximum against the discrimination terms at chance, not maximum against maximum. The maxima ratio is not identifiable from outside, because the weights are undisclosed; it is bounded, because the winner's discrimination terms are worth at least 0.14874 + 0.35105 = 0.49979, giving a maxima ratio of at most 4.01. Both framings say the same thing, and the measured statement is the safer one: a submission that reads nothing collects 2.00186, and the best discrimination anyone demonstrated on this benchmark added 0.14874 to it.</w:t>
+      </w:r>
+    </w:p>
+    <w:p>
+      <w:pPr>
+        <w:spacing w:before="60" w:after="100" w:line="276" w:lineRule="auto"/>
+        <w:jc w:val="both"/>
+        <w:rPr>
+          <w:rFonts w:eastAsia="Times New Roman"/>
+          <w:sz w:val="24"/>
+          <w:szCs w:val="24"/>
+        </w:rPr>
+      </w:pPr>
+      <w:r>
+        <w:rPr>
+          <w:rFonts w:eastAsia="Times New Roman"/>
+          <w:sz w:val="24"/>
+          <w:szCs w:val="24"/>
+        </w:rPr>
+        <w:t xml:space="preserve">Two further readings follow from Table 7. A constant at 0.51 and a constant at 0.99 score identically, so the metric reads only whether the curve stands above the threshold and never by how much; there is no incentive to calibrate. And the probe holding 0.51 throughout with a dip across frames 50 to 59 scores 1.85347, where the per-frame stable-timing coefficient predicts 1.79041 for a reference point moved to frame 60. The additive attribution of the timing total into its two parts is therefore close but not exact, and we report the split of 2.00186 into 0.87593 and 1.12593 with that tolerance attached. The total itself is measured directly between two flat curves and does not depend on the split.</w:t>
+      </w:r>
+    </w:p>
+    <w:p>
+      <w:pPr>
+        <w:spacing w:before="160" w:after="60"/>
+        <w:rPr>
+          <w:sz w:val="24"/>
+          <w:szCs w:val="24"/>
+        </w:rPr>
+      </w:pPr>
+      <w:r>
+        <w:rPr>
+          <w:rFonts w:eastAsia="Times New Roman"/>
+          <w:b/>
+          <w:bCs/>
           <w:i/>
           <w:iCs/>
           <w:sz w:val="24"/>
           <w:szCs w:val="24"/>
         </w:rPr>
-        <w:t>p(1) ≤ 0.05</w:t>
-      </w:r>
-      <w:r>
-        <w:rPr>
-          <w:rFonts w:eastAsia="Times New Roman"/>
-          <w:sz w:val="24"/>
-          <w:szCs w:val="24"/>
-        </w:rPr>
-        <w:t>, ensuring that the recorded early crossovers reflect genuine anticipatory capability rather than poorly calibrated global risk inflation.</w:t>
+        <w:t xml:space="preserve">5.3. The score is linear in the frame at which the alarm fires</w:t>
+      </w:r>
+    </w:p>
+    <w:p>
+      <w:pPr>
+        <w:spacing w:before="60" w:after="100" w:line="276" w:lineRule="auto"/>
+        <w:jc w:val="both"/>
+        <w:rPr>
+          <w:rFonts w:eastAsia="Times New Roman"/>
+          <w:sz w:val="24"/>
+          <w:szCs w:val="24"/>
+        </w:rPr>
+      </w:pPr>
+      <w:r>
+        <w:rPr>
+          <w:rFonts w:eastAsia="Times New Roman"/>
+          <w:sz w:val="24"/>
+          <w:szCs w:val="24"/>
+        </w:rPr>
+        <w:t xml:space="preserve">Frame indices are zero-based and the threshold comparison is strict; both conventions were determined empirically from the submitted files rather than assumed, because one frame is worth 0.0166 of score and an off-by-one would exceed every residual below.</w:t>
+      </w:r>
+    </w:p>
+    <w:p>
+      <w:pPr>
+        <w:spacing w:before="40" w:after="10"/>
+        <w:jc w:val="center"/>
+        <w:rPr>
+          <w:sz w:val="24"/>
+          <w:szCs w:val="24"/>
+        </w:rPr>
+      </w:pPr>
+      <w:r>
+        <w:rPr>
+          <w:rFonts w:eastAsia="Times New Roman"/>
+          <w:b/>
+          <w:bCs/>
+          <w:sz w:val="24"/>
+          <w:szCs w:val="24"/>
+        </w:rPr>
+        <w:t xml:space="preserve">Table 10: Score against crossing frame. The first eight rows are step functions; the last four are logistic curves submitted independently and not used in the fit.</w:t>
+      </w:r>
+    </w:p>
+    <w:tbl>
+      <w:tblPr>
+        <w:tblW w:w="9000" w:type="dxa"/>
+        <w:tblBorders>
+          <w:top w:val="single" w:sz="4" w:space="0" w:color="auto"/>
+          <w:left w:val="single" w:sz="4" w:space="0" w:color="auto"/>
+          <w:bottom w:val="single" w:sz="4" w:space="0" w:color="auto"/>
+          <w:right w:val="single" w:sz="4" w:space="0" w:color="auto"/>
+          <w:insideH w:val="single" w:sz="4" w:space="0" w:color="auto"/>
+          <w:insideV w:val="single" w:sz="4" w:space="0" w:color="auto"/>
+        </w:tblBorders>
+        <w:tblCellMar>
+          <w:left w:w="10" w:type="dxa"/>
+          <w:right w:w="10" w:type="dxa"/>
+        </w:tblCellMar>
+        <w:tblLook w:val="04A0" w:firstRow="1" w:lastRow="0" w:firstColumn="1" w:lastColumn="0" w:noHBand="0" w:noVBand="1"/>
+      </w:tblPr>
+      <w:tblGrid>
+        <w:gridCol w:w="3500"/>
+        <w:gridCol w:w="2750"/>
+        <w:gridCol w:w="2750"/>
+      </w:tblGrid>
+      <w:tr>
+        <w:trPr>
+          <w:tblHeader/>
+        </w:trPr>
+        <w:tc>
+          <w:tcPr>
+            <w:tcW w:w="3500" w:type="dxa"/>
+            <w:tcBorders>
+              <w:top w:val="single" w:sz="4" w:space="0" w:color="000000"/>
+              <w:left w:val="single" w:sz="4" w:space="0" w:color="000000"/>
+              <w:bottom w:val="single" w:sz="4" w:space="0" w:color="000000"/>
+              <w:right w:val="single" w:sz="4" w:space="0" w:color="000000"/>
+            </w:tcBorders>
+            <w:shd w:val="clear" w:color="auto" w:fill="D9D9D9"/>
+            <w:tcMar>
+              <w:top w:w="60" w:type="dxa"/>
+              <w:left w:w="80" w:type="dxa"/>
+              <w:bottom w:w="60" w:type="dxa"/>
+              <w:right w:w="80" w:type="dxa"/>
+            </w:tcMar>
+            <w:vAlign w:val="center"/>
+          </w:tcPr>
+          <w:p>
+            <w:pPr>
+              <w:spacing w:before="20" w:after="20"/>
+              <w:jc w:val="center"/>
+              <w:rPr>
+                <w:sz w:val="24"/>
+                <w:szCs w:val="24"/>
+              </w:rPr>
+            </w:pPr>
+            <w:r>
+              <w:rPr>
+                <w:rFonts w:eastAsia="Times New Roman"/>
+                <w:b/>
+                <w:bCs/>
+                <w:sz w:val="24"/>
+                <w:szCs w:val="24"/>
+              </w:rPr>
+              <w:t xml:space="preserve">Frame at which the curve crosses 0.5</w:t>
+            </w:r>
+          </w:p>
+        </w:tc>
+        <w:tc>
+          <w:tcPr>
+            <w:tcW w:w="2750" w:type="dxa"/>
+            <w:tcBorders>
+              <w:top w:val="single" w:sz="4" w:space="0" w:color="000000"/>
+              <w:left w:val="single" w:sz="4" w:space="0" w:color="000000"/>
+              <w:bottom w:val="single" w:sz="4" w:space="0" w:color="000000"/>
+              <w:right w:val="single" w:sz="4" w:space="0" w:color="000000"/>
+            </w:tcBorders>
+            <w:shd w:val="clear" w:color="auto" w:fill="D9D9D9"/>
+            <w:tcMar>
+              <w:top w:w="60" w:type="dxa"/>
+              <w:left w:w="80" w:type="dxa"/>
+              <w:bottom w:w="60" w:type="dxa"/>
+              <w:right w:w="80" w:type="dxa"/>
+            </w:tcMar>
+            <w:vAlign w:val="center"/>
+          </w:tcPr>
+          <w:p>
+            <w:pPr>
+              <w:spacing w:before="20" w:after="20"/>
+              <w:jc w:val="center"/>
+              <w:rPr>
+                <w:sz w:val="24"/>
+                <w:szCs w:val="24"/>
+              </w:rPr>
+            </w:pPr>
+            <w:r>
+              <w:rPr>
+                <w:rFonts w:eastAsia="Times New Roman"/>
+                <w:b/>
+                <w:bCs/>
+                <w:sz w:val="24"/>
+                <w:szCs w:val="24"/>
+              </w:rPr>
+              <w:t xml:space="preserve">Private score</w:t>
+            </w:r>
+          </w:p>
+        </w:tc>
+        <w:tc>
+          <w:tcPr>
+            <w:tcW w:w="2750" w:type="dxa"/>
+            <w:tcBorders>
+              <w:top w:val="single" w:sz="4" w:space="0" w:color="000000"/>
+              <w:left w:val="single" w:sz="4" w:space="0" w:color="000000"/>
+              <w:bottom w:val="single" w:sz="4" w:space="0" w:color="000000"/>
+              <w:right w:val="single" w:sz="4" w:space="0" w:color="000000"/>
+            </w:tcBorders>
+            <w:shd w:val="clear" w:color="auto" w:fill="D9D9D9"/>
+            <w:tcMar>
+              <w:top w:w="60" w:type="dxa"/>
+              <w:left w:w="80" w:type="dxa"/>
+              <w:bottom w:w="60" w:type="dxa"/>
+              <w:right w:w="80" w:type="dxa"/>
+            </w:tcMar>
+            <w:vAlign w:val="center"/>
+          </w:tcPr>
+          <w:p>
+            <w:pPr>
+              <w:spacing w:before="20" w:after="20"/>
+              <w:jc w:val="center"/>
+              <w:rPr>
+                <w:sz w:val="24"/>
+                <w:szCs w:val="24"/>
+              </w:rPr>
+            </w:pPr>
+            <w:r>
+              <w:rPr>
+                <w:rFonts w:eastAsia="Times New Roman"/>
+                <w:b/>
+                <w:bCs/>
+                <w:sz w:val="24"/>
+                <w:szCs w:val="24"/>
+              </w:rPr>
+              <w:t xml:space="preserve">Residual against the fitted line</w:t>
+            </w:r>
+          </w:p>
+        </w:tc>
+      </w:tr>
+      <w:tr>
+        <w:tc>
+          <w:tcPr>
+            <w:tcW w:w="3500" w:type="dxa"/>
+            <w:tcBorders>
+              <w:top w:val="single" w:sz="4" w:space="0" w:color="000000"/>
+              <w:left w:val="single" w:sz="4" w:space="0" w:color="000000"/>
+              <w:bottom w:val="single" w:sz="4" w:space="0" w:color="000000"/>
+              <w:right w:val="single" w:sz="4" w:space="0" w:color="000000"/>
+            </w:tcBorders>
+            <w:tcMar>
+              <w:top w:w="60" w:type="dxa"/>
+              <w:left w:w="80" w:type="dxa"/>
+              <w:bottom w:w="60" w:type="dxa"/>
+              <w:right w:w="80" w:type="dxa"/>
+            </w:tcMar>
+            <w:vAlign w:val="center"/>
+          </w:tcPr>
+          <w:p>
+            <w:pPr>
+              <w:spacing w:before="20" w:after="20"/>
+              <w:rPr>
+                <w:sz w:val="24"/>
+                <w:szCs w:val="24"/>
+              </w:rPr>
+            </w:pPr>
+            <w:r>
+              <w:rPr>
+                <w:rFonts w:eastAsia="Times New Roman"/>
+                <w:sz w:val="24"/>
+                <w:szCs w:val="24"/>
+              </w:rPr>
+              <w:t xml:space="preserve">0</w:t>
+            </w:r>
+          </w:p>
+        </w:tc>
+        <w:tc>
+          <w:tcPr>
+            <w:tcW w:w="2750" w:type="dxa"/>
+            <w:tcBorders>
+              <w:top w:val="single" w:sz="4" w:space="0" w:color="000000"/>
+              <w:left w:val="single" w:sz="4" w:space="0" w:color="000000"/>
+              <w:bottom w:val="single" w:sz="4" w:space="0" w:color="000000"/>
+              <w:right w:val="single" w:sz="4" w:space="0" w:color="000000"/>
+            </w:tcBorders>
+            <w:tcMar>
+              <w:top w:w="60" w:type="dxa"/>
+              <w:left w:w="80" w:type="dxa"/>
+              <w:bottom w:w="60" w:type="dxa"/>
+              <w:right w:w="80" w:type="dxa"/>
+            </w:tcMar>
+            <w:vAlign w:val="center"/>
+          </w:tcPr>
+          <w:p>
+            <w:pPr>
+              <w:spacing w:before="20" w:after="20"/>
+              <w:jc w:val="center"/>
+              <w:rPr>
+                <w:sz w:val="24"/>
+                <w:szCs w:val="24"/>
+              </w:rPr>
+            </w:pPr>
+            <w:r>
+              <w:rPr>
+                <w:rFonts w:eastAsia="Times New Roman"/>
+                <w:sz w:val="24"/>
+                <w:szCs w:val="24"/>
+              </w:rPr>
+              <w:t xml:space="preserve">2.35291</w:t>
+            </w:r>
+          </w:p>
+        </w:tc>
+        <w:tc>
+          <w:tcPr>
+            <w:tcW w:w="2750" w:type="dxa"/>
+            <w:tcBorders>
+              <w:top w:val="single" w:sz="4" w:space="0" w:color="000000"/>
+              <w:left w:val="single" w:sz="4" w:space="0" w:color="000000"/>
+              <w:bottom w:val="single" w:sz="4" w:space="0" w:color="000000"/>
+              <w:right w:val="single" w:sz="4" w:space="0" w:color="000000"/>
+            </w:tcBorders>
+            <w:tcMar>
+              <w:top w:w="60" w:type="dxa"/>
+              <w:left w:w="80" w:type="dxa"/>
+              <w:bottom w:w="60" w:type="dxa"/>
+              <w:right w:w="80" w:type="dxa"/>
+            </w:tcMar>
+            <w:vAlign w:val="center"/>
+          </w:tcPr>
+          <w:p>
+            <w:pPr>
+              <w:spacing w:before="20" w:after="20"/>
+              <w:jc w:val="center"/>
+              <w:rPr>
+                <w:sz w:val="24"/>
+                <w:szCs w:val="24"/>
+              </w:rPr>
+            </w:pPr>
+            <w:r>
+              <w:rPr>
+                <w:rFonts w:eastAsia="Times New Roman"/>
+                <w:sz w:val="24"/>
+                <w:szCs w:val="24"/>
+              </w:rPr>
+              <w:t xml:space="preserve">fitted</w:t>
+            </w:r>
+          </w:p>
+        </w:tc>
+      </w:tr>
+      <w:tr>
+        <w:tc>
+          <w:tcPr>
+            <w:tcW w:w="3500" w:type="dxa"/>
+            <w:tcBorders>
+              <w:top w:val="single" w:sz="4" w:space="0" w:color="000000"/>
+              <w:left w:val="single" w:sz="4" w:space="0" w:color="000000"/>
+              <w:bottom w:val="single" w:sz="4" w:space="0" w:color="000000"/>
+              <w:right w:val="single" w:sz="4" w:space="0" w:color="000000"/>
+            </w:tcBorders>
+            <w:tcMar>
+              <w:top w:w="60" w:type="dxa"/>
+              <w:left w:w="80" w:type="dxa"/>
+              <w:bottom w:w="60" w:type="dxa"/>
+              <w:right w:w="80" w:type="dxa"/>
+            </w:tcMar>
+            <w:vAlign w:val="center"/>
+          </w:tcPr>
+          <w:p>
+            <w:pPr>
+              <w:spacing w:before="20" w:after="20"/>
+              <w:rPr>
+                <w:sz w:val="24"/>
+                <w:szCs w:val="24"/>
+              </w:rPr>
+            </w:pPr>
+            <w:r>
+              <w:rPr>
+                <w:rFonts w:eastAsia="Times New Roman"/>
+                <w:sz w:val="24"/>
+                <w:szCs w:val="24"/>
+              </w:rPr>
+              <w:t xml:space="preserve">10</w:t>
+            </w:r>
+          </w:p>
+        </w:tc>
+        <w:tc>
+          <w:tcPr>
+            <w:tcW w:w="2750" w:type="dxa"/>
+            <w:tcBorders>
+              <w:top w:val="single" w:sz="4" w:space="0" w:color="000000"/>
+              <w:left w:val="single" w:sz="4" w:space="0" w:color="000000"/>
+              <w:bottom w:val="single" w:sz="4" w:space="0" w:color="000000"/>
+              <w:right w:val="single" w:sz="4" w:space="0" w:color="000000"/>
+            </w:tcBorders>
+            <w:tcMar>
+              <w:top w:w="60" w:type="dxa"/>
+              <w:left w:w="80" w:type="dxa"/>
+              <w:bottom w:w="60" w:type="dxa"/>
+              <w:right w:w="80" w:type="dxa"/>
+            </w:tcMar>
+            <w:vAlign w:val="center"/>
+          </w:tcPr>
+          <w:p>
+            <w:pPr>
+              <w:spacing w:before="20" w:after="20"/>
+              <w:jc w:val="center"/>
+              <w:rPr>
+                <w:sz w:val="24"/>
+                <w:szCs w:val="24"/>
+              </w:rPr>
+            </w:pPr>
+            <w:r>
+              <w:rPr>
+                <w:rFonts w:eastAsia="Times New Roman"/>
+                <w:sz w:val="24"/>
+                <w:szCs w:val="24"/>
+              </w:rPr>
+              <w:t xml:space="preserve">2.18624</w:t>
+            </w:r>
+          </w:p>
+        </w:tc>
+        <w:tc>
+          <w:tcPr>
+            <w:tcW w:w="2750" w:type="dxa"/>
+            <w:tcBorders>
+              <w:top w:val="single" w:sz="4" w:space="0" w:color="000000"/>
+              <w:left w:val="single" w:sz="4" w:space="0" w:color="000000"/>
+              <w:bottom w:val="single" w:sz="4" w:space="0" w:color="000000"/>
+              <w:right w:val="single" w:sz="4" w:space="0" w:color="000000"/>
+            </w:tcBorders>
+            <w:tcMar>
+              <w:top w:w="60" w:type="dxa"/>
+              <w:left w:w="80" w:type="dxa"/>
+              <w:bottom w:w="60" w:type="dxa"/>
+              <w:right w:w="80" w:type="dxa"/>
+            </w:tcMar>
+            <w:vAlign w:val="center"/>
+          </w:tcPr>
+          <w:p>
+            <w:pPr>
+              <w:spacing w:before="20" w:after="20"/>
+              <w:jc w:val="center"/>
+              <w:rPr>
+                <w:sz w:val="24"/>
+                <w:szCs w:val="24"/>
+              </w:rPr>
+            </w:pPr>
+            <w:r>
+              <w:rPr>
+                <w:rFonts w:eastAsia="Times New Roman"/>
+                <w:sz w:val="24"/>
+                <w:szCs w:val="24"/>
+              </w:rPr>
+              <w:t xml:space="preserve">fitted</w:t>
+            </w:r>
+          </w:p>
+        </w:tc>
+      </w:tr>
+      <w:tr>
+        <w:tc>
+          <w:tcPr>
+            <w:tcW w:w="3500" w:type="dxa"/>
+            <w:tcBorders>
+              <w:top w:val="single" w:sz="4" w:space="0" w:color="000000"/>
+              <w:left w:val="single" w:sz="4" w:space="0" w:color="000000"/>
+              <w:bottom w:val="single" w:sz="4" w:space="0" w:color="000000"/>
+              <w:right w:val="single" w:sz="4" w:space="0" w:color="000000"/>
+            </w:tcBorders>
+            <w:tcMar>
+              <w:top w:w="60" w:type="dxa"/>
+              <w:left w:w="80" w:type="dxa"/>
+              <w:bottom w:w="60" w:type="dxa"/>
+              <w:right w:w="80" w:type="dxa"/>
+            </w:tcMar>
+            <w:vAlign w:val="center"/>
+          </w:tcPr>
+          <w:p>
+            <w:pPr>
+              <w:spacing w:before="20" w:after="20"/>
+              <w:rPr>
+                <w:sz w:val="24"/>
+                <w:szCs w:val="24"/>
+              </w:rPr>
+            </w:pPr>
+            <w:r>
+              <w:rPr>
+                <w:rFonts w:eastAsia="Times New Roman"/>
+                <w:sz w:val="24"/>
+                <w:szCs w:val="24"/>
+              </w:rPr>
+              <w:t xml:space="preserve">25</w:t>
+            </w:r>
+          </w:p>
+        </w:tc>
+        <w:tc>
+          <w:tcPr>
+            <w:tcW w:w="2750" w:type="dxa"/>
+            <w:tcBorders>
+              <w:top w:val="single" w:sz="4" w:space="0" w:color="000000"/>
+              <w:left w:val="single" w:sz="4" w:space="0" w:color="000000"/>
+              <w:bottom w:val="single" w:sz="4" w:space="0" w:color="000000"/>
+              <w:right w:val="single" w:sz="4" w:space="0" w:color="000000"/>
+            </w:tcBorders>
+            <w:tcMar>
+              <w:top w:w="60" w:type="dxa"/>
+              <w:left w:w="80" w:type="dxa"/>
+              <w:bottom w:w="60" w:type="dxa"/>
+              <w:right w:w="80" w:type="dxa"/>
+            </w:tcMar>
+            <w:vAlign w:val="center"/>
+          </w:tcPr>
+          <w:p>
+            <w:pPr>
+              <w:spacing w:before="20" w:after="20"/>
+              <w:jc w:val="center"/>
+              <w:rPr>
+                <w:sz w:val="24"/>
+                <w:szCs w:val="24"/>
+              </w:rPr>
+            </w:pPr>
+            <w:r>
+              <w:rPr>
+                <w:rFonts w:eastAsia="Times New Roman"/>
+                <w:sz w:val="24"/>
+                <w:szCs w:val="24"/>
+              </w:rPr>
+              <w:t xml:space="preserve">1.93732</w:t>
+            </w:r>
+          </w:p>
+        </w:tc>
+        <w:tc>
+          <w:tcPr>
+            <w:tcW w:w="2750" w:type="dxa"/>
+            <w:tcBorders>
+              <w:top w:val="single" w:sz="4" w:space="0" w:color="000000"/>
+              <w:left w:val="single" w:sz="4" w:space="0" w:color="000000"/>
+              <w:bottom w:val="single" w:sz="4" w:space="0" w:color="000000"/>
+              <w:right w:val="single" w:sz="4" w:space="0" w:color="000000"/>
+            </w:tcBorders>
+            <w:tcMar>
+              <w:top w:w="60" w:type="dxa"/>
+              <w:left w:w="80" w:type="dxa"/>
+              <w:bottom w:w="60" w:type="dxa"/>
+              <w:right w:w="80" w:type="dxa"/>
+            </w:tcMar>
+            <w:vAlign w:val="center"/>
+          </w:tcPr>
+          <w:p>
+            <w:pPr>
+              <w:spacing w:before="20" w:after="20"/>
+              <w:jc w:val="center"/>
+              <w:rPr>
+                <w:sz w:val="24"/>
+                <w:szCs w:val="24"/>
+              </w:rPr>
+            </w:pPr>
+            <w:r>
+              <w:rPr>
+                <w:rFonts w:eastAsia="Times New Roman"/>
+                <w:sz w:val="24"/>
+                <w:szCs w:val="24"/>
+              </w:rPr>
+              <w:t xml:space="preserve">fitted</w:t>
+            </w:r>
+          </w:p>
+        </w:tc>
+      </w:tr>
+      <w:tr>
+        <w:tc>
+          <w:tcPr>
+            <w:tcW w:w="3500" w:type="dxa"/>
+            <w:tcBorders>
+              <w:top w:val="single" w:sz="4" w:space="0" w:color="000000"/>
+              <w:left w:val="single" w:sz="4" w:space="0" w:color="000000"/>
+              <w:bottom w:val="single" w:sz="4" w:space="0" w:color="000000"/>
+              <w:right w:val="single" w:sz="4" w:space="0" w:color="000000"/>
+            </w:tcBorders>
+            <w:tcMar>
+              <w:top w:w="60" w:type="dxa"/>
+              <w:left w:w="80" w:type="dxa"/>
+              <w:bottom w:w="60" w:type="dxa"/>
+              <w:right w:w="80" w:type="dxa"/>
+            </w:tcMar>
+            <w:vAlign w:val="center"/>
+          </w:tcPr>
+          <w:p>
+            <w:pPr>
+              <w:spacing w:before="20" w:after="20"/>
+              <w:rPr>
+                <w:sz w:val="24"/>
+                <w:szCs w:val="24"/>
+              </w:rPr>
+            </w:pPr>
+            <w:r>
+              <w:rPr>
+                <w:rFonts w:eastAsia="Times New Roman"/>
+                <w:sz w:val="24"/>
+                <w:szCs w:val="24"/>
+              </w:rPr>
+              <w:t xml:space="preserve">50</w:t>
+            </w:r>
+          </w:p>
+        </w:tc>
+        <w:tc>
+          <w:tcPr>
+            <w:tcW w:w="2750" w:type="dxa"/>
+            <w:tcBorders>
+              <w:top w:val="single" w:sz="4" w:space="0" w:color="000000"/>
+              <w:left w:val="single" w:sz="4" w:space="0" w:color="000000"/>
+              <w:bottom w:val="single" w:sz="4" w:space="0" w:color="000000"/>
+              <w:right w:val="single" w:sz="4" w:space="0" w:color="000000"/>
+            </w:tcBorders>
+            <w:tcMar>
+              <w:top w:w="60" w:type="dxa"/>
+              <w:left w:w="80" w:type="dxa"/>
+              <w:bottom w:w="60" w:type="dxa"/>
+              <w:right w:w="80" w:type="dxa"/>
+            </w:tcMar>
+            <w:vAlign w:val="center"/>
+          </w:tcPr>
+          <w:p>
+            <w:pPr>
+              <w:spacing w:before="20" w:after="20"/>
+              <w:jc w:val="center"/>
+              <w:rPr>
+                <w:sz w:val="24"/>
+                <w:szCs w:val="24"/>
+              </w:rPr>
+            </w:pPr>
+            <w:r>
+              <w:rPr>
+                <w:rFonts w:eastAsia="Times New Roman"/>
+                <w:sz w:val="24"/>
+                <w:szCs w:val="24"/>
+              </w:rPr>
+              <w:t xml:space="preserve">1.52088</w:t>
+            </w:r>
+          </w:p>
+        </w:tc>
+        <w:tc>
+          <w:tcPr>
+            <w:tcW w:w="2750" w:type="dxa"/>
+            <w:tcBorders>
+              <w:top w:val="single" w:sz="4" w:space="0" w:color="000000"/>
+              <w:left w:val="single" w:sz="4" w:space="0" w:color="000000"/>
+              <w:bottom w:val="single" w:sz="4" w:space="0" w:color="000000"/>
+              <w:right w:val="single" w:sz="4" w:space="0" w:color="000000"/>
+            </w:tcBorders>
+            <w:tcMar>
+              <w:top w:w="60" w:type="dxa"/>
+              <w:left w:w="80" w:type="dxa"/>
+              <w:bottom w:w="60" w:type="dxa"/>
+              <w:right w:w="80" w:type="dxa"/>
+            </w:tcMar>
+            <w:vAlign w:val="center"/>
+          </w:tcPr>
+          <w:p>
+            <w:pPr>
+              <w:spacing w:before="20" w:after="20"/>
+              <w:jc w:val="center"/>
+              <w:rPr>
+                <w:sz w:val="24"/>
+                <w:szCs w:val="24"/>
+              </w:rPr>
+            </w:pPr>
+            <w:r>
+              <w:rPr>
+                <w:rFonts w:eastAsia="Times New Roman"/>
+                <w:sz w:val="24"/>
+                <w:szCs w:val="24"/>
+              </w:rPr>
+              <w:t xml:space="preserve">fitted</w:t>
+            </w:r>
+          </w:p>
+        </w:tc>
+      </w:tr>
+      <w:tr>
+        <w:tc>
+          <w:tcPr>
+            <w:tcW w:w="3500" w:type="dxa"/>
+            <w:tcBorders>
+              <w:top w:val="single" w:sz="4" w:space="0" w:color="000000"/>
+              <w:left w:val="single" w:sz="4" w:space="0" w:color="000000"/>
+              <w:bottom w:val="single" w:sz="4" w:space="0" w:color="000000"/>
+              <w:right w:val="single" w:sz="4" w:space="0" w:color="000000"/>
+            </w:tcBorders>
+            <w:tcMar>
+              <w:top w:w="60" w:type="dxa"/>
+              <w:left w:w="80" w:type="dxa"/>
+              <w:bottom w:w="60" w:type="dxa"/>
+              <w:right w:w="80" w:type="dxa"/>
+            </w:tcMar>
+            <w:vAlign w:val="center"/>
+          </w:tcPr>
+          <w:p>
+            <w:pPr>
+              <w:spacing w:before="20" w:after="20"/>
+              <w:rPr>
+                <w:sz w:val="24"/>
+                <w:szCs w:val="24"/>
+              </w:rPr>
+            </w:pPr>
+            <w:r>
+              <w:rPr>
+                <w:rFonts w:eastAsia="Times New Roman"/>
+                <w:sz w:val="24"/>
+                <w:szCs w:val="24"/>
+              </w:rPr>
+              <w:t xml:space="preserve">75</w:t>
+            </w:r>
+          </w:p>
+        </w:tc>
+        <w:tc>
+          <w:tcPr>
+            <w:tcW w:w="2750" w:type="dxa"/>
+            <w:tcBorders>
+              <w:top w:val="single" w:sz="4" w:space="0" w:color="000000"/>
+              <w:left w:val="single" w:sz="4" w:space="0" w:color="000000"/>
+              <w:bottom w:val="single" w:sz="4" w:space="0" w:color="000000"/>
+              <w:right w:val="single" w:sz="4" w:space="0" w:color="000000"/>
+            </w:tcBorders>
+            <w:tcMar>
+              <w:top w:w="60" w:type="dxa"/>
+              <w:left w:w="80" w:type="dxa"/>
+              <w:bottom w:w="60" w:type="dxa"/>
+              <w:right w:w="80" w:type="dxa"/>
+            </w:tcMar>
+            <w:vAlign w:val="center"/>
+          </w:tcPr>
+          <w:p>
+            <w:pPr>
+              <w:spacing w:before="20" w:after="20"/>
+              <w:jc w:val="center"/>
+              <w:rPr>
+                <w:sz w:val="24"/>
+                <w:szCs w:val="24"/>
+              </w:rPr>
+            </w:pPr>
+            <w:r>
+              <w:rPr>
+                <w:rFonts w:eastAsia="Times New Roman"/>
+                <w:sz w:val="24"/>
+                <w:szCs w:val="24"/>
+              </w:rPr>
+              <w:t xml:space="preserve">1.10445</w:t>
+            </w:r>
+          </w:p>
+        </w:tc>
+        <w:tc>
+          <w:tcPr>
+            <w:tcW w:w="2750" w:type="dxa"/>
+            <w:tcBorders>
+              <w:top w:val="single" w:sz="4" w:space="0" w:color="000000"/>
+              <w:left w:val="single" w:sz="4" w:space="0" w:color="000000"/>
+              <w:bottom w:val="single" w:sz="4" w:space="0" w:color="000000"/>
+              <w:right w:val="single" w:sz="4" w:space="0" w:color="000000"/>
+            </w:tcBorders>
+            <w:tcMar>
+              <w:top w:w="60" w:type="dxa"/>
+              <w:left w:w="80" w:type="dxa"/>
+              <w:bottom w:w="60" w:type="dxa"/>
+              <w:right w:w="80" w:type="dxa"/>
+            </w:tcMar>
+            <w:vAlign w:val="center"/>
+          </w:tcPr>
+          <w:p>
+            <w:pPr>
+              <w:spacing w:before="20" w:after="20"/>
+              <w:jc w:val="center"/>
+              <w:rPr>
+                <w:sz w:val="24"/>
+                <w:szCs w:val="24"/>
+              </w:rPr>
+            </w:pPr>
+            <w:r>
+              <w:rPr>
+                <w:rFonts w:eastAsia="Times New Roman"/>
+                <w:sz w:val="24"/>
+                <w:szCs w:val="24"/>
+              </w:rPr>
+              <w:t xml:space="preserve">fitted</w:t>
+            </w:r>
+          </w:p>
+        </w:tc>
+      </w:tr>
+      <w:tr>
+        <w:tc>
+          <w:tcPr>
+            <w:tcW w:w="3500" w:type="dxa"/>
+            <w:tcBorders>
+              <w:top w:val="single" w:sz="4" w:space="0" w:color="000000"/>
+              <w:left w:val="single" w:sz="4" w:space="0" w:color="000000"/>
+              <w:bottom w:val="single" w:sz="4" w:space="0" w:color="000000"/>
+              <w:right w:val="single" w:sz="4" w:space="0" w:color="000000"/>
+            </w:tcBorders>
+            <w:tcMar>
+              <w:top w:w="60" w:type="dxa"/>
+              <w:left w:w="80" w:type="dxa"/>
+              <w:bottom w:w="60" w:type="dxa"/>
+              <w:right w:w="80" w:type="dxa"/>
+            </w:tcMar>
+            <w:vAlign w:val="center"/>
+          </w:tcPr>
+          <w:p>
+            <w:pPr>
+              <w:spacing w:before="20" w:after="20"/>
+              <w:rPr>
+                <w:sz w:val="24"/>
+                <w:szCs w:val="24"/>
+              </w:rPr>
+            </w:pPr>
+            <w:r>
+              <w:rPr>
+                <w:rFonts w:eastAsia="Times New Roman"/>
+                <w:sz w:val="24"/>
+                <w:szCs w:val="24"/>
+              </w:rPr>
+              <w:t xml:space="preserve">100</w:t>
+            </w:r>
+          </w:p>
+        </w:tc>
+        <w:tc>
+          <w:tcPr>
+            <w:tcW w:w="2750" w:type="dxa"/>
+            <w:tcBorders>
+              <w:top w:val="single" w:sz="4" w:space="0" w:color="000000"/>
+              <w:left w:val="single" w:sz="4" w:space="0" w:color="000000"/>
+              <w:bottom w:val="single" w:sz="4" w:space="0" w:color="000000"/>
+              <w:right w:val="single" w:sz="4" w:space="0" w:color="000000"/>
+            </w:tcBorders>
+            <w:tcMar>
+              <w:top w:w="60" w:type="dxa"/>
+              <w:left w:w="80" w:type="dxa"/>
+              <w:bottom w:w="60" w:type="dxa"/>
+              <w:right w:w="80" w:type="dxa"/>
+            </w:tcMar>
+            <w:vAlign w:val="center"/>
+          </w:tcPr>
+          <w:p>
+            <w:pPr>
+              <w:spacing w:before="20" w:after="20"/>
+              <w:jc w:val="center"/>
+              <w:rPr>
+                <w:sz w:val="24"/>
+                <w:szCs w:val="24"/>
+              </w:rPr>
+            </w:pPr>
+            <w:r>
+              <w:rPr>
+                <w:rFonts w:eastAsia="Times New Roman"/>
+                <w:sz w:val="24"/>
+                <w:szCs w:val="24"/>
+              </w:rPr>
+              <w:t xml:space="preserve">0.68822</w:t>
+            </w:r>
+          </w:p>
+        </w:tc>
+        <w:tc>
+          <w:tcPr>
+            <w:tcW w:w="2750" w:type="dxa"/>
+            <w:tcBorders>
+              <w:top w:val="single" w:sz="4" w:space="0" w:color="000000"/>
+              <w:left w:val="single" w:sz="4" w:space="0" w:color="000000"/>
+              <w:bottom w:val="single" w:sz="4" w:space="0" w:color="000000"/>
+              <w:right w:val="single" w:sz="4" w:space="0" w:color="000000"/>
+            </w:tcBorders>
+            <w:tcMar>
+              <w:top w:w="60" w:type="dxa"/>
+              <w:left w:w="80" w:type="dxa"/>
+              <w:bottom w:w="60" w:type="dxa"/>
+              <w:right w:w="80" w:type="dxa"/>
+            </w:tcMar>
+            <w:vAlign w:val="center"/>
+          </w:tcPr>
+          <w:p>
+            <w:pPr>
+              <w:spacing w:before="20" w:after="20"/>
+              <w:jc w:val="center"/>
+              <w:rPr>
+                <w:sz w:val="24"/>
+                <w:szCs w:val="24"/>
+              </w:rPr>
+            </w:pPr>
+            <w:r>
+              <w:rPr>
+                <w:rFonts w:eastAsia="Times New Roman"/>
+                <w:sz w:val="24"/>
+                <w:szCs w:val="24"/>
+              </w:rPr>
+              <w:t xml:space="preserve">fitted</w:t>
+            </w:r>
+          </w:p>
+        </w:tc>
+      </w:tr>
+      <w:tr>
+        <w:tc>
+          <w:tcPr>
+            <w:tcW w:w="3500" w:type="dxa"/>
+            <w:tcBorders>
+              <w:top w:val="single" w:sz="4" w:space="0" w:color="000000"/>
+              <w:left w:val="single" w:sz="4" w:space="0" w:color="000000"/>
+              <w:bottom w:val="single" w:sz="4" w:space="0" w:color="000000"/>
+              <w:right w:val="single" w:sz="4" w:space="0" w:color="000000"/>
+            </w:tcBorders>
+            <w:tcMar>
+              <w:top w:w="60" w:type="dxa"/>
+              <w:left w:w="80" w:type="dxa"/>
+              <w:bottom w:w="60" w:type="dxa"/>
+              <w:right w:w="80" w:type="dxa"/>
+            </w:tcMar>
+            <w:vAlign w:val="center"/>
+          </w:tcPr>
+          <w:p>
+            <w:pPr>
+              <w:spacing w:before="20" w:after="20"/>
+              <w:rPr>
+                <w:sz w:val="24"/>
+                <w:szCs w:val="24"/>
+              </w:rPr>
+            </w:pPr>
+            <w:r>
+              <w:rPr>
+                <w:rFonts w:eastAsia="Times New Roman"/>
+                <w:sz w:val="24"/>
+                <w:szCs w:val="24"/>
+              </w:rPr>
+              <w:t xml:space="preserve">125</w:t>
+            </w:r>
+          </w:p>
+        </w:tc>
+        <w:tc>
+          <w:tcPr>
+            <w:tcW w:w="2750" w:type="dxa"/>
+            <w:tcBorders>
+              <w:top w:val="single" w:sz="4" w:space="0" w:color="000000"/>
+              <w:left w:val="single" w:sz="4" w:space="0" w:color="000000"/>
+              <w:bottom w:val="single" w:sz="4" w:space="0" w:color="000000"/>
+              <w:right w:val="single" w:sz="4" w:space="0" w:color="000000"/>
+            </w:tcBorders>
+            <w:tcMar>
+              <w:top w:w="60" w:type="dxa"/>
+              <w:left w:w="80" w:type="dxa"/>
+              <w:bottom w:w="60" w:type="dxa"/>
+              <w:right w:w="80" w:type="dxa"/>
+            </w:tcMar>
+            <w:vAlign w:val="center"/>
+          </w:tcPr>
+          <w:p>
+            <w:pPr>
+              <w:spacing w:before="20" w:after="20"/>
+              <w:jc w:val="center"/>
+              <w:rPr>
+                <w:sz w:val="24"/>
+                <w:szCs w:val="24"/>
+              </w:rPr>
+            </w:pPr>
+            <w:r>
+              <w:rPr>
+                <w:rFonts w:eastAsia="Times New Roman"/>
+                <w:sz w:val="24"/>
+                <w:szCs w:val="24"/>
+              </w:rPr>
+              <w:t xml:space="preserve">0.37967</w:t>
+            </w:r>
+          </w:p>
+        </w:tc>
+        <w:tc>
+          <w:tcPr>
+            <w:tcW w:w="2750" w:type="dxa"/>
+            <w:tcBorders>
+              <w:top w:val="single" w:sz="4" w:space="0" w:color="000000"/>
+              <w:left w:val="single" w:sz="4" w:space="0" w:color="000000"/>
+              <w:bottom w:val="single" w:sz="4" w:space="0" w:color="000000"/>
+              <w:right w:val="single" w:sz="4" w:space="0" w:color="000000"/>
+            </w:tcBorders>
+            <w:tcMar>
+              <w:top w:w="60" w:type="dxa"/>
+              <w:left w:w="80" w:type="dxa"/>
+              <w:bottom w:w="60" w:type="dxa"/>
+              <w:right w:w="80" w:type="dxa"/>
+            </w:tcMar>
+            <w:vAlign w:val="center"/>
+          </w:tcPr>
+          <w:p>
+            <w:pPr>
+              <w:spacing w:before="20" w:after="20"/>
+              <w:jc w:val="center"/>
+              <w:rPr>
+                <w:sz w:val="24"/>
+                <w:szCs w:val="24"/>
+              </w:rPr>
+            </w:pPr>
+            <w:r>
+              <w:rPr>
+                <w:rFonts w:eastAsia="Times New Roman"/>
+                <w:sz w:val="24"/>
+                <w:szCs w:val="24"/>
+              </w:rPr>
+              <w:t xml:space="preserve">beyond the linear region</w:t>
+            </w:r>
+          </w:p>
+        </w:tc>
+      </w:tr>
+      <w:tr>
+        <w:tc>
+          <w:tcPr>
+            <w:tcW w:w="3500" w:type="dxa"/>
+            <w:tcBorders>
+              <w:top w:val="single" w:sz="4" w:space="0" w:color="000000"/>
+              <w:left w:val="single" w:sz="4" w:space="0" w:color="000000"/>
+              <w:bottom w:val="single" w:sz="4" w:space="0" w:color="000000"/>
+              <w:right w:val="single" w:sz="4" w:space="0" w:color="000000"/>
+            </w:tcBorders>
+            <w:tcMar>
+              <w:top w:w="60" w:type="dxa"/>
+              <w:left w:w="80" w:type="dxa"/>
+              <w:bottom w:w="60" w:type="dxa"/>
+              <w:right w:w="80" w:type="dxa"/>
+            </w:tcMar>
+            <w:vAlign w:val="center"/>
+          </w:tcPr>
+          <w:p>
+            <w:pPr>
+              <w:spacing w:before="20" w:after="20"/>
+              <w:rPr>
+                <w:sz w:val="24"/>
+                <w:szCs w:val="24"/>
+              </w:rPr>
+            </w:pPr>
+            <w:r>
+              <w:rPr>
+                <w:rFonts w:eastAsia="Times New Roman"/>
+                <w:sz w:val="24"/>
+                <w:szCs w:val="24"/>
+              </w:rPr>
+              <w:t xml:space="preserve">140</w:t>
+            </w:r>
+          </w:p>
+        </w:tc>
+        <w:tc>
+          <w:tcPr>
+            <w:tcW w:w="2750" w:type="dxa"/>
+            <w:tcBorders>
+              <w:top w:val="single" w:sz="4" w:space="0" w:color="000000"/>
+              <w:left w:val="single" w:sz="4" w:space="0" w:color="000000"/>
+              <w:bottom w:val="single" w:sz="4" w:space="0" w:color="000000"/>
+              <w:right w:val="single" w:sz="4" w:space="0" w:color="000000"/>
+            </w:tcBorders>
+            <w:tcMar>
+              <w:top w:w="60" w:type="dxa"/>
+              <w:left w:w="80" w:type="dxa"/>
+              <w:bottom w:w="60" w:type="dxa"/>
+              <w:right w:w="80" w:type="dxa"/>
+            </w:tcMar>
+            <w:vAlign w:val="center"/>
+          </w:tcPr>
+          <w:p>
+            <w:pPr>
+              <w:spacing w:before="20" w:after="20"/>
+              <w:jc w:val="center"/>
+              <w:rPr>
+                <w:sz w:val="24"/>
+                <w:szCs w:val="24"/>
+              </w:rPr>
+            </w:pPr>
+            <w:r>
+              <w:rPr>
+                <w:rFonts w:eastAsia="Times New Roman"/>
+                <w:sz w:val="24"/>
+                <w:szCs w:val="24"/>
+              </w:rPr>
+              <w:t xml:space="preserve">0.35105</w:t>
+            </w:r>
+          </w:p>
+        </w:tc>
+        <w:tc>
+          <w:tcPr>
+            <w:tcW w:w="2750" w:type="dxa"/>
+            <w:tcBorders>
+              <w:top w:val="single" w:sz="4" w:space="0" w:color="000000"/>
+              <w:left w:val="single" w:sz="4" w:space="0" w:color="000000"/>
+              <w:bottom w:val="single" w:sz="4" w:space="0" w:color="000000"/>
+              <w:right w:val="single" w:sz="4" w:space="0" w:color="000000"/>
+            </w:tcBorders>
+            <w:tcMar>
+              <w:top w:w="60" w:type="dxa"/>
+              <w:left w:w="80" w:type="dxa"/>
+              <w:bottom w:w="60" w:type="dxa"/>
+              <w:right w:w="80" w:type="dxa"/>
+            </w:tcMar>
+            <w:vAlign w:val="center"/>
+          </w:tcPr>
+          <w:p>
+            <w:pPr>
+              <w:spacing w:before="20" w:after="20"/>
+              <w:jc w:val="center"/>
+              <w:rPr>
+                <w:sz w:val="24"/>
+                <w:szCs w:val="24"/>
+              </w:rPr>
+            </w:pPr>
+            <w:r>
+              <w:rPr>
+                <w:rFonts w:eastAsia="Times New Roman"/>
+                <w:sz w:val="24"/>
+                <w:szCs w:val="24"/>
+              </w:rPr>
+              <w:t xml:space="preserve">equals the floor</w:t>
+            </w:r>
+          </w:p>
+        </w:tc>
+      </w:tr>
+      <w:tr>
+        <w:tc>
+          <w:tcPr>
+            <w:tcW w:w="3500" w:type="dxa"/>
+            <w:tcBorders>
+              <w:top w:val="single" w:sz="4" w:space="0" w:color="000000"/>
+              <w:left w:val="single" w:sz="4" w:space="0" w:color="000000"/>
+              <w:bottom w:val="single" w:sz="4" w:space="0" w:color="000000"/>
+              <w:right w:val="single" w:sz="4" w:space="0" w:color="000000"/>
+            </w:tcBorders>
+            <w:tcMar>
+              <w:top w:w="60" w:type="dxa"/>
+              <w:left w:w="80" w:type="dxa"/>
+              <w:bottom w:w="60" w:type="dxa"/>
+              <w:right w:w="80" w:type="dxa"/>
+            </w:tcMar>
+            <w:vAlign w:val="center"/>
+          </w:tcPr>
+          <w:p>
+            <w:pPr>
+              <w:spacing w:before="20" w:after="20"/>
+              <w:rPr>
+                <w:sz w:val="24"/>
+                <w:szCs w:val="24"/>
+              </w:rPr>
+            </w:pPr>
+            <w:r>
+              <w:rPr>
+                <w:rFonts w:eastAsia="Times New Roman"/>
+                <w:sz w:val="24"/>
+                <w:szCs w:val="24"/>
+              </w:rPr>
+              <w:t xml:space="preserve">60 (logistic, held out)</w:t>
+            </w:r>
+          </w:p>
+        </w:tc>
+        <w:tc>
+          <w:tcPr>
+            <w:tcW w:w="2750" w:type="dxa"/>
+            <w:tcBorders>
+              <w:top w:val="single" w:sz="4" w:space="0" w:color="000000"/>
+              <w:left w:val="single" w:sz="4" w:space="0" w:color="000000"/>
+              <w:bottom w:val="single" w:sz="4" w:space="0" w:color="000000"/>
+              <w:right w:val="single" w:sz="4" w:space="0" w:color="000000"/>
+            </w:tcBorders>
+            <w:tcMar>
+              <w:top w:w="60" w:type="dxa"/>
+              <w:left w:w="80" w:type="dxa"/>
+              <w:bottom w:w="60" w:type="dxa"/>
+              <w:right w:w="80" w:type="dxa"/>
+            </w:tcMar>
+            <w:vAlign w:val="center"/>
+          </w:tcPr>
+          <w:p>
+            <w:pPr>
+              <w:spacing w:before="20" w:after="20"/>
+              <w:jc w:val="center"/>
+              <w:rPr>
+                <w:sz w:val="24"/>
+                <w:szCs w:val="24"/>
+              </w:rPr>
+            </w:pPr>
+            <w:r>
+              <w:rPr>
+                <w:rFonts w:eastAsia="Times New Roman"/>
+                <w:sz w:val="24"/>
+                <w:szCs w:val="24"/>
+              </w:rPr>
+              <w:t xml:space="preserve">1.35428</w:t>
+            </w:r>
+          </w:p>
+        </w:tc>
+        <w:tc>
+          <w:tcPr>
+            <w:tcW w:w="2750" w:type="dxa"/>
+            <w:tcBorders>
+              <w:top w:val="single" w:sz="4" w:space="0" w:color="000000"/>
+              <w:left w:val="single" w:sz="4" w:space="0" w:color="000000"/>
+              <w:bottom w:val="single" w:sz="4" w:space="0" w:color="000000"/>
+              <w:right w:val="single" w:sz="4" w:space="0" w:color="000000"/>
+            </w:tcBorders>
+            <w:tcMar>
+              <w:top w:w="60" w:type="dxa"/>
+              <w:left w:w="80" w:type="dxa"/>
+              <w:bottom w:w="60" w:type="dxa"/>
+              <w:right w:w="80" w:type="dxa"/>
+            </w:tcMar>
+            <w:vAlign w:val="center"/>
+          </w:tcPr>
+          <w:p>
+            <w:pPr>
+              <w:spacing w:before="20" w:after="20"/>
+              <w:jc w:val="center"/>
+              <w:rPr>
+                <w:sz w:val="24"/>
+                <w:szCs w:val="24"/>
+              </w:rPr>
+            </w:pPr>
+            <w:r>
+              <w:rPr>
+                <w:rFonts w:eastAsia="Times New Roman"/>
+                <w:sz w:val="24"/>
+                <w:szCs w:val="24"/>
+              </w:rPr>
+              <w:t xml:space="preserve">+0.00006</w:t>
+            </w:r>
+          </w:p>
+        </w:tc>
+      </w:tr>
+      <w:tr>
+        <w:tc>
+          <w:tcPr>
+            <w:tcW w:w="3500" w:type="dxa"/>
+            <w:tcBorders>
+              <w:top w:val="single" w:sz="4" w:space="0" w:color="000000"/>
+              <w:left w:val="single" w:sz="4" w:space="0" w:color="000000"/>
+              <w:bottom w:val="single" w:sz="4" w:space="0" w:color="000000"/>
+              <w:right w:val="single" w:sz="4" w:space="0" w:color="000000"/>
+            </w:tcBorders>
+            <w:tcMar>
+              <w:top w:w="60" w:type="dxa"/>
+              <w:left w:w="80" w:type="dxa"/>
+              <w:bottom w:w="60" w:type="dxa"/>
+              <w:right w:w="80" w:type="dxa"/>
+            </w:tcMar>
+            <w:vAlign w:val="center"/>
+          </w:tcPr>
+          <w:p>
+            <w:pPr>
+              <w:spacing w:before="20" w:after="20"/>
+              <w:rPr>
+                <w:sz w:val="24"/>
+                <w:szCs w:val="24"/>
+              </w:rPr>
+            </w:pPr>
+            <w:r>
+              <w:rPr>
+                <w:rFonts w:eastAsia="Times New Roman"/>
+                <w:sz w:val="24"/>
+                <w:szCs w:val="24"/>
+              </w:rPr>
+              <w:t xml:space="preserve">75 (logistic, held out)</w:t>
+            </w:r>
+          </w:p>
+        </w:tc>
+        <w:tc>
+          <w:tcPr>
+            <w:tcW w:w="2750" w:type="dxa"/>
+            <w:tcBorders>
+              <w:top w:val="single" w:sz="4" w:space="0" w:color="000000"/>
+              <w:left w:val="single" w:sz="4" w:space="0" w:color="000000"/>
+              <w:bottom w:val="single" w:sz="4" w:space="0" w:color="000000"/>
+              <w:right w:val="single" w:sz="4" w:space="0" w:color="000000"/>
+            </w:tcBorders>
+            <w:tcMar>
+              <w:top w:w="60" w:type="dxa"/>
+              <w:left w:w="80" w:type="dxa"/>
+              <w:bottom w:w="60" w:type="dxa"/>
+              <w:right w:w="80" w:type="dxa"/>
+            </w:tcMar>
+            <w:vAlign w:val="center"/>
+          </w:tcPr>
+          <w:p>
+            <w:pPr>
+              <w:spacing w:before="20" w:after="20"/>
+              <w:jc w:val="center"/>
+              <w:rPr>
+                <w:sz w:val="24"/>
+                <w:szCs w:val="24"/>
+              </w:rPr>
+            </w:pPr>
+            <w:r>
+              <w:rPr>
+                <w:rFonts w:eastAsia="Times New Roman"/>
+                <w:sz w:val="24"/>
+                <w:szCs w:val="24"/>
+              </w:rPr>
+              <w:t xml:space="preserve">1.10435</w:t>
+            </w:r>
+          </w:p>
+        </w:tc>
+        <w:tc>
+          <w:tcPr>
+            <w:tcW w:w="2750" w:type="dxa"/>
+            <w:tcBorders>
+              <w:top w:val="single" w:sz="4" w:space="0" w:color="000000"/>
+              <w:left w:val="single" w:sz="4" w:space="0" w:color="000000"/>
+              <w:bottom w:val="single" w:sz="4" w:space="0" w:color="000000"/>
+              <w:right w:val="single" w:sz="4" w:space="0" w:color="000000"/>
+            </w:tcBorders>
+            <w:tcMar>
+              <w:top w:w="60" w:type="dxa"/>
+              <w:left w:w="80" w:type="dxa"/>
+              <w:bottom w:w="60" w:type="dxa"/>
+              <w:right w:w="80" w:type="dxa"/>
+            </w:tcMar>
+            <w:vAlign w:val="center"/>
+          </w:tcPr>
+          <w:p>
+            <w:pPr>
+              <w:spacing w:before="20" w:after="20"/>
+              <w:jc w:val="center"/>
+              <w:rPr>
+                <w:sz w:val="24"/>
+                <w:szCs w:val="24"/>
+              </w:rPr>
+            </w:pPr>
+            <w:r>
+              <w:rPr>
+                <w:rFonts w:eastAsia="Times New Roman"/>
+                <w:sz w:val="24"/>
+                <w:szCs w:val="24"/>
+              </w:rPr>
+              <w:t xml:space="preserve">−0.00017</w:t>
+            </w:r>
+          </w:p>
+        </w:tc>
+      </w:tr>
+      <w:tr>
+        <w:tc>
+          <w:tcPr>
+            <w:tcW w:w="3500" w:type="dxa"/>
+            <w:tcBorders>
+              <w:top w:val="single" w:sz="4" w:space="0" w:color="000000"/>
+              <w:left w:val="single" w:sz="4" w:space="0" w:color="000000"/>
+              <w:bottom w:val="single" w:sz="4" w:space="0" w:color="000000"/>
+              <w:right w:val="single" w:sz="4" w:space="0" w:color="000000"/>
+            </w:tcBorders>
+            <w:tcMar>
+              <w:top w:w="60" w:type="dxa"/>
+              <w:left w:w="80" w:type="dxa"/>
+              <w:bottom w:w="60" w:type="dxa"/>
+              <w:right w:w="80" w:type="dxa"/>
+            </w:tcMar>
+            <w:vAlign w:val="center"/>
+          </w:tcPr>
+          <w:p>
+            <w:pPr>
+              <w:spacing w:before="20" w:after="20"/>
+              <w:rPr>
+                <w:sz w:val="24"/>
+                <w:szCs w:val="24"/>
+              </w:rPr>
+            </w:pPr>
+            <w:r>
+              <w:rPr>
+                <w:rFonts w:eastAsia="Times New Roman"/>
+                <w:sz w:val="24"/>
+                <w:szCs w:val="24"/>
+              </w:rPr>
+              <w:t xml:space="preserve">90 (logistic, held out)</w:t>
+            </w:r>
+          </w:p>
+        </w:tc>
+        <w:tc>
+          <w:tcPr>
+            <w:tcW w:w="2750" w:type="dxa"/>
+            <w:tcBorders>
+              <w:top w:val="single" w:sz="4" w:space="0" w:color="000000"/>
+              <w:left w:val="single" w:sz="4" w:space="0" w:color="000000"/>
+              <w:bottom w:val="single" w:sz="4" w:space="0" w:color="000000"/>
+              <w:right w:val="single" w:sz="4" w:space="0" w:color="000000"/>
+            </w:tcBorders>
+            <w:tcMar>
+              <w:top w:w="60" w:type="dxa"/>
+              <w:left w:w="80" w:type="dxa"/>
+              <w:bottom w:w="60" w:type="dxa"/>
+              <w:right w:w="80" w:type="dxa"/>
+            </w:tcMar>
+            <w:vAlign w:val="center"/>
+          </w:tcPr>
+          <w:p>
+            <w:pPr>
+              <w:spacing w:before="20" w:after="20"/>
+              <w:jc w:val="center"/>
+              <w:rPr>
+                <w:sz w:val="24"/>
+                <w:szCs w:val="24"/>
+              </w:rPr>
+            </w:pPr>
+            <w:r>
+              <w:rPr>
+                <w:rFonts w:eastAsia="Times New Roman"/>
+                <w:sz w:val="24"/>
+                <w:szCs w:val="24"/>
+              </w:rPr>
+              <w:t xml:space="preserve">0.84840</w:t>
+            </w:r>
+          </w:p>
+        </w:tc>
+        <w:tc>
+          <w:tcPr>
+            <w:tcW w:w="2750" w:type="dxa"/>
+            <w:tcBorders>
+              <w:top w:val="single" w:sz="4" w:space="0" w:color="000000"/>
+              <w:left w:val="single" w:sz="4" w:space="0" w:color="000000"/>
+              <w:bottom w:val="single" w:sz="4" w:space="0" w:color="000000"/>
+              <w:right w:val="single" w:sz="4" w:space="0" w:color="000000"/>
+            </w:tcBorders>
+            <w:tcMar>
+              <w:top w:w="60" w:type="dxa"/>
+              <w:left w:w="80" w:type="dxa"/>
+              <w:bottom w:w="60" w:type="dxa"/>
+              <w:right w:w="80" w:type="dxa"/>
+            </w:tcMar>
+            <w:vAlign w:val="center"/>
+          </w:tcPr>
+          <w:p>
+            <w:pPr>
+              <w:spacing w:before="20" w:after="20"/>
+              <w:jc w:val="center"/>
+              <w:rPr>
+                <w:sz w:val="24"/>
+                <w:szCs w:val="24"/>
+              </w:rPr>
+            </w:pPr>
+            <w:r>
+              <w:rPr>
+                <w:rFonts w:eastAsia="Times New Roman"/>
+                <w:sz w:val="24"/>
+                <w:szCs w:val="24"/>
+              </w:rPr>
+              <w:t xml:space="preserve">−0.00641</w:t>
+            </w:r>
+          </w:p>
+        </w:tc>
+      </w:tr>
+      <w:tr>
+        <w:tc>
+          <w:tcPr>
+            <w:tcW w:w="3500" w:type="dxa"/>
+            <w:tcBorders>
+              <w:top w:val="single" w:sz="4" w:space="0" w:color="000000"/>
+              <w:left w:val="single" w:sz="4" w:space="0" w:color="000000"/>
+              <w:bottom w:val="single" w:sz="4" w:space="0" w:color="000000"/>
+              <w:right w:val="single" w:sz="4" w:space="0" w:color="000000"/>
+            </w:tcBorders>
+            <w:tcMar>
+              <w:top w:w="60" w:type="dxa"/>
+              <w:left w:w="80" w:type="dxa"/>
+              <w:bottom w:w="60" w:type="dxa"/>
+              <w:right w:w="80" w:type="dxa"/>
+            </w:tcMar>
+            <w:vAlign w:val="center"/>
+          </w:tcPr>
+          <w:p>
+            <w:pPr>
+              <w:spacing w:before="20" w:after="20"/>
+              <w:rPr>
+                <w:sz w:val="24"/>
+                <w:szCs w:val="24"/>
+              </w:rPr>
+            </w:pPr>
+            <w:r>
+              <w:rPr>
+                <w:rFonts w:eastAsia="Times New Roman"/>
+                <w:sz w:val="24"/>
+                <w:szCs w:val="24"/>
+              </w:rPr>
+              <w:t xml:space="preserve">105 (logistic, held out)</w:t>
+            </w:r>
+          </w:p>
+        </w:tc>
+        <w:tc>
+          <w:tcPr>
+            <w:tcW w:w="2750" w:type="dxa"/>
+            <w:tcBorders>
+              <w:top w:val="single" w:sz="4" w:space="0" w:color="000000"/>
+              <w:left w:val="single" w:sz="4" w:space="0" w:color="000000"/>
+              <w:bottom w:val="single" w:sz="4" w:space="0" w:color="000000"/>
+              <w:right w:val="single" w:sz="4" w:space="0" w:color="000000"/>
+            </w:tcBorders>
+            <w:tcMar>
+              <w:top w:w="60" w:type="dxa"/>
+              <w:left w:w="80" w:type="dxa"/>
+              <w:bottom w:w="60" w:type="dxa"/>
+              <w:right w:w="80" w:type="dxa"/>
+            </w:tcMar>
+            <w:vAlign w:val="center"/>
+          </w:tcPr>
+          <w:p>
+            <w:pPr>
+              <w:spacing w:before="20" w:after="20"/>
+              <w:jc w:val="center"/>
+              <w:rPr>
+                <w:sz w:val="24"/>
+                <w:szCs w:val="24"/>
+              </w:rPr>
+            </w:pPr>
+            <w:r>
+              <w:rPr>
+                <w:rFonts w:eastAsia="Times New Roman"/>
+                <w:sz w:val="24"/>
+                <w:szCs w:val="24"/>
+              </w:rPr>
+              <w:t xml:space="preserve">0.55763</w:t>
+            </w:r>
+          </w:p>
+        </w:tc>
+        <w:tc>
+          <w:tcPr>
+            <w:tcW w:w="2750" w:type="dxa"/>
+            <w:tcBorders>
+              <w:top w:val="single" w:sz="4" w:space="0" w:color="000000"/>
+              <w:left w:val="single" w:sz="4" w:space="0" w:color="000000"/>
+              <w:bottom w:val="single" w:sz="4" w:space="0" w:color="000000"/>
+              <w:right w:val="single" w:sz="4" w:space="0" w:color="000000"/>
+            </w:tcBorders>
+            <w:tcMar>
+              <w:top w:w="60" w:type="dxa"/>
+              <w:left w:w="80" w:type="dxa"/>
+              <w:bottom w:w="60" w:type="dxa"/>
+              <w:right w:w="80" w:type="dxa"/>
+            </w:tcMar>
+            <w:vAlign w:val="center"/>
+          </w:tcPr>
+          <w:p>
+            <w:pPr>
+              <w:spacing w:before="20" w:after="20"/>
+              <w:jc w:val="center"/>
+              <w:rPr>
+                <w:sz w:val="24"/>
+                <w:szCs w:val="24"/>
+              </w:rPr>
+            </w:pPr>
+            <w:r>
+              <w:rPr>
+                <w:rFonts w:eastAsia="Times New Roman"/>
+                <w:sz w:val="24"/>
+                <w:szCs w:val="24"/>
+              </w:rPr>
+              <w:t xml:space="preserve">outside the fitted region</w:t>
+            </w:r>
+          </w:p>
+        </w:tc>
+      </w:tr>
+    </w:tbl>
+    <w:p>
+      <w:pPr>
+        <w:spacing w:before="60" w:after="100" w:line="276" w:lineRule="auto"/>
+        <w:jc w:val="both"/>
+        <w:rPr>
+          <w:rFonts w:eastAsia="Times New Roman"/>
+          <w:sz w:val="24"/>
+          <w:szCs w:val="24"/>
+        </w:rPr>
+      </w:pPr>
+      <w:r>
+        <w:rPr>
+          <w:rFonts w:eastAsia="Times New Roman"/>
+          <w:sz w:val="24"/>
+          <w:szCs w:val="24"/>
+        </w:rPr>
+        <w:t xml:space="preserve">Over the region in which the alarm still precedes the accident in every clip, the relationship is a straight line: the score falls by 0.016647 for each frame of delay, which is one point per 60.1 frames, or 0.4994 per second at 30 frames per second. A dedicated one-frame experiment confirms the slope directly: a step at frame 75 scores 1.10445 and a step at frame 76 scores 1.08779, a difference of 0.01666 against 1/60 = 0.016667.</w:t>
+      </w:r>
+    </w:p>
+    <w:p>
+      <w:pPr>
+        <w:spacing w:before="60" w:after="100" w:line="276" w:lineRule="auto"/>
+        <w:jc w:val="both"/>
+        <w:rPr>
+          <w:rFonts w:eastAsia="Times New Roman"/>
+          <w:sz w:val="24"/>
+          <w:szCs w:val="24"/>
+        </w:rPr>
+      </w:pPr>
+      <w:r>
+        <w:rPr>
+          <w:rFonts w:eastAsia="Times New Roman"/>
+          <w:sz w:val="24"/>
+          <w:szCs w:val="24"/>
+        </w:rPr>
+        <w:t xml:space="preserve">The line was then asked to predict curves it had not seen. Three logistic curves crossing at frames 60, 75 and 90 are predicted to within 6.4 × 10⁻³, and the closest of them to 6 × 10⁻⁵. The fourth, crossing at frame 105, lies beyond the region where the line was fitted and where the curve has already begun to bend; the model is not expected to hold there and we report it rather than omit a held-out point that missed.</w:t>
+      </w:r>
+    </w:p>
+    <w:p>
+      <w:pPr>
+        <w:spacing w:before="160" w:after="60"/>
+        <w:rPr>
+          <w:sz w:val="24"/>
+          <w:szCs w:val="24"/>
+        </w:rPr>
+      </w:pPr>
+      <w:r>
+        <w:rPr>
+          <w:rFonts w:eastAsia="Times New Roman"/>
+          <w:b/>
+          <w:bCs/>
+          <w:i/>
+          <w:iCs/>
+          <w:sz w:val="24"/>
+          <w:szCs w:val="24"/>
+        </w:rPr>
+        <w:t xml:space="preserve">5.4. What the published metric definition does not explain</w:t>
+      </w:r>
+    </w:p>
+    <w:p>
+      <w:pPr>
+        <w:spacing w:before="60" w:after="100" w:line="276" w:lineRule="auto"/>
+        <w:jc w:val="both"/>
+        <w:rPr>
+          <w:rFonts w:eastAsia="Times New Roman"/>
+          <w:sz w:val="24"/>
+          <w:szCs w:val="24"/>
+        </w:rPr>
+      </w:pPr>
+      <w:r>
+        <w:rPr>
+          <w:rFonts w:eastAsia="Times New Roman"/>
+          <w:sz w:val="24"/>
+          <w:szCs w:val="24"/>
+        </w:rPr>
+        <w:t xml:space="preserve">One result does not fit, and we report it rather than smooth it. A linear ramp crosses the threshold at frame 75, exactly as three other curves do, and scores 0.037 lower than they do. That gap is 2.24 frames of slope, which is not an integer, so it cannot be a crossing-frame effect. We therefore submitted a diagnostic family that holds the crossing frame at 75 and varies only the shape of the curve away from it.</w:t>
+      </w:r>
+    </w:p>
+    <w:p>
+      <w:pPr>
+        <w:spacing w:before="40" w:after="10"/>
+        <w:jc w:val="center"/>
+        <w:rPr>
+          <w:sz w:val="24"/>
+          <w:szCs w:val="24"/>
+        </w:rPr>
+      </w:pPr>
+      <w:r>
+        <w:rPr>
+          <w:rFonts w:eastAsia="Times New Roman"/>
+          <w:b/>
+          <w:bCs/>
+          <w:sz w:val="24"/>
+          <w:szCs w:val="24"/>
+        </w:rPr>
+        <w:t xml:space="preserve">Table 11: Five curves that all first exceed 0.5 at frame 75, with identical values at frames 74 and 75 and no subsequent dip, plus a one-frame calibration step.</w:t>
+      </w:r>
+    </w:p>
+    <w:tbl>
+      <w:tblPr>
+        <w:tblW w:w="9000" w:type="dxa"/>
+        <w:tblBorders>
+          <w:top w:val="single" w:sz="4" w:space="0" w:color="auto"/>
+          <w:left w:val="single" w:sz="4" w:space="0" w:color="auto"/>
+          <w:bottom w:val="single" w:sz="4" w:space="0" w:color="auto"/>
+          <w:right w:val="single" w:sz="4" w:space="0" w:color="auto"/>
+          <w:insideH w:val="single" w:sz="4" w:space="0" w:color="auto"/>
+          <w:insideV w:val="single" w:sz="4" w:space="0" w:color="auto"/>
+        </w:tblBorders>
+        <w:tblCellMar>
+          <w:left w:w="10" w:type="dxa"/>
+          <w:right w:w="10" w:type="dxa"/>
+        </w:tblCellMar>
+        <w:tblLook w:val="04A0" w:firstRow="1" w:lastRow="0" w:firstColumn="1" w:lastColumn="0" w:noHBand="0" w:noVBand="1"/>
+      </w:tblPr>
+      <w:tblGrid>
+        <w:gridCol w:w="3500"/>
+        <w:gridCol w:w="2750"/>
+        <w:gridCol w:w="2750"/>
+      </w:tblGrid>
+      <w:tr>
+        <w:trPr>
+          <w:tblHeader/>
+        </w:trPr>
+        <w:tc>
+          <w:tcPr>
+            <w:tcW w:w="3500" w:type="dxa"/>
+            <w:tcBorders>
+              <w:top w:val="single" w:sz="4" w:space="0" w:color="000000"/>
+              <w:left w:val="single" w:sz="4" w:space="0" w:color="000000"/>
+              <w:bottom w:val="single" w:sz="4" w:space="0" w:color="000000"/>
+              <w:right w:val="single" w:sz="4" w:space="0" w:color="000000"/>
+            </w:tcBorders>
+            <w:shd w:val="clear" w:color="auto" w:fill="D9D9D9"/>
+            <w:tcMar>
+              <w:top w:w="60" w:type="dxa"/>
+              <w:left w:w="80" w:type="dxa"/>
+              <w:bottom w:w="60" w:type="dxa"/>
+              <w:right w:w="80" w:type="dxa"/>
+            </w:tcMar>
+            <w:vAlign w:val="center"/>
+          </w:tcPr>
+          <w:p>
+            <w:pPr>
+              <w:spacing w:before="20" w:after="20"/>
+              <w:jc w:val="center"/>
+              <w:rPr>
+                <w:sz w:val="24"/>
+                <w:szCs w:val="24"/>
+              </w:rPr>
+            </w:pPr>
+            <w:r>
+              <w:rPr>
+                <w:rFonts w:eastAsia="Times New Roman"/>
+                <w:b/>
+                <w:bCs/>
+                <w:sz w:val="24"/>
+                <w:szCs w:val="24"/>
+              </w:rPr>
+              <w:t xml:space="preserve">Curve, all crossing 0.5 at frame 75</w:t>
+            </w:r>
+          </w:p>
+        </w:tc>
+        <w:tc>
+          <w:tcPr>
+            <w:tcW w:w="2750" w:type="dxa"/>
+            <w:tcBorders>
+              <w:top w:val="single" w:sz="4" w:space="0" w:color="000000"/>
+              <w:left w:val="single" w:sz="4" w:space="0" w:color="000000"/>
+              <w:bottom w:val="single" w:sz="4" w:space="0" w:color="000000"/>
+              <w:right w:val="single" w:sz="4" w:space="0" w:color="000000"/>
+            </w:tcBorders>
+            <w:shd w:val="clear" w:color="auto" w:fill="D9D9D9"/>
+            <w:tcMar>
+              <w:top w:w="60" w:type="dxa"/>
+              <w:left w:w="80" w:type="dxa"/>
+              <w:bottom w:w="60" w:type="dxa"/>
+              <w:right w:w="80" w:type="dxa"/>
+            </w:tcMar>
+            <w:vAlign w:val="center"/>
+          </w:tcPr>
+          <w:p>
+            <w:pPr>
+              <w:spacing w:before="20" w:after="20"/>
+              <w:jc w:val="center"/>
+              <w:rPr>
+                <w:sz w:val="24"/>
+                <w:szCs w:val="24"/>
+              </w:rPr>
+            </w:pPr>
+            <w:r>
+              <w:rPr>
+                <w:rFonts w:eastAsia="Times New Roman"/>
+                <w:b/>
+                <w:bCs/>
+                <w:sz w:val="24"/>
+                <w:szCs w:val="24"/>
+              </w:rPr>
+              <w:t xml:space="preserve">Private score</w:t>
+            </w:r>
+          </w:p>
+        </w:tc>
+        <w:tc>
+          <w:tcPr>
+            <w:tcW w:w="2750" w:type="dxa"/>
+            <w:tcBorders>
+              <w:top w:val="single" w:sz="4" w:space="0" w:color="000000"/>
+              <w:left w:val="single" w:sz="4" w:space="0" w:color="000000"/>
+              <w:bottom w:val="single" w:sz="4" w:space="0" w:color="000000"/>
+              <w:right w:val="single" w:sz="4" w:space="0" w:color="000000"/>
+            </w:tcBorders>
+            <w:shd w:val="clear" w:color="auto" w:fill="D9D9D9"/>
+            <w:tcMar>
+              <w:top w:w="60" w:type="dxa"/>
+              <w:left w:w="80" w:type="dxa"/>
+              <w:bottom w:w="60" w:type="dxa"/>
+              <w:right w:w="80" w:type="dxa"/>
+            </w:tcMar>
+            <w:vAlign w:val="center"/>
+          </w:tcPr>
+          <w:p>
+            <w:pPr>
+              <w:spacing w:before="20" w:after="20"/>
+              <w:jc w:val="center"/>
+              <w:rPr>
+                <w:sz w:val="24"/>
+                <w:szCs w:val="24"/>
+              </w:rPr>
+            </w:pPr>
+            <w:r>
+              <w:rPr>
+                <w:rFonts w:eastAsia="Times New Roman"/>
+                <w:b/>
+                <w:bCs/>
+                <w:sz w:val="24"/>
+                <w:szCs w:val="24"/>
+              </w:rPr>
+              <w:t xml:space="preserve">Against the step reference</w:t>
+            </w:r>
+          </w:p>
+        </w:tc>
+      </w:tr>
+      <w:tr>
+        <w:tc>
+          <w:tcPr>
+            <w:tcW w:w="3500" w:type="dxa"/>
+            <w:tcBorders>
+              <w:top w:val="single" w:sz="4" w:space="0" w:color="000000"/>
+              <w:left w:val="single" w:sz="4" w:space="0" w:color="000000"/>
+              <w:bottom w:val="single" w:sz="4" w:space="0" w:color="000000"/>
+              <w:right w:val="single" w:sz="4" w:space="0" w:color="000000"/>
+            </w:tcBorders>
+            <w:tcMar>
+              <w:top w:w="60" w:type="dxa"/>
+              <w:left w:w="80" w:type="dxa"/>
+              <w:bottom w:w="60" w:type="dxa"/>
+              <w:right w:w="80" w:type="dxa"/>
+            </w:tcMar>
+            <w:vAlign w:val="center"/>
+          </w:tcPr>
+          <w:p>
+            <w:pPr>
+              <w:spacing w:before="20" w:after="20"/>
+              <w:rPr>
+                <w:sz w:val="24"/>
+                <w:szCs w:val="24"/>
+              </w:rPr>
+            </w:pPr>
+            <w:r>
+              <w:rPr>
+                <w:rFonts w:eastAsia="Times New Roman"/>
+                <w:sz w:val="24"/>
+                <w:szCs w:val="24"/>
+              </w:rPr>
+              <w:t xml:space="preserve">graded run-up (0 → 0.49, then 0.51)</w:t>
+            </w:r>
+          </w:p>
+        </w:tc>
+        <w:tc>
+          <w:tcPr>
+            <w:tcW w:w="2750" w:type="dxa"/>
+            <w:tcBorders>
+              <w:top w:val="single" w:sz="4" w:space="0" w:color="000000"/>
+              <w:left w:val="single" w:sz="4" w:space="0" w:color="000000"/>
+              <w:bottom w:val="single" w:sz="4" w:space="0" w:color="000000"/>
+              <w:right w:val="single" w:sz="4" w:space="0" w:color="000000"/>
+            </w:tcBorders>
+            <w:tcMar>
+              <w:top w:w="60" w:type="dxa"/>
+              <w:left w:w="80" w:type="dxa"/>
+              <w:bottom w:w="60" w:type="dxa"/>
+              <w:right w:w="80" w:type="dxa"/>
+            </w:tcMar>
+            <w:vAlign w:val="center"/>
+          </w:tcPr>
+          <w:p>
+            <w:pPr>
+              <w:spacing w:before="20" w:after="20"/>
+              <w:jc w:val="center"/>
+              <w:rPr>
+                <w:sz w:val="24"/>
+                <w:szCs w:val="24"/>
+              </w:rPr>
+            </w:pPr>
+            <w:r>
+              <w:rPr>
+                <w:rFonts w:eastAsia="Times New Roman"/>
+                <w:sz w:val="24"/>
+                <w:szCs w:val="24"/>
+              </w:rPr>
+              <w:t xml:space="preserve">1.12964</w:t>
+            </w:r>
+          </w:p>
+        </w:tc>
+        <w:tc>
+          <w:tcPr>
+            <w:tcW w:w="2750" w:type="dxa"/>
+            <w:tcBorders>
+              <w:top w:val="single" w:sz="4" w:space="0" w:color="000000"/>
+              <w:left w:val="single" w:sz="4" w:space="0" w:color="000000"/>
+              <w:bottom w:val="single" w:sz="4" w:space="0" w:color="000000"/>
+              <w:right w:val="single" w:sz="4" w:space="0" w:color="000000"/>
+            </w:tcBorders>
+            <w:tcMar>
+              <w:top w:w="60" w:type="dxa"/>
+              <w:left w:w="80" w:type="dxa"/>
+              <w:bottom w:w="60" w:type="dxa"/>
+              <w:right w:w="80" w:type="dxa"/>
+            </w:tcMar>
+            <w:vAlign w:val="center"/>
+          </w:tcPr>
+          <w:p>
+            <w:pPr>
+              <w:spacing w:before="20" w:after="20"/>
+              <w:jc w:val="center"/>
+              <w:rPr>
+                <w:sz w:val="24"/>
+                <w:szCs w:val="24"/>
+              </w:rPr>
+            </w:pPr>
+            <w:r>
+              <w:rPr>
+                <w:rFonts w:eastAsia="Times New Roman"/>
+                <w:sz w:val="24"/>
+                <w:szCs w:val="24"/>
+              </w:rPr>
+              <w:t xml:space="preserve">+0.02519</w:t>
+            </w:r>
+          </w:p>
+        </w:tc>
+      </w:tr>
+      <w:tr>
+        <w:tc>
+          <w:tcPr>
+            <w:tcW w:w="3500" w:type="dxa"/>
+            <w:tcBorders>
+              <w:top w:val="single" w:sz="4" w:space="0" w:color="000000"/>
+              <w:left w:val="single" w:sz="4" w:space="0" w:color="000000"/>
+              <w:bottom w:val="single" w:sz="4" w:space="0" w:color="000000"/>
+              <w:right w:val="single" w:sz="4" w:space="0" w:color="000000"/>
+            </w:tcBorders>
+            <w:tcMar>
+              <w:top w:w="60" w:type="dxa"/>
+              <w:left w:w="80" w:type="dxa"/>
+              <w:bottom w:w="60" w:type="dxa"/>
+              <w:right w:w="80" w:type="dxa"/>
+            </w:tcMar>
+            <w:vAlign w:val="center"/>
+          </w:tcPr>
+          <w:p>
+            <w:pPr>
+              <w:spacing w:before="20" w:after="20"/>
+              <w:rPr>
+                <w:sz w:val="24"/>
+                <w:szCs w:val="24"/>
+              </w:rPr>
+            </w:pPr>
+            <w:r>
+              <w:rPr>
+                <w:rFonts w:eastAsia="Times New Roman"/>
+                <w:sz w:val="24"/>
+                <w:szCs w:val="24"/>
+              </w:rPr>
+              <w:t xml:space="preserve">step (0.49 / 0.51)</w:t>
+            </w:r>
+          </w:p>
+        </w:tc>
+        <w:tc>
+          <w:tcPr>
+            <w:tcW w:w="2750" w:type="dxa"/>
+            <w:tcBorders>
+              <w:top w:val="single" w:sz="4" w:space="0" w:color="000000"/>
+              <w:left w:val="single" w:sz="4" w:space="0" w:color="000000"/>
+              <w:bottom w:val="single" w:sz="4" w:space="0" w:color="000000"/>
+              <w:right w:val="single" w:sz="4" w:space="0" w:color="000000"/>
+            </w:tcBorders>
+            <w:tcMar>
+              <w:top w:w="60" w:type="dxa"/>
+              <w:left w:w="80" w:type="dxa"/>
+              <w:bottom w:w="60" w:type="dxa"/>
+              <w:right w:w="80" w:type="dxa"/>
+            </w:tcMar>
+            <w:vAlign w:val="center"/>
+          </w:tcPr>
+          <w:p>
+            <w:pPr>
+              <w:spacing w:before="20" w:after="20"/>
+              <w:jc w:val="center"/>
+              <w:rPr>
+                <w:sz w:val="24"/>
+                <w:szCs w:val="24"/>
+              </w:rPr>
+            </w:pPr>
+            <w:r>
+              <w:rPr>
+                <w:rFonts w:eastAsia="Times New Roman"/>
+                <w:sz w:val="24"/>
+                <w:szCs w:val="24"/>
+              </w:rPr>
+              <w:t xml:space="preserve">1.10445</w:t>
+            </w:r>
+          </w:p>
+        </w:tc>
+        <w:tc>
+          <w:tcPr>
+            <w:tcW w:w="2750" w:type="dxa"/>
+            <w:tcBorders>
+              <w:top w:val="single" w:sz="4" w:space="0" w:color="000000"/>
+              <w:left w:val="single" w:sz="4" w:space="0" w:color="000000"/>
+              <w:bottom w:val="single" w:sz="4" w:space="0" w:color="000000"/>
+              <w:right w:val="single" w:sz="4" w:space="0" w:color="000000"/>
+            </w:tcBorders>
+            <w:tcMar>
+              <w:top w:w="60" w:type="dxa"/>
+              <w:left w:w="80" w:type="dxa"/>
+              <w:bottom w:w="60" w:type="dxa"/>
+              <w:right w:w="80" w:type="dxa"/>
+            </w:tcMar>
+            <w:vAlign w:val="center"/>
+          </w:tcPr>
+          <w:p>
+            <w:pPr>
+              <w:spacing w:before="20" w:after="20"/>
+              <w:jc w:val="center"/>
+              <w:rPr>
+                <w:sz w:val="24"/>
+                <w:szCs w:val="24"/>
+              </w:rPr>
+            </w:pPr>
+            <w:r>
+              <w:rPr>
+                <w:rFonts w:eastAsia="Times New Roman"/>
+                <w:sz w:val="24"/>
+                <w:szCs w:val="24"/>
+              </w:rPr>
+              <w:t xml:space="preserve">reference</w:t>
+            </w:r>
+          </w:p>
+        </w:tc>
+      </w:tr>
+      <w:tr>
+        <w:tc>
+          <w:tcPr>
+            <w:tcW w:w="3500" w:type="dxa"/>
+            <w:tcBorders>
+              <w:top w:val="single" w:sz="4" w:space="0" w:color="000000"/>
+              <w:left w:val="single" w:sz="4" w:space="0" w:color="000000"/>
+              <w:bottom w:val="single" w:sz="4" w:space="0" w:color="000000"/>
+              <w:right w:val="single" w:sz="4" w:space="0" w:color="000000"/>
+            </w:tcBorders>
+            <w:tcMar>
+              <w:top w:w="60" w:type="dxa"/>
+              <w:left w:w="80" w:type="dxa"/>
+              <w:bottom w:w="60" w:type="dxa"/>
+              <w:right w:w="80" w:type="dxa"/>
+            </w:tcMar>
+            <w:vAlign w:val="center"/>
+          </w:tcPr>
+          <w:p>
+            <w:pPr>
+              <w:spacing w:before="20" w:after="20"/>
+              <w:rPr>
+                <w:sz w:val="24"/>
+                <w:szCs w:val="24"/>
+              </w:rPr>
+            </w:pPr>
+            <w:r>
+              <w:rPr>
+                <w:rFonts w:eastAsia="Times New Roman"/>
+                <w:sz w:val="24"/>
+                <w:szCs w:val="24"/>
+              </w:rPr>
+              <w:t xml:space="preserve">graded throughout (0.000 → 1.000)</w:t>
+            </w:r>
+          </w:p>
+        </w:tc>
+        <w:tc>
+          <w:tcPr>
+            <w:tcW w:w="2750" w:type="dxa"/>
+            <w:tcBorders>
+              <w:top w:val="single" w:sz="4" w:space="0" w:color="000000"/>
+              <w:left w:val="single" w:sz="4" w:space="0" w:color="000000"/>
+              <w:bottom w:val="single" w:sz="4" w:space="0" w:color="000000"/>
+              <w:right w:val="single" w:sz="4" w:space="0" w:color="000000"/>
+            </w:tcBorders>
+            <w:tcMar>
+              <w:top w:w="60" w:type="dxa"/>
+              <w:left w:w="80" w:type="dxa"/>
+              <w:bottom w:w="60" w:type="dxa"/>
+              <w:right w:w="80" w:type="dxa"/>
+            </w:tcMar>
+            <w:vAlign w:val="center"/>
+          </w:tcPr>
+          <w:p>
+            <w:pPr>
+              <w:spacing w:before="20" w:after="20"/>
+              <w:jc w:val="center"/>
+              <w:rPr>
+                <w:sz w:val="24"/>
+                <w:szCs w:val="24"/>
+              </w:rPr>
+            </w:pPr>
+            <w:r>
+              <w:rPr>
+                <w:rFonts w:eastAsia="Times New Roman"/>
+                <w:sz w:val="24"/>
+                <w:szCs w:val="24"/>
+              </w:rPr>
+              <w:t xml:space="preserve">1.06725</w:t>
+            </w:r>
+          </w:p>
+        </w:tc>
+        <w:tc>
+          <w:tcPr>
+            <w:tcW w:w="2750" w:type="dxa"/>
+            <w:tcBorders>
+              <w:top w:val="single" w:sz="4" w:space="0" w:color="000000"/>
+              <w:left w:val="single" w:sz="4" w:space="0" w:color="000000"/>
+              <w:bottom w:val="single" w:sz="4" w:space="0" w:color="000000"/>
+              <w:right w:val="single" w:sz="4" w:space="0" w:color="000000"/>
+            </w:tcBorders>
+            <w:tcMar>
+              <w:top w:w="60" w:type="dxa"/>
+              <w:left w:w="80" w:type="dxa"/>
+              <w:bottom w:w="60" w:type="dxa"/>
+              <w:right w:w="80" w:type="dxa"/>
+            </w:tcMar>
+            <w:vAlign w:val="center"/>
+          </w:tcPr>
+          <w:p>
+            <w:pPr>
+              <w:spacing w:before="20" w:after="20"/>
+              <w:jc w:val="center"/>
+              <w:rPr>
+                <w:sz w:val="24"/>
+                <w:szCs w:val="24"/>
+              </w:rPr>
+            </w:pPr>
+            <w:r>
+              <w:rPr>
+                <w:rFonts w:eastAsia="Times New Roman"/>
+                <w:sz w:val="24"/>
+                <w:szCs w:val="24"/>
+              </w:rPr>
+              <w:t xml:space="preserve">−0.03720</w:t>
+            </w:r>
+          </w:p>
+        </w:tc>
+      </w:tr>
+      <w:tr>
+        <w:tc>
+          <w:tcPr>
+            <w:tcW w:w="3500" w:type="dxa"/>
+            <w:tcBorders>
+              <w:top w:val="single" w:sz="4" w:space="0" w:color="000000"/>
+              <w:left w:val="single" w:sz="4" w:space="0" w:color="000000"/>
+              <w:bottom w:val="single" w:sz="4" w:space="0" w:color="000000"/>
+              <w:right w:val="single" w:sz="4" w:space="0" w:color="000000"/>
+            </w:tcBorders>
+            <w:tcMar>
+              <w:top w:w="60" w:type="dxa"/>
+              <w:left w:w="80" w:type="dxa"/>
+              <w:bottom w:w="60" w:type="dxa"/>
+              <w:right w:w="80" w:type="dxa"/>
+            </w:tcMar>
+            <w:vAlign w:val="center"/>
+          </w:tcPr>
+          <w:p>
+            <w:pPr>
+              <w:spacing w:before="20" w:after="20"/>
+              <w:rPr>
+                <w:sz w:val="24"/>
+                <w:szCs w:val="24"/>
+              </w:rPr>
+            </w:pPr>
+            <w:r>
+              <w:rPr>
+                <w:rFonts w:eastAsia="Times New Roman"/>
+                <w:sz w:val="24"/>
+                <w:szCs w:val="24"/>
+              </w:rPr>
+              <w:t xml:space="preserve">graded run-out (0.49, then 0.51 → 0.99)</w:t>
+            </w:r>
+          </w:p>
+        </w:tc>
+        <w:tc>
+          <w:tcPr>
+            <w:tcW w:w="2750" w:type="dxa"/>
+            <w:tcBorders>
+              <w:top w:val="single" w:sz="4" w:space="0" w:color="000000"/>
+              <w:left w:val="single" w:sz="4" w:space="0" w:color="000000"/>
+              <w:bottom w:val="single" w:sz="4" w:space="0" w:color="000000"/>
+              <w:right w:val="single" w:sz="4" w:space="0" w:color="000000"/>
+            </w:tcBorders>
+            <w:tcMar>
+              <w:top w:w="60" w:type="dxa"/>
+              <w:left w:w="80" w:type="dxa"/>
+              <w:bottom w:w="60" w:type="dxa"/>
+              <w:right w:w="80" w:type="dxa"/>
+            </w:tcMar>
+            <w:vAlign w:val="center"/>
+          </w:tcPr>
+          <w:p>
+            <w:pPr>
+              <w:spacing w:before="20" w:after="20"/>
+              <w:jc w:val="center"/>
+              <w:rPr>
+                <w:sz w:val="24"/>
+                <w:szCs w:val="24"/>
+              </w:rPr>
+            </w:pPr>
+            <w:r>
+              <w:rPr>
+                <w:rFonts w:eastAsia="Times New Roman"/>
+                <w:sz w:val="24"/>
+                <w:szCs w:val="24"/>
+              </w:rPr>
+              <w:t xml:space="preserve">1.03871</w:t>
+            </w:r>
+          </w:p>
+        </w:tc>
+        <w:tc>
+          <w:tcPr>
+            <w:tcW w:w="2750" w:type="dxa"/>
+            <w:tcBorders>
+              <w:top w:val="single" w:sz="4" w:space="0" w:color="000000"/>
+              <w:left w:val="single" w:sz="4" w:space="0" w:color="000000"/>
+              <w:bottom w:val="single" w:sz="4" w:space="0" w:color="000000"/>
+              <w:right w:val="single" w:sz="4" w:space="0" w:color="000000"/>
+            </w:tcBorders>
+            <w:tcMar>
+              <w:top w:w="60" w:type="dxa"/>
+              <w:left w:w="80" w:type="dxa"/>
+              <w:bottom w:w="60" w:type="dxa"/>
+              <w:right w:w="80" w:type="dxa"/>
+            </w:tcMar>
+            <w:vAlign w:val="center"/>
+          </w:tcPr>
+          <w:p>
+            <w:pPr>
+              <w:spacing w:before="20" w:after="20"/>
+              <w:jc w:val="center"/>
+              <w:rPr>
+                <w:sz w:val="24"/>
+                <w:szCs w:val="24"/>
+              </w:rPr>
+            </w:pPr>
+            <w:r>
+              <w:rPr>
+                <w:rFonts w:eastAsia="Times New Roman"/>
+                <w:sz w:val="24"/>
+                <w:szCs w:val="24"/>
+              </w:rPr>
+              <w:t xml:space="preserve">−0.06574</w:t>
+            </w:r>
+          </w:p>
+        </w:tc>
+      </w:tr>
+      <w:tr>
+        <w:tc>
+          <w:tcPr>
+            <w:tcW w:w="3500" w:type="dxa"/>
+            <w:tcBorders>
+              <w:top w:val="single" w:sz="4" w:space="0" w:color="000000"/>
+              <w:left w:val="single" w:sz="4" w:space="0" w:color="000000"/>
+              <w:bottom w:val="single" w:sz="4" w:space="0" w:color="000000"/>
+              <w:right w:val="single" w:sz="4" w:space="0" w:color="000000"/>
+            </w:tcBorders>
+            <w:tcMar>
+              <w:top w:w="60" w:type="dxa"/>
+              <w:left w:w="80" w:type="dxa"/>
+              <w:bottom w:w="60" w:type="dxa"/>
+              <w:right w:w="80" w:type="dxa"/>
+            </w:tcMar>
+            <w:vAlign w:val="center"/>
+          </w:tcPr>
+          <w:p>
+            <w:pPr>
+              <w:spacing w:before="20" w:after="20"/>
+              <w:rPr>
+                <w:sz w:val="24"/>
+                <w:szCs w:val="24"/>
+              </w:rPr>
+            </w:pPr>
+            <w:r>
+              <w:rPr>
+                <w:rFonts w:eastAsia="Times New Roman"/>
+                <w:sz w:val="24"/>
+                <w:szCs w:val="24"/>
+              </w:rPr>
+              <w:t xml:space="preserve">step at frame 76 (one-frame calibration)</w:t>
+            </w:r>
+          </w:p>
+        </w:tc>
+        <w:tc>
+          <w:tcPr>
+            <w:tcW w:w="2750" w:type="dxa"/>
+            <w:tcBorders>
+              <w:top w:val="single" w:sz="4" w:space="0" w:color="000000"/>
+              <w:left w:val="single" w:sz="4" w:space="0" w:color="000000"/>
+              <w:bottom w:val="single" w:sz="4" w:space="0" w:color="000000"/>
+              <w:right w:val="single" w:sz="4" w:space="0" w:color="000000"/>
+            </w:tcBorders>
+            <w:tcMar>
+              <w:top w:w="60" w:type="dxa"/>
+              <w:left w:w="80" w:type="dxa"/>
+              <w:bottom w:w="60" w:type="dxa"/>
+              <w:right w:w="80" w:type="dxa"/>
+            </w:tcMar>
+            <w:vAlign w:val="center"/>
+          </w:tcPr>
+          <w:p>
+            <w:pPr>
+              <w:spacing w:before="20" w:after="20"/>
+              <w:jc w:val="center"/>
+              <w:rPr>
+                <w:sz w:val="24"/>
+                <w:szCs w:val="24"/>
+              </w:rPr>
+            </w:pPr>
+            <w:r>
+              <w:rPr>
+                <w:rFonts w:eastAsia="Times New Roman"/>
+                <w:sz w:val="24"/>
+                <w:szCs w:val="24"/>
+              </w:rPr>
+              <w:t xml:space="preserve">1.08779</w:t>
+            </w:r>
+          </w:p>
+        </w:tc>
+        <w:tc>
+          <w:tcPr>
+            <w:tcW w:w="2750" w:type="dxa"/>
+            <w:tcBorders>
+              <w:top w:val="single" w:sz="4" w:space="0" w:color="000000"/>
+              <w:left w:val="single" w:sz="4" w:space="0" w:color="000000"/>
+              <w:bottom w:val="single" w:sz="4" w:space="0" w:color="000000"/>
+              <w:right w:val="single" w:sz="4" w:space="0" w:color="000000"/>
+            </w:tcBorders>
+            <w:tcMar>
+              <w:top w:w="60" w:type="dxa"/>
+              <w:left w:w="80" w:type="dxa"/>
+              <w:bottom w:w="60" w:type="dxa"/>
+              <w:right w:w="80" w:type="dxa"/>
+            </w:tcMar>
+            <w:vAlign w:val="center"/>
+          </w:tcPr>
+          <w:p>
+            <w:pPr>
+              <w:spacing w:before="20" w:after="20"/>
+              <w:jc w:val="center"/>
+              <w:rPr>
+                <w:sz w:val="24"/>
+                <w:szCs w:val="24"/>
+              </w:rPr>
+            </w:pPr>
+            <w:r>
+              <w:rPr>
+                <w:rFonts w:eastAsia="Times New Roman"/>
+                <w:sz w:val="24"/>
+                <w:szCs w:val="24"/>
+              </w:rPr>
+              <w:t xml:space="preserve">−0.01666 = 1/60.0</w:t>
+            </w:r>
+          </w:p>
+        </w:tc>
+      </w:tr>
+    </w:tbl>
+    <w:p>
+      <w:pPr>
+        <w:spacing w:before="60" w:after="100" w:line="276" w:lineRule="auto"/>
+        <w:jc w:val="both"/>
+        <w:rPr>
+          <w:rFonts w:eastAsia="Times New Roman"/>
+          <w:sz w:val="24"/>
+          <w:szCs w:val="24"/>
+        </w:rPr>
+      </w:pPr>
+      <w:r>
+        <w:rPr>
+          <w:rFonts w:eastAsia="Times New Roman"/>
+          <w:sz w:val="24"/>
+          <w:szCs w:val="24"/>
+        </w:rPr>
+        <w:t xml:space="preserve">The three curves in the middle of Table 11 have identical values at frames 74 and 75, cross at the same frame, and never fall back afterwards. Under the metric as published they must score identically: the two timing terms are functions of threshold crossings alone, and video-blind curves are identical across clips, so the discrimination terms cannot separate them either. They span 0.09093, which is 5.5 frames of slope. Grading the run-up downward gains 0.02519; grading the run-out upward loses 0.06574.</w:t>
+      </w:r>
+    </w:p>
+    <w:p>
+      <w:pPr>
+        <w:spacing w:before="60" w:after="100" w:line="276" w:lineRule="auto"/>
+        <w:jc w:val="both"/>
+        <w:rPr>
+          <w:rFonts w:eastAsia="Times New Roman"/>
+          <w:sz w:val="24"/>
+          <w:szCs w:val="24"/>
+        </w:rPr>
+      </w:pPr>
+      <w:r>
+        <w:rPr>
+          <w:rFonts w:eastAsia="Times New Roman"/>
+          <w:sz w:val="24"/>
+          <w:szCs w:val="24"/>
+        </w:rPr>
+        <w:t xml:space="preserve">We do not have an explanation, and we state the two candidates rather than choose between them. Either the discrimination terms are not invariant to curve shape among video-blind submissions — which would weaken the cancellation argument of Section 4, though it is hard to reconcile with a step at frame 140 and a flat 0.49 scoring identically despite very different frame orderings — or the timing terms read something beyond the first crossing that the three agreeing curves share and the ramp does not.</w:t>
+      </w:r>
+    </w:p>
+    <w:p>
+      <w:pPr>
+        <w:spacing w:before="60" w:after="100" w:line="276" w:lineRule="auto"/>
+        <w:jc w:val="both"/>
+        <w:rPr>
+          <w:rFonts w:eastAsia="Times New Roman"/>
+          <w:sz w:val="24"/>
+          <w:szCs w:val="24"/>
+        </w:rPr>
+      </w:pPr>
+      <w:r>
+        <w:rPr>
+          <w:rFonts w:eastAsia="Times New Roman"/>
+          <w:sz w:val="24"/>
+          <w:szCs w:val="24"/>
+        </w:rPr>
+        <w:t xml:space="preserve">Either way, one conclusion is available without resolving it, and it is a reportable finding in its own right: the benchmark's published formula does not reproduce its scorer. An entrant cannot compute this competition's score from its stated definition even given the labels. The headline result is unaffected, because the constant and the floor are both flat curves whose difference is measured directly; what carries a caveat is the split of the timing total and any claim that the linear fit is exact for arbitrary curves. It is exact for step-like curves and approximate otherwise.</w:t>
+      </w:r>
+    </w:p>
+    <w:p>
+      <w:pPr>
+        <w:spacing w:before="160" w:after="60"/>
+        <w:rPr>
+          <w:sz w:val="24"/>
+          <w:szCs w:val="24"/>
+        </w:rPr>
+      </w:pPr>
+      <w:r>
+        <w:rPr>
+          <w:rFonts w:eastAsia="Times New Roman"/>
+          <w:b/>
+          <w:bCs/>
+          <w:i/>
+          <w:iCs/>
+          <w:sz w:val="24"/>
+          <w:szCs w:val="24"/>
+        </w:rPr>
+        <w:t xml:space="preserve">5.5. A property of the withheld ground truth, recovered</w:t>
+      </w:r>
+    </w:p>
+    <w:p>
+      <w:pPr>
+        <w:spacing w:before="60" w:after="100" w:line="276" w:lineRule="auto"/>
+        <w:jc w:val="both"/>
+        <w:rPr>
+          <w:rFonts w:eastAsia="Times New Roman"/>
+          <w:sz w:val="24"/>
+          <w:szCs w:val="24"/>
+        </w:rPr>
+      </w:pPr>
+      <w:r>
+        <w:rPr>
+          <w:rFonts w:eastAsia="Times New Roman"/>
+          <w:sz w:val="24"/>
+          <w:szCs w:val="24"/>
+        </w:rPr>
+        <w:t xml:space="preserve">For a step at frame k, both timing terms equal max(t_ai − k, 0) on each contributing clip, so the score above the floor is c · E[max(t_ai − k, 0)] with c the sum of the two timing weights. Differentiating, the slope at k is −c · P(t_ai &gt; k): the slope measures the survival function of the accident-onset distribution, scaled. The leaderboard is therefore reporting, one submission at a time, the shape of an annotation no entrant has seen.</w:t>
+      </w:r>
+    </w:p>
+    <w:p>
+      <w:pPr>
+        <w:spacing w:before="60" w:after="100" w:line="276" w:lineRule="auto"/>
+        <w:jc w:val="both"/>
+        <w:rPr>
+          <w:rFonts w:eastAsia="Times New Roman"/>
+          <w:sz w:val="24"/>
+          <w:szCs w:val="24"/>
+        </w:rPr>
+      </w:pPr>
+      <w:r>
+        <w:rPr>
+          <w:rFonts w:eastAsia="Times New Roman"/>
+          <w:sz w:val="24"/>
+          <w:szCs w:val="24"/>
+        </w:rPr>
+        <w:t xml:space="preserve">The initial segment estimates c at 0.016667, which is 1/60.00 to five figures. The ratio of the slope over frames 75 to 100 to that initial slope is 0.99894, so at most about 0.11% of contributing clips have their onset at or before frame 100 — a small number, not zero, and we do not claim zero. A step at frame 140 scores the same as a curve that never crosses, which bounds the mean excess beyond frame 140 below 3 × 10⁻⁴ frames; that bounds a mean, not a support, and permits a few late clips invisible at five decimals. Dividing the timing total by c gives a mean onset of 120.1 frames, or 120.3 using the fitted rather than the initial slope — about four seconds into a five-second clip.</w:t>
+      </w:r>
+    </w:p>
+    <w:p>
+      <w:pPr>
+        <w:spacing w:before="60" w:after="100" w:line="276" w:lineRule="auto"/>
+        <w:jc w:val="both"/>
+        <w:rPr>
+          <w:rFonts w:eastAsia="Times New Roman"/>
+          <w:sz w:val="24"/>
+          <w:szCs w:val="24"/>
+        </w:rPr>
+      </w:pPr>
+      <w:r>
+        <w:rPr>
+          <w:rFonts w:eastAsia="Times New Roman"/>
+          <w:sz w:val="24"/>
+          <w:szCs w:val="24"/>
+        </w:rPr>
+        <w:t xml:space="preserve">This explains mechanically why the constant does so well on this corpus. Because the accident is always late in the window, an alarm at frame 0 is credited with roughly 120 frames of anticipation on every clip.</w:t>
+      </w:r>
+    </w:p>
+    <w:p>
+      <w:pPr>
+        <w:spacing w:before="60" w:after="100" w:line="276" w:lineRule="auto"/>
+        <w:jc w:val="both"/>
+        <w:rPr>
+          <w:rFonts w:eastAsia="Times New Roman"/>
+          <w:sz w:val="24"/>
+          <w:szCs w:val="24"/>
+        </w:rPr>
+      </w:pPr>
+      <w:r>
+        <w:rPr>
+          <w:rFonts w:eastAsia="Times New Roman"/>
+          <w:sz w:val="24"/>
+          <w:szCs w:val="24"/>
+        </w:rPr>
+        <w:t xml:space="preserve">Two caveats belong with it. Under the model the magnitude of the slope must be non-increasing in k, because a survival function cannot rise; it is not, the segment from frame 25 to 50 being steeper than the segment from 10 to 25 by 6.3 × 10⁻⁵, roughly ninety times what five-decimal rounding permits. The straight line is very good but not exact, and we suspect the same second-order effect that produces the discrepancy in Section 5.4. Separately, when k exceeds t_ai the maximum in the published definition is taken over an empty set and is undefined; we assume the scorer takes it as zero, and that assumption is load-bearing for the region beyond frame 100.</w:t>
+      </w:r>
+    </w:p>
+    <w:p>
+      <w:pPr>
+        <w:spacing w:before="60" w:after="100" w:line="276" w:lineRule="auto"/>
+        <w:jc w:val="both"/>
+        <w:rPr>
+          <w:rFonts w:eastAsia="Times New Roman"/>
+          <w:sz w:val="24"/>
+          <w:szCs w:val="24"/>
+        </w:rPr>
+      </w:pPr>
+      <w:r>
+        <w:rPr>
+          <w:rFonts w:eastAsia="Times New Roman"/>
+          <w:sz w:val="24"/>
+          <w:szCs w:val="24"/>
+        </w:rPr>
+        <w:t xml:space="preserve">What we deliberately do not do is separate the weights from the metric values. Every quantity above is a product of a weight and a metric. Note in particular that the ratio of the timing total to the slope is the mean onset conditional on the clips that contribute, and that the positive rate cancels out of that ratio identically, so this measurement says nothing whatever about what fraction of the corpus contains an accident, and we make no such claim.</w:t>
+      </w:r>
+    </w:p>
+    <w:p>
+      <w:pPr>
+        <w:spacing w:before="160" w:after="60"/>
+        <w:rPr>
+          <w:sz w:val="24"/>
+          <w:szCs w:val="24"/>
+        </w:rPr>
+      </w:pPr>
+      <w:r>
+        <w:rPr>
+          <w:rFonts w:eastAsia="Times New Roman"/>
+          <w:b/>
+          <w:bCs/>
+          <w:i/>
+          <w:iCs/>
+          <w:sz w:val="24"/>
+          <w:szCs w:val="24"/>
+        </w:rPr>
+        <w:t xml:space="preserve">5.6. The locally computable proxy, and what it was worth</w:t>
+      </w:r>
+    </w:p>
+    <w:p>
+      <w:pPr>
+        <w:spacing w:before="60" w:after="100" w:line="276" w:lineRule="auto"/>
+        <w:jc w:val="both"/>
+        <w:rPr>
+          <w:rFonts w:eastAsia="Times New Roman"/>
+          <w:sz w:val="24"/>
+          <w:szCs w:val="24"/>
+        </w:rPr>
+      </w:pPr>
+      <w:r>
+        <w:rPr>
+          <w:rFonts w:eastAsia="Times New Roman"/>
+          <w:sz w:val="24"/>
+          <w:szCs w:val="24"/>
+        </w:rPr>
+        <w:t xml:space="preserve">What follows is the evaluation we conducted before any submission was scored, and it is retained because it is the case study this paper is built on. On a corpus that publishes no labels, average precision, area under the curve, a false-positive rate and any time-to-accident measured to a true onset are not computable by an entrant (Section 3.3). What is computable from a submission alone is the shape of its own risk curve, and the statistic we adopted was the mean frame at which that curve first exceeds 0.5 — the crossover frame.</w:t>
+      </w:r>
+    </w:p>
+    <w:p>
+      <w:pPr>
+        <w:spacing w:before="60" w:after="100" w:line="276" w:lineRule="auto"/>
+        <w:jc w:val="both"/>
+        <w:rPr>
+          <w:rFonts w:eastAsia="Times New Roman"/>
+          <w:sz w:val="24"/>
+          <w:szCs w:val="24"/>
+        </w:rPr>
+      </w:pPr>
+      <w:r>
+        <w:rPr>
+          <w:rFonts w:eastAsia="Times New Roman"/>
+          <w:sz w:val="24"/>
+          <w:szCs w:val="24"/>
+        </w:rPr>
+        <w:t xml:space="preserve">Every number in the remainder of Section 5 is a statistic of curve shape. None is an anticipation result, none was validated against a label, and the quantity they optimise is minimised absolutely, to frame 0, by the constant of Section 5.1. Read together with Table 7, the tables below record a system being tuned toward a target that a nine-character submission attains perfectly. We report them in that spirit: not as evidence that the system works, but as evidence of what a locally computable proxy does to a research programme when the benchmark withholds the means of checking it.</w:t>
+      </w:r>
+    </w:p>
+    <w:p>
+      <w:pPr>
+        <w:spacing w:before="60" w:after="100" w:line="276" w:lineRule="auto"/>
+        <w:jc w:val="both"/>
+        <w:rPr>
+          <w:rFonts w:eastAsia="Times New Roman"/>
+          <w:sz w:val="24"/>
+          <w:szCs w:val="24"/>
+        </w:rPr>
+      </w:pPr>
+      <w:r>
+        <w:rPr>
+          <w:rFonts w:eastAsia="Times New Roman"/>
+          <w:sz w:val="24"/>
+          <w:szCs w:val="24"/>
+        </w:rPr>
+        <w:t xml:space="preserve">Two specific cautions apply to the tables that follow. Timing figures in seconds were computed as the interval from the crossover frame to the END OF THE CLIP, not to an annotated collision, because this corpus annotates no collision; they are therefore inflated by the interval between the accident and the end of the window, which Section 5.5 measures at about one second on average. And the stable-anticipation compliance rate reported below is a consequence of the monotone clamp of Section 4, which makes falling below the threshold impossible after the first crossing; it measures that the clamp executed.</w:t>
+      </w:r>
+    </w:p>
+    <w:p>
+      <w:pPr>
+        <w:spacing w:before="160" w:after="60"/>
+        <w:rPr>
+          <w:sz w:val="24"/>
+          <w:szCs w:val="24"/>
+        </w:rPr>
+      </w:pPr>
+      <w:r>
+        <w:rPr>
+          <w:rFonts w:eastAsia="Times New Roman"/>
+          <w:b/>
+          <w:bCs/>
+          <w:i/>
+          <w:iCs/>
+          <w:sz w:val="24"/>
+          <w:szCs w:val="24"/>
+        </w:rPr>
+        <w:t xml:space="preserve">5.6.1. Overall curve-shape statistics (pre-leaderboard)</w:t>
+      </w:r>
+    </w:p>
+    <w:p>
+      <w:pPr>
+        <w:spacing w:before="60" w:after="100" w:line="276" w:lineRule="auto"/>
+        <w:jc w:val="both"/>
+        <w:rPr>
+          <w:sz w:val="24"/>
+          <w:szCs w:val="24"/>
+        </w:rPr>
+      </w:pPr>
+      <w:r>
+        <w:rPr>
+          <w:rFonts w:eastAsia="Times New Roman"/>
+          <w:sz w:val="24"/>
+          <w:szCs w:val="24"/>
+        </w:rPr>
+        <w:t xml:space="preserve">Across the full corpus of 1,417 clips the ensemble produced a mean crossover frame of 22.7. We reported this at the time as predictive capability; it is not. The crossover frame is the earliest frame at which the predicted risk exceeds 0.5, and it is a property of the curve the system emits, measurable without any reference to whether an accident occurs or when. Section 5.1 gives the same statistic for a submission that reads no pixels: crossover frame 0. The primary performance indicator in accident anticipation systems is the crossover frame (tᴄ) across the full evaluation corpus of 1,417 clips. The primary performance indicator in accident anticipation systems is the crossover frame (tᴄ) — the earliest frame at which the predicted risk probability decisively breaches the decision threshold of 0.5.</w:t>
+      </w:r>
+    </w:p>
+    <w:p>
+      <w:pPr>
+        <w:spacing w:before="60" w:after="100" w:line="276" w:lineRule="auto"/>
+        <w:jc w:val="both"/>
+        <w:rPr>
+          <w:sz w:val="24"/>
+          <w:szCs w:val="24"/>
+        </w:rPr>
+      </w:pPr>
+      <w:r>
+        <w:rPr>
+          <w:rFonts w:eastAsia="Times New Roman"/>
+          <w:sz w:val="24"/>
+          <w:szCs w:val="24"/>
+        </w:rPr>
+        <w:t xml:space="preserve">Our framework achieved a </w:t>
+      </w:r>
+      <w:r>
+        <w:rPr>
+          <w:rFonts w:eastAsia="Times New Roman"/>
+          <w:b/>
+          <w:bCs/>
+          <w:sz w:val="24"/>
+          <w:szCs w:val="24"/>
+        </w:rPr>
+        <w:t>mean crossover frame of 22.7</w:t>
+      </w:r>
+      <w:r>
+        <w:rPr>
+          <w:rFonts w:eastAsia="Times New Roman"/>
+          <w:sz w:val="24"/>
+          <w:szCs w:val="24"/>
+        </w:rPr>
+        <w:t xml:space="preserve"> across the entire evaluation set. Given the standardised 150-frame temporal window, this corresponds to an average anticipation horizon of </w:t>
+      </w:r>
+      <w:r>
+        <w:rPr>
+          <w:rFonts w:eastAsia="Times New Roman"/>
+          <w:b/>
+          <w:bCs/>
+          <w:sz w:val="24"/>
+          <w:szCs w:val="24"/>
+        </w:rPr>
+        <w:t>127.3 frames prior to the collision terminus</w:t>
+      </w:r>
+      <w:r>
+        <w:rPr>
+          <w:rFonts w:eastAsia="Times New Roman"/>
+          <w:sz w:val="24"/>
+          <w:szCs w:val="24"/>
+        </w:rPr>
+        <w:t xml:space="preserve">, equating to a </w:t>
+      </w:r>
+      <w:r>
+        <w:rPr>
+          <w:rFonts w:eastAsia="Times New Roman"/>
+          <w:b/>
+          <w:bCs/>
+          <w:sz w:val="24"/>
+          <w:szCs w:val="24"/>
+        </w:rPr>
+        <w:t>4.23-second early warning window</w:t>
+      </w:r>
+      <w:r>
+        <w:rPr>
+          <w:rFonts w:eastAsia="Times New Roman"/>
+          <w:sz w:val="24"/>
+          <w:szCs w:val="24"/>
+        </w:rPr>
+        <w:t xml:space="preserve"> at the operational frame rate of 30 FPS. The significance of this figure is best contextualised against baseline reactivity benchmarks: conventional reactive Advanced Driver Assistance Systems (ADAS) typically engage emergency braking protocols within a sub-second window (&lt; 1.0 s) of imminent impact, and human drivers exhibit a cognitive-to-mechanical braking reaction time of approximately 1.5–2.0 seconds under optimal alertness conditions. By delivering a stable, monotonically ascending risk signal more than 4 seconds in advance, our zero-shot framework fundamentally </w:t>
+      </w:r>
+      <w:r>
+        <w:rPr>
+          <w:rFonts w:eastAsia="Times New Roman"/>
+          <w:i/>
+          <w:iCs/>
+          <w:sz w:val="24"/>
+          <w:szCs w:val="24"/>
+        </w:rPr>
+        <w:t>shifts the operating paradigm from reactive damage mitigation to preventative collision avoidance</w:t>
+      </w:r>
+      <w:r>
+        <w:rPr>
+          <w:rFonts w:eastAsia="Times New Roman"/>
+          <w:sz w:val="24"/>
+          <w:szCs w:val="24"/>
+        </w:rPr>
+        <w:t>.</w:t>
+      </w:r>
+    </w:p>
+    <w:p>
+      <w:pPr>
+        <w:spacing w:before="60" w:after="100" w:line="276" w:lineRule="auto"/>
+        <w:jc w:val="both"/>
+        <w:rPr>
+          <w:sz w:val="24"/>
+          <w:szCs w:val="24"/>
+        </w:rPr>
+      </w:pPr>
+      <w:r>
+        <w:rPr>
+          <w:rFonts w:eastAsia="Times New Roman"/>
+          <w:sz w:val="24"/>
+          <w:szCs w:val="24"/>
+        </w:rPr>
+        <w:lastRenderedPageBreak/>
+        <w:t xml:space="preserve">We also reported an early-frame false alarm rate, which was a mistake: a false alarm is an alarm on a clip containing no accident, and this corpus does not say which clips those are, so no false-alarm rate is computable from it by an entrant. What was actually observed is that initial-frame risk scores initialised below 0.05 on every clip — a statement about where the curve starts, not about whether starting there was correct. The original claim read: the early-frame false alarm rate — a historically persistent failure mode in zero-shot VLM deployments — was effectively neutralised by the power-curve scaling and Gaussian smoothing stages of the post-processing pipeline. Initial frame risk scores (t = 1) universally initialised below 0.05, correctly representing a quiescent, low-threat baseline during the safe driving phase, before escalating monotonically to peak risk scores approaching 1.0 at the collision terminus. This calibration behaviour is critical for production-grade deployment: systems that exhibit artificially elevated baseline risk scores generate driver alarm fatigue and are systematically disengaged by operators, negating their safety benefit entirely.</w:t>
+      </w:r>
+    </w:p>
+    <w:p>
+      <w:pPr>
+        <w:spacing w:after="60"/>
+        <w:rPr>
+          <w:sz w:val="24"/>
+          <w:szCs w:val="24"/>
+        </w:rPr>
+      </w:pPr>
+    </w:p>
+    <w:p>
+      <w:pPr>
+        <w:spacing w:before="40" w:after="10"/>
+        <w:jc w:val="center"/>
+        <w:rPr>
+          <w:sz w:val="24"/>
+          <w:szCs w:val="24"/>
+        </w:rPr>
+      </w:pPr>
+      <w:r>
+        <w:rPr>
+          <w:rFonts w:eastAsia="Times New Roman"/>
+          <w:b/>
+          <w:bCs/>
+          <w:sz w:val="24"/>
+          <w:szCs w:val="24"/>
+        </w:rPr>
+        <w:t xml:space="preserve">Table 12: Overall Zero-Shot Anticipation Performance on MM-AU (N = 1,417 clips)</w:t>
+      </w:r>
+    </w:p>
+    <w:tbl>
+      <w:tblPr>
+        <w:tblW w:w="9000" w:type="dxa"/>
+        <w:tblBorders>
+          <w:top w:val="single" w:sz="4" w:space="0" w:color="auto"/>
+          <w:left w:val="single" w:sz="4" w:space="0" w:color="auto"/>
+          <w:bottom w:val="single" w:sz="4" w:space="0" w:color="auto"/>
+          <w:right w:val="single" w:sz="4" w:space="0" w:color="auto"/>
+          <w:insideH w:val="single" w:sz="4" w:space="0" w:color="auto"/>
+          <w:insideV w:val="single" w:sz="4" w:space="0" w:color="auto"/>
+        </w:tblBorders>
+        <w:tblCellMar>
+          <w:left w:w="10" w:type="dxa"/>
+          <w:right w:w="10" w:type="dxa"/>
+        </w:tblCellMar>
+        <w:tblLook w:val="04A0" w:firstRow="1" w:lastRow="0" w:firstColumn="1" w:lastColumn="0" w:noHBand="0" w:noVBand="1"/>
+      </w:tblPr>
+      <w:tblGrid>
+        <w:gridCol w:w="3500"/>
+        <w:gridCol w:w="2750"/>
+        <w:gridCol w:w="2750"/>
+      </w:tblGrid>
+      <w:tr>
+        <w:trPr>
+          <w:tblHeader/>
+        </w:trPr>
+        <w:tc>
+          <w:tcPr>
+            <w:tcW w:w="3500" w:type="dxa"/>
+            <w:tcBorders>
+              <w:top w:val="single" w:sz="4" w:space="0" w:color="000000"/>
+              <w:left w:val="single" w:sz="4" w:space="0" w:color="000000"/>
+              <w:bottom w:val="single" w:sz="4" w:space="0" w:color="000000"/>
+              <w:right w:val="single" w:sz="4" w:space="0" w:color="000000"/>
+            </w:tcBorders>
+            <w:shd w:val="clear" w:color="auto" w:fill="D9D9D9"/>
+            <w:tcMar>
+              <w:top w:w="60" w:type="dxa"/>
+              <w:left w:w="80" w:type="dxa"/>
+              <w:bottom w:w="60" w:type="dxa"/>
+              <w:right w:w="80" w:type="dxa"/>
+            </w:tcMar>
+            <w:vAlign w:val="center"/>
+          </w:tcPr>
+          <w:p>
+            <w:pPr>
+              <w:spacing w:before="20" w:after="20"/>
+              <w:jc w:val="center"/>
+              <w:rPr>
+                <w:sz w:val="24"/>
+                <w:szCs w:val="24"/>
+              </w:rPr>
+            </w:pPr>
+            <w:r>
+              <w:rPr>
+                <w:rFonts w:eastAsia="Times New Roman"/>
+                <w:b/>
+                <w:bCs/>
+                <w:sz w:val="24"/>
+                <w:szCs w:val="24"/>
+              </w:rPr>
+              <w:t>Metric</w:t>
+            </w:r>
+          </w:p>
+        </w:tc>
+        <w:tc>
+          <w:tcPr>
+            <w:tcW w:w="2750" w:type="dxa"/>
+            <w:tcBorders>
+              <w:top w:val="single" w:sz="4" w:space="0" w:color="000000"/>
+              <w:left w:val="single" w:sz="4" w:space="0" w:color="000000"/>
+              <w:bottom w:val="single" w:sz="4" w:space="0" w:color="000000"/>
+              <w:right w:val="single" w:sz="4" w:space="0" w:color="000000"/>
+            </w:tcBorders>
+            <w:shd w:val="clear" w:color="auto" w:fill="D9D9D9"/>
+            <w:tcMar>
+              <w:top w:w="60" w:type="dxa"/>
+              <w:left w:w="80" w:type="dxa"/>
+              <w:bottom w:w="60" w:type="dxa"/>
+              <w:right w:w="80" w:type="dxa"/>
+            </w:tcMar>
+            <w:vAlign w:val="center"/>
+          </w:tcPr>
+          <w:p>
+            <w:pPr>
+              <w:spacing w:before="20" w:after="20"/>
+              <w:jc w:val="center"/>
+              <w:rPr>
+                <w:sz w:val="24"/>
+                <w:szCs w:val="24"/>
+              </w:rPr>
+            </w:pPr>
+            <w:r>
+              <w:rPr>
+                <w:rFonts w:eastAsia="Times New Roman"/>
+                <w:b/>
+                <w:bCs/>
+                <w:sz w:val="24"/>
+                <w:szCs w:val="24"/>
+              </w:rPr>
+              <w:t>Full Corpus</w:t>
+            </w:r>
+          </w:p>
+        </w:tc>
+        <w:tc>
+          <w:tcPr>
+            <w:tcW w:w="2750" w:type="dxa"/>
+            <w:tcBorders>
+              <w:top w:val="single" w:sz="4" w:space="0" w:color="000000"/>
+              <w:left w:val="single" w:sz="4" w:space="0" w:color="000000"/>
+              <w:bottom w:val="single" w:sz="4" w:space="0" w:color="000000"/>
+              <w:right w:val="single" w:sz="4" w:space="0" w:color="000000"/>
+            </w:tcBorders>
+            <w:shd w:val="clear" w:color="auto" w:fill="D9D9D9"/>
+            <w:tcMar>
+              <w:top w:w="60" w:type="dxa"/>
+              <w:left w:w="80" w:type="dxa"/>
+              <w:bottom w:w="60" w:type="dxa"/>
+              <w:right w:w="80" w:type="dxa"/>
+            </w:tcMar>
+            <w:vAlign w:val="center"/>
+          </w:tcPr>
+          <w:p>
+            <w:pPr>
+              <w:spacing w:before="20" w:after="20"/>
+              <w:jc w:val="center"/>
+              <w:rPr>
+                <w:sz w:val="24"/>
+                <w:szCs w:val="24"/>
+              </w:rPr>
+            </w:pPr>
+            <w:r>
+              <w:rPr>
+                <w:rFonts w:eastAsia="Times New Roman"/>
+                <w:b/>
+                <w:bCs/>
+                <w:sz w:val="24"/>
+                <w:szCs w:val="24"/>
+              </w:rPr>
+              <w:t>Top-50 Subset</w:t>
+            </w:r>
+          </w:p>
+        </w:tc>
+      </w:tr>
+      <w:tr>
+        <w:tc>
+          <w:tcPr>
+            <w:tcW w:w="3500" w:type="dxa"/>
+            <w:tcBorders>
+              <w:top w:val="single" w:sz="4" w:space="0" w:color="000000"/>
+              <w:left w:val="single" w:sz="4" w:space="0" w:color="000000"/>
+              <w:bottom w:val="single" w:sz="4" w:space="0" w:color="000000"/>
+              <w:right w:val="single" w:sz="4" w:space="0" w:color="000000"/>
+            </w:tcBorders>
+            <w:tcMar>
+              <w:top w:w="60" w:type="dxa"/>
+              <w:left w:w="80" w:type="dxa"/>
+              <w:bottom w:w="60" w:type="dxa"/>
+              <w:right w:w="80" w:type="dxa"/>
+            </w:tcMar>
+            <w:vAlign w:val="center"/>
+          </w:tcPr>
+          <w:p>
+            <w:pPr>
+              <w:spacing w:before="20" w:after="20"/>
+              <w:rPr>
+                <w:sz w:val="24"/>
+                <w:szCs w:val="24"/>
+              </w:rPr>
+            </w:pPr>
+            <w:r>
+              <w:rPr>
+                <w:rFonts w:eastAsia="Times New Roman"/>
+                <w:sz w:val="24"/>
+                <w:szCs w:val="24"/>
+              </w:rPr>
+              <w:t>Mean Crossover Frame (tᴄ)</w:t>
+            </w:r>
+          </w:p>
+        </w:tc>
+        <w:tc>
+          <w:tcPr>
+            <w:tcW w:w="2750" w:type="dxa"/>
+            <w:tcBorders>
+              <w:top w:val="single" w:sz="4" w:space="0" w:color="000000"/>
+              <w:left w:val="single" w:sz="4" w:space="0" w:color="000000"/>
+              <w:bottom w:val="single" w:sz="4" w:space="0" w:color="000000"/>
+              <w:right w:val="single" w:sz="4" w:space="0" w:color="000000"/>
+            </w:tcBorders>
+            <w:tcMar>
+              <w:top w:w="60" w:type="dxa"/>
+              <w:left w:w="80" w:type="dxa"/>
+              <w:bottom w:w="60" w:type="dxa"/>
+              <w:right w:w="80" w:type="dxa"/>
+            </w:tcMar>
+            <w:vAlign w:val="center"/>
+          </w:tcPr>
+          <w:p>
+            <w:pPr>
+              <w:spacing w:before="20" w:after="20"/>
+              <w:jc w:val="center"/>
+              <w:rPr>
+                <w:sz w:val="24"/>
+                <w:szCs w:val="24"/>
+              </w:rPr>
+            </w:pPr>
+            <w:r>
+              <w:rPr>
+                <w:rFonts w:eastAsia="Times New Roman"/>
+                <w:sz w:val="24"/>
+                <w:szCs w:val="24"/>
+              </w:rPr>
+              <w:t>22.7</w:t>
+            </w:r>
+          </w:p>
+        </w:tc>
+        <w:tc>
+          <w:tcPr>
+            <w:tcW w:w="2750" w:type="dxa"/>
+            <w:tcBorders>
+              <w:top w:val="single" w:sz="4" w:space="0" w:color="000000"/>
+              <w:left w:val="single" w:sz="4" w:space="0" w:color="000000"/>
+              <w:bottom w:val="single" w:sz="4" w:space="0" w:color="000000"/>
+              <w:right w:val="single" w:sz="4" w:space="0" w:color="000000"/>
+            </w:tcBorders>
+            <w:tcMar>
+              <w:top w:w="60" w:type="dxa"/>
+              <w:left w:w="80" w:type="dxa"/>
+              <w:bottom w:w="60" w:type="dxa"/>
+              <w:right w:w="80" w:type="dxa"/>
+            </w:tcMar>
+            <w:vAlign w:val="center"/>
+          </w:tcPr>
+          <w:p>
+            <w:pPr>
+              <w:spacing w:before="20" w:after="20"/>
+              <w:jc w:val="center"/>
+              <w:rPr>
+                <w:sz w:val="24"/>
+                <w:szCs w:val="24"/>
+              </w:rPr>
+            </w:pPr>
+            <w:r>
+              <w:rPr>
+                <w:rFonts w:eastAsia="Times New Roman"/>
+                <w:sz w:val="24"/>
+                <w:szCs w:val="24"/>
+              </w:rPr>
+              <w:t>21.1</w:t>
+            </w:r>
+          </w:p>
+        </w:tc>
+      </w:tr>
+      <w:tr>
+        <w:tc>
+          <w:tcPr>
+            <w:tcW w:w="3500" w:type="dxa"/>
+            <w:tcBorders>
+              <w:top w:val="single" w:sz="4" w:space="0" w:color="000000"/>
+              <w:left w:val="single" w:sz="4" w:space="0" w:color="000000"/>
+              <w:bottom w:val="single" w:sz="4" w:space="0" w:color="000000"/>
+              <w:right w:val="single" w:sz="4" w:space="0" w:color="000000"/>
+            </w:tcBorders>
+            <w:shd w:val="clear" w:color="auto" w:fill="F2F2F2"/>
+            <w:tcMar>
+              <w:top w:w="60" w:type="dxa"/>
+              <w:left w:w="80" w:type="dxa"/>
+              <w:bottom w:w="60" w:type="dxa"/>
+              <w:right w:w="80" w:type="dxa"/>
+            </w:tcMar>
+            <w:vAlign w:val="center"/>
+          </w:tcPr>
+          <w:p>
+            <w:pPr>
+              <w:spacing w:before="20" w:after="20"/>
+              <w:rPr>
+                <w:sz w:val="24"/>
+                <w:szCs w:val="24"/>
+              </w:rPr>
+            </w:pPr>
+            <w:r>
+              <w:rPr>
+                <w:rFonts w:eastAsia="Times New Roman"/>
+                <w:sz w:val="24"/>
+                <w:szCs w:val="24"/>
+              </w:rPr>
+              <w:t>Mean TTA (seconds)</w:t>
+            </w:r>
+          </w:p>
+        </w:tc>
+        <w:tc>
+          <w:tcPr>
+            <w:tcW w:w="2750" w:type="dxa"/>
+            <w:tcBorders>
+              <w:top w:val="single" w:sz="4" w:space="0" w:color="000000"/>
+              <w:left w:val="single" w:sz="4" w:space="0" w:color="000000"/>
+              <w:bottom w:val="single" w:sz="4" w:space="0" w:color="000000"/>
+              <w:right w:val="single" w:sz="4" w:space="0" w:color="000000"/>
+            </w:tcBorders>
+            <w:shd w:val="clear" w:color="auto" w:fill="F2F2F2"/>
+            <w:tcMar>
+              <w:top w:w="60" w:type="dxa"/>
+              <w:left w:w="80" w:type="dxa"/>
+              <w:bottom w:w="60" w:type="dxa"/>
+              <w:right w:w="80" w:type="dxa"/>
+            </w:tcMar>
+            <w:vAlign w:val="center"/>
+          </w:tcPr>
+          <w:p>
+            <w:pPr>
+              <w:spacing w:before="20" w:after="20"/>
+              <w:jc w:val="center"/>
+              <w:rPr>
+                <w:sz w:val="24"/>
+                <w:szCs w:val="24"/>
+              </w:rPr>
+            </w:pPr>
+            <w:r>
+              <w:rPr>
+                <w:rFonts w:eastAsia="Times New Roman"/>
+                <w:sz w:val="24"/>
+                <w:szCs w:val="24"/>
+              </w:rPr>
+              <w:t>4.23 s</w:t>
+            </w:r>
+          </w:p>
+        </w:tc>
+        <w:tc>
+          <w:tcPr>
+            <w:tcW w:w="2750" w:type="dxa"/>
+            <w:tcBorders>
+              <w:top w:val="single" w:sz="4" w:space="0" w:color="000000"/>
+              <w:left w:val="single" w:sz="4" w:space="0" w:color="000000"/>
+              <w:bottom w:val="single" w:sz="4" w:space="0" w:color="000000"/>
+              <w:right w:val="single" w:sz="4" w:space="0" w:color="000000"/>
+            </w:tcBorders>
+            <w:shd w:val="clear" w:color="auto" w:fill="F2F2F2"/>
+            <w:tcMar>
+              <w:top w:w="60" w:type="dxa"/>
+              <w:left w:w="80" w:type="dxa"/>
+              <w:bottom w:w="60" w:type="dxa"/>
+              <w:right w:w="80" w:type="dxa"/>
+            </w:tcMar>
+            <w:vAlign w:val="center"/>
+          </w:tcPr>
+          <w:p>
+            <w:pPr>
+              <w:spacing w:before="20" w:after="20"/>
+              <w:jc w:val="center"/>
+              <w:rPr>
+                <w:sz w:val="24"/>
+                <w:szCs w:val="24"/>
+              </w:rPr>
+            </w:pPr>
+            <w:r>
+              <w:rPr>
+                <w:rFonts w:eastAsia="Times New Roman"/>
+                <w:sz w:val="24"/>
+                <w:szCs w:val="24"/>
+              </w:rPr>
+              <w:t>4.30 s</w:t>
+            </w:r>
+          </w:p>
+        </w:tc>
+      </w:tr>
+      <w:tr>
+        <w:tc>
+          <w:tcPr>
+            <w:tcW w:w="3500" w:type="dxa"/>
+            <w:tcBorders>
+              <w:top w:val="single" w:sz="4" w:space="0" w:color="000000"/>
+              <w:left w:val="single" w:sz="4" w:space="0" w:color="000000"/>
+              <w:bottom w:val="single" w:sz="4" w:space="0" w:color="000000"/>
+              <w:right w:val="single" w:sz="4" w:space="0" w:color="000000"/>
+            </w:tcBorders>
+            <w:tcMar>
+              <w:top w:w="60" w:type="dxa"/>
+              <w:left w:w="80" w:type="dxa"/>
+              <w:bottom w:w="60" w:type="dxa"/>
+              <w:right w:w="80" w:type="dxa"/>
+            </w:tcMar>
+            <w:vAlign w:val="center"/>
+          </w:tcPr>
+          <w:p>
+            <w:pPr>
+              <w:spacing w:before="20" w:after="20"/>
+              <w:rPr>
+                <w:sz w:val="24"/>
+                <w:szCs w:val="24"/>
+              </w:rPr>
+            </w:pPr>
+            <w:r>
+              <w:rPr>
+                <w:rFonts w:eastAsia="Times New Roman"/>
+                <w:sz w:val="24"/>
+                <w:szCs w:val="24"/>
+              </w:rPr>
+              <w:t>Min. Crossover Frame Observed</w:t>
+            </w:r>
+          </w:p>
+        </w:tc>
+        <w:tc>
+          <w:tcPr>
+            <w:tcW w:w="2750" w:type="dxa"/>
+            <w:tcBorders>
+              <w:top w:val="single" w:sz="4" w:space="0" w:color="000000"/>
+              <w:left w:val="single" w:sz="4" w:space="0" w:color="000000"/>
+              <w:bottom w:val="single" w:sz="4" w:space="0" w:color="000000"/>
+              <w:right w:val="single" w:sz="4" w:space="0" w:color="000000"/>
+            </w:tcBorders>
+            <w:tcMar>
+              <w:top w:w="60" w:type="dxa"/>
+              <w:left w:w="80" w:type="dxa"/>
+              <w:bottom w:w="60" w:type="dxa"/>
+              <w:right w:w="80" w:type="dxa"/>
+            </w:tcMar>
+            <w:vAlign w:val="center"/>
+          </w:tcPr>
+          <w:p>
+            <w:pPr>
+              <w:spacing w:before="20" w:after="20"/>
+              <w:jc w:val="center"/>
+              <w:rPr>
+                <w:sz w:val="24"/>
+                <w:szCs w:val="24"/>
+              </w:rPr>
+            </w:pPr>
+            <w:r>
+              <w:rPr>
+                <w:rFonts w:eastAsia="Times New Roman"/>
+                <w:sz w:val="24"/>
+                <w:szCs w:val="24"/>
+              </w:rPr>
+              <w:t>7</w:t>
+            </w:r>
+          </w:p>
+        </w:tc>
+        <w:tc>
+          <w:tcPr>
+            <w:tcW w:w="2750" w:type="dxa"/>
+            <w:tcBorders>
+              <w:top w:val="single" w:sz="4" w:space="0" w:color="000000"/>
+              <w:left w:val="single" w:sz="4" w:space="0" w:color="000000"/>
+              <w:bottom w:val="single" w:sz="4" w:space="0" w:color="000000"/>
+              <w:right w:val="single" w:sz="4" w:space="0" w:color="000000"/>
+            </w:tcBorders>
+            <w:tcMar>
+              <w:top w:w="60" w:type="dxa"/>
+              <w:left w:w="80" w:type="dxa"/>
+              <w:bottom w:w="60" w:type="dxa"/>
+              <w:right w:w="80" w:type="dxa"/>
+            </w:tcMar>
+            <w:vAlign w:val="center"/>
+          </w:tcPr>
+          <w:p>
+            <w:pPr>
+              <w:spacing w:before="20" w:after="20"/>
+              <w:jc w:val="center"/>
+              <w:rPr>
+                <w:sz w:val="24"/>
+                <w:szCs w:val="24"/>
+              </w:rPr>
+            </w:pPr>
+            <w:r>
+              <w:rPr>
+                <w:rFonts w:eastAsia="Times New Roman"/>
+                <w:sz w:val="24"/>
+                <w:szCs w:val="24"/>
+              </w:rPr>
+              <w:t>7</w:t>
+            </w:r>
+          </w:p>
+        </w:tc>
+      </w:tr>
+      <w:tr>
+        <w:tc>
+          <w:tcPr>
+            <w:tcW w:w="3500" w:type="dxa"/>
+            <w:tcBorders>
+              <w:top w:val="single" w:sz="4" w:space="0" w:color="000000"/>
+              <w:left w:val="single" w:sz="4" w:space="0" w:color="000000"/>
+              <w:bottom w:val="single" w:sz="4" w:space="0" w:color="000000"/>
+              <w:right w:val="single" w:sz="4" w:space="0" w:color="000000"/>
+            </w:tcBorders>
+            <w:shd w:val="clear" w:color="auto" w:fill="F2F2F2"/>
+            <w:tcMar>
+              <w:top w:w="60" w:type="dxa"/>
+              <w:left w:w="80" w:type="dxa"/>
+              <w:bottom w:w="60" w:type="dxa"/>
+              <w:right w:w="80" w:type="dxa"/>
+            </w:tcMar>
+            <w:vAlign w:val="center"/>
+          </w:tcPr>
+          <w:p>
+            <w:pPr>
+              <w:spacing w:before="20" w:after="20"/>
+              <w:rPr>
+                <w:sz w:val="24"/>
+                <w:szCs w:val="24"/>
+              </w:rPr>
+            </w:pPr>
+            <w:r>
+              <w:rPr>
+                <w:rFonts w:eastAsia="Times New Roman"/>
+                <w:sz w:val="24"/>
+                <w:szCs w:val="24"/>
+              </w:rPr>
+              <w:t xml:space="preserve">Initial Risk Score p(1)</w:t>
+            </w:r>
+          </w:p>
+        </w:tc>
+        <w:tc>
+          <w:tcPr>
+            <w:tcW w:w="2750" w:type="dxa"/>
+            <w:tcBorders>
+              <w:top w:val="single" w:sz="4" w:space="0" w:color="000000"/>
+              <w:left w:val="single" w:sz="4" w:space="0" w:color="000000"/>
+              <w:bottom w:val="single" w:sz="4" w:space="0" w:color="000000"/>
+              <w:right w:val="single" w:sz="4" w:space="0" w:color="000000"/>
+            </w:tcBorders>
+            <w:shd w:val="clear" w:color="auto" w:fill="F2F2F2"/>
+            <w:tcMar>
+              <w:top w:w="60" w:type="dxa"/>
+              <w:left w:w="80" w:type="dxa"/>
+              <w:bottom w:w="60" w:type="dxa"/>
+              <w:right w:w="80" w:type="dxa"/>
+            </w:tcMar>
+            <w:vAlign w:val="center"/>
+          </w:tcPr>
+          <w:p>
+            <w:pPr>
+              <w:spacing w:before="20" w:after="20"/>
+              <w:jc w:val="center"/>
+              <w:rPr>
+                <w:sz w:val="24"/>
+                <w:szCs w:val="24"/>
+              </w:rPr>
+            </w:pPr>
+            <w:r>
+              <w:rPr>
+                <w:rFonts w:eastAsia="Times New Roman"/>
+                <w:sz w:val="24"/>
+                <w:szCs w:val="24"/>
+              </w:rPr>
+              <w:t>≤ 0.05 (all clips)</w:t>
+            </w:r>
+          </w:p>
+        </w:tc>
+        <w:tc>
+          <w:tcPr>
+            <w:tcW w:w="2750" w:type="dxa"/>
+            <w:tcBorders>
+              <w:top w:val="single" w:sz="4" w:space="0" w:color="000000"/>
+              <w:left w:val="single" w:sz="4" w:space="0" w:color="000000"/>
+              <w:bottom w:val="single" w:sz="4" w:space="0" w:color="000000"/>
+              <w:right w:val="single" w:sz="4" w:space="0" w:color="000000"/>
+            </w:tcBorders>
+            <w:shd w:val="clear" w:color="auto" w:fill="F2F2F2"/>
+            <w:tcMar>
+              <w:top w:w="60" w:type="dxa"/>
+              <w:left w:w="80" w:type="dxa"/>
+              <w:bottom w:w="60" w:type="dxa"/>
+              <w:right w:w="80" w:type="dxa"/>
+            </w:tcMar>
+            <w:vAlign w:val="center"/>
+          </w:tcPr>
+          <w:p>
+            <w:pPr>
+              <w:spacing w:before="20" w:after="20"/>
+              <w:jc w:val="center"/>
+              <w:rPr>
+                <w:sz w:val="24"/>
+                <w:szCs w:val="24"/>
+              </w:rPr>
+            </w:pPr>
+            <w:r>
+              <w:rPr>
+                <w:rFonts w:eastAsia="Times New Roman"/>
+                <w:sz w:val="24"/>
+                <w:szCs w:val="24"/>
+              </w:rPr>
+              <w:t>≤ 0.001 (all clips)</w:t>
+            </w:r>
+          </w:p>
+        </w:tc>
+      </w:tr>
+      <w:tr>
+        <w:tc>
+          <w:tcPr>
+            <w:tcW w:w="3500" w:type="dxa"/>
+            <w:tcBorders>
+              <w:top w:val="single" w:sz="4" w:space="0" w:color="000000"/>
+              <w:left w:val="single" w:sz="4" w:space="0" w:color="000000"/>
+              <w:bottom w:val="single" w:sz="4" w:space="0" w:color="000000"/>
+              <w:right w:val="single" w:sz="4" w:space="0" w:color="000000"/>
+            </w:tcBorders>
+            <w:tcMar>
+              <w:top w:w="60" w:type="dxa"/>
+              <w:left w:w="80" w:type="dxa"/>
+              <w:bottom w:w="60" w:type="dxa"/>
+              <w:right w:w="80" w:type="dxa"/>
+            </w:tcMar>
+            <w:vAlign w:val="center"/>
+          </w:tcPr>
+          <w:p>
+            <w:pPr>
+              <w:spacing w:before="20" w:after="20"/>
+              <w:rPr>
+                <w:sz w:val="24"/>
+                <w:szCs w:val="24"/>
+              </w:rPr>
+            </w:pPr>
+            <w:r>
+              <w:rPr>
+                <w:rFonts w:eastAsia="Times New Roman"/>
+                <w:sz w:val="24"/>
+                <w:szCs w:val="24"/>
+              </w:rPr>
+              <w:t>Peak Risk Score pₘₐˣ</w:t>
+            </w:r>
+          </w:p>
+        </w:tc>
+        <w:tc>
+          <w:tcPr>
+            <w:tcW w:w="2750" w:type="dxa"/>
+            <w:tcBorders>
+              <w:top w:val="single" w:sz="4" w:space="0" w:color="000000"/>
+              <w:left w:val="single" w:sz="4" w:space="0" w:color="000000"/>
+              <w:bottom w:val="single" w:sz="4" w:space="0" w:color="000000"/>
+              <w:right w:val="single" w:sz="4" w:space="0" w:color="000000"/>
+            </w:tcBorders>
+            <w:tcMar>
+              <w:top w:w="60" w:type="dxa"/>
+              <w:left w:w="80" w:type="dxa"/>
+              <w:bottom w:w="60" w:type="dxa"/>
+              <w:right w:w="80" w:type="dxa"/>
+            </w:tcMar>
+            <w:vAlign w:val="center"/>
+          </w:tcPr>
+          <w:p>
+            <w:pPr>
+              <w:spacing w:before="20" w:after="20"/>
+              <w:jc w:val="center"/>
+              <w:rPr>
+                <w:sz w:val="24"/>
+                <w:szCs w:val="24"/>
+              </w:rPr>
+            </w:pPr>
+            <w:r>
+              <w:rPr>
+                <w:rFonts w:eastAsia="Times New Roman"/>
+                <w:sz w:val="24"/>
+                <w:szCs w:val="24"/>
+              </w:rPr>
+              <w:t>&gt; 0.95 (majority)</w:t>
+            </w:r>
+          </w:p>
+        </w:tc>
+        <w:tc>
+          <w:tcPr>
+            <w:tcW w:w="2750" w:type="dxa"/>
+            <w:tcBorders>
+              <w:top w:val="single" w:sz="4" w:space="0" w:color="000000"/>
+              <w:left w:val="single" w:sz="4" w:space="0" w:color="000000"/>
+              <w:bottom w:val="single" w:sz="4" w:space="0" w:color="000000"/>
+              <w:right w:val="single" w:sz="4" w:space="0" w:color="000000"/>
+            </w:tcBorders>
+            <w:tcMar>
+              <w:top w:w="60" w:type="dxa"/>
+              <w:left w:w="80" w:type="dxa"/>
+              <w:bottom w:w="60" w:type="dxa"/>
+              <w:right w:w="80" w:type="dxa"/>
+            </w:tcMar>
+            <w:vAlign w:val="center"/>
+          </w:tcPr>
+          <w:p>
+            <w:pPr>
+              <w:spacing w:before="20" w:after="20"/>
+              <w:jc w:val="center"/>
+              <w:rPr>
+                <w:sz w:val="24"/>
+                <w:szCs w:val="24"/>
+              </w:rPr>
+            </w:pPr>
+            <w:r>
+              <w:rPr>
+                <w:rFonts w:eastAsia="Times New Roman"/>
+                <w:sz w:val="24"/>
+                <w:szCs w:val="24"/>
+              </w:rPr>
+              <w:t>0.963–0.999</w:t>
+            </w:r>
+          </w:p>
+        </w:tc>
+      </w:tr>
+      <w:tr>
+        <w:tc>
+          <w:tcPr>
+            <w:tcW w:w="3500" w:type="dxa"/>
+            <w:tcBorders>
+              <w:top w:val="single" w:sz="4" w:space="0" w:color="000000"/>
+              <w:left w:val="single" w:sz="4" w:space="0" w:color="000000"/>
+              <w:bottom w:val="single" w:sz="4" w:space="0" w:color="000000"/>
+              <w:right w:val="single" w:sz="4" w:space="0" w:color="000000"/>
+            </w:tcBorders>
+            <w:shd w:val="clear" w:color="auto" w:fill="F2F2F2"/>
+            <w:tcMar>
+              <w:top w:w="60" w:type="dxa"/>
+              <w:left w:w="80" w:type="dxa"/>
+              <w:bottom w:w="60" w:type="dxa"/>
+              <w:right w:w="80" w:type="dxa"/>
+            </w:tcMar>
+            <w:vAlign w:val="center"/>
+          </w:tcPr>
+          <w:p>
+            <w:pPr>
+              <w:spacing w:before="20" w:after="20"/>
+              <w:rPr>
+                <w:sz w:val="24"/>
+                <w:szCs w:val="24"/>
+              </w:rPr>
+            </w:pPr>
+            <w:r>
+              <w:rPr>
+                <w:rFonts w:eastAsia="Times New Roman"/>
+                <w:sz w:val="24"/>
+                <w:szCs w:val="24"/>
+              </w:rPr>
+              <w:t>STTA Compliance Rate</w:t>
+            </w:r>
+          </w:p>
+        </w:tc>
+        <w:tc>
+          <w:tcPr>
+            <w:tcW w:w="2750" w:type="dxa"/>
+            <w:tcBorders>
+              <w:top w:val="single" w:sz="4" w:space="0" w:color="000000"/>
+              <w:left w:val="single" w:sz="4" w:space="0" w:color="000000"/>
+              <w:bottom w:val="single" w:sz="4" w:space="0" w:color="000000"/>
+              <w:right w:val="single" w:sz="4" w:space="0" w:color="000000"/>
+            </w:tcBorders>
+            <w:shd w:val="clear" w:color="auto" w:fill="F2F2F2"/>
+            <w:tcMar>
+              <w:top w:w="60" w:type="dxa"/>
+              <w:left w:w="80" w:type="dxa"/>
+              <w:bottom w:w="60" w:type="dxa"/>
+              <w:right w:w="80" w:type="dxa"/>
+            </w:tcMar>
+            <w:vAlign w:val="center"/>
+          </w:tcPr>
+          <w:p>
+            <w:pPr>
+              <w:spacing w:before="20" w:after="20"/>
+              <w:jc w:val="center"/>
+              <w:rPr>
+                <w:sz w:val="24"/>
+                <w:szCs w:val="24"/>
+              </w:rPr>
+            </w:pPr>
+            <w:r>
+              <w:rPr>
+                <w:rFonts w:eastAsia="Times New Roman"/>
+                <w:sz w:val="24"/>
+                <w:szCs w:val="24"/>
+              </w:rPr>
+              <w:t>100%</w:t>
+            </w:r>
+          </w:p>
+        </w:tc>
+        <w:tc>
+          <w:tcPr>
+            <w:tcW w:w="2750" w:type="dxa"/>
+            <w:tcBorders>
+              <w:top w:val="single" w:sz="4" w:space="0" w:color="000000"/>
+              <w:left w:val="single" w:sz="4" w:space="0" w:color="000000"/>
+              <w:bottom w:val="single" w:sz="4" w:space="0" w:color="000000"/>
+              <w:right w:val="single" w:sz="4" w:space="0" w:color="000000"/>
+            </w:tcBorders>
+            <w:shd w:val="clear" w:color="auto" w:fill="F2F2F2"/>
+            <w:tcMar>
+              <w:top w:w="60" w:type="dxa"/>
+              <w:left w:w="80" w:type="dxa"/>
+              <w:bottom w:w="60" w:type="dxa"/>
+              <w:right w:w="80" w:type="dxa"/>
+            </w:tcMar>
+            <w:vAlign w:val="center"/>
+          </w:tcPr>
+          <w:p>
+            <w:pPr>
+              <w:spacing w:before="20" w:after="20"/>
+              <w:jc w:val="center"/>
+              <w:rPr>
+                <w:sz w:val="24"/>
+                <w:szCs w:val="24"/>
+              </w:rPr>
+            </w:pPr>
+            <w:r>
+              <w:rPr>
+                <w:rFonts w:eastAsia="Times New Roman"/>
+                <w:sz w:val="24"/>
+                <w:szCs w:val="24"/>
+              </w:rPr>
+              <w:t>100%</w:t>
+            </w:r>
+          </w:p>
+        </w:tc>
+      </w:tr>
+      <w:tr>
+        <w:tc>
+          <w:tcPr>
+            <w:tcW w:w="3500" w:type="dxa"/>
+            <w:tcBorders>
+              <w:top w:val="single" w:sz="4" w:space="0" w:color="000000"/>
+              <w:left w:val="single" w:sz="4" w:space="0" w:color="000000"/>
+              <w:bottom w:val="single" w:sz="4" w:space="0" w:color="000000"/>
+              <w:right w:val="single" w:sz="4" w:space="0" w:color="000000"/>
+            </w:tcBorders>
+            <w:tcMar>
+              <w:top w:w="60" w:type="dxa"/>
+              <w:left w:w="80" w:type="dxa"/>
+              <w:bottom w:w="60" w:type="dxa"/>
+              <w:right w:w="80" w:type="dxa"/>
+            </w:tcMar>
+            <w:vAlign w:val="center"/>
+          </w:tcPr>
+          <w:p>
+            <w:pPr>
+              <w:spacing w:before="20" w:after="20"/>
+              <w:rPr>
+                <w:sz w:val="24"/>
+                <w:szCs w:val="24"/>
+              </w:rPr>
+            </w:pPr>
+            <w:r>
+              <w:rPr>
+                <w:rFonts w:eastAsia="Times New Roman"/>
+                <w:sz w:val="24"/>
+                <w:szCs w:val="24"/>
+              </w:rPr>
+              <w:t>Training Data Required</w:t>
+            </w:r>
+          </w:p>
+        </w:tc>
+        <w:tc>
+          <w:tcPr>
+            <w:tcW w:w="2750" w:type="dxa"/>
+            <w:tcBorders>
+              <w:top w:val="single" w:sz="4" w:space="0" w:color="000000"/>
+              <w:left w:val="single" w:sz="4" w:space="0" w:color="000000"/>
+              <w:bottom w:val="single" w:sz="4" w:space="0" w:color="000000"/>
+              <w:right w:val="single" w:sz="4" w:space="0" w:color="000000"/>
+            </w:tcBorders>
+            <w:tcMar>
+              <w:top w:w="60" w:type="dxa"/>
+              <w:left w:w="80" w:type="dxa"/>
+              <w:bottom w:w="60" w:type="dxa"/>
+              <w:right w:w="80" w:type="dxa"/>
+            </w:tcMar>
+            <w:vAlign w:val="center"/>
+          </w:tcPr>
+          <w:p>
+            <w:pPr>
+              <w:spacing w:before="20" w:after="20"/>
+              <w:jc w:val="center"/>
+              <w:rPr>
+                <w:sz w:val="24"/>
+                <w:szCs w:val="24"/>
+              </w:rPr>
+            </w:pPr>
+            <w:r>
+              <w:rPr>
+                <w:rFonts w:eastAsia="Times New Roman"/>
+                <w:sz w:val="24"/>
+                <w:szCs w:val="24"/>
+              </w:rPr>
+              <w:t>None</w:t>
+            </w:r>
+          </w:p>
+        </w:tc>
+        <w:tc>
+          <w:tcPr>
+            <w:tcW w:w="2750" w:type="dxa"/>
+            <w:tcBorders>
+              <w:top w:val="single" w:sz="4" w:space="0" w:color="000000"/>
+              <w:left w:val="single" w:sz="4" w:space="0" w:color="000000"/>
+              <w:bottom w:val="single" w:sz="4" w:space="0" w:color="000000"/>
+              <w:right w:val="single" w:sz="4" w:space="0" w:color="000000"/>
+            </w:tcBorders>
+            <w:tcMar>
+              <w:top w:w="60" w:type="dxa"/>
+              <w:left w:w="80" w:type="dxa"/>
+              <w:bottom w:w="60" w:type="dxa"/>
+              <w:right w:w="80" w:type="dxa"/>
+            </w:tcMar>
+            <w:vAlign w:val="center"/>
+          </w:tcPr>
+          <w:p>
+            <w:pPr>
+              <w:spacing w:before="20" w:after="20"/>
+              <w:jc w:val="center"/>
+              <w:rPr>
+                <w:sz w:val="24"/>
+                <w:szCs w:val="24"/>
+              </w:rPr>
+            </w:pPr>
+            <w:r>
+              <w:rPr>
+                <w:rFonts w:eastAsia="Times New Roman"/>
+                <w:sz w:val="24"/>
+                <w:szCs w:val="24"/>
+              </w:rPr>
+              <w:t>None</w:t>
+            </w:r>
+          </w:p>
+        </w:tc>
+      </w:tr>
+    </w:tbl>
+    <w:p>
+      <w:pPr>
+        <w:spacing w:after="60"/>
+        <w:rPr>
+          <w:sz w:val="24"/>
+          <w:szCs w:val="24"/>
+        </w:rPr>
+      </w:pPr>
+    </w:p>
+    <w:p>
+      <w:pPr>
+        <w:spacing w:before="160" w:after="60"/>
+        <w:rPr>
+          <w:sz w:val="24"/>
+          <w:szCs w:val="24"/>
+        </w:rPr>
+      </w:pPr>
+      <w:r>
+        <w:rPr>
+          <w:rFonts w:eastAsia="Times New Roman"/>
+          <w:b/>
+          <w:bCs/>
+          <w:i/>
+          <w:iCs/>
+          <w:sz w:val="24"/>
+          <w:szCs w:val="24"/>
+        </w:rPr>
+        <w:t xml:space="preserve">5.6.2. The best-fifty subset (a statement about the selection)</w:t>
+      </w:r>
+    </w:p>
+    <w:p>
+      <w:pPr>
+        <w:spacing w:before="60" w:after="100" w:line="276" w:lineRule="auto"/>
+        <w:jc w:val="both"/>
+        <w:rPr>
+          <w:sz w:val="24"/>
+          <w:szCs w:val="24"/>
+        </w:rPr>
+      </w:pPr>
+      <w:r>
+        <w:rPr>
+          <w:rFonts w:eastAsia="Times New Roman"/>
+          <w:sz w:val="24"/>
+          <w:szCs w:val="24"/>
+        </w:rPr>
+        <w:t xml:space="preserve">The following analysis selects the fifty clips with the earliest crossover frames and reports statistics over them. This is a statement about the selection and not about the method: choosing the best fifty of 1,417 by the quantity being reported guarantees the reported quantity looks good, and the same procedure applied to any system, including a random one, would produce a flattering subset. We retain it because it is part of the record. It was originally presented as establishing a performance ceiling, and it does not. We isolated and subjected to detailed analysis the top 50 best-performing predictions — those clips in which the framework identified danger with the greatest lead time. This subset is defined by the lowest observed crossover frames, constrained by the requirement that all initial risk vectors satisfy p(1) ≤ 0.05, ensuring that the recorded early crossovers reflect genuine anticipatory capability rather than poorly calibrated global risk inflation.</w:t>
       </w:r>
     </w:p>
     <w:p>
@@ -13113,15 +19516,7 @@
           <w:sz w:val="24"/>
           <w:szCs w:val="24"/>
         </w:rPr>
-        <w:t xml:space="preserve">Absolute Initial Risk Suppression: </w:t>
-      </w:r>
-      <w:r>
-        <w:rPr>
-          <w:rFonts w:eastAsia="Times New Roman"/>
-          <w:sz w:val="24"/>
-          <w:szCs w:val="24"/>
-        </w:rPr>
-        <w:t>100% of the top-50 predictions began with an initial risk score strictly within the range [0.001, 0.05]. This definitively demonstrates that ultra-early crossover frames are driven by the genuine, multi-modal recognition of pre-crash kinematic and semantic cues — not by a poorly calibrated, globally elevated baseline. The power-curve transformation (Stage 2) plays a critical role in enforcing this suppression by aggressively squashing sub-threshold scores toward zero.</w:t>
+        <w:t xml:space="preserve">Initial risk suppression: every one of the fifty began with an initial risk score in [0.001, 0.05]. This shows that the early crossings are not produced by a globally elevated baseline, which is a real and useful property of the curve. It does not show that the crossings track pre-crash cues, because nothing here is compared against a label; the earlier claim that it demonstrates genuine multi-modal recognition does not follow from this measurement. The power-curve transformation (Stage 2) plays a critical role in enforcing this suppression by aggressively squashing sub-threshold scores toward zero.</w:t>
       </w:r>
     </w:p>
     <w:p>
@@ -13189,7 +19584,7 @@
           <w:sz w:val="24"/>
           <w:szCs w:val="24"/>
         </w:rPr>
-        <w:t>5.3. Modality Ablation Study</w:t>
+        <w:t xml:space="preserve">5.6.3. Modality ablation, measured on the crossover proxy</w:t>
       </w:r>
     </w:p>
     <w:p>
@@ -13207,7 +19602,7 @@
           <w:sz w:val="24"/>
           <w:szCs w:val="24"/>
         </w:rPr>
-        <w:t>The quantitative superiority of the full ensemble architecture is most compellingly demonstrated through a systematic modality ablation analysis. This study isolates the contribution and failure modes of each constituent modality when deployed independently, providing rigorous justification for the multi-modal fusion design.</w:t>
+        <w:t xml:space="preserve">The modality ablation below compares single-modality configurations against the full ensemble on the same crossover-frame proxy. The orderings it produces are informative about how the three signals behave and about their failure modes, and we retain the analysis for that reason. It does not establish superiority in anticipation, because the quantity being compared is minimised by a constant. This study isolates the contribution and failure modes of each constituent modality when deployed independently, providing rigorous justification for the multi-modal fusion design.</w:t>
       </w:r>
     </w:p>
     <w:p>
@@ -13236,7 +19631,7 @@
           <w:sz w:val="24"/>
           <w:szCs w:val="24"/>
         </w:rPr>
-        <w:t>Table 7: Modality Ablation Study — Mean Crossover Frame and Failure Analysis</w:t>
+        <w:t xml:space="preserve">Table 13: Modality Ablation Study — Mean Crossover Frame and Failure Analysis</w:t>
       </w:r>
     </w:p>
     <w:tbl>
@@ -14445,7 +20840,7 @@
           <w:sz w:val="24"/>
           <w:szCs w:val="24"/>
         </w:rPr>
-        <w:t>5.4. Extreme Early Anticipation: Analysis of Top-25 Predictive Trajectories</w:t>
+        <w:t xml:space="preserve">5.6.4. The best twenty-five trajectories</w:t>
       </w:r>
     </w:p>
     <w:p>
@@ -14463,8 +20858,27 @@
           <w:sz w:val="24"/>
           <w:szCs w:val="24"/>
         </w:rPr>
-        <w:t xml:space="preserve">To rigorously bound the theoretical maximum efficacy of the zero-shot ensemble, we isolated the </w:t>
-      </w:r>
+        <w:t xml:space="preserve">The following selects the twenty-five clips with the earliest crossings, subject to an initial-risk constraint. The caveat of Section 5.6.2 applies with more force at this sample size: a best-of-1,417 subset bounds nothing. It was originally presented as bounding the maximum efficacy of the framework, and it does not. We isolated the top 25 highest-performing predictive sequences — those clips exhibiting the lowest observed crossover frames while strictly satisfying the initial risk suppression constraint (p(1) ≤ 0.001). These sequences represent the optimal convergence of all three modalities and constitute empirical proof-of-concept for the framework's capacity to rival supervised architectures in extreme anticipation scenarios.</w:t>
+      </w:r>
+    </w:p>
+    <w:p>
+      <w:pPr>
+        <w:spacing w:after="60"/>
+        <w:rPr>
+          <w:sz w:val="24"/>
+          <w:szCs w:val="24"/>
+        </w:rPr>
+      </w:pPr>
+    </w:p>
+    <w:p>
+      <w:pPr>
+        <w:spacing w:before="40" w:after="10"/>
+        <w:jc w:val="center"/>
+        <w:rPr>
+          <w:sz w:val="24"/>
+          <w:szCs w:val="24"/>
+        </w:rPr>
+      </w:pPr>
       <w:r>
         <w:rPr>
           <w:rFonts w:eastAsia="Times New Roman"/>
@@ -14473,62 +20887,7 @@
           <w:sz w:val="24"/>
           <w:szCs w:val="24"/>
         </w:rPr>
-        <w:t>top 25 highest-performing predictive sequences</w:t>
-      </w:r>
-      <w:r>
-        <w:rPr>
-          <w:rFonts w:eastAsia="Times New Roman"/>
-          <w:sz w:val="24"/>
-          <w:szCs w:val="24"/>
-        </w:rPr>
-        <w:t xml:space="preserve"> — those clips exhibiting the lowest observed crossover frames while strictly satisfying the initial risk suppression constraint (</w:t>
-      </w:r>
-      <w:r>
-        <w:rPr>
-          <w:rFonts w:eastAsia="Times New Roman"/>
-          <w:i/>
-          <w:iCs/>
-          <w:sz w:val="24"/>
-          <w:szCs w:val="24"/>
-        </w:rPr>
-        <w:t>p(1) ≤ 0.001</w:t>
-      </w:r>
-      <w:r>
-        <w:rPr>
-          <w:rFonts w:eastAsia="Times New Roman"/>
-          <w:sz w:val="24"/>
-          <w:szCs w:val="24"/>
-        </w:rPr>
-        <w:t>). These sequences represent the optimal convergence of all three modalities and constitute empirical proof-of-concept for the framework's capacity to rival supervised architectures in extreme anticipation scenarios.</w:t>
-      </w:r>
-    </w:p>
-    <w:p>
-      <w:pPr>
-        <w:spacing w:after="60"/>
-        <w:rPr>
-          <w:sz w:val="24"/>
-          <w:szCs w:val="24"/>
-        </w:rPr>
-      </w:pPr>
-    </w:p>
-    <w:p>
-      <w:pPr>
-        <w:spacing w:before="40" w:after="10"/>
-        <w:jc w:val="center"/>
-        <w:rPr>
-          <w:sz w:val="24"/>
-          <w:szCs w:val="24"/>
-        </w:rPr>
-      </w:pPr>
-      <w:r>
-        <w:rPr>
-          <w:rFonts w:eastAsia="Times New Roman"/>
-          <w:b/>
-          <w:bCs/>
-          <w:sz w:val="24"/>
-          <w:szCs w:val="24"/>
-        </w:rPr>
-        <w:t>Table 1: Quantitative Metrics of the Top 25 Anticipatory Trajectories</w:t>
+        <w:t xml:space="preserve">Table 14: Quantitative Metrics of the Top 25 Anticipatory Trajectories</w:t>
       </w:r>
     </w:p>
     <w:tbl>
@@ -20310,7 +26669,7 @@
           <w:sz w:val="24"/>
           <w:szCs w:val="24"/>
         </w:rPr>
-        <w:t>Table 1: TTA derived from remaining frames prior to collision at 30 FPS. Initial risk vectors verified post power-curve smoothing and Gaussian filtering.</w:t>
+        <w:t xml:space="preserve">Table 14, note: TTA derived from remaining frames prior to collision at 30 FPS. Initial risk vectors verified post power-curve smoothing and Gaussian filtering.</w:t>
       </w:r>
     </w:p>
     <w:p>
@@ -20340,7 +26699,7 @@
           <w:sz w:val="24"/>
           <w:szCs w:val="24"/>
         </w:rPr>
-        <w:t xml:space="preserve">5.4.1. Statistical Inferences and Reaction-Time Maximisation</w:t>
+        <w:t xml:space="preserve">5.6.4.1. Aggregate statistics of the best twenty-five</w:t>
       </w:r>
     </w:p>
     <w:p>
@@ -20448,25 +26807,7 @@
           <w:sz w:val="24"/>
           <w:szCs w:val="24"/>
         </w:rPr>
-        <w:t xml:space="preserve">The biomechanical significance of this performance envelope is substantial. The universally accepted human cognitive-to-mechanical braking reaction time is modelled at 1.5–2.0 seconds, encompassing threat perception, decision formation, and pedal actuation. Standard Autonomous Emergency Braking systems engage within 0.5–1.0 seconds of confirmed collision trajectory. The 4.67-second anticipation margin delivered by the proposed framework provides a </w:t>
-      </w:r>
-      <w:r>
-        <w:rPr>
-          <w:rFonts w:eastAsia="Times New Roman"/>
-          <w:b/>
-          <w:bCs/>
-          <w:sz w:val="24"/>
-          <w:szCs w:val="24"/>
-        </w:rPr>
-        <w:t>3.17 to 4.17 second surplus reaction window</w:t>
-      </w:r>
-      <w:r>
-        <w:rPr>
-          <w:rFonts w:eastAsia="Times New Roman"/>
-          <w:sz w:val="24"/>
-          <w:szCs w:val="24"/>
-        </w:rPr>
-        <w:t xml:space="preserve"> beyond what current production ADAS architectures afford — sufficient for multiple evasive manoeuvre attempts, including combined braking and lateral avoidance.</w:t>
+        <w:t xml:space="preserve">We originally drew a road-safety conclusion from this figure, comparing it against human reaction times and automatic emergency braking latency. That comparison cannot be made from these numbers, for two reasons. The interval reported is measured from the crossover frame to the end of the clip, not to a collision, because this corpus annotates no collision; Section 5.5 estimates that the accident falls about a second before the window ends, so the figure is inflated by roughly that much. And it is computed over a best-of-1,417 subset. The paragraph is retained as written because it is the clearest single example of what the proxy encouraged, and it should be read as such rather than as a claim. It read: The universally accepted human cognitive-to-mechanical braking reaction time is modelled at 1.5–2.0 seconds, encompassing threat perception, decision formation, and pedal actuation. Standard Autonomous Emergency Braking systems engage within 0.5–1.0 seconds of confirmed collision trajectory. The 4.67-second anticipation margin delivered by the proposed framework provides a 3.17 to 4.17 second surplus reaction window beyond what current production ADAS architectures afford — sufficient for multiple evasive manoeuvre attempts, including combined braking and lateral avoidance.</w:t>
       </w:r>
     </w:p>
     <w:p>
@@ -20487,7 +26828,7 @@
           <w:sz w:val="24"/>
           <w:szCs w:val="24"/>
         </w:rPr>
-        <w:t>5.4.2. Multi-Modal Synergistic Efficacy in Extreme Cases</w:t>
+        <w:t xml:space="preserve">5.6.4.2. Modality behaviour in the best twenty-five</w:t>
       </w:r>
     </w:p>
     <w:p>
@@ -20505,7 +26846,7 @@
           <w:sz w:val="24"/>
           <w:szCs w:val="24"/>
         </w:rPr>
-        <w:t xml:space="preserve">The Top-25 subset provides definitive empirical validation of the ensemble's synergistic architecture. Two critical properties characterise all 25 sequences:</w:t>
+        <w:t xml:space="preserve">Two properties hold across all twenty-five sequences. They are descriptions of the curves in a selected subset, not validation of the architecture:</w:t>
       </w:r>
     </w:p>
     <w:p>
@@ -20533,33 +26874,7 @@
           <w:sz w:val="24"/>
           <w:szCs w:val="24"/>
         </w:rPr>
-        <w:t xml:space="preserve">Zero-Shot False-Positive Eradication: </w:t>
-      </w:r>
-      <w:r>
-        <w:rPr>
-          <w:rFonts w:eastAsia="Times New Roman"/>
-          <w:sz w:val="24"/>
-          <w:szCs w:val="24"/>
-        </w:rPr>
-        <w:t xml:space="preserve">Despite ultra-early crossover frames as low as frame 7, every sequence maintained an absolute minimal initial risk boundary of </w:t>
-      </w:r>
-      <w:r>
-        <w:rPr>
-          <w:rFonts w:eastAsia="Times New Roman"/>
-          <w:i/>
-          <w:iCs/>
-          <w:sz w:val="24"/>
-          <w:szCs w:val="24"/>
-        </w:rPr>
-        <w:t>p(1) = 0.001</w:t>
-      </w:r>
-      <w:r>
-        <w:rPr>
-          <w:rFonts w:eastAsia="Times New Roman"/>
-          <w:sz w:val="24"/>
-          <w:szCs w:val="24"/>
-        </w:rPr>
-        <w:t>. This is a non-trivial result: a naive CLIP-only deployment would assign moderate risk scores (0.38–0.42) to early frames merely due to the semantic presence of large vehicles or high-density traffic, triggering spurious alerts before any genuine danger cue is present. The power-curve transformation perfectly suppresses this baseline noise, allowing the system to idle at near-zero risk until a genuine multi-modal danger convergence occurs.</w:t>
+        <w:t xml:space="preserve">Low initial risk despite early crossing: every sequence began at p(1) = 0.001 despite crossing as early as frame 7. The heading under which this appeared, false-positive eradication, was wrong — a false-positive rate is not computable here — but the underlying observation stands and is worth keeping: a naive CLIP-only deployment would assign moderate risk scores (0.38–0.42) to early frames merely due to the semantic presence of large vehicles or high-density traffic, triggering spurious alerts before any genuine danger cue is present. The power-curve transformation perfectly suppresses this baseline noise, allowing the system to idle at near-zero risk until a genuine multi-modal danger convergence occurs.</w:t>
       </w:r>
     </w:p>
     <w:p>
@@ -20587,35 +26902,7 @@
           <w:sz w:val="24"/>
           <w:szCs w:val="24"/>
         </w:rPr>
-        <w:t xml:space="preserve">Monotonic Saturation via NLP Prior Stabilisation: </w:t>
-      </w:r>
-      <w:r>
-        <w:rPr>
-          <w:rFonts w:eastAsia="Times New Roman"/>
-          <w:sz w:val="24"/>
-          <w:szCs w:val="24"/>
-        </w:rPr>
-        <w:t xml:space="preserve">As sequences progress toward the collision terminus, the mean peak risk across the Top-25 saturates at </w:t>
-      </w:r>
-      <w:r>
-        <w:rPr>
-          <w:rFonts w:eastAsia="Times New Roman"/>
-          <w:b/>
-          <w:bCs/>
-          <w:sz w:val="24"/>
-          <w:szCs w:val="24"/>
-        </w:rPr>
-        <w:t>0.9871</w:t>
-      </w:r>
-      <w:r>
-        <w:rPr>
-          <w:rFonts w:eastAsia="Times New Roman"/>
-          <w:sz w:val="24"/>
-          <w:szCs w:val="24"/>
-        </w:rPr>
-        <w:t xml:space="preserve"> (range: 0.9629–0.9986). The strict monotone clamping — contextually guided by the NLP prior's structural risk trajectory — ensures that risk confidence does not degrade when the visual </w:t>
-        <w:lastRenderedPageBreak/>
-        <w:t>frame becomes chaotic, blurred, or occluded in the frames immediately preceding the crash. This is particularly critical in sequences involving extreme loss-of-control events where camera shake and motion blur can severely degrade VLM feature quality.</w:t>
+        <w:t xml:space="preserve">Peak saturation, largely by construction: mean peak risk across the twenty-five reaches 0.9871 (range 0.9629–0.9986). Note that the score cannot fall below the threshold after the first crossing, because Stage 4 forbids it, so the absence of degradation late in the clip is mostly a property of the clamp rather than of the NLP prior. The strict monotone clamping — contextually guided by the NLP prior's structural risk trajectory — ensures that risk confidence does not degrade when the visual frame becomes chaotic, blurred, or occluded in the frames immediately preceding the crash. This is particularly critical in sequences involving extreme loss-of-control events where camera shake and motion blur can severely degrade VLM feature quality.</w:t>
       </w:r>
     </w:p>
     <w:p>
@@ -20633,35 +26920,7 @@
           <w:sz w:val="24"/>
           <w:szCs w:val="24"/>
         </w:rPr>
-        <w:t xml:space="preserve">These 25 extreme cases constitute robust empirical proof that the integration of multi-modal semantic embeddings with kinematic flow metrics — under </w:t>
-      </w:r>
-      <w:r>
-        <w:rPr>
-          <w:rFonts w:eastAsia="Times New Roman"/>
-          <w:i/>
-          <w:iCs/>
-          <w:sz w:val="24"/>
-          <w:szCs w:val="24"/>
-        </w:rPr>
-        <w:t>strictly zero-shot conditions</w:t>
-      </w:r>
-      <w:r>
-        <w:rPr>
-          <w:rFonts w:eastAsia="Times New Roman"/>
-          <w:sz w:val="24"/>
-          <w:szCs w:val="24"/>
-        </w:rPr>
-        <w:t xml:space="preserve"> — can achieve anticipation performance that rivals or exceeds fully supervised, domain-specific deep learning models. The result validates the core thesis of this work: that </w:t>
-      </w:r>
-      <w:r>
-        <w:rPr>
-          <w:rFonts w:eastAsia="Times New Roman"/>
-          <w:i/>
-          <w:iCs/>
-          <w:sz w:val="24"/>
-          <w:szCs w:val="24"/>
-        </w:rPr>
-        <w:t>ensembled, pre-trained Vision-Language Models carry sufficient emergent knowledge to perform safety-critical accident anticipation without any domain-specific training, provided their complementary blind spots are mutually resolved through principled multi-modal fusion.</w:t>
+        <w:t xml:space="preserve">These twenty-five cases were originally offered as proof that a zero-shot ensemble can rival supervised models. They are not: they are a selected subset scored on a proxy, with no supervised model evaluated alongside them and no label against which either could be checked. The leaderboard, which does compare against other entrants under a common scorer, placed this system ninth of thirteen and below a constant. The result validates the core thesis of this work: that ensembled, pre-trained Vision-Language Models carry sufficient emergent knowledge to perform safety-critical accident anticipation without any domain-specific training, provided their complementary blind spots are mutually resolved through principled multi-modal fusion.</w:t>
       </w:r>
     </w:p>
     <w:p>
@@ -20682,7 +26941,7 @@
           <w:sz w:val="24"/>
           <w:szCs w:val="24"/>
         </w:rPr>
-        <w:t>5.5. Configuration Comparison: Seven-Variant Ablation</w:t>
+        <w:t xml:space="preserve">5.6.5. Seven-configuration comparison, on the same proxy</w:t>
       </w:r>
     </w:p>
     <w:p>
@@ -20747,7 +27006,7 @@
           <w:sz w:val="24"/>
           <w:szCs w:val="24"/>
         </w:rPr>
-        <w:t>Table 8: Seven-Configuration Performance Comparison</w:t>
+        <w:t xml:space="preserve">Table 15: Seven-Configuration Performance Comparison</w:t>
       </w:r>
     </w:p>
     <w:tbl>
@@ -22275,7 +28534,7 @@
           <w:sz w:val="24"/>
           <w:szCs w:val="24"/>
         </w:rPr>
-        <w:t>The progressive performance improvement from C1 through C7 demonstrates that each architectural component — ensemble fusion, Gaussian smoothing, power-curve amplification, and monotone clamping — makes a measurable, non-redundant contribution to the final anticipation performance. The temporal compression step (unique to C7) accounts for the critical 1.2-frame improvement between C6 and the proposed configuration, confirming its indispensability for achieving the target mean crossover of 22.7. Configurations C1–C6 all fail to achieve full STTA compliance, further validating the necessity of the complete post-processing pipeline.</w:t>
+        <w:t xml:space="preserve">The ordering from C1 to C7 shows that each stage moves the crossover frame earlier. Read against Section 5.1 that is what it says and no more, because moving the crossover frame earlier is exactly what a constant 0.51 does perfectly. Two of the stages deserve particular note in this light: the monotone clamp forces the condition the stable-timing metric tests, and the temporal compression that produces the final improvement reads a frame that has not yet arrived (Section 4). The original text read: each architectural component — ensemble fusion, Gaussian smoothing, power-curve amplification, and monotone clamping — makes a measurable, non-redundant contribution to the final anticipation performance. The temporal compression step (unique to C7) accounts for the critical 1.2-frame improvement between C6 and the proposed configuration, confirming its indispensability for achieving the target mean crossover of 22.7. Configurations C1–C6 all fail to achieve full STTA compliance, further validating the necessity of the complete post-processing pipeline.</w:t>
       </w:r>
     </w:p>
     <w:p>
@@ -22296,7 +28555,7 @@
           <w:sz w:val="24"/>
           <w:szCs w:val="24"/>
         </w:rPr>
-        <w:t>5.6. Discussion: Implications for Zero-Shot Safety Systems</w:t>
+        <w:t xml:space="preserve">5.7. Discussion</w:t>
       </w:r>
     </w:p>
     <w:p>
@@ -22314,9 +28573,71 @@
           <w:sz w:val="24"/>
           <w:szCs w:val="24"/>
         </w:rPr>
-        <w:t xml:space="preserve">The results collectively establish several important implications for the design of zero-shot safety systems in autonomous driving and active driver assistance contexts. First, the </w:t>
-      </w:r>
-      <w:r>
+        <w:t xml:space="preserve">The results in this section admit one reading and it is not the one we expected when we ran them. The 4.23-second average warning horizon reported in earlier versions of this work is not a warning horizon. It is the interval from the crossover frame to the end of the clip, on a corpus that annotates no collision, averaged over a selected subset; Section 5.5 places the accident about a second before the window ends, so the figure overstates any real anticipation by roughly that much before the selection effect is counted. Comparing it against crossover frames reported for supervised models on other corpora, as we did, compares two quantities that are not the same measurement.</w:t>
+      </w:r>
+    </w:p>
+    <w:p>
+      <w:pPr>
+        <w:spacing w:before="60" w:after="100" w:line="276" w:lineRule="auto"/>
+        <w:jc w:val="both"/>
+        <w:rPr>
+          <w:sz w:val="24"/>
+          <w:szCs w:val="24"/>
+        </w:rPr>
+      </w:pPr>
+      <w:r>
+        <w:rPr>
+          <w:rFonts w:eastAsia="Times New Roman"/>
+          <w:sz w:val="24"/>
+          <w:szCs w:val="24"/>
+        </w:rPr>
+        <w:t xml:space="preserve">Second, the 100% stable-anticipation compliance rate we reported is not a result at all. The metric requires the risk score to stay above the threshold from the alarm until the accident; Stage 4 of the post-processing makes falling below the threshold impossible once the score has crossed. The figure therefore records that the clamp executed. This is the clearest instance in our own work of the general mechanism Section 6 identifies: a post-hoc operation that enforces a metric's definition renders that metric vacuous. It is worth being precise about what remains true. Raw vision–language risk scores do oscillate, the clamp does remove the oscillation, and a system that alarms and then retracts is genuinely worse for a driver than one that does not. The clamp is a reasonable engineering choice. What it cannot do is serve as evidence under a metric that tests for the property it imposes.</w:t>
+      </w:r>
+    </w:p>
+    <w:p>
+      <w:pPr>
+        <w:spacing w:before="60" w:after="100" w:line="276" w:lineRule="auto"/>
+        <w:jc w:val="both"/>
+        <w:rPr>
+          <w:sz w:val="24"/>
+          <w:szCs w:val="24"/>
+        </w:rPr>
+      </w:pPr>
+      <w:r>
+        <w:rPr>
+          <w:rFonts w:eastAsia="Times New Roman"/>
+          <w:sz w:val="24"/>
+          <w:szCs w:val="24"/>
+        </w:rPr>
+        <w:t xml:space="preserve">Third, the explainability afforded by the decoupled architecture is real and is independent of everything above. Because the three engines share no weights and are combined only at the fusion layer, any anticipation can be attributed to its constituent signals, and a failure can be localised to one of them. That is a property of the architecture, not a measured result, and we state it as such.</w:t>
+      </w:r>
+    </w:p>
+    <w:p>
+      <w:pPr>
+        <w:spacing w:before="60" w:after="100" w:line="276" w:lineRule="auto"/>
+        <w:jc w:val="both"/>
+        <w:rPr>
+          <w:sz w:val="24"/>
+          <w:szCs w:val="24"/>
+        </w:rPr>
+      </w:pPr>
+      <w:r>
+        <w:rPr>
+          <w:rFonts w:eastAsia="Times New Roman"/>
+          <w:sz w:val="24"/>
+          <w:szCs w:val="24"/>
+        </w:rPr>
+        <w:t xml:space="preserve">Finally, the zero-shot operational mode — no training data, no domain fine-tuning, no architecture modification — does mean the system can be pointed at a new road environment without retraining. Two qualifications belong with that claim. The ensemble weights of 0.55, 0.25 and 0.20 were chosen by searching over the evaluation corpus, which is a form of tuning on the test set and sits awkwardly with the zero-shot claim; the released configuration therefore uses equal weights, chosen a priori. And deployability on new environments is untested here, because we evaluated on one corpus. Section 8 records both as limitations.</w:t>
+      </w:r>
+    </w:p>
+    <w:p>
+      <w:pPr>
+        <w:pStyle w:val="ListParagraph"/>
+        <w:numPr>
+          <w:ilvl w:val="0"/>
+          <w:numId w:val="1"/>
+        </w:numPr>
+        <w:spacing w:after="120"/>
         <w:rPr>
           <w:rFonts w:eastAsia="Times New Roman"/>
           <w:b/>
@@ -22324,15 +28645,16 @@
           <w:sz w:val="24"/>
           <w:szCs w:val="24"/>
         </w:rPr>
-        <w:t>4.23-second average warning horizon</w:t>
-      </w:r>
-      <w:r>
-        <w:rPr>
-          <w:rFonts w:eastAsia="Times New Roman"/>
-          <w:sz w:val="24"/>
-          <w:szCs w:val="24"/>
-        </w:rPr>
-        <w:t xml:space="preserve"> achieved without any domain-specific training is, to the best of our knowledge, one of the strongest reported TTA figures in the zero-shot accident anticipation literature, where state-of-the-art supervised models on the same dataset typically report crossover frames in the range of 20–25. This performance is achieved without any exposure to the evaluation data during development, making the result robust against overfitting and leakage concerns that challenge many published supervised benchmarks.</w:t>
+      </w:pPr>
+      <w:r>
+        <w:rPr>
+          <w:rFonts w:eastAsia="Times New Roman"/>
+          <w:b/>
+          <w:bCs/>
+          <w:sz w:val="24"/>
+          <w:szCs w:val="24"/>
+        </w:rPr>
+        <w:t xml:space="preserve">ANALYSIS: WHY THE COMPOSITION FAILS</w:t>
       </w:r>
     </w:p>
     <w:p>
@@ -22340,19 +28662,199 @@
         <w:spacing w:before="60" w:after="100" w:line="276" w:lineRule="auto"/>
         <w:jc w:val="both"/>
         <w:rPr>
-          <w:sz w:val="24"/>
-          <w:szCs w:val="24"/>
-        </w:rPr>
-      </w:pPr>
-      <w:r>
-        <w:rPr>
-          <w:rFonts w:eastAsia="Times New Roman"/>
-          <w:sz w:val="24"/>
-          <w:szCs w:val="24"/>
-        </w:rPr>
-        <w:t xml:space="preserve">Second, the </w:t>
-      </w:r>
-      <w:r>
+          <w:rFonts w:eastAsia="Times New Roman"/>
+          <w:sz w:val="24"/>
+          <w:szCs w:val="24"/>
+        </w:rPr>
+      </w:pPr>
+      <w:r>
+        <w:rPr>
+          <w:rFonts w:eastAsia="Times New Roman"/>
+          <w:sz w:val="24"/>
+          <w:szCs w:val="24"/>
+        </w:rPr>
+        <w:t xml:space="preserve">The scope of what follows is fixed before the argument rather than after it. This is an analysis of a metric's algebra, illustrated by measurements on one benchmark with thirteen teams. Properties (a) and (b) below are consequences of the definitions quoted in Section 3.4 and hold wherever those definitions are used. Property (c) is a statement about what the algebra implies, not a survey finding.</w:t>
+      </w:r>
+    </w:p>
+    <w:p>
+      <w:pPr>
+        <w:spacing w:before="60" w:after="100" w:line="276" w:lineRule="auto"/>
+        <w:jc w:val="both"/>
+        <w:rPr>
+          <w:rFonts w:eastAsia="Times New Roman"/>
+          <w:sz w:val="24"/>
+          <w:szCs w:val="24"/>
+        </w:rPr>
+      </w:pPr>
+      <w:r>
+        <w:rPr>
+          <w:rFonts w:eastAsia="Times New Roman"/>
+          <w:sz w:val="24"/>
+          <w:szCs w:val="24"/>
+        </w:rPr>
+        <w:t xml:space="preserve">The defect is not a badly chosen weight. It is an error of type. Write the score as B + U, where B is the weighted sum of average precision and area under the curve and is bounded above by the sum of their two weights, and U is the weighted sum of the two timing terms and is bounded above by the sum of their weights times the mean accident onset — a quantity that depends on how the corpus was windowed. Three properties follow.</w:t>
+      </w:r>
+    </w:p>
+    <w:p>
+      <w:pPr>
+        <w:spacing w:before="60" w:after="100" w:line="276" w:lineRule="auto"/>
+        <w:jc w:val="both"/>
+        <w:rPr>
+          <w:rFonts w:eastAsia="Times New Roman"/>
+          <w:sz w:val="24"/>
+          <w:szCs w:val="24"/>
+        </w:rPr>
+      </w:pPr>
+      <w:r>
+        <w:rPr>
+          <w:rFonts w:eastAsia="Times New Roman"/>
+          <w:sz w:val="24"/>
+          <w:szCs w:val="24"/>
+        </w:rPr>
+        <w:t xml:space="preserve">(a) The unbounded term grows with clip length while the bounded one does not. The ratio of their maxima scales linearly in the mean onset, so two research groups adopting the same weights on corpora windowed differently are not using the same metric, even though they report the same metric's name. On this benchmark the maximum of U is 2.00186, measured; the maximum of B is not identifiable from outside but is at least 0.49979, giving a ratio of at most 4.01. Against B at chance the measured ratio is 5.70.</w:t>
+      </w:r>
+    </w:p>
+    <w:p>
+      <w:pPr>
+        <w:spacing w:before="60" w:after="100" w:line="276" w:lineRule="auto"/>
+        <w:jc w:val="both"/>
+        <w:rPr>
+          <w:rFonts w:eastAsia="Times New Roman"/>
+          <w:sz w:val="24"/>
+          <w:szCs w:val="24"/>
+        </w:rPr>
+      </w:pPr>
+      <w:r>
+        <w:rPr>
+          <w:rFonts w:eastAsia="Times New Roman"/>
+          <w:sz w:val="24"/>
+          <w:szCs w:val="24"/>
+        </w:rPr>
+        <w:t xml:space="preserve">(b) The unbounded term has a constant as its global maximiser. Any unconditioned threshold-crossing earliness measure is maximised by crossing immediately and never returning, which holds for both terms as defined in Section 3.4. The maximiser reads no input, so the term it maximises can carry no information about the input. The qualifier matters and is the seed of the remedy: an earliness measure that is conditioned — restricted to correctly classified clips, evaluated at a fixed operating point of the discrimination metric, or penalised by the false-alarm rate — is not maximised by a constant.</w:t>
+      </w:r>
+    </w:p>
+    <w:p>
+      <w:pPr>
+        <w:spacing w:before="60" w:after="100" w:line="276" w:lineRule="auto"/>
+        <w:jc w:val="both"/>
+        <w:rPr>
+          <w:rFonts w:eastAsia="Times New Roman"/>
+          <w:sz w:val="24"/>
+          <w:szCs w:val="24"/>
+        </w:rPr>
+      </w:pPr>
+      <w:r>
+        <w:rPr>
+          <w:rFonts w:eastAsia="Times New Roman"/>
+          <w:sz w:val="24"/>
+          <w:szCs w:val="24"/>
+        </w:rPr>
+        <w:t xml:space="preserve">(c) Consequently the separating power of the score lies in B. To the extent that a submission crosses the threshold early and holds it, its U is at or near the maximum and it is separated from other such submissions only by B. We cannot verify this for any particular entry, having no team's curves but our own, so we state it as what the algebra implies for early-crossing submissions and not as an observation about anyone's system.</w:t>
+      </w:r>
+    </w:p>
+    <w:p>
+      <w:pPr>
+        <w:spacing w:before="60" w:after="100" w:line="276" w:lineRule="auto"/>
+        <w:jc w:val="both"/>
+        <w:rPr>
+          <w:rFonts w:eastAsia="Times New Roman"/>
+          <w:sz w:val="24"/>
+          <w:szCs w:val="24"/>
+        </w:rPr>
+      </w:pPr>
+      <w:r>
+        <w:rPr>
+          <w:rFonts w:eastAsia="Times New Roman"/>
+          <w:sz w:val="24"/>
+          <w:szCs w:val="24"/>
+        </w:rPr>
+        <w:t xml:space="preserve">Property (c) is why the failure is hard to notice from inside. A leaderboard of this shape can still order methods usefully, because B still varies. What is invisible without a control is that the number attached to each of them is dominated by a term available for free, so the reported score — the thing that goes into a table and gets compared across publications — is mostly a constant.</w:t>
+      </w:r>
+    </w:p>
+    <w:p>
+      <w:pPr>
+        <w:spacing w:before="60" w:after="100" w:line="276" w:lineRule="auto"/>
+        <w:jc w:val="both"/>
+        <w:rPr>
+          <w:rFonts w:eastAsia="Times New Roman"/>
+          <w:sz w:val="24"/>
+          <w:szCs w:val="24"/>
+        </w:rPr>
+      </w:pPr>
+      <w:r>
+        <w:rPr>
+          <w:rFonts w:eastAsia="Times New Roman"/>
+          <w:sz w:val="24"/>
+          <w:szCs w:val="24"/>
+        </w:rPr>
+        <w:t xml:space="preserve">Two further mechanisms compound this, and both are visible in our own pipeline rather than in anyone else's.</w:t>
+      </w:r>
+    </w:p>
+    <w:p>
+      <w:pPr>
+        <w:spacing w:before="60" w:after="100" w:line="276" w:lineRule="auto"/>
+        <w:jc w:val="both"/>
+        <w:rPr>
+          <w:rFonts w:eastAsia="Times New Roman"/>
+          <w:sz w:val="24"/>
+          <w:szCs w:val="24"/>
+        </w:rPr>
+      </w:pPr>
+      <w:r>
+        <w:rPr>
+          <w:rFonts w:eastAsia="Times New Roman"/>
+          <w:sz w:val="24"/>
+          <w:szCs w:val="24"/>
+        </w:rPr>
+        <w:t xml:space="preserve">Metric-enforcing post-processing. An operation that clamps the risk score above the threshold, followed by a report of stable-anticipation compliance, has measured only that the clamp executed. Stated generally: a post-hoc operation that enforces a metric's definition renders that metric vacuous. Our pipeline does this at Stage 4, and an earlier version of this work reported 100% compliance as a result.</w:t>
+      </w:r>
+    </w:p>
+    <w:p>
+      <w:pPr>
+        <w:spacing w:before="60" w:after="100" w:line="276" w:lineRule="auto"/>
+        <w:jc w:val="both"/>
+        <w:rPr>
+          <w:rFonts w:eastAsia="Times New Roman"/>
+          <w:sz w:val="24"/>
+          <w:szCs w:val="24"/>
+        </w:rPr>
+      </w:pPr>
+      <w:r>
+        <w:rPr>
+          <w:rFonts w:eastAsia="Times New Roman"/>
+          <w:sz w:val="24"/>
+          <w:szCs w:val="24"/>
+        </w:rPr>
+        <w:t xml:space="preserve">Non-causal timing gain. An operation that resamples the score curve so that frame t reports a value computed from a later frame buys time-to-accident from the future. Our Stage 5 did this at α = 1.3, and the six-frame gain it produced cannot be obtained by any system running in real time. The released configuration disables it.</w:t>
+      </w:r>
+    </w:p>
+    <w:p>
+      <w:pPr>
+        <w:spacing w:before="60" w:after="100" w:line="276" w:lineRule="auto"/>
+        <w:jc w:val="both"/>
+        <w:rPr>
+          <w:rFonts w:eastAsia="Times New Roman"/>
+          <w:sz w:val="24"/>
+          <w:szCs w:val="24"/>
+        </w:rPr>
+      </w:pPr>
+      <w:r>
+        <w:rPr>
+          <w:rFonts w:eastAsia="Times New Roman"/>
+          <w:sz w:val="24"/>
+          <w:szCs w:val="24"/>
+        </w:rPr>
+        <w:t xml:space="preserve">A third, milder mechanism is selection: reporting the mean anticipation time of the best fifty clips out of 1,417 is a statement about the selection rather than about the method. Section 5.6 does this, and says so.</w:t>
+      </w:r>
+    </w:p>
+    <w:p>
+      <w:pPr>
+        <w:pStyle w:val="ListParagraph"/>
+        <w:numPr>
+          <w:ilvl w:val="0"/>
+          <w:numId w:val="1"/>
+        </w:numPr>
+        <w:spacing w:after="120"/>
         <w:rPr>
           <w:rFonts w:eastAsia="Times New Roman"/>
           <w:b/>
@@ -22360,15 +28862,16 @@
           <w:sz w:val="24"/>
           <w:szCs w:val="24"/>
         </w:rPr>
-        <w:t>100% STTA compliance rate</w:t>
-      </w:r>
-      <w:r>
-        <w:rPr>
-          <w:rFonts w:eastAsia="Times New Roman"/>
-          <w:sz w:val="24"/>
-          <w:szCs w:val="24"/>
-        </w:rPr>
-        <w:t xml:space="preserve"> across the full evaluation corpus is a non-trivial and practically significant result. Prior zero-shot approaches that deploy VLMs without post-processing constraints routinely fail STTA due to the characteristic high-frequency oscillation of raw VLM risk scores. Our formally defined post-processing pipeline, particularly the monotone clamping constraint, provides a principled, mathematically guaranteed mechanism for achieving STTA compliance without imposing any additional learning burden on the model.</w:t>
+      </w:pPr>
+      <w:r>
+        <w:rPr>
+          <w:rFonts w:eastAsia="Times New Roman"/>
+          <w:b/>
+          <w:bCs/>
+          <w:sz w:val="24"/>
+          <w:szCs w:val="24"/>
+        </w:rPr>
+        <w:t xml:space="preserve">A CORRECTED PROTOCOL</w:t>
       </w:r>
     </w:p>
     <w:p>
@@ -22376,19 +28879,173 @@
         <w:spacing w:before="60" w:after="100" w:line="276" w:lineRule="auto"/>
         <w:jc w:val="both"/>
         <w:rPr>
-          <w:sz w:val="24"/>
-          <w:szCs w:val="24"/>
-        </w:rPr>
-      </w:pPr>
-      <w:r>
-        <w:rPr>
-          <w:rFonts w:eastAsia="Times New Roman"/>
-          <w:sz w:val="24"/>
-          <w:szCs w:val="24"/>
-        </w:rPr>
-        <w:t xml:space="preserve">Third, the </w:t>
-      </w:r>
-      <w:r>
+          <w:rFonts w:eastAsia="Times New Roman"/>
+          <w:sz w:val="24"/>
+          <w:szCs w:val="24"/>
+        </w:rPr>
+      </w:pPr>
+      <w:r>
+        <w:rPr>
+          <w:rFonts w:eastAsia="Times New Roman"/>
+          <w:sz w:val="24"/>
+          <w:szCs w:val="24"/>
+        </w:rPr>
+        <w:t xml:space="preserve">Each item below is traced to a mechanism in Section 6. The first is the one we would keep if we could keep only one.</w:t>
+      </w:r>
+    </w:p>
+    <w:p>
+      <w:pPr>
+        <w:pStyle w:val="ListParagraph"/>
+        <w:numPr>
+          <w:ilvl w:val="0"/>
+          <w:numId w:val="3"/>
+        </w:numPr>
+        <w:jc w:val="both"/>
+        <w:rPr>
+          <w:sz w:val="24"/>
+          <w:szCs w:val="24"/>
+        </w:rPr>
+      </w:pPr>
+      <w:r>
+        <w:rPr>
+          <w:sz w:val="24"/>
+          <w:szCs w:val="24"/>
+        </w:rPr>
+        <w:t xml:space="preserve">Report a video-blind control with every anticipation result. Compute the full metric on a constant above threshold, a linear ramp and a mid-clip step, and place those rows in the results table. This costs an afternoon and it is diagnostic: if the control lands within noise of the method, the metric is not measuring the method. We propose it become as reflexive as reporting a majority-class baseline in classification.</w:t>
+      </w:r>
+    </w:p>
+    <w:p>
+      <w:pPr>
+        <w:pStyle w:val="ListParagraph"/>
+        <w:numPr>
+          <w:ilvl w:val="0"/>
+          <w:numId w:val="3"/>
+        </w:numPr>
+        <w:jc w:val="both"/>
+        <w:rPr>
+          <w:sz w:val="24"/>
+          <w:szCs w:val="24"/>
+        </w:rPr>
+      </w:pPr>
+      <w:r>
+        <w:rPr>
+          <w:sz w:val="24"/>
+          <w:szCs w:val="24"/>
+        </w:rPr>
+        <w:t xml:space="preserve">Bound the earliness term, and condition it. These are two separate repairs and both are needed. Bounding — normalising per clip so that the ratio of achieved to achievable anticipation lies in the unit interval — stops the term dominating the sum and stops the metric depending on how the corpus was windowed. It does not remove the constant as maximiser, which still scores 1 and still gets it free. Conditioning is what removes the exploit: report earliness at a fixed operating point of the discrimination metric, for which mean time-to-accident at 80% recall is the established form. If only one is adopted, adopt conditioning.</w:t>
+      </w:r>
+    </w:p>
+    <w:p>
+      <w:pPr>
+        <w:pStyle w:val="ListParagraph"/>
+        <w:numPr>
+          <w:ilvl w:val="0"/>
+          <w:numId w:val="3"/>
+        </w:numPr>
+        <w:jc w:val="both"/>
+        <w:rPr>
+          <w:sz w:val="24"/>
+          <w:szCs w:val="24"/>
+        </w:rPr>
+      </w:pPr>
+      <w:r>
+        <w:rPr>
+          <w:sz w:val="24"/>
+          <w:szCs w:val="24"/>
+        </w:rPr>
+        <w:t xml:space="preserve">State the reference point of every timing metric: the annotated collision, or the end of the clip. Reporting the interval to the end of the window under the name time-to-accident inflates every result by a corpus-dependent constant, which on this corpus is about one second.</w:t>
+      </w:r>
+    </w:p>
+    <w:p>
+      <w:pPr>
+        <w:pStyle w:val="ListParagraph"/>
+        <w:numPr>
+          <w:ilvl w:val="0"/>
+          <w:numId w:val="3"/>
+        </w:numPr>
+        <w:jc w:val="both"/>
+        <w:rPr>
+          <w:sz w:val="24"/>
+          <w:szCs w:val="24"/>
+        </w:rPr>
+      </w:pPr>
+      <w:r>
+        <w:rPr>
+          <w:sz w:val="24"/>
+          <w:szCs w:val="24"/>
+        </w:rPr>
+        <w:t xml:space="preserve">Report discrimination alongside any timing metric, never timing alone, and state the ratio of positive to negative clips. Without negatives there is no false-positive rate, and any rising curve achieves perfect recall.</w:t>
+      </w:r>
+    </w:p>
+    <w:p>
+      <w:pPr>
+        <w:pStyle w:val="ListParagraph"/>
+        <w:numPr>
+          <w:ilvl w:val="0"/>
+          <w:numId w:val="3"/>
+        </w:numPr>
+        <w:jc w:val="both"/>
+        <w:rPr>
+          <w:sz w:val="24"/>
+          <w:szCs w:val="24"/>
+        </w:rPr>
+      </w:pPr>
+      <w:r>
+        <w:rPr>
+          <w:sz w:val="24"/>
+          <w:szCs w:val="24"/>
+        </w:rPr>
+        <w:t xml:space="preserve">Report metrics with post-processing disabled as well as enabled. If a number moves when a clamp is removed, the clamp was part of the measurement. If a number moves when a resampling stage is removed, check whether that stage reads a frame that has not yet arrived.</w:t>
+      </w:r>
+    </w:p>
+    <w:p>
+      <w:pPr>
+        <w:pStyle w:val="ListParagraph"/>
+        <w:numPr>
+          <w:ilvl w:val="0"/>
+          <w:numId w:val="3"/>
+        </w:numPr>
+        <w:jc w:val="both"/>
+        <w:rPr>
+          <w:sz w:val="24"/>
+          <w:szCs w:val="24"/>
+        </w:rPr>
+      </w:pPr>
+      <w:r>
+        <w:rPr>
+          <w:sz w:val="24"/>
+          <w:szCs w:val="24"/>
+        </w:rPr>
+        <w:t xml:space="preserve">Publish the score of a released control alongside the leaderboard. A benchmark's organisers can do in an afternoon what took us twenty-four submissions: score a video-blind family and publish the numbers as a permanent floor on the leaderboard page. An entrant would then see at a glance how much of their score they earned.</w:t>
+      </w:r>
+    </w:p>
+    <w:p>
+      <w:pPr>
+        <w:spacing w:before="60" w:after="100" w:line="276" w:lineRule="auto"/>
+        <w:jc w:val="both"/>
+        <w:rPr>
+          <w:rFonts w:eastAsia="Times New Roman"/>
+          <w:sz w:val="24"/>
+          <w:szCs w:val="24"/>
+        </w:rPr>
+      </w:pPr>
+      <w:r>
+        <w:rPr>
+          <w:rFonts w:eastAsia="Times New Roman"/>
+          <w:sz w:val="24"/>
+          <w:szCs w:val="24"/>
+        </w:rPr>
+        <w:t xml:space="preserve">A seventh applies specifically to competitions that withhold labels. Publish the metric weights, and publish the scorer. Withholding labels is legitimate and prevents overfitting. Withholding the weights does not prevent the metric being exploited — this paper exploited it comprehensively without them — while it does prevent the sanity check that would have surfaced the problem before the competition opened. And as Section 5.4 shows, the published formula here does not reproduce the scorer's behaviour, so a released scorer is not a courtesy but a precondition for anyone reproducing the results.</w:t>
+      </w:r>
+    </w:p>
+    <w:p>
+      <w:pPr>
+        <w:pStyle w:val="ListParagraph"/>
+        <w:numPr>
+          <w:ilvl w:val="0"/>
+          <w:numId w:val="1"/>
+        </w:numPr>
+        <w:spacing w:after="120"/>
         <w:rPr>
           <w:rFonts w:eastAsia="Times New Roman"/>
           <w:b/>
@@ -22396,15 +29053,16 @@
           <w:sz w:val="24"/>
           <w:szCs w:val="24"/>
         </w:rPr>
-        <w:t>explainability advantage</w:t>
-      </w:r>
-      <w:r>
-        <w:rPr>
-          <w:rFonts w:eastAsia="Times New Roman"/>
-          <w:sz w:val="24"/>
-          <w:szCs w:val="24"/>
-        </w:rPr>
-        <w:t xml:space="preserve"> afforded by the decoupled modular architecture has direct implications for regulatory acceptance and driver trust. Unlike end-to-end deep learning models that produce risk scores from an opaque, entangled feature space, the proposed framework allows each anticipation decision to be attributed to specific, interpretable signal sources: semantic danger recognition (CLIP), kinematic anomaly detection (Optical Flow), and temporal context structuring (NLP Prior). This modality-level interpretability is a prerequisite for regulatory acceptance in safety-critical automotive applications under emerging AI transparency frameworks.</w:t>
+      </w:pPr>
+      <w:r>
+        <w:rPr>
+          <w:rFonts w:eastAsia="Times New Roman"/>
+          <w:b/>
+          <w:bCs/>
+          <w:sz w:val="24"/>
+          <w:szCs w:val="24"/>
+        </w:rPr>
+        <w:t xml:space="preserve">LIMITATIONS</w:t>
       </w:r>
     </w:p>
     <w:p>
@@ -22412,19 +29070,161 @@
         <w:spacing w:before="60" w:after="100" w:line="276" w:lineRule="auto"/>
         <w:jc w:val="both"/>
         <w:rPr>
-          <w:sz w:val="24"/>
-          <w:szCs w:val="24"/>
-        </w:rPr>
-      </w:pPr>
-      <w:r>
-        <w:rPr>
-          <w:rFonts w:eastAsia="Times New Roman"/>
-          <w:sz w:val="24"/>
-          <w:szCs w:val="24"/>
-        </w:rPr>
-        <w:t xml:space="preserve">Finally, the </w:t>
-      </w:r>
-      <w:r>
+          <w:rFonts w:eastAsia="Times New Roman"/>
+          <w:sz w:val="24"/>
+          <w:szCs w:val="24"/>
+        </w:rPr>
+      </w:pPr>
+      <w:r>
+        <w:rPr>
+          <w:rFonts w:eastAsia="Times New Roman"/>
+          <w:sz w:val="24"/>
+          <w:szCs w:val="24"/>
+        </w:rPr>
+        <w:t xml:space="preserve">One benchmark. We demonstrate on a single competition with thirteen teams, so the ranking result is anecdotal in scale and we do not present it as a finding about a field. The decomposition, however, is a property of the metric's algebra: that a threshold-crossing earliness term is maximised by a constant, and that summing it into a bounded term lets it dominate, holds independently of how many teams entered. What the competition supplies is a third-party scorer that let us measure the magnitude in a live setting rather than argue it in the abstract.</w:t>
+      </w:r>
+    </w:p>
+    <w:p>
+      <w:pPr>
+        <w:spacing w:before="60" w:after="100" w:line="276" w:lineRule="auto"/>
+        <w:jc w:val="both"/>
+        <w:rPr>
+          <w:rFonts w:eastAsia="Times New Roman"/>
+          <w:sz w:val="24"/>
+          <w:szCs w:val="24"/>
+        </w:rPr>
+      </w:pPr>
+      <w:r>
+        <w:rPr>
+          <w:rFonts w:eastAsia="Times New Roman"/>
+          <w:sz w:val="24"/>
+          <w:szCs w:val="24"/>
+        </w:rPr>
+        <w:t xml:space="preserve">We cannot separate the weights from the metric values. Every decomposed quantity is a product of a weight and a metric. Reporting the products is sufficient for the argument, since the products determine the ranking, but we cannot state what average precision the corpus's base rate implies.</w:t>
+      </w:r>
+    </w:p>
+    <w:p>
+      <w:pPr>
+        <w:spacing w:before="60" w:after="100" w:line="276" w:lineRule="auto"/>
+        <w:jc w:val="both"/>
+        <w:rPr>
+          <w:rFonts w:eastAsia="Times New Roman"/>
+          <w:sz w:val="24"/>
+          <w:szCs w:val="24"/>
+        </w:rPr>
+      </w:pPr>
+      <w:r>
+        <w:rPr>
+          <w:rFonts w:eastAsia="Times New Roman"/>
+          <w:sz w:val="24"/>
+          <w:szCs w:val="24"/>
+        </w:rPr>
+        <w:t xml:space="preserve">One discrepancy in the crossing-frame model is open. A linear ramp scores 0.037 below three curves that cross at the same frame (Section 5.4), and the segment slopes are not monotone as the model requires (Section 5.5). We report both rather than fit around them. Neither the headline result nor the timing total depends on the resolution — both are measured between flat curves — but the split of the timing total between the two terms, and the interpretation of the fit as exact, do.</w:t>
+      </w:r>
+    </w:p>
+    <w:p>
+      <w:pPr>
+        <w:spacing w:before="60" w:after="100" w:line="276" w:lineRule="auto"/>
+        <w:jc w:val="both"/>
+        <w:rPr>
+          <w:rFonts w:eastAsia="Times New Roman"/>
+          <w:sz w:val="24"/>
+          <w:szCs w:val="24"/>
+        </w:rPr>
+      </w:pPr>
+      <w:r>
+        <w:rPr>
+          <w:rFonts w:eastAsia="Times New Roman"/>
+          <w:sz w:val="24"/>
+          <w:szCs w:val="24"/>
+        </w:rPr>
+        <w:t xml:space="preserve">We do not demonstrate the corrected protocol on a labelled corpus. Items 2 to 5 of Section 7 are derived from the mechanisms rather than shown end to end, because this corpus publishes no labels. Demonstrating them requires a benchmark with released annotations, for which DAD [4] and CCD [5] are the obvious candidates, and we state that as future work rather than claim it here.</w:t>
+      </w:r>
+    </w:p>
+    <w:p>
+      <w:pPr>
+        <w:spacing w:before="60" w:after="100" w:line="276" w:lineRule="auto"/>
+        <w:jc w:val="both"/>
+        <w:rPr>
+          <w:rFonts w:eastAsia="Times New Roman"/>
+          <w:sz w:val="24"/>
+          <w:szCs w:val="24"/>
+        </w:rPr>
+      </w:pPr>
+      <w:r>
+        <w:rPr>
+          <w:rFonts w:eastAsia="Times New Roman"/>
+          <w:sz w:val="24"/>
+          <w:szCs w:val="24"/>
+        </w:rPr>
+        <w:t xml:space="preserve">The control is a sufficient, not a necessary, condition. A metric on which a video-blind control scores poorly is not thereby sound. Our control detects this particular failure mode and we claim nothing beyond it.</w:t>
+      </w:r>
+    </w:p>
+    <w:p>
+      <w:pPr>
+        <w:spacing w:before="60" w:after="100" w:line="276" w:lineRule="auto"/>
+        <w:jc w:val="both"/>
+        <w:rPr>
+          <w:rFonts w:eastAsia="Times New Roman"/>
+          <w:sz w:val="24"/>
+          <w:szCs w:val="24"/>
+        </w:rPr>
+      </w:pPr>
+      <w:r>
+        <w:rPr>
+          <w:rFonts w:eastAsia="Times New Roman"/>
+          <w:sz w:val="24"/>
+          <w:szCs w:val="24"/>
+        </w:rPr>
+        <w:t xml:space="preserve">The caption leakage is identified and unquantified. Section 3.3 notes that the supplied captions describe outcomes and are available at inference time; we did not probe how much a method conditioned on them could gain.</w:t>
+      </w:r>
+    </w:p>
+    <w:p>
+      <w:pPr>
+        <w:spacing w:before="60" w:after="100" w:line="276" w:lineRule="auto"/>
+        <w:jc w:val="both"/>
+        <w:rPr>
+          <w:rFonts w:eastAsia="Times New Roman"/>
+          <w:sz w:val="24"/>
+          <w:szCs w:val="24"/>
+        </w:rPr>
+      </w:pPr>
+      <w:r>
+        <w:rPr>
+          <w:rFonts w:eastAsia="Times New Roman"/>
+          <w:sz w:val="24"/>
+          <w:szCs w:val="24"/>
+        </w:rPr>
+        <w:t xml:space="preserve">Our own system's placement is not evidence about the system. That the ensemble scored below the constant tells us about the metric, not about the ensemble. Under a protocol that bounded and conditioned the earliness term the comparison might go either way, and we do not know, because average precision and area under the curve are not computable on this corpus by an entrant.</w:t>
+      </w:r>
+    </w:p>
+    <w:p>
+      <w:pPr>
+        <w:spacing w:before="60" w:after="100" w:line="276" w:lineRule="auto"/>
+        <w:jc w:val="both"/>
+        <w:rPr>
+          <w:rFonts w:eastAsia="Times New Roman"/>
+          <w:sz w:val="24"/>
+          <w:szCs w:val="24"/>
+        </w:rPr>
+      </w:pPr>
+      <w:r>
+        <w:rPr>
+          <w:rFonts w:eastAsia="Times New Roman"/>
+          <w:sz w:val="24"/>
+          <w:szCs w:val="24"/>
+        </w:rPr>
+        <w:t xml:space="preserve">The venue is a community competition with an undisclosed custom metric, not a long-running benchmark with a published scorer. That is what made the probe experiment possible; it also means we cannot inspect the scoring code, and every statement here about the metric's implementation is an inference from its outputs.</w:t>
+      </w:r>
+    </w:p>
+    <w:p>
+      <w:pPr>
+        <w:pStyle w:val="ListParagraph"/>
+        <w:numPr>
+          <w:ilvl w:val="0"/>
+          <w:numId w:val="1"/>
+        </w:numPr>
+        <w:spacing w:after="120"/>
         <w:rPr>
           <w:rFonts w:eastAsia="Times New Roman"/>
           <w:b/>
@@ -22432,26 +29232,6 @@
           <w:sz w:val="24"/>
           <w:szCs w:val="24"/>
         </w:rPr>
-        <w:t>strict zero-shot operational mode</w:t>
-      </w:r>
-      <w:r>
-        <w:rPr>
-          <w:rFonts w:eastAsia="Times New Roman"/>
-          <w:sz w:val="24"/>
-          <w:szCs w:val="24"/>
-        </w:rPr>
-        <w:t xml:space="preserve"> of the framework — with no training data, no domain fine-tuning, and no architecture modification — implies that the system can be deployed immediately on novel road environments, geographic regions, or vehicle types </w:t>
-        <w:lastRenderedPageBreak/>
-        <w:t>without any retraining overhead. This is a qualitatively distinct advantage over supervised accident anticipation models, which typically require months of data collection, labelling, and retraining when deployed in new operational domains.</w:t>
-      </w:r>
-    </w:p>
-    <w:p>
-      <w:pPr>
-        <w:spacing w:before="220" w:after="80"/>
-        <w:rPr>
-          <w:sz w:val="24"/>
-          <w:szCs w:val="24"/>
-        </w:rPr>
       </w:pPr>
       <w:r>
         <w:rPr>
@@ -22461,26 +29241,7 @@
           <w:sz w:val="24"/>
           <w:szCs w:val="24"/>
         </w:rPr>
-        <w:t xml:space="preserve">SECTIONS 6, 7 AND 8 ARE NOT YET WRITTEN — Analysis (why the composition fails), A Corrected Protocol, and Limitations. The Conclusion below becomes Section 9, and the Future Scope section that follows it is to be rewritten as Section 8, Limitations. Section 1 states the intended order.</w:t>
-      </w:r>
-    </w:p>
-    <w:p>
-      <w:pPr>
-        <w:spacing w:before="220" w:after="80"/>
-        <w:rPr>
-          <w:sz w:val="24"/>
-          <w:szCs w:val="24"/>
-        </w:rPr>
-      </w:pPr>
-      <w:r>
-        <w:rPr>
-          <w:rFonts w:eastAsia="Times New Roman"/>
-          <w:b/>
-          <w:bCs/>
-          <w:sz w:val="24"/>
-          <w:szCs w:val="24"/>
-        </w:rPr>
-        <w:t>6. Conclusion</w:t>
+        <w:t xml:space="preserve">CONCLUSION</w:t>
       </w:r>
     </w:p>
     <w:p>
@@ -22488,35 +29249,18 @@
         <w:spacing w:before="60" w:after="100" w:line="276" w:lineRule="auto"/>
         <w:jc w:val="both"/>
         <w:rPr>
-          <w:sz w:val="24"/>
-          <w:szCs w:val="24"/>
-        </w:rPr>
-      </w:pPr>
-      <w:r>
-        <w:rPr>
-          <w:rFonts w:eastAsia="Times New Roman"/>
-          <w:sz w:val="24"/>
-          <w:szCs w:val="24"/>
-        </w:rPr>
-        <w:t xml:space="preserve">This paper presented </w:t>
-      </w:r>
-      <w:r>
-        <w:rPr>
-          <w:rFonts w:eastAsia="Times New Roman"/>
-          <w:b/>
-          <w:bCs/>
-          <w:sz w:val="24"/>
-          <w:szCs w:val="24"/>
-        </w:rPr>
-        <w:t>PreCrash</w:t>
-      </w:r>
-      <w:r>
-        <w:rPr>
-          <w:rFonts w:eastAsia="Times New Roman"/>
-          <w:sz w:val="24"/>
-          <w:szCs w:val="24"/>
-        </w:rPr>
-        <w:t xml:space="preserve"> — a zero-shot multimodal ensemble framework for accident anticipation from dashcam video that requires no labelled training data, no domain-specific fine-tuning, and no architecture modification at inference time. The framework integrates three independently operating cognitive engines — a CLIP ViT-L/14 visual semantic scorer, a frame-differencing kinematic motion estimator, and an all-MiniLM-L6-v2 NLP caption prior — through a principled late-fusion architecture designed to resolve the inherent modality-specific blind spots that prevent any single pre-trained model from achieving reliable, temporally coherent accident anticipation.</w:t>
+          <w:rFonts w:eastAsia="Times New Roman"/>
+          <w:sz w:val="24"/>
+          <w:szCs w:val="24"/>
+        </w:rPr>
+      </w:pPr>
+      <w:r>
+        <w:rPr>
+          <w:rFonts w:eastAsia="Times New Roman"/>
+          <w:sz w:val="24"/>
+          <w:szCs w:val="24"/>
+        </w:rPr>
+        <w:t xml:space="preserve">A composite metric that adds an unbounded earliness term to bounded discrimination terms does not measure what its name suggests. On a live accident-anticipation benchmark we measured the magnitude: the earliness terms are worth 5.70 times what the discrimination terms contribute to a submission that reads nothing, they are maximised exactly by a constant, and that constant scores within 0.14874 of the winning entry while matching the eighth-placed team at the precision the leaderboard displays.</w:t>
       </w:r>
     </w:p>
     <w:p>
@@ -22524,35 +29268,18 @@
         <w:spacing w:before="60" w:after="100" w:line="276" w:lineRule="auto"/>
         <w:jc w:val="both"/>
         <w:rPr>
-          <w:sz w:val="24"/>
-          <w:szCs w:val="24"/>
-        </w:rPr>
-      </w:pPr>
-      <w:r>
-        <w:rPr>
-          <w:rFonts w:eastAsia="Times New Roman"/>
-          <w:sz w:val="24"/>
-          <w:szCs w:val="24"/>
-        </w:rPr>
-        <w:t xml:space="preserve">The central technical insight motivating this design is the principle of </w:t>
-      </w:r>
-      <w:r>
-        <w:rPr>
-          <w:rFonts w:eastAsia="Times New Roman"/>
-          <w:i/>
-          <w:iCs/>
-          <w:sz w:val="24"/>
-          <w:szCs w:val="24"/>
-        </w:rPr>
-        <w:t>complementary blind-spot resolution</w:t>
-      </w:r>
-      <w:r>
-        <w:rPr>
-          <w:rFonts w:eastAsia="Times New Roman"/>
-          <w:sz w:val="24"/>
-          <w:szCs w:val="24"/>
-        </w:rPr>
-        <w:t>: CLIP provides visual semantic context but lacks temporal awareness; optical flow captures kinematic anomalies but lacks semantic discrimination; and the NLP prior structures the temporal risk trajectory but lacks per-clip visual grounding. The ensemble resolves all three limitations simultaneously through weighted convex combination, yielding a risk signal that is simultaneously semantically informed, kinematically grounded, and temporally coherent — a combination of properties that no individual zero-shot model has previously demonstrated.</w:t>
+          <w:rFonts w:eastAsia="Times New Roman"/>
+          <w:sz w:val="24"/>
+          <w:szCs w:val="24"/>
+        </w:rPr>
+      </w:pPr>
+      <w:r>
+        <w:rPr>
+          <w:rFonts w:eastAsia="Times New Roman"/>
+          <w:sz w:val="24"/>
+          <w:szCs w:val="24"/>
+        </w:rPr>
+        <w:t xml:space="preserve">Using twenty-four video-blind submissions as probes we recovered most of the metric's functional form from outside the competition. The score falls at exactly one sixtieth of a point per frame of delay, confirmed by a one-frame experiment and predicting held-out step-like curves to within 6.4 × 10⁻³. The same probes recovered the support and mean of the withheld accident-onset distribution, and established a second result we did not set out to find: three curves crossing the threshold at the same frame score 0.091 apart, a spread the published formula cannot produce. The benchmark's stated definition does not reproduce its own scorer.</w:t>
       </w:r>
     </w:p>
     <w:p>
@@ -22560,110 +29287,18 @@
         <w:spacing w:before="60" w:after="100" w:line="276" w:lineRule="auto"/>
         <w:jc w:val="both"/>
         <w:rPr>
-          <w:sz w:val="24"/>
-          <w:szCs w:val="24"/>
-        </w:rPr>
-      </w:pPr>
-      <w:r>
-        <w:rPr>
-          <w:rFonts w:eastAsia="Times New Roman"/>
-          <w:sz w:val="24"/>
-          <w:szCs w:val="24"/>
-        </w:rPr>
-        <w:t xml:space="preserve">Evaluated on 1,417 clips from the MM-AU benchmark, PreCrash achieved a </w:t>
-      </w:r>
-      <w:r>
-        <w:rPr>
-          <w:rFonts w:eastAsia="Times New Roman"/>
-          <w:b/>
-          <w:bCs/>
-          <w:sz w:val="24"/>
-          <w:szCs w:val="24"/>
-        </w:rPr>
-        <w:t>mean crossover frame of 22.7</w:t>
-      </w:r>
-      <w:r>
-        <w:rPr>
-          <w:rFonts w:eastAsia="Times New Roman"/>
-          <w:sz w:val="24"/>
-          <w:szCs w:val="24"/>
-        </w:rPr>
-        <w:t xml:space="preserve">, corresponding to a </w:t>
-      </w:r>
-      <w:r>
-        <w:rPr>
-          <w:rFonts w:eastAsia="Times New Roman"/>
-          <w:b/>
-          <w:bCs/>
-          <w:sz w:val="24"/>
-          <w:szCs w:val="24"/>
-        </w:rPr>
-        <w:t>4.23-second average early warning horizon</w:t>
-      </w:r>
-      <w:r>
-        <w:rPr>
-          <w:rFonts w:eastAsia="Times New Roman"/>
-          <w:sz w:val="24"/>
-          <w:szCs w:val="24"/>
-        </w:rPr>
-        <w:t xml:space="preserve"> — a figure that substantially exceeds the operational envelope of conventional reactive ADAS systems, which typically engage within sub-second windows of imminent impact. In the highest-performing subset of 25 clips, the framework demonstrated crossover frames as early as </w:t>
-      </w:r>
-      <w:r>
-        <w:rPr>
-          <w:rFonts w:eastAsia="Times New Roman"/>
-          <w:b/>
-          <w:bCs/>
-          <w:sz w:val="24"/>
-          <w:szCs w:val="24"/>
-        </w:rPr>
-        <w:t>frame 7</w:t>
-      </w:r>
-      <w:r>
-        <w:rPr>
-          <w:rFonts w:eastAsia="Times New Roman"/>
-          <w:sz w:val="24"/>
-          <w:szCs w:val="24"/>
-        </w:rPr>
-        <w:t xml:space="preserve">, delivering a 4.76-second anticipation margin. Across the full evaluation corpus, the framework achieved </w:t>
-      </w:r>
-      <w:r>
-        <w:rPr>
-          <w:rFonts w:eastAsia="Times New Roman"/>
-          <w:b/>
-          <w:bCs/>
-          <w:sz w:val="24"/>
-          <w:szCs w:val="24"/>
-        </w:rPr>
-        <w:t>100% STTA compliance</w:t>
-      </w:r>
-      <w:r>
-        <w:rPr>
-          <w:rFonts w:eastAsia="Times New Roman"/>
-          <w:sz w:val="24"/>
-          <w:szCs w:val="24"/>
-        </w:rPr>
-        <w:t>, formally guaranteed through a five-stage post-processing pipeline incorporating Gaussian smoothing, power-curve amplification, temporal axis compression, monotone clamping, and numerical stability clipping.</w:t>
-      </w:r>
-    </w:p>
-    <w:p>
-      <w:pPr>
-        <w:spacing w:before="160" w:after="60"/>
-        <w:rPr>
-          <w:sz w:val="24"/>
-          <w:szCs w:val="24"/>
-        </w:rPr>
-      </w:pPr>
-      <w:r>
-        <w:rPr>
-          <w:rFonts w:eastAsia="Times New Roman"/>
-          <w:b/>
-          <w:bCs/>
-          <w:i/>
-          <w:iCs/>
-          <w:sz w:val="24"/>
-          <w:szCs w:val="24"/>
-        </w:rPr>
-        <w:t xml:space="preserve">The video-blind control family</w:t>
+          <w:rFonts w:eastAsia="Times New Roman"/>
+          <w:sz w:val="24"/>
+          <w:szCs w:val="24"/>
+        </w:rPr>
+      </w:pPr>
+      <w:r>
+        <w:rPr>
+          <w:rFonts w:eastAsia="Times New Roman"/>
+          <w:sz w:val="24"/>
+          <w:szCs w:val="24"/>
+        </w:rPr>
+        <w:t xml:space="preserve">The remedy is cheap. Bound the earliness term and condition it on a fixed operating point of the discrimination metric, so that a method must classify before its timing is counted. And run the control: a constant costs one submission and settles in an afternoon a question that otherwise propagates through a literature.</w:t>
       </w:r>
     </w:p>
     <w:p>
@@ -22682,29 +29317,17 @@
           <w:sz w:val="24"/>
           <w:szCs w:val="24"/>
         </w:rPr>
-        <w:t xml:space="preserve">A video-blind submission is one whose risk curve is a function of the frame index alone: identical for every clip, computed without opening a single frame. We use a family rather than a single curve, because one flattering curve invites the objection that the comparison was chosen to flatter it. The family comprises a constant 0.51 and a constant 0.99; a linear ramp from 0.001 to 0.999; logistic curves centred at frames 60, 75, 90 and 105; and step functions rising from 0.49 to 0.51 at frames 0, 10, 25, 50, 75, 100, 125 and 140. Each is a single list of 150 numbers, repeated across all 1,417 clips.</w:t>
-      </w:r>
-    </w:p>
-    <w:p>
-      <w:pPr>
-        <w:spacing w:before="160" w:after="60"/>
-        <w:rPr>
-          <w:sz w:val="24"/>
-          <w:szCs w:val="24"/>
-        </w:rPr>
-      </w:pPr>
-      <w:r>
-        <w:rPr>
-          <w:rFonts w:eastAsia="Times New Roman"/>
-          <w:b/>
-          <w:bCs/>
-          <w:i/>
-          <w:iCs/>
-          <w:sz w:val="24"/>
-          <w:szCs w:val="24"/>
-        </w:rPr>
-        <w:t xml:space="preserve">Probes that isolate the terms of the metric</w:t>
-      </w:r>
+        <w:t xml:space="preserve">We report our own entry, a training-free ensemble of vision–language similarity, a motion signal and a text-anchored prior, as the case study. It placed ninth of thirteen and it scores below the constant. We had selected its sentence encoder by minimising the crossover frame — the only quantity this benchmark lets an entrant compute, and the quantity a constant drives to zero. That is what a withheld label set does to a research programme, and it is the reason this paper reports a metric rather than a method.</w:t>
+      </w:r>
+    </w:p>
+    <w:p>
+      <w:pPr>
+        <w:spacing w:after="60"/>
+        <w:rPr>
+          <w:sz w:val="24"/>
+          <w:szCs w:val="24"/>
+        </w:rPr>
+      </w:pPr>
     </w:p>
     <w:p>
       <w:pPr>
@@ -22722,111 +29345,8 @@
           <w:sz w:val="24"/>
           <w:szCs w:val="24"/>
         </w:rPr>
-        <w:t xml:space="preserve">The decomposition in Section 5 rests on one observation. Every video-blind submission is identical across clips, so — provided the scorer reduces each 150-value curve to one clip-level score by any deterministic function of that curve — every member of the family produces an all-way tie among clips and therefore earns identical average precision and identical area under the curve. Whatever those terms are worth, they are worth the same to all of them, and they cancel exactly in any difference between two members.</w:t>
-      </w:r>
-    </w:p>
-    <w:p>
-      <w:pPr>
-        <w:spacing w:before="60" w:after="100" w:line="276" w:lineRule="auto"/>
-        <w:jc w:val="both"/>
-        <w:rPr>
-          <w:rFonts w:eastAsia="Times New Roman"/>
-          <w:sz w:val="24"/>
-          <w:szCs w:val="24"/>
-        </w:rPr>
-      </w:pPr>
-      <w:r>
-        <w:rPr>
-          <w:rFonts w:eastAsia="Times New Roman"/>
-          <w:sz w:val="24"/>
-          <w:szCs w:val="24"/>
-        </w:rPr>
-        <w:t xml:space="preserve">That turns the leaderboard into an instrument. Three probes suffice. A curve held at 0.49 throughout never crosses the threshold, so both timing terms are zero and its score is the discrimination floor alone. A curve at 0.51 in frame 0 and 0.49 thereafter crosses once and then falls, so it earns the time-to-accident term but forfeits the stable one. A constant 0.51 earns both. Differencing the three gives each term separately. A fourth probe, holding 0.51 throughout except for a dip across frames 50 to 59, moves the stable term's reference point while leaving the first crossing untouched, and serves as a consistency check on the attribution.</w:t>
-      </w:r>
-    </w:p>
-    <w:p>
-      <w:pPr>
-        <w:spacing w:before="60" w:after="100" w:line="276" w:lineRule="auto"/>
-        <w:jc w:val="both"/>
-        <w:rPr>
-          <w:rFonts w:eastAsia="Times New Roman"/>
-          <w:sz w:val="24"/>
-          <w:szCs w:val="24"/>
-        </w:rPr>
-      </w:pPr>
-      <w:r>
-        <w:rPr>
-          <w:rFonts w:eastAsia="Times New Roman"/>
-          <w:sz w:val="24"/>
-          <w:szCs w:val="24"/>
-        </w:rPr>
-        <w:t xml:space="preserve">The step family measures the score's dependence on the crossing frame directly, which gives a second and independent route to the same quantity. Two routes to one number is what makes the result safe to report.</w:t>
-      </w:r>
-    </w:p>
-    <w:p>
-      <w:pPr>
-        <w:spacing w:before="60" w:after="100" w:line="276" w:lineRule="auto"/>
-        <w:jc w:val="both"/>
-        <w:rPr>
-          <w:sz w:val="24"/>
-          <w:szCs w:val="24"/>
-        </w:rPr>
-      </w:pPr>
-      <w:r>
-        <w:rPr>
-          <w:rFonts w:eastAsia="Times New Roman"/>
-          <w:sz w:val="24"/>
-          <w:szCs w:val="24"/>
-        </w:rPr>
-        <w:t>The modality ablation study and seven-configuration comparison collectively validate the non-redundant contribution of each architectural component. Configurations deploying any single modality in isolation consistently produced inferior crossover frames and, without exception, failed to achieve STTA compliance — confirming that the performance gains of the full ensemble are attributable to genuine multi-modal synergy rather than to any single dominant signal source. The explainability afforded by the decoupled modular architecture, wherein each anticipation signal can be individually inspected and attributed, represents a qualitative advantage over end-to-end black-box systems that has direct relevance for regulatory acceptance in safety-critical autonomous driving applications.</w:t>
-      </w:r>
-    </w:p>
-    <w:p>
-      <w:pPr>
-        <w:spacing w:before="60" w:after="100" w:line="276" w:lineRule="auto"/>
-        <w:jc w:val="both"/>
-        <w:rPr>
-          <w:sz w:val="24"/>
-          <w:szCs w:val="24"/>
-        </w:rPr>
-      </w:pPr>
-      <w:r>
-        <w:rPr>
-          <w:rFonts w:eastAsia="Times New Roman"/>
-          <w:sz w:val="24"/>
-          <w:szCs w:val="24"/>
-        </w:rPr>
-        <w:t xml:space="preserve">The strict zero-shot operational mode of PreCrash — with no training data of any kind — implies immediate deployability across novel road environments, geographic regions, adverse weather conditions, and vehicle platforms without retraining overhead. This property distinguishes the framework categorically from supervised and unsupervised approaches that </w:t>
-        <w:lastRenderedPageBreak/>
-        <w:t xml:space="preserve">require costly data collection, annotation, and retraining cycles when deployed outside their training domain. The results collectively establish that </w:t>
-      </w:r>
-      <w:r>
-        <w:rPr>
-          <w:rFonts w:eastAsia="Times New Roman"/>
-          <w:i/>
-          <w:iCs/>
-          <w:sz w:val="24"/>
-          <w:szCs w:val="24"/>
-        </w:rPr>
-        <w:t>ensembled, pre-trained Vision-Language Models carry sufficient emergent world knowledge to perform safety-critical accident anticipation at a level competitive with domain-specific trained systems</w:t>
-      </w:r>
-      <w:r>
-        <w:rPr>
-          <w:rFonts w:eastAsia="Times New Roman"/>
-          <w:sz w:val="24"/>
-          <w:szCs w:val="24"/>
-        </w:rPr>
-        <w:t>, provided their complementary blind spots are resolved through principled multi-modal fusion.</w:t>
-      </w:r>
-    </w:p>
-    <w:p>
-      <w:pPr>
-        <w:spacing w:after="60"/>
-        <w:rPr>
-          <w:sz w:val="24"/>
-          <w:szCs w:val="24"/>
-        </w:rPr>
-      </w:pPr>
+        <w:t xml:space="preserve">MATERIAL PARKED — the Future Scope section below is superseded by Section 8, Limitations, and is not for submission in this position. Three of its subsections describe work that remains worth doing: cross-dataset validation on a labelled corpus, edge deployment, and the driver-behaviour and regulatory discussion. Fold those into a short future-work paragraph at the end of Section 9. Note that 7.1 states the ensemble weights were grid-searched on the evaluation corpus, which contradicts the zero-shot claim and must be resolved before submission.</w:t>
+      </w:r>
     </w:p>
     <w:p>
       <w:pPr>

--- a/paper/Precrash.docx
+++ b/paper/Precrash.docx
@@ -229,7 +229,7 @@
         <w:rPr>
           <w:iCs/>
         </w:rPr>
-        <w:t xml:space="preserve">Traffic-accident anticipation is increasingly scored by composite metrics that add an earliness term — time-to-accident at a fixed risk threshold — to discrimination terms such as average precision and area under the ROC curve. We show that this composition fails structurally rather than incidentally. The discrimination terms are bounded on the unit interval while the earliness terms scale with clip length, and the earliness terms have a trivial global maximiser: a constant risk score above the threshold attains, on every clip, the largest value that clip admits. We demonstrate the consequence on a live benchmark. On the Zero-shot Accident Anticipation competition (AUTOPILOT; 1,417 clips curated from MM-AU; 13 teams), a constant risk score of 0.51, which reads no pixels, scores 2.35291 on the private leaderboard — matching the eighth-place team at the precision the leaderboard displays, exceeding five of thirteen teams including our own, and falling 0.14874 short of the winning score. Using twenty-four video-blind submissions as probes, designed so that unknown terms cancel under differencing, we then decompose the metric from outside the competition without access to any label: average precision and area under the curve together contribute 0.35105 to a blind submission, the two-timing terms contribute 2.00186 — 5.70 times as much — and the score falls at exactly one sixtieth of a point per frame of delay, confirmed by a one-frame experiment. The same probes recover the support and mean of the withheld accident-onset distribution, and establish a second result: three curves that cross the threshold at the same frame, with identical values at the crossing, score 0.091 apart, a spread the published metric definition cannot produce. The benchmark's stated formula therefore does not reproduce its own scorer. We report our ninth-placed entry, a training-free ensemble that scores below the constant, as the case study, and close with a protocol whose central requirement is that every anticipation result be reported alongside a video-blind control.</w:t>
+        <w:t>Traffic-accident anticipation is increasingly scored by composite metrics that add an earliness term — time-to-accident at a fixed risk threshold — to discrimination terms such as average precision and area under the ROC curve. We show that this composition fails structurally rather than incidentally. The discrimination terms are bounded on the unit interval while the earliness terms scale with clip length, and the earliness terms have a trivial global maximiser: a constant risk score above the threshold attains, on every clip, the largest value that clip admits. We demonstrate the consequence on a live benchmark. On the Zero-shot Accident Anticipation competition (AUTOPILOT; 1,417 clips curated from MM-AU; 13 teams), a constant risk score of 0.51, which reads no pixels, scores 2.35291 on the private leaderboard — matching the eighth-place team at the precision the leaderboard displays, exceeding five of thirteen teams including our own, and falling 0.14874 short of the winning score. Using twenty-four video-blind submissions as probes, designed so that unknown terms cancel under differencing, we then decompose the metric from outside the competition without access to any label: average precision and area under the curve together contribute 0.35105 to a blind submission, the two-timing terms contribute 2.00186 — 5.70 times as much — and the score falls at exactly one sixtieth of a point per frame of delay, confirmed by a one-frame experiment. The same probes recover the support and mean of the withheld accident-onset distribution, and establish a second result: three curves that cross the threshold at the same frame, with identical values at the crossing, score 0.091 apart, a spread the published metric definition cannot produce. The benchmark's stated formula therefore does not reproduce its own scorer. We report our ninth-placed entry, a training-free ensemble that scores below the constant, as the case study, and close with a protocol whose central requirement is that every anticipation result be reported alongside a video-blind control.</w:t>
       </w:r>
     </w:p>
     <w:p>
@@ -333,9 +333,8 @@
           <w:sz w:val="24"/>
           <w:szCs w:val="24"/>
         </w:rPr>
-        <w:t xml:space="preserve">Road traffic injury kills approximately 1.19 million people every year [1], and leaves far more with permanent disability. A large share of those deaths are in principle foreseeable in the seconds before they occur, which is what makes anticipation — as opposed to detection after the fact — worth pursuing as an obligation and not only as a research problem [2]. Modern vehicles already carry the necessary instrument. A dashcam holds the primary visual record of the driving environment, including the sudden lane change, the pedestrian stepping off the kerb, and the hard braking of the vehicle ahead [3]. That record is used almost entirely in retrospect, </w:t>
         <w:lastRenderedPageBreak/>
-        <w:t>to establish what happened after a collision. The question motivating this work was whether it could be used prospectively instead.</w:t>
+        <w:t xml:space="preserve">The World Health Organization [1] records approximately 1.19 million road traffic deaths every year, and far more people left with permanent disability. A large share of those deaths are in principle foreseeable in the seconds before they occur, which is what makes anticipation — as opposed to detection after the fact — worth pursuing as an obligation and not only as a research problem — the case the review of Zhang Y. et al. [2] sets out at length. Modern vehicles already carry the necessary instrument. A dashcam holds the primary visual record of the driving environment, including the sudden lane change, the pedestrian stepping off the kerb, and the hard braking of the vehicle ahead, which is the material Moura et al. [3] assembled into a public collision-prediction corpus. That record is used almost entirely in retrospect, to establish what happened after a collision. The question motivating this work was whether it could be used prospectively instead.</w:t>
       </w:r>
     </w:p>
     <w:p>
@@ -360,7 +359,7 @@
           <w:sz w:val="24"/>
           <w:szCs w:val="24"/>
         </w:rPr>
-        <w:t xml:space="preserve">We set out to answer it with a training-free system: a zero-shot ensemble that scores each frame of a dashcam clip for collision risk by combining vision–language similarity against danger and safety prompts, a motion-energy signal, and a text-anchored score, with no supervision from accident labels at any stage. We entered it in a public competition, the Zero-shot Accident Anticipation challenge hosted by AUTOPILOT, where it was scored by the organisers against ground truth we never held. It placed ninth of thirteen.</w:t>
+        <w:t>We set out to answer it with a training-free system: a zero-shot ensemble that scores each frame of a dashcam clip for collision risk by combining vision–language similarity against danger and safety prompts, a motion-energy signal, and a text-anchored score, with no supervision from accident labels at any stage. We entered it in a public competition, the Zero-shot Accident Anticipation challenge hosted by AUTOPILOT, where it was scored by the organisers against ground truth we never held. It placed ninth of thirteen.</w:t>
       </w:r>
     </w:p>
     <w:p>
@@ -485,7 +484,7 @@
           <w:sz w:val="24"/>
           <w:szCs w:val="24"/>
         </w:rPr>
-        <w:t xml:space="preserve">So we submitted the constant. It scored 2.35291 against a winning score of 2.50165, matching the eighth-placed team at the precision the leaderboard displays.</w:t>
+        <w:t>So we submitted the constant. It scored 2.35291 against a winning score of 2.50165, matching the eighth-placed team at the precision the leaderboard displays.</w:t>
       </w:r>
     </w:p>
     <w:p>
@@ -636,7 +635,7 @@
           <w:sz w:val="24"/>
           <w:szCs w:val="24"/>
         </w:rPr>
-        <w:t xml:space="preserve">The rest of the paper is organised as follows. Section 2 reviews accident anticipation and the evaluation practice this work examines. Section 3 states the benchmark and its metric exactly, and establishes what an entrant can and cannot compute from them. Section 4 describes the system that was entered, the video-blind control family, and the probe design. Section 5 reports the measurements. Section 6 analyses why the composition fails. Section 7 sets out the corrected protocol, Section 8 the limitations, and Section 9 concludes.</w:t>
+        <w:t>The rest of the paper is organised as follows. Section 2 reviews accident anticipation and the evaluation practice this work examines. Section 3 states the benchmark and its metric exactly, and establishes what an entrant can and cannot compute from them. Section 4 describes the system that was entered, the video-blind control family, and the probe design. Section 5 reports the measurements. Section 6 analyses why the composition fails. Section 7 sets out the corrected protocol, Section 8 the limitations, and Section 9 concludes.</w:t>
       </w:r>
     </w:p>
     <w:p>
@@ -672,7 +671,7 @@
           <w:sz w:val="24"/>
           <w:szCs w:val="24"/>
         </w:rPr>
-        <w:t xml:space="preserve">RELATED WORK AND EVALUATION PRACTICE</w:t>
+        <w:t>RELATED WORK AND EVALUATION PRACTICE</w:t>
       </w:r>
     </w:p>
     <w:p>
@@ -693,7 +692,7 @@
           <w:sz w:val="24"/>
           <w:szCs w:val="24"/>
         </w:rPr>
-        <w:t xml:space="preserve">2.1. Accident anticipation and the origin of its metrics</w:t>
+        <w:t>2.1. Accident anticipation and the origin of its metrics</w:t>
       </w:r>
     </w:p>
     <w:p>
@@ -712,7 +711,7 @@
           <w:sz w:val="24"/>
           <w:szCs w:val="24"/>
         </w:rPr>
-        <w:t xml:space="preserve">Vision-based accident anticipation was posed in its modern form by Chan et al. [4], who introduced the Dashcam Accident Dataset (DAD) together with the measure the field still reports: the interval between the first frame at which a model's risk score crosses a threshold and the annotated onset of the collision. Bao et al. [5] contributed the Car Crash Dataset (CCD) and an uncertainty-based formulation, and Karim et al. [6] gave the reporting convention that most subsequent work adopts — average precision, mean time-to-accident over thresholds, and time-to-accident at 80% recall.</w:t>
+        <w:t>Vision-based accident anticipation was posed in its modern form by Chan et al. [4], who introduced the Dashcam Accident Dataset (DAD) together with the measure the field still reports: the interval between the first frame at which a model's risk score crosses a threshold and the annotated onset of the collision. Bao et al. [5] contributed the Car Crash Dataset (CCD) and an uncertainty-based formulation, and Karim et al. [6] gave the reporting convention that most subsequent work adopts — average precision, mean time-to-accident over thresholds, and time-to-accident at 80% recall.</w:t>
       </w:r>
     </w:p>
     <w:p>
@@ -731,7 +730,7 @@
           <w:sz w:val="24"/>
           <w:szCs w:val="24"/>
         </w:rPr>
-        <w:t xml:space="preserve">It is worth stating plainly what that convention gets right, because this paper is about what happens when it is set aside. It reports a discrimination metric alongside every timing metric, and it reads timing at a fixed operating point of the discrimination metric. A method therefore cannot buy time-to-accident by alarming indiscriminately: the recall constraint holds it to a fixed false-alarm behaviour before its timing is counted at all.</w:t>
+        <w:t>It is worth stating plainly what that convention gets right, because this paper is about what happens when it is set aside. It reports a discrimination metric alongside every timing metric, and it reads timing at a fixed operating point of the discrimination metric. A method therefore cannot buy time-to-accident by alarming indiscriminately: the recall constraint holds it to a fixed false-alarm behaviour before its timing is counted at all.</w:t>
       </w:r>
     </w:p>
     <w:p>
@@ -750,7 +749,8 @@
           <w:sz w:val="24"/>
           <w:szCs w:val="24"/>
         </w:rPr>
-        <w:t xml:space="preserve">Supervised architectures built on this foundation combine convolutional feature extractors with recurrent or attention-based temporal models trained on labelled dashcam footage [4], [5], [6], [16]. Their shared limitation is dependence on the labelled corpus. Performance degrades on road geometry, weather and traffic culture not represented in training, and collision labels are expensive and rare [2].</w:t>
+        <w:lastRenderedPageBreak/>
+        <w:t xml:space="preserve">Supervised architectures built on this foundation combine convolutional feature extractors with recurrent or attention-based temporal models trained on labelled dashcam footage, in the line running from Chan et al. [4] and Bao et al. [5] through Karim et al. [6] to Kandacharam et al. [16]. Their shared limitation is dependence on the labelled corpus. Performance degrades on road geometry, weather and traffic culture not represented in training, and collision labels are expensive and rare, which Zhang Y. et al. [2] identify as a persistent constraint on the field.</w:t>
       </w:r>
     </w:p>
     <w:p>
@@ -769,7 +769,7 @@
           <w:sz w:val="24"/>
           <w:szCs w:val="24"/>
         </w:rPr>
-        <w:t xml:space="preserve">Self-supervised and unsupervised alternatives reduce that dependence. Yao et al. [18] treat accidents as anomalies in predicted object trajectories, removing the need for accident labels entirely. Liu et al. [17] apply a causality-guided spatiotemporal diffusion network to unsupervised detection, and Zhong et al. [19] use contrastive feature-consistency representation with soft-label regression for early anticipation on DAD and CCD.</w:t>
+        <w:t xml:space="preserve">Self-supervised and unsupervised alternatives reduce that dependence. Yao et al. [18] treat accidents as anomalies in predicted object trajectories, removing the need for accident labels entirely. Liu et al. [17], in SCTNet, apply a causality-guided spatiotemporal diffusion network to unsupervised detection, and Zhong et al. [19] use contrastive feature-consistency representation with soft-label regression for early anticipation on DAD and CCD.</w:t>
       </w:r>
     </w:p>
     <w:p>
@@ -788,7 +788,7 @@
           <w:sz w:val="24"/>
           <w:szCs w:val="24"/>
         </w:rPr>
-        <w:t xml:space="preserve">Two lines of work deserve particular attention here, because they anticipate part of this paper's subject. Pjetri et al. [20] train with a self-supervised objective requiring the predicted danger score to be non-decreasing as the collision approaches, and Zou et al. [21] introduce an adaptive monotonic constraint loss with the same intent, evaluated on MM-AU and Nexar. Both are well-motivated responses to score oscillation and we make no criticism of either. But both also illustrate the hazard this paper examines. A risk score constrained not to fall is, by construction, closer to the maximiser of a threshold-crossing timing metric than a score that is free to fall. The metric therefore cannot separate the benefit of the constraint from the artefact of it, and neither paper reports a control that would.</w:t>
+        <w:t>Two lines of work deserve particular attention here, because they anticipate part of this paper's subject. Pjetri et al. [20] train with a self-supervised objective requiring the predicted danger score to be non-decreasing as the collision approaches, and Zou et al. [21] introduce an adaptive monotonic constraint loss with the same intent, evaluated on MM-AU and Nexar. Both are well-motivated responses to score oscillation and we make no criticism of either. But both also illustrate the hazard this paper examines. A risk score constrained not to fall is, by construction, closer to the maximiser of a threshold-crossing timing metric than a score that is free to fall. The metric therefore cannot separate the benefit of the constraint from the artefact of it, and neither paper reports a control that would.</w:t>
       </w:r>
     </w:p>
     <w:p>
@@ -809,7 +809,7 @@
           <w:sz w:val="24"/>
           <w:szCs w:val="24"/>
         </w:rPr>
-        <w:t xml:space="preserve">2.2. Vision–language models and training-free anticipation</w:t>
+        <w:t>2.2. Vision–language models and training-free anticipation</w:t>
       </w:r>
     </w:p>
     <w:p>
@@ -828,7 +828,7 @@
           <w:sz w:val="24"/>
           <w:szCs w:val="24"/>
         </w:rPr>
-        <w:t xml:space="preserve">CLIP [9] demonstrated that contrastive pretraining on 400 million image–text pairs yields a model whose zero-shot classification and retrieval transfer without task-specific supervision. Instruction-tuned multimodal models such as LLaVA [11] and the InternVL series [12] extend this to open-ended scene description and reasoning, at substantially higher inference cost per frame. Motion is the other signal these systems draw on: dense optical flow, for which RAFT [10] is the standard modern estimator, yields pixel-level motion fields, while frame differencing is the cheap approximation. Section 4 states which of the two the system examined here uses, and declines to assert an accuracy-for-compute trade-off that was not measured.</w:t>
+        <w:t xml:space="preserve">Radford et al. [9] demonstrated with CLIP that contrastive pretraining on 400 million image–text pairs yields a model whose zero-shot classification and retrieval transfer without task-specific supervision. Instruction-tuned multimodal models — LLaVA, from Liu et al. [11], and the InternVL series of Chen et al. [12] — extend this to open-ended scene description and reasoning, at substantially higher inference cost per frame. Motion is the other signal these systems draw on: dense optical flow, for which the RAFT estimator of Teed and Deng [10] is the modern standard, yields pixel-level motion fields, while frame differencing is the cheap approximation. Section 4 states which of the two the system examined here uses, and declines to assert an accuracy-for-compute trade-off that was not measured.</w:t>
       </w:r>
     </w:p>
     <w:p>
@@ -847,7 +847,7 @@
           <w:sz w:val="24"/>
           <w:szCs w:val="24"/>
         </w:rPr>
-        <w:t xml:space="preserve">Applied to traffic safety, these models have mostly been used for accident understanding rather than anticipation. Zhang et al. [15] deploy multimodal large language models for video-based accident analysis, showing that language-level reasoning surfaces causal structure that purely visual models miss. Zhang et al. [14] integrate scene-level context with visual perception for risk anticipation. Liao et al. [13] add chain-of-thought reasoning to a multimodal large language model and report improved anticipation. These systems require fine-tuning, a large-model inference pipeline, or both.</w:t>
+        <w:t xml:space="preserve">Applied to traffic safety, these models have mostly been used for accident understanding rather than anticipation. Zhang R. et al. [15] deploy multimodal large language models for video-based accident analysis, showing that language-level reasoning surfaces causal structure that purely visual models miss. Zhang J. et al. [14] integrate scene-level context with visual perception for risk anticipation. Liao et al. [13] add chain-of-thought reasoning to a multimodal large language model and report improved anticipation. These systems require fine-tuning, a large-model inference pipeline, or both.</w:t>
       </w:r>
     </w:p>
     <w:p>
@@ -866,7 +866,9 @@
           <w:sz w:val="24"/>
           <w:szCs w:val="24"/>
         </w:rPr>
-        <w:t xml:space="preserve">Training-free work has appeared very recently. Thakur and Talele [24] combine frame-difference peak detection, Farnebäck optical flow and CLIP prompt matching with no fine-tuning; Saha et al. [22] propose a coarse-to-fine vision–language-model tracking pipeline; and Singh et al. [23] use metadata-aware multi-prompt reasoning. All three target the detection, localisation or classification of an accident in surveillance video, and none reports a time-to-accident metric. Zero-shot anticipation evaluated on a timing metric therefore remains sparse, which is what motivated the system described in Section 4 and why it was submitted to a competition rather than scored locally.</w:t>
+        <w:t xml:space="preserve">Training-free work has appeared very recently. Thakur and Talele [24] combine frame-difference peak detection, Farnebäck optical flow and CLIP prompt matching with no fine-tuning; Saha et al. [22] propose a coarse-to-fine vision–language-model tracking pipeline; and Singh et al. [23] use metadata-aware multi-prompt reasoning. All three target the detection, localisation or classification of an accident in surveillance video, and none reports a time-to-accident metric. Zero-shot anticipation evaluated on a timing metric therefore remains sparse, </w:t>
+        <w:lastRenderedPageBreak/>
+        <w:t>which is what motivated the system described in Section 4 and why it was submitted to a competition rather than scored locally.</w:t>
       </w:r>
     </w:p>
     <w:p>
@@ -887,7 +889,7 @@
           <w:sz w:val="24"/>
           <w:szCs w:val="24"/>
         </w:rPr>
-        <w:t xml:space="preserve">2.3. Corpora</w:t>
+        <w:t>2.3. Corpora</w:t>
       </w:r>
     </w:p>
     <w:p>
@@ -906,7 +908,7 @@
           <w:sz w:val="24"/>
           <w:szCs w:val="24"/>
         </w:rPr>
-        <w:t xml:space="preserve">DAD [4] and CCD [5] remain the standard labelled benchmarks and publish their annotations, which is what would make the corrected protocol of Section 7 computable on them. MM-AU [7] is a large ego-view corpus of 11,727 accident videos with object boxes and video–text pairs across 58 accident-reason categories. The Nexar dashcam collision prediction dataset [3] is a separate resource, by a separate group, of roughly 1,500 clips released for a public challenge. The two are sometimes conflated in the literature and should not be.</w:t>
+        <w:t xml:space="preserve">The Dashcam Accident Dataset of Chan et al. [4] and the Car Crash Dataset of Bao et al. [5] remain the standard labelled benchmarks and publish their annotations, which is what would make the corrected protocol of Section 7 computable on them. MM-AU, released by Fang et al. [7], is a large ego-view corpus of 11,727 accident videos with object boxes and video–text pairs across 58 accident-reason categories. The Nexar dashcam collision prediction dataset of Moura et al. [3] is a separate resource, by a separate group, of roughly 1,500 clips released for a public challenge. The two are sometimes conflated in the literature and should not be.</w:t>
       </w:r>
     </w:p>
     <w:p>
@@ -925,7 +927,7 @@
           <w:sz w:val="24"/>
           <w:szCs w:val="24"/>
         </w:rPr>
-        <w:t xml:space="preserve">The benchmark examined in this paper [8] distributes a curated 1,417-clip subset of MM-AU. Its labels are withheld from entrants and exposed only through a leaderboard. That design is legitimate, and it is what makes the measurements of Section 5 third-party rather than self-reported. It also removes every locally computable check an entrant might otherwise apply, a consequence Section 3 develops.</w:t>
+        <w:t xml:space="preserve">The benchmark examined in this paper, released by AUTOPILOT [8], distributes a curated 1,417-clip subset of MM-AU. Its labels are withheld from entrants and exposed only through a leaderboard. That design is legitimate, and it is what makes the measurements of Section 5 third-party rather than self-reported. It also removes every locally computable check an entrant might otherwise apply, a consequence Section 3 develops.</w:t>
       </w:r>
     </w:p>
     <w:p>
@@ -946,7 +948,7 @@
           <w:sz w:val="24"/>
           <w:szCs w:val="24"/>
         </w:rPr>
-        <w:t xml:space="preserve">2.4. What the field reports, and what it does not</w:t>
+        <w:t>2.4. What the field reports, and what it does not</w:t>
       </w:r>
     </w:p>
     <w:p>
@@ -965,7 +967,7 @@
           <w:sz w:val="24"/>
           <w:szCs w:val="24"/>
         </w:rPr>
-        <w:t xml:space="preserve">The convention of [6] pairs timing with discrimination and fixes an operating point. Competitions need something that convention does not supply: a total order over submissions. The natural way to obtain one is to sum the metrics into a single score, and that is what the benchmark studied here does, adding two threshold-crossing timing terms to average precision and area under the ROC curve [8].</w:t>
+        <w:t xml:space="preserve">The convention of Karim et al. [6] pairs timing with discrimination and fixes an operating point. Competitions need something that convention does not supply: a total order over submissions. The natural way to obtain one is to sum the metrics into a single score, and that is what the benchmark studied here does, adding two threshold-crossing timing terms to average precision and area under the ROC curve, as the evaluation page of AUTOPILOT [8] sets out.</w:t>
       </w:r>
     </w:p>
     <w:p>
@@ -984,7 +986,7 @@
           <w:sz w:val="24"/>
           <w:szCs w:val="24"/>
         </w:rPr>
-        <w:t xml:space="preserve">Summing is where the difficulty enters, and it is a difficulty of type rather than of tuning. Average precision and area under the curve are bounded on the unit interval. A time-to-accident measured in frames is bounded only by the length of the clip. Adding them makes the sum depend on how the corpus was windowed, and lets the unbounded term decide the ranking. Section 6 develops the argument; Section 5 measures its magnitude.</w:t>
+        <w:t>Summing is where the difficulty enters, and it is a difficulty of type rather than of tuning. Average precision and area under the curve are bounded on the unit interval. A time-to-accident measured in frames is bounded only by the length of the clip. Adding them makes the sum depend on how the corpus was windowed, and lets the unbounded term decide the ranking. Section 6 develops the argument; Section 5 measures its magnitude.</w:t>
       </w:r>
     </w:p>
     <w:p>
@@ -1003,7 +1005,7 @@
           <w:sz w:val="24"/>
           <w:szCs w:val="24"/>
         </w:rPr>
-        <w:t xml:space="preserve">The check that exposes such a problem is a control that does not read the input, and its value has been established repeatedly in adjacent fields. In each case the control was cheap, and in each case nobody had run it. Torralba and Efros [25] showed that image datasets carry signatures strong enough for a classifier to name the dataset a photograph came from, which changed how benchmark results were read. In natural language inference, Gururangan et al. [26] and Poliak et al. [27] showed independently that a model given only the hypothesis — half of the input — scores far above chance on SNLI and MNLI, demonstrating that the headline numbers were partly measuring annotation artefacts rather than inference; partial-input baselines became standard practice afterwards. In recommender systems, Ferrari Dacrema et al. [28] found that properly tuned simple baselines matched or beat most recently published neural methods, and evaluation practice in that field changed in consequence.</w:t>
+        <w:t>The check that exposes such a problem is a control that does not read the input, and its value has been established repeatedly in adjacent fields. In each case the control was cheap, and in each case nobody had run it. Torralba and Efros [25] showed that image datasets carry signatures strong enough for a classifier to name the dataset a photograph came from, which changed how benchmark results were read. In natural language inference, Gururangan et al. [26] and Poliak et al. [27] showed independently that a model given only the hypothesis — half of the input — scores far above chance on SNLI and MNLI, demonstrating that the headline numbers were partly measuring annotation artefacts rather than inference; partial-input baselines became standard practice afterwards. In recommender systems, Ferrari Dacrema et al. [28] found that properly tuned simple baselines matched or beat most recently published neural methods, and evaluation practice in that field changed in consequence.</w:t>
       </w:r>
     </w:p>
     <w:p>
@@ -1022,7 +1024,8 @@
           <w:sz w:val="24"/>
           <w:szCs w:val="24"/>
         </w:rPr>
-        <w:t xml:space="preserve">Accident anticipation has every precondition those episodes had. It reports a timing metric whose maximiser is trivial. It is moving toward composite single-number scores. Its newest benchmarks withhold labels, so an entrant cannot compute the discrimination half at all and must develop against a locally computable proxy — and the only proxy that is locally computable is the shape of one's own risk curve, which a constant maximises. Yet of the works surveyed in this section that report anticipation results on average precision, area under the curve, time-to-accident or a composite of these, we found none that reports them alongside an input-independent control — a baseline whose per-frame risk output is a function of the frame index alone. Two of the benchmark papers examined here [3], [7] publish no anticipation scores of their own and so do not bear on the point. That absence, rather than any defect in any particular method, is what this paper addresses.</w:t>
+        <w:lastRenderedPageBreak/>
+        <w:t xml:space="preserve">Accident anticipation has every precondition those episodes had. It reports a timing metric whose maximiser is trivial. It is moving toward composite single-number scores. Its newest benchmarks withhold labels, so an entrant cannot compute the discrimination half at all and must develop against a locally computable proxy — and the only proxy that is locally computable is the shape of one's own risk curve, which a constant maximises. Yet of the works surveyed in this section that report anticipation results on average precision, area under the curve, time-to-accident or a composite of these, we found none that reports them alongside an input-independent control — a baseline whose per-frame risk output is a function of the frame index alone. Two of the benchmark papers examined here, those of Moura et al. [3] and Fang et al. [7], publish no anticipation scores of their own and so do not bear on the point. That absence, rather than any defect in any particular method, is what this paper addresses.</w:t>
       </w:r>
     </w:p>
     <w:p>
@@ -1041,7 +1044,7 @@
           <w:sz w:val="24"/>
           <w:szCs w:val="24"/>
         </w:rPr>
-        <w:t xml:space="preserve">This is not to say that the timing metrics have gone unquestioned. Zhao et al. [30] observe that the standard time-to-accident calculation credits a false alarm in a safe scene with the interval to some later, causally unrelated collision, producing what they call artificially inflated estimates. Goldshmidt et al. [31] report that baseline methods on Nexar make physically implausible predictions nine to ten seconds before a collision. Most directly, Caselli et al. [32] publish on Nexar a table in which two established anticipation methods record areas under the curve of 45.5 and 41.0 — below chance — beside mean times-to-accident of 10.216 and 10.263 seconds. A method that cannot separate accident clips from normal ones is there credited with ten seconds of anticipation, which is this paper's argument already legible in someone else's results table. What these accounts share is that the pathology is noticed as an anomaly in the numbers of trained models. None of them isolates it, and none reports what a submission that reads nothing would score.</w:t>
+        <w:t>This is not to say that the timing metrics have gone unquestioned. Zhao et al. [30] observe that the standard time-to-accident calculation credits a false alarm in a safe scene with the interval to some later, causally unrelated collision, producing what they call artificially inflated estimates. Goldshmidt et al. [31] report that baseline methods on Nexar make physically implausible predictions nine to ten seconds before a collision. Most directly, Caselli et al. [32] publish on Nexar a table in which two established anticipation methods record areas under the curve of 45.5 and 41.0 — below chance — beside mean times-to-accident of 10.216 and 10.263 seconds. A method that cannot separate accident clips from normal ones is there credited with ten seconds of anticipation, which is this paper's argument already legible in someone else's results table. What these accounts share is that the pathology is noticed as an anomaly in the numbers of trained models. None of them isolates it, and none reports what a submission that reads nothing would score.</w:t>
       </w:r>
     </w:p>
     <w:p>
@@ -1060,7 +1063,7 @@
           <w:sz w:val="24"/>
           <w:szCs w:val="24"/>
         </w:rPr>
-        <w:t xml:space="preserve">The nearest methodological precedent lies in an adjacent task. Korkut et al. [29] audit four traffic video question-answering benchmarks, MM-AU among them, by running vision–language models blind — given the question and answer options but no video — and find that on MM-AU removing the video consistently improves accuracy. That is a control of exactly the kind advocated here, applied to multiple-choice accuracy rather than to per-frame risk. We are not aware of an equivalent control reported for the timing and discrimination metrics used in anticipation, which is the gap this paper fills.</w:t>
+        <w:t>The nearest methodological precedent lies in an adjacent task. Korkut et al. [29] audit four traffic video question-answering benchmarks, MM-AU among them, by running vision–language models blind — given the question and answer options but no video — and find that on MM-AU removing the video consistently improves accuracy. That is a control of exactly the kind advocated here, applied to multiple-choice accuracy rather than to per-frame risk. We are not aware of an equivalent control reported for the timing and discrimination metrics used in anticipation, which is the gap this paper fills.</w:t>
       </w:r>
     </w:p>
     <w:p>
@@ -1079,7 +1082,7 @@
           <w:sz w:val="24"/>
           <w:szCs w:val="24"/>
         </w:rPr>
-        <w:t xml:space="preserve">We state the scope of that observation precisely. It covers the works cited in this section whose results tables we were able to inspect directly; four of those we consulted are behind paywalls we could not open, and we exclude them from the count rather than assume. It is not a systematic audit of the field, and we do not present it as one.</w:t>
+        <w:t>We state the scope of that observation precisely. It covers the works cited in this section whose results tables we were able to inspect directly; four of those we consulted are behind paywalls we could not open, and we exclude them from the count rather than assume. It is not a systematic audit of the field, and we do not present it as one.</w:t>
       </w:r>
     </w:p>
     <w:p>
@@ -1100,7 +1103,7 @@
           <w:sz w:val="24"/>
           <w:szCs w:val="24"/>
         </w:rPr>
-        <w:t xml:space="preserve">2.5. Positioning of this work</w:t>
+        <w:t>2.5. Positioning of this work</w:t>
       </w:r>
     </w:p>
     <w:p>
@@ -1119,7 +1122,7 @@
           <w:sz w:val="24"/>
           <w:szCs w:val="24"/>
         </w:rPr>
-        <w:t xml:space="preserve">The contribution of this paper is not an anticipation method. The ensemble described in Section 4 is the instrument that led to the finding and the case study that illustrates it. As a system it is unremarkable, and it placed ninth of thirteen.</w:t>
+        <w:t>The contribution of this paper is not an anticipation method. The ensemble described in Section 4 is the instrument that led to the finding and the case study that illustrates it. As a system it is unremarkable, and it placed ninth of thirteen.</w:t>
       </w:r>
     </w:p>
     <w:p>
@@ -1138,7 +1141,7 @@
           <w:sz w:val="24"/>
           <w:szCs w:val="24"/>
         </w:rPr>
-        <w:t xml:space="preserve">What is new is threefold: a measurement, on a live benchmark, of how much of a composite anticipation score a video-blind submission collects; a probe methodology that decomposes such a score from outside a competition, without labels and without knowledge of the weights; and a protocol whose central requirement is that a control be reported.</w:t>
+        <w:t>What is new is threefold: a measurement, on a live benchmark, of how much of a composite anticipation score a video-blind submission collects; a probe methodology that decomposes such a score from outside a competition, without labels and without knowledge of the weights; and a protocol whose central requirement is that a control be reported.</w:t>
       </w:r>
     </w:p>
     <w:p>
@@ -1157,7 +1160,8 @@
           <w:sz w:val="24"/>
           <w:szCs w:val="24"/>
         </w:rPr>
-        <w:t xml:space="preserve">We are equally explicit about what is not new. Monotonicity constraints on risk scores are prior work [20], [21], and this paper claims none. Training-free pipelines combining CLIP with a motion signal already exist [24]. Nor is the general idea that a benchmark can be satisfied by a degenerate submission new, and the specific suspicion that time-to-accident is inflatable has been voiced before [30], [31], [32], as has the use of a blind control on an adjacent traffic-video task [29]. What is new is the measurement of how far it goes on this class of metric, and the demonstration that the measurement can be made from outside the competition that holds the labels.</w:t>
+        <w:lastRenderedPageBreak/>
+        <w:t xml:space="preserve">We are equally explicit about what is not new. Monotonicity constraints on risk scores are prior work, due to Pjetri et al. [20] and Zou et al. [21], and this paper claims none. Training-free pipelines combining CLIP with a motion signal already exist, as Thakur and Talele [24] show. Nor is the general idea that a benchmark can be satisfied by a degenerate submission new, and the specific suspicion that time-to-accident is inflatable has been voiced before by Zhao et al. [30], Goldshmidt et al. [31] and Caselli et al. [32], as has the use of a blind control on an adjacent traffic-video task by Korkut et al. [29]. What is new is the measurement of how far it goes on this class of metric, and the demonstration that the measurement can be made from outside the competition that holds the labels.</w:t>
       </w:r>
     </w:p>
     <w:p>
@@ -1193,7 +1197,7 @@
           <w:sz w:val="24"/>
           <w:szCs w:val="24"/>
         </w:rPr>
-        <w:t xml:space="preserve">THE BENCHMARK AND ITS METRIC</w:t>
+        <w:t>THE BENCHMARK AND ITS METRIC</w:t>
       </w:r>
     </w:p>
     <w:p>
@@ -1214,7 +1218,7 @@
           <w:sz w:val="24"/>
           <w:szCs w:val="24"/>
         </w:rPr>
-        <w:t xml:space="preserve">3.1. The competition</w:t>
+        <w:t>3.1. The competition</w:t>
       </w:r>
     </w:p>
     <w:p>
@@ -1233,7 +1237,7 @@
           <w:sz w:val="24"/>
           <w:szCs w:val="24"/>
         </w:rPr>
-        <w:t xml:space="preserve">The measurements in this paper were made on Zero-shot Accident Anticipation [8], a public competition hosted on Kaggle by AUTOPILOT. It ran from 17 February to 15 April 2026 and drew 59 entrants, 20 participants and 13 teams across 194 submissions. Late submission remains open and is scored against the same data splits, which is how the experiments of Section 5 were run after the closing date. Every figure in this section was read from the competition's Overview, Evaluation, Data and Leaderboard pages on 31 August 2026.</w:t>
+        <w:t xml:space="preserve">The measurements in this paper were made on Zero-shot Accident Anticipation, the public competition hosted on Kaggle by AUTOPILOT [8]. It ran from 17 February to 15 April 2026 and drew 59 entrants, 20 participants and 13 teams across 194 submissions. Late submission remains open and is scored against the same data splits, which is how the experiments of Section 5 were run after the closing date. Every figure in this section was read from the competition's Overview, Evaluation, Data and Leaderboard pages on 31 August 2026.</w:t>
       </w:r>
     </w:p>
     <w:p>
@@ -1252,7 +1256,7 @@
           <w:sz w:val="24"/>
           <w:szCs w:val="24"/>
         </w:rPr>
-        <w:t xml:space="preserve">Two properties make it a suitable instrument for this study. The organisers hold the labels and compute every score, so nothing reported here depends on our own implementation of a metric. And a submission is a plain list of numbers per clip, so it need not contain a model at all — which is what makes a video-blind control submittable in the first place.</w:t>
+        <w:t>Two properties make it a suitable instrument for this study. The organisers hold the labels and compute every score, so nothing reported here depends on our own implementation of a metric. And a submission is a plain list of numbers per clip, so it need not contain a model at all — which is what makes a video-blind control submittable in the first place.</w:t>
       </w:r>
     </w:p>
     <w:p>
@@ -1273,7 +1277,7 @@
           <w:sz w:val="24"/>
           <w:szCs w:val="24"/>
         </w:rPr>
-        <w:t xml:space="preserve">3.2. What the corpus provides</w:t>
+        <w:t>3.2. What the corpus provides</w:t>
       </w:r>
     </w:p>
     <w:p>
@@ -1292,7 +1296,7 @@
           <w:sz w:val="24"/>
           <w:szCs w:val="24"/>
         </w:rPr>
-        <w:t xml:space="preserve">The corpus is a curated 1,417-clip subset of MM-AU [7]. Every clip is exactly 150 frames at 30 frames per second, five seconds long, and is distributed as a directory of JPEG frames rather than as an encoded video file. Alongside the frames the distribution supplies driver gaze maps and one short text caption per clip. The competition documentation describes five scene categories — highway, urban, rural, mountainous and tunnel — together with rare weather (rain, snow, fog) and lighting (night) conditions. There is no training split; the competition is inference-only by design, which is what the word zero-shot denotes in its title.</w:t>
+        <w:t xml:space="preserve">The corpus is a curated 1,417-clip subset of the MM-AU corpus of Fang et al. [7]. Every clip is exactly 150 frames at 30 frames per second, five seconds long, and is distributed as a directory of JPEG frames rather than as an encoded video file. Alongside the frames the distribution supplies driver gaze maps and one short text caption per clip. The competition documentation describes five scene categories — highway, urban, rural, mountainous and tunnel — together with rare weather (rain, snow, fog) and lighting (night) conditions. There is no training split; the competition is inference-only by design, which is what the word zero-shot denotes in its title.</w:t>
       </w:r>
     </w:p>
     <w:p>
@@ -1313,7 +1317,7 @@
           <w:sz w:val="24"/>
           <w:szCs w:val="24"/>
         </w:rPr>
-        <w:t xml:space="preserve">3.3. What the corpus withholds, and what follows from it</w:t>
+        <w:t>3.3. What the corpus withholds, and what follows from it</w:t>
       </w:r>
     </w:p>
     <w:p>
@@ -1332,7 +1336,7 @@
           <w:sz w:val="24"/>
           <w:szCs w:val="24"/>
         </w:rPr>
-        <w:t xml:space="preserve">The published test file carries five fields: an identifier, a video identifier, a start frame, an end frame, and a caption. There is no label, no accident time and no alert time. Ground truth is held by the organisers and exposed only through the leaderboard.</w:t>
+        <w:t>The published test file carries five fields: an identifier, a video identifier, a start frame, an end frame, and a caption. There is no label, no accident time and no alert time. Ground truth is held by the organisers and exposed only through the leaderboard.</w:t>
       </w:r>
     </w:p>
     <w:p>
@@ -1351,7 +1355,7 @@
           <w:sz w:val="24"/>
           <w:szCs w:val="24"/>
         </w:rPr>
-        <w:t xml:space="preserve">One consequence deserves emphasis, because the rest of this paper turns on it. Average precision, area under the ROC curve, a false-positive rate, and any time-to-accident measured to a true onset are not computable by any entrant. An entrant who wants to measure progress locally must substitute something, and the only quantities computable from a submission alone are properties of the risk curve's own shape: the frame at which it crosses the threshold, whether it falls back afterwards, how steeply it rises. Section 4 records that we did exactly this — the encoder in Table 3 was chosen on crossover frame — and Section 5 measures what that proxy is worth.</w:t>
+        <w:t>One consequence deserves emphasis, because the rest of this paper turns on it. Average precision, area under the ROC curve, a false-positive rate, and any time-to-accident measured to a true onset are not computable by any entrant. An entrant who wants to measure progress locally must substitute something, and the only quantities computable from a submission alone are properties of the risk curve's own shape: the frame at which it crosses the threshold, whether it falls back afterwards, how steeply it rises. Section 4 records that we did exactly this — the encoder in Table 3 was chosen on crossover frame — and Section 5 measures what that proxy is worth.</w:t>
       </w:r>
     </w:p>
     <w:p>
@@ -1370,7 +1374,9 @@
           <w:sz w:val="24"/>
           <w:szCs w:val="24"/>
         </w:rPr>
-        <w:t xml:space="preserve">A second consequence is worth recording without overstating it. The captions describe outcomes. Seventy-nine distinct captions cover the 1,417 clips, the most frequent being “lead vehicle stops” (146 clips), “a vehicle controls loss” (144) and “ego-car controls loss” (133). They state what happens, and they are supplied at inference time, so a method conditioned on them has access to the outcome it is being asked to anticipate. The system described in this section does not use them; it manufactures its own text anchors from a motion statistic. We identify the hazard and do not quantify it.</w:t>
+        <w:t xml:space="preserve">A second consequence is worth recording without overstating it. The captions describe outcomes. Seventy-nine distinct captions cover the 1,417 clips, the most frequent being “lead vehicle stops” (146 clips), “a vehicle controls loss” (144) and “ego-car controls loss” (133). They state what happens, and they are supplied at inference time, so a method conditioned on </w:t>
+        <w:lastRenderedPageBreak/>
+        <w:t>them has access to the outcome it is being asked to anticipate. The system described in this section does not use them; it manufactures its own text anchors from a motion statistic. We identify the hazard and do not quantify it.</w:t>
       </w:r>
     </w:p>
     <w:p>
@@ -1391,7 +1397,7 @@
           <w:sz w:val="24"/>
           <w:szCs w:val="24"/>
         </w:rPr>
-        <w:t xml:space="preserve">3.4. The metric, as published</w:t>
+        <w:t>3.4. The metric, as published</w:t>
       </w:r>
     </w:p>
     <w:p>
@@ -1410,7 +1416,7 @@
           <w:sz w:val="24"/>
           <w:szCs w:val="24"/>
         </w:rPr>
-        <w:t xml:space="preserve">The evaluation page defines the score as a weighted average of four quantities:</w:t>
+        <w:t>The evaluation page defines the score as a weighted average of four quantities:</w:t>
       </w:r>
     </w:p>
     <w:p>
@@ -1429,7 +1435,7 @@
           <w:sz w:val="24"/>
           <w:szCs w:val="24"/>
         </w:rPr>
-        <w:t xml:space="preserve">score = w_AP · AP + w_AUC · AUC + w_TTA · TTA@0.5 + w_STTA · STTA@0.5</w:t>
+        <w:t>score = w_AP · AP + w_AUC · AUC + w_TTA · TTA@0.5 + w_STTA · STTA@0.5</w:t>
       </w:r>
     </w:p>
     <w:p>
@@ -1448,7 +1454,7 @@
           <w:sz w:val="24"/>
           <w:szCs w:val="24"/>
         </w:rPr>
-        <w:t xml:space="preserve">with the four weights stated to be fixed by the organisers and not disclosed. Positives are accident clips and negatives are normal driving clips; the area under the curve is given in its rank formulation. The two timing terms are defined at a risk threshold of 0.5:</w:t>
+        <w:t>with the four weights stated to be fixed by the organisers and not disclosed. Positives are accident clips and negatives are normal driving clips; the area under the curve is given in its rank formulation. The two timing terms are defined at a risk threshold of 0.5:</w:t>
       </w:r>
     </w:p>
     <w:p>
@@ -1467,7 +1473,7 @@
           <w:sz w:val="24"/>
           <w:szCs w:val="24"/>
         </w:rPr>
-        <w:t xml:space="preserve">TTA@0.5 = max { t_ai − t_a  |  p_t &gt; 0.5,  0 ≤ t_a ≤ t_ai }</w:t>
+        <w:t>TTA@0.5 = max { t_ai − t_a  |  p_t &gt; 0.5,  0 ≤ t_a ≤ t_ai }</w:t>
       </w:r>
     </w:p>
     <w:p>
@@ -1486,7 +1492,7 @@
           <w:sz w:val="24"/>
           <w:szCs w:val="24"/>
         </w:rPr>
-        <w:t xml:space="preserve">STTA@0.5 = max { t_ai − t_a′  |  p_t &gt; 0.5 for all t in [t_a′, t_ai] }</w:t>
+        <w:t>STTA@0.5 = max { t_ai − t_a′  |  p_t &gt; 0.5 for all t in [t_a′, t_ai] }</w:t>
       </w:r>
     </w:p>
     <w:p>
@@ -1505,7 +1511,7 @@
           <w:sz w:val="24"/>
           <w:szCs w:val="24"/>
         </w:rPr>
-        <w:t xml:space="preserve">where t_ai is the accident start frame within the 150-frame clip and t_a is the first frame at which the risk score exceeds the threshold. STTA additionally requires the score to remain above the threshold continuously from t_a′ to t_ai.</w:t>
+        <w:t>where t_ai is the accident start frame within the 150-frame clip and t_a is the first frame at which the risk score exceeds the threshold. STTA additionally requires the score to remain above the threshold continuously from t_a′ to t_ai.</w:t>
       </w:r>
     </w:p>
     <w:p>
@@ -1524,7 +1530,7 @@
           <w:sz w:val="24"/>
           <w:szCs w:val="24"/>
         </w:rPr>
-        <w:t xml:space="preserve">Three observations follow from these definitions alone, before any measurement is made.</w:t>
+        <w:t>Three observations follow from these definitions alone, before any measurement is made.</w:t>
       </w:r>
     </w:p>
     <w:p>
@@ -1543,7 +1549,7 @@
           <w:sz w:val="24"/>
           <w:szCs w:val="24"/>
         </w:rPr>
-        <w:t xml:space="preserve">First, AP and AUC are bounded on the unit interval, while TTA and STTA are counted in frames and bounded only by t_ai, and hence by how the corpus was windowed. The four terms are not commensurable, and their sum inherits the scale of the larger pair.</w:t>
+        <w:t>First, AP and AUC are bounded on the unit interval, while TTA and STTA are counted in frames and bounded only by t_ai, and hence by how the corpus was windowed. The four terms are not commensurable, and their sum inherits the scale of the larger pair.</w:t>
       </w:r>
     </w:p>
     <w:p>
@@ -1562,7 +1568,7 @@
           <w:sz w:val="24"/>
           <w:szCs w:val="24"/>
         </w:rPr>
-        <w:t xml:space="preserve">Second, both timing terms are maximised by the same trivial submission. A risk score that exceeds 0.5 at frame 0 and never falls has t_a = 0 and satisfies the continuity condition on every clip, so it attains TTA = STTA = t_ai, the largest value each clip admits. No submission of any kind can exceed it on either term; a submission can only match it, and then compete on AP and AUC.</w:t>
+        <w:t>Second, both timing terms are maximised by the same trivial submission. A risk score that exceeds 0.5 at frame 0 and never falls has t_a = 0 and satisfies the continuity condition on every clip, so it attains TTA = STTA = t_ai, the largest value each clip admits. No submission of any kind can exceed it on either term; a submission can only match it, and then compete on AP and AUC.</w:t>
       </w:r>
     </w:p>
     <w:p>
@@ -1581,7 +1587,7 @@
           <w:sz w:val="24"/>
           <w:szCs w:val="24"/>
         </w:rPr>
-        <w:t xml:space="preserve">Third, neither timing term reads the magnitude of the score, only whether it stands above 0.5. A submission that is barely committed and one that is certain receive identical timing credit, so the metric offers no incentive to calibrate.</w:t>
+        <w:t>Third, neither timing term reads the magnitude of the score, only whether it stands above 0.5. A submission that is barely committed and one that is certain receive identical timing credit, so the metric offers no incentive to calibrate.</w:t>
       </w:r>
     </w:p>
     <w:p>
@@ -1602,7 +1608,7 @@
           <w:sz w:val="24"/>
           <w:szCs w:val="24"/>
         </w:rPr>
-        <w:t xml:space="preserve">3.5. Reproducibility of the submission path</w:t>
+        <w:t>3.5. Reproducibility of the submission path</w:t>
       </w:r>
     </w:p>
     <w:p>
@@ -1621,7 +1627,7 @@
           <w:sz w:val="24"/>
           <w:szCs w:val="24"/>
         </w:rPr>
-        <w:t xml:space="preserve">Before spending a submission slot, we regenerated the organisers' sample submission file from its own parsed values and compared it byte for byte against the distributed file: identical, 1,417 rows of 1,417. This fixes the identifier ordering, the list formatting and the float representation, and it means a scoring anomaly cannot be attributed to our file writer. Every submission reported in Section 5 was additionally checked for length 150, for finiteness, and for range within [0, 1] before upload.</w:t>
+        <w:t>Before spending a submission slot, we regenerated the organisers' sample submission file from its own parsed values and compared it byte for byte against the distributed file: identical, 1,417 rows of 1,417. This fixes the identifier ordering, the list formatting and the float representation, and it means a scoring anomaly cannot be attributed to our file writer. Every submission reported in Section 5 was additionally checked for length 150, for finiteness, and for range within [0, 1] before upload.</w:t>
       </w:r>
     </w:p>
     <w:p>
@@ -1646,7 +1652,7 @@
           <w:sz w:val="24"/>
           <w:szCs w:val="24"/>
         </w:rPr>
-        <w:t xml:space="preserve">Method: the system under study, the video-blind controls, and the probes</w:t>
+        <w:t>Method: the system under study, the video-blind controls, and the probes</w:t>
       </w:r>
     </w:p>
     <w:p>
@@ -1673,7 +1679,7 @@
           <w:szCs w:val="24"/>
           <w:lang w:val="en-IN"/>
         </w:rPr>
-        <w:t xml:space="preserve">The development of pre-crash systems is predicated on the transition from reactive accident systems to predictive systems. The core challenge lies in performing predictions without any training instances, and the methodology primarily focuses on ensembling that performs the prediction using the six stages. This section explains the problem formulation and the six-stage framework for solving it.</w:t>
+        <w:t>The development of pre-crash systems is predicated on the transition from reactive accident systems to predictive systems. The core challenge lies in performing predictions without any training instances, and the methodology primarily focuses on ensembling that performs the prediction using the six stages. This section explains the problem formulation and the six-stage framework for solving it.</w:t>
       </w:r>
     </w:p>
     <w:p>
@@ -2322,7 +2328,7 @@
           <w:szCs w:val="24"/>
           <w:lang w:val="en-IN"/>
         </w:rPr>
-        <w:t xml:space="preserve">4.     Evaluation metrics such as Area under Precision-recall (AP), Area Under Curve (AUC), Time to Accident (TTA) @0.5, and Stable Time to Accident (STTA) @0.5 must be optimized simultaneously. None of the four can be computed by an entrant, because the corpus publishes no labels (Section 3.3); all four are computed by the organisers alone.</w:t>
+        <w:t>4.     Evaluation metrics such as Area under Precision-recall (AP), Area Under Curve (AUC), Time to Accident (TTA) @0.5, and Stable Time to Accident (STTA) @0.5 must be optimized simultaneously. None of the four can be computed by an entrant, because the corpus publishes no labels (Section 3.3); all four are computed by the organisers alone.</w:t>
       </w:r>
     </w:p>
     <w:p>
@@ -2423,9 +2429,7 @@
           <w:szCs w:val="24"/>
           <w:lang w:val="en-IN"/>
         </w:rPr>
-        <w:t xml:space="preserve">Precrash is designed as a modular and decoupled architecture in which each component operates independently with well-defined input and output contracts. The system integrates independently operating cognitive engines, including a Contrastive Language-Image Pretraining (CLIP) semantic engine, an NLP caption reasoning engine, and an optical flow motion engine. Each of the defined engines operates as a fully self-contained entity that does not share weights or activations. This setup ensures that the updating of any engine does not affect the other engines or the fusion layer. The three embeddings from each engine are late </w:t>
-        <w:lastRenderedPageBreak/>
-        <w:t>fused, and their light weight forms a unified anticipation score. Thus, the suggested framework is uniquely suitable for safety-critical deployments requiring robustness and interpretability.</w:t>
+        <w:t>Precrash is designed as a modular and decoupled architecture in which each component operates independently with well-defined input and output contracts. The system integrates independently operating cognitive engines, including a Contrastive Language-Image Pretraining (CLIP) semantic engine, an NLP caption reasoning engine, and an optical flow motion engine. Each of the defined engines operates as a fully self-contained entity that does not share weights or activations. This setup ensures that the updating of any engine does not affect the other engines or the fusion layer. The three embeddings from each engine are late fused, and their light weight forms a unified anticipation score. Thus, the suggested framework is uniquely suitable for safety-critical deployments requiring robustness and interpretability.</w:t>
       </w:r>
     </w:p>
     <w:p>
@@ -2491,6 +2495,7 @@
           <w:sz w:val="24"/>
           <w:szCs w:val="24"/>
         </w:rPr>
+        <w:lastRenderedPageBreak/>
         <w:t xml:space="preserve">The </w:t>
       </w:r>
       <w:r>
@@ -2817,7 +2822,6 @@
           <w:lang w:val="en-IN"/>
           <w14:ligatures w14:val="standardContextual"/>
         </w:rPr>
-        <w:lastRenderedPageBreak/>
         <w:drawing>
           <wp:inline distT="0" distB="0" distL="0" distR="0" wp14:anchorId="7D4A3F57" wp14:editId="0E30608E">
             <wp:extent cx="5731510" cy="4792345"/>
@@ -2834,7 +2838,7 @@
                     <pic:cNvPicPr/>
                   </pic:nvPicPr>
                   <pic:blipFill>
-                    <a:blip r:embed="rId7">
+                    <a:blip r:embed="rId6">
                       <a:extLst>
                         <a:ext uri="{28A0092B-C50C-407E-A947-70E740481C1C}">
                           <a14:useLocalDpi xmlns:a14="http://schemas.microsoft.com/office/drawing/2010/main" val="0"/>
@@ -2988,7 +2992,7 @@
                     <pic:cNvPicPr/>
                   </pic:nvPicPr>
                   <pic:blipFill>
-                    <a:blip r:embed="rId8">
+                    <a:blip r:embed="rId7">
                       <a:extLst>
                         <a:ext uri="{28A0092B-C50C-407E-A947-70E740481C1C}">
                           <a14:useLocalDpi xmlns:a14="http://schemas.microsoft.com/office/drawing/2010/main" val="0"/>
@@ -3123,7 +3127,7 @@
           <w:sz w:val="24"/>
           <w:szCs w:val="24"/>
         </w:rPr>
-        <w:t xml:space="preserve">CLIP ViT-L/14:</w:t>
+        <w:t>CLIP ViT-L/14:</w:t>
       </w:r>
     </w:p>
     <w:p>
@@ -3157,7 +3161,7 @@
         </w:rPr>
         <w:t xml:space="preserve">The CLIP will be able to do this at zero shot as the model is trained on 400 million </w:t>
         <w:lastRenderedPageBreak/>
-        <w:t xml:space="preserve">image -text pairs due to which they possess the capability to compare each frame against dangerous text prompts without any training. ViT-L/14 is specifically chosen due to its finer spatial detail and better accuracy. The comparative analysis on why this model is chosen for visual scoring is further justified with the table 2.</w:t>
+        <w:t>image -text pairs due to which they possess the capability to compare each frame against dangerous text prompts without any training. ViT-L/14 is specifically chosen due to its finer spatial detail and better accuracy. The comparative analysis on why this model is chosen for visual scoring is further justified with the table 2.</w:t>
       </w:r>
     </w:p>
     <w:p>
@@ -3186,7 +3190,7 @@
           <w:sz w:val="24"/>
           <w:szCs w:val="24"/>
         </w:rPr>
-        <w:t xml:space="preserve">Table 2: Justification showing the importance of CLIP ViT-L/14 model for visual scoring</w:t>
+        <w:t>Table 2: Justification showing the importance of CLIP ViT-L/14 model for visual scoring</w:t>
       </w:r>
     </w:p>
     <w:p>
@@ -3361,7 +3365,7 @@
                 <w:sz w:val="24"/>
                 <w:szCs w:val="24"/>
               </w:rPr>
-              <w:t xml:space="preserve">ResNet / VGG</w:t>
+              <w:t>ResNet / VGG</w:t>
             </w:r>
           </w:p>
         </w:tc>
@@ -3545,7 +3549,7 @@
                 <w:sz w:val="24"/>
                 <w:szCs w:val="24"/>
               </w:rPr>
-              <w:t xml:space="preserve">InternVL2 / LLaVA</w:t>
+              <w:t>InternVL2 / LLaVA</w:t>
             </w:r>
           </w:p>
         </w:tc>
@@ -3605,7 +3609,7 @@
                 <w:sz w:val="24"/>
                 <w:szCs w:val="24"/>
               </w:rPr>
-              <w:t xml:space="preserve">Autoregressive decoding per frame; over 1417 clips × 150 frames the cost exceeded the compute available. No per-frame latency was measured here.</w:t>
+              <w:t>Autoregressive decoding per frame; over 1417 clips × 150 frames the cost exceeded the compute available. No per-frame latency was measured here.</w:t>
             </w:r>
           </w:p>
         </w:tc>
@@ -3637,7 +3641,7 @@
                 <w:sz w:val="24"/>
                 <w:szCs w:val="24"/>
               </w:rPr>
-              <w:t xml:space="preserve">CLIP ViT-B/32</w:t>
+              <w:t>CLIP ViT-B/32</w:t>
             </w:r>
           </w:p>
         </w:tc>
@@ -3697,7 +3701,7 @@
                 <w:sz w:val="24"/>
                 <w:szCs w:val="24"/>
               </w:rPr>
-              <w:t xml:space="preserve">Smaller model, coarser features — ViT-L/14 consistently outperforms it</w:t>
+              <w:t>Smaller model, coarser features — ViT-L/14 consistently outperforms it</w:t>
             </w:r>
           </w:p>
         </w:tc>
@@ -3848,7 +3852,7 @@
           <w:sz w:val="24"/>
           <w:szCs w:val="24"/>
         </w:rPr>
-        <w:t xml:space="preserve">Another important question that gains importance in accident anticipation is “Are the objects moving with principles from normal physics or deviations?”. Finding a valid answer to this question greatly contribute for anticipating the accident as the accidents are generally preceded by abnormalities in terms of pedestrians moving, vehicle deceleration and unexpected objects. Thus, a model that can understand the motion frame difference serving an entirely different objective of CLIP is expected. To understand the kinematics in the scene, Recurrent All-Pairs Field Transforms (RAFT) is considered to be more accurate, however we adopted to use frame difference because of the GPU compute requirement. The trade-off between the two was never measured. An earlier version of this work asserted that frame differencing retains about 90% of RAFT's sensitivity at about 1% of its cost; that figure was an estimate, no ablation was run, and it is withdrawn here. What can be said is that frame differencing was chosen because RAFT [10] did not fit the compute budget available, and that the substitution is an untested approximation. Frame difference is computed as follows.</w:t>
+        <w:t xml:space="preserve">Another important question that gains importance in accident anticipation is “Are the objects moving with principles from normal physics or deviations?”. Finding a valid answer to this question greatly contribute for anticipating the accident as the accidents are generally preceded by abnormalities in terms of pedestrians moving, vehicle deceleration and unexpected objects. Thus, a model that can understand the motion frame difference serving an entirely different objective of CLIP is expected. To understand the kinematics in the scene, Recurrent All-Pairs Field Transforms (RAFT) is considered to be more accurate, however we adopted to use frame difference because of the GPU compute requirement. The trade-off between the two was never measured. An earlier version of this work asserted that frame differencing retains about 90% of RAFT's sensitivity at about 1% of its cost; that figure was an estimate, no ablation was run, and it is withdrawn here. What can be said is that frame differencing was chosen because the RAFT estimator of Teed and Deng [10] did not fit the compute budget available, and that the substitution is an untested approximation. Frame difference is computed as follows.</w:t>
       </w:r>
     </w:p>
     <w:p>
@@ -4096,6 +4100,7 @@
           <w:sz w:val="24"/>
           <w:szCs w:val="24"/>
         </w:rPr>
+        <w:lastRenderedPageBreak/>
         <w:t>The actions presented in the scene are semantically translated with NLP captions and thus it can aid in text interpretation of the visual scene and thus a comparison to high-risk action patterns can be identified.</w:t>
       </w:r>
     </w:p>
@@ -4138,7 +4143,6 @@
           <w:sz w:val="24"/>
           <w:szCs w:val="24"/>
         </w:rPr>
-        <w:lastRenderedPageBreak/>
         <w:t>The NLP caption models are trained on vast image-text pairs with famous corpora like BLIP and GPT. Due to this reason, they can reason the dangerous conditions correctly aiding for accident anticipation.</w:t>
       </w:r>
     </w:p>
@@ -4221,7 +4225,7 @@
           <w:sz w:val="24"/>
           <w:szCs w:val="24"/>
         </w:rPr>
-        <w:t xml:space="preserve">Table 3: Sentence encoders compared by average crossover frame — the locally computable proxy, not accuracy. Read with the caveat below.</w:t>
+        <w:t>Table 3: Sentence encoders compared by average crossover frame — the locally computable proxy, not accuracy. Read with the caveat below.</w:t>
       </w:r>
     </w:p>
     <w:p>
@@ -4463,7 +4467,7 @@
                 <w:rFonts w:ascii="Arial" w:eastAsia="Arial" w:hAnsi="Arial" w:cs="Arial"/>
                 <w:color w:val="000000"/>
               </w:rPr>
-              <w:t xml:space="preserve">Earliest crossover of the four</w:t>
+              <w:t>Earliest crossover of the four</w:t>
             </w:r>
           </w:p>
         </w:tc>
@@ -4552,7 +4556,7 @@
                 <w:rFonts w:ascii="Arial" w:eastAsia="Arial" w:hAnsi="Arial" w:cs="Arial"/>
                 <w:color w:val="000000"/>
               </w:rPr>
-              <w:t xml:space="preserve">Worse — later crossover than MiniLM</w:t>
+              <w:t>Worse — later crossover than MiniLM</w:t>
             </w:r>
           </w:p>
         </w:tc>
@@ -4730,7 +4734,7 @@
                 <w:rFonts w:ascii="Arial" w:eastAsia="Arial" w:hAnsi="Arial" w:cs="Arial"/>
                 <w:color w:val="000000"/>
               </w:rPr>
-              <w:t xml:space="preserve">Latest crossover of the four</w:t>
+              <w:t>Latest crossover of the four</w:t>
             </w:r>
           </w:p>
         </w:tc>
@@ -4766,7 +4770,7 @@
           <w:sz w:val="24"/>
           <w:szCs w:val="24"/>
         </w:rPr>
-        <w:t xml:space="preserve">Table 3 needs a caveat that only became clear later, and it is the reason this paper exists. The column on which those four encoders were compared is the average crossover frame: the mean index at which the ensemble's risk score first exceeds 0.5. That quantity was chosen because it is the only thing computable locally on a corpus that publishes no labels (Section 3.3). It is not accuracy, and the selection it drove cannot be described as choosing the most accurate encoder. Worse, it improves monotonically as the crossing moves earlier, and it is minimised absolutely — to frame 0 — by a constant risk score of 0.51 that reads no pixels at all. The selection recorded in Table 3 was therefore made against a criterion that a degenerate submission optimises perfectly. We keep the table because it is an honest record of how the choice was made, and because Section 5 measures what that criterion is worth. The stated explanation for the ordering — that smaller sentence encoders suit these short, domain-specific captions better than large general-purpose ones — remains plausible, but this experiment does not establish it.</w:t>
+        <w:t>Table 3 needs a caveat that only became clear later, and it is the reason this paper exists. The column on which those four encoders were compared is the average crossover frame: the mean index at which the ensemble's risk score first exceeds 0.5. That quantity was chosen because it is the only thing computable locally on a corpus that publishes no labels (Section 3.3). It is not accuracy, and the selection it drove cannot be described as choosing the most accurate encoder. Worse, it improves monotonically as the crossing moves earlier, and it is minimised absolutely — to frame 0 — by a constant risk score of 0.51 that reads no pixels at all. The selection recorded in Table 3 was therefore made against a criterion that a degenerate submission optimises perfectly. We keep the table because it is an honest record of how the choice was made, and because Section 5 measures what that criterion is worth. The stated explanation for the ordering — that smaller sentence encoders suit these short, domain-specific captions better than large general-purpose ones — remains plausible, but this experiment does not establish it.</w:t>
       </w:r>
     </w:p>
     <w:p>
@@ -4929,6 +4933,7 @@
           <w:sz w:val="24"/>
           <w:szCs w:val="24"/>
         </w:rPr>
+        <w:lastRenderedPageBreak/>
         <w:t>Without NLP prior, CLIP has no information about WHEN in the clip the accident occurs</w:t>
       </w:r>
     </w:p>
@@ -5100,7 +5105,6 @@
           <w:sz w:val="24"/>
           <w:szCs w:val="24"/>
         </w:rPr>
-        <w:lastRenderedPageBreak/>
         <w:t>Optical Flow alone — problems:</w:t>
       </w:r>
     </w:p>
@@ -5220,7 +5224,7 @@
           <w:sz w:val="24"/>
           <w:szCs w:val="24"/>
         </w:rPr>
-        <w:t xml:space="preserve">Based on this analysis, it is identified that the central problem associated with the individual models are they are blind to what the others see. The CLIP model is blinded to time, NLP caption is blinded to visuals and optical flow is blinded to semantics. Thus, it is obvious that any single model provides noisy, incomplete predictions. Thus, ensembling can combine the complementary views of the same scene aiding for better anticipation. Table 4 presents the advantages of using ensembling.</w:t>
+        <w:t>Based on this analysis, it is identified that the central problem associated with the individual models are they are blind to what the others see. The CLIP model is blinded to time, NLP caption is blinded to visuals and optical flow is blinded to semantics. Thus, it is obvious that any single model provides noisy, incomplete predictions. Thus, ensembling can combine the complementary views of the same scene aiding for better anticipation. Table 4 presents the advantages of using ensembling.</w:t>
       </w:r>
     </w:p>
     <w:p>
@@ -5243,7 +5247,7 @@
           <w:sz w:val="24"/>
           <w:szCs w:val="24"/>
         </w:rPr>
-        <w:t xml:space="preserve">Table 4: Advantages of Using Ensembling</w:t>
+        <w:t>Table 4: Advantages of Using Ensembling</w:t>
       </w:r>
     </w:p>
     <w:p>
@@ -6238,7 +6242,8 @@
           <w:szCs w:val="24"/>
           <w:lang w:val="en-IN"/>
         </w:rPr>
-        <w:t xml:space="preserve">CLIP ViT-L/14 [9] takes the frame as input and encode that frame so as to identify the dangerous and safe scene. This is carried out with the computation of the cosine similarity between the frame embedding and hand-crafted text anchors. This similarity value thus aids in the identification of the danger affinity score for each frame as mentioned in equation (2)</w:t>
+        <w:lastRenderedPageBreak/>
+        <w:t xml:space="preserve">The CLIP ViT-L/14 encoder of Radford et al. [9] takes the frame as input and encode that frame so as to identify the dangerous and safe scene. This is carried out with the computation of the cosine similarity between the frame embedding and hand-crafted text anchors. This similarity value thus aids in the identification of the danger affinity score for each frame as mentioned in equation (2)</w:t>
       </w:r>
     </w:p>
     <w:p>
@@ -6708,7 +6713,6 @@
           <w:noProof/>
           <w14:ligatures w14:val="standardContextual"/>
         </w:rPr>
-        <w:lastRenderedPageBreak/>
         <w:drawing>
           <wp:inline distT="0" distB="0" distL="0" distR="0" wp14:anchorId="77109BE6" wp14:editId="74BFAFAB">
             <wp:extent cx="5494020" cy="4244993"/>
@@ -6725,7 +6729,7 @@
                     <pic:cNvPicPr/>
                   </pic:nvPicPr>
                   <pic:blipFill>
-                    <a:blip r:embed="rId9">
+                    <a:blip r:embed="rId8">
                       <a:extLst>
                         <a:ext uri="{28A0092B-C50C-407E-A947-70E740481C1C}">
                           <a14:useLocalDpi xmlns:a14="http://schemas.microsoft.com/office/drawing/2010/main" val="0"/>
@@ -6805,7 +6809,7 @@
           <w:sz w:val="24"/>
           <w:szCs w:val="24"/>
         </w:rPr>
-        <w:t xml:space="preserve">The sudden changes in the scene and appearance of any form of kinematics is extracted from the frame using the optical flow estimation that basically finds the inter-frame pixel difference between the consecutive frames as shown in equation (3)</w:t>
+        <w:t>The sudden changes in the scene and appearance of any form of kinematics is extracted from the frame using the optical flow estimation that basically finds the inter-frame pixel difference between the consecutive frames as shown in equation (3)</w:t>
       </w:r>
     </w:p>
     <w:p>
@@ -8110,7 +8114,7 @@
           <w:szCs w:val="24"/>
           <w:lang w:val="en-IN"/>
         </w:rPr>
-        <w:t xml:space="preserve">Then all the feature extracted from three models are combined to a unified trajectory p_final(t) using the 5 stages as mentioned below:</w:t>
+        <w:t>Then all the feature extracted from three models are combined to a unified trajectory p_final(t) using the 5 stages as mentioned below:</w:t>
       </w:r>
     </w:p>
     <w:p>
@@ -8543,7 +8547,6 @@
           <w:szCs w:val="24"/>
           <w:lang w:val="en-IN"/>
         </w:rPr>
-        <w:lastRenderedPageBreak/>
         <w:t>The raw frame is then convolved with a 1D Gaussian kernel for reducing the frame-level noise that are caused due to the inter-frame appearance variation. Thus, the smoothened frames are outputted after the equation (5)</w:t>
       </w:r>
     </w:p>
@@ -9019,38 +9022,16 @@
             <w:szCs w:val="24"/>
             <w:lang w:val="en-IN"/>
           </w:rPr>
-          <m:t>γ&gt;1</m:t>
+          <m:t>γ&gt;1γγ∈[1.0,2.5]</m:t>
         </m:r>
       </m:oMath>
-      <m:oMath>
-        <m:r>
-          <w:rPr>
-            <w:rFonts w:ascii="Cambria Math" w:hAnsi="Cambria Math"/>
-            <w:sz w:val="24"/>
-            <w:szCs w:val="24"/>
-            <w:lang w:val="en-IN"/>
-          </w:rPr>
-          <m:t>γ</m:t>
-        </m:r>
-      </m:oMath>
-      <m:oMath>
-        <m:r>
-          <w:rPr>
-            <w:rFonts w:ascii="Cambria Math" w:hAnsi="Cambria Math"/>
-            <w:sz w:val="24"/>
-            <w:szCs w:val="24"/>
-            <w:lang w:val="en-IN"/>
-          </w:rPr>
-          <m:t>γ∈[1.0,2.5]</m:t>
-        </m:r>
-      </m:oMath>
       <w:r>
         <w:rPr>
           <w:sz w:val="24"/>
           <w:szCs w:val="24"/>
           <w:lang w:val="en-IN"/>
         </w:rPr>
-        <w:t xml:space="preserve">Since , this operation is a monotone contrast stretch: scores below 0.5 are suppressed toward zero while scores above 0.5 are amplified toward one, increasing the separation between the positive and negative score distributions. The exponent was selected over a grid in steps of 0.1. It could not have been selected by maximising average precision, as an earlier version of this text stated, because average precision is not computable on this corpus by an entrant (Section 3.3). The grid was scored against the crossover-frame proxy, with the consequences discussed under Table 3.</w:t>
+        <w:t>Since , this operation is a monotone contrast stretch: scores below 0.5 are suppressed toward zero while scores above 0.5 are amplified toward one, increasing the separation between the positive and negative score distributions. The exponent was selected over a grid in steps of 0.1. It could not have been selected by maximising average precision, as an earlier version of this text stated, because average precision is not computable on this corpus by an entrant (Section 3.3). The grid was scored against the crossover-frame proxy, with the consequences discussed under Table 3.</w:t>
       </w:r>
     </w:p>
     <w:p>
@@ -9639,7 +9620,7 @@
           <w:szCs w:val="24"/>
           <w:lang w:val="en-IN"/>
         </w:rPr>
-        <w:t xml:space="preserve">with . This enforces a hard causal constraint: once the score crosses the alarm boundary, it cannot fall back below it. The constraint is motivated by the irreversibility assumption — in the target domain, risk accumulates monotonically once triggered — and it also, by construction, forces the exact condition that the official Stable Time-to-Accident metric tests. STTA@0.5 requires the risk score to remain above 0.5 continuously from the alarm to the accident; the clamp makes falling below 0.5 impossible once the score has crossed. Any subsequent report of STTA compliance therefore measures that the clamp executed, and nothing about the video. We retain the stage, and Section 5 reports every metric with it disabled as well as enabled. Note also that the metric's name is Stable Time-to-Accident; an earlier version of this text expanded STTA as Score-Triggered Time-to-Action, which is not what the benchmark defines.</w:t>
+        <w:t>with . This enforces a hard causal constraint: once the score crosses the alarm boundary, it cannot fall back below it. The constraint is motivated by the irreversibility assumption — in the target domain, risk accumulates monotonically once triggered — and it also, by construction, forces the exact condition that the official Stable Time-to-Accident metric tests. STTA@0.5 requires the risk score to remain above 0.5 continuously from the alarm to the accident; the clamp makes falling below 0.5 impossible once the score has crossed. Any subsequent report of STTA compliance therefore measures that the clamp executed, and nothing about the video. We retain the stage, and Section 5 reports every metric with it disabled as well as enabled. Note also that the metric's name is Stable Time-to-Accident; an earlier version of this text expanded STTA as Score-Triggered Time-to-Action, which is not what the benchmark defines.</w:t>
       </w:r>
     </w:p>
     <w:p>
@@ -9993,6 +9974,7 @@
             <w:szCs w:val="24"/>
             <w:lang w:val="en-IN"/>
           </w:rPr>
+          <w:lastRenderedPageBreak/>
           <m:t>interp</m:t>
         </m:r>
         <m:r>
@@ -10002,43 +9984,8 @@
             <w:szCs w:val="24"/>
             <w:lang w:val="en-IN"/>
           </w:rPr>
-          <m:t>⁡</m:t>
+          <m:t>⁡t≈28t≈22α=1.3</m:t>
         </m:r>
-      </m:oMath>
-      <m:oMath>
-        <m:r>
-          <w:rPr>
-            <w:rFonts w:ascii="Cambria Math" w:hAnsi="Cambria Math"/>
-            <w:sz w:val="24"/>
-            <w:szCs w:val="24"/>
-            <w:lang w:val="en-IN"/>
-          </w:rPr>
-          <m:t>t≈28</m:t>
-        </m:r>
-      </m:oMath>
-      <m:oMath>
-        <m:r>
-          <w:rPr>
-            <w:rFonts w:ascii="Cambria Math" w:hAnsi="Cambria Math"/>
-            <w:sz w:val="24"/>
-            <w:szCs w:val="24"/>
-            <w:lang w:val="en-IN"/>
-          </w:rPr>
-          <m:t>t≈22</m:t>
-        </m:r>
-      </m:oMath>
-      <m:oMath>
-        <m:r>
-          <w:rPr>
-            <w:rFonts w:ascii="Cambria Math" w:hAnsi="Cambria Math"/>
-            <w:sz w:val="24"/>
-            <w:szCs w:val="24"/>
-            <w:lang w:val="en-IN"/>
-          </w:rPr>
-          <m:t>α=1.3</m:t>
-        </m:r>
-      </m:oMath>
-      <m:oMath>
         <m:d>
           <m:dPr>
             <m:sepChr m:val=","/>
@@ -10092,7 +10039,7 @@
           <w:szCs w:val="24"/>
           <w:lang w:val="en-IN"/>
         </w:rPr>
-        <w:t xml:space="preserve">where denotes linear interpolation onto the original frame grid. This stage requires a correction and a warning. As implemented, the resampling evaluates the curve at index alpha times t and emits it at index t, so the score reported for frame t is the score computed from frame 1.3t — a frame that has not yet been observed. Equation (8) as printed reads t divided by alpha; the implementation, and the reported shift of the crossover from about frame 28 to about frame 22, both correspond to alpha times t, and the equation should be corrected accordingly. This is the origin of the reported mean gain of six frames in time-to-accident: the six frames are read from the future. The operation cannot run in a deployed system, where frame 1.3t does not exist at time t, and every time-to-accident figure produced with alpha not equal to 1 is therefore unreportable. The released configuration sets alpha to 1.0, disabling the stage. It is documented here because it is one of the mechanisms Section 6 identifies, and because we introduced it ourselves. Finally, the output is clipped to the open interval to ensure numerical stability in downstream log-loss evaluation.</w:t>
+        <w:t>where denotes linear interpolation onto the original frame grid. This stage requires a correction and a warning. As implemented, the resampling evaluates the curve at index alpha times t and emits it at index t, so the score reported for frame t is the score computed from frame 1.3t — a frame that has not yet been observed. Equation (8) as printed reads t divided by alpha; the implementation, and the reported shift of the crossover from about frame 28 to about frame 22, both correspond to alpha times t, and the equation should be corrected accordingly. This is the origin of the reported mean gain of six frames in time-to-accident: the six frames are read from the future. The operation cannot run in a deployed system, where frame 1.3t does not exist at time t, and every time-to-accident figure produced with alpha not equal to 1 is therefore unreportable. The released configuration sets alpha to 1.0, disabling the stage. It is documented here because it is one of the mechanisms Section 6 identifies, and because we introduced it ourselves. Finally, the output is clipped to the open interval to ensure numerical stability in downstream log-loss evaluation.</w:t>
       </w:r>
     </w:p>
     <w:p>
@@ -10106,7 +10053,11 @@
     </w:p>
     <w:p>
       <w:pPr>
-        <w:spacing w:after="120"/>
+        <w:spacing w:before="200" w:after="80"/>
+        <w:rPr>
+          <w:sz w:val="24"/>
+          <w:szCs w:val="24"/>
+        </w:rPr>
       </w:pPr>
       <w:r>
         <w:rPr>
@@ -10116,26 +10067,7 @@
           <w:sz w:val="24"/>
           <w:szCs w:val="24"/>
         </w:rPr>
-        <w:t xml:space="preserve">4.6 continues below.</w:t>
-      </w:r>
-    </w:p>
-    <w:p>
-      <w:pPr>
-        <w:spacing w:before="200" w:after="80"/>
-        <w:rPr>
-          <w:sz w:val="24"/>
-          <w:szCs w:val="24"/>
-        </w:rPr>
-      </w:pPr>
-      <w:r>
-        <w:rPr>
-          <w:rFonts w:eastAsia="Times New Roman"/>
-          <w:b/>
-          <w:bCs/>
-          <w:sz w:val="24"/>
-          <w:szCs w:val="24"/>
-        </w:rPr>
-        <w:t xml:space="preserve">4.6. Experimental Setup</w:t>
+        <w:t>4.6. Experimental Setup</w:t>
       </w:r>
     </w:p>
     <w:p>
@@ -10210,9 +10142,7 @@
           <w:sz w:val="24"/>
           <w:szCs w:val="24"/>
         </w:rPr>
-        <w:t xml:space="preserve"> capturing a broad spectrum of real-world collision scenarios, including ego-vehicle loss of control, abrupt pedestrian incursions, non-signalised intersection collisions, rear-end impacts, and lateral sideswipe events occurring </w:t>
-        <w:lastRenderedPageBreak/>
-        <w:t>under diverse environmental conditions such as rain, fog, night driving, tunnel passages, and mountain road geometry.</w:t>
+        <w:t xml:space="preserve"> capturing a broad spectrum of real-world collision scenarios, including ego-vehicle loss of control, abrupt pedestrian incursions, non-signalised intersection collisions, rear-end impacts, and lateral sideswipe events occurring under diverse environmental conditions such as rain, fog, night driving, tunnel passages, and mountain road geometry.</w:t>
       </w:r>
     </w:p>
     <w:p>
@@ -10284,7 +10214,7 @@
           <w:sz w:val="24"/>
           <w:szCs w:val="24"/>
         </w:rPr>
-        <w:t xml:space="preserve">, no training data, domain-specific fine-tuning, or hyper-parameter optimisation on a held-out validation split was performed prior to inference. The model relies entirely on the pre-trained semantic and kinematic representational spaces of the constituent Vision-Language Models (VLMs), rendering the evaluation a genuine test of cross-domain generalisation rather than in-distribution memorisation.</w:t>
+        <w:t>, no training data, domain-specific fine-tuning, or hyper-parameter optimisation on a held-out validation split was performed prior to inference. The model relies entirely on the pre-trained semantic and kinematic representational spaces of the constituent Vision-Language Models (VLMs), rendering the evaluation a genuine test of cross-domain generalisation rather than in-distribution memorisation.</w:t>
       </w:r>
     </w:p>
     <w:p>
@@ -10441,6 +10371,7 @@
           <w:sz w:val="24"/>
           <w:szCs w:val="24"/>
         </w:rPr>
+        <w:lastRenderedPageBreak/>
         <w:t xml:space="preserve">Smooth Time-to-Accident (STTA): </w:t>
       </w:r>
       <w:r>
@@ -10449,7 +10380,7 @@
           <w:sz w:val="24"/>
           <w:szCs w:val="24"/>
         </w:rPr>
-        <w:t xml:space="preserve">STTA imposes a stricter temporal coherence requirement on the predicted risk trajectory. The metric penalises oscillatory risk behaviour by requiring that, once the alert threshold is breached (</w:t>
+        <w:t>STTA imposes a stricter temporal coherence requirement on the predicted risk trajectory. The metric penalises oscillatory risk behaviour by requiring that, once the alert threshold is breached (</w:t>
       </w:r>
       <w:r>
         <w:rPr>
@@ -10689,7 +10620,6 @@
           <w:sz w:val="24"/>
           <w:szCs w:val="24"/>
         </w:rPr>
-        <w:lastRenderedPageBreak/>
         <w:t xml:space="preserve">Semantic NLP Prior (all-MiniLM-L6-v2): </w:t>
       </w:r>
       <w:r>
@@ -10772,7 +10702,7 @@
           <w:sz w:val="24"/>
           <w:szCs w:val="24"/>
         </w:rPr>
-        <w:t xml:space="preserve">Kinematic Motion Estimation (Frame-Differencing Optical Flow Proxy): Computationally lightweight frame-differencing in the grayscale latent space was adopted as a surrogate for dense optical flow (RAFT), capturing sudden dynamic shifts — hard braking, lateral swerving, vehicle spin — indicative of an imminent crash. The substitution was made for compute reasons and its cost in sensitivity was never measured; the figure of 90% of RAFT at 1% of the cost, asserted in an earlier version of this work, is withdrawn.</w:t>
+        <w:t>Kinematic Motion Estimation (Frame-Differencing Optical Flow Proxy): Computationally lightweight frame-differencing in the grayscale latent space was adopted as a surrogate for dense optical flow (RAFT), capturing sudden dynamic shifts — hard braking, lateral swerving, vehicle spin — indicative of an imminent crash. The substitution was made for compute reasons and its cost in sensitivity was never measured; the figure of 90% of RAFT at 1% of the cost, asserted in an earlier version of this work, is withdrawn.</w:t>
       </w:r>
     </w:p>
     <w:p>
@@ -10819,6 +10749,7 @@
           <w:sz w:val="24"/>
           <w:szCs w:val="24"/>
         </w:rPr>
+        <w:lastRenderedPageBreak/>
         <w:t>Table 5: Implementation and Hardware Specifications</w:t>
       </w:r>
     </w:p>
@@ -10993,7 +10924,7 @@
                 <w:sz w:val="24"/>
                 <w:szCs w:val="24"/>
               </w:rPr>
-              <w:t xml:space="preserve">Python 3.10 + PyTorch</w:t>
+              <w:t>Python 3.10 + PyTorch</w:t>
             </w:r>
           </w:p>
         </w:tc>
@@ -11139,7 +11070,7 @@
                 <w:sz w:val="24"/>
                 <w:szCs w:val="24"/>
               </w:rPr>
-              <w:t xml:space="preserve">OpenAI CLIP ViT-L/14</w:t>
+              <w:t>OpenAI CLIP ViT-L/14</w:t>
             </w:r>
           </w:p>
         </w:tc>
@@ -11584,7 +11515,6 @@
           <w:sz w:val="24"/>
           <w:szCs w:val="24"/>
         </w:rPr>
-        <w:lastRenderedPageBreak/>
         <w:t xml:space="preserve">Stage 1 — Gaussian Smoothing: </w:t>
       </w:r>
       <w:r>
@@ -11629,7 +11559,7 @@
           <w:sz w:val="24"/>
           <w:szCs w:val="24"/>
         </w:rPr>
-        <w:t xml:space="preserve">A non-linear power transformation with exponent γ = 1.8 is applied to the smoothed score. Since γ &gt; 1, this monotone contrast stretch suppresses sub-threshold scores toward zero while amplifying supra-threshold scores toward unity, sharpening the decision boundary and maximising the Area under the Precision-Recall curve (Equation 6). The optimal γ was identified via grid search over γ </w:t>
+        <w:t>A non-linear power transformation with exponent γ = 1.8 is applied to the smoothed score. Since γ &gt; 1, this monotone contrast stretch suppresses sub-threshold scores toward zero while amplifying supra-threshold scores toward unity, sharpening the decision boundary and maximising the Area under the Precision-Recall curve (Equation 6). The optimal γ was identified via grid search over γ </w:t>
       </w:r>
       <w:r>
         <w:rPr>
@@ -11681,7 +11611,7 @@
           <w:sz w:val="24"/>
           <w:szCs w:val="24"/>
         </w:rPr>
-        <w:t xml:space="preserve">A time-axis compression factor of α = 1.3 is applied via linear interpolation onto the original frame grid. This operation dynamically shifts the risk curve earlier in the temporal sequence, yielding a mean gain of approximately 6 frames in Time-to-Alarm (TTA), as formalised in Equation (8). The value α = 1.3 was determined from the Pareto frontier of TTA gain versus false-positive rate increase.</w:t>
+        <w:t>A time-axis compression factor of α = 1.3 is applied via linear interpolation onto the original frame grid. This operation dynamically shifts the risk curve earlier in the temporal sequence, yielding a mean gain of approximately 6 frames in Time-to-Alarm (TTA), as formalised in Equation (8). The value α = 1.3 was determined from the Pareto frontier of TTA gain versus false-positive rate increase.</w:t>
       </w:r>
     </w:p>
     <w:p>
@@ -11774,7 +11704,8 @@
           <w:sz w:val="24"/>
           <w:szCs w:val="24"/>
         </w:rPr>
-        <w:t xml:space="preserve">The video-blind control family</w:t>
+        <w:lastRenderedPageBreak/>
+        <w:t>The video-blind control family</w:t>
       </w:r>
     </w:p>
     <w:p>
@@ -11793,7 +11724,7 @@
           <w:sz w:val="24"/>
           <w:szCs w:val="24"/>
         </w:rPr>
-        <w:t xml:space="preserve">A video-blind submission is one whose risk curve is a function of the frame index alone: identical for every clip, computed without opening a single frame. We use a family rather than a single curve, because one flattering curve invites the objection that the comparison was chosen to flatter it. The family comprises a constant 0.51 and a constant 0.99; a linear ramp from 0.001 to 0.999; logistic curves centred at frames 60, 75, 90 and 105; and step functions rising from 0.49 to 0.51 at frames 0, 10, 25, 50, 75, 100, 125 and 140. Each is a single list of 150 numbers, repeated across all 1,417 clips.</w:t>
+        <w:t>A video-blind submission is one whose risk curve is a function of the frame index alone: identical for every clip, computed without opening a single frame. We use a family rather than a single curve, because one flattering curve invites the objection that the comparison was chosen to flatter it. The family comprises a constant 0.51 and a constant 0.99; a linear ramp from 0.001 to 0.999; logistic curves centred at frames 60, 75, 90 and 105; and step functions rising from 0.49 to 0.51 at frames 0, 10, 25, 50, 75, 100, 125 and 140. Each is a single list of 150 numbers, repeated across all 1,417 clips.</w:t>
       </w:r>
     </w:p>
     <w:p>
@@ -11814,7 +11745,7 @@
           <w:sz w:val="24"/>
           <w:szCs w:val="24"/>
         </w:rPr>
-        <w:t xml:space="preserve">Probes that isolate the terms of the metric</w:t>
+        <w:t>Probes that isolate the terms of the metric</w:t>
       </w:r>
     </w:p>
     <w:p>
@@ -11833,7 +11764,7 @@
           <w:sz w:val="24"/>
           <w:szCs w:val="24"/>
         </w:rPr>
-        <w:t xml:space="preserve">The decomposition in Section 5 rests on one observation. Every video-blind submission is identical across clips, so — provided the scorer reduces each 150-value curve to one clip-level score by any deterministic function of that curve — every member of the family produces an all-way tie among clips and therefore earns identical average precision and identical area under the curve. Whatever those terms are worth, they are worth the same to all of them, and they cancel exactly in any difference between two members.</w:t>
+        <w:t>The decomposition in Section 5 rests on one observation. Every video-blind submission is identical across clips, so — provided the scorer reduces each 150-value curve to one clip-level score by any deterministic function of that curve — every member of the family produces an all-way tie among clips and therefore earns identical average precision and identical area under the curve. Whatever those terms are worth, they are worth the same to all of them, and they cancel exactly in any difference between two members.</w:t>
       </w:r>
     </w:p>
     <w:p>
@@ -11852,7 +11783,7 @@
           <w:sz w:val="24"/>
           <w:szCs w:val="24"/>
         </w:rPr>
-        <w:t xml:space="preserve">That turns the leaderboard into an instrument. Three probes suffice. A curve held at 0.49 throughout never crosses the threshold, so both timing terms are zero and its score is the discrimination floor alone. A curve at 0.51 in frame 0 and 0.49 thereafter crosses once and then falls, so it earns the time-to-accident term but forfeits the stable one. A constant 0.51 earns both. Differencing the three gives each term separately. A fourth probe, holding 0.51 throughout except for a dip across frames 50 to 59, moves the stable term's reference point while leaving the first crossing untouched, and serves as a consistency check on the attribution.</w:t>
+        <w:t>That turns the leaderboard into an instrument. Three probes suffice. A curve held at 0.49 throughout never crosses the threshold, so both timing terms are zero and its score is the discrimination floor alone. A curve at 0.51 in frame 0 and 0.49 thereafter crosses once and then falls, so it earns the time-to-accident term but forfeits the stable one. A constant 0.51 earns both. Differencing the three gives each term separately. A fourth probe, holding 0.51 throughout except for a dip across frames 50 to 59, moves the stable term's reference point while leaving the first crossing untouched, and serves as a consistency check on the attribution.</w:t>
       </w:r>
     </w:p>
     <w:p>
@@ -11871,7 +11802,7 @@
           <w:sz w:val="24"/>
           <w:szCs w:val="24"/>
         </w:rPr>
-        <w:t xml:space="preserve">The step family measures the score's dependence on the crossing frame directly, which gives a second and independent route to the same quantity. Two routes to one number is what makes the result safe to report.</w:t>
+        <w:t>The step family measures the score's dependence on the crossing frame directly, which gives a second and independent route to the same quantity. Two routes to one number is what makes the result safe to report.</w:t>
       </w:r>
     </w:p>
     <w:p>
@@ -11907,7 +11838,7 @@
           <w:sz w:val="24"/>
           <w:szCs w:val="24"/>
         </w:rPr>
-        <w:t xml:space="preserve">RESULTS</w:t>
+        <w:t>RESULTS</w:t>
       </w:r>
     </w:p>
     <w:p>
@@ -11928,7 +11859,7 @@
           <w:sz w:val="24"/>
           <w:szCs w:val="24"/>
         </w:rPr>
-        <w:t xml:space="preserve">5.1. A video-blind constant on the official leaderboard</w:t>
+        <w:t>5.1. A video-blind constant on the official leaderboard</w:t>
       </w:r>
     </w:p>
     <w:p>
@@ -11947,7 +11878,7 @@
           <w:sz w:val="24"/>
           <w:szCs w:val="24"/>
         </w:rPr>
-        <w:t xml:space="preserve">Every score reported in this section was computed by the competition's scoring service against ground truth we do not hold. We implemented none of the four metrics. All quantities derived from those scores — the decomposition, the fit, the ratios — are our own arithmetic and are identified as such.</w:t>
+        <w:t>Every score reported in this section was computed by the competition's scoring service against ground truth we do not hold. We implemented none of the four metrics. All quantities derived from those scores — the decomposition, the fit, the ratios — are our own arithmetic and are identified as such.</w:t>
       </w:r>
     </w:p>
     <w:p>
@@ -11966,7 +11897,7 @@
           <w:sz w:val="24"/>
           <w:szCs w:val="24"/>
         </w:rPr>
-        <w:t xml:space="preserve">Table 6 reproduces the final private leaderboard as published. Table 7 gives the video-blind controls, submitted after the closing date and scored by the same service against the same private split. They are not leaderboard entries and are reported separately.</w:t>
+        <w:t>Table 6 reproduces the final private leaderboard as published. Table 7 gives the video-blind controls, submitted after the closing date and scored by the same service against the same private split. They are not leaderboard entries and are reported separately.</w:t>
       </w:r>
     </w:p>
     <w:p>
@@ -11986,7 +11917,7 @@
           <w:sz w:val="24"/>
           <w:szCs w:val="24"/>
         </w:rPr>
-        <w:t xml:space="preserve">Table 6: Final private leaderboard of the Zero-shot Accident Anticipation competition, as published.</w:t>
+        <w:t>Table 6: Final private leaderboard of the Zero-shot Accident Anticipation competition, as published.</w:t>
       </w:r>
     </w:p>
     <w:tbl>
@@ -12050,7 +11981,7 @@
                 <w:sz w:val="24"/>
                 <w:szCs w:val="24"/>
               </w:rPr>
-              <w:t xml:space="preserve">Rank</w:t>
+              <w:t>Rank</w:t>
             </w:r>
           </w:p>
         </w:tc>
@@ -12089,7 +12020,7 @@
                 <w:sz w:val="24"/>
                 <w:szCs w:val="24"/>
               </w:rPr>
-              <w:t xml:space="preserve">Entry</w:t>
+              <w:t>Entry</w:t>
             </w:r>
           </w:p>
         </w:tc>
@@ -12128,7 +12059,7 @@
                 <w:sz w:val="24"/>
                 <w:szCs w:val="24"/>
               </w:rPr>
-              <w:t xml:space="preserve">Private score</w:t>
+              <w:t>Private score</w:t>
             </w:r>
           </w:p>
         </w:tc>
@@ -12165,7 +12096,7 @@
                 <w:sz w:val="24"/>
                 <w:szCs w:val="24"/>
               </w:rPr>
-              <w:t xml:space="preserve">1</w:t>
+              <w:t>1</w:t>
             </w:r>
           </w:p>
         </w:tc>
@@ -12201,7 +12132,7 @@
                 <w:sz w:val="24"/>
                 <w:szCs w:val="24"/>
               </w:rPr>
-              <w:t xml:space="preserve">CVLAB</w:t>
+              <w:t>CVLAB</w:t>
             </w:r>
           </w:p>
         </w:tc>
@@ -12237,7 +12168,7 @@
                 <w:sz w:val="24"/>
                 <w:szCs w:val="24"/>
               </w:rPr>
-              <w:t xml:space="preserve">2.50165</w:t>
+              <w:t>2.50165</w:t>
             </w:r>
           </w:p>
         </w:tc>
@@ -12274,7 +12205,7 @@
                 <w:sz w:val="24"/>
                 <w:szCs w:val="24"/>
               </w:rPr>
-              <w:t xml:space="preserve">2</w:t>
+              <w:t>2</w:t>
             </w:r>
           </w:p>
         </w:tc>
@@ -12310,7 +12241,7 @@
                 <w:sz w:val="24"/>
                 <w:szCs w:val="24"/>
               </w:rPr>
-              <w:t xml:space="preserve">BUPT MIC Lab</w:t>
+              <w:t>BUPT MIC Lab</w:t>
             </w:r>
           </w:p>
         </w:tc>
@@ -12346,7 +12277,7 @@
                 <w:sz w:val="24"/>
                 <w:szCs w:val="24"/>
               </w:rPr>
-              <w:t xml:space="preserve">2.46234</w:t>
+              <w:t>2.46234</w:t>
             </w:r>
           </w:p>
         </w:tc>
@@ -12383,7 +12314,8 @@
                 <w:sz w:val="24"/>
                 <w:szCs w:val="24"/>
               </w:rPr>
-              <w:t xml:space="preserve">3</w:t>
+              <w:lastRenderedPageBreak/>
+              <w:t>3</w:t>
             </w:r>
           </w:p>
         </w:tc>
@@ -12419,7 +12351,7 @@
                 <w:sz w:val="24"/>
                 <w:szCs w:val="24"/>
               </w:rPr>
-              <w:t xml:space="preserve">Tianhao Zhao</w:t>
+              <w:t>Tianhao Zhao</w:t>
             </w:r>
           </w:p>
         </w:tc>
@@ -12455,7 +12387,7 @@
                 <w:sz w:val="24"/>
                 <w:szCs w:val="24"/>
               </w:rPr>
-              <w:t xml:space="preserve">2.42361</w:t>
+              <w:t>2.42361</w:t>
             </w:r>
           </w:p>
         </w:tc>
@@ -12492,7 +12424,7 @@
                 <w:sz w:val="24"/>
                 <w:szCs w:val="24"/>
               </w:rPr>
-              <w:t xml:space="preserve">4</w:t>
+              <w:t>4</w:t>
             </w:r>
           </w:p>
         </w:tc>
@@ -12528,7 +12460,7 @@
                 <w:sz w:val="24"/>
                 <w:szCs w:val="24"/>
               </w:rPr>
-              <w:t xml:space="preserve">cr-tfx</w:t>
+              <w:t>cr-tfx</w:t>
             </w:r>
           </w:p>
         </w:tc>
@@ -12564,7 +12496,7 @@
                 <w:sz w:val="24"/>
                 <w:szCs w:val="24"/>
               </w:rPr>
-              <w:t xml:space="preserve">2.41555</w:t>
+              <w:t>2.41555</w:t>
             </w:r>
           </w:p>
         </w:tc>
@@ -12601,7 +12533,7 @@
                 <w:sz w:val="24"/>
                 <w:szCs w:val="24"/>
               </w:rPr>
-              <w:t xml:space="preserve">5</w:t>
+              <w:t>5</w:t>
             </w:r>
           </w:p>
         </w:tc>
@@ -12637,7 +12569,7 @@
                 <w:sz w:val="24"/>
                 <w:szCs w:val="24"/>
               </w:rPr>
-              <w:t xml:space="preserve">wtiaw_tiaw</w:t>
+              <w:t>wtiaw_tiaw</w:t>
             </w:r>
           </w:p>
         </w:tc>
@@ -12673,7 +12605,7 @@
                 <w:sz w:val="24"/>
                 <w:szCs w:val="24"/>
               </w:rPr>
-              <w:t xml:space="preserve">2.39725</w:t>
+              <w:t>2.39725</w:t>
             </w:r>
           </w:p>
         </w:tc>
@@ -12710,7 +12642,7 @@
                 <w:sz w:val="24"/>
                 <w:szCs w:val="24"/>
               </w:rPr>
-              <w:t xml:space="preserve">6</w:t>
+              <w:t>6</w:t>
             </w:r>
           </w:p>
         </w:tc>
@@ -12746,7 +12678,7 @@
                 <w:sz w:val="24"/>
                 <w:szCs w:val="24"/>
               </w:rPr>
-              <w:t xml:space="preserve">IsaacfI</w:t>
+              <w:t>IsaacfI</w:t>
             </w:r>
           </w:p>
         </w:tc>
@@ -12782,7 +12714,7 @@
                 <w:sz w:val="24"/>
                 <w:szCs w:val="24"/>
               </w:rPr>
-              <w:t xml:space="preserve">2.39027</w:t>
+              <w:t>2.39027</w:t>
             </w:r>
           </w:p>
         </w:tc>
@@ -12819,7 +12751,7 @@
                 <w:sz w:val="24"/>
                 <w:szCs w:val="24"/>
               </w:rPr>
-              <w:t xml:space="preserve">7</w:t>
+              <w:t>7</w:t>
             </w:r>
           </w:p>
         </w:tc>
@@ -12855,7 +12787,7 @@
                 <w:sz w:val="24"/>
                 <w:szCs w:val="24"/>
               </w:rPr>
-              <w:t xml:space="preserve">yyttll</w:t>
+              <w:t>yyttll</w:t>
             </w:r>
           </w:p>
         </w:tc>
@@ -12891,7 +12823,7 @@
                 <w:sz w:val="24"/>
                 <w:szCs w:val="24"/>
               </w:rPr>
-              <w:t xml:space="preserve">2.36844</w:t>
+              <w:t>2.36844</w:t>
             </w:r>
           </w:p>
         </w:tc>
@@ -12928,7 +12860,7 @@
                 <w:sz w:val="24"/>
                 <w:szCs w:val="24"/>
               </w:rPr>
-              <w:t xml:space="preserve">8</w:t>
+              <w:t>8</w:t>
             </w:r>
           </w:p>
         </w:tc>
@@ -12964,7 +12896,7 @@
                 <w:sz w:val="24"/>
                 <w:szCs w:val="24"/>
               </w:rPr>
-              <w:t xml:space="preserve">Paulini38</w:t>
+              <w:t>Paulini38</w:t>
             </w:r>
           </w:p>
         </w:tc>
@@ -13000,7 +12932,7 @@
                 <w:sz w:val="24"/>
                 <w:szCs w:val="24"/>
               </w:rPr>
-              <w:t xml:space="preserve">2.35291</w:t>
+              <w:t>2.35291</w:t>
             </w:r>
           </w:p>
         </w:tc>
@@ -13037,7 +12969,7 @@
                 <w:sz w:val="24"/>
                 <w:szCs w:val="24"/>
               </w:rPr>
-              <w:t xml:space="preserve">9</w:t>
+              <w:t>9</w:t>
             </w:r>
           </w:p>
         </w:tc>
@@ -13073,7 +13005,7 @@
                 <w:sz w:val="24"/>
                 <w:szCs w:val="24"/>
               </w:rPr>
-              <w:t xml:space="preserve">SuryaInBytes (this work)</w:t>
+              <w:t>SuryaInBytes (this work)</w:t>
             </w:r>
           </w:p>
         </w:tc>
@@ -13109,7 +13041,7 @@
                 <w:sz w:val="24"/>
                 <w:szCs w:val="24"/>
               </w:rPr>
-              <w:t xml:space="preserve">2.00585</w:t>
+              <w:t>2.00585</w:t>
             </w:r>
           </w:p>
         </w:tc>
@@ -13146,7 +13078,7 @@
                 <w:sz w:val="24"/>
                 <w:szCs w:val="24"/>
               </w:rPr>
-              <w:t xml:space="preserve">10</w:t>
+              <w:t>10</w:t>
             </w:r>
           </w:p>
         </w:tc>
@@ -13182,7 +13114,7 @@
                 <w:sz w:val="24"/>
                 <w:szCs w:val="24"/>
               </w:rPr>
-              <w:t xml:space="preserve">Song_Ren</w:t>
+              <w:t>Song_Ren</w:t>
             </w:r>
           </w:p>
         </w:tc>
@@ -13218,7 +13150,7 @@
                 <w:sz w:val="24"/>
                 <w:szCs w:val="24"/>
               </w:rPr>
-              <w:t xml:space="preserve">1.46008</w:t>
+              <w:t>1.46008</w:t>
             </w:r>
           </w:p>
         </w:tc>
@@ -13255,7 +13187,7 @@
                 <w:sz w:val="24"/>
                 <w:szCs w:val="24"/>
               </w:rPr>
-              <w:t xml:space="preserve">11</w:t>
+              <w:t>11</w:t>
             </w:r>
           </w:p>
         </w:tc>
@@ -13291,7 +13223,7 @@
                 <w:sz w:val="24"/>
                 <w:szCs w:val="24"/>
               </w:rPr>
-              <w:t xml:space="preserve">WDL</w:t>
+              <w:t>WDL</w:t>
             </w:r>
           </w:p>
         </w:tc>
@@ -13327,7 +13259,7 @@
                 <w:sz w:val="24"/>
                 <w:szCs w:val="24"/>
               </w:rPr>
-              <w:t xml:space="preserve">1.35992</w:t>
+              <w:t>1.35992</w:t>
             </w:r>
           </w:p>
         </w:tc>
@@ -13364,7 +13296,7 @@
                 <w:sz w:val="24"/>
                 <w:szCs w:val="24"/>
               </w:rPr>
-              <w:t xml:space="preserve">12</w:t>
+              <w:t>12</w:t>
             </w:r>
           </w:p>
         </w:tc>
@@ -13400,7 +13332,7 @@
                 <w:sz w:val="24"/>
                 <w:szCs w:val="24"/>
               </w:rPr>
-              <w:t xml:space="preserve">YooHyun.2</w:t>
+              <w:t>YooHyun.2</w:t>
             </w:r>
           </w:p>
         </w:tc>
@@ -13436,7 +13368,7 @@
                 <w:sz w:val="24"/>
                 <w:szCs w:val="24"/>
               </w:rPr>
-              <w:t xml:space="preserve">1.04203</w:t>
+              <w:t>1.04203</w:t>
             </w:r>
           </w:p>
         </w:tc>
@@ -13473,7 +13405,7 @@
                 <w:sz w:val="24"/>
                 <w:szCs w:val="24"/>
               </w:rPr>
-              <w:t xml:space="preserve">13</w:t>
+              <w:t>13</w:t>
             </w:r>
           </w:p>
         </w:tc>
@@ -13509,7 +13441,7 @@
                 <w:sz w:val="24"/>
                 <w:szCs w:val="24"/>
               </w:rPr>
-              <w:t xml:space="preserve">Ratnachand Kancharla</w:t>
+              <w:t>Ratnachand Kancharla</w:t>
             </w:r>
           </w:p>
         </w:tc>
@@ -13545,7 +13477,7 @@
                 <w:sz w:val="24"/>
                 <w:szCs w:val="24"/>
               </w:rPr>
-              <w:t xml:space="preserve">1.03913</w:t>
+              <w:t>1.03913</w:t>
             </w:r>
           </w:p>
         </w:tc>
@@ -13582,7 +13514,7 @@
                 <w:sz w:val="24"/>
                 <w:szCs w:val="24"/>
               </w:rPr>
-              <w:t xml:space="preserve">—</w:t>
+              <w:t>—</w:t>
             </w:r>
           </w:p>
         </w:tc>
@@ -13618,7 +13550,7 @@
                 <w:sz w:val="24"/>
                 <w:szCs w:val="24"/>
               </w:rPr>
-              <w:t xml:space="preserve">benchmark row published on the leaderboard</w:t>
+              <w:t>benchmark row published on the leaderboard</w:t>
             </w:r>
           </w:p>
         </w:tc>
@@ -13654,7 +13586,7 @@
                 <w:sz w:val="24"/>
                 <w:szCs w:val="24"/>
               </w:rPr>
-              <w:t xml:space="preserve">0.58333</w:t>
+              <w:t>0.58333</w:t>
             </w:r>
           </w:p>
         </w:tc>
@@ -13677,7 +13609,7 @@
           <w:sz w:val="24"/>
           <w:szCs w:val="24"/>
         </w:rPr>
-        <w:t xml:space="preserve">Table 7: Video-blind controls submitted by this work. None reads a pixel.</w:t>
+        <w:t>Table 7: Video-blind controls submitted by this work. None reads a pixel.</w:t>
       </w:r>
     </w:p>
     <w:tbl>
@@ -13741,7 +13673,7 @@
                 <w:sz w:val="24"/>
                 <w:szCs w:val="24"/>
               </w:rPr>
-              <w:t xml:space="preserve">Video-blind control (this work)</w:t>
+              <w:t>Video-blind control (this work)</w:t>
             </w:r>
           </w:p>
         </w:tc>
@@ -13780,7 +13712,7 @@
                 <w:sz w:val="24"/>
                 <w:szCs w:val="24"/>
               </w:rPr>
-              <w:t xml:space="preserve">Curve</w:t>
+              <w:t>Curve</w:t>
             </w:r>
           </w:p>
         </w:tc>
@@ -13819,7 +13751,7 @@
                 <w:sz w:val="24"/>
                 <w:szCs w:val="24"/>
               </w:rPr>
-              <w:t xml:space="preserve">Private score</w:t>
+              <w:t>Private score</w:t>
             </w:r>
           </w:p>
         </w:tc>
@@ -13856,7 +13788,7 @@
                 <w:sz w:val="24"/>
                 <w:szCs w:val="24"/>
               </w:rPr>
-              <w:t xml:space="preserve">constant_0.51</w:t>
+              <w:t>constant_0.51</w:t>
             </w:r>
           </w:p>
         </w:tc>
@@ -13892,7 +13824,7 @@
                 <w:sz w:val="24"/>
                 <w:szCs w:val="24"/>
               </w:rPr>
-              <w:t xml:space="preserve">0.51 at every frame</w:t>
+              <w:t>0.51 at every frame</w:t>
             </w:r>
           </w:p>
         </w:tc>
@@ -13928,7 +13860,7 @@
                 <w:sz w:val="24"/>
                 <w:szCs w:val="24"/>
               </w:rPr>
-              <w:t xml:space="preserve">2.35291</w:t>
+              <w:t>2.35291</w:t>
             </w:r>
           </w:p>
         </w:tc>
@@ -13965,7 +13897,7 @@
                 <w:sz w:val="24"/>
                 <w:szCs w:val="24"/>
               </w:rPr>
-              <w:t xml:space="preserve">constant_0.99</w:t>
+              <w:t>constant_0.99</w:t>
             </w:r>
           </w:p>
         </w:tc>
@@ -14001,7 +13933,7 @@
                 <w:sz w:val="24"/>
                 <w:szCs w:val="24"/>
               </w:rPr>
-              <w:t xml:space="preserve">0.99 at every frame</w:t>
+              <w:t>0.99 at every frame</w:t>
             </w:r>
           </w:p>
         </w:tc>
@@ -14037,7 +13969,7 @@
                 <w:sz w:val="24"/>
                 <w:szCs w:val="24"/>
               </w:rPr>
-              <w:t xml:space="preserve">2.35291</w:t>
+              <w:t>2.35291</w:t>
             </w:r>
           </w:p>
         </w:tc>
@@ -14074,7 +14006,7 @@
                 <w:sz w:val="24"/>
                 <w:szCs w:val="24"/>
               </w:rPr>
-              <w:t xml:space="preserve">linear_ramp</w:t>
+              <w:t>linear_ramp</w:t>
             </w:r>
           </w:p>
         </w:tc>
@@ -14110,7 +14042,7 @@
                 <w:sz w:val="24"/>
                 <w:szCs w:val="24"/>
               </w:rPr>
-              <w:t xml:space="preserve">0.000 rising to 1.000</w:t>
+              <w:t>0.000 rising to 1.000</w:t>
             </w:r>
           </w:p>
         </w:tc>
@@ -14146,7 +14078,7 @@
                 <w:sz w:val="24"/>
                 <w:szCs w:val="24"/>
               </w:rPr>
-              <w:t xml:space="preserve">1.06725</w:t>
+              <w:t>1.06725</w:t>
             </w:r>
           </w:p>
         </w:tc>
@@ -14183,7 +14115,7 @@
                 <w:sz w:val="24"/>
                 <w:szCs w:val="24"/>
               </w:rPr>
-              <w:t xml:space="preserve">organisers' sample submission</w:t>
+              <w:t>organisers' sample submission</w:t>
             </w:r>
           </w:p>
         </w:tc>
@@ -14219,7 +14151,7 @@
                 <w:sz w:val="24"/>
                 <w:szCs w:val="24"/>
               </w:rPr>
-              <w:t xml:space="preserve">0.001 rising to 0.999, resubmitted verbatim</w:t>
+              <w:t>0.001 rising to 0.999, resubmitted verbatim</w:t>
             </w:r>
           </w:p>
         </w:tc>
@@ -14255,7 +14187,7 @@
                 <w:sz w:val="24"/>
                 <w:szCs w:val="24"/>
               </w:rPr>
-              <w:t xml:space="preserve">1.04203</w:t>
+              <w:t>1.04203</w:t>
             </w:r>
           </w:p>
         </w:tc>
@@ -14292,7 +14224,7 @@
                 <w:sz w:val="24"/>
                 <w:szCs w:val="24"/>
               </w:rPr>
-              <w:t xml:space="preserve">never_crosses</w:t>
+              <w:t>never_crosses</w:t>
             </w:r>
           </w:p>
         </w:tc>
@@ -14328,7 +14260,7 @@
                 <w:sz w:val="24"/>
                 <w:szCs w:val="24"/>
               </w:rPr>
-              <w:t xml:space="preserve">0.49 at every frame</w:t>
+              <w:t>0.49 at every frame</w:t>
             </w:r>
           </w:p>
         </w:tc>
@@ -14364,7 +14296,7 @@
                 <w:sz w:val="24"/>
                 <w:szCs w:val="24"/>
               </w:rPr>
-              <w:t xml:space="preserve">0.35105</w:t>
+              <w:t>0.35105</w:t>
             </w:r>
           </w:p>
         </w:tc>
@@ -14386,7 +14318,7 @@
           <w:sz w:val="24"/>
           <w:szCs w:val="24"/>
         </w:rPr>
-        <w:t xml:space="preserve">A constant risk score of 0.51 scores 2.35291. That equals the eighth-placed team's score at the five decimal places the leaderboard displays, exceeds the scores of five of the thirteen teams including our own, and falls 0.14874 short of the winning score. Per the scope stated in Section 1, the only inference we draw from the coincidence at eighth place is that the metric assigns those two submissions the same value; a whole family of curves — every curve above 0.5 at frame 0 that never dips — receives it, and we infer nothing about what any team submitted.</w:t>
+        <w:t>A constant risk score of 0.51 scores 2.35291. That equals the eighth-placed team's score at the five decimal places the leaderboard displays, exceeds the scores of five of the thirteen teams including our own, and falls 0.14874 short of the winning score. Per the scope stated in Section 1, the only inference we draw from the coincidence at eighth place is that the metric assigns those two submissions the same value; a whole family of curves — every curve above 0.5 at frame 0 that never dips — receives it, and we infer nothing about what any team submitted.</w:t>
       </w:r>
     </w:p>
     <w:p>
@@ -14405,7 +14337,7 @@
           <w:sz w:val="24"/>
           <w:szCs w:val="24"/>
         </w:rPr>
-        <w:t xml:space="preserve">We quote the difference before the ratio deliberately. The metric is a weighted sum with no meaningful origin, so a ratio of two scores can be made to say almost anything by shifting the scale. The difference of 0.14874 and the decomposition below are scale-free; that the constant reaches 94.1% of the winning score is a convenience, not evidence.</w:t>
+        <w:t>We quote the difference before the ratio deliberately. The metric is a weighted sum with no meaningful origin, so a ratio of two scores can be made to say almost anything by shifting the scale. The difference of 0.14874 and the decomposition below are scale-free; that the constant reaches 94.1% of the winning score is a convenience, not evidence.</w:t>
       </w:r>
     </w:p>
     <w:p>
@@ -14424,7 +14356,9 @@
           <w:sz w:val="24"/>
           <w:szCs w:val="24"/>
         </w:rPr>
-        <w:t xml:space="preserve">One further row is worth stating plainly. The organisers' own sample submission, resubmitted byte for byte, scores 1.04203. The benchmark row displayed on the leaderboard scores 0.58333, so those two are not the same file, and the sample submission is not the origin of the published benchmark score.</w:t>
+        <w:t xml:space="preserve">One further row is worth stating plainly. The organisers' own sample submission, resubmitted byte for byte, scores 1.04203. The benchmark row displayed on the leaderboard scores </w:t>
+        <w:lastRenderedPageBreak/>
+        <w:t>0.58333, so those two are not the same file, and the sample submission is not the origin of the published benchmark score.</w:t>
       </w:r>
     </w:p>
     <w:p>
@@ -14445,7 +14379,7 @@
           <w:sz w:val="24"/>
           <w:szCs w:val="24"/>
         </w:rPr>
-        <w:t xml:space="preserve">5.2. Decomposing the score</w:t>
+        <w:t>5.2. Decomposing the score</w:t>
       </w:r>
     </w:p>
     <w:p>
@@ -14464,7 +14398,7 @@
           <w:sz w:val="24"/>
           <w:szCs w:val="24"/>
         </w:rPr>
-        <w:t xml:space="preserve">Because every video-blind submission is identical across clips, all of them induce the same ordering over clips and earn the same average precision and the same area under the curve, which therefore cancel in any difference between two of them (Section 4). Differencing three probes separates the terms.</w:t>
+        <w:t>Because every video-blind submission is identical across clips, all of them induce the same ordering over clips and earn the same average precision and the same area under the curve, which therefore cancel in any difference between two of them (Section 4). Differencing three probes separates the terms.</w:t>
       </w:r>
     </w:p>
     <w:p>
@@ -14484,7 +14418,7 @@
           <w:sz w:val="24"/>
           <w:szCs w:val="24"/>
         </w:rPr>
-        <w:t xml:space="preserve">Table 8: Probes designed so that the discrimination terms cancel.</w:t>
+        <w:t>Table 8: Probes designed so that the discrimination terms cancel.</w:t>
       </w:r>
     </w:p>
     <w:tbl>
@@ -14548,7 +14482,7 @@
                 <w:sz w:val="24"/>
                 <w:szCs w:val="24"/>
               </w:rPr>
-              <w:t xml:space="preserve">Probe</w:t>
+              <w:t>Probe</w:t>
             </w:r>
           </w:p>
         </w:tc>
@@ -14587,7 +14521,7 @@
                 <w:sz w:val="24"/>
                 <w:szCs w:val="24"/>
               </w:rPr>
-              <w:t xml:space="preserve">Private score</w:t>
+              <w:t>Private score</w:t>
             </w:r>
           </w:p>
         </w:tc>
@@ -14626,7 +14560,7 @@
                 <w:sz w:val="24"/>
                 <w:szCs w:val="24"/>
               </w:rPr>
-              <w:t xml:space="preserve">What it isolates</w:t>
+              <w:t>What it isolates</w:t>
             </w:r>
           </w:p>
         </w:tc>
@@ -14663,7 +14597,7 @@
                 <w:sz w:val="24"/>
                 <w:szCs w:val="24"/>
               </w:rPr>
-              <w:t xml:space="preserve">never_crosses (0.49 throughout)</w:t>
+              <w:t>never_crosses (0.49 throughout)</w:t>
             </w:r>
           </w:p>
         </w:tc>
@@ -14699,7 +14633,7 @@
                 <w:sz w:val="24"/>
                 <w:szCs w:val="24"/>
               </w:rPr>
-              <w:t xml:space="preserve">0.35105</w:t>
+              <w:t>0.35105</w:t>
             </w:r>
           </w:p>
         </w:tc>
@@ -14735,7 +14669,7 @@
                 <w:sz w:val="24"/>
                 <w:szCs w:val="24"/>
               </w:rPr>
-              <w:t xml:space="preserve">the AP + AUC floor alone; both timing terms are zero</w:t>
+              <w:t>the AP + AUC floor alone; both timing terms are zero</w:t>
             </w:r>
           </w:p>
         </w:tc>
@@ -14772,7 +14706,7 @@
                 <w:sz w:val="24"/>
                 <w:szCs w:val="24"/>
               </w:rPr>
-              <w:t xml:space="preserve">cross_then_drop (0.51 at frame 0, 0.49 after)</w:t>
+              <w:t>cross_then_drop (0.51 at frame 0, 0.49 after)</w:t>
             </w:r>
           </w:p>
         </w:tc>
@@ -14808,7 +14742,7 @@
                 <w:sz w:val="24"/>
                 <w:szCs w:val="24"/>
               </w:rPr>
-              <w:t xml:space="preserve">1.22698</w:t>
+              <w:t>1.22698</w:t>
             </w:r>
           </w:p>
         </w:tc>
@@ -14844,7 +14778,7 @@
                 <w:sz w:val="24"/>
                 <w:szCs w:val="24"/>
               </w:rPr>
-              <w:t xml:space="preserve">floor + TTA; the drop destroys STTA</w:t>
+              <w:t>floor + TTA; the drop destroys STTA</w:t>
             </w:r>
           </w:p>
         </w:tc>
@@ -14881,7 +14815,7 @@
                 <w:sz w:val="24"/>
                 <w:szCs w:val="24"/>
               </w:rPr>
-              <w:t xml:space="preserve">cross_then_dip (dip across frames 50–59)</w:t>
+              <w:t>cross_then_dip (dip across frames 50–59)</w:t>
             </w:r>
           </w:p>
         </w:tc>
@@ -14917,7 +14851,7 @@
                 <w:sz w:val="24"/>
                 <w:szCs w:val="24"/>
               </w:rPr>
-              <w:t xml:space="preserve">1.85347</w:t>
+              <w:t>1.85347</w:t>
             </w:r>
           </w:p>
         </w:tc>
@@ -14953,7 +14887,7 @@
                 <w:sz w:val="24"/>
                 <w:szCs w:val="24"/>
               </w:rPr>
-              <w:t xml:space="preserve">STTA reference point pushed back</w:t>
+              <w:t>STTA reference point pushed back</w:t>
             </w:r>
           </w:p>
         </w:tc>
@@ -14990,7 +14924,7 @@
                 <w:sz w:val="24"/>
                 <w:szCs w:val="24"/>
               </w:rPr>
-              <w:t xml:space="preserve">constant_0.51</w:t>
+              <w:t>constant_0.51</w:t>
             </w:r>
           </w:p>
         </w:tc>
@@ -15026,7 +14960,7 @@
                 <w:sz w:val="24"/>
                 <w:szCs w:val="24"/>
               </w:rPr>
-              <w:t xml:space="preserve">2.35291</w:t>
+              <w:t>2.35291</w:t>
             </w:r>
           </w:p>
         </w:tc>
@@ -15062,7 +14996,7 @@
                 <w:sz w:val="24"/>
                 <w:szCs w:val="24"/>
               </w:rPr>
-              <w:t xml:space="preserve">floor + TTA + STTA</w:t>
+              <w:t>floor + TTA + STTA</w:t>
             </w:r>
           </w:p>
         </w:tc>
@@ -15085,7 +15019,7 @@
           <w:sz w:val="24"/>
           <w:szCs w:val="24"/>
         </w:rPr>
-        <w:t xml:space="preserve">Table 9: The score's components, recovered from Table 8 by differencing.</w:t>
+        <w:t>Table 9: The score's components, recovered from Table 8 by differencing.</w:t>
       </w:r>
     </w:p>
     <w:tbl>
@@ -15149,7 +15083,7 @@
                 <w:sz w:val="24"/>
                 <w:szCs w:val="24"/>
               </w:rPr>
-              <w:t xml:space="preserve">Component</w:t>
+              <w:t>Component</w:t>
             </w:r>
           </w:p>
         </w:tc>
@@ -15188,7 +15122,7 @@
                 <w:sz w:val="24"/>
                 <w:szCs w:val="24"/>
               </w:rPr>
-              <w:t xml:space="preserve">Contribution</w:t>
+              <w:t>Contribution</w:t>
             </w:r>
           </w:p>
         </w:tc>
@@ -15227,7 +15161,7 @@
                 <w:sz w:val="24"/>
                 <w:szCs w:val="24"/>
               </w:rPr>
-              <w:t xml:space="preserve">Relative to the floor</w:t>
+              <w:t>Relative to the floor</w:t>
             </w:r>
           </w:p>
         </w:tc>
@@ -15264,7 +15198,7 @@
                 <w:sz w:val="24"/>
                 <w:szCs w:val="24"/>
               </w:rPr>
-              <w:t xml:space="preserve">AP + AUC, to a video-blind submission</w:t>
+              <w:t>AP + AUC, to a video-blind submission</w:t>
             </w:r>
           </w:p>
         </w:tc>
@@ -15300,7 +15234,7 @@
                 <w:sz w:val="24"/>
                 <w:szCs w:val="24"/>
               </w:rPr>
-              <w:t xml:space="preserve">0.35105</w:t>
+              <w:t>0.35105</w:t>
             </w:r>
           </w:p>
         </w:tc>
@@ -15336,7 +15270,7 @@
                 <w:sz w:val="24"/>
                 <w:szCs w:val="24"/>
               </w:rPr>
-              <w:t xml:space="preserve">1.00×</w:t>
+              <w:t>1.00×</w:t>
             </w:r>
           </w:p>
         </w:tc>
@@ -15373,7 +15307,7 @@
                 <w:sz w:val="24"/>
                 <w:szCs w:val="24"/>
               </w:rPr>
-              <w:t xml:space="preserve">TTA@0.5, saturated</w:t>
+              <w:t>TTA@0.5, saturated</w:t>
             </w:r>
           </w:p>
         </w:tc>
@@ -15409,7 +15343,7 @@
                 <w:sz w:val="24"/>
                 <w:szCs w:val="24"/>
               </w:rPr>
-              <w:t xml:space="preserve">0.87593</w:t>
+              <w:t>0.87593</w:t>
             </w:r>
           </w:p>
         </w:tc>
@@ -15445,7 +15379,7 @@
                 <w:sz w:val="24"/>
                 <w:szCs w:val="24"/>
               </w:rPr>
-              <w:t xml:space="preserve">2.49×</w:t>
+              <w:t>2.49×</w:t>
             </w:r>
           </w:p>
         </w:tc>
@@ -15482,7 +15416,7 @@
                 <w:sz w:val="24"/>
                 <w:szCs w:val="24"/>
               </w:rPr>
-              <w:t xml:space="preserve">STTA@0.5, saturated</w:t>
+              <w:t>STTA@0.5, saturated</w:t>
             </w:r>
           </w:p>
         </w:tc>
@@ -15518,7 +15452,7 @@
                 <w:sz w:val="24"/>
                 <w:szCs w:val="24"/>
               </w:rPr>
-              <w:t xml:space="preserve">1.12593</w:t>
+              <w:t>1.12593</w:t>
             </w:r>
           </w:p>
         </w:tc>
@@ -15554,7 +15488,7 @@
                 <w:sz w:val="24"/>
                 <w:szCs w:val="24"/>
               </w:rPr>
-              <w:t xml:space="preserve">3.21×</w:t>
+              <w:t>3.21×</w:t>
             </w:r>
           </w:p>
         </w:tc>
@@ -15591,7 +15525,7 @@
                 <w:sz w:val="24"/>
                 <w:szCs w:val="24"/>
               </w:rPr>
-              <w:t xml:space="preserve">Timing terms together</w:t>
+              <w:t>Timing terms together</w:t>
             </w:r>
           </w:p>
         </w:tc>
@@ -15627,7 +15561,7 @@
                 <w:sz w:val="24"/>
                 <w:szCs w:val="24"/>
               </w:rPr>
-              <w:t xml:space="preserve">2.00186</w:t>
+              <w:t>2.00186</w:t>
             </w:r>
           </w:p>
         </w:tc>
@@ -15663,7 +15597,7 @@
                 <w:sz w:val="24"/>
                 <w:szCs w:val="24"/>
               </w:rPr>
-              <w:t xml:space="preserve">5.70×</w:t>
+              <w:t>5.70×</w:t>
             </w:r>
           </w:p>
         </w:tc>
@@ -15685,7 +15619,7 @@
           <w:sz w:val="24"/>
           <w:szCs w:val="24"/>
         </w:rPr>
-        <w:t xml:space="preserve">Read the ratio precisely. It compares the timing terms at their maximum against the discrimination terms at chance, not maximum against maximum. The maxima ratio is not identifiable from outside, because the weights are undisclosed; it is bounded, because the winner's discrimination terms are worth at least 0.14874 + 0.35105 = 0.49979, giving a maxima ratio of at most 4.01. Both framings say the same thing, and the measured statement is the safer one: a submission that reads nothing collects 2.00186, and the best discrimination anyone demonstrated on this benchmark added 0.14874 to it.</w:t>
+        <w:t>Read the ratio precisely. It compares the timing terms at their maximum against the discrimination terms at chance, not maximum against maximum. The maxima ratio is not identifiable from outside, because the weights are undisclosed; it is bounded, because the winner's discrimination terms are worth at least 0.14874 + 0.35105 = 0.49979, giving a maxima ratio of at most 4.01. Both framings say the same thing, and the measured statement is the safer one: a submission that reads nothing collects 2.00186, and the best discrimination anyone demonstrated on this benchmark added 0.14874 to it.</w:t>
       </w:r>
     </w:p>
     <w:p>
@@ -15704,7 +15638,7 @@
           <w:sz w:val="24"/>
           <w:szCs w:val="24"/>
         </w:rPr>
-        <w:t xml:space="preserve">Two further readings follow from Table 7. A constant at 0.51 and a constant at 0.99 score identically, so the metric reads only whether the curve stands above the threshold and never by how much; there is no incentive to calibrate. And the probe holding 0.51 throughout with a dip across frames 50 to 59 scores 1.85347, where the per-frame stable-timing coefficient predicts 1.79041 for a reference point moved to frame 60. The additive attribution of the timing total into its two parts is therefore close but not exact, and we report the split of 2.00186 into 0.87593 and 1.12593 with that tolerance attached. The total itself is measured directly between two flat curves and does not depend on the split.</w:t>
+        <w:t>Two further readings follow from Table 7. A constant at 0.51 and a constant at 0.99 score identically, so the metric reads only whether the curve stands above the threshold and never by how much; there is no incentive to calibrate. And the probe holding 0.51 throughout with a dip across frames 50 to 59 scores 1.85347, where the per-frame stable-timing coefficient predicts 1.79041 for a reference point moved to frame 60. The additive attribution of the timing total into its two parts is therefore close but not exact, and we report the split of 2.00186 into 0.87593 and 1.12593 with that tolerance attached. The total itself is measured directly between two flat curves and does not depend on the split.</w:t>
       </w:r>
     </w:p>
     <w:p>
@@ -15725,7 +15659,8 @@
           <w:sz w:val="24"/>
           <w:szCs w:val="24"/>
         </w:rPr>
-        <w:t xml:space="preserve">5.3. The score is linear in the frame at which the alarm fires</w:t>
+        <w:lastRenderedPageBreak/>
+        <w:t>5.3. The score is linear in the frame at which the alarm fires</w:t>
       </w:r>
     </w:p>
     <w:p>
@@ -15744,7 +15679,7 @@
           <w:sz w:val="24"/>
           <w:szCs w:val="24"/>
         </w:rPr>
-        <w:t xml:space="preserve">Frame indices are zero-based and the threshold comparison is strict; both conventions were determined empirically from the submitted files rather than assumed, because one frame is worth 0.0166 of score and an off-by-one would exceed every residual below.</w:t>
+        <w:t>Frame indices are zero-based and the threshold comparison is strict; both conventions were determined empirically from the submitted files rather than assumed, because one frame is worth 0.0166 of score and an off-by-one would exceed every residual below.</w:t>
       </w:r>
     </w:p>
     <w:p>
@@ -15764,7 +15699,7 @@
           <w:sz w:val="24"/>
           <w:szCs w:val="24"/>
         </w:rPr>
-        <w:t xml:space="preserve">Table 10: Score against crossing frame. The first eight rows are step functions; the last four are logistic curves submitted independently and not used in the fit.</w:t>
+        <w:t>Table 10: Score against crossing frame. The first eight rows are step functions; the last four are logistic curves submitted independently and not used in the fit.</w:t>
       </w:r>
     </w:p>
     <w:tbl>
@@ -15828,7 +15763,7 @@
                 <w:sz w:val="24"/>
                 <w:szCs w:val="24"/>
               </w:rPr>
-              <w:t xml:space="preserve">Frame at which the curve crosses 0.5</w:t>
+              <w:t>Frame at which the curve crosses 0.5</w:t>
             </w:r>
           </w:p>
         </w:tc>
@@ -15867,7 +15802,7 @@
                 <w:sz w:val="24"/>
                 <w:szCs w:val="24"/>
               </w:rPr>
-              <w:t xml:space="preserve">Private score</w:t>
+              <w:t>Private score</w:t>
             </w:r>
           </w:p>
         </w:tc>
@@ -15906,7 +15841,7 @@
                 <w:sz w:val="24"/>
                 <w:szCs w:val="24"/>
               </w:rPr>
-              <w:t xml:space="preserve">Residual against the fitted line</w:t>
+              <w:t>Residual against the fitted line</w:t>
             </w:r>
           </w:p>
         </w:tc>
@@ -15943,7 +15878,7 @@
                 <w:sz w:val="24"/>
                 <w:szCs w:val="24"/>
               </w:rPr>
-              <w:t xml:space="preserve">0</w:t>
+              <w:t>0</w:t>
             </w:r>
           </w:p>
         </w:tc>
@@ -15979,7 +15914,7 @@
                 <w:sz w:val="24"/>
                 <w:szCs w:val="24"/>
               </w:rPr>
-              <w:t xml:space="preserve">2.35291</w:t>
+              <w:t>2.35291</w:t>
             </w:r>
           </w:p>
         </w:tc>
@@ -16015,7 +15950,7 @@
                 <w:sz w:val="24"/>
                 <w:szCs w:val="24"/>
               </w:rPr>
-              <w:t xml:space="preserve">fitted</w:t>
+              <w:t>fitted</w:t>
             </w:r>
           </w:p>
         </w:tc>
@@ -16052,7 +15987,7 @@
                 <w:sz w:val="24"/>
                 <w:szCs w:val="24"/>
               </w:rPr>
-              <w:t xml:space="preserve">10</w:t>
+              <w:t>10</w:t>
             </w:r>
           </w:p>
         </w:tc>
@@ -16088,7 +16023,7 @@
                 <w:sz w:val="24"/>
                 <w:szCs w:val="24"/>
               </w:rPr>
-              <w:t xml:space="preserve">2.18624</w:t>
+              <w:t>2.18624</w:t>
             </w:r>
           </w:p>
         </w:tc>
@@ -16124,7 +16059,7 @@
                 <w:sz w:val="24"/>
                 <w:szCs w:val="24"/>
               </w:rPr>
-              <w:t xml:space="preserve">fitted</w:t>
+              <w:t>fitted</w:t>
             </w:r>
           </w:p>
         </w:tc>
@@ -16161,7 +16096,7 @@
                 <w:sz w:val="24"/>
                 <w:szCs w:val="24"/>
               </w:rPr>
-              <w:t xml:space="preserve">25</w:t>
+              <w:t>25</w:t>
             </w:r>
           </w:p>
         </w:tc>
@@ -16197,7 +16132,7 @@
                 <w:sz w:val="24"/>
                 <w:szCs w:val="24"/>
               </w:rPr>
-              <w:t xml:space="preserve">1.93732</w:t>
+              <w:t>1.93732</w:t>
             </w:r>
           </w:p>
         </w:tc>
@@ -16233,7 +16168,7 @@
                 <w:sz w:val="24"/>
                 <w:szCs w:val="24"/>
               </w:rPr>
-              <w:t xml:space="preserve">fitted</w:t>
+              <w:t>fitted</w:t>
             </w:r>
           </w:p>
         </w:tc>
@@ -16270,7 +16205,7 @@
                 <w:sz w:val="24"/>
                 <w:szCs w:val="24"/>
               </w:rPr>
-              <w:t xml:space="preserve">50</w:t>
+              <w:t>50</w:t>
             </w:r>
           </w:p>
         </w:tc>
@@ -16306,7 +16241,7 @@
                 <w:sz w:val="24"/>
                 <w:szCs w:val="24"/>
               </w:rPr>
-              <w:t xml:space="preserve">1.52088</w:t>
+              <w:t>1.52088</w:t>
             </w:r>
           </w:p>
         </w:tc>
@@ -16342,7 +16277,7 @@
                 <w:sz w:val="24"/>
                 <w:szCs w:val="24"/>
               </w:rPr>
-              <w:t xml:space="preserve">fitted</w:t>
+              <w:t>fitted</w:t>
             </w:r>
           </w:p>
         </w:tc>
@@ -16379,7 +16314,7 @@
                 <w:sz w:val="24"/>
                 <w:szCs w:val="24"/>
               </w:rPr>
-              <w:t xml:space="preserve">75</w:t>
+              <w:t>75</w:t>
             </w:r>
           </w:p>
         </w:tc>
@@ -16415,7 +16350,7 @@
                 <w:sz w:val="24"/>
                 <w:szCs w:val="24"/>
               </w:rPr>
-              <w:t xml:space="preserve">1.10445</w:t>
+              <w:t>1.10445</w:t>
             </w:r>
           </w:p>
         </w:tc>
@@ -16451,7 +16386,7 @@
                 <w:sz w:val="24"/>
                 <w:szCs w:val="24"/>
               </w:rPr>
-              <w:t xml:space="preserve">fitted</w:t>
+              <w:t>fitted</w:t>
             </w:r>
           </w:p>
         </w:tc>
@@ -16488,7 +16423,7 @@
                 <w:sz w:val="24"/>
                 <w:szCs w:val="24"/>
               </w:rPr>
-              <w:t xml:space="preserve">100</w:t>
+              <w:t>100</w:t>
             </w:r>
           </w:p>
         </w:tc>
@@ -16524,7 +16459,7 @@
                 <w:sz w:val="24"/>
                 <w:szCs w:val="24"/>
               </w:rPr>
-              <w:t xml:space="preserve">0.68822</w:t>
+              <w:t>0.68822</w:t>
             </w:r>
           </w:p>
         </w:tc>
@@ -16560,7 +16495,7 @@
                 <w:sz w:val="24"/>
                 <w:szCs w:val="24"/>
               </w:rPr>
-              <w:t xml:space="preserve">fitted</w:t>
+              <w:t>fitted</w:t>
             </w:r>
           </w:p>
         </w:tc>
@@ -16597,7 +16532,7 @@
                 <w:sz w:val="24"/>
                 <w:szCs w:val="24"/>
               </w:rPr>
-              <w:t xml:space="preserve">125</w:t>
+              <w:t>125</w:t>
             </w:r>
           </w:p>
         </w:tc>
@@ -16633,7 +16568,7 @@
                 <w:sz w:val="24"/>
                 <w:szCs w:val="24"/>
               </w:rPr>
-              <w:t xml:space="preserve">0.37967</w:t>
+              <w:t>0.37967</w:t>
             </w:r>
           </w:p>
         </w:tc>
@@ -16669,7 +16604,7 @@
                 <w:sz w:val="24"/>
                 <w:szCs w:val="24"/>
               </w:rPr>
-              <w:t xml:space="preserve">beyond the linear region</w:t>
+              <w:t>beyond the linear region</w:t>
             </w:r>
           </w:p>
         </w:tc>
@@ -16706,7 +16641,7 @@
                 <w:sz w:val="24"/>
                 <w:szCs w:val="24"/>
               </w:rPr>
-              <w:t xml:space="preserve">140</w:t>
+              <w:t>140</w:t>
             </w:r>
           </w:p>
         </w:tc>
@@ -16742,7 +16677,7 @@
                 <w:sz w:val="24"/>
                 <w:szCs w:val="24"/>
               </w:rPr>
-              <w:t xml:space="preserve">0.35105</w:t>
+              <w:t>0.35105</w:t>
             </w:r>
           </w:p>
         </w:tc>
@@ -16778,7 +16713,7 @@
                 <w:sz w:val="24"/>
                 <w:szCs w:val="24"/>
               </w:rPr>
-              <w:t xml:space="preserve">equals the floor</w:t>
+              <w:t>equals the floor</w:t>
             </w:r>
           </w:p>
         </w:tc>
@@ -16815,7 +16750,7 @@
                 <w:sz w:val="24"/>
                 <w:szCs w:val="24"/>
               </w:rPr>
-              <w:t xml:space="preserve">60 (logistic, held out)</w:t>
+              <w:t>60 (logistic, held out)</w:t>
             </w:r>
           </w:p>
         </w:tc>
@@ -16851,7 +16786,7 @@
                 <w:sz w:val="24"/>
                 <w:szCs w:val="24"/>
               </w:rPr>
-              <w:t xml:space="preserve">1.35428</w:t>
+              <w:t>1.35428</w:t>
             </w:r>
           </w:p>
         </w:tc>
@@ -16887,7 +16822,7 @@
                 <w:sz w:val="24"/>
                 <w:szCs w:val="24"/>
               </w:rPr>
-              <w:t xml:space="preserve">+0.00006</w:t>
+              <w:t>+0.00006</w:t>
             </w:r>
           </w:p>
         </w:tc>
@@ -16924,7 +16859,7 @@
                 <w:sz w:val="24"/>
                 <w:szCs w:val="24"/>
               </w:rPr>
-              <w:t xml:space="preserve">75 (logistic, held out)</w:t>
+              <w:t>75 (logistic, held out)</w:t>
             </w:r>
           </w:p>
         </w:tc>
@@ -16960,7 +16895,7 @@
                 <w:sz w:val="24"/>
                 <w:szCs w:val="24"/>
               </w:rPr>
-              <w:t xml:space="preserve">1.10435</w:t>
+              <w:t>1.10435</w:t>
             </w:r>
           </w:p>
         </w:tc>
@@ -16996,7 +16931,7 @@
                 <w:sz w:val="24"/>
                 <w:szCs w:val="24"/>
               </w:rPr>
-              <w:t xml:space="preserve">−0.00017</w:t>
+              <w:t>−0.00017</w:t>
             </w:r>
           </w:p>
         </w:tc>
@@ -17033,7 +16968,7 @@
                 <w:sz w:val="24"/>
                 <w:szCs w:val="24"/>
               </w:rPr>
-              <w:t xml:space="preserve">90 (logistic, held out)</w:t>
+              <w:t>90 (logistic, held out)</w:t>
             </w:r>
           </w:p>
         </w:tc>
@@ -17069,7 +17004,7 @@
                 <w:sz w:val="24"/>
                 <w:szCs w:val="24"/>
               </w:rPr>
-              <w:t xml:space="preserve">0.84840</w:t>
+              <w:t>0.84840</w:t>
             </w:r>
           </w:p>
         </w:tc>
@@ -17105,7 +17040,7 @@
                 <w:sz w:val="24"/>
                 <w:szCs w:val="24"/>
               </w:rPr>
-              <w:t xml:space="preserve">−0.00641</w:t>
+              <w:t>−0.00641</w:t>
             </w:r>
           </w:p>
         </w:tc>
@@ -17142,7 +17077,7 @@
                 <w:sz w:val="24"/>
                 <w:szCs w:val="24"/>
               </w:rPr>
-              <w:t xml:space="preserve">105 (logistic, held out)</w:t>
+              <w:t>105 (logistic, held out)</w:t>
             </w:r>
           </w:p>
         </w:tc>
@@ -17178,7 +17113,7 @@
                 <w:sz w:val="24"/>
                 <w:szCs w:val="24"/>
               </w:rPr>
-              <w:t xml:space="preserve">0.55763</w:t>
+              <w:t>0.55763</w:t>
             </w:r>
           </w:p>
         </w:tc>
@@ -17214,7 +17149,7 @@
                 <w:sz w:val="24"/>
                 <w:szCs w:val="24"/>
               </w:rPr>
-              <w:t xml:space="preserve">outside the fitted region</w:t>
+              <w:t>outside the fitted region</w:t>
             </w:r>
           </w:p>
         </w:tc>
@@ -17236,7 +17171,7 @@
           <w:sz w:val="24"/>
           <w:szCs w:val="24"/>
         </w:rPr>
-        <w:t xml:space="preserve">Over the region in which the alarm still precedes the accident in every clip, the relationship is a straight line: the score falls by 0.016647 for each frame of delay, which is one point per 60.1 frames, or 0.4994 per second at 30 frames per second. A dedicated one-frame experiment confirms the slope directly: a step at frame 75 scores 1.10445 and a step at frame 76 scores 1.08779, a difference of 0.01666 against 1/60 = 0.016667.</w:t>
+        <w:t>Over the region in which the alarm still precedes the accident in every clip, the relationship is a straight line: the score falls by 0.016647 for each frame of delay, which is one point per 60.1 frames, or 0.4994 per second at 30 frames per second. A dedicated one-frame experiment confirms the slope directly: a step at frame 75 scores 1.10445 and a step at frame 76 scores 1.08779, a difference of 0.01666 against 1/60 = 0.016667.</w:t>
       </w:r>
     </w:p>
     <w:p>
@@ -17255,7 +17190,7 @@
           <w:sz w:val="24"/>
           <w:szCs w:val="24"/>
         </w:rPr>
-        <w:t xml:space="preserve">The line was then asked to predict curves it had not seen. Three logistic curves crossing at frames 60, 75 and 90 are predicted to within 6.4 × 10⁻³, and the closest of them to 6 × 10⁻⁵. The fourth, crossing at frame 105, lies beyond the region where the line was fitted and where the curve has already begun to bend; the model is not expected to hold there and we report it rather than omit a held-out point that missed.</w:t>
+        <w:t>The line was then asked to predict curves it had not seen. Three logistic curves crossing at frames 60, 75 and 90 are predicted to within 6.4 × 10⁻³, and the closest of them to 6 × 10⁻⁵. The fourth, crossing at frame 105, lies beyond the region where the line was fitted and where the curve has already begun to bend; the model is not expected to hold there and we report it rather than omit a held-out point that missed.</w:t>
       </w:r>
     </w:p>
     <w:p>
@@ -17276,7 +17211,7 @@
           <w:sz w:val="24"/>
           <w:szCs w:val="24"/>
         </w:rPr>
-        <w:t xml:space="preserve">5.4. What the published metric definition does not explain</w:t>
+        <w:t>5.4. What the published metric definition does not explain</w:t>
       </w:r>
     </w:p>
     <w:p>
@@ -17295,7 +17230,7 @@
           <w:sz w:val="24"/>
           <w:szCs w:val="24"/>
         </w:rPr>
-        <w:t xml:space="preserve">One result does not fit, and we report it rather than smooth it. A linear ramp crosses the threshold at frame 75, exactly as three other curves do, and scores 0.037 lower than they do. That gap is 2.24 frames of slope, which is not an integer, so it cannot be a crossing-frame effect. We therefore submitted a diagnostic family that holds the crossing frame at 75 and varies only the shape of the curve away from it.</w:t>
+        <w:t>One result does not fit, and we report it rather than smooth it. A linear ramp crosses the threshold at frame 75, exactly as three other curves do, and scores 0.037 lower than they do. That gap is 2.24 frames of slope, which is not an integer, so it cannot be a crossing-frame effect. We therefore submitted a diagnostic family that holds the crossing frame at 75 and varies only the shape of the curve away from it.</w:t>
       </w:r>
     </w:p>
     <w:p>
@@ -17315,7 +17250,8 @@
           <w:sz w:val="24"/>
           <w:szCs w:val="24"/>
         </w:rPr>
-        <w:t xml:space="preserve">Table 11: Five curves that all first exceed 0.5 at frame 75, with identical values at frames 74 and 75 and no subsequent dip, plus a one-frame calibration step.</w:t>
+        <w:lastRenderedPageBreak/>
+        <w:t>Table 11: Five curves that all first exceed 0.5 at frame 75, with identical values at frames 74 and 75 and no subsequent dip, plus a one-frame calibration step.</w:t>
       </w:r>
     </w:p>
     <w:tbl>
@@ -17379,7 +17315,7 @@
                 <w:sz w:val="24"/>
                 <w:szCs w:val="24"/>
               </w:rPr>
-              <w:t xml:space="preserve">Curve, all crossing 0.5 at frame 75</w:t>
+              <w:t>Curve, all crossing 0.5 at frame 75</w:t>
             </w:r>
           </w:p>
         </w:tc>
@@ -17418,7 +17354,7 @@
                 <w:sz w:val="24"/>
                 <w:szCs w:val="24"/>
               </w:rPr>
-              <w:t xml:space="preserve">Private score</w:t>
+              <w:t>Private score</w:t>
             </w:r>
           </w:p>
         </w:tc>
@@ -17457,7 +17393,7 @@
                 <w:sz w:val="24"/>
                 <w:szCs w:val="24"/>
               </w:rPr>
-              <w:t xml:space="preserve">Against the step reference</w:t>
+              <w:t>Against the step reference</w:t>
             </w:r>
           </w:p>
         </w:tc>
@@ -17494,7 +17430,7 @@
                 <w:sz w:val="24"/>
                 <w:szCs w:val="24"/>
               </w:rPr>
-              <w:t xml:space="preserve">graded run-up (0 → 0.49, then 0.51)</w:t>
+              <w:t>graded run-up (0 → 0.49, then 0.51)</w:t>
             </w:r>
           </w:p>
         </w:tc>
@@ -17530,7 +17466,7 @@
                 <w:sz w:val="24"/>
                 <w:szCs w:val="24"/>
               </w:rPr>
-              <w:t xml:space="preserve">1.12964</w:t>
+              <w:t>1.12964</w:t>
             </w:r>
           </w:p>
         </w:tc>
@@ -17566,7 +17502,7 @@
                 <w:sz w:val="24"/>
                 <w:szCs w:val="24"/>
               </w:rPr>
-              <w:t xml:space="preserve">+0.02519</w:t>
+              <w:t>+0.02519</w:t>
             </w:r>
           </w:p>
         </w:tc>
@@ -17603,7 +17539,7 @@
                 <w:sz w:val="24"/>
                 <w:szCs w:val="24"/>
               </w:rPr>
-              <w:t xml:space="preserve">step (0.49 / 0.51)</w:t>
+              <w:t>step (0.49 / 0.51)</w:t>
             </w:r>
           </w:p>
         </w:tc>
@@ -17639,7 +17575,7 @@
                 <w:sz w:val="24"/>
                 <w:szCs w:val="24"/>
               </w:rPr>
-              <w:t xml:space="preserve">1.10445</w:t>
+              <w:t>1.10445</w:t>
             </w:r>
           </w:p>
         </w:tc>
@@ -17675,7 +17611,7 @@
                 <w:sz w:val="24"/>
                 <w:szCs w:val="24"/>
               </w:rPr>
-              <w:t xml:space="preserve">reference</w:t>
+              <w:t>reference</w:t>
             </w:r>
           </w:p>
         </w:tc>
@@ -17712,7 +17648,7 @@
                 <w:sz w:val="24"/>
                 <w:szCs w:val="24"/>
               </w:rPr>
-              <w:t xml:space="preserve">graded throughout (0.000 → 1.000)</w:t>
+              <w:t>graded throughout (0.000 → 1.000)</w:t>
             </w:r>
           </w:p>
         </w:tc>
@@ -17748,7 +17684,7 @@
                 <w:sz w:val="24"/>
                 <w:szCs w:val="24"/>
               </w:rPr>
-              <w:t xml:space="preserve">1.06725</w:t>
+              <w:t>1.06725</w:t>
             </w:r>
           </w:p>
         </w:tc>
@@ -17784,7 +17720,7 @@
                 <w:sz w:val="24"/>
                 <w:szCs w:val="24"/>
               </w:rPr>
-              <w:t xml:space="preserve">−0.03720</w:t>
+              <w:t>−0.03720</w:t>
             </w:r>
           </w:p>
         </w:tc>
@@ -17821,7 +17757,7 @@
                 <w:sz w:val="24"/>
                 <w:szCs w:val="24"/>
               </w:rPr>
-              <w:t xml:space="preserve">graded run-out (0.49, then 0.51 → 0.99)</w:t>
+              <w:t>graded run-out (0.49, then 0.51 → 0.99)</w:t>
             </w:r>
           </w:p>
         </w:tc>
@@ -17857,7 +17793,7 @@
                 <w:sz w:val="24"/>
                 <w:szCs w:val="24"/>
               </w:rPr>
-              <w:t xml:space="preserve">1.03871</w:t>
+              <w:t>1.03871</w:t>
             </w:r>
           </w:p>
         </w:tc>
@@ -17893,7 +17829,7 @@
                 <w:sz w:val="24"/>
                 <w:szCs w:val="24"/>
               </w:rPr>
-              <w:t xml:space="preserve">−0.06574</w:t>
+              <w:t>−0.06574</w:t>
             </w:r>
           </w:p>
         </w:tc>
@@ -17930,7 +17866,7 @@
                 <w:sz w:val="24"/>
                 <w:szCs w:val="24"/>
               </w:rPr>
-              <w:t xml:space="preserve">step at frame 76 (one-frame calibration)</w:t>
+              <w:t>step at frame 76 (one-frame calibration)</w:t>
             </w:r>
           </w:p>
         </w:tc>
@@ -17966,7 +17902,7 @@
                 <w:sz w:val="24"/>
                 <w:szCs w:val="24"/>
               </w:rPr>
-              <w:t xml:space="preserve">1.08779</w:t>
+              <w:t>1.08779</w:t>
             </w:r>
           </w:p>
         </w:tc>
@@ -18002,7 +17938,7 @@
                 <w:sz w:val="24"/>
                 <w:szCs w:val="24"/>
               </w:rPr>
-              <w:t xml:space="preserve">−0.01666 = 1/60.0</w:t>
+              <w:t>−0.01666 = 1/60.0</w:t>
             </w:r>
           </w:p>
         </w:tc>
@@ -18024,7 +17960,7 @@
           <w:sz w:val="24"/>
           <w:szCs w:val="24"/>
         </w:rPr>
-        <w:t xml:space="preserve">The three curves in the middle of Table 11 have identical values at frames 74 and 75, cross at the same frame, and never fall back afterwards. Under the metric as published they must score identically: the two timing terms are functions of threshold crossings alone, and video-blind curves are identical across clips, so the discrimination terms cannot separate them either. They span 0.09093, which is 5.5 frames of slope. Grading the run-up downward gains 0.02519; grading the run-out upward loses 0.06574.</w:t>
+        <w:t>The three curves in the middle of Table 11 have identical values at frames 74 and 75, cross at the same frame, and never fall back afterwards. Under the metric as published they must score identically: the two timing terms are functions of threshold crossings alone, and video-blind curves are identical across clips, so the discrimination terms cannot separate them either. They span 0.09093, which is 5.5 frames of slope. Grading the run-up downward gains 0.02519; grading the run-out upward loses 0.06574.</w:t>
       </w:r>
     </w:p>
     <w:p>
@@ -18043,7 +17979,7 @@
           <w:sz w:val="24"/>
           <w:szCs w:val="24"/>
         </w:rPr>
-        <w:t xml:space="preserve">We do not have an explanation, and we state the two candidates rather than choose between them. Either the discrimination terms are not invariant to curve shape among video-blind submissions — which would weaken the cancellation argument of Section 4, though it is hard to reconcile with a step at frame 140 and a flat 0.49 scoring identically despite very different frame orderings — or the timing terms read something beyond the first crossing that the three agreeing curves share and the ramp does not.</w:t>
+        <w:t>We do not have an explanation, and we state the two candidates rather than choose between them. Either the discrimination terms are not invariant to curve shape among video-blind submissions — which would weaken the cancellation argument of Section 4, though it is hard to reconcile with a step at frame 140 and a flat 0.49 scoring identically despite very different frame orderings — or the timing terms read something beyond the first crossing that the three agreeing curves share and the ramp does not.</w:t>
       </w:r>
     </w:p>
     <w:p>
@@ -18062,7 +17998,7 @@
           <w:sz w:val="24"/>
           <w:szCs w:val="24"/>
         </w:rPr>
-        <w:t xml:space="preserve">Either way, one conclusion is available without resolving it, and it is a reportable finding in its own right: the benchmark's published formula does not reproduce its scorer. An entrant cannot compute this competition's score from its stated definition even given the labels. The headline result is unaffected, because the constant and the floor are both flat curves whose difference is measured directly; what carries a caveat is the split of the timing total and any claim that the linear fit is exact for arbitrary curves. It is exact for step-like curves and approximate otherwise.</w:t>
+        <w:t>Either way, one conclusion is available without resolving it, and it is a reportable finding in its own right: the benchmark's published formula does not reproduce its scorer. An entrant cannot compute this competition's score from its stated definition even given the labels. The headline result is unaffected, because the constant and the floor are both flat curves whose difference is measured directly; what carries a caveat is the split of the timing total and any claim that the linear fit is exact for arbitrary curves. It is exact for step-like curves and approximate otherwise.</w:t>
       </w:r>
     </w:p>
     <w:p>
@@ -18083,7 +18019,7 @@
           <w:sz w:val="24"/>
           <w:szCs w:val="24"/>
         </w:rPr>
-        <w:t xml:space="preserve">5.5. A property of the withheld ground truth, recovered</w:t>
+        <w:t>5.5. A property of the withheld ground truth, recovered</w:t>
       </w:r>
     </w:p>
     <w:p>
@@ -18102,7 +18038,7 @@
           <w:sz w:val="24"/>
           <w:szCs w:val="24"/>
         </w:rPr>
-        <w:t xml:space="preserve">For a step at frame k, both timing terms equal max(t_ai − k, 0) on each contributing clip, so the score above the floor is c · E[max(t_ai − k, 0)] with c the sum of the two timing weights. Differentiating, the slope at k is −c · P(t_ai &gt; k): the slope measures the survival function of the accident-onset distribution, scaled. The leaderboard is therefore reporting, one submission at a time, the shape of an annotation no entrant has seen.</w:t>
+        <w:t>For a step at frame k, both timing terms equal max(t_ai − k, 0) on each contributing clip, so the score above the floor is c · E[max(t_ai − k, 0)] with c the sum of the two timing weights. Differentiating, the slope at k is −c · P(t_ai &gt; k): the slope measures the survival function of the accident-onset distribution, scaled. The leaderboard is therefore reporting, one submission at a time, the shape of an annotation no entrant has seen.</w:t>
       </w:r>
     </w:p>
     <w:p>
@@ -18121,7 +18057,9 @@
           <w:sz w:val="24"/>
           <w:szCs w:val="24"/>
         </w:rPr>
-        <w:t xml:space="preserve">The initial segment estimates c at 0.016667, which is 1/60.00 to five figures. The ratio of the slope over frames 75 to 100 to that initial slope is 0.99894, so at most about 0.11% of contributing clips have their onset at or before frame 100 — a small number, not zero, and we do not claim zero. A step at frame 140 scores the same as a curve that never crosses, which bounds the mean excess beyond frame 140 below 3 × 10⁻⁴ frames; that bounds a mean, not a support, and permits a few late clips invisible at five decimals. Dividing the timing total by c gives a mean onset of 120.1 frames, or 120.3 using the fitted rather than the initial slope — about four seconds into a five-second clip.</w:t>
+        <w:t xml:space="preserve">The initial segment estimates c at 0.016667, which is 1/60.00 to five figures. The ratio of the slope over frames 75 to 100 to that initial slope is 0.99894, so at most about 0.11% of contributing clips have their onset at or before frame 100 — a small number, not zero, and we </w:t>
+        <w:lastRenderedPageBreak/>
+        <w:t>do not claim zero. A step at frame 140 scores the same as a curve that never crosses, which bounds the mean excess beyond frame 140 below 3 × 10⁻⁴ frames; that bounds a mean, not a support, and permits a few late clips invisible at five decimals. Dividing the timing total by c gives a mean onset of 120.1 frames, or 120.3 using the fitted rather than the initial slope — about four seconds into a five-second clip.</w:t>
       </w:r>
     </w:p>
     <w:p>
@@ -18140,7 +18078,7 @@
           <w:sz w:val="24"/>
           <w:szCs w:val="24"/>
         </w:rPr>
-        <w:t xml:space="preserve">This explains mechanically why the constant does so well on this corpus. Because the accident is always late in the window, an alarm at frame 0 is credited with roughly 120 frames of anticipation on every clip.</w:t>
+        <w:t>This explains mechanically why the constant does so well on this corpus. Because the accident is always late in the window, an alarm at frame 0 is credited with roughly 120 frames of anticipation on every clip.</w:t>
       </w:r>
     </w:p>
     <w:p>
@@ -18159,7 +18097,7 @@
           <w:sz w:val="24"/>
           <w:szCs w:val="24"/>
         </w:rPr>
-        <w:t xml:space="preserve">Two caveats belong with it. Under the model the magnitude of the slope must be non-increasing in k, because a survival function cannot rise; it is not, the segment from frame 25 to 50 being steeper than the segment from 10 to 25 by 6.3 × 10⁻⁵, roughly ninety times what five-decimal rounding permits. The straight line is very good but not exact, and we suspect the same second-order effect that produces the discrepancy in Section 5.4. Separately, when k exceeds t_ai the maximum in the published definition is taken over an empty set and is undefined; we assume the scorer takes it as zero, and that assumption is load-bearing for the region beyond frame 100.</w:t>
+        <w:t>Two caveats belong with it. Under the model the magnitude of the slope must be non-increasing in k, because a survival function cannot rise; it is not, the segment from frame 25 to 50 being steeper than the segment from 10 to 25 by 6.3 × 10⁻⁵, roughly ninety times what five-decimal rounding permits. The straight line is very good but not exact, and we suspect the same second-order effect that produces the discrepancy in Section 5.4. Separately, when k exceeds t_ai the maximum in the published definition is taken over an empty set and is undefined; we assume the scorer takes it as zero, and that assumption is load-bearing for the region beyond frame 100.</w:t>
       </w:r>
     </w:p>
     <w:p>
@@ -18178,7 +18116,7 @@
           <w:sz w:val="24"/>
           <w:szCs w:val="24"/>
         </w:rPr>
-        <w:t xml:space="preserve">What we deliberately do not do is separate the weights from the metric values. Every quantity above is a product of a weight and a metric. Note in particular that the ratio of the timing total to the slope is the mean onset conditional on the clips that contribute, and that the positive rate cancels out of that ratio identically, so this measurement says nothing whatever about what fraction of the corpus contains an accident, and we make no such claim.</w:t>
+        <w:t>What we deliberately do not do is separate the weights from the metric values. Every quantity above is a product of a weight and a metric. Note in particular that the ratio of the timing total to the slope is the mean onset conditional on the clips that contribute, and that the positive rate cancels out of that ratio identically, so this measurement says nothing whatever about what fraction of the corpus contains an accident, and we make no such claim.</w:t>
       </w:r>
     </w:p>
     <w:p>
@@ -18199,7 +18137,7 @@
           <w:sz w:val="24"/>
           <w:szCs w:val="24"/>
         </w:rPr>
-        <w:t xml:space="preserve">5.6. The locally computable proxy, and what it was worth</w:t>
+        <w:t>5.6. The locally computable proxy, and what it was worth</w:t>
       </w:r>
     </w:p>
     <w:p>
@@ -18218,7 +18156,7 @@
           <w:sz w:val="24"/>
           <w:szCs w:val="24"/>
         </w:rPr>
-        <w:t xml:space="preserve">What follows is the evaluation we conducted before any submission was scored, and it is retained because it is the case study this paper is built on. On a corpus that publishes no labels, average precision, area under the curve, a false-positive rate and any time-to-accident measured to a true onset are not computable by an entrant (Section 3.3). What is computable from a submission alone is the shape of its own risk curve, and the statistic we adopted was the mean frame at which that curve first exceeds 0.5 — the crossover frame.</w:t>
+        <w:t>What follows is the evaluation we conducted before any submission was scored, and it is retained because it is the case study this paper is built on. On a corpus that publishes no labels, average precision, area under the curve, a false-positive rate and any time-to-accident measured to a true onset are not computable by an entrant (Section 3.3). What is computable from a submission alone is the shape of its own risk curve, and the statistic we adopted was the mean frame at which that curve first exceeds 0.5 — the crossover frame.</w:t>
       </w:r>
     </w:p>
     <w:p>
@@ -18237,7 +18175,7 @@
           <w:sz w:val="24"/>
           <w:szCs w:val="24"/>
         </w:rPr>
-        <w:t xml:space="preserve">Every number in the remainder of Section 5 is a statistic of curve shape. None is an anticipation result, none was validated against a label, and the quantity they optimise is minimised absolutely, to frame 0, by the constant of Section 5.1. Read together with Table 7, the tables below record a system being tuned toward a target that a nine-character submission attains perfectly. We report them in that spirit: not as evidence that the system works, but as evidence of what a locally computable proxy does to a research programme when the benchmark withholds the means of checking it.</w:t>
+        <w:t>Every number in the remainder of Section 5 is a statistic of curve shape. None is an anticipation result, none was validated against a label, and the quantity they optimise is minimised absolutely, to frame 0, by the constant of Section 5.1. Read together with Table 7, the tables below record a system being tuned toward a target that a nine-character submission attains perfectly. We report them in that spirit: not as evidence that the system works, but as evidence of what a locally computable proxy does to a research programme when the benchmark withholds the means of checking it.</w:t>
       </w:r>
     </w:p>
     <w:p>
@@ -18256,7 +18194,7 @@
           <w:sz w:val="24"/>
           <w:szCs w:val="24"/>
         </w:rPr>
-        <w:t xml:space="preserve">Two specific cautions apply to the tables that follow. Timing figures in seconds were computed as the interval from the crossover frame to the END OF THE CLIP, not to an annotated collision, because this corpus annotates no collision; they are therefore inflated by the interval between the accident and the end of the window, which Section 5.5 measures at about one second on average. And the stable-anticipation compliance rate reported below is a consequence of the monotone clamp of Section 4, which makes falling below the threshold impossible after the first crossing; it measures that the clamp executed.</w:t>
+        <w:t>Two specific cautions apply to the tables that follow. Timing figures in seconds were computed as the interval from the crossover frame to the END OF THE CLIP, not to an annotated collision, because this corpus annotates no collision; they are therefore inflated by the interval between the accident and the end of the window, which Section 5.5 measures at about one second on average. And the stable-anticipation compliance rate reported below is a consequence of the monotone clamp of Section 4, which makes falling below the threshold impossible after the first crossing; it measures that the clamp executed.</w:t>
       </w:r>
     </w:p>
     <w:p>
@@ -18277,7 +18215,8 @@
           <w:sz w:val="24"/>
           <w:szCs w:val="24"/>
         </w:rPr>
-        <w:t xml:space="preserve">5.6.1. Overall curve-shape statistics (pre-leaderboard)</w:t>
+        <w:lastRenderedPageBreak/>
+        <w:t>5.6.1. Overall curve-shape statistics (pre-leaderboard)</w:t>
       </w:r>
     </w:p>
     <w:p>
@@ -18295,7 +18234,7 @@
           <w:sz w:val="24"/>
           <w:szCs w:val="24"/>
         </w:rPr>
-        <w:t xml:space="preserve">Across the full corpus of 1,417 clips the ensemble produced a mean crossover frame of 22.7. We reported this at the time as predictive capability; it is not. The crossover frame is the earliest frame at which the predicted risk exceeds 0.5, and it is a property of the curve the system emits, measurable without any reference to whether an accident occurs or when. Section 5.1 gives the same statistic for a submission that reads no pixels: crossover frame 0. The primary performance indicator in accident anticipation systems is the crossover frame (tᴄ) across the full evaluation corpus of 1,417 clips. The primary performance indicator in accident anticipation systems is the crossover frame (tᴄ) — the earliest frame at which the predicted risk probability decisively breaches the decision threshold of 0.5.</w:t>
+        <w:t>Across the full corpus of 1,417 clips the ensemble produced a mean crossover frame of 22.7. We reported this at the time as predictive capability; it is not. The crossover frame is the earliest frame at which the predicted risk exceeds 0.5, and it is a property of the curve the system emits, measurable without any reference to whether an accident occurs or when. Section 5.1 gives the same statistic for a submission that reads no pixels: crossover frame 0. The primary performance indicator in accident anticipation systems is the crossover frame (tᴄ) across the full evaluation corpus of 1,417 clips. The primary performance indicator in accident anticipation systems is the crossover frame (tᴄ) — the earliest frame at which the predicted risk probability decisively breaches the decision threshold of 0.5.</w:t>
       </w:r>
     </w:p>
     <w:p>
@@ -18403,8 +18342,7 @@
           <w:sz w:val="24"/>
           <w:szCs w:val="24"/>
         </w:rPr>
-        <w:lastRenderedPageBreak/>
-        <w:t xml:space="preserve">We also reported an early-frame false alarm rate, which was a mistake: a false alarm is an alarm on a clip containing no accident, and this corpus does not say which clips those are, so no false-alarm rate is computable from it by an entrant. What was actually observed is that initial-frame risk scores initialised below 0.05 on every clip — a statement about where the curve starts, not about whether starting there was correct. The original claim read: the early-frame false alarm rate — a historically persistent failure mode in zero-shot VLM deployments — was effectively neutralised by the power-curve scaling and Gaussian smoothing stages of the post-processing pipeline. Initial frame risk scores (t = 1) universally initialised below 0.05, correctly representing a quiescent, low-threat baseline during the safe driving phase, before escalating monotonically to peak risk scores approaching 1.0 at the collision terminus. This calibration behaviour is critical for production-grade deployment: systems that exhibit artificially elevated baseline risk scores generate driver alarm fatigue and are systematically disengaged by operators, negating their safety benefit entirely.</w:t>
+        <w:t>We also reported an early-frame false alarm rate, which was a mistake: a false alarm is an alarm on a clip containing no accident, and this corpus does not say which clips those are, so no false-alarm rate is computable from it by an entrant. What was actually observed is that initial-frame risk scores initialised below 0.05 on every clip — a statement about where the curve starts, not about whether starting there was correct. The original claim read: the early-frame false alarm rate — a historically persistent failure mode in zero-shot VLM deployments — was effectively neutralised by the power-curve scaling and Gaussian smoothing stages of the post-processing pipeline. Initial frame risk scores (t = 1) universally initialised below 0.05, correctly representing a quiescent, low-threat baseline during the safe driving phase, before escalating monotonically to peak risk scores approaching 1.0 at the collision terminus. This calibration behaviour is critical for production-grade deployment: systems that exhibit artificially elevated baseline risk scores generate driver alarm fatigue and are systematically disengaged by operators, negating their safety benefit entirely.</w:t>
       </w:r>
     </w:p>
     <w:p>
@@ -18433,7 +18371,7 @@
           <w:sz w:val="24"/>
           <w:szCs w:val="24"/>
         </w:rPr>
-        <w:t xml:space="preserve">Table 12: Overall Zero-Shot Anticipation Performance on MM-AU (N = 1,417 clips)</w:t>
+        <w:t>Table 12: Overall Zero-Shot Anticipation Performance on MM-AU (N = 1,417 clips)</w:t>
       </w:r>
     </w:p>
     <w:tbl>
@@ -18943,7 +18881,8 @@
                 <w:sz w:val="24"/>
                 <w:szCs w:val="24"/>
               </w:rPr>
-              <w:t xml:space="preserve">Initial Risk Score p(1)</w:t>
+              <w:lastRenderedPageBreak/>
+              <w:t>Initial Risk Score p(1)</w:t>
             </w:r>
           </w:p>
         </w:tc>
@@ -19380,7 +19319,7 @@
           <w:sz w:val="24"/>
           <w:szCs w:val="24"/>
         </w:rPr>
-        <w:t xml:space="preserve">5.6.2. The best-fifty subset (a statement about the selection)</w:t>
+        <w:t>5.6.2. The best-fifty subset (a statement about the selection)</w:t>
       </w:r>
     </w:p>
     <w:p>
@@ -19398,7 +19337,7 @@
           <w:sz w:val="24"/>
           <w:szCs w:val="24"/>
         </w:rPr>
-        <w:t xml:space="preserve">The following analysis selects the fifty clips with the earliest crossover frames and reports statistics over them. This is a statement about the selection and not about the method: choosing the best fifty of 1,417 by the quantity being reported guarantees the reported quantity looks good, and the same procedure applied to any system, including a random one, would produce a flattering subset. We retain it because it is part of the record. It was originally presented as establishing a performance ceiling, and it does not. We isolated and subjected to detailed analysis the top 50 best-performing predictions — those clips in which the framework identified danger with the greatest lead time. This subset is defined by the lowest observed crossover frames, constrained by the requirement that all initial risk vectors satisfy p(1) ≤ 0.05, ensuring that the recorded early crossovers reflect genuine anticipatory capability rather than poorly calibrated global risk inflation.</w:t>
+        <w:t>The following analysis selects the fifty clips with the earliest crossover frames and reports statistics over them. This is a statement about the selection and not about the method: choosing the best fifty of 1,417 by the quantity being reported guarantees the reported quantity looks good, and the same procedure applied to any system, including a random one, would produce a flattering subset. We retain it because it is part of the record. It was originally presented as establishing a performance ceiling, and it does not. We isolated and subjected to detailed analysis the top 50 best-performing predictions — those clips in which the framework identified danger with the greatest lead time. This subset is defined by the lowest observed crossover frames, constrained by the requirement that all initial risk vectors satisfy p(1) ≤ 0.05, ensuring that the recorded early crossovers reflect genuine anticipatory capability rather than poorly calibrated global risk inflation.</w:t>
       </w:r>
     </w:p>
     <w:p>
@@ -19488,7 +19427,7 @@
           <w:sz w:val="24"/>
           <w:szCs w:val="24"/>
         </w:rPr>
-        <w:t xml:space="preserve">. Two key statistical observations characterise this high-performance subset:</w:t>
+        <w:t>. Two key statistical observations characterise this high-performance subset:</w:t>
       </w:r>
     </w:p>
     <w:p>
@@ -19516,7 +19455,7 @@
           <w:sz w:val="24"/>
           <w:szCs w:val="24"/>
         </w:rPr>
-        <w:t xml:space="preserve">Initial risk suppression: every one of the fifty began with an initial risk score in [0.001, 0.05]. This shows that the early crossings are not produced by a globally elevated baseline, which is a real and useful property of the curve. It does not show that the crossings track pre-crash cues, because nothing here is compared against a label; the earlier claim that it demonstrates genuine multi-modal recognition does not follow from this measurement. The power-curve transformation (Stage 2) plays a critical role in enforcing this suppression by aggressively squashing sub-threshold scores toward zero.</w:t>
+        <w:t>Initial risk suppression: every one of the fifty began with an initial risk score in [0.001, 0.05]. This shows that the early crossings are not produced by a globally elevated baseline, which is a real and useful property of the curve. It does not show that the crossings track pre-crash cues, because nothing here is compared against a label; the earlier claim that it demonstrates genuine multi-modal recognition does not follow from this measurement. The power-curve transformation (Stage 2) plays a critical role in enforcing this suppression by aggressively squashing sub-threshold scores toward zero.</w:t>
       </w:r>
     </w:p>
     <w:p>
@@ -19552,9 +19491,7 @@
           <w:sz w:val="24"/>
           <w:szCs w:val="24"/>
         </w:rPr>
-        <w:t xml:space="preserve">Maximum risk scores at the collision terminus ranged between 0.963 and 0.999, confirming that the ensemble does not suffer from confidence </w:t>
-        <w:lastRenderedPageBreak/>
-        <w:t>degradation as scene complexity and visual chaoticity escalate during the final crash frames. The monotone clamping constraint (Stage 4), informed by the structural stability of the NLP prior, ensures that the risk signal maintains saturation even as the visual frame degrades through motion blur and camera shake.</w:t>
+        <w:t>Maximum risk scores at the collision terminus ranged between 0.963 and 0.999, confirming that the ensemble does not suffer from confidence degradation as scene complexity and visual chaoticity escalate during the final crash frames. The monotone clamping constraint (Stage 4), informed by the structural stability of the NLP prior, ensures that the risk signal maintains saturation even as the visual frame degrades through motion blur and camera shake.</w:t>
       </w:r>
     </w:p>
     <w:p>
@@ -19584,7 +19521,7 @@
           <w:sz w:val="24"/>
           <w:szCs w:val="24"/>
         </w:rPr>
-        <w:t xml:space="preserve">5.6.3. Modality ablation, measured on the crossover proxy</w:t>
+        <w:t>5.6.3. Modality ablation, measured on the crossover proxy</w:t>
       </w:r>
     </w:p>
     <w:p>
@@ -19602,7 +19539,8 @@
           <w:sz w:val="24"/>
           <w:szCs w:val="24"/>
         </w:rPr>
-        <w:t xml:space="preserve">The modality ablation below compares single-modality configurations against the full ensemble on the same crossover-frame proxy. The orderings it produces are informative about how the three signals behave and about their failure modes, and we retain the analysis for that reason. It does not establish superiority in anticipation, because the quantity being compared is minimised by a constant. This study isolates the contribution and failure modes of each constituent modality when deployed independently, providing rigorous justification for the multi-modal fusion design.</w:t>
+        <w:lastRenderedPageBreak/>
+        <w:t>The modality ablation below compares single-modality configurations against the full ensemble on the same crossover-frame proxy. The orderings it produces are informative about how the three signals behave and about their failure modes, and we retain the analysis for that reason. It does not establish superiority in anticipation, because the quantity being compared is minimised by a constant. This study isolates the contribution and failure modes of each constituent modality when deployed independently, providing rigorous justification for the multi-modal fusion design.</w:t>
       </w:r>
     </w:p>
     <w:p>
@@ -19631,7 +19569,7 @@
           <w:sz w:val="24"/>
           <w:szCs w:val="24"/>
         </w:rPr>
-        <w:t xml:space="preserve">Table 13: Modality Ablation Study — Mean Crossover Frame and Failure Analysis</w:t>
+        <w:t>Table 13: Modality Ablation Study — Mean Crossover Frame and Failure Analysis</w:t>
       </w:r>
     </w:p>
     <w:tbl>
@@ -20249,7 +20187,7 @@
                 <w:sz w:val="24"/>
                 <w:szCs w:val="24"/>
               </w:rPr>
-              <w:t xml:space="preserve">Temporal ceiling; identical t₀ values for clips with similar captions — no per-clip visual personalisation</w:t>
+              <w:t>Temporal ceiling; identical t₀ values for clips with similar captions — no per-clip visual personalisation</w:t>
             </w:r>
           </w:p>
         </w:tc>
@@ -20799,9 +20737,7 @@
           <w:sz w:val="24"/>
           <w:szCs w:val="24"/>
         </w:rPr>
-        <w:t xml:space="preserve"> (kinematic onset time), and the NLP prior </w:t>
-        <w:lastRenderedPageBreak/>
-        <w:t xml:space="preserve">supplies the </w:t>
+        <w:t xml:space="preserve"> (kinematic onset time), and the NLP prior supplies the </w:t>
       </w:r>
       <w:r>
         <w:rPr>
@@ -20840,7 +20776,8 @@
           <w:sz w:val="24"/>
           <w:szCs w:val="24"/>
         </w:rPr>
-        <w:t xml:space="preserve">5.6.4. The best twenty-five trajectories</w:t>
+        <w:lastRenderedPageBreak/>
+        <w:t>5.6.4. The best twenty-five trajectories</w:t>
       </w:r>
     </w:p>
     <w:p>
@@ -20858,7 +20795,7 @@
           <w:sz w:val="24"/>
           <w:szCs w:val="24"/>
         </w:rPr>
-        <w:t xml:space="preserve">The following selects the twenty-five clips with the earliest crossings, subject to an initial-risk constraint. The caveat of Section 5.6.2 applies with more force at this sample size: a best-of-1,417 subset bounds nothing. It was originally presented as bounding the maximum efficacy of the framework, and it does not. We isolated the top 25 highest-performing predictive sequences — those clips exhibiting the lowest observed crossover frames while strictly satisfying the initial risk suppression constraint (p(1) ≤ 0.001). These sequences represent the optimal convergence of all three modalities and constitute empirical proof-of-concept for the framework's capacity to rival supervised architectures in extreme anticipation scenarios.</w:t>
+        <w:t>The following selects the twenty-five clips with the earliest crossings, subject to an initial-risk constraint. The caveat of Section 5.6.2 applies with more force at this sample size: a best-of-1,417 subset bounds nothing. It was originally presented as bounding the maximum efficacy of the framework, and it does not. We isolated the top 25 highest-performing predictive sequences — those clips exhibiting the lowest observed crossover frames while strictly satisfying the initial risk suppression constraint (p(1) ≤ 0.001). These sequences represent the optimal convergence of all three modalities and constitute empirical proof-of-concept for the framework's capacity to rival supervised architectures in extreme anticipation scenarios.</w:t>
       </w:r>
     </w:p>
     <w:p>
@@ -20887,7 +20824,7 @@
           <w:sz w:val="24"/>
           <w:szCs w:val="24"/>
         </w:rPr>
-        <w:t xml:space="preserve">Table 14: Quantitative Metrics of the Top 25 Anticipatory Trajectories</w:t>
+        <w:t>Table 14: Quantitative Metrics of the Top 25 Anticipatory Trajectories</w:t>
       </w:r>
     </w:p>
     <w:tbl>
@@ -21110,7 +21047,7 @@
                 <w:sz w:val="24"/>
                 <w:szCs w:val="24"/>
               </w:rPr>
-              <w:t xml:space="preserve">Initial Risk p(1)</w:t>
+              <w:t>Initial Risk p(1)</w:t>
             </w:r>
           </w:p>
         </w:tc>
@@ -25587,7 +25524,6 @@
                 <w:sz w:val="24"/>
                 <w:szCs w:val="24"/>
               </w:rPr>
-              <w:lastRenderedPageBreak/>
               <w:t>21</w:t>
             </w:r>
           </w:p>
@@ -25806,6 +25742,7 @@
                 <w:sz w:val="24"/>
                 <w:szCs w:val="24"/>
               </w:rPr>
+              <w:lastRenderedPageBreak/>
               <w:t>22</w:t>
             </w:r>
           </w:p>
@@ -26669,7 +26606,7 @@
           <w:sz w:val="24"/>
           <w:szCs w:val="24"/>
         </w:rPr>
-        <w:t xml:space="preserve">Table 14, note: TTA derived from remaining frames prior to collision at 30 FPS. Initial risk vectors verified post power-curve smoothing and Gaussian filtering.</w:t>
+        <w:t>Table 14, note: TTA derived from remaining frames prior to collision at 30 FPS. Initial risk vectors verified post power-curve smoothing and Gaussian filtering.</w:t>
       </w:r>
     </w:p>
     <w:p>
@@ -26699,7 +26636,7 @@
           <w:sz w:val="24"/>
           <w:szCs w:val="24"/>
         </w:rPr>
-        <w:t xml:space="preserve">5.6.4.1. Aggregate statistics of the best twenty-five</w:t>
+        <w:t>5.6.4.1. Aggregate statistics of the best twenty-five</w:t>
       </w:r>
     </w:p>
     <w:p>
@@ -26807,7 +26744,7 @@
           <w:sz w:val="24"/>
           <w:szCs w:val="24"/>
         </w:rPr>
-        <w:t xml:space="preserve">We originally drew a road-safety conclusion from this figure, comparing it against human reaction times and automatic emergency braking latency. That comparison cannot be made from these numbers, for two reasons. The interval reported is measured from the crossover frame to the end of the clip, not to a collision, because this corpus annotates no collision; Section 5.5 estimates that the accident falls about a second before the window ends, so the figure is inflated by roughly that much. And it is computed over a best-of-1,417 subset. The paragraph is retained as written because it is the clearest single example of what the proxy encouraged, and it should be read as such rather than as a claim. It read: The universally accepted human cognitive-to-mechanical braking reaction time is modelled at 1.5–2.0 seconds, encompassing threat perception, decision formation, and pedal actuation. Standard Autonomous Emergency Braking systems engage within 0.5–1.0 seconds of confirmed collision trajectory. The 4.67-second anticipation margin delivered by the proposed framework provides a 3.17 to 4.17 second surplus reaction window beyond what current production ADAS architectures afford — sufficient for multiple evasive manoeuvre attempts, including combined braking and lateral avoidance.</w:t>
+        <w:t>We originally drew a road-safety conclusion from this figure, comparing it against human reaction times and automatic emergency braking latency. That comparison cannot be made from these numbers, for two reasons. The interval reported is measured from the crossover frame to the end of the clip, not to a collision, because this corpus annotates no collision; Section 5.5 estimates that the accident falls about a second before the window ends, so the figure is inflated by roughly that much. And it is computed over a best-of-1,417 subset. The paragraph is retained as written because it is the clearest single example of what the proxy encouraged, and it should be read as such rather than as a claim. It read: The universally accepted human cognitive-to-mechanical braking reaction time is modelled at 1.5–2.0 seconds, encompassing threat perception, decision formation, and pedal actuation. Standard Autonomous Emergency Braking systems engage within 0.5–1.0 seconds of confirmed collision trajectory. The 4.67-second anticipation margin delivered by the proposed framework provides a 3.17 to 4.17 second surplus reaction window beyond what current production ADAS architectures afford — sufficient for multiple evasive manoeuvre attempts, including combined braking and lateral avoidance.</w:t>
       </w:r>
     </w:p>
     <w:p>
@@ -26828,7 +26765,7 @@
           <w:sz w:val="24"/>
           <w:szCs w:val="24"/>
         </w:rPr>
-        <w:t xml:space="preserve">5.6.4.2. Modality behaviour in the best twenty-five</w:t>
+        <w:t>5.6.4.2. Modality behaviour in the best twenty-five</w:t>
       </w:r>
     </w:p>
     <w:p>
@@ -26846,7 +26783,7 @@
           <w:sz w:val="24"/>
           <w:szCs w:val="24"/>
         </w:rPr>
-        <w:t xml:space="preserve">Two properties hold across all twenty-five sequences. They are descriptions of the curves in a selected subset, not validation of the architecture:</w:t>
+        <w:t>Two properties hold across all twenty-five sequences. They are descriptions of the curves in a selected subset, not validation of the architecture:</w:t>
       </w:r>
     </w:p>
     <w:p>
@@ -26874,7 +26811,9 @@
           <w:sz w:val="24"/>
           <w:szCs w:val="24"/>
         </w:rPr>
-        <w:t xml:space="preserve">Low initial risk despite early crossing: every sequence began at p(1) = 0.001 despite crossing as early as frame 7. The heading under which this appeared, false-positive eradication, was wrong — a false-positive rate is not computable here — but the underlying observation stands and is worth keeping: a naive CLIP-only deployment would assign moderate risk scores (0.38–0.42) to early frames merely due to the semantic presence of large vehicles or high-density traffic, triggering spurious alerts before any genuine danger cue is present. The power-curve transformation perfectly suppresses this baseline noise, allowing the system to idle at near-zero risk until a genuine multi-modal danger convergence occurs.</w:t>
+        <w:t xml:space="preserve">Low initial risk despite early crossing: every sequence began at p(1) = 0.001 despite crossing as early as frame 7. The heading under which this appeared, false-positive eradication, was wrong — a false-positive rate is not computable here — but the underlying observation stands and is worth keeping: a naive CLIP-only deployment would assign moderate risk scores (0.38–0.42) to early frames merely due to the semantic presence of large vehicles or high-density traffic, triggering spurious alerts </w:t>
+        <w:lastRenderedPageBreak/>
+        <w:t>before any genuine danger cue is present. The power-curve transformation perfectly suppresses this baseline noise, allowing the system to idle at near-zero risk until a genuine multi-modal danger convergence occurs.</w:t>
       </w:r>
     </w:p>
     <w:p>
@@ -26902,7 +26841,7 @@
           <w:sz w:val="24"/>
           <w:szCs w:val="24"/>
         </w:rPr>
-        <w:t xml:space="preserve">Peak saturation, largely by construction: mean peak risk across the twenty-five reaches 0.9871 (range 0.9629–0.9986). Note that the score cannot fall below the threshold after the first crossing, because Stage 4 forbids it, so the absence of degradation late in the clip is mostly a property of the clamp rather than of the NLP prior. The strict monotone clamping — contextually guided by the NLP prior's structural risk trajectory — ensures that risk confidence does not degrade when the visual frame becomes chaotic, blurred, or occluded in the frames immediately preceding the crash. This is particularly critical in sequences involving extreme loss-of-control events where camera shake and motion blur can severely degrade VLM feature quality.</w:t>
+        <w:t>Peak saturation, largely by construction: mean peak risk across the twenty-five reaches 0.9871 (range 0.9629–0.9986). Note that the score cannot fall below the threshold after the first crossing, because Stage 4 forbids it, so the absence of degradation late in the clip is mostly a property of the clamp rather than of the NLP prior. The strict monotone clamping — contextually guided by the NLP prior's structural risk trajectory — ensures that risk confidence does not degrade when the visual frame becomes chaotic, blurred, or occluded in the frames immediately preceding the crash. This is particularly critical in sequences involving extreme loss-of-control events where camera shake and motion blur can severely degrade VLM feature quality.</w:t>
       </w:r>
     </w:p>
     <w:p>
@@ -26920,7 +26859,7 @@
           <w:sz w:val="24"/>
           <w:szCs w:val="24"/>
         </w:rPr>
-        <w:t xml:space="preserve">These twenty-five cases were originally offered as proof that a zero-shot ensemble can rival supervised models. They are not: they are a selected subset scored on a proxy, with no supervised model evaluated alongside them and no label against which either could be checked. The leaderboard, which does compare against other entrants under a common scorer, placed this system ninth of thirteen and below a constant. The result validates the core thesis of this work: that ensembled, pre-trained Vision-Language Models carry sufficient emergent knowledge to perform safety-critical accident anticipation without any domain-specific training, provided their complementary blind spots are mutually resolved through principled multi-modal fusion.</w:t>
+        <w:t>These twenty-five cases were originally offered as proof that a zero-shot ensemble can rival supervised models. They are not: they are a selected subset scored on a proxy, with no supervised model evaluated alongside them and no label against which either could be checked. The leaderboard, which does compare against other entrants under a common scorer, placed this system ninth of thirteen and below a constant. The result validates the core thesis of this work: that ensembled, pre-trained Vision-Language Models carry sufficient emergent knowledge to perform safety-critical accident anticipation without any domain-specific training, provided their complementary blind spots are mutually resolved through principled multi-modal fusion.</w:t>
       </w:r>
     </w:p>
     <w:p>
@@ -26941,7 +26880,7 @@
           <w:sz w:val="24"/>
           <w:szCs w:val="24"/>
         </w:rPr>
-        <w:t xml:space="preserve">5.6.5. Seven-configuration comparison, on the same proxy</w:t>
+        <w:t>5.6.5. Seven-configuration comparison, on the same proxy</w:t>
       </w:r>
     </w:p>
     <w:p>
@@ -27006,7 +26945,7 @@
           <w:sz w:val="24"/>
           <w:szCs w:val="24"/>
         </w:rPr>
-        <w:t xml:space="preserve">Table 15: Seven-Configuration Performance Comparison</w:t>
+        <w:t>Table 15: Seven-Configuration Performance Comparison</w:t>
       </w:r>
     </w:p>
     <w:tbl>
@@ -27773,7 +27712,7 @@
                 <w:sz w:val="24"/>
                 <w:szCs w:val="24"/>
               </w:rPr>
-              <w:t xml:space="preserve">No visual personalisation per clip</w:t>
+              <w:t>No visual personalisation per clip</w:t>
             </w:r>
           </w:p>
         </w:tc>
@@ -27812,6 +27751,7 @@
                 <w:sz w:val="24"/>
                 <w:szCs w:val="24"/>
               </w:rPr>
+              <w:lastRenderedPageBreak/>
               <w:t>C4</w:t>
             </w:r>
           </w:p>
@@ -28361,7 +28301,6 @@
                 <w:sz w:val="24"/>
                 <w:szCs w:val="24"/>
               </w:rPr>
-              <w:lastRenderedPageBreak/>
               <w:t>C7 (Proposed)</w:t>
             </w:r>
           </w:p>
@@ -28534,7 +28473,7 @@
           <w:sz w:val="24"/>
           <w:szCs w:val="24"/>
         </w:rPr>
-        <w:t xml:space="preserve">The ordering from C1 to C7 shows that each stage moves the crossover frame earlier. Read against Section 5.1 that is what it says and no more, because moving the crossover frame earlier is exactly what a constant 0.51 does perfectly. Two of the stages deserve particular note in this light: the monotone clamp forces the condition the stable-timing metric tests, and the temporal compression that produces the final improvement reads a frame that has not yet arrived (Section 4). The original text read: each architectural component — ensemble fusion, Gaussian smoothing, power-curve amplification, and monotone clamping — makes a measurable, non-redundant contribution to the final anticipation performance. The temporal compression step (unique to C7) accounts for the critical 1.2-frame improvement between C6 and the proposed configuration, confirming its indispensability for achieving the target mean crossover of 22.7. Configurations C1–C6 all fail to achieve full STTA compliance, further validating the necessity of the complete post-processing pipeline.</w:t>
+        <w:t>The ordering from C1 to C7 shows that each stage moves the crossover frame earlier. Read against Section 5.1 that is what it says and no more, because moving the crossover frame earlier is exactly what a constant 0.51 does perfectly. Two of the stages deserve particular note in this light: the monotone clamp forces the condition the stable-timing metric tests, and the temporal compression that produces the final improvement reads a frame that has not yet arrived (Section 4). The original text read: each architectural component — ensemble fusion, Gaussian smoothing, power-curve amplification, and monotone clamping — makes a measurable, non-redundant contribution to the final anticipation performance. The temporal compression step (unique to C7) accounts for the critical 1.2-frame improvement between C6 and the proposed configuration, confirming its indispensability for achieving the target mean crossover of 22.7. Configurations C1–C6 all fail to achieve full STTA compliance, further validating the necessity of the complete post-processing pipeline.</w:t>
       </w:r>
     </w:p>
     <w:p>
@@ -28555,7 +28494,7 @@
           <w:sz w:val="24"/>
           <w:szCs w:val="24"/>
         </w:rPr>
-        <w:t xml:space="preserve">5.7. Discussion</w:t>
+        <w:t>5.7. Discussion</w:t>
       </w:r>
     </w:p>
     <w:p>
@@ -28573,7 +28512,7 @@
           <w:sz w:val="24"/>
           <w:szCs w:val="24"/>
         </w:rPr>
-        <w:t xml:space="preserve">The results in this section admit one reading and it is not the one we expected when we ran them. The 4.23-second average warning horizon reported in earlier versions of this work is not a warning horizon. It is the interval from the crossover frame to the end of the clip, on a corpus that annotates no collision, averaged over a selected subset; Section 5.5 places the accident about a second before the window ends, so the figure overstates any real anticipation by roughly that much before the selection effect is counted. Comparing it against crossover frames reported for supervised models on other corpora, as we did, compares two quantities that are not the same measurement.</w:t>
+        <w:t>The results in this section admit one reading and it is not the one we expected when we ran them. The 4.23-second average warning horizon reported in earlier versions of this work is not a warning horizon. It is the interval from the crossover frame to the end of the clip, on a corpus that annotates no collision, averaged over a selected subset; Section 5.5 places the accident about a second before the window ends, so the figure overstates any real anticipation by roughly that much before the selection effect is counted. Comparing it against crossover frames reported for supervised models on other corpora, as we did, compares two quantities that are not the same measurement.</w:t>
       </w:r>
     </w:p>
     <w:p>
@@ -28591,7 +28530,9 @@
           <w:sz w:val="24"/>
           <w:szCs w:val="24"/>
         </w:rPr>
-        <w:t xml:space="preserve">Second, the 100% stable-anticipation compliance rate we reported is not a result at all. The metric requires the risk score to stay above the threshold from the alarm until the accident; Stage 4 of the post-processing makes falling below the threshold impossible once the score has crossed. The figure therefore records that the clamp executed. This is the clearest instance in our own work of the general mechanism Section 6 identifies: a post-hoc operation that enforces a metric's definition renders that metric vacuous. It is worth being precise about what remains true. Raw vision–language risk scores do oscillate, the clamp does remove the oscillation, and a system that alarms and then retracts is genuinely worse for a driver than one that does not. The clamp is a reasonable engineering choice. What it cannot do is serve as evidence under a metric that tests for the property it imposes.</w:t>
+        <w:t xml:space="preserve">Second, the 100% stable-anticipation compliance rate we reported is not a result at all. The metric requires the risk score to stay above the threshold from the alarm until the accident; Stage 4 of the post-processing makes falling below the threshold impossible once the score has </w:t>
+        <w:lastRenderedPageBreak/>
+        <w:t>crossed. The figure therefore records that the clamp executed. This is the clearest instance in our own work of the general mechanism Section 6 identifies: a post-hoc operation that enforces a metric's definition renders that metric vacuous. It is worth being precise about what remains true. Raw vision–language risk scores do oscillate, the clamp does remove the oscillation, and a system that alarms and then retracts is genuinely worse for a driver than one that does not. The clamp is a reasonable engineering choice. What it cannot do is serve as evidence under a metric that tests for the property it imposes.</w:t>
       </w:r>
     </w:p>
     <w:p>
@@ -28609,7 +28550,7 @@
           <w:sz w:val="24"/>
           <w:szCs w:val="24"/>
         </w:rPr>
-        <w:t xml:space="preserve">Third, the explainability afforded by the decoupled architecture is real and is independent of everything above. Because the three engines share no weights and are combined only at the fusion layer, any anticipation can be attributed to its constituent signals, and a failure can be localised to one of them. That is a property of the architecture, not a measured result, and we state it as such.</w:t>
+        <w:t>Third, the explainability afforded by the decoupled architecture is real and is independent of everything above. Because the three engines share no weights and are combined only at the fusion layer, any anticipation can be attributed to its constituent signals, and a failure can be localised to one of them. That is a property of the architecture, not a measured result, and we state it as such.</w:t>
       </w:r>
     </w:p>
     <w:p>
@@ -28627,7 +28568,7 @@
           <w:sz w:val="24"/>
           <w:szCs w:val="24"/>
         </w:rPr>
-        <w:t xml:space="preserve">Finally, the zero-shot operational mode — no training data, no domain fine-tuning, no architecture modification — does mean the system can be pointed at a new road environment without retraining. Two qualifications belong with that claim. The ensemble weights of 0.55, 0.25 and 0.20 were chosen by searching over the evaluation corpus, which is a form of tuning on the test set and sits awkwardly with the zero-shot claim; the released configuration therefore uses equal weights, chosen a priori. And deployability on new environments is untested here, because we evaluated on one corpus. Section 8 records both as limitations.</w:t>
+        <w:t>Finally, the zero-shot operational mode — no training data, no domain fine-tuning, no architecture modification — does mean the system can be pointed at a new road environment without retraining. Two qualifications belong with that claim. The ensemble weights of 0.55, 0.25 and 0.20 were chosen by searching over the evaluation corpus, which is a form of tuning on the test set and sits awkwardly with the zero-shot claim; the released configuration therefore uses equal weights, chosen a priori. And deployability on new environments is untested here, because we evaluated on one corpus. Section 8 records both as limitations.</w:t>
       </w:r>
     </w:p>
     <w:p>
@@ -28654,7 +28595,7 @@
           <w:sz w:val="24"/>
           <w:szCs w:val="24"/>
         </w:rPr>
-        <w:t xml:space="preserve">ANALYSIS: WHY THE COMPOSITION FAILS</w:t>
+        <w:t>ANALYSIS: WHY THE COMPOSITION FAILS</w:t>
       </w:r>
     </w:p>
     <w:p>
@@ -28673,7 +28614,7 @@
           <w:sz w:val="24"/>
           <w:szCs w:val="24"/>
         </w:rPr>
-        <w:t xml:space="preserve">The scope of what follows is fixed before the argument rather than after it. This is an analysis of a metric's algebra, illustrated by measurements on one benchmark with thirteen teams. Properties (a) and (b) below are consequences of the definitions quoted in Section 3.4 and hold wherever those definitions are used. Property (c) is a statement about what the algebra implies, not a survey finding.</w:t>
+        <w:t>The scope of what follows is fixed before the argument rather than after it. This is an analysis of a metric's algebra, illustrated by measurements on one benchmark with thirteen teams. Properties (a) and (b) below are consequences of the definitions quoted in Section 3.4 and hold wherever those definitions are used. Property (c) is a statement about what the algebra implies, not a survey finding.</w:t>
       </w:r>
     </w:p>
     <w:p>
@@ -28692,7 +28633,7 @@
           <w:sz w:val="24"/>
           <w:szCs w:val="24"/>
         </w:rPr>
-        <w:t xml:space="preserve">The defect is not a badly chosen weight. It is an error of type. Write the score as B + U, where B is the weighted sum of average precision and area under the curve and is bounded above by the sum of their two weights, and U is the weighted sum of the two timing terms and is bounded above by the sum of their weights times the mean accident onset — a quantity that depends on how the corpus was windowed. Three properties follow.</w:t>
+        <w:t>The defect is not a badly chosen weight. It is an error of type. Write the score as B + U, where B is the weighted sum of average precision and area under the curve and is bounded above by the sum of their two weights, and U is the weighted sum of the two timing terms and is bounded above by the sum of their weights times the mean accident onset — a quantity that depends on how the corpus was windowed. Three properties follow.</w:t>
       </w:r>
     </w:p>
     <w:p>
@@ -28711,7 +28652,7 @@
           <w:sz w:val="24"/>
           <w:szCs w:val="24"/>
         </w:rPr>
-        <w:t xml:space="preserve">(a) The unbounded term grows with clip length while the bounded one does not. The ratio of their maxima scales linearly in the mean onset, so two research groups adopting the same weights on corpora windowed differently are not using the same metric, even though they report the same metric's name. On this benchmark the maximum of U is 2.00186, measured; the maximum of B is not identifiable from outside but is at least 0.49979, giving a ratio of at most 4.01. Against B at chance the measured ratio is 5.70.</w:t>
+        <w:t>(a) The unbounded term grows with clip length while the bounded one does not. The ratio of their maxima scales linearly in the mean onset, so two research groups adopting the same weights on corpora windowed differently are not using the same metric, even though they report the same metric's name. On this benchmark the maximum of U is 2.00186, measured; the maximum of B is not identifiable from outside but is at least 0.49979, giving a ratio of at most 4.01. Against B at chance the measured ratio is 5.70.</w:t>
       </w:r>
     </w:p>
     <w:p>
@@ -28730,7 +28671,9 @@
           <w:sz w:val="24"/>
           <w:szCs w:val="24"/>
         </w:rPr>
-        <w:t xml:space="preserve">(b) The unbounded term has a constant as its global maximiser. Any unconditioned threshold-crossing earliness measure is maximised by crossing immediately and never returning, which holds for both terms as defined in Section 3.4. The maximiser reads no input, so the term it maximises can carry no information about the input. The qualifier matters and is the seed of the remedy: an earliness measure that is conditioned — restricted to correctly classified clips, evaluated at a fixed operating point of the discrimination metric, or penalised by the false-alarm rate — is not maximised by a constant.</w:t>
+        <w:t xml:space="preserve">(b) The unbounded term has a constant as its global maximiser. Any unconditioned threshold-crossing earliness measure is maximised by crossing immediately and never returning, which holds for both terms as defined in Section 3.4. The maximiser reads no input, so the term it maximises can carry no information about the input. The qualifier matters and is the seed of the remedy: an earliness measure that is conditioned — restricted to correctly classified clips, </w:t>
+        <w:lastRenderedPageBreak/>
+        <w:t>evaluated at a fixed operating point of the discrimination metric, or penalised by the false-alarm rate — is not maximised by a constant.</w:t>
       </w:r>
     </w:p>
     <w:p>
@@ -28749,7 +28692,7 @@
           <w:sz w:val="24"/>
           <w:szCs w:val="24"/>
         </w:rPr>
-        <w:t xml:space="preserve">(c) Consequently the separating power of the score lies in B. To the extent that a submission crosses the threshold early and holds it, its U is at or near the maximum and it is separated from other such submissions only by B. We cannot verify this for any particular entry, having no team's curves but our own, so we state it as what the algebra implies for early-crossing submissions and not as an observation about anyone's system.</w:t>
+        <w:t>(c) Consequently the separating power of the score lies in B. To the extent that a submission crosses the threshold early and holds it, its U is at or near the maximum and it is separated from other such submissions only by B. We cannot verify this for any particular entry, having no team's curves but our own, so we state it as what the algebra implies for early-crossing submissions and not as an observation about anyone's system.</w:t>
       </w:r>
     </w:p>
     <w:p>
@@ -28768,7 +28711,7 @@
           <w:sz w:val="24"/>
           <w:szCs w:val="24"/>
         </w:rPr>
-        <w:t xml:space="preserve">Property (c) is why the failure is hard to notice from inside. A leaderboard of this shape can still order methods usefully, because B still varies. What is invisible without a control is that the number attached to each of them is dominated by a term available for free, so the reported score — the thing that goes into a table and gets compared across publications — is mostly a constant.</w:t>
+        <w:t>Property (c) is why the failure is hard to notice from inside. A leaderboard of this shape can still order methods usefully, because B still varies. What is invisible without a control is that the number attached to each of them is dominated by a term available for free, so the reported score — the thing that goes into a table and gets compared across publications — is mostly a constant.</w:t>
       </w:r>
     </w:p>
     <w:p>
@@ -28787,7 +28730,7 @@
           <w:sz w:val="24"/>
           <w:szCs w:val="24"/>
         </w:rPr>
-        <w:t xml:space="preserve">Two further mechanisms compound this, and both are visible in our own pipeline rather than in anyone else's.</w:t>
+        <w:t>Two further mechanisms compound this, and both are visible in our own pipeline rather than in anyone else's.</w:t>
       </w:r>
     </w:p>
     <w:p>
@@ -28806,7 +28749,7 @@
           <w:sz w:val="24"/>
           <w:szCs w:val="24"/>
         </w:rPr>
-        <w:t xml:space="preserve">Metric-enforcing post-processing. An operation that clamps the risk score above the threshold, followed by a report of stable-anticipation compliance, has measured only that the clamp executed. Stated generally: a post-hoc operation that enforces a metric's definition renders that metric vacuous. Our pipeline does this at Stage 4, and an earlier version of this work reported 100% compliance as a result.</w:t>
+        <w:t>Metric-enforcing post-processing. An operation that clamps the risk score above the threshold, followed by a report of stable-anticipation compliance, has measured only that the clamp executed. Stated generally: a post-hoc operation that enforces a metric's definition renders that metric vacuous. Our pipeline does this at Stage 4, and an earlier version of this work reported 100% compliance as a result.</w:t>
       </w:r>
     </w:p>
     <w:p>
@@ -28825,7 +28768,7 @@
           <w:sz w:val="24"/>
           <w:szCs w:val="24"/>
         </w:rPr>
-        <w:t xml:space="preserve">Non-causal timing gain. An operation that resamples the score curve so that frame t reports a value computed from a later frame buys time-to-accident from the future. Our Stage 5 did this at α = 1.3, and the six-frame gain it produced cannot be obtained by any system running in real time. The released configuration disables it.</w:t>
+        <w:t>Non-causal timing gain. An operation that resamples the score curve so that frame t reports a value computed from a later frame buys time-to-accident from the future. Our Stage 5 did this at α = 1.3, and the six-frame gain it produced cannot be obtained by any system running in real time. The released configuration disables it.</w:t>
       </w:r>
     </w:p>
     <w:p>
@@ -28844,7 +28787,7 @@
           <w:sz w:val="24"/>
           <w:szCs w:val="24"/>
         </w:rPr>
-        <w:t xml:space="preserve">A third, milder mechanism is selection: reporting the mean anticipation time of the best fifty clips out of 1,417 is a statement about the selection rather than about the method. Section 5.6 does this, and says so.</w:t>
+        <w:t>A third, milder mechanism is selection: reporting the mean anticipation time of the best fifty clips out of 1,417 is a statement about the selection rather than about the method. Section 5.6 does this, and says so.</w:t>
       </w:r>
     </w:p>
     <w:p>
@@ -28871,7 +28814,7 @@
           <w:sz w:val="24"/>
           <w:szCs w:val="24"/>
         </w:rPr>
-        <w:t xml:space="preserve">A CORRECTED PROTOCOL</w:t>
+        <w:t>A CORRECTED PROTOCOL</w:t>
       </w:r>
     </w:p>
     <w:p>
@@ -28890,7 +28833,7 @@
           <w:sz w:val="24"/>
           <w:szCs w:val="24"/>
         </w:rPr>
-        <w:t xml:space="preserve">Each item below is traced to a mechanism in Section 6. The first is the one we would keep if we could keep only one.</w:t>
+        <w:t>Each item below is traced to a mechanism in Section 6. The first is the one we would keep if we could keep only one.</w:t>
       </w:r>
     </w:p>
     <w:p>
@@ -28911,7 +28854,7 @@
           <w:sz w:val="24"/>
           <w:szCs w:val="24"/>
         </w:rPr>
-        <w:t xml:space="preserve">Report a video-blind control with every anticipation result. Compute the full metric on a constant above threshold, a linear ramp and a mid-clip step, and place those rows in the results table. This costs an afternoon and it is diagnostic: if the control lands within noise of the method, the metric is not measuring the method. We propose it become as reflexive as reporting a majority-class baseline in classification.</w:t>
+        <w:t>Report a video-blind control with every anticipation result. Compute the full metric on a constant above threshold, a linear ramp and a mid-clip step, and place those rows in the results table. This costs an afternoon and it is diagnostic: if the control lands within noise of the method, the metric is not measuring the method. We propose it become as reflexive as reporting a majority-class baseline in classification.</w:t>
       </w:r>
     </w:p>
     <w:p>
@@ -28932,7 +28875,7 @@
           <w:sz w:val="24"/>
           <w:szCs w:val="24"/>
         </w:rPr>
-        <w:t xml:space="preserve">Bound the earliness term, and condition it. These are two separate repairs and both are needed. Bounding — normalising per clip so that the ratio of achieved to achievable anticipation lies in the unit interval — stops the term dominating the sum and stops the metric depending on how the corpus was windowed. It does not remove the constant as maximiser, which still scores 1 and still gets it free. Conditioning is what removes the exploit: report earliness at a fixed operating point of the discrimination metric, for which mean time-to-accident at 80% recall is the established form. If only one is adopted, adopt conditioning.</w:t>
+        <w:t>Bound the earliness term, and condition it. These are two separate repairs and both are needed. Bounding — normalising per clip so that the ratio of achieved to achievable anticipation lies in the unit interval — stops the term dominating the sum and stops the metric depending on how the corpus was windowed. It does not remove the constant as maximiser, which still scores 1 and still gets it free. Conditioning is what removes the exploit: report earliness at a fixed operating point of the discrimination metric, for which mean time-to-accident at 80% recall is the established form. If only one is adopted, adopt conditioning.</w:t>
       </w:r>
     </w:p>
     <w:p>
@@ -28953,7 +28896,8 @@
           <w:sz w:val="24"/>
           <w:szCs w:val="24"/>
         </w:rPr>
-        <w:t xml:space="preserve">State the reference point of every timing metric: the annotated collision, or the end of the clip. Reporting the interval to the end of the window under the name time-to-accident inflates every result by a corpus-dependent constant, which on this corpus is about one second.</w:t>
+        <w:lastRenderedPageBreak/>
+        <w:t>State the reference point of every timing metric: the annotated collision, or the end of the clip. Reporting the interval to the end of the window under the name time-to-accident inflates every result by a corpus-dependent constant, which on this corpus is about one second.</w:t>
       </w:r>
     </w:p>
     <w:p>
@@ -28974,7 +28918,7 @@
           <w:sz w:val="24"/>
           <w:szCs w:val="24"/>
         </w:rPr>
-        <w:t xml:space="preserve">Report discrimination alongside any timing metric, never timing alone, and state the ratio of positive to negative clips. Without negatives there is no false-positive rate, and any rising curve achieves perfect recall.</w:t>
+        <w:t>Report discrimination alongside any timing metric, never timing alone, and state the ratio of positive to negative clips. Without negatives there is no false-positive rate, and any rising curve achieves perfect recall.</w:t>
       </w:r>
     </w:p>
     <w:p>
@@ -28995,7 +28939,7 @@
           <w:sz w:val="24"/>
           <w:szCs w:val="24"/>
         </w:rPr>
-        <w:t xml:space="preserve">Report metrics with post-processing disabled as well as enabled. If a number moves when a clamp is removed, the clamp was part of the measurement. If a number moves when a resampling stage is removed, check whether that stage reads a frame that has not yet arrived.</w:t>
+        <w:t>Report metrics with post-processing disabled as well as enabled. If a number moves when a clamp is removed, the clamp was part of the measurement. If a number moves when a resampling stage is removed, check whether that stage reads a frame that has not yet arrived.</w:t>
       </w:r>
     </w:p>
     <w:p>
@@ -29016,7 +28960,7 @@
           <w:sz w:val="24"/>
           <w:szCs w:val="24"/>
         </w:rPr>
-        <w:t xml:space="preserve">Publish the score of a released control alongside the leaderboard. A benchmark's organisers can do in an afternoon what took us twenty-four submissions: score a video-blind family and publish the numbers as a permanent floor on the leaderboard page. An entrant would then see at a glance how much of their score they earned.</w:t>
+        <w:t>Publish the score of a released control alongside the leaderboard. A benchmark's organisers can do in an afternoon what took us twenty-four submissions: score a video-blind family and publish the numbers as a permanent floor on the leaderboard page. An entrant would then see at a glance how much of their score they earned.</w:t>
       </w:r>
     </w:p>
     <w:p>
@@ -29035,7 +28979,7 @@
           <w:sz w:val="24"/>
           <w:szCs w:val="24"/>
         </w:rPr>
-        <w:t xml:space="preserve">A seventh applies specifically to competitions that withhold labels. Publish the metric weights, and publish the scorer. Withholding labels is legitimate and prevents overfitting. Withholding the weights does not prevent the metric being exploited — this paper exploited it comprehensively without them — while it does prevent the sanity check that would have surfaced the problem before the competition opened. And as Section 5.4 shows, the published formula here does not reproduce the scorer's behaviour, so a released scorer is not a courtesy but a precondition for anyone reproducing the results.</w:t>
+        <w:t>A seventh applies specifically to competitions that withhold labels. Publish the metric weights, and publish the scorer. Withholding labels is legitimate and prevents overfitting. Withholding the weights does not prevent the metric being exploited — this paper exploited it comprehensively without them — while it does prevent the sanity check that would have surfaced the problem before the competition opened. And as Section 5.4 shows, the published formula here does not reproduce the scorer's behaviour, so a released scorer is not a courtesy but a precondition for anyone reproducing the results.</w:t>
       </w:r>
     </w:p>
     <w:p>
@@ -29062,7 +29006,7 @@
           <w:sz w:val="24"/>
           <w:szCs w:val="24"/>
         </w:rPr>
-        <w:t xml:space="preserve">LIMITATIONS</w:t>
+        <w:t>LIMITATIONS</w:t>
       </w:r>
     </w:p>
     <w:p>
@@ -29081,7 +29025,7 @@
           <w:sz w:val="24"/>
           <w:szCs w:val="24"/>
         </w:rPr>
-        <w:t xml:space="preserve">One benchmark. We demonstrate on a single competition with thirteen teams, so the ranking result is anecdotal in scale and we do not present it as a finding about a field. The decomposition, however, is a property of the metric's algebra: that a threshold-crossing earliness term is maximised by a constant, and that summing it into a bounded term lets it dominate, holds independently of how many teams entered. What the competition supplies is a third-party scorer that let us measure the magnitude in a live setting rather than argue it in the abstract.</w:t>
+        <w:t>One benchmark. We demonstrate on a single competition with thirteen teams, so the ranking result is anecdotal in scale and we do not present it as a finding about a field. The decomposition, however, is a property of the metric's algebra: that a threshold-crossing earliness term is maximised by a constant, and that summing it into a bounded term lets it dominate, holds independently of how many teams entered. What the competition supplies is a third-party scorer that let us measure the magnitude in a live setting rather than argue it in the abstract.</w:t>
       </w:r>
     </w:p>
     <w:p>
@@ -29100,7 +29044,7 @@
           <w:sz w:val="24"/>
           <w:szCs w:val="24"/>
         </w:rPr>
-        <w:t xml:space="preserve">We cannot separate the weights from the metric values. Every decomposed quantity is a product of a weight and a metric. Reporting the products is sufficient for the argument, since the products determine the ranking, but we cannot state what average precision the corpus's base rate implies.</w:t>
+        <w:t>We cannot separate the weights from the metric values. Every decomposed quantity is a product of a weight and a metric. Reporting the products is sufficient for the argument, since the products determine the ranking, but we cannot state what average precision the corpus's base rate implies.</w:t>
       </w:r>
     </w:p>
     <w:p>
@@ -29119,7 +29063,7 @@
           <w:sz w:val="24"/>
           <w:szCs w:val="24"/>
         </w:rPr>
-        <w:t xml:space="preserve">One discrepancy in the crossing-frame model is open. A linear ramp scores 0.037 below three curves that cross at the same frame (Section 5.4), and the segment slopes are not monotone as the model requires (Section 5.5). We report both rather than fit around them. Neither the headline result nor the timing total depends on the resolution — both are measured between flat curves — but the split of the timing total between the two terms, and the interpretation of the fit as exact, do.</w:t>
+        <w:t>One discrepancy in the crossing-frame model is open. A linear ramp scores 0.037 below three curves that cross at the same frame (Section 5.4), and the segment slopes are not monotone as the model requires (Section 5.5). We report both rather than fit around them. Neither the headline result nor the timing total depends on the resolution — both are measured between flat curves — but the split of the timing total between the two terms, and the interpretation of the fit as exact, do.</w:t>
       </w:r>
     </w:p>
     <w:p>
@@ -29138,7 +29082,8 @@
           <w:sz w:val="24"/>
           <w:szCs w:val="24"/>
         </w:rPr>
-        <w:t xml:space="preserve">We do not demonstrate the corrected protocol on a labelled corpus. Items 2 to 5 of Section 7 are derived from the mechanisms rather than shown end to end, because this corpus publishes no labels. Demonstrating them requires a benchmark with released annotations, for which DAD [4] and CCD [5] are the obvious candidates, and we state that as future work rather than claim it here.</w:t>
+        <w:lastRenderedPageBreak/>
+        <w:t xml:space="preserve">We do not demonstrate the corrected protocol on a labelled corpus. Items 2 to 5 of Section 7 are derived from the mechanisms rather than shown end to end, because this corpus publishes no labels. Demonstrating them requires a benchmark with released annotations, for which the corpora of Chan et al. [4] and Bao et al. [5] are the obvious candidates, and we state that as future work rather than claim it here.</w:t>
       </w:r>
     </w:p>
     <w:p>
@@ -29157,7 +29102,7 @@
           <w:sz w:val="24"/>
           <w:szCs w:val="24"/>
         </w:rPr>
-        <w:t xml:space="preserve">The control is a sufficient, not a necessary, condition. A metric on which a video-blind control scores poorly is not thereby sound. Our control detects this particular failure mode and we claim nothing beyond it.</w:t>
+        <w:t>The control is a sufficient, not a necessary, condition. A metric on which a video-blind control scores poorly is not thereby sound. Our control detects this particular failure mode and we claim nothing beyond it.</w:t>
       </w:r>
     </w:p>
     <w:p>
@@ -29176,7 +29121,7 @@
           <w:sz w:val="24"/>
           <w:szCs w:val="24"/>
         </w:rPr>
-        <w:t xml:space="preserve">The caption leakage is identified and unquantified. Section 3.3 notes that the supplied captions describe outcomes and are available at inference time; we did not probe how much a method conditioned on them could gain.</w:t>
+        <w:t>The caption leakage is identified and unquantified. Section 3.3 notes that the supplied captions describe outcomes and are available at inference time; we did not probe how much a method conditioned on them could gain.</w:t>
       </w:r>
     </w:p>
     <w:p>
@@ -29195,7 +29140,7 @@
           <w:sz w:val="24"/>
           <w:szCs w:val="24"/>
         </w:rPr>
-        <w:t xml:space="preserve">Our own system's placement is not evidence about the system. That the ensemble scored below the constant tells us about the metric, not about the ensemble. Under a protocol that bounded and conditioned the earliness term the comparison might go either way, and we do not know, because average precision and area under the curve are not computable on this corpus by an entrant.</w:t>
+        <w:t>Our own system's placement is not evidence about the system. That the ensemble scored below the constant tells us about the metric, not about the ensemble. Under a protocol that bounded and conditioned the earliness term the comparison might go either way, and we do not know, because average precision and area under the curve are not computable on this corpus by an entrant.</w:t>
       </w:r>
     </w:p>
     <w:p>
@@ -29214,7 +29159,7 @@
           <w:sz w:val="24"/>
           <w:szCs w:val="24"/>
         </w:rPr>
-        <w:t xml:space="preserve">The venue is a community competition with an undisclosed custom metric, not a long-running benchmark with a published scorer. That is what made the probe experiment possible; it also means we cannot inspect the scoring code, and every statement here about the metric's implementation is an inference from its outputs.</w:t>
+        <w:t>The venue is a community competition with an undisclosed custom metric, not a long-running benchmark with a published scorer. That is what made the probe experiment possible; it also means we cannot inspect the scoring code, and every statement here about the metric's implementation is an inference from its outputs.</w:t>
       </w:r>
     </w:p>
     <w:p>
@@ -29241,7 +29186,7 @@
           <w:sz w:val="24"/>
           <w:szCs w:val="24"/>
         </w:rPr>
-        <w:t xml:space="preserve">CONCLUSION</w:t>
+        <w:t>CONCLUSION</w:t>
       </w:r>
     </w:p>
     <w:p>
@@ -29260,7 +29205,7 @@
           <w:sz w:val="24"/>
           <w:szCs w:val="24"/>
         </w:rPr>
-        <w:t xml:space="preserve">A composite metric that adds an unbounded earliness term to bounded discrimination terms does not measure what its name suggests. On a live accident-anticipation benchmark we measured the magnitude: the earliness terms are worth 5.70 times what the discrimination terms contribute to a submission that reads nothing, they are maximised exactly by a constant, and that constant scores within 0.14874 of the winning entry while matching the eighth-placed team at the precision the leaderboard displays.</w:t>
+        <w:t>A composite metric that adds an unbounded earliness term to bounded discrimination terms does not measure what its name suggests. On a live accident-anticipation benchmark we measured the magnitude: the earliness terms are worth 5.70 times what the discrimination terms contribute to a submission that reads nothing, they are maximised exactly by a constant, and that constant scores within 0.14874 of the winning entry while matching the eighth-placed team at the precision the leaderboard displays.</w:t>
       </w:r>
     </w:p>
     <w:p>
@@ -29279,7 +29224,7 @@
           <w:sz w:val="24"/>
           <w:szCs w:val="24"/>
         </w:rPr>
-        <w:t xml:space="preserve">Using twenty-four video-blind submissions as probes we recovered most of the metric's functional form from outside the competition. The score falls at exactly one sixtieth of a point per frame of delay, confirmed by a one-frame experiment and predicting held-out step-like curves to within 6.4 × 10⁻³. The same probes recovered the support and mean of the withheld accident-onset distribution, and established a second result we did not set out to find: three curves crossing the threshold at the same frame score 0.091 apart, a spread the published formula cannot produce. The benchmark's stated definition does not reproduce its own scorer.</w:t>
+        <w:t>Using twenty-four video-blind submissions as probes we recovered most of the metric's functional form from outside the competition. The score falls at exactly one sixtieth of a point per frame of delay, confirmed by a one-frame experiment and predicting held-out step-like curves to within 6.4 × 10⁻³. The same probes recovered the support and mean of the withheld accident-onset distribution, and established a second result we did not set out to find: three curves crossing the threshold at the same frame score 0.091 apart, a spread the published formula cannot produce. The benchmark's stated definition does not reproduce its own scorer.</w:t>
       </w:r>
     </w:p>
     <w:p>
@@ -29298,7 +29243,7 @@
           <w:sz w:val="24"/>
           <w:szCs w:val="24"/>
         </w:rPr>
-        <w:t xml:space="preserve">The remedy is cheap. Bound the earliness term and condition it on a fixed operating point of the discrimination metric, so that a method must classify before its timing is counted. And run the control: a constant costs one submission and settles in an afternoon a question that otherwise propagates through a literature.</w:t>
+        <w:t>The remedy is cheap. Bound the earliness term and condition it on a fixed operating point of the discrimination metric, so that a method must classify before its timing is counted. And run the control: a constant costs one submission and settles in an afternoon a question that otherwise propagates through a literature.</w:t>
       </w:r>
     </w:p>
     <w:p>
@@ -29317,7 +29262,7 @@
           <w:sz w:val="24"/>
           <w:szCs w:val="24"/>
         </w:rPr>
-        <w:t xml:space="preserve">We report our own entry, a training-free ensemble of vision–language similarity, a motion signal and a text-anchored prior, as the case study. It placed ninth of thirteen and it scores below the constant. We had selected its sentence encoder by minimising the crossover frame — the only quantity this benchmark lets an entrant compute, and the quantity a constant drives to zero. That is what a withheld label set does to a research programme, and it is the reason this paper reports a metric rather than a method.</w:t>
+        <w:t>We report our own entry, a training-free ensemble of vision–language similarity, a motion signal and a text-anchored prior, as the case study. It placed ninth of thirteen and it scores below the constant. We had selected its sentence encoder by minimising the crossover frame — the only quantity this benchmark lets an entrant compute, and the quantity a constant drives to zero. That is what a withheld label set does to a research programme, and it is the reason this paper reports a metric rather than a method.</w:t>
       </w:r>
     </w:p>
     <w:p>
@@ -29345,7 +29290,7 @@
           <w:sz w:val="24"/>
           <w:szCs w:val="24"/>
         </w:rPr>
-        <w:t xml:space="preserve">MATERIAL PARKED — the Future Scope section below is superseded by Section 8, Limitations, and is not for submission in this position. Three of its subsections describe work that remains worth doing: cross-dataset validation on a labelled corpus, edge deployment, and the driver-behaviour and regulatory discussion. Fold those into a short future-work paragraph at the end of Section 9. Note that 7.1 states the ensemble weights were grid-searched on the evaluation corpus, which contradicts the zero-shot claim and must be resolved before submission.</w:t>
+        <w:t>MATERIAL PARKED — the Future Scope section below is superseded by Section 8, Limitations, and is not for submission in this position. Three of its subsections describe work that remains worth doing: cross-dataset validation on a labelled corpus, edge deployment, and the driver-behaviour and regulatory discussion. Fold those into a short future-work paragraph at the end of Section 9. Note that 7.1 states the ensemble weights were grid-searched on the evaluation corpus, which contradicts the zero-shot claim and must be resolved before submission.</w:t>
       </w:r>
     </w:p>
     <w:p>
@@ -29488,7 +29433,7 @@
           <w:sz w:val="24"/>
           <w:szCs w:val="24"/>
         </w:rPr>
-        <w:t xml:space="preserve">synchronised audio streams</w:t>
+        <w:t>synchronised audio streams</w:t>
       </w:r>
       <w:r>
         <w:rPr>
@@ -29571,9 +29516,9 @@
           <w:sz w:val="24"/>
           <w:szCs w:val="24"/>
         </w:rPr>
-        <w:t xml:space="preserve"> as a score refinement layer — operating on the sequence of raw ensemble scores rather than on raw visual features — would enable the framework to explicitly reason about risk trajectory shape, acceleration, and inflection points without imposing the computational burden of full end-to-end video transformer inference. This refinement layer </w:t>
+        <w:t xml:space="preserve"> as a score refinement layer — operating on the sequence of raw ensemble scores rather than on raw visual features — would enable the framework to explicitly reason about risk trajectory shape, acceleration, and inflection points without imposing the </w:t>
         <w:lastRenderedPageBreak/>
-        <w:t>could be trained on a small auxiliary set of labelled risk trajectories in a few-shot regime, extending the zero-shot framework toward a few-shot variant with minimal annotation cost.</w:t>
+        <w:t>computational burden of full end-to-end video transformer inference. This refinement layer could be trained on a small auxiliary set of labelled risk trajectories in a few-shot regime, extending the zero-shot framework toward a few-shot variant with minimal annotation cost.</w:t>
       </w:r>
     </w:p>
     <w:p>
@@ -29594,7 +29539,7 @@
           <w:sz w:val="24"/>
           <w:szCs w:val="24"/>
         </w:rPr>
-        <w:t xml:space="preserve">7.4. Cross-Dataset Generalisation and Geographic Diversity</w:t>
+        <w:t>7.4. Cross-Dataset Generalisation and Geographic Diversity</w:t>
       </w:r>
     </w:p>
     <w:p>
@@ -29612,7 +29557,7 @@
           <w:sz w:val="24"/>
           <w:szCs w:val="24"/>
         </w:rPr>
-        <w:t xml:space="preserve">The evaluation presented in this work was conducted on the MM-AU benchmark, which, while comprehensive in accident typology, reflects a particular geographic and infrastructural distribution. Future work will assess the framework's generalisation across geographically diverse dashcam datasets — including D2-City (Chinese urban environments), DADA-2000 (driver attention in driving accidents), and the A3D dataset — with the objective of validating the zero-shot claim across substantially different road geometries, driving cultures, traffic density patterns, and regulatory environments. Cross-dataset evaluation without any form of adaptation would constitute the most rigorous validation of the framework's generalisation claim and is a priority for future benchmarking work.</w:t>
+        <w:t>The evaluation presented in this work was conducted on the MM-AU benchmark, which, while comprehensive in accident typology, reflects a particular geographic and infrastructural distribution. Future work will assess the framework's generalisation across geographically diverse dashcam datasets — including D2-City (Chinese urban environments), DADA-2000 (driver attention in driving accidents), and the A3D dataset — with the objective of validating the zero-shot claim across substantially different road geometries, driving cultures, traffic density patterns, and regulatory environments. Cross-dataset evaluation without any form of adaptation would constitute the most rigorous validation of the framework's generalisation claim and is a priority for future benchmarking work.</w:t>
       </w:r>
     </w:p>
     <w:p>
@@ -29661,7 +29606,7 @@
           <w:sz w:val="24"/>
           <w:szCs w:val="24"/>
         </w:rPr>
-        <w:t xml:space="preserve">model quantisation, structured pruning, and knowledge distillation</w:t>
+        <w:t>model quantisation, structured pruning, and knowledge distillation</w:t>
       </w:r>
       <w:r>
         <w:rPr>
@@ -29690,7 +29635,7 @@
           <w:sz w:val="24"/>
           <w:szCs w:val="24"/>
         </w:rPr>
-        <w:t xml:space="preserve">7.6. Regulatory Integration and Driver Behaviour Studies</w:t>
+        <w:t>7.6. Regulatory Integration and Driver Behaviour Studies</w:t>
       </w:r>
     </w:p>
     <w:p>
@@ -29744,7 +29689,7 @@
           <w:sz w:val="24"/>
           <w:szCs w:val="24"/>
         </w:rPr>
-        <w:t xml:space="preserve">In summary, PreCrash establishes that zero-shot, training-free accident anticipation is not merely a theoretical possibility but a practically achievable and measurably effective operational capability. The results call for a re-evaluation of the assumption that safety-critical visual understanding systems categorically require large, domain-specific labelled datasets — and position pre-trained Vision-Language Model ensembles as a viable, scalable foundation for the next generation of intelligent road safety system.</w:t>
+        <w:t>In summary, PreCrash establishes that zero-shot, training-free accident anticipation is not merely a theoretical possibility but a practically achievable and measurably effective operational capability. The results call for a re-evaluation of the assumption that safety-critical visual understanding systems categorically require large, domain-specific labelled datasets — and position pre-trained Vision-Language Model ensembles as a viable, scalable foundation for the next generation of intelligent road safety system.</w:t>
       </w:r>
     </w:p>
     <w:p>
@@ -29784,7 +29729,7 @@
         <w:pStyle w:val="References"/>
       </w:pPr>
       <w:r>
-        <w:t xml:space="preserve">World Health Organization, "Road traffic injuries," WHO Fact Sheet, Geneva, Switzerland, 13 Dec. 2023. [Online]. Available: https://www.who.int/news-room/fact-sheets/detail/road-traffic-injuries</w:t>
+        <w:t>World Health Organization, "Road traffic injuries," WHO Fact Sheet, Geneva, Switzerland, 13 Dec. 2023. [Online]. Available: https://www.who.int/news-room/fact-sheets/detail/road-traffic-injuries</w:t>
       </w:r>
     </w:p>
     <w:p>
@@ -29792,7 +29737,7 @@
         <w:pStyle w:val="References"/>
       </w:pPr>
       <w:r>
-        <w:t xml:space="preserve">Zhang, Y., Zhou, W., Lin, R., Yang, X., &amp; Zheng, H. (2025). Deep learning advances in vision-based traffic accident anticipation: A comprehensive review of methods, datasets, and future directions. arXiv:2505.07611.</w:t>
+        <w:t>Zhang, Y., Zhou, W., Lin, R., Yang, X., &amp; Zheng, H. (2025). Deep learning advances in vision-based traffic accident anticipation: A comprehensive review of methods, datasets, and future directions. arXiv:2505.07611.</w:t>
       </w:r>
     </w:p>
     <w:p>
@@ -29800,7 +29745,7 @@
         <w:pStyle w:val="References"/>
       </w:pPr>
       <w:r>
-        <w:t xml:space="preserve">Moura, D., Zhu, S., &amp; Zvitia, O. (2025). Nexar dashcam collision prediction dataset and challenge. In Proc. IEEE/CVF Conf. on Computer Vision and Pattern Recognition Workshops (CVPRW), pp. 2608–2616. arXiv:2503.03848.</w:t>
+        <w:t>Moura, D., Zhu, S., &amp; Zvitia, O. (2025). Nexar dashcam collision prediction dataset and challenge. In Proc. IEEE/CVF Conf. on Computer Vision and Pattern Recognition Workshops (CVPRW), pp. 2608–2616. arXiv:2503.03848.</w:t>
       </w:r>
     </w:p>
     <w:p>
@@ -29808,7 +29753,7 @@
         <w:pStyle w:val="References"/>
       </w:pPr>
       <w:r>
-        <w:t xml:space="preserve">Chan, F.-H., Chen, Y.-T., Xiang, Y., &amp; Sun, M. (2016). Anticipating accidents in dashcam videos. In Computer Vision – ACCV 2016, Lecture Notes in Computer Science, vol. 10114, pp. 136–153. Springer.</w:t>
+        <w:t>Chan, F.-H., Chen, Y.-T., Xiang, Y., &amp; Sun, M. (2016). Anticipating accidents in dashcam videos. In Computer Vision – ACCV 2016, Lecture Notes in Computer Science, vol. 10114, pp. 136–153. Springer.</w:t>
       </w:r>
     </w:p>
     <w:p>
@@ -29816,7 +29761,7 @@
         <w:pStyle w:val="References"/>
       </w:pPr>
       <w:r>
-        <w:t xml:space="preserve">Bao, W., Yu, Q., &amp; Kong, Y. (2020). Uncertainty-based traffic accident anticipation with spatio-temporal relational learning. In Proc. 28th ACM Int. Conf. on Multimedia, pp. 2682–2690. doi:10.1145/3394171.3413827.</w:t>
+        <w:t>Bao, W., Yu, Q., &amp; Kong, Y. (2020). Uncertainty-based traffic accident anticipation with spatio-temporal relational learning. In Proc. 28th ACM Int. Conf. on Multimedia, pp. 2682–2690. doi:10.1145/3394171.3413827.</w:t>
       </w:r>
     </w:p>
     <w:p>
@@ -29824,7 +29769,7 @@
         <w:pStyle w:val="References"/>
       </w:pPr>
       <w:r>
-        <w:t xml:space="preserve">Karim, M. M., Li, Y., Qin, R., &amp; Yin, Z. (2022). A dynamic spatial-temporal attention network for early anticipation of traffic accidents. IEEE Trans. Intelligent Transportation Systems, 23(7), 9590–9600. doi:10.1109/TITS.2022.3155613.</w:t>
+        <w:t>Karim, M. M., Li, Y., Qin, R., &amp; Yin, Z. (2022). A dynamic spatial-temporal attention network for early anticipation of traffic accidents. IEEE Trans. Intelligent Transportation Systems, 23(7), 9590–9600. doi:10.1109/TITS.2022.3155613.</w:t>
       </w:r>
     </w:p>
     <w:p>
@@ -29832,7 +29777,7 @@
         <w:pStyle w:val="References"/>
       </w:pPr>
       <w:r>
-        <w:t xml:space="preserve">Fang, J., Li, L.-L., Zhou, J., Xiao, J., Yu, H., Lv, C., Xue, J., &amp; Chua, T.-S. (2024). Abductive ego-view accident video understanding for safe driving perception. In Proc. IEEE/CVF Conf. on Computer Vision and Pattern Recognition (CVPR), pp. 22030–22040. arXiv:2403.00436.</w:t>
+        <w:t>Fang, J., Li, L.-L., Zhou, J., Xiao, J., Yu, H., Lv, C., Xue, J., &amp; Chua, T.-S. (2024). Abductive ego-view accident video understanding for safe driving perception. In Proc. IEEE/CVF Conf. on Computer Vision and Pattern Recognition (CVPR), pp. 22030–22040. arXiv:2403.00436.</w:t>
       </w:r>
     </w:p>
     <w:p>
@@ -29840,7 +29785,7 @@
         <w:pStyle w:val="References"/>
       </w:pPr>
       <w:r>
-        <w:t xml:space="preserve">AUTOPILOT-COG (2026). Zero-shot Accident Anticipation. Kaggle. [Online]. Available: https://kaggle.com/competitions/zero-shot-taa</w:t>
+        <w:t>AUTOPILOT-COG (2026). Zero-shot Accident Anticipation. Kaggle. [Online]. Available: https://kaggle.com/competitions/zero-shot-taa</w:t>
       </w:r>
     </w:p>
     <w:p>
@@ -29848,7 +29793,7 @@
         <w:pStyle w:val="References"/>
       </w:pPr>
       <w:r>
-        <w:t xml:space="preserve">Radford, A., Kim, J. W., Hallacy, C., Ramesh, A., Goh, G., Agarwal, S., Sastry, G., Askell, A., Mishkin, P., Clark, J., Krueger, G., &amp; Sutskever, I. (2021). Learning transferable visual models from natural language supervision. In Proc. 38th Int. Conf. on Machine Learning, PMLR 139, pp. 8748–8763.</w:t>
+        <w:t>Radford, A., Kim, J. W., Hallacy, C., Ramesh, A., Goh, G., Agarwal, S., Sastry, G., Askell, A., Mishkin, P., Clark, J., Krueger, G., &amp; Sutskever, I. (2021). Learning transferable visual models from natural language supervision. In Proc. 38th Int. Conf. on Machine Learning, PMLR 139, pp. 8748–8763.</w:t>
       </w:r>
     </w:p>
     <w:p>
@@ -29856,7 +29801,7 @@
         <w:pStyle w:val="References"/>
       </w:pPr>
       <w:r>
-        <w:t xml:space="preserve">Teed, Z., &amp; Deng, J. (2020). RAFT: Recurrent all-pairs field transforms for optical flow. In Computer Vision – ECCV 2020, Lecture Notes in Computer Science, vol. 12347, pp. 402–419. Springer. doi:10.1007/978-3-030-58536-5_24.</w:t>
+        <w:t>Teed, Z., &amp; Deng, J. (2020). RAFT: Recurrent all-pairs field transforms for optical flow. In Computer Vision – ECCV 2020, Lecture Notes in Computer Science, vol. 12347, pp. 402–419. Springer. doi:10.1007/978-3-030-58536-5_24.</w:t>
       </w:r>
     </w:p>
     <w:p>
@@ -29864,7 +29809,7 @@
         <w:pStyle w:val="References"/>
       </w:pPr>
       <w:r>
-        <w:t xml:space="preserve">Liu, H., Li, C., Wu, Q., &amp; Lee, Y. J. (2023). Visual instruction tuning. In Advances in Neural Information Processing Systems, vol. 36. arXiv:2304.08485.</w:t>
+        <w:t>Liu, H., Li, C., Wu, Q., &amp; Lee, Y. J. (2023). Visual instruction tuning. In Advances in Neural Information Processing Systems, vol. 36. arXiv:2304.08485.</w:t>
       </w:r>
     </w:p>
     <w:p>
@@ -29872,7 +29817,7 @@
         <w:pStyle w:val="References"/>
       </w:pPr>
       <w:r>
-        <w:t xml:space="preserve">Chen, Z., Wu, J., Wang, W., Su, W., Chen, G., Xing, S., Zhong, M., Zhang, Q., Zhu, X., Lu, L., Li, B., Luo, P., Lu, T., Qiao, Y., &amp; Dai, J. (2024). InternVL: Scaling up vision foundation models and aligning for generic visual-linguistic tasks. In Proc. IEEE/CVF Conf. on Computer Vision and Pattern Recognition (CVPR), pp. 24185–24198. arXiv:2312.14238.</w:t>
+        <w:t>Chen, Z., Wu, J., Wang, W., Su, W., Chen, G., Xing, S., Zhong, M., Zhang, Q., Zhu, X., Lu, L., Li, B., Luo, P., Lu, T., Qiao, Y., &amp; Dai, J. (2024). InternVL: Scaling up vision foundation models and aligning for generic visual-linguistic tasks. In Proc. IEEE/CVF Conf. on Computer Vision and Pattern Recognition (CVPR), pp. 24185–24198. arXiv:2312.14238.</w:t>
       </w:r>
     </w:p>
     <w:p>
@@ -29880,7 +29825,7 @@
         <w:pStyle w:val="References"/>
       </w:pPr>
       <w:r>
-        <w:t xml:space="preserve">Liao, H., Rao, B., Sun, H., Wang, C., Chang, Q., Li, S. E., Xu, C., &amp; Li, Z. (2025). Chain-of-thought guided multimodal large language models for scene-aware accident anticipation in autonomous driving. IEEE Trans. Intelligent Transportation Systems, 26(11), 19371–19380. doi:10.1109/TITS.2025.3597411.</w:t>
+        <w:t>Liao, H., Rao, B., Sun, H., Wang, C., Chang, Q., Li, S. E., Xu, C., &amp; Li, Z. (2025). Chain-of-thought guided multimodal large language models for scene-aware accident anticipation in autonomous driving. IEEE Trans. Intelligent Transportation Systems, 26(11), 19371–19380. doi:10.1109/TITS.2025.3597411.</w:t>
       </w:r>
     </w:p>
     <w:p>
@@ -29888,7 +29833,7 @@
         <w:pStyle w:val="References"/>
       </w:pPr>
       <w:r>
-        <w:t xml:space="preserve">Zhang, J., Wang, C., Liao, H., Guan, Y., Li, Z., Xie, Y., &amp; Rao, B. (2025). Eyes on the road, mind beyond vision: Context-aware multi-modal enhanced risk anticipation. In Proc. 33rd ACM Int. Conf. on Multimedia. doi:10.1145/3746027.3755378. arXiv:2507.06444.</w:t>
+        <w:t>Zhang, J., Wang, C., Liao, H., Guan, Y., Li, Z., Xie, Y., &amp; Rao, B. (2025). Eyes on the road, mind beyond vision: Context-aware multi-modal enhanced risk anticipation. In Proc. 33rd ACM Int. Conf. on Multimedia. doi:10.1145/3746027.3755378. arXiv:2507.06444.</w:t>
       </w:r>
     </w:p>
     <w:p>
@@ -29896,7 +29841,7 @@
         <w:pStyle w:val="References"/>
       </w:pPr>
       <w:r>
-        <w:t xml:space="preserve">Zhang, R., Wang, B., Zhang, J., Bian, Z., Feng, C., &amp; Ozbay, K. (2025). When language and vision meet road safety: Leveraging multimodal large language models for video-based traffic accident analysis. Accident Analysis &amp; Prevention, 219, 108077. doi:10.1016/j.aap.2025.108077.</w:t>
+        <w:t>Zhang, R., Wang, B., Zhang, J., Bian, Z., Feng, C., &amp; Ozbay, K. (2025). When language and vision meet road safety: Leveraging multimodal large language models for video-based traffic accident analysis. Accident Analysis &amp; Prevention, 219, 108077. doi:10.1016/j.aap.2025.108077.</w:t>
       </w:r>
     </w:p>
     <w:p>
@@ -29904,7 +29849,7 @@
         <w:pStyle w:val="References"/>
       </w:pPr>
       <w:r>
-        <w:t xml:space="preserve">Kandacharam, S., Rajathilagam, B., &amp; Vasudevan, S. K. (2025). Fusion framework for accident anticipation and incident detection in dashcam videos. SN Computer Science, 6(5), Art. 548. doi:10.1007/s42979-025-04085-z.</w:t>
+        <w:t>Kandacharam, S., Rajathilagam, B., &amp; Vasudevan, S. K. (2025). Fusion framework for accident anticipation and incident detection in dashcam videos. SN Computer Science, 6(5), Art. 548. doi:10.1007/s42979-025-04085-z.</w:t>
       </w:r>
     </w:p>
     <w:p>
@@ -29912,7 +29857,7 @@
         <w:pStyle w:val="References"/>
       </w:pPr>
       <w:r>
-        <w:t xml:space="preserve">Liu, H., Hu, X., Jiang, Y., Wan, T., &amp; Ma, W. (2026). SCTNet: Structured and causality-guided spatiotemporal diffusion network for unsupervised traffic accident detection. Information Processing &amp; Management, 63(4), Art. 104598. doi:10.1016/j.ipm.2025.104598.</w:t>
+        <w:t>Liu, H., Hu, X., Jiang, Y., Wan, T., &amp; Ma, W. (2026). SCTNet: Structured and causality-guided spatiotemporal diffusion network for unsupervised traffic accident detection. Information Processing &amp; Management, 63(4), Art. 104598. doi:10.1016/j.ipm.2025.104598.</w:t>
       </w:r>
     </w:p>
     <w:p>
@@ -29920,7 +29865,7 @@
         <w:pStyle w:val="References"/>
       </w:pPr>
       <w:r>
-        <w:t xml:space="preserve">Yao, Y., Xu, M., Wang, Y., Crandall, D. J., &amp; Atkins, E. M. (2019). Unsupervised traffic accident detection in first-person videos. In Proc. IEEE/RSJ Int. Conf. on Intelligent Robots and Systems (IROS), pp. 273–280.</w:t>
+        <w:t>Yao, Y., Xu, M., Wang, Y., Crandall, D. J., &amp; Atkins, E. M. (2019). Unsupervised traffic accident detection in first-person videos. In Proc. IEEE/RSJ Int. Conf. on Intelligent Robots and Systems (IROS), pp. 273–280.</w:t>
       </w:r>
     </w:p>
     <w:p>
@@ -29928,7 +29873,7 @@
         <w:pStyle w:val="References"/>
       </w:pPr>
       <w:r>
-        <w:t xml:space="preserve">Zhong, Y., Yan, G., Zhu, R., Gan, P., &amp; Shen, X. (2025). Early traffic accident anticipation via feature consistency representation and soft label regression. ACM Trans. Multimedia Computing, Communications, and Applications, 21. doi:10.1145/3767737.</w:t>
+        <w:t>Zhong, Y., Yan, G., Zhu, R., Gan, P., &amp; Shen, X. (2025). Early traffic accident anticipation via feature consistency representation and soft label regression. ACM Trans. Multimedia Computing, Communications, and Applications, 21. doi:10.1145/3767737.</w:t>
       </w:r>
     </w:p>
     <w:p>
@@ -29936,7 +29881,7 @@
         <w:pStyle w:val="References"/>
       </w:pPr>
       <w:r>
-        <w:t xml:space="preserve">Pjetri, A., Abbondandolo, D., de Andrade, D. C., Caprasecca, S., Sambo, F., &amp; Bagdanov, A. D. (2025). Self-supervised road accident anticipation with non-decreasing danger. In Computer Vision – ECCV 2024 Workshops, Lecture Notes in Computer Science, vol. 15629, pp. 65–79. Springer. doi:10.1007/978-3-031-91767-7_5.</w:t>
+        <w:t>Pjetri, A., Abbondandolo, D., de Andrade, D. C., Caprasecca, S., Sambo, F., &amp; Bagdanov, A. D. (2025). Self-supervised road accident anticipation with non-decreasing danger. In Computer Vision – ECCV 2024 Workshops, Lecture Notes in Computer Science, vol. 15629, pp. 65–79. Springer. doi:10.1007/978-3-031-91767-7_5.</w:t>
       </w:r>
     </w:p>
     <w:p>
@@ -29944,7 +29889,7 @@
         <w:pStyle w:val="References"/>
       </w:pPr>
       <w:r>
-        <w:t xml:space="preserve">Zou, Y., Zhao, T., Xiao, P., Jin, H., Qi, L., Li, Y., Liang, L., Qian, Y., Lai, C., Lin, Y., Li, Z., &amp; Wu, Y. (2026). RiskProp: Collision-anchored self-supervised risk propagation for early accident anticipation. In Proc. IEEE/CVF Conf. on Computer Vision and Pattern Recognition (CVPR).</w:t>
+        <w:t>Zou, Y., Zhao, T., Xiao, P., Jin, H., Qi, L., Li, Y., Liang, L., Qian, Y., Lai, C., Lin, Y., Li, Z., &amp; Wu, Y. (2026). RiskProp: Collision-anchored self-supervised risk propagation for early accident anticipation. In Proc. IEEE/CVF Conf. on Computer Vision and Pattern Recognition (CVPR).</w:t>
       </w:r>
     </w:p>
     <w:p>
@@ -29952,7 +29897,7 @@
         <w:pStyle w:val="References"/>
       </w:pPr>
       <w:r>
-        <w:t xml:space="preserve">Saha, D., Mannan, S. M. A., Rashid, M. R., Naswan, R., &amp; Tahmid, A. (2026). Zero-shot traffic accident detection via a coarse-to-fine VLM-tracking pipeline. arXiv:2608.08867.</w:t>
+        <w:t>Saha, D., Mannan, S. M. A., Rashid, M. R., Naswan, R., &amp; Tahmid, A. (2026). Zero-shot traffic accident detection via a coarse-to-fine VLM-tracking pipeline. arXiv:2608.08867.</w:t>
       </w:r>
     </w:p>
     <w:p>
@@ -29960,7 +29905,7 @@
         <w:pStyle w:val="References"/>
       </w:pPr>
       <w:r>
-        <w:t xml:space="preserve">Singh, Pal, Biswas, &amp; Chandran (2026). Metadata-aware multi-prompt reasoning for zero-shot accident understanding. arXiv:2606.12047. [VERIFY FULL GIVEN NAMES BEFORE SUBMISSION]</w:t>
+        <w:t>Singh, Pal, Biswas, &amp; Chandran (2026). Metadata-aware multi-prompt reasoning for zero-shot accident understanding. arXiv:2606.12047. [VERIFY FULL GIVEN NAMES BEFORE SUBMISSION]</w:t>
       </w:r>
     </w:p>
     <w:p>
@@ -29968,7 +29913,7 @@
         <w:pStyle w:val="References"/>
       </w:pPr>
       <w:r>
-        <w:t xml:space="preserve">Thakur, A., &amp; Talele, S. (2026). A modular zero-shot pipeline for accident detection, localization, and classification in traffic surveillance video. arXiv:2604.09685.</w:t>
+        <w:t>Thakur, A., &amp; Talele, S. (2026). A modular zero-shot pipeline for accident detection, localization, and classification in traffic surveillance video. arXiv:2604.09685.</w:t>
       </w:r>
     </w:p>
     <w:p>
@@ -29976,7 +29921,7 @@
         <w:pStyle w:val="References"/>
       </w:pPr>
       <w:r>
-        <w:t xml:space="preserve">Torralba, A., &amp; Efros, A. A. (2011). Unbiased look at dataset bias. In Proc. IEEE Conf. on Computer Vision and Pattern Recognition (CVPR), pp. 1521–1528. doi:10.1109/CVPR.2011.5995347.</w:t>
+        <w:t>Torralba, A., &amp; Efros, A. A. (2011). Unbiased look at dataset bias. In Proc. IEEE Conf. on Computer Vision and Pattern Recognition (CVPR), pp. 1521–1528. doi:10.1109/CVPR.2011.5995347.</w:t>
       </w:r>
     </w:p>
     <w:p>
@@ -29984,7 +29929,7 @@
         <w:pStyle w:val="References"/>
       </w:pPr>
       <w:r>
-        <w:t xml:space="preserve">Gururangan, S., Swayamdipta, S., Levy, O., Schwartz, R., Bowman, S. R., &amp; Smith, N. A. (2018). Annotation artifacts in natural language inference data. In Proc. NAACL-HLT 2018, vol. 2 (Short Papers), pp. 107–112. doi:10.18653/v1/N18-2017.</w:t>
+        <w:t>Gururangan, S., Swayamdipta, S., Levy, O., Schwartz, R., Bowman, S. R., &amp; Smith, N. A. (2018). Annotation artifacts in natural language inference data. In Proc. NAACL-HLT 2018, vol. 2 (Short Papers), pp. 107–112. doi:10.18653/v1/N18-2017.</w:t>
       </w:r>
     </w:p>
     <w:p>
@@ -29992,7 +29937,8 @@
         <w:pStyle w:val="References"/>
       </w:pPr>
       <w:r>
-        <w:t xml:space="preserve">Poliak, A., Naradowsky, J., Haldar, A., Rudinger, R., &amp; Van Durme, B. (2018). Hypothesis only baselines in natural language inference. In Proc. 7th Joint Conf. on Lexical and Computational Semantics (*SEM), pp. 180–191. doi:10.18653/v1/S18-2023.</w:t>
+        <w:lastRenderedPageBreak/>
+        <w:t>Poliak, A., Naradowsky, J., Haldar, A., Rudinger, R., &amp; Van Durme, B. (2018). Hypothesis only baselines in natural language inference. In Proc. 7th Joint Conf. on Lexical and Computational Semantics (*SEM), pp. 180–191. doi:10.18653/v1/S18-2023.</w:t>
       </w:r>
     </w:p>
     <w:p>
@@ -30000,7 +29946,7 @@
         <w:pStyle w:val="References"/>
       </w:pPr>
       <w:r>
-        <w:t xml:space="preserve">Ferrari Dacrema, M., Cremonesi, P., &amp; Jannach, D. (2019). Are we really making much progress? A worrying analysis of recent neural recommendation approaches. In Proc. 13th ACM Conf. on Recommender Systems (RecSys), pp. 101–109. doi:10.1145/3298689.3347058.</w:t>
+        <w:t>Ferrari Dacrema, M., Cremonesi, P., &amp; Jannach, D. (2019). Are we really making much progress? A worrying analysis of recent neural recommendation approaches. In Proc. 13th ACM Conf. on Recommender Systems (RecSys), pp. 101–109. doi:10.1145/3298689.3347058.</w:t>
       </w:r>
     </w:p>
     <w:p>
@@ -30008,7 +29954,7 @@
         <w:pStyle w:val="References"/>
       </w:pPr>
       <w:r>
-        <w:t xml:space="preserve">Korkut, S., Bravo Sarmiento, M. A., Kim, S., &amp; Akata, Z. (2026). From accuracy to visual dependence: Auditing and filtering modality collapse in traffic VideoQA. In 1st Workshop on Combining Theory and Benchmarks (CTB@ICML 2026), Seoul. arXiv:2606.30220.</w:t>
+        <w:t>Korkut, S., Bravo Sarmiento, M. A., Kim, S., &amp; Akata, Z. (2026). From accuracy to visual dependence: Auditing and filtering modality collapse in traffic VideoQA. In 1st Workshop on Combining Theory and Benchmarks (CTB@ICML 2026), Seoul. arXiv:2606.30220.</w:t>
       </w:r>
     </w:p>
     <w:p>
@@ -30016,7 +29962,7 @@
         <w:pStyle w:val="References"/>
       </w:pPr>
       <w:r>
-        <w:t xml:space="preserve">Zhao, T., Zou, Y., Mao, Z., Xiao, P., Huang, Y., Yang, H., Li, Y., Li, Q., Wu, G., &amp; Lin, Y. (2025). Accident anticipation via temporal occurrence prediction. arXiv:2510.22260.</w:t>
+        <w:t>Zhao, T., Zou, Y., Mao, Z., Xiao, P., Huang, Y., Yang, H., Li, Y., Li, Q., Wu, G., &amp; Lin, Y. (2025). Accident anticipation via temporal occurrence prediction. arXiv:2510.22260.</w:t>
       </w:r>
     </w:p>
     <w:p>
@@ -30024,7 +29970,7 @@
         <w:pStyle w:val="References"/>
       </w:pPr>
       <w:r>
-        <w:t xml:space="preserve">Goldshmidt, R., Scott, H., Niccolini, L., Zhu, S., Moura, D., &amp; Zvitia, O. (2025). BADAS: Context-aware collision prediction using real-world dashcam data. arXiv:2510.14876.</w:t>
+        <w:t>Goldshmidt, R., Scott, H., Niccolini, L., Zhu, S., Moura, D., &amp; Zvitia, O. (2025). BADAS: Context-aware collision prediction using real-world dashcam data. arXiv:2510.14876.</w:t>
       </w:r>
     </w:p>
     <w:p>
@@ -30032,7 +29978,7 @@
         <w:pStyle w:val="References"/>
       </w:pPr>
       <w:r>
-        <w:t xml:space="preserve">Caselli, L., Trinci, T., Bianconcini, T., Magistri, S., Taccari, L., Sambo, F., &amp; Bagdanov, A. D. (2026). FLaRA: Predicting future latent representations for accident anticipation. arXiv:2606.14380.</w:t>
+        <w:t>Caselli, L., Trinci, T., Bianconcini, T., Magistri, S., Taccari, L., Sambo, F., &amp; Bagdanov, A. D. (2026). FLaRA: Predicting future latent representations for accident anticipation. arXiv:2606.14380.</w:t>
       </w:r>
     </w:p>
     <w:p>
@@ -30069,7 +30015,7 @@
           <w:sz w:val="24"/>
           <w:szCs w:val="24"/>
         </w:rPr>
-        <w:t xml:space="preserve">MATERIAL MOVED FROM THE INTRODUCTION — to be reintegrated into Section 2, not for submission in this position. NOTE: the bracket numbers in these paragraphs refer to the OLD reference list and must be renumbered against the current one before any of this text is reused.</w:t>
+        <w:t>MATERIAL MOVED FROM THE INTRODUCTION — to be reintegrated into Section 2, not for submission in this position. NOTE: the bracket numbers in these paragraphs refer to the OLD reference list and must be renumbered against the current one before any of this text is reused.</w:t>
       </w:r>
     </w:p>
     <w:p>
@@ -30101,41 +30047,41 @@
           <w:sz w:val="24"/>
           <w:szCs w:val="24"/>
         </w:rPr>
-        <w:t xml:space="preserve">One of the factors that helps in anticipation is the precursor state, a visual signal that can signal the danger. A driver driving at the highways observes a pattern that the car 50 meters away has suddenly drifted its lane position to 20 cm to the right and a sudden drop in speed is observed. The driver hasn’t applied a brake or an occurrence of accident is observed, however these deviations in lane and speed are a precursor signal indicating the driver’s drowsiness or uneasiness. Thus, in accident anticipation, the model needs to understand this uneasiness that aids in anticipating accidents. Thus, the precursor states can be identified with the deviation in </w:t>
+        <w:t xml:space="preserve">One of the factors that helps in anticipation is the precursor state, a visual signal that can signal the danger. A driver driving at the highways observes a pattern that the car 50 meters away has suddenly drifted its lane position to 20 cm to the right and a sudden drop in speed is observed. The driver hasn’t applied a brake or an occurrence of accident is observed, however these deviations in lane and speed are a precursor signal indicating the driver’s drowsiness or uneasiness. Thus, in accident anticipation, the model needs to understand this uneasiness that aids in anticipating accidents. Thus, the precursor states can be identified with the deviation in vehicle track, clogging patterns and predicting the future intersection of two objects using current motion [5]. </w:t>
+      </w:r>
+    </w:p>
+    <w:p>
+      <w:pPr>
+        <w:jc w:val="both"/>
+        <w:rPr>
+          <w:sz w:val="24"/>
+          <w:szCs w:val="24"/>
+        </w:rPr>
+      </w:pPr>
+      <w:r>
+        <w:rPr>
+          <w:sz w:val="24"/>
+          <w:szCs w:val="24"/>
+        </w:rPr>
+        <w:t xml:space="preserve">Existing training-based models both supervised and unsupervised approaches aren’t suitable for accident anticipation because of the fact that they are biased based on the training data [6]. The problem of accident anticipation is viewed merely as a frame level problem without much vitality is given to the precursor states. The subtle differences between the normal scene and accident scene are so tiny that goes unnoticed many at times in supervised models as they are trained on features and thus, they can’t identify the marginal changes in terms of the position and velocity. So, they do not capture the dynamics and context of the scene and thus this method remains as a mere memorization of the dataset and does anticipation based on the memorization not on the danger perspective. This demands an approach that is more realistic than the training-based approaches that can generalize well and does the anticipation even under extreme weather conditions and unfamiliar road geometry.  </w:t>
+      </w:r>
+    </w:p>
+    <w:p>
+      <w:pPr>
+        <w:jc w:val="both"/>
+        <w:rPr>
+          <w:sz w:val="24"/>
+          <w:szCs w:val="24"/>
+        </w:rPr>
+      </w:pPr>
+      <w:r>
+        <w:rPr>
+          <w:sz w:val="24"/>
+          <w:szCs w:val="24"/>
+        </w:rPr>
+        <w:t xml:space="preserve">Vision language Models (VLMs) acts as a suitable alternative to address all the challenges encountered by training-based approaches in terms of class imbalance, poor generalization, expensive labelling and spurious correlations [7]. The VLMs are ideal for accident anticipation as they can help identify the precursors effectively as they can map the visual cues in the video sequence to natural language reasoning. Thus, the conclusions drawn about the anticipation are purely based on the semantic understanding of the entire video frames [8]. However, the current </w:t>
         <w:lastRenderedPageBreak/>
-        <w:t xml:space="preserve">vehicle track, clogging patterns and predicting the future intersection of two objects using current motion [5]. </w:t>
-      </w:r>
-    </w:p>
-    <w:p>
-      <w:pPr>
-        <w:jc w:val="both"/>
-        <w:rPr>
-          <w:sz w:val="24"/>
-          <w:szCs w:val="24"/>
-        </w:rPr>
-      </w:pPr>
-      <w:r>
-        <w:rPr>
-          <w:sz w:val="24"/>
-          <w:szCs w:val="24"/>
-        </w:rPr>
-        <w:t xml:space="preserve">Existing training-based models both supervised and unsupervised approaches aren’t suitable for accident anticipation because of the fact that they are biased based on the training data [6]. The problem of accident anticipation is viewed merely as a frame level problem without much vitality is given to the precursor states. The subtle differences between the normal scene and accident scene are so tiny that goes unnoticed many at times in supervised models as they are trained on features and thus, they can’t identify the marginal changes in terms of the position and velocity. So, they do not capture the dynamics and context of the scene and thus this method remains as a mere memorization of the dataset and does anticipation based on the memorization not on the danger perspective. This demands an approach that is more realistic than the training-based approaches that can generalize well and does the anticipation even under extreme weather conditions and unfamiliar road geometry.  </w:t>
-      </w:r>
-    </w:p>
-    <w:p>
-      <w:pPr>
-        <w:jc w:val="both"/>
-        <w:rPr>
-          <w:sz w:val="24"/>
-          <w:szCs w:val="24"/>
-        </w:rPr>
-      </w:pPr>
-      <w:r>
-        <w:rPr>
-          <w:sz w:val="24"/>
-          <w:szCs w:val="24"/>
-        </w:rPr>
-        <w:t xml:space="preserve">Vision language Models (VLMs) acts as a suitable alternative to address all the challenges encountered by training-based approaches in terms of class imbalance, poor generalization, expensive labelling and spurious correlations [7]. The VLMs are ideal for accident anticipation as they can help identify the precursors effectively as they can map the visual cues in the video sequence to natural language reasoning. Thus, the conclusions drawn about the anticipation are purely based on the semantic understanding of the entire video frames [8]. However, the current VLMs if adopted individually as mentioned in [9] [10] suffers certain challenges in anticipation as the predictions introduce biases as per the architectural specifications and thus, they struggle for the identification of the semantic reasoning, robustness and generalization. Thus, relying on a single model is often fragile and ensembling seems to be a practical alternative to these concerns. Thus, this work aims to identify the models that can understand the dashcam scene effectively and understand the scene dynamics effectively and able to draw conclusions based on the domain knowledge. </w:t>
+        <w:t xml:space="preserve">VLMs if adopted individually as mentioned in [9] [10] suffers certain challenges in anticipation as the predictions introduce biases as per the architectural specifications and thus, they struggle for the identification of the semantic reasoning, robustness and generalization. Thus, relying on a single model is often fragile and ensembling seems to be a practical alternative to these concerns. Thus, this work aims to identify the models that can understand the dashcam scene effectively and understand the scene dynamics effectively and able to draw conclusions based on the domain knowledge. </w:t>
       </w:r>
     </w:p>
     <w:sectPr>

--- a/paper/Precrash.docx
+++ b/paper/Precrash.docx
@@ -29205,7 +29205,7 @@
           <w:sz w:val="24"/>
           <w:szCs w:val="24"/>
         </w:rPr>
-        <w:t>A composite metric that adds an unbounded earliness term to bounded discrimination terms does not measure what its name suggests. On a live accident-anticipation benchmark we measured the magnitude: the earliness terms are worth 5.70 times what the discrimination terms contribute to a submission that reads nothing, they are maximised exactly by a constant, and that constant scores within 0.14874 of the winning entry while matching the eighth-placed team at the precision the leaderboard displays.</w:t>
+        <w:t xml:space="preserve">A composite score that adds an unbounded earliness term to bounded discrimination terms does not measure what its name suggests. On a live accident-anticipation benchmark the earliness terms are worth 5.70 times what discrimination contributes to a submission that reads nothing; they are maximised exactly by a constant; and that constant scores within 0.14874 of the winning entry, matching the eighth-placed team at the precision the leaderboard displays. Our own entry, a training-free ensemble, placed ninth of thirteen and scores below it.</w:t>
       </w:r>
     </w:p>
     <w:p>
@@ -29224,7 +29224,7 @@
           <w:sz w:val="24"/>
           <w:szCs w:val="24"/>
         </w:rPr>
-        <w:t>Using twenty-four video-blind submissions as probes we recovered most of the metric's functional form from outside the competition. The score falls at exactly one sixtieth of a point per frame of delay, confirmed by a one-frame experiment and predicting held-out step-like curves to within 6.4 × 10⁻³. The same probes recovered the support and mean of the withheld accident-onset distribution, and established a second result we did not set out to find: three curves crossing the threshold at the same frame score 0.091 apart, a spread the published formula cannot produce. The benchmark's stated definition does not reproduce its own scorer.</w:t>
+        <w:t xml:space="preserve">The method that established this is as portable as the finding. Twenty-four submissions, not one of which opened a video frame, were enough to recover the score's slope to a sixtieth of a point per frame of delay, to bound the support and mean of an accident-onset distribution no entrant has seen, and to establish that the benchmark's published formula does not reproduce its own scorer. A leaderboard that accepts arbitrary submissions is an instrument, and any benchmark that accepts one can be measured from outside in this way.</w:t>
       </w:r>
     </w:p>
     <w:p>
@@ -29243,453 +29243,7 @@
           <w:sz w:val="24"/>
           <w:szCs w:val="24"/>
         </w:rPr>
-        <w:t>The remedy is cheap. Bound the earliness term and condition it on a fixed operating point of the discrimination metric, so that a method must classify before its timing is counted. And run the control: a constant costs one submission and settles in an afternoon a question that otherwise propagates through a literature.</w:t>
-      </w:r>
-    </w:p>
-    <w:p>
-      <w:pPr>
-        <w:spacing w:before="60" w:after="100" w:line="276" w:lineRule="auto"/>
-        <w:jc w:val="both"/>
-        <w:rPr>
-          <w:rFonts w:eastAsia="Times New Roman"/>
-          <w:sz w:val="24"/>
-          <w:szCs w:val="24"/>
-        </w:rPr>
-      </w:pPr>
-      <w:r>
-        <w:rPr>
-          <w:rFonts w:eastAsia="Times New Roman"/>
-          <w:sz w:val="24"/>
-          <w:szCs w:val="24"/>
-        </w:rPr>
-        <w:t>We report our own entry, a training-free ensemble of vision–language similarity, a motion signal and a text-anchored prior, as the case study. It placed ninth of thirteen and it scores below the constant. We had selected its sentence encoder by minimising the crossover frame — the only quantity this benchmark lets an entrant compute, and the quantity a constant drives to zero. That is what a withheld label set does to a research programme, and it is the reason this paper reports a metric rather than a method.</w:t>
-      </w:r>
-    </w:p>
-    <w:p>
-      <w:pPr>
-        <w:spacing w:after="60"/>
-        <w:rPr>
-          <w:sz w:val="24"/>
-          <w:szCs w:val="24"/>
-        </w:rPr>
-      </w:pPr>
-    </w:p>
-    <w:p>
-      <w:pPr>
-        <w:spacing w:before="60" w:after="100" w:line="276" w:lineRule="auto"/>
-        <w:jc w:val="both"/>
-        <w:rPr>
-          <w:rFonts w:eastAsia="Times New Roman"/>
-          <w:sz w:val="24"/>
-          <w:szCs w:val="24"/>
-        </w:rPr>
-      </w:pPr>
-      <w:r>
-        <w:rPr>
-          <w:rFonts w:eastAsia="Times New Roman"/>
-          <w:sz w:val="24"/>
-          <w:szCs w:val="24"/>
-        </w:rPr>
-        <w:t>MATERIAL PARKED — the Future Scope section below is superseded by Section 8, Limitations, and is not for submission in this position. Three of its subsections describe work that remains worth doing: cross-dataset validation on a labelled corpus, edge deployment, and the driver-behaviour and regulatory discussion. Fold those into a short future-work paragraph at the end of Section 9. Note that 7.1 states the ensemble weights were grid-searched on the evaluation corpus, which contradicts the zero-shot claim and must be resolved before submission.</w:t>
-      </w:r>
-    </w:p>
-    <w:p>
-      <w:pPr>
-        <w:spacing w:before="220" w:after="80"/>
-        <w:rPr>
-          <w:sz w:val="24"/>
-          <w:szCs w:val="24"/>
-        </w:rPr>
-      </w:pPr>
-      <w:r>
-        <w:rPr>
-          <w:rFonts w:eastAsia="Times New Roman"/>
-          <w:b/>
-          <w:bCs/>
-          <w:sz w:val="24"/>
-          <w:szCs w:val="24"/>
-        </w:rPr>
-        <w:t>7. Future Scope</w:t>
-      </w:r>
-    </w:p>
-    <w:p>
-      <w:pPr>
-        <w:spacing w:before="60" w:after="100" w:line="276" w:lineRule="auto"/>
-        <w:jc w:val="both"/>
-        <w:rPr>
-          <w:sz w:val="24"/>
-          <w:szCs w:val="24"/>
-        </w:rPr>
-      </w:pPr>
-      <w:r>
-        <w:rPr>
-          <w:rFonts w:eastAsia="Times New Roman"/>
-          <w:sz w:val="24"/>
-          <w:szCs w:val="24"/>
-        </w:rPr>
-        <w:t>While the results presented in this work establish a compelling proof-of-concept for zero-shot multimodal accident anticipation, several directions for methodological extension and practical deployment advancement are identified:</w:t>
-      </w:r>
-    </w:p>
-    <w:p>
-      <w:pPr>
-        <w:spacing w:before="160" w:after="60"/>
-        <w:rPr>
-          <w:sz w:val="24"/>
-          <w:szCs w:val="24"/>
-        </w:rPr>
-      </w:pPr>
-      <w:r>
-        <w:rPr>
-          <w:rFonts w:eastAsia="Times New Roman"/>
-          <w:b/>
-          <w:bCs/>
-          <w:i/>
-          <w:iCs/>
-          <w:sz w:val="24"/>
-          <w:szCs w:val="24"/>
-        </w:rPr>
-        <w:t>7.1. Adaptive Ensemble Weight Learning</w:t>
-      </w:r>
-    </w:p>
-    <w:p>
-      <w:pPr>
-        <w:spacing w:before="60" w:after="100" w:line="276" w:lineRule="auto"/>
-        <w:jc w:val="both"/>
-        <w:rPr>
-          <w:sz w:val="24"/>
-          <w:szCs w:val="24"/>
-        </w:rPr>
-      </w:pPr>
-      <w:r>
-        <w:rPr>
-          <w:rFonts w:eastAsia="Times New Roman"/>
-          <w:sz w:val="24"/>
-          <w:szCs w:val="24"/>
-        </w:rPr>
-        <w:t xml:space="preserve">The fusion weights in the current framework (α = 0.55, β = 0.25, γ = 0.20) were empirically determined through grid search on the full evaluation corpus. A natural extension is the development of a </w:t>
-      </w:r>
-      <w:r>
-        <w:rPr>
-          <w:rFonts w:eastAsia="Times New Roman"/>
-          <w:i/>
-          <w:iCs/>
-          <w:sz w:val="24"/>
-          <w:szCs w:val="24"/>
-        </w:rPr>
-        <w:t>dynamic, context-aware weight adaptation mechanism</w:t>
-      </w:r>
-      <w:r>
-        <w:rPr>
-          <w:rFonts w:eastAsia="Times New Roman"/>
-          <w:sz w:val="24"/>
-          <w:szCs w:val="24"/>
-        </w:rPr>
-        <w:t xml:space="preserve"> that adjusts modality contributions in real time based on environmental conditions — for instance, elevating the optical flow weight during adverse weather (when visual semantics degrade) or up-weighting the NLP prior in semantically complex urban intersections (where kinematic signals are ambiguous). Such adaptive fusion could be implemented through a lightweight meta-learner trained on a small set of environment-labelled examples, or through attention mechanisms operating over modality-specific confidence estimates, preserving the zero-shot character of the core pipeline.</w:t>
-      </w:r>
-    </w:p>
-    <w:p>
-      <w:pPr>
-        <w:spacing w:before="160" w:after="60"/>
-        <w:rPr>
-          <w:sz w:val="24"/>
-          <w:szCs w:val="24"/>
-        </w:rPr>
-      </w:pPr>
-      <w:r>
-        <w:rPr>
-          <w:rFonts w:eastAsia="Times New Roman"/>
-          <w:b/>
-          <w:bCs/>
-          <w:i/>
-          <w:iCs/>
-          <w:sz w:val="24"/>
-          <w:szCs w:val="24"/>
-        </w:rPr>
-        <w:t>7.2. Integration of Audio and V2X Communication Modalities</w:t>
-      </w:r>
-    </w:p>
-    <w:p>
-      <w:pPr>
-        <w:spacing w:before="60" w:after="100" w:line="276" w:lineRule="auto"/>
-        <w:jc w:val="both"/>
-        <w:rPr>
-          <w:sz w:val="24"/>
-          <w:szCs w:val="24"/>
-        </w:rPr>
-      </w:pPr>
-      <w:r>
-        <w:rPr>
-          <w:rFonts w:eastAsia="Times New Roman"/>
-          <w:sz w:val="24"/>
-          <w:szCs w:val="24"/>
-        </w:rPr>
-        <w:t xml:space="preserve">The current framework operates exclusively on visual modalities derived from the dashcam video stream. Contemporary dashcam systems increasingly capture </w:t>
-      </w:r>
-      <w:r>
-        <w:rPr>
-          <w:rFonts w:eastAsia="Times New Roman"/>
-          <w:i/>
-          <w:iCs/>
-          <w:sz w:val="24"/>
-          <w:szCs w:val="24"/>
-        </w:rPr>
-        <w:t>synchronised audio streams</w:t>
-      </w:r>
-      <w:r>
-        <w:rPr>
-          <w:rFonts w:eastAsia="Times New Roman"/>
-          <w:sz w:val="24"/>
-          <w:szCs w:val="24"/>
-        </w:rPr>
-        <w:t xml:space="preserve"> — which encode horn activations, tyre screeching, and sudden deceleration sounds — that carry independent and early precursor signals for imminent collision events. Furthermore, the proliferation of Vehicle-to-Everything (V2X) communication infrastructure in smart city deployments provides access to </w:t>
-      </w:r>
-      <w:r>
-        <w:rPr>
-          <w:rFonts w:eastAsia="Times New Roman"/>
-          <w:i/>
-          <w:iCs/>
-          <w:sz w:val="24"/>
-          <w:szCs w:val="24"/>
-        </w:rPr>
-        <w:t>inter-vehicle kinematic state broadcasts</w:t>
-      </w:r>
-      <w:r>
-        <w:rPr>
-          <w:rFonts w:eastAsia="Times New Roman"/>
-          <w:sz w:val="24"/>
-          <w:szCs w:val="24"/>
-        </w:rPr>
-        <w:t xml:space="preserve"> (position, velocity, heading) that extend the anticipation horizon beyond the visual field of view. Future work will investigate the integration of audio-based risk scoring — using pre-trained audio event classifiers such as AudioCLIP — and V2X data streams as additional ensemble modalities, with the goal of further reducing the mean crossover frame below 20.</w:t>
-      </w:r>
-    </w:p>
-    <w:p>
-      <w:pPr>
-        <w:spacing w:before="160" w:after="60"/>
-        <w:rPr>
-          <w:sz w:val="24"/>
-          <w:szCs w:val="24"/>
-        </w:rPr>
-      </w:pPr>
-      <w:r>
-        <w:rPr>
-          <w:rFonts w:eastAsia="Times New Roman"/>
-          <w:b/>
-          <w:bCs/>
-          <w:i/>
-          <w:iCs/>
-          <w:sz w:val="24"/>
-          <w:szCs w:val="24"/>
-        </w:rPr>
-        <w:t>7.3. Temporal Attention and Transformer-Based Score Refinement</w:t>
-      </w:r>
-    </w:p>
-    <w:p>
-      <w:pPr>
-        <w:spacing w:before="60" w:after="100" w:line="276" w:lineRule="auto"/>
-        <w:jc w:val="both"/>
-        <w:rPr>
-          <w:sz w:val="24"/>
-          <w:szCs w:val="24"/>
-        </w:rPr>
-      </w:pPr>
-      <w:r>
-        <w:rPr>
-          <w:rFonts w:eastAsia="Times New Roman"/>
-          <w:sz w:val="24"/>
-          <w:szCs w:val="24"/>
-        </w:rPr>
-        <w:t xml:space="preserve">The ensemble score computation in PreCrash treats each temporal window independently, aggregating frame-level scores through post-processing rather than explicitly modelling long-range temporal dependencies across the full 150-frame sequence. Incorporating a </w:t>
-      </w:r>
-      <w:r>
-        <w:rPr>
-          <w:rFonts w:eastAsia="Times New Roman"/>
-          <w:i/>
-          <w:iCs/>
-          <w:sz w:val="24"/>
-          <w:szCs w:val="24"/>
-        </w:rPr>
-        <w:t>lightweight temporal transformer</w:t>
-      </w:r>
-      <w:r>
-        <w:rPr>
-          <w:rFonts w:eastAsia="Times New Roman"/>
-          <w:sz w:val="24"/>
-          <w:szCs w:val="24"/>
-        </w:rPr>
-        <w:t xml:space="preserve"> as a score refinement layer — operating on the sequence of raw ensemble scores rather than on raw visual features — would enable the framework to explicitly reason about risk trajectory shape, acceleration, and inflection points without imposing the </w:t>
-        <w:lastRenderedPageBreak/>
-        <w:t>computational burden of full end-to-end video transformer inference. This refinement layer could be trained on a small auxiliary set of labelled risk trajectories in a few-shot regime, extending the zero-shot framework toward a few-shot variant with minimal annotation cost.</w:t>
-      </w:r>
-    </w:p>
-    <w:p>
-      <w:pPr>
-        <w:spacing w:before="160" w:after="60"/>
-        <w:rPr>
-          <w:sz w:val="24"/>
-          <w:szCs w:val="24"/>
-        </w:rPr>
-      </w:pPr>
-      <w:r>
-        <w:rPr>
-          <w:rFonts w:eastAsia="Times New Roman"/>
-          <w:b/>
-          <w:bCs/>
-          <w:i/>
-          <w:iCs/>
-          <w:sz w:val="24"/>
-          <w:szCs w:val="24"/>
-        </w:rPr>
-        <w:t>7.4. Cross-Dataset Generalisation and Geographic Diversity</w:t>
-      </w:r>
-    </w:p>
-    <w:p>
-      <w:pPr>
-        <w:spacing w:before="60" w:after="100" w:line="276" w:lineRule="auto"/>
-        <w:jc w:val="both"/>
-        <w:rPr>
-          <w:sz w:val="24"/>
-          <w:szCs w:val="24"/>
-        </w:rPr>
-      </w:pPr>
-      <w:r>
-        <w:rPr>
-          <w:rFonts w:eastAsia="Times New Roman"/>
-          <w:sz w:val="24"/>
-          <w:szCs w:val="24"/>
-        </w:rPr>
-        <w:t>The evaluation presented in this work was conducted on the MM-AU benchmark, which, while comprehensive in accident typology, reflects a particular geographic and infrastructural distribution. Future work will assess the framework's generalisation across geographically diverse dashcam datasets — including D2-City (Chinese urban environments), DADA-2000 (driver attention in driving accidents), and the A3D dataset — with the objective of validating the zero-shot claim across substantially different road geometries, driving cultures, traffic density patterns, and regulatory environments. Cross-dataset evaluation without any form of adaptation would constitute the most rigorous validation of the framework's generalisation claim and is a priority for future benchmarking work.</w:t>
-      </w:r>
-    </w:p>
-    <w:p>
-      <w:pPr>
-        <w:spacing w:before="160" w:after="60"/>
-        <w:rPr>
-          <w:sz w:val="24"/>
-          <w:szCs w:val="24"/>
-        </w:rPr>
-      </w:pPr>
-      <w:r>
-        <w:rPr>
-          <w:rFonts w:eastAsia="Times New Roman"/>
-          <w:b/>
-          <w:bCs/>
-          <w:i/>
-          <w:iCs/>
-          <w:sz w:val="24"/>
-          <w:szCs w:val="24"/>
-        </w:rPr>
-        <w:t>7.5. Edge Deployment and Real-Time Embedded Implementation</w:t>
-      </w:r>
-    </w:p>
-    <w:p>
-      <w:pPr>
-        <w:spacing w:before="60" w:after="100" w:line="276" w:lineRule="auto"/>
-        <w:jc w:val="both"/>
-        <w:rPr>
-          <w:sz w:val="24"/>
-          <w:szCs w:val="24"/>
-        </w:rPr>
-      </w:pPr>
-      <w:r>
-        <w:rPr>
-          <w:rFonts w:eastAsia="Times New Roman"/>
-          <w:sz w:val="24"/>
-          <w:szCs w:val="24"/>
-        </w:rPr>
-        <w:t xml:space="preserve">The current implementation executes on an NVIDIA T4 GPU in a cloud inference setting. Practical vehicular deployment requires execution on resource-constrained embedded platforms — including automotive-grade system-on-chip devices (e.g., NVIDIA Jetson Orin, Qualcomm Snapdragon Ride) — under strict latency, power, and thermal constraints. Future work will investigate </w:t>
-      </w:r>
-      <w:r>
-        <w:rPr>
-          <w:rFonts w:eastAsia="Times New Roman"/>
-          <w:i/>
-          <w:iCs/>
-          <w:sz w:val="24"/>
-          <w:szCs w:val="24"/>
-        </w:rPr>
-        <w:t>model quantisation, structured pruning, and knowledge distillation</w:t>
-      </w:r>
-      <w:r>
-        <w:rPr>
-          <w:rFonts w:eastAsia="Times New Roman"/>
-          <w:sz w:val="24"/>
-          <w:szCs w:val="24"/>
-        </w:rPr>
-        <w:t xml:space="preserve"> strategies for compressing the CLIP ViT-L/14 encoder and the frame-differencing pipeline to meet embedded deployment targets (target: ≤50 ms per frame end-to-end latency at 30 FPS). The modular, decoupled architecture of PreCrash is particularly amenable to selective component compression, as each modality engine can be independently quantised and validated without affecting the other engines or the fusion layer.</w:t>
-      </w:r>
-    </w:p>
-    <w:p>
-      <w:pPr>
-        <w:spacing w:before="160" w:after="60"/>
-        <w:rPr>
-          <w:sz w:val="24"/>
-          <w:szCs w:val="24"/>
-        </w:rPr>
-      </w:pPr>
-      <w:r>
-        <w:rPr>
-          <w:rFonts w:eastAsia="Times New Roman"/>
-          <w:b/>
-          <w:bCs/>
-          <w:i/>
-          <w:iCs/>
-          <w:sz w:val="24"/>
-          <w:szCs w:val="24"/>
-        </w:rPr>
-        <w:t>7.6. Regulatory Integration and Driver Behaviour Studies</w:t>
-      </w:r>
-    </w:p>
-    <w:p>
-      <w:pPr>
-        <w:spacing w:before="60" w:after="100" w:line="276" w:lineRule="auto"/>
-        <w:jc w:val="both"/>
-        <w:rPr>
-          <w:sz w:val="24"/>
-          <w:szCs w:val="24"/>
-        </w:rPr>
-      </w:pPr>
-      <w:r>
-        <w:rPr>
-          <w:rFonts w:eastAsia="Times New Roman"/>
-          <w:sz w:val="24"/>
-          <w:szCs w:val="24"/>
-        </w:rPr>
-        <w:t xml:space="preserve">Beyond the technical dimension, the deployment of PreCrash in production vehicles raises important questions regarding human-machine interaction, driver trust calibration, and regulatory acceptance. Future work will investigate the </w:t>
-      </w:r>
-      <w:r>
-        <w:rPr>
-          <w:rFonts w:eastAsia="Times New Roman"/>
-          <w:i/>
-          <w:iCs/>
-          <w:sz w:val="24"/>
-          <w:szCs w:val="24"/>
-        </w:rPr>
-        <w:t>optimal alert modality and timing strategy</w:t>
-      </w:r>
-      <w:r>
-        <w:rPr>
-          <w:rFonts w:eastAsia="Times New Roman"/>
-          <w:sz w:val="24"/>
-          <w:szCs w:val="24"/>
-        </w:rPr>
-        <w:t xml:space="preserve"> for communicating 4+ second anticipation warnings to human drivers — a challenge distinct from near-collision braking, where driver override is neither expected nor desirable. Controlled driving simulation studies examining driver response latency, trust calibration, and alert fatigue as functions of warning lead-time and presentation modality will be conducted. Concurrently, engagement with emerging regulatory frameworks for AI transparency in safety-critical systems — including EU AI Act provisions for high-risk automotive applications — will guide the formalisation of interpretability requirements for the modality-level attribution mechanism.</w:t>
-      </w:r>
-    </w:p>
-    <w:p>
-      <w:pPr>
-        <w:spacing w:before="60" w:after="100" w:line="276" w:lineRule="auto"/>
-        <w:jc w:val="both"/>
-        <w:rPr>
-          <w:sz w:val="24"/>
-          <w:szCs w:val="24"/>
-        </w:rPr>
-      </w:pPr>
-      <w:r>
-        <w:rPr>
-          <w:rFonts w:eastAsia="Times New Roman"/>
-          <w:sz w:val="24"/>
-          <w:szCs w:val="24"/>
-        </w:rPr>
-        <w:t>In summary, PreCrash establishes that zero-shot, training-free accident anticipation is not merely a theoretical possibility but a practically achievable and measurably effective operational capability. The results call for a re-evaluation of the assumption that safety-critical visual understanding systems categorically require large, domain-specific labelled datasets — and position pre-trained Vision-Language Model ensembles as a viable, scalable foundation for the next generation of intelligent road safety system.</w:t>
+        <w:t xml:space="preserve">Three things are consequently cheap that were not. A video-blind control costs a single submission and settles in an afternoon whether a reported score is measuring a method or a metric; we would like it to become as routine as a majority-class baseline in classification. Probe submissions turn a leaderboard into a means of auditing a scorer whose code is closed, without labels and without the weights. And an earliness term that is bounded per clip and conditioned on a fixed operating point of the discrimination metric, rather than summed raw, gives the field a composite it can compare across corpora. Demonstrating that corrected protocol end to end on a benchmark that publishes its annotations — where the discrimination half can actually be computed, and where the question of what a bounded earliness term costs a real method can finally be answered — is the natural next study, and it is the one we intend.</w:t>
       </w:r>
     </w:p>
     <w:p>

--- a/paper/Precrash.docx
+++ b/paper/Precrash.docx
@@ -693,6 +693,44 @@
           <w:szCs w:val="24"/>
         </w:rPr>
         <w:t>2.1. Accident anticipation and the origin of its metrics</w:t>
+      </w:r>
+    </w:p>
+    <w:p>
+      <w:pPr>
+        <w:spacing w:before="60" w:after="100" w:line="276" w:lineRule="auto"/>
+        <w:jc w:val="both"/>
+        <w:rPr>
+          <w:rFonts w:eastAsia="Times New Roman"/>
+          <w:sz w:val="24"/>
+          <w:szCs w:val="24"/>
+        </w:rPr>
+      </w:pPr>
+      <w:r>
+        <w:rPr>
+          <w:rFonts w:eastAsia="Times New Roman"/>
+          <w:sz w:val="24"/>
+          <w:szCs w:val="24"/>
+        </w:rPr>
+        <w:t xml:space="preserve">Anticipation is a different and harder problem than detection. In detection the task is to identify what is present in the scene — a vehicle, a pedestrian, a traffic light — or what is being done in it, and to classify it; the evidence is in the frame, as in the unsupervised detection work of Liu et al. [17]. In anticipation the object of the prediction is an event that may or may not occur, so the model is asked to reason forward from evidence that is ambiguous and intermittent.</w:t>
+      </w:r>
+    </w:p>
+    <w:p>
+      <w:pPr>
+        <w:spacing w:before="60" w:after="100" w:line="276" w:lineRule="auto"/>
+        <w:jc w:val="both"/>
+        <w:rPr>
+          <w:rFonts w:eastAsia="Times New Roman"/>
+          <w:sz w:val="24"/>
+          <w:szCs w:val="24"/>
+        </w:rPr>
+      </w:pPr>
+      <w:r>
+        <w:rPr>
+          <w:rFonts w:eastAsia="Times New Roman"/>
+          <w:sz w:val="24"/>
+          <w:szCs w:val="24"/>
+        </w:rPr>
+        <w:t xml:space="preserve">What makes that reasoning possible is the precursor state: a visual signal that danger is developing before anything has happened. A driver on a highway notices that the car fifty metres ahead has drifted twenty centimetres to the right and lost a little speed. No brake has been applied and no collision has occurred, but the drift and the deceleration together indicate drowsiness or distraction. An anticipation model must read signals of the same kind, and the precursors available to it are of the same kind: deviation from an expected vehicle track, congestion patterns, and the projected intersection of two objects extrapolated from their current motion — the basis on which Yao et al. [18] treat an accident as a departure from predicted trajectories.</w:t>
       </w:r>
     </w:p>
     <w:p>
@@ -29543,100 +29581,6 @@
           <w:numId w:val="0"/>
         </w:numPr>
       </w:pPr>
-    </w:p>
-    <w:p>
-      <w:pPr>
-        <w:pStyle w:val="Heading1"/>
-        <w:numPr>
-          <w:ilvl w:val="0"/>
-          <w:numId w:val="1"/>
-        </w:numPr>
-        <w:rPr>
-          <w:rFonts w:ascii="Times New Roman" w:hAnsi="Times New Roman" w:cs="Times New Roman"/>
-          <w:b/>
-          <w:bCs/>
-          <w:color w:val="000000" w:themeColor="text1"/>
-          <w:sz w:val="24"/>
-          <w:szCs w:val="24"/>
-        </w:rPr>
-      </w:pPr>
-      <w:r>
-        <w:rPr>
-          <w:rFonts w:ascii="Times New Roman" w:hAnsi="Times New Roman" w:cs="Times New Roman"/>
-          <w:b/>
-          <w:bCs/>
-          <w:color w:val="000000" w:themeColor="text1"/>
-          <w:sz w:val="24"/>
-          <w:szCs w:val="24"/>
-        </w:rPr>
-        <w:t>MATERIAL MOVED FROM THE INTRODUCTION — to be reintegrated into Section 2, not for submission in this position. NOTE: the bracket numbers in these paragraphs refer to the OLD reference list and must be renumbered against the current one before any of this text is reused.</w:t>
-      </w:r>
-    </w:p>
-    <w:p>
-      <w:pPr>
-        <w:jc w:val="both"/>
-        <w:rPr>
-          <w:sz w:val="24"/>
-          <w:szCs w:val="24"/>
-        </w:rPr>
-      </w:pPr>
-      <w:r>
-        <w:rPr>
-          <w:sz w:val="24"/>
-          <w:szCs w:val="24"/>
-        </w:rPr>
-        <w:t xml:space="preserve">The problem of accident anticipation is different and harder than that of the accident detection because in accident detection we aim to identify the presence of obstacles in the form of car, pedestrian, traffic light etc. as well as the actions like someone waving and does the classification based on them [4]. However, in anticipation, the prediction is something that might happen in the future or may not so we expect the models to reason about the future. This reasoning is done based on the ambiguous, sporadic probabilistic projections. </w:t>
-      </w:r>
-    </w:p>
-    <w:p>
-      <w:pPr>
-        <w:jc w:val="both"/>
-        <w:rPr>
-          <w:sz w:val="24"/>
-          <w:szCs w:val="24"/>
-        </w:rPr>
-      </w:pPr>
-      <w:r>
-        <w:rPr>
-          <w:sz w:val="24"/>
-          <w:szCs w:val="24"/>
-        </w:rPr>
-        <w:t xml:space="preserve">One of the factors that helps in anticipation is the precursor state, a visual signal that can signal the danger. A driver driving at the highways observes a pattern that the car 50 meters away has suddenly drifted its lane position to 20 cm to the right and a sudden drop in speed is observed. The driver hasn’t applied a brake or an occurrence of accident is observed, however these deviations in lane and speed are a precursor signal indicating the driver’s drowsiness or uneasiness. Thus, in accident anticipation, the model needs to understand this uneasiness that aids in anticipating accidents. Thus, the precursor states can be identified with the deviation in vehicle track, clogging patterns and predicting the future intersection of two objects using current motion [5]. </w:t>
-      </w:r>
-    </w:p>
-    <w:p>
-      <w:pPr>
-        <w:jc w:val="both"/>
-        <w:rPr>
-          <w:sz w:val="24"/>
-          <w:szCs w:val="24"/>
-        </w:rPr>
-      </w:pPr>
-      <w:r>
-        <w:rPr>
-          <w:sz w:val="24"/>
-          <w:szCs w:val="24"/>
-        </w:rPr>
-        <w:t xml:space="preserve">Existing training-based models both supervised and unsupervised approaches aren’t suitable for accident anticipation because of the fact that they are biased based on the training data [6]. The problem of accident anticipation is viewed merely as a frame level problem without much vitality is given to the precursor states. The subtle differences between the normal scene and accident scene are so tiny that goes unnoticed many at times in supervised models as they are trained on features and thus, they can’t identify the marginal changes in terms of the position and velocity. So, they do not capture the dynamics and context of the scene and thus this method remains as a mere memorization of the dataset and does anticipation based on the memorization not on the danger perspective. This demands an approach that is more realistic than the training-based approaches that can generalize well and does the anticipation even under extreme weather conditions and unfamiliar road geometry.  </w:t>
-      </w:r>
-    </w:p>
-    <w:p>
-      <w:pPr>
-        <w:jc w:val="both"/>
-        <w:rPr>
-          <w:sz w:val="24"/>
-          <w:szCs w:val="24"/>
-        </w:rPr>
-      </w:pPr>
-      <w:r>
-        <w:rPr>
-          <w:sz w:val="24"/>
-          <w:szCs w:val="24"/>
-        </w:rPr>
-        <w:t xml:space="preserve">Vision language Models (VLMs) acts as a suitable alternative to address all the challenges encountered by training-based approaches in terms of class imbalance, poor generalization, expensive labelling and spurious correlations [7]. The VLMs are ideal for accident anticipation as they can help identify the precursors effectively as they can map the visual cues in the video sequence to natural language reasoning. Thus, the conclusions drawn about the anticipation are purely based on the semantic understanding of the entire video frames [8]. However, the current </w:t>
-        <w:lastRenderedPageBreak/>
-        <w:t xml:space="preserve">VLMs if adopted individually as mentioned in [9] [10] suffers certain challenges in anticipation as the predictions introduce biases as per the architectural specifications and thus, they struggle for the identification of the semantic reasoning, robustness and generalization. Thus, relying on a single model is often fragile and ensembling seems to be a practical alternative to these concerns. Thus, this work aims to identify the models that can understand the dashcam scene effectively and understand the scene dynamics effectively and able to draw conclusions based on the domain knowledge. </w:t>
-      </w:r>
     </w:p>
     <w:sectPr>
       <w:pgSz w:w="11906" w:h="16838"/>

--- a/paper/Precrash.docx
+++ b/paper/Precrash.docx
@@ -10091,12 +10091,57 @@
     </w:p>
     <w:p>
       <w:pPr>
-        <w:spacing w:before="200" w:after="80"/>
-        <w:rPr>
-          <w:sz w:val="24"/>
-          <w:szCs w:val="24"/>
-        </w:rPr>
-      </w:pPr>
+        <w:spacing w:after="60"/>
+        <w:rPr>
+          <w:sz w:val="24"/>
+          <w:szCs w:val="24"/>
+        </w:rPr>
+      </w:pPr>
+    </w:p>
+    <w:p>
+      <w:pPr>
+        <w:pStyle w:val="ListParagraph"/>
+        <w:numPr>
+          <w:ilvl w:val="1"/>
+          <w:numId w:val="1"/>
+        </w:numPr>
+        <w:jc w:val="both"/>
+        <w:rPr>
+          <w:b/>
+          <w:bCs/>
+          <w:sz w:val="24"/>
+          <w:szCs w:val="24"/>
+          <w:lang w:val="en-IN"/>
+        </w:rPr>
+      </w:pPr>
+      <w:r>
+        <w:rPr>
+          <w:b/>
+          <w:bCs/>
+          <w:sz w:val="24"/>
+          <w:szCs w:val="24"/>
+          <w:lang w:val="en-IN"/>
+        </w:rPr>
+        <w:t xml:space="preserve">Implementation and Hardware:</w:t>
+      </w:r>
+    </w:p>
+    <w:p>
+      <w:pPr>
+        <w:spacing w:before="60" w:after="100" w:line="276" w:lineRule="auto"/>
+        <w:jc w:val="both"/>
+        <w:rPr>
+          <w:sz w:val="24"/>
+          <w:szCs w:val="24"/>
+        </w:rPr>
+      </w:pPr>
+      <w:r>
+        <w:rPr>
+          <w:rFonts w:eastAsia="Times New Roman"/>
+          <w:sz w:val="24"/>
+          <w:szCs w:val="24"/>
+        </w:rPr>
+        <w:t xml:space="preserve">The zero-shot inference pipeline was implemented in </w:t>
+      </w:r>
       <w:r>
         <w:rPr>
           <w:rFonts w:eastAsia="Times New Roman"/>
@@ -10105,46 +10150,33 @@
           <w:sz w:val="24"/>
           <w:szCs w:val="24"/>
         </w:rPr>
-        <w:t>4.6. Experimental Setup</w:t>
-      </w:r>
-    </w:p>
-    <w:p>
-      <w:pPr>
-        <w:spacing w:before="160" w:after="60"/>
-        <w:rPr>
-          <w:sz w:val="24"/>
-          <w:szCs w:val="24"/>
-        </w:rPr>
-      </w:pPr>
+        <w:t>Python 3.10</w:t>
+      </w:r>
+      <w:r>
+        <w:rPr>
+          <w:rFonts w:eastAsia="Times New Roman"/>
+          <w:sz w:val="24"/>
+          <w:szCs w:val="24"/>
+        </w:rPr>
+        <w:t xml:space="preserve"> with </w:t>
+      </w:r>
       <w:r>
         <w:rPr>
           <w:rFonts w:eastAsia="Times New Roman"/>
           <w:b/>
           <w:bCs/>
-          <w:i/>
-          <w:iCs/>
-          <w:sz w:val="24"/>
-          <w:szCs w:val="24"/>
-        </w:rPr>
-        <w:t>4.1. Dataset and Evaluation Protocol</w:t>
-      </w:r>
-    </w:p>
-    <w:p>
-      <w:pPr>
-        <w:spacing w:before="60" w:after="100" w:line="276" w:lineRule="auto"/>
-        <w:jc w:val="both"/>
-        <w:rPr>
-          <w:sz w:val="24"/>
-          <w:szCs w:val="24"/>
-        </w:rPr>
-      </w:pPr>
+          <w:sz w:val="24"/>
+          <w:szCs w:val="24"/>
+        </w:rPr>
+        <w:t>PyTorch</w:t>
+      </w:r>
       <w:r>
         <w:rPr>
           <w:rFonts w:eastAsia="Times New Roman"/>
           <w:sz w:val="24"/>
           <w:szCs w:val="24"/>
         </w:rPr>
-        <w:t xml:space="preserve">The proposed zero-shot accident anticipation framework was evaluated on a curated test subset drawn from the </w:t>
+        <w:t xml:space="preserve">, executed on an </w:t>
       </w:r>
       <w:r>
         <w:rPr>
@@ -10154,7 +10186,7 @@
           <w:sz w:val="24"/>
           <w:szCs w:val="24"/>
         </w:rPr>
-        <w:t>Multi-Modal Accident Understanding (MM-AU)</w:t>
+        <w:t>NVIDIA T4 GPU</w:t>
       </w:r>
       <w:r>
         <w:rPr>
@@ -10162,25 +10194,7 @@
           <w:sz w:val="24"/>
           <w:szCs w:val="24"/>
         </w:rPr>
-        <w:t xml:space="preserve"> dataset — one of the most comprehensive benchmarks available for traffic accident understanding in the wild. The evaluation corpus comprises </w:t>
-      </w:r>
-      <w:r>
-        <w:rPr>
-          <w:rFonts w:eastAsia="Times New Roman"/>
-          <w:b/>
-          <w:bCs/>
-          <w:sz w:val="24"/>
-          <w:szCs w:val="24"/>
-        </w:rPr>
-        <w:t>1,417 dashcam video clips</w:t>
-      </w:r>
-      <w:r>
-        <w:rPr>
-          <w:rFonts w:eastAsia="Times New Roman"/>
-          <w:sz w:val="24"/>
-          <w:szCs w:val="24"/>
-        </w:rPr>
-        <w:t xml:space="preserve"> capturing a broad spectrum of real-world collision scenarios, including ego-vehicle loss of control, abrupt pedestrian incursions, non-signalised intersection collisions, rear-end impacts, and lateral sideswipe events occurring under diverse environmental conditions such as rain, fog, night driving, tunnel passages, and mountain road geometry.</w:t>
+        <w:t xml:space="preserve"> to leverage parallelised tensor processing and mixed-precision inference. The ensemble architecture integrates three independently operating, pre-trained modality engines with no shared weights or activation pathways between them, thereby preserving the modular interpretability of each cognitive signal.</w:t>
       </w:r>
     </w:p>
     <w:p>
@@ -10198,567 +10212,7 @@
           <w:sz w:val="24"/>
           <w:szCs w:val="24"/>
         </w:rPr>
-        <w:t xml:space="preserve">Each clip is standardised to exactly </w:t>
-      </w:r>
-      <w:r>
-        <w:rPr>
-          <w:rFonts w:eastAsia="Times New Roman"/>
-          <w:b/>
-          <w:bCs/>
-          <w:sz w:val="24"/>
-          <w:szCs w:val="24"/>
-        </w:rPr>
-        <w:t>150 frames</w:t>
-      </w:r>
-      <w:r>
-        <w:rPr>
-          <w:rFonts w:eastAsia="Times New Roman"/>
-          <w:sz w:val="24"/>
-          <w:szCs w:val="24"/>
-        </w:rPr>
-        <w:t xml:space="preserve"> at </w:t>
-      </w:r>
-      <w:r>
-        <w:rPr>
-          <w:rFonts w:eastAsia="Times New Roman"/>
-          <w:b/>
-          <w:bCs/>
-          <w:sz w:val="24"/>
-          <w:szCs w:val="24"/>
-        </w:rPr>
-        <w:t>30 frames per second (FPS)</w:t>
-      </w:r>
-      <w:r>
-        <w:rPr>
-          <w:rFonts w:eastAsia="Times New Roman"/>
-          <w:sz w:val="24"/>
-          <w:szCs w:val="24"/>
-        </w:rPr>
-        <w:t xml:space="preserve">, representing a 5-second temporal window that terminates shortly after the collision event. The standardisation ensures that all metric comparisons across clips are commensurable in the temporal domain. Critically, because the framework operates under </w:t>
-      </w:r>
-      <w:r>
-        <w:rPr>
-          <w:rFonts w:eastAsia="Times New Roman"/>
-          <w:i/>
-          <w:iCs/>
-          <w:sz w:val="24"/>
-          <w:szCs w:val="24"/>
-        </w:rPr>
-        <w:t>strict zero-shot constraints</w:t>
-      </w:r>
-      <w:r>
-        <w:rPr>
-          <w:rFonts w:eastAsia="Times New Roman"/>
-          <w:sz w:val="24"/>
-          <w:szCs w:val="24"/>
-        </w:rPr>
-        <w:t>, no training data, domain-specific fine-tuning, or hyper-parameter optimisation on a held-out validation split was performed prior to inference. The model relies entirely on the pre-trained semantic and kinematic representational spaces of the constituent Vision-Language Models (VLMs), rendering the evaluation a genuine test of cross-domain generalisation rather than in-distribution memorisation.</w:t>
-      </w:r>
-    </w:p>
-    <w:p>
-      <w:pPr>
-        <w:spacing w:before="160" w:after="60"/>
-        <w:rPr>
-          <w:sz w:val="24"/>
-          <w:szCs w:val="24"/>
-        </w:rPr>
-      </w:pPr>
-      <w:r>
-        <w:rPr>
-          <w:rFonts w:eastAsia="Times New Roman"/>
-          <w:b/>
-          <w:bCs/>
-          <w:i/>
-          <w:iCs/>
-          <w:sz w:val="24"/>
-          <w:szCs w:val="24"/>
-        </w:rPr>
-        <w:t>4.2. Evaluation Metrics</w:t>
-      </w:r>
-    </w:p>
-    <w:p>
-      <w:pPr>
-        <w:spacing w:before="60" w:after="100" w:line="276" w:lineRule="auto"/>
-        <w:jc w:val="both"/>
-        <w:rPr>
-          <w:sz w:val="24"/>
-          <w:szCs w:val="24"/>
-        </w:rPr>
-      </w:pPr>
-      <w:r>
-        <w:rPr>
-          <w:rFonts w:eastAsia="Times New Roman"/>
-          <w:sz w:val="24"/>
-          <w:szCs w:val="24"/>
-        </w:rPr>
-        <w:t>To comprehensively and rigorously assess the predictive capability of the proposed framework, we adopt the two standard evaluation metrics widely accepted in the accident anticipation literature:</w:t>
-      </w:r>
-    </w:p>
-    <w:p>
-      <w:pPr>
-        <w:pStyle w:val="ListParagraph"/>
-        <w:numPr>
-          <w:ilvl w:val="0"/>
-          <w:numId w:val="17"/>
-        </w:numPr>
-        <w:suppressAutoHyphens w:val="0"/>
-        <w:autoSpaceDE/>
-        <w:spacing w:before="30" w:after="30" w:line="276" w:lineRule="auto"/>
-        <w:contextualSpacing w:val="0"/>
-        <w:jc w:val="both"/>
-        <w:rPr>
-          <w:sz w:val="24"/>
-          <w:szCs w:val="24"/>
-        </w:rPr>
-      </w:pPr>
-      <w:r>
-        <w:rPr>
-          <w:rFonts w:eastAsia="Times New Roman"/>
-          <w:b/>
-          <w:bCs/>
-          <w:sz w:val="24"/>
-          <w:szCs w:val="24"/>
-        </w:rPr>
-        <w:t xml:space="preserve">Time-to-Accident (TTA): </w:t>
-      </w:r>
-      <w:r>
-        <w:rPr>
-          <w:rFonts w:eastAsia="Times New Roman"/>
-          <w:sz w:val="24"/>
-          <w:szCs w:val="24"/>
-        </w:rPr>
-        <w:t xml:space="preserve">TTA quantifies anticipation earliness. It is operationally defined via the crossover frame </w:t>
-      </w:r>
-      <w:r>
-        <w:rPr>
-          <w:rFonts w:eastAsia="Times New Roman"/>
-          <w:i/>
-          <w:iCs/>
-          <w:sz w:val="24"/>
-          <w:szCs w:val="24"/>
-        </w:rPr>
-        <w:t>t</w:t>
-      </w:r>
-      <w:r>
-        <w:rPr>
-          <w:rFonts w:eastAsia="Times New Roman"/>
-          <w:sz w:val="24"/>
-          <w:szCs w:val="24"/>
-        </w:rPr>
-        <w:t xml:space="preserve">ᴄ — the earliest discrete frame index at which the predicted risk probability </w:t>
-      </w:r>
-      <w:r>
-        <w:rPr>
-          <w:rFonts w:eastAsia="Times New Roman"/>
-          <w:i/>
-          <w:iCs/>
-          <w:sz w:val="24"/>
-          <w:szCs w:val="24"/>
-        </w:rPr>
-        <w:t>p(t) ≥ 0.5</w:t>
-      </w:r>
-      <w:r>
-        <w:rPr>
-          <w:rFonts w:eastAsia="Times New Roman"/>
-          <w:sz w:val="24"/>
-          <w:szCs w:val="24"/>
-        </w:rPr>
-        <w:t xml:space="preserve">. A lower crossover frame corresponds to a longer warning horizon and, consequently, a superior TTA score. At 30 FPS, each frame reduction in </w:t>
-      </w:r>
-      <w:r>
-        <w:rPr>
-          <w:rFonts w:eastAsia="Times New Roman"/>
-          <w:i/>
-          <w:iCs/>
-          <w:sz w:val="24"/>
-          <w:szCs w:val="24"/>
-        </w:rPr>
-        <w:t>t</w:t>
-      </w:r>
-      <w:r>
-        <w:rPr>
-          <w:rFonts w:eastAsia="Times New Roman"/>
-          <w:sz w:val="24"/>
-          <w:szCs w:val="24"/>
-        </w:rPr>
-        <w:t>ᴄ translates to a 33-millisecond gain in anticipation lead time.</w:t>
-      </w:r>
-    </w:p>
-    <w:p>
-      <w:pPr>
-        <w:pStyle w:val="ListParagraph"/>
-        <w:numPr>
-          <w:ilvl w:val="0"/>
-          <w:numId w:val="17"/>
-        </w:numPr>
-        <w:suppressAutoHyphens w:val="0"/>
-        <w:autoSpaceDE/>
-        <w:spacing w:before="30" w:after="30" w:line="276" w:lineRule="auto"/>
-        <w:contextualSpacing w:val="0"/>
-        <w:jc w:val="both"/>
-        <w:rPr>
-          <w:sz w:val="24"/>
-          <w:szCs w:val="24"/>
-        </w:rPr>
-      </w:pPr>
-      <w:r>
-        <w:rPr>
-          <w:rFonts w:eastAsia="Times New Roman"/>
-          <w:b/>
-          <w:bCs/>
-          <w:sz w:val="24"/>
-          <w:szCs w:val="24"/>
-        </w:rPr>
-        <w:lastRenderedPageBreak/>
-        <w:t xml:space="preserve">Smooth Time-to-Accident (STTA): </w:t>
-      </w:r>
-      <w:r>
-        <w:rPr>
-          <w:rFonts w:eastAsia="Times New Roman"/>
-          <w:sz w:val="24"/>
-          <w:szCs w:val="24"/>
-        </w:rPr>
-        <w:t>STTA imposes a stricter temporal coherence requirement on the predicted risk trajectory. The metric penalises oscillatory risk behaviour by requiring that, once the alert threshold is breached (</w:t>
-      </w:r>
-      <w:r>
-        <w:rPr>
-          <w:rFonts w:eastAsia="Times New Roman"/>
-          <w:i/>
-          <w:iCs/>
-          <w:sz w:val="24"/>
-          <w:szCs w:val="24"/>
-        </w:rPr>
-        <w:t>p(t) ≥ 0.5</w:t>
-      </w:r>
-      <w:r>
-        <w:rPr>
-          <w:rFonts w:eastAsia="Times New Roman"/>
-          <w:sz w:val="24"/>
-          <w:szCs w:val="24"/>
-        </w:rPr>
-        <w:t xml:space="preserve">), the risk score must remain monotonically above the threshold through the collision terminus. This constraint directly mitigates the practical hazard of </w:t>
-      </w:r>
-      <w:r>
-        <w:rPr>
-          <w:rFonts w:eastAsia="Times New Roman"/>
-          <w:i/>
-          <w:iCs/>
-          <w:sz w:val="24"/>
-          <w:szCs w:val="24"/>
-        </w:rPr>
-        <w:t>flickering alerts</w:t>
-      </w:r>
-      <w:r>
-        <w:rPr>
-          <w:rFonts w:eastAsia="Times New Roman"/>
-          <w:sz w:val="24"/>
-          <w:szCs w:val="24"/>
-        </w:rPr>
-        <w:t xml:space="preserve"> — rapid threshold crossings that could generate driver confusion or premature disengagement of automated safety protocols in production ADAS deployments.</w:t>
-      </w:r>
-    </w:p>
-    <w:p>
-      <w:pPr>
-        <w:spacing w:after="60"/>
-        <w:rPr>
-          <w:sz w:val="24"/>
-          <w:szCs w:val="24"/>
-        </w:rPr>
-      </w:pPr>
-    </w:p>
-    <w:p>
-      <w:pPr>
-        <w:spacing w:before="160" w:after="60"/>
-        <w:rPr>
-          <w:sz w:val="24"/>
-          <w:szCs w:val="24"/>
-        </w:rPr>
-      </w:pPr>
-      <w:r>
-        <w:rPr>
-          <w:rFonts w:eastAsia="Times New Roman"/>
-          <w:b/>
-          <w:bCs/>
-          <w:i/>
-          <w:iCs/>
-          <w:sz w:val="24"/>
-          <w:szCs w:val="24"/>
-        </w:rPr>
-        <w:t>4.3. Architecture and Implementation Details</w:t>
-      </w:r>
-    </w:p>
-    <w:p>
-      <w:pPr>
-        <w:spacing w:before="60" w:after="100" w:line="276" w:lineRule="auto"/>
-        <w:jc w:val="both"/>
-        <w:rPr>
-          <w:sz w:val="24"/>
-          <w:szCs w:val="24"/>
-        </w:rPr>
-      </w:pPr>
-      <w:r>
-        <w:rPr>
-          <w:rFonts w:eastAsia="Times New Roman"/>
-          <w:sz w:val="24"/>
-          <w:szCs w:val="24"/>
-        </w:rPr>
-        <w:t xml:space="preserve">The zero-shot inference pipeline was implemented in </w:t>
-      </w:r>
-      <w:r>
-        <w:rPr>
-          <w:rFonts w:eastAsia="Times New Roman"/>
-          <w:b/>
-          <w:bCs/>
-          <w:sz w:val="24"/>
-          <w:szCs w:val="24"/>
-        </w:rPr>
-        <w:t>Python 3.10</w:t>
-      </w:r>
-      <w:r>
-        <w:rPr>
-          <w:rFonts w:eastAsia="Times New Roman"/>
-          <w:sz w:val="24"/>
-          <w:szCs w:val="24"/>
-        </w:rPr>
-        <w:t xml:space="preserve"> with </w:t>
-      </w:r>
-      <w:r>
-        <w:rPr>
-          <w:rFonts w:eastAsia="Times New Roman"/>
-          <w:b/>
-          <w:bCs/>
-          <w:sz w:val="24"/>
-          <w:szCs w:val="24"/>
-        </w:rPr>
-        <w:t>PyTorch</w:t>
-      </w:r>
-      <w:r>
-        <w:rPr>
-          <w:rFonts w:eastAsia="Times New Roman"/>
-          <w:sz w:val="24"/>
-          <w:szCs w:val="24"/>
-        </w:rPr>
-        <w:t xml:space="preserve">, executed on an </w:t>
-      </w:r>
-      <w:r>
-        <w:rPr>
-          <w:rFonts w:eastAsia="Times New Roman"/>
-          <w:b/>
-          <w:bCs/>
-          <w:sz w:val="24"/>
-          <w:szCs w:val="24"/>
-        </w:rPr>
-        <w:t>NVIDIA T4 GPU</w:t>
-      </w:r>
-      <w:r>
-        <w:rPr>
-          <w:rFonts w:eastAsia="Times New Roman"/>
-          <w:sz w:val="24"/>
-          <w:szCs w:val="24"/>
-        </w:rPr>
-        <w:t xml:space="preserve"> to leverage parallelised tensor processing and mixed-precision inference. The ensemble architecture integrates three independently operating, pre-trained modality engines with no shared weights or activation pathways between them, thereby preserving the modular interpretability of each cognitive signal.</w:t>
-      </w:r>
-    </w:p>
-    <w:p>
-      <w:pPr>
-        <w:spacing w:before="60" w:after="100" w:line="276" w:lineRule="auto"/>
-        <w:jc w:val="both"/>
-        <w:rPr>
-          <w:sz w:val="24"/>
-          <w:szCs w:val="24"/>
-        </w:rPr>
-      </w:pPr>
-      <w:r>
-        <w:rPr>
-          <w:rFonts w:eastAsia="Times New Roman"/>
-          <w:b/>
-          <w:bCs/>
-          <w:sz w:val="24"/>
-          <w:szCs w:val="24"/>
-        </w:rPr>
-        <w:t xml:space="preserve">Vision-Language Semantics (CLIP ViT-L/14): </w:t>
-      </w:r>
-      <w:r>
-        <w:rPr>
-          <w:rFonts w:eastAsia="Times New Roman"/>
-          <w:sz w:val="24"/>
-          <w:szCs w:val="24"/>
-        </w:rPr>
-        <w:t xml:space="preserve">For each frame </w:t>
-      </w:r>
-      <w:r>
-        <w:rPr>
-          <w:rFonts w:eastAsia="Times New Roman"/>
-          <w:i/>
-          <w:iCs/>
-          <w:sz w:val="24"/>
-          <w:szCs w:val="24"/>
-        </w:rPr>
-        <w:t>fₜ</w:t>
-      </w:r>
-      <w:r>
-        <w:rPr>
-          <w:rFonts w:eastAsia="Times New Roman"/>
-          <w:sz w:val="24"/>
-          <w:szCs w:val="24"/>
-        </w:rPr>
-        <w:t xml:space="preserve">, a visual embedding was extracted via the ViT-L/14 encoder and projected into the joint CLIP multimodal space. Risk was quantified by computing the normalised cosine similarity between the frame embedding and two opposing textual anchor prompts: </w:t>
-      </w:r>
-      <w:r>
-        <w:rPr>
-          <w:rFonts w:eastAsia="Times New Roman"/>
-          <w:i/>
-          <w:iCs/>
-          <w:sz w:val="24"/>
-          <w:szCs w:val="24"/>
-        </w:rPr>
-        <w:t>f</w:t>
-      </w:r>
-      <w:r>
-        <w:rPr>
-          <w:rFonts w:eastAsia="Times New Roman"/>
-          <w:sz w:val="24"/>
-          <w:szCs w:val="24"/>
-        </w:rPr>
-        <w:t xml:space="preserve">ᵈᵃⁿᵏᵉʳ = "dangerous accident collision crash" and </w:t>
-      </w:r>
-      <w:r>
-        <w:rPr>
-          <w:rFonts w:eastAsia="Times New Roman"/>
-          <w:i/>
-          <w:iCs/>
-          <w:sz w:val="24"/>
-          <w:szCs w:val="24"/>
-        </w:rPr>
-        <w:t>f</w:t>
-      </w:r>
-      <w:r>
-        <w:rPr>
-          <w:rFonts w:eastAsia="Times New Roman"/>
-          <w:sz w:val="24"/>
-          <w:szCs w:val="24"/>
-        </w:rPr>
-        <w:t>ˢᵃᶠᵉ = "normal safe driving no hazard". The danger affinity score for each frame is derived as described in Equation (2) of Section 3.</w:t>
-      </w:r>
-    </w:p>
-    <w:p>
-      <w:pPr>
-        <w:spacing w:before="60" w:after="100" w:line="276" w:lineRule="auto"/>
-        <w:jc w:val="both"/>
-        <w:rPr>
-          <w:sz w:val="24"/>
-          <w:szCs w:val="24"/>
-        </w:rPr>
-      </w:pPr>
-      <w:r>
-        <w:rPr>
-          <w:rFonts w:eastAsia="Times New Roman"/>
-          <w:b/>
-          <w:bCs/>
-          <w:sz w:val="24"/>
-          <w:szCs w:val="24"/>
-        </w:rPr>
-        <w:t xml:space="preserve">Semantic NLP Prior (all-MiniLM-L6-v2): </w:t>
-      </w:r>
-      <w:r>
-        <w:rPr>
-          <w:rFonts w:eastAsia="Times New Roman"/>
-          <w:sz w:val="24"/>
-          <w:szCs w:val="24"/>
-        </w:rPr>
-        <w:t xml:space="preserve">To provide a temporally structured baseline risk curve grounded in linguistic scene understanding, semantic analysis of clip-level captions was performed using the </w:t>
-      </w:r>
-      <w:r>
-        <w:rPr>
-          <w:rFonts w:eastAsia="Times New Roman"/>
-          <w:i/>
-          <w:iCs/>
-          <w:sz w:val="24"/>
-          <w:szCs w:val="24"/>
-        </w:rPr>
-        <w:t>all-MiniLM-L6-v2</w:t>
-      </w:r>
-      <w:r>
-        <w:rPr>
-          <w:rFonts w:eastAsia="Times New Roman"/>
-          <w:sz w:val="24"/>
-          <w:szCs w:val="24"/>
-        </w:rPr>
-        <w:t xml:space="preserve"> SentenceTransformer. Captions were embedded and compared against "sudden onset" versus "gradual onset" accident anchors to derive a prior temporal risk trajectory, which anchors the ensemble score to domain-aware accident timing patterns. This model was selected over larger alternatives (e.g., </w:t>
-      </w:r>
-      <w:r>
-        <w:rPr>
-          <w:rFonts w:eastAsia="Times New Roman"/>
-          <w:i/>
-          <w:iCs/>
-          <w:sz w:val="24"/>
-          <w:szCs w:val="24"/>
-        </w:rPr>
-        <w:t>all-mpnet-base-v2</w:t>
-      </w:r>
-      <w:r>
-        <w:rPr>
-          <w:rFonts w:eastAsia="Times New Roman"/>
-          <w:sz w:val="24"/>
-          <w:szCs w:val="24"/>
-        </w:rPr>
-        <w:t xml:space="preserve">, </w:t>
-      </w:r>
-      <w:r>
-        <w:rPr>
-          <w:rFonts w:eastAsia="Times New Roman"/>
-          <w:i/>
-          <w:iCs/>
-          <w:sz w:val="24"/>
-          <w:szCs w:val="24"/>
-        </w:rPr>
-        <w:t>all-roberta-large-v1</w:t>
-      </w:r>
-      <w:r>
-        <w:rPr>
-          <w:rFonts w:eastAsia="Times New Roman"/>
-          <w:sz w:val="24"/>
-          <w:szCs w:val="24"/>
-        </w:rPr>
-        <w:t>) based on ablation studies demonstrating its superior anticipation performance (Table 3), attributable to its training on diverse sentence-pair corpora that encode the concise, domain-specific linguistic patterns characteristic of dashcam event captions.</w:t>
-      </w:r>
-    </w:p>
-    <w:p>
-      <w:pPr>
-        <w:spacing w:before="60" w:after="100" w:line="276" w:lineRule="auto"/>
-        <w:jc w:val="both"/>
-        <w:rPr>
-          <w:sz w:val="24"/>
-          <w:szCs w:val="24"/>
-        </w:rPr>
-      </w:pPr>
-      <w:r>
-        <w:rPr>
-          <w:rFonts w:eastAsia="Times New Roman"/>
-          <w:b/>
-          <w:bCs/>
-          <w:sz w:val="24"/>
-          <w:szCs w:val="24"/>
-        </w:rPr>
-        <w:t>Kinematic Motion Estimation (Frame-Differencing Optical Flow Proxy): Computationally lightweight frame-differencing in the grayscale latent space was adopted as a surrogate for dense optical flow (RAFT), capturing sudden dynamic shifts — hard braking, lateral swerving, vehicle spin — indicative of an imminent crash. The substitution was made for compute reasons and its cost in sensitivity was never measured; the figure of 90% of RAFT at 1% of the cost, asserted in an earlier version of this work, is withdrawn.</w:t>
-      </w:r>
-    </w:p>
-    <w:p>
-      <w:pPr>
-        <w:spacing w:before="60" w:after="100" w:line="276" w:lineRule="auto"/>
-        <w:jc w:val="both"/>
-        <w:rPr>
-          <w:sz w:val="24"/>
-          <w:szCs w:val="24"/>
-        </w:rPr>
-      </w:pPr>
-      <w:r>
-        <w:rPr>
-          <w:rFonts w:eastAsia="Times New Roman"/>
-          <w:sz w:val="24"/>
-          <w:szCs w:val="24"/>
-        </w:rPr>
-        <w:t>The modality fusion weights were empirically determined based on the reliability and inter-frame variance of each zero-shot signal, yielding the ensemble equation as defined in Equation (4) of Section 3, with CLIP assigned the dominant weight (α = 0.55) reflecting its superior zero-shot semantic discriminability.</w:t>
+        <w:t xml:space="preserve">The three modality curves are combined by the fixed weights of Equation (4), with the visual signal given the dominant share. Those weights were chosen by searching over the evaluation corpus, which is a form of tuning on the test set and is recorded as a limitation in Section 8; the released configuration uses equal weights, chosen a priori, and Section 5 reports the leaderboard score of the entry that used the searched ones.</w:t>
       </w:r>
     </w:p>
     <w:p>
@@ -11491,23 +10945,29 @@
     </w:p>
     <w:p>
       <w:pPr>
-        <w:spacing w:before="160" w:after="60"/>
-        <w:rPr>
-          <w:sz w:val="24"/>
-          <w:szCs w:val="24"/>
-        </w:rPr>
-      </w:pPr>
-      <w:r>
-        <w:rPr>
-          <w:rFonts w:eastAsia="Times New Roman"/>
+        <w:pStyle w:val="ListParagraph"/>
+        <w:numPr>
+          <w:ilvl w:val="1"/>
+          <w:numId w:val="1"/>
+        </w:numPr>
+        <w:jc w:val="both"/>
+        <w:rPr>
           <w:b/>
           <w:bCs/>
-          <w:i/>
-          <w:iCs/>
-          <w:sz w:val="24"/>
-          <w:szCs w:val="24"/>
-        </w:rPr>
-        <w:t>4.4. Post-Processing Pipeline for STTA Compliance</w:t>
+          <w:sz w:val="24"/>
+          <w:szCs w:val="24"/>
+          <w:lang w:val="en-IN"/>
+        </w:rPr>
+      </w:pPr>
+      <w:r>
+        <w:rPr>
+          <w:b/>
+          <w:bCs/>
+          <w:sz w:val="24"/>
+          <w:szCs w:val="24"/>
+          <w:lang w:val="en-IN"/>
+        </w:rPr>
+        <w:t xml:space="preserve">Video-blind control family:</w:t>
       </w:r>
     </w:p>
     <w:p>
@@ -11515,275 +10975,45 @@
         <w:spacing w:before="60" w:after="100" w:line="276" w:lineRule="auto"/>
         <w:jc w:val="both"/>
         <w:rPr>
-          <w:sz w:val="24"/>
-          <w:szCs w:val="24"/>
-        </w:rPr>
-      </w:pPr>
-      <w:r>
-        <w:rPr>
           <w:rFonts w:eastAsia="Times New Roman"/>
           <w:sz w:val="24"/>
           <w:szCs w:val="24"/>
         </w:rPr>
-        <w:t>To satisfy the stringent monotonicity requirement imposed by the STTA metric, the raw ensemble score undergoes a formally defined five-stage post-processing pipeline. Each stage addresses a specific source of predictive degradation:</w:t>
+      </w:pPr>
+      <w:r>
+        <w:rPr>
+          <w:rFonts w:eastAsia="Times New Roman"/>
+          <w:sz w:val="24"/>
+          <w:szCs w:val="24"/>
+        </w:rPr>
+        <w:t>A video-blind submission is one whose risk curve is a function of the frame index alone: identical for every clip, computed without opening a single frame. We use a family rather than a single curve, because one flattering curve invites the objection that the comparison was chosen to flatter it. The family comprises a constant 0.51 and a constant 0.99; a linear ramp from 0.001 to 0.999; logistic curves centred at frames 60, 75, 90 and 105; and step functions rising from 0.49 to 0.51 at frames 0, 10, 25, 50, 75, 100, 125 and 140. Each is a single list of 150 numbers, repeated across all 1,417 clips.</w:t>
       </w:r>
     </w:p>
     <w:p>
       <w:pPr>
         <w:pStyle w:val="ListParagraph"/>
         <w:numPr>
-          <w:ilvl w:val="0"/>
-          <w:numId w:val="17"/>
+          <w:ilvl w:val="1"/>
+          <w:numId w:val="1"/>
         </w:numPr>
-        <w:suppressAutoHyphens w:val="0"/>
-        <w:autoSpaceDE/>
-        <w:spacing w:before="30" w:after="30" w:line="276" w:lineRule="auto"/>
-        <w:contextualSpacing w:val="0"/>
         <w:jc w:val="both"/>
         <w:rPr>
-          <w:sz w:val="24"/>
-          <w:szCs w:val="24"/>
-        </w:rPr>
-      </w:pPr>
-      <w:r>
-        <w:rPr>
-          <w:rFonts w:eastAsia="Times New Roman"/>
           <w:b/>
           <w:bCs/>
           <w:sz w:val="24"/>
           <w:szCs w:val="24"/>
-        </w:rPr>
-        <w:t xml:space="preserve">Stage 1 — Gaussian Smoothing: </w:t>
-      </w:r>
-      <w:r>
-        <w:rPr>
-          <w:rFonts w:eastAsia="Times New Roman"/>
-          <w:sz w:val="24"/>
-          <w:szCs w:val="24"/>
-        </w:rPr>
-        <w:t>The raw ensemble score is convolved with a 1D Gaussian kernel (σ = 3) to attenuate high-frequency inter-frame appearance variance while preserving the macroscopic risk trajectory shape, as defined in Equation (5).</w:t>
-      </w:r>
-    </w:p>
-    <w:p>
-      <w:pPr>
-        <w:pStyle w:val="ListParagraph"/>
-        <w:numPr>
-          <w:ilvl w:val="0"/>
-          <w:numId w:val="17"/>
-        </w:numPr>
-        <w:suppressAutoHyphens w:val="0"/>
-        <w:autoSpaceDE/>
-        <w:spacing w:before="30" w:after="30" w:line="276" w:lineRule="auto"/>
-        <w:contextualSpacing w:val="0"/>
-        <w:jc w:val="both"/>
-        <w:rPr>
-          <w:sz w:val="24"/>
-          <w:szCs w:val="24"/>
-        </w:rPr>
-      </w:pPr>
-      <w:r>
-        <w:rPr>
-          <w:rFonts w:eastAsia="Times New Roman"/>
+          <w:lang w:val="en-IN"/>
+        </w:rPr>
+      </w:pPr>
+      <w:r>
+        <w:rPr>
           <w:b/>
           <w:bCs/>
           <w:sz w:val="24"/>
           <w:szCs w:val="24"/>
-        </w:rPr>
-        <w:t xml:space="preserve">Stage 2 — Power-Curve Amplification: </w:t>
-      </w:r>
-      <w:r>
-        <w:rPr>
-          <w:rFonts w:eastAsia="Times New Roman"/>
-          <w:sz w:val="24"/>
-          <w:szCs w:val="24"/>
-        </w:rPr>
-        <w:t>A non-linear power transformation with exponent γ = 1.8 is applied to the smoothed score. Since γ &gt; 1, this monotone contrast stretch suppresses sub-threshold scores toward zero while amplifying supra-threshold scores toward unity, sharpening the decision boundary and maximising the Area under the Precision-Recall curve (Equation 6). The optimal γ was identified via grid search over γ </w:t>
-      </w:r>
-      <w:r>
-        <w:rPr>
-          <w:rFonts w:ascii="Cambria Math" w:eastAsia="Times New Roman" w:hAnsi="Cambria Math" w:cs="Cambria Math"/>
-          <w:sz w:val="24"/>
-          <w:szCs w:val="24"/>
-        </w:rPr>
-        <w:t>∈</w:t>
-      </w:r>
-      <w:r>
-        <w:rPr>
-          <w:rFonts w:eastAsia="Times New Roman"/>
-          <w:sz w:val="24"/>
-          <w:szCs w:val="24"/>
-        </w:rPr>
-        <w:t> [1.0, 2.5] with a step size of 0.1.</w:t>
-      </w:r>
-    </w:p>
-    <w:p>
-      <w:pPr>
-        <w:pStyle w:val="ListParagraph"/>
-        <w:numPr>
-          <w:ilvl w:val="0"/>
-          <w:numId w:val="17"/>
-        </w:numPr>
-        <w:suppressAutoHyphens w:val="0"/>
-        <w:autoSpaceDE/>
-        <w:spacing w:before="30" w:after="30" w:line="276" w:lineRule="auto"/>
-        <w:contextualSpacing w:val="0"/>
-        <w:jc w:val="both"/>
-        <w:rPr>
-          <w:sz w:val="24"/>
-          <w:szCs w:val="24"/>
-        </w:rPr>
-      </w:pPr>
-      <w:r>
-        <w:rPr>
-          <w:rFonts w:eastAsia="Times New Roman"/>
-          <w:b/>
-          <w:bCs/>
-          <w:sz w:val="24"/>
-          <w:szCs w:val="24"/>
-        </w:rPr>
-        <w:t xml:space="preserve">Stage 3 — Temporal Axis Compression: </w:t>
-      </w:r>
-      <w:r>
-        <w:rPr>
-          <w:rFonts w:eastAsia="Times New Roman"/>
-          <w:sz w:val="24"/>
-          <w:szCs w:val="24"/>
-        </w:rPr>
-        <w:t>A time-axis compression factor of α = 1.3 is applied via linear interpolation onto the original frame grid. This operation dynamically shifts the risk curve earlier in the temporal sequence, yielding a mean gain of approximately 6 frames in Time-to-Alarm (TTA), as formalised in Equation (8). The value α = 1.3 was determined from the Pareto frontier of TTA gain versus false-positive rate increase.</w:t>
-      </w:r>
-    </w:p>
-    <w:p>
-      <w:pPr>
-        <w:pStyle w:val="ListParagraph"/>
-        <w:numPr>
-          <w:ilvl w:val="0"/>
-          <w:numId w:val="17"/>
-        </w:numPr>
-        <w:suppressAutoHyphens w:val="0"/>
-        <w:autoSpaceDE/>
-        <w:spacing w:before="30" w:after="30" w:line="276" w:lineRule="auto"/>
-        <w:contextualSpacing w:val="0"/>
-        <w:jc w:val="both"/>
-        <w:rPr>
-          <w:sz w:val="24"/>
-          <w:szCs w:val="24"/>
-        </w:rPr>
-      </w:pPr>
-      <w:r>
-        <w:rPr>
-          <w:rFonts w:eastAsia="Times New Roman"/>
-          <w:b/>
-          <w:bCs/>
-          <w:sz w:val="24"/>
-          <w:szCs w:val="24"/>
-        </w:rPr>
-        <w:t xml:space="preserve">Stage 4 — Monotone Clamping: </w:t>
-      </w:r>
-      <w:r>
-        <w:rPr>
-          <w:rFonts w:eastAsia="Times New Roman"/>
-          <w:sz w:val="24"/>
-          <w:szCs w:val="24"/>
-        </w:rPr>
-        <w:t>To formally guarantee STTA compliance, a hard causal constraint is enforced via the monotone clamping rule defined in Equation (7). Once the predicted score crosses the decision threshold θ = 0.5 at the first crossing frame t*, the score is prohibited from falling below θ + ϵ (ϵ = 0.01) in all subsequent frames. This constraint directly eliminates false recoveries that would otherwise delay alarm generation and depress STTA.</w:t>
-      </w:r>
-    </w:p>
-    <w:p>
-      <w:pPr>
-        <w:pStyle w:val="ListParagraph"/>
-        <w:numPr>
-          <w:ilvl w:val="0"/>
-          <w:numId w:val="17"/>
-        </w:numPr>
-        <w:suppressAutoHyphens w:val="0"/>
-        <w:autoSpaceDE/>
-        <w:spacing w:before="30" w:after="30" w:line="276" w:lineRule="auto"/>
-        <w:contextualSpacing w:val="0"/>
-        <w:jc w:val="both"/>
-        <w:rPr>
-          <w:sz w:val="24"/>
-          <w:szCs w:val="24"/>
-        </w:rPr>
-      </w:pPr>
-      <w:r>
-        <w:rPr>
-          <w:rFonts w:eastAsia="Times New Roman"/>
-          <w:b/>
-          <w:bCs/>
-          <w:sz w:val="24"/>
-          <w:szCs w:val="24"/>
-        </w:rPr>
-        <w:t xml:space="preserve">Stage 5 — Numerical Stability Clipping: </w:t>
-      </w:r>
-      <w:r>
-        <w:rPr>
-          <w:rFonts w:eastAsia="Times New Roman"/>
-          <w:sz w:val="24"/>
-          <w:szCs w:val="24"/>
-        </w:rPr>
-        <w:t>The output score is clipped to the open interval (0.001, 0.999) to ensure numerical stability in downstream log-loss evaluation and to prevent degenerate probability values from propagating into downstream safety decision modules.</w:t>
-      </w:r>
-    </w:p>
-    <w:p>
-      <w:pPr>
-        <w:spacing w:before="160" w:after="60"/>
-        <w:rPr>
-          <w:sz w:val="24"/>
-          <w:szCs w:val="24"/>
-        </w:rPr>
-      </w:pPr>
-      <w:r>
-        <w:rPr>
-          <w:rFonts w:eastAsia="Times New Roman"/>
-          <w:b/>
-          <w:bCs/>
-          <w:i/>
-          <w:iCs/>
-          <w:sz w:val="24"/>
-          <w:szCs w:val="24"/>
-        </w:rPr>
-        <w:lastRenderedPageBreak/>
-        <w:t>The video-blind control family</w:t>
-      </w:r>
-    </w:p>
-    <w:p>
-      <w:pPr>
-        <w:spacing w:before="60" w:after="100" w:line="276" w:lineRule="auto"/>
-        <w:jc w:val="both"/>
-        <w:rPr>
-          <w:rFonts w:eastAsia="Times New Roman"/>
-          <w:sz w:val="24"/>
-          <w:szCs w:val="24"/>
-        </w:rPr>
-      </w:pPr>
-      <w:r>
-        <w:rPr>
-          <w:rFonts w:eastAsia="Times New Roman"/>
-          <w:sz w:val="24"/>
-          <w:szCs w:val="24"/>
-        </w:rPr>
-        <w:t>A video-blind submission is one whose risk curve is a function of the frame index alone: identical for every clip, computed without opening a single frame. We use a family rather than a single curve, because one flattering curve invites the objection that the comparison was chosen to flatter it. The family comprises a constant 0.51 and a constant 0.99; a linear ramp from 0.001 to 0.999; logistic curves centred at frames 60, 75, 90 and 105; and step functions rising from 0.49 to 0.51 at frames 0, 10, 25, 50, 75, 100, 125 and 140. Each is a single list of 150 numbers, repeated across all 1,417 clips.</w:t>
-      </w:r>
-    </w:p>
-    <w:p>
-      <w:pPr>
-        <w:spacing w:before="160" w:after="60"/>
-        <w:rPr>
-          <w:sz w:val="24"/>
-          <w:szCs w:val="24"/>
-        </w:rPr>
-      </w:pPr>
-      <w:r>
-        <w:rPr>
-          <w:rFonts w:eastAsia="Times New Roman"/>
-          <w:b/>
-          <w:bCs/>
-          <w:i/>
-          <w:iCs/>
-          <w:sz w:val="24"/>
-          <w:szCs w:val="24"/>
-        </w:rPr>
-        <w:t>Probes that isolate the terms of the metric</w:t>
+          <w:lang w:val="en-IN"/>
+        </w:rPr>
+        <w:t xml:space="preserve">Probes that isolate the terms of the metric:</w:t>
       </w:r>
     </w:p>
     <w:p>

--- a/paper/Precrash.docx
+++ b/paper/Precrash.docx
@@ -334,7 +334,7 @@
           <w:szCs w:val="24"/>
         </w:rPr>
         <w:lastRenderedPageBreak/>
-        <w:t xml:space="preserve">The World Health Organization [1] records approximately 1.19 million road traffic deaths every year, and far more people left with permanent disability. A large share of those deaths are in principle foreseeable in the seconds before they occur, which is what makes anticipation — as opposed to detection after the fact — worth pursuing as an obligation and not only as a research problem — the case the review of Zhang Y. et al. [2] sets out at length. Modern vehicles already carry the necessary instrument. A dashcam holds the primary visual record of the driving environment, including the sudden lane change, the pedestrian stepping off the kerb, and the hard braking of the vehicle ahead, which is the material Moura et al. [3] assembled into a public collision-prediction corpus. That record is used almost entirely in retrospect, to establish what happened after a collision. The question motivating this work was whether it could be used prospectively instead.</w:t>
+        <w:t xml:space="preserve">Road traffic injury kills approximately 1.19 million people a year by the World Health Organization's count [1]. Many of those deaths are foreseeable in the seconds before they occur, which is what makes anticipation — as distinct from detection after the fact — worth pursuing, as the review of Zhang Y. et al. [2] sets out. The instrument is already in the vehicle: a dashcam holds the primary visual record of the road, the material Moura et al. [3] assembled into a public corpus. It is used almost entirely in retrospect. Whether it can be used prospectively is the question that motivated this work.</w:t>
       </w:r>
     </w:p>
     <w:p>
@@ -345,6 +345,14 @@
           <w:szCs w:val="24"/>
         </w:rPr>
       </w:pPr>
+      <w:r>
+        <w:rPr>
+          <w:sz w:val="24"/>
+          <w:szCs w:val="24"/>
+        </w:rPr>
+        <w:lastRenderedPageBreak/>
+        <w:t xml:space="preserve">We built a training-free system to find out: a zero-shot ensemble scoring each frame of a dashcam clip for collision risk from vision–language similarity, a motion signal and a text-anchored prior, with no accident supervision at any stage. We entered it in a public competition, where the organisers scored it against ground truth we never held. It placed ninth of thirteen.</w:t>
+      </w:r>
     </w:p>
     <w:p>
       <w:pPr>
@@ -359,7 +367,8 @@
           <w:sz w:val="24"/>
           <w:szCs w:val="24"/>
         </w:rPr>
-        <w:t>We set out to answer it with a training-free system: a zero-shot ensemble that scores each frame of a dashcam clip for collision risk by combining vision–language similarity against danger and safety prompts, a motion-energy signal, and a text-anchored score, with no supervision from accident labels at any stage. We entered it in a public competition, the Zero-shot Accident Anticipation challenge hosted by AUTOPILOT, where it was scored by the organisers against ground truth we never held. It placed ninth of thirteen.</w:t>
+        <w:lastRenderedPageBreak/>
+        <w:t xml:space="preserve">This paper is not about that system. It is about what we found when we tried to understand the score it received.</w:t>
       </w:r>
     </w:p>
     <w:p>
@@ -370,6 +379,14 @@
           <w:szCs w:val="24"/>
         </w:rPr>
       </w:pPr>
+      <w:r>
+        <w:rPr>
+          <w:sz w:val="24"/>
+          <w:szCs w:val="24"/>
+        </w:rPr>
+        <w:lastRenderedPageBreak/>
+        <w:t xml:space="preserve">The competition scores submissions with a composite metric: a weighted sum of average precision (AP), area under the ROC curve (AUC), and two earliness measures — time-to-accident (TTA) and stable time-to-accident (STTA) — each read at a risk threshold of 0.5. The composition is intuitive, and it is becoming common. An anticipator should both separate accident clips from normal driving and raise the alarm early, and summing terms that measure each seems a reasonable way to ask for both.</w:t>
+      </w:r>
     </w:p>
     <w:p>
       <w:pPr>
@@ -384,7 +401,8 @@
           <w:sz w:val="24"/>
           <w:szCs w:val="24"/>
         </w:rPr>
-        <w:t>This paper is not about that system. It is about what we found when we tried to understand the score it received.</w:t>
+        <w:lastRenderedPageBreak/>
+        <w:t xml:space="preserve">It is not. AP and AUC are bounded on the unit interval; TTA and STTA are counted in frames and bounded only by the clip, which is 150 frames here. Summing a bounded quantity with an unbounded one lets the unbounded one decide the ranking, and here the timing terms are worth 5.70 times what discrimination contributes to a submission that reads nothing. Worse, the two share a trivial global maximiser: a score that exceeds 0.5 at frame 0 and never falls attains, on every clip, the largest value that clip admits for both. No method that reads the video can exceed it; a method can only match it and then compete on AP and AUC, worth 0.35105 to a blind submission.</w:t>
       </w:r>
     </w:p>
     <w:p>
@@ -395,6 +413,14 @@
           <w:szCs w:val="24"/>
         </w:rPr>
       </w:pPr>
+      <w:r>
+        <w:rPr>
+          <w:sz w:val="24"/>
+          <w:szCs w:val="24"/>
+        </w:rPr>
+        <w:lastRenderedPageBreak/>
+        <w:t xml:space="preserve">So we submitted the constant. It scored 2.35291 against a winning score of 2.50165, matching the eighth-placed team at the precision the leaderboard displays.</w:t>
+      </w:r>
     </w:p>
     <w:p>
       <w:pPr>
@@ -409,107 +435,8 @@
           <w:sz w:val="24"/>
           <w:szCs w:val="24"/>
         </w:rPr>
-        <w:t>The competition scores submissions with a composite metric: a weighted sum of average precision (AP), area under the ROC curve (AUC), and two earliness measures — time-to-accident (TTA) and stable time-to-accident (STTA) — each evaluated at a risk threshold of 0.5. The composition is intuitive, and it is becoming common. A useful anticipator should both separate accident clips from normal driving and raise the alarm early, and summing terms that measure each seems a reasonable way to ask for both.</w:t>
-      </w:r>
-    </w:p>
-    <w:p>
-      <w:pPr>
-        <w:jc w:val="both"/>
-        <w:rPr>
-          <w:sz w:val="24"/>
-          <w:szCs w:val="24"/>
-        </w:rPr>
-      </w:pPr>
-    </w:p>
-    <w:p>
-      <w:pPr>
-        <w:jc w:val="both"/>
-        <w:rPr>
-          <w:sz w:val="24"/>
-          <w:szCs w:val="24"/>
-        </w:rPr>
-      </w:pPr>
-      <w:r>
-        <w:rPr>
-          <w:sz w:val="24"/>
-          <w:szCs w:val="24"/>
-        </w:rPr>
-        <w:t>It is not. AP and AUC are bounded on the unit interval. TTA and STTA are measured in frames and are bounded only by the length of the clip, which is 150 frames here. Summing a bounded quantity with an unbounded one means the unbounded one decides the ranking, and on this benchmark the arithmetic is not subtle: the timing terms are worth 5.70 times everything the discrimination terms contribute to a submission that reads nothing.</w:t>
-      </w:r>
-    </w:p>
-    <w:p>
-      <w:pPr>
-        <w:jc w:val="both"/>
-        <w:rPr>
-          <w:sz w:val="24"/>
-          <w:szCs w:val="24"/>
-        </w:rPr>
-      </w:pPr>
-    </w:p>
-    <w:p>
-      <w:pPr>
-        <w:jc w:val="both"/>
-        <w:rPr>
-          <w:sz w:val="24"/>
-          <w:szCs w:val="24"/>
-        </w:rPr>
-      </w:pPr>
-      <w:r>
-        <w:rPr>
-          <w:sz w:val="24"/>
-          <w:szCs w:val="24"/>
-        </w:rPr>
-        <w:t>Worse, the timing terms have a trivial global maximiser. TTA is the largest interval between the accident frame and any frame at which predicted risk exceeds the threshold; STTA is the largest such interval over which risk stays above the threshold without interruption. A constant risk score of 0.51 crosses the threshold at frame 0 and never falls, so it attains, on every clip, exactly the maximum value that clip admits, for both terms simultaneously. No method that reads the video can exceed it there. A method can only match it, and then compete on AP and AUC, which we show below are worth 0.35105 to a blind submission.</w:t>
-      </w:r>
-    </w:p>
-    <w:p>
-      <w:pPr>
-        <w:jc w:val="both"/>
-        <w:rPr>
-          <w:sz w:val="24"/>
-          <w:szCs w:val="24"/>
-        </w:rPr>
-      </w:pPr>
-    </w:p>
-    <w:p>
-      <w:pPr>
-        <w:jc w:val="both"/>
-        <w:rPr>
-          <w:sz w:val="24"/>
-          <w:szCs w:val="24"/>
-        </w:rPr>
-      </w:pPr>
-      <w:r>
-        <w:rPr>
-          <w:sz w:val="24"/>
-          <w:szCs w:val="24"/>
-        </w:rPr>
-        <w:t>So we submitted the constant. It scored 2.35291 against a winning score of 2.50165, matching the eighth-placed team at the precision the leaderboard displays.</w:t>
-      </w:r>
-    </w:p>
-    <w:p>
-      <w:pPr>
-        <w:jc w:val="both"/>
-        <w:rPr>
-          <w:sz w:val="24"/>
-          <w:szCs w:val="24"/>
-        </w:rPr>
-      </w:pPr>
-    </w:p>
-    <w:p>
-      <w:pPr>
-        <w:jc w:val="both"/>
-        <w:rPr>
-          <w:sz w:val="24"/>
-          <w:szCs w:val="24"/>
-        </w:rPr>
-      </w:pPr>
-      <w:r>
-        <w:rPr>
-          <w:sz w:val="24"/>
-          <w:szCs w:val="24"/>
-        </w:rPr>
-        <w:t>The major contributions of this work are as follows.</w:t>
+        <w:lastRenderedPageBreak/>
+        <w:t xml:space="preserve">The contributions of this work are as follows.</w:t>
       </w:r>
     </w:p>
     <w:p>
@@ -530,7 +457,7 @@
           <w:sz w:val="24"/>
           <w:szCs w:val="24"/>
         </w:rPr>
-        <w:t>A measured demonstration on a live benchmark. A video-blind constant matches the eighth-placed private score and exceeds those of five of thirteen teams, including our own. Every leaderboard score reported here was computed by the competition's own scoring service against ground truth we do not have; we implemented none of the metrics. All derived quantities are our arithmetic on those scores, and are marked as such.</w:t>
+        <w:t xml:space="preserve">A measured demonstration on a live benchmark. A video-blind constant matches the eighth-placed private score and exceeds five of thirteen teams, our own included. Every leaderboard score here was computed by the competition's scoring service against ground truth we do not have; derived quantities are our arithmetic on those scores and are marked as such.</w:t>
       </w:r>
     </w:p>
     <w:p>
@@ -551,7 +478,7 @@
           <w:sz w:val="24"/>
           <w:szCs w:val="24"/>
         </w:rPr>
-        <w:t>A black-box decomposition of a composite metric. We introduce a probe methodology — families of video-blind submissions constructed so that unknown terms cancel under differencing — and use it to separate a metric whose weights are undisclosed and whose labels are withheld. It recovers the discrimination floor, both timing terms, the score's slope in the crossing frame, and the support and mean of the accident-onset distribution.</w:t>
+        <w:t xml:space="preserve">A black-box decomposition. Video-blind probes, built so that unknown terms cancel under differencing, separate a metric whose weights are undisclosed and whose labels are withheld — recovering the discrimination floor, both timing terms, the slope in the crossing frame, and the accident-onset distribution.</w:t>
       </w:r>
     </w:p>
     <w:p>
@@ -572,8 +499,7 @@
           <w:sz w:val="24"/>
           <w:szCs w:val="24"/>
         </w:rPr>
-        <w:lastRenderedPageBreak/>
-        <w:t>Evidence that the published metric definition does not reproduce the scorer. Three curves that cross the threshold at the same frame, with identical values at the crossing and no subsequent dip, receive scores spanning 0.091. Under the stated formula they must be equal. An entrant therefore cannot compute this benchmark's score from its published definition even given the labels, which is a reportable fact about the benchmark independent of everything above.</w:t>
+        <w:t xml:space="preserve">Evidence that the published definition does not reproduce the scorer. Three curves crossing at the same frame, with identical values at the crossing, score 0.091 apart; under the stated formula they must be equal. The score cannot be computed from the published definition even given the labels.</w:t>
       </w:r>
     </w:p>
     <w:p>
@@ -594,7 +520,7 @@
           <w:sz w:val="24"/>
           <w:szCs w:val="24"/>
         </w:rPr>
-        <w:t>A case study in which we are the subject, and a corrected protocol. Our own entry scores below the constant. We report this rather than omit it, because it is the clearest available illustration that a composite score of this shape does not measure what its name suggests. From the mechanisms we derive six requirements, of which the first — report a video-blind control with every anticipation result — costs an afternoon and would have caught this.</w:t>
+        <w:t xml:space="preserve">A case study in which we are the subject, and a six-point protocol. Our own entry scores below the constant and we report it. The protocol's first item — report a video-blind control with every result — costs an afternoon and would have caught this.</w:t>
       </w:r>
     </w:p>
     <w:p>
@@ -610,7 +536,8 @@
           <w:sz w:val="24"/>
           <w:szCs w:val="24"/>
         </w:rPr>
-        <w:t>We wish to be explicit about scope, because this paper reports a number that sits beside other teams' numbers. We make no claim about the validity, quality or honesty of any other submission or published method. We did not re-run anyone's system, we do not have anyone's code, and we could not evaluate it if we did, because the labels are withheld from every entrant. Where we observe that a leaderboard score is numerically identical to a control's, we are stating an arithmetic fact about two published numbers and drawing exactly one inference from it: that the metric assigns those two submissions the same value. We do not infer what any submission contained, and we note that a whole family of curves receives that identical score, which is precisely the property under examination. The claim of this paper is about a metric, demonstrated on one benchmark. It is not a claim about a field, and not a claim about anybody's method.</w:t>
+        <w:lastRenderedPageBreak/>
+        <w:t xml:space="preserve">One point of scope, because this paper prints a number beside other teams' numbers. We make no claim about any other submission or published method: we did not re-run anyone's system, and could not have evaluated it if we had, because the labels are withheld from every entrant. Where a leaderboard score is numerically identical to a control's, we state that arithmetic fact and draw one inference — the metric assigns the two submissions the same value. A whole family of curves receives it, which is precisely the property under examination.</w:t>
       </w:r>
     </w:p>
     <w:p>
@@ -621,21 +548,13 @@
           <w:szCs w:val="24"/>
         </w:rPr>
       </w:pPr>
-    </w:p>
-    <w:p>
-      <w:pPr>
-        <w:jc w:val="both"/>
-        <w:rPr>
-          <w:sz w:val="24"/>
-          <w:szCs w:val="24"/>
-        </w:rPr>
-      </w:pPr>
-      <w:r>
-        <w:rPr>
-          <w:sz w:val="24"/>
-          <w:szCs w:val="24"/>
-        </w:rPr>
-        <w:t>The rest of the paper is organised as follows. Section 2 reviews accident anticipation and the evaluation practice this work examines. Section 3 states the benchmark and its metric exactly, and establishes what an entrant can and cannot compute from them. Section 4 describes the system that was entered, the video-blind control family, and the probe design. Section 5 reports the measurements. Section 6 analyses why the composition fails. Section 7 sets out the corrected protocol, Section 8 the limitations, and Section 9 concludes.</w:t>
+      <w:r>
+        <w:rPr>
+          <w:sz w:val="24"/>
+          <w:szCs w:val="24"/>
+        </w:rPr>
+        <w:lastRenderedPageBreak/>
+        <w:t xml:space="preserve">Section 2 reviews the field's evaluation practice, Section 3 states the benchmark and its metric, and Section 4 describes the system, the controls and the probes. Section 5 reports the measurements, Section 6 analyses why the composition fails, and Sections 7 to 9 give the protocol, the limitations and the conclusion.</w:t>
       </w:r>
     </w:p>
     <w:p>

--- a/paper/Precrash.docx
+++ b/paper/Precrash.docx
@@ -17343,45 +17343,7 @@
           <w:sz w:val="24"/>
           <w:szCs w:val="24"/>
         </w:rPr>
-        <w:t>What follows is the evaluation we conducted before any submission was scored, and it is retained because it is the case study this paper is built on. On a corpus that publishes no labels, average precision, area under the curve, a false-positive rate and any time-to-accident measured to a true onset are not computable by an entrant (Section 3.3). What is computable from a submission alone is the shape of its own risk curve, and the statistic we adopted was the mean frame at which that curve first exceeds 0.5 — the crossover frame.</w:t>
-      </w:r>
-    </w:p>
-    <w:p>
-      <w:pPr>
-        <w:spacing w:before="60" w:after="100" w:line="276" w:lineRule="auto"/>
-        <w:jc w:val="both"/>
-        <w:rPr>
-          <w:rFonts w:eastAsia="Times New Roman"/>
-          <w:sz w:val="24"/>
-          <w:szCs w:val="24"/>
-        </w:rPr>
-      </w:pPr>
-      <w:r>
-        <w:rPr>
-          <w:rFonts w:eastAsia="Times New Roman"/>
-          <w:sz w:val="24"/>
-          <w:szCs w:val="24"/>
-        </w:rPr>
-        <w:t>Every number in the remainder of Section 5 is a statistic of curve shape. None is an anticipation result, none was validated against a label, and the quantity they optimise is minimised absolutely, to frame 0, by the constant of Section 5.1. Read together with Table 7, the tables below record a system being tuned toward a target that a nine-character submission attains perfectly. We report them in that spirit: not as evidence that the system works, but as evidence of what a locally computable proxy does to a research programme when the benchmark withholds the means of checking it.</w:t>
-      </w:r>
-    </w:p>
-    <w:p>
-      <w:pPr>
-        <w:spacing w:before="60" w:after="100" w:line="276" w:lineRule="auto"/>
-        <w:jc w:val="both"/>
-        <w:rPr>
-          <w:rFonts w:eastAsia="Times New Roman"/>
-          <w:sz w:val="24"/>
-          <w:szCs w:val="24"/>
-        </w:rPr>
-      </w:pPr>
-      <w:r>
-        <w:rPr>
-          <w:rFonts w:eastAsia="Times New Roman"/>
-          <w:sz w:val="24"/>
-          <w:szCs w:val="24"/>
-        </w:rPr>
-        <w:t>Two specific cautions apply to the tables that follow. Timing figures in seconds were computed as the interval from the crossover frame to the END OF THE CLIP, not to an annotated collision, because this corpus annotates no collision; they are therefore inflated by the interval between the accident and the end of the window, which Section 5.5 measures at about one second on average. And the stable-anticipation compliance rate reported below is a consequence of the monotone clamp of Section 4, which makes falling below the threshold impossible after the first crossing; it measures that the clamp executed.</w:t>
+        <w:t xml:space="preserve">What follows is the evaluation we conducted before any submission was scored. It is retained because it is the case study this paper is built on. On a corpus that publishes no labels, average precision, area under the curve, a false-positive rate and any time-to-accident measured to a true onset are not computable by an entrant (Section 3.3); what is computable from a submission alone is the shape of its own risk curve, and the statistic we adopted was the mean frame at which that curve first exceeds 0.5 — the crossover frame. Every number below is therefore a statistic of curve shape. None is an anticipation result, none was checked against a label, and the quantity they optimise is minimised absolutely, to frame 0, by the constant of Section 5.1. Two cautions apply throughout. Timing figures in seconds were computed from the crossover frame to the end of the clip, not to a collision, because this corpus annotates none, so they are inflated by the interval Section 5.5 estimates at about a second. And the stable-anticipation compliance rate is a consequence of the monotone clamp of Section 4, which makes falling below the threshold impossible after the first crossing.</w:t>
       </w:r>
     </w:p>
     <w:p>
@@ -17403,7 +17365,7 @@
           <w:szCs w:val="24"/>
         </w:rPr>
         <w:lastRenderedPageBreak/>
-        <w:t>5.6.1. Overall curve-shape statistics (pre-leaderboard)</w:t>
+        <w:t xml:space="preserve">5.6.1. What the proxy reported</w:t>
       </w:r>
     </w:p>
     <w:p>
@@ -17421,115 +17383,7 @@
           <w:sz w:val="24"/>
           <w:szCs w:val="24"/>
         </w:rPr>
-        <w:t>Across the full corpus of 1,417 clips the ensemble produced a mean crossover frame of 22.7. We reported this at the time as predictive capability; it is not. The crossover frame is the earliest frame at which the predicted risk exceeds 0.5, and it is a property of the curve the system emits, measurable without any reference to whether an accident occurs or when. Section 5.1 gives the same statistic for a submission that reads no pixels: crossover frame 0. The primary performance indicator in accident anticipation systems is the crossover frame (tᴄ) across the full evaluation corpus of 1,417 clips. The primary performance indicator in accident anticipation systems is the crossover frame (tᴄ) — the earliest frame at which the predicted risk probability decisively breaches the decision threshold of 0.5.</w:t>
-      </w:r>
-    </w:p>
-    <w:p>
-      <w:pPr>
-        <w:spacing w:before="60" w:after="100" w:line="276" w:lineRule="auto"/>
-        <w:jc w:val="both"/>
-        <w:rPr>
-          <w:sz w:val="24"/>
-          <w:szCs w:val="24"/>
-        </w:rPr>
-      </w:pPr>
-      <w:r>
-        <w:rPr>
-          <w:rFonts w:eastAsia="Times New Roman"/>
-          <w:sz w:val="24"/>
-          <w:szCs w:val="24"/>
-        </w:rPr>
-        <w:t xml:space="preserve">Our framework achieved a </w:t>
-      </w:r>
-      <w:r>
-        <w:rPr>
-          <w:rFonts w:eastAsia="Times New Roman"/>
-          <w:b/>
-          <w:bCs/>
-          <w:sz w:val="24"/>
-          <w:szCs w:val="24"/>
-        </w:rPr>
-        <w:t>mean crossover frame of 22.7</w:t>
-      </w:r>
-      <w:r>
-        <w:rPr>
-          <w:rFonts w:eastAsia="Times New Roman"/>
-          <w:sz w:val="24"/>
-          <w:szCs w:val="24"/>
-        </w:rPr>
-        <w:t xml:space="preserve"> across the entire evaluation set. Given the standardised 150-frame temporal window, this corresponds to an average anticipation horizon of </w:t>
-      </w:r>
-      <w:r>
-        <w:rPr>
-          <w:rFonts w:eastAsia="Times New Roman"/>
-          <w:b/>
-          <w:bCs/>
-          <w:sz w:val="24"/>
-          <w:szCs w:val="24"/>
-        </w:rPr>
-        <w:t>127.3 frames prior to the collision terminus</w:t>
-      </w:r>
-      <w:r>
-        <w:rPr>
-          <w:rFonts w:eastAsia="Times New Roman"/>
-          <w:sz w:val="24"/>
-          <w:szCs w:val="24"/>
-        </w:rPr>
-        <w:t xml:space="preserve">, equating to a </w:t>
-      </w:r>
-      <w:r>
-        <w:rPr>
-          <w:rFonts w:eastAsia="Times New Roman"/>
-          <w:b/>
-          <w:bCs/>
-          <w:sz w:val="24"/>
-          <w:szCs w:val="24"/>
-        </w:rPr>
-        <w:t>4.23-second early warning window</w:t>
-      </w:r>
-      <w:r>
-        <w:rPr>
-          <w:rFonts w:eastAsia="Times New Roman"/>
-          <w:sz w:val="24"/>
-          <w:szCs w:val="24"/>
-        </w:rPr>
-        <w:t xml:space="preserve"> at the operational frame rate of 30 FPS. The significance of this figure is best contextualised against baseline reactivity benchmarks: conventional reactive Advanced Driver Assistance Systems (ADAS) typically engage emergency braking protocols within a sub-second window (&lt; 1.0 s) of imminent impact, and human drivers exhibit a cognitive-to-mechanical braking reaction time of approximately 1.5–2.0 seconds under optimal alertness conditions. By delivering a stable, monotonically ascending risk signal more than 4 seconds in advance, our zero-shot framework fundamentally </w:t>
-      </w:r>
-      <w:r>
-        <w:rPr>
-          <w:rFonts w:eastAsia="Times New Roman"/>
-          <w:i/>
-          <w:iCs/>
-          <w:sz w:val="24"/>
-          <w:szCs w:val="24"/>
-        </w:rPr>
-        <w:t>shifts the operating paradigm from reactive damage mitigation to preventative collision avoidance</w:t>
-      </w:r>
-      <w:r>
-        <w:rPr>
-          <w:rFonts w:eastAsia="Times New Roman"/>
-          <w:sz w:val="24"/>
-          <w:szCs w:val="24"/>
-        </w:rPr>
-        <w:t>.</w:t>
-      </w:r>
-    </w:p>
-    <w:p>
-      <w:pPr>
-        <w:spacing w:before="60" w:after="100" w:line="276" w:lineRule="auto"/>
-        <w:jc w:val="both"/>
-        <w:rPr>
-          <w:sz w:val="24"/>
-          <w:szCs w:val="24"/>
-        </w:rPr>
-      </w:pPr>
-      <w:r>
-        <w:rPr>
-          <w:rFonts w:eastAsia="Times New Roman"/>
-          <w:sz w:val="24"/>
-          <w:szCs w:val="24"/>
-        </w:rPr>
-        <w:t>We also reported an early-frame false alarm rate, which was a mistake: a false alarm is an alarm on a clip containing no accident, and this corpus does not say which clips those are, so no false-alarm rate is computable from it by an entrant. What was actually observed is that initial-frame risk scores initialised below 0.05 on every clip — a statement about where the curve starts, not about whether starting there was correct. The original claim read: the early-frame false alarm rate — a historically persistent failure mode in zero-shot VLM deployments — was effectively neutralised by the power-curve scaling and Gaussian smoothing stages of the post-processing pipeline. Initial frame risk scores (t = 1) universally initialised below 0.05, correctly representing a quiescent, low-threat baseline during the safe driving phase, before escalating monotonically to peak risk scores approaching 1.0 at the collision terminus. This calibration behaviour is critical for production-grade deployment: systems that exhibit artificially elevated baseline risk scores generate driver alarm fatigue and are systematically disengaged by operators, negating their safety benefit entirely.</w:t>
+        <w:t xml:space="preserve">Across the full corpus of 1,417 clips the ensemble produced a mean crossover frame of 22.7, and 21.1 over the best-fifty subset discussed below. We reported these as predictive capability; they are not. We also reported an early-frame false-alarm rate, which was a mistake — a false alarm is an alarm on a clip containing no accident, and this corpus does not say which clips those are. What was actually observed is that initial-frame risk scores began below 0.05 on every clip: a statement about where the curve starts rather than about whether starting there was correct, and a real property of the curve worth recording.</w:t>
       </w:r>
     </w:p>
     <w:p>
@@ -18490,24 +18344,12 @@
     </w:p>
     <w:p>
       <w:pPr>
-        <w:spacing w:before="160" w:after="60"/>
-        <w:rPr>
-          <w:sz w:val="24"/>
-          <w:szCs w:val="24"/>
-        </w:rPr>
-      </w:pPr>
-      <w:r>
-        <w:rPr>
-          <w:rFonts w:eastAsia="Times New Roman"/>
-          <w:b/>
-          <w:bCs/>
-          <w:i/>
-          <w:iCs/>
-          <w:sz w:val="24"/>
-          <w:szCs w:val="24"/>
-        </w:rPr>
-        <w:t>5.6.2. The best-fifty subset (a statement about the selection)</w:t>
-      </w:r>
+        <w:spacing w:after="60"/>
+        <w:rPr>
+          <w:sz w:val="24"/>
+          <w:szCs w:val="24"/>
+        </w:rPr>
+      </w:pPr>
     </w:p>
     <w:p>
       <w:pPr>
@@ -18524,210 +18366,8 @@
           <w:sz w:val="24"/>
           <w:szCs w:val="24"/>
         </w:rPr>
-        <w:t>The following analysis selects the fifty clips with the earliest crossover frames and reports statistics over them. This is a statement about the selection and not about the method: choosing the best fifty of 1,417 by the quantity being reported guarantees the reported quantity looks good, and the same procedure applied to any system, including a random one, would produce a flattering subset. We retain it because it is part of the record. It was originally presented as establishing a performance ceiling, and it does not. We isolated and subjected to detailed analysis the top 50 best-performing predictions — those clips in which the framework identified danger with the greatest lead time. This subset is defined by the lowest observed crossover frames, constrained by the requirement that all initial risk vectors satisfy p(1) ≤ 0.05, ensuring that the recorded early crossovers reflect genuine anticipatory capability rather than poorly calibrated global risk inflation.</w:t>
-      </w:r>
-    </w:p>
-    <w:p>
-      <w:pPr>
-        <w:spacing w:before="60" w:after="100" w:line="276" w:lineRule="auto"/>
-        <w:jc w:val="both"/>
-        <w:rPr>
-          <w:sz w:val="24"/>
-          <w:szCs w:val="24"/>
-        </w:rPr>
-      </w:pPr>
-      <w:r>
-        <w:rPr>
-          <w:rFonts w:eastAsia="Times New Roman"/>
-          <w:sz w:val="24"/>
-          <w:szCs w:val="24"/>
-        </w:rPr>
-        <w:t xml:space="preserve">Within this high-performance cohort, the framework achieved an </w:t>
-      </w:r>
-      <w:r>
-        <w:rPr>
-          <w:rFonts w:eastAsia="Times New Roman"/>
-          <w:b/>
-          <w:bCs/>
-          <w:sz w:val="24"/>
-          <w:szCs w:val="24"/>
-        </w:rPr>
-        <w:t>average crossover frame of 21.1</w:t>
-      </w:r>
-      <w:r>
-        <w:rPr>
-          <w:rFonts w:eastAsia="Times New Roman"/>
-          <w:sz w:val="24"/>
-          <w:szCs w:val="24"/>
-        </w:rPr>
-        <w:t xml:space="preserve">. In the most extreme cases — sequences involving sudden lateral object intrusions and severe loss-of-control events — the risk threshold was decisively crossed as early as </w:t>
-      </w:r>
-      <w:r>
-        <w:rPr>
-          <w:rFonts w:eastAsia="Times New Roman"/>
-          <w:b/>
-          <w:bCs/>
-          <w:sz w:val="24"/>
-          <w:szCs w:val="24"/>
-        </w:rPr>
-        <w:t>frame 8</w:t>
-      </w:r>
-      <w:r>
-        <w:rPr>
-          <w:rFonts w:eastAsia="Times New Roman"/>
-          <w:sz w:val="24"/>
-          <w:szCs w:val="24"/>
-        </w:rPr>
-        <w:t xml:space="preserve"> (</w:t>
-      </w:r>
-      <w:r>
-        <w:rPr>
-          <w:rFonts w:eastAsia="Times New Roman"/>
-          <w:b/>
-          <w:bCs/>
-          <w:sz w:val="24"/>
-          <w:szCs w:val="24"/>
-        </w:rPr>
-        <w:t>0.27 seconds</w:t>
-      </w:r>
-      <w:r>
-        <w:rPr>
-          <w:rFonts w:eastAsia="Times New Roman"/>
-          <w:sz w:val="24"/>
-          <w:szCs w:val="24"/>
-        </w:rPr>
-        <w:t xml:space="preserve"> into the 5-second window), delivering a </w:t>
-      </w:r>
-      <w:r>
-        <w:rPr>
-          <w:rFonts w:eastAsia="Times New Roman"/>
-          <w:b/>
-          <w:bCs/>
-          <w:sz w:val="24"/>
-          <w:szCs w:val="24"/>
-        </w:rPr>
-        <w:t>4.73-second anticipation margin</w:t>
-      </w:r>
-      <w:r>
-        <w:rPr>
-          <w:rFonts w:eastAsia="Times New Roman"/>
-          <w:sz w:val="24"/>
-          <w:szCs w:val="24"/>
-        </w:rPr>
-        <w:t>. Two key statistical observations characterise this high-performance subset:</w:t>
-      </w:r>
-    </w:p>
-    <w:p>
-      <w:pPr>
-        <w:pStyle w:val="ListParagraph"/>
-        <w:numPr>
-          <w:ilvl w:val="0"/>
-          <w:numId w:val="17"/>
-        </w:numPr>
-        <w:suppressAutoHyphens w:val="0"/>
-        <w:autoSpaceDE/>
-        <w:spacing w:before="30" w:after="30" w:line="276" w:lineRule="auto"/>
-        <w:contextualSpacing w:val="0"/>
-        <w:jc w:val="both"/>
-        <w:rPr>
-          <w:sz w:val="24"/>
-          <w:szCs w:val="24"/>
-        </w:rPr>
-      </w:pPr>
-      <w:r>
-        <w:rPr>
-          <w:rFonts w:eastAsia="Times New Roman"/>
-          <w:b/>
-          <w:bCs/>
-          <w:sz w:val="24"/>
-          <w:szCs w:val="24"/>
-        </w:rPr>
-        <w:t>Initial risk suppression: every one of the fifty began with an initial risk score in [0.001, 0.05]. This shows that the early crossings are not produced by a globally elevated baseline, which is a real and useful property of the curve. It does not show that the crossings track pre-crash cues, because nothing here is compared against a label; the earlier claim that it demonstrates genuine multi-modal recognition does not follow from this measurement. The power-curve transformation (Stage 2) plays a critical role in enforcing this suppression by aggressively squashing sub-threshold scores toward zero.</w:t>
-      </w:r>
-    </w:p>
-    <w:p>
-      <w:pPr>
-        <w:pStyle w:val="ListParagraph"/>
-        <w:numPr>
-          <w:ilvl w:val="0"/>
-          <w:numId w:val="17"/>
-        </w:numPr>
-        <w:suppressAutoHyphens w:val="0"/>
-        <w:autoSpaceDE/>
-        <w:spacing w:before="30" w:after="30" w:line="276" w:lineRule="auto"/>
-        <w:contextualSpacing w:val="0"/>
-        <w:jc w:val="both"/>
-        <w:rPr>
-          <w:sz w:val="24"/>
-          <w:szCs w:val="24"/>
-        </w:rPr>
-      </w:pPr>
-      <w:r>
-        <w:rPr>
-          <w:rFonts w:eastAsia="Times New Roman"/>
-          <w:b/>
-          <w:bCs/>
-          <w:sz w:val="24"/>
-          <w:szCs w:val="24"/>
-        </w:rPr>
-        <w:t xml:space="preserve">Peak Confidence Saturation: </w:t>
-      </w:r>
-      <w:r>
-        <w:rPr>
-          <w:rFonts w:eastAsia="Times New Roman"/>
-          <w:sz w:val="24"/>
-          <w:szCs w:val="24"/>
-        </w:rPr>
-        <w:t>Maximum risk scores at the collision terminus ranged between 0.963 and 0.999, confirming that the ensemble does not suffer from confidence degradation as scene complexity and visual chaoticity escalate during the final crash frames. The monotone clamping constraint (Stage 4), informed by the structural stability of the NLP prior, ensures that the risk signal maintains saturation even as the visual frame degrades through motion blur and camera shake.</w:t>
-      </w:r>
-    </w:p>
-    <w:p>
-      <w:pPr>
-        <w:spacing w:after="60"/>
-        <w:rPr>
-          <w:sz w:val="24"/>
-          <w:szCs w:val="24"/>
-        </w:rPr>
-      </w:pPr>
-    </w:p>
-    <w:p>
-      <w:pPr>
-        <w:spacing w:before="160" w:after="60"/>
-        <w:rPr>
-          <w:sz w:val="24"/>
-          <w:szCs w:val="24"/>
-        </w:rPr>
-      </w:pPr>
-      <w:r>
-        <w:rPr>
-          <w:rFonts w:eastAsia="Times New Roman"/>
-          <w:b/>
-          <w:bCs/>
-          <w:i/>
-          <w:iCs/>
-          <w:sz w:val="24"/>
-          <w:szCs w:val="24"/>
-        </w:rPr>
-        <w:t>5.6.3. Modality ablation, measured on the crossover proxy</w:t>
-      </w:r>
-    </w:p>
-    <w:p>
-      <w:pPr>
-        <w:spacing w:before="60" w:after="100" w:line="276" w:lineRule="auto"/>
-        <w:jc w:val="both"/>
-        <w:rPr>
-          <w:sz w:val="24"/>
-          <w:szCs w:val="24"/>
-        </w:rPr>
-      </w:pPr>
-      <w:r>
-        <w:rPr>
-          <w:rFonts w:eastAsia="Times New Roman"/>
-          <w:sz w:val="24"/>
-          <w:szCs w:val="24"/>
-        </w:rPr>
         <w:lastRenderedPageBreak/>
-        <w:t>The modality ablation below compares single-modality configurations against the full ensemble on the same crossover-frame proxy. The orderings it produces are informative about how the three signals behave and about their failure modes, and we retain the analysis for that reason. It does not establish superiority in anticipation, because the quantity being compared is minimised by a constant. This study isolates the contribution and failure modes of each constituent modality when deployed independently, providing rigorous justification for the multi-modal fusion design.</w:t>
+        <w:t xml:space="preserve">The modality ablation of Table 13 compares single-modality configurations against the full ensemble on the same proxy. Its orderings are informative about how the three signals behave and about their failure modes: the vision–language score reads appearance without temporal context and drifts high on foggy frames, the motion proxy cannot separate ordinary traffic motion from accident motion, and the caption prior cannot see the video at all, assigning identical trajectories to identically worded captions. The ensemble does resolve those three blind spots against one another. What the table does not establish is superiority in anticipation, because the quantity being compared is the one a constant minimises.</w:t>
       </w:r>
     </w:p>
     <w:p>
@@ -19839,114 +19479,6 @@
     </w:p>
     <w:p>
       <w:pPr>
-        <w:spacing w:before="60" w:after="100" w:line="276" w:lineRule="auto"/>
-        <w:jc w:val="both"/>
-        <w:rPr>
-          <w:sz w:val="24"/>
-          <w:szCs w:val="24"/>
-        </w:rPr>
-      </w:pPr>
-      <w:r>
-        <w:rPr>
-          <w:rFonts w:eastAsia="Times New Roman"/>
-          <w:sz w:val="24"/>
-          <w:szCs w:val="24"/>
-        </w:rPr>
-        <w:t xml:space="preserve">The ablation results expose a clear </w:t>
-      </w:r>
-      <w:r>
-        <w:rPr>
-          <w:rFonts w:eastAsia="Times New Roman"/>
-          <w:i/>
-          <w:iCs/>
-          <w:sz w:val="24"/>
-          <w:szCs w:val="24"/>
-        </w:rPr>
-        <w:t>blind-spot complementarity</w:t>
-      </w:r>
-      <w:r>
-        <w:rPr>
-          <w:rFonts w:eastAsia="Times New Roman"/>
-          <w:sz w:val="24"/>
-          <w:szCs w:val="24"/>
-        </w:rPr>
-        <w:t xml:space="preserve"> across modalities. The CLIP visual scorer provides rich semantic context but is inherently temporal-blind, assigning moderate risk scores to safe frames containing visually complex environments. The optical flow proxy captures kinematic deviation with high sensitivity but is semantic-blind, unable to distinguish benign motion from imminent collision dynamics. The NLP prior provides the only temporally structured risk signal but is vision-blind, limited to a rigid sigmoid curve parameterised solely by caption semantics. </w:t>
-      </w:r>
-    </w:p>
-    <w:p>
-      <w:pPr>
-        <w:spacing w:before="60" w:after="100" w:line="276" w:lineRule="auto"/>
-        <w:jc w:val="both"/>
-        <w:rPr>
-          <w:sz w:val="24"/>
-          <w:szCs w:val="24"/>
-        </w:rPr>
-      </w:pPr>
-      <w:r>
-        <w:rPr>
-          <w:rFonts w:eastAsia="Times New Roman"/>
-          <w:sz w:val="24"/>
-          <w:szCs w:val="24"/>
-        </w:rPr>
-        <w:t xml:space="preserve">The ensemble resolves all three blind spots simultaneously: CLIP supplies the </w:t>
-      </w:r>
-      <w:r>
-        <w:rPr>
-          <w:rFonts w:eastAsia="Times New Roman"/>
-          <w:i/>
-          <w:iCs/>
-          <w:sz w:val="24"/>
-          <w:szCs w:val="24"/>
-        </w:rPr>
-        <w:t>what</w:t>
-      </w:r>
-      <w:r>
-        <w:rPr>
-          <w:rFonts w:eastAsia="Times New Roman"/>
-          <w:sz w:val="24"/>
-          <w:szCs w:val="24"/>
-        </w:rPr>
-        <w:t xml:space="preserve"> (semantic danger context), optical flow supplies the </w:t>
-      </w:r>
-      <w:r>
-        <w:rPr>
-          <w:rFonts w:eastAsia="Times New Roman"/>
-          <w:i/>
-          <w:iCs/>
-          <w:sz w:val="24"/>
-          <w:szCs w:val="24"/>
-        </w:rPr>
-        <w:t>when</w:t>
-      </w:r>
-      <w:r>
-        <w:rPr>
-          <w:rFonts w:eastAsia="Times New Roman"/>
-          <w:sz w:val="24"/>
-          <w:szCs w:val="24"/>
-        </w:rPr>
-        <w:t xml:space="preserve"> (kinematic onset time), and the NLP prior supplies the </w:t>
-      </w:r>
-      <w:r>
-        <w:rPr>
-          <w:rFonts w:eastAsia="Times New Roman"/>
-          <w:i/>
-          <w:iCs/>
-          <w:sz w:val="24"/>
-          <w:szCs w:val="24"/>
-        </w:rPr>
-        <w:t>shape</w:t>
-      </w:r>
-      <w:r>
-        <w:rPr>
-          <w:rFonts w:eastAsia="Times New Roman"/>
-          <w:sz w:val="24"/>
-          <w:szCs w:val="24"/>
-        </w:rPr>
-        <w:t xml:space="preserve"> (temporal risk trajectory structure). The result is a predictive signal that is simultaneously semantically informed, kinematically grounded, and temporally coherent — properties that individually no single modality can achieve within a zero-shot paradigm.</w:t>
-      </w:r>
-    </w:p>
-    <w:p>
-      <w:pPr>
         <w:spacing w:before="160" w:after="60"/>
         <w:rPr>
           <w:sz w:val="24"/>
@@ -19964,7 +19496,7 @@
           <w:szCs w:val="24"/>
         </w:rPr>
         <w:lastRenderedPageBreak/>
-        <w:t>5.6.4. The best twenty-five trajectories</w:t>
+        <w:t xml:space="preserve">5.6.2. The selected subsets</w:t>
       </w:r>
     </w:p>
     <w:p>
@@ -19982,7 +19514,7 @@
           <w:sz w:val="24"/>
           <w:szCs w:val="24"/>
         </w:rPr>
-        <w:t>The following selects the twenty-five clips with the earliest crossings, subject to an initial-risk constraint. The caveat of Section 5.6.2 applies with more force at this sample size: a best-of-1,417 subset bounds nothing. It was originally presented as bounding the maximum efficacy of the framework, and it does not. We isolated the top 25 highest-performing predictive sequences — those clips exhibiting the lowest observed crossover frames while strictly satisfying the initial risk suppression constraint (p(1) ≤ 0.001). These sequences represent the optimal convergence of all three modalities and constitute empirical proof-of-concept for the framework's capacity to rival supervised architectures in extreme anticipation scenarios.</w:t>
+        <w:t xml:space="preserve">Two further analyses select the fifty and then the twenty-five clips with the earliest crossings. Both are statements about the selection rather than about the method: choosing the best fifty of 1,417 by the quantity being reported guarantees that the reported quantity looks good, and the same procedure applied to any system, a random one included, would produce a flattering subset. Within the best twenty-five, every sequence began at p(1) = 0.001 despite crossing as early as frame 7, and mean peak risk reached 0.9871 — though the score cannot fall below the threshold once it has crossed, so the absence of late degradation is largely the clamp rather than the ensemble. The anticipation margin we reported for this subset, and compared against human reaction times and automatic emergency braking latency, cannot bear that comparison: it is measured to the end of the clip rather than to a collision, and computed over a best-of-1,417 selection. We offered these cases as proof that a zero-shot ensemble rivals supervised models. They are not. The leaderboard, which does compare entrants under a common scorer, placed this system ninth of thirteen and below a constant.</w:t>
       </w:r>
     </w:p>
     <w:p>
@@ -25807,7 +25339,7 @@
     </w:p>
     <w:p>
       <w:pPr>
-        <w:spacing w:before="120" w:after="40"/>
+        <w:spacing w:before="160" w:after="60"/>
         <w:rPr>
           <w:sz w:val="24"/>
           <w:szCs w:val="24"/>
@@ -25823,7 +25355,7 @@
           <w:sz w:val="24"/>
           <w:szCs w:val="24"/>
         </w:rPr>
-        <w:t>5.6.4.1. Aggregate statistics of the best twenty-five</w:t>
+        <w:t xml:space="preserve">5.6.3. The seven configurations</w:t>
       </w:r>
     </w:p>
     <w:p>
@@ -25841,269 +25373,7 @@
           <w:sz w:val="24"/>
           <w:szCs w:val="24"/>
         </w:rPr>
-        <w:t xml:space="preserve">Aggregate analysis of the Top-25 subset yields the following key statistical observations. The ensemble achieved a </w:t>
-      </w:r>
-      <w:r>
-        <w:rPr>
-          <w:rFonts w:eastAsia="Times New Roman"/>
-          <w:b/>
-          <w:bCs/>
-          <w:sz w:val="24"/>
-          <w:szCs w:val="24"/>
-        </w:rPr>
-        <w:t>mean crossover frame of 9.6</w:t>
-      </w:r>
-      <w:r>
-        <w:rPr>
-          <w:rFonts w:eastAsia="Times New Roman"/>
-          <w:sz w:val="24"/>
-          <w:szCs w:val="24"/>
-        </w:rPr>
-        <w:t xml:space="preserve"> across the 25 sequences, corresponding to an average anticipation warning of </w:t>
-      </w:r>
-      <w:r>
-        <w:rPr>
-          <w:rFonts w:eastAsia="Times New Roman"/>
-          <w:b/>
-          <w:bCs/>
-          <w:sz w:val="24"/>
-          <w:szCs w:val="24"/>
-        </w:rPr>
-        <w:t>140.4 frames</w:t>
-      </w:r>
-      <w:r>
-        <w:rPr>
-          <w:rFonts w:eastAsia="Times New Roman"/>
-          <w:sz w:val="24"/>
-          <w:szCs w:val="24"/>
-        </w:rPr>
-        <w:t xml:space="preserve"> — or an extraordinary </w:t>
-      </w:r>
-      <w:r>
-        <w:rPr>
-          <w:rFonts w:eastAsia="Times New Roman"/>
-          <w:b/>
-          <w:bCs/>
-          <w:sz w:val="24"/>
-          <w:szCs w:val="24"/>
-        </w:rPr>
-        <w:t>4.67 seconds of predictive Time-to-Accident (TTA)</w:t>
-      </w:r>
-      <w:r>
-        <w:rPr>
-          <w:rFonts w:eastAsia="Times New Roman"/>
-          <w:sz w:val="24"/>
-          <w:szCs w:val="24"/>
-        </w:rPr>
-        <w:t xml:space="preserve">. The minimum observed crossover occurred at </w:t>
-      </w:r>
-      <w:r>
-        <w:rPr>
-          <w:rFonts w:eastAsia="Times New Roman"/>
-          <w:b/>
-          <w:bCs/>
-          <w:sz w:val="24"/>
-          <w:szCs w:val="24"/>
-        </w:rPr>
-        <w:t>frame 7</w:t>
-      </w:r>
-      <w:r>
-        <w:rPr>
-          <w:rFonts w:eastAsia="Times New Roman"/>
-          <w:sz w:val="24"/>
-          <w:szCs w:val="24"/>
-        </w:rPr>
-        <w:t xml:space="preserve"> (Video ID: 20_009424_2_152), representing a 4.76-second lead-time — nearly five times the typical ADAS emergency braking engagement window.</w:t>
-      </w:r>
-    </w:p>
-    <w:p>
-      <w:pPr>
-        <w:spacing w:before="60" w:after="100" w:line="276" w:lineRule="auto"/>
-        <w:jc w:val="both"/>
-        <w:rPr>
-          <w:sz w:val="24"/>
-          <w:szCs w:val="24"/>
-        </w:rPr>
-      </w:pPr>
-      <w:r>
-        <w:rPr>
-          <w:rFonts w:eastAsia="Times New Roman"/>
-          <w:sz w:val="24"/>
-          <w:szCs w:val="24"/>
-        </w:rPr>
-        <w:t>We originally drew a road-safety conclusion from this figure, comparing it against human reaction times and automatic emergency braking latency. That comparison cannot be made from these numbers, for two reasons. The interval reported is measured from the crossover frame to the end of the clip, not to a collision, because this corpus annotates no collision; Section 5.5 estimates that the accident falls about a second before the window ends, so the figure is inflated by roughly that much. And it is computed over a best-of-1,417 subset. The paragraph is retained as written because it is the clearest single example of what the proxy encouraged, and it should be read as such rather than as a claim. It read: The universally accepted human cognitive-to-mechanical braking reaction time is modelled at 1.5–2.0 seconds, encompassing threat perception, decision formation, and pedal actuation. Standard Autonomous Emergency Braking systems engage within 0.5–1.0 seconds of confirmed collision trajectory. The 4.67-second anticipation margin delivered by the proposed framework provides a 3.17 to 4.17 second surplus reaction window beyond what current production ADAS architectures afford — sufficient for multiple evasive manoeuvre attempts, including combined braking and lateral avoidance.</w:t>
-      </w:r>
-    </w:p>
-    <w:p>
-      <w:pPr>
-        <w:spacing w:before="120" w:after="40"/>
-        <w:rPr>
-          <w:sz w:val="24"/>
-          <w:szCs w:val="24"/>
-        </w:rPr>
-      </w:pPr>
-      <w:r>
-        <w:rPr>
-          <w:rFonts w:eastAsia="Times New Roman"/>
-          <w:b/>
-          <w:bCs/>
-          <w:i/>
-          <w:iCs/>
-          <w:sz w:val="24"/>
-          <w:szCs w:val="24"/>
-        </w:rPr>
-        <w:t>5.6.4.2. Modality behaviour in the best twenty-five</w:t>
-      </w:r>
-    </w:p>
-    <w:p>
-      <w:pPr>
-        <w:spacing w:before="60" w:after="100" w:line="276" w:lineRule="auto"/>
-        <w:jc w:val="both"/>
-        <w:rPr>
-          <w:sz w:val="24"/>
-          <w:szCs w:val="24"/>
-        </w:rPr>
-      </w:pPr>
-      <w:r>
-        <w:rPr>
-          <w:rFonts w:eastAsia="Times New Roman"/>
-          <w:sz w:val="24"/>
-          <w:szCs w:val="24"/>
-        </w:rPr>
-        <w:t>Two properties hold across all twenty-five sequences. They are descriptions of the curves in a selected subset, not validation of the architecture:</w:t>
-      </w:r>
-    </w:p>
-    <w:p>
-      <w:pPr>
-        <w:pStyle w:val="ListParagraph"/>
-        <w:numPr>
-          <w:ilvl w:val="0"/>
-          <w:numId w:val="17"/>
-        </w:numPr>
-        <w:suppressAutoHyphens w:val="0"/>
-        <w:autoSpaceDE/>
-        <w:spacing w:before="30" w:after="30" w:line="276" w:lineRule="auto"/>
-        <w:contextualSpacing w:val="0"/>
-        <w:jc w:val="both"/>
-        <w:rPr>
-          <w:sz w:val="24"/>
-          <w:szCs w:val="24"/>
-        </w:rPr>
-      </w:pPr>
-      <w:r>
-        <w:rPr>
-          <w:rFonts w:eastAsia="Times New Roman"/>
-          <w:b/>
-          <w:bCs/>
-          <w:sz w:val="24"/>
-          <w:szCs w:val="24"/>
-        </w:rPr>
-        <w:t xml:space="preserve">Low initial risk despite early crossing: every sequence began at p(1) = 0.001 despite crossing as early as frame 7. The heading under which this appeared, false-positive eradication, was wrong — a false-positive rate is not computable here — but the underlying observation stands and is worth keeping: a naive CLIP-only deployment would assign moderate risk scores (0.38–0.42) to early frames merely due to the semantic presence of large vehicles or high-density traffic, triggering spurious alerts </w:t>
-        <w:lastRenderedPageBreak/>
-        <w:t>before any genuine danger cue is present. The power-curve transformation perfectly suppresses this baseline noise, allowing the system to idle at near-zero risk until a genuine multi-modal danger convergence occurs.</w:t>
-      </w:r>
-    </w:p>
-    <w:p>
-      <w:pPr>
-        <w:pStyle w:val="ListParagraph"/>
-        <w:numPr>
-          <w:ilvl w:val="0"/>
-          <w:numId w:val="17"/>
-        </w:numPr>
-        <w:suppressAutoHyphens w:val="0"/>
-        <w:autoSpaceDE/>
-        <w:spacing w:before="30" w:after="30" w:line="276" w:lineRule="auto"/>
-        <w:contextualSpacing w:val="0"/>
-        <w:jc w:val="both"/>
-        <w:rPr>
-          <w:sz w:val="24"/>
-          <w:szCs w:val="24"/>
-        </w:rPr>
-      </w:pPr>
-      <w:r>
-        <w:rPr>
-          <w:rFonts w:eastAsia="Times New Roman"/>
-          <w:b/>
-          <w:bCs/>
-          <w:sz w:val="24"/>
-          <w:szCs w:val="24"/>
-        </w:rPr>
-        <w:t>Peak saturation, largely by construction: mean peak risk across the twenty-five reaches 0.9871 (range 0.9629–0.9986). Note that the score cannot fall below the threshold after the first crossing, because Stage 4 forbids it, so the absence of degradation late in the clip is mostly a property of the clamp rather than of the NLP prior. The strict monotone clamping — contextually guided by the NLP prior's structural risk trajectory — ensures that risk confidence does not degrade when the visual frame becomes chaotic, blurred, or occluded in the frames immediately preceding the crash. This is particularly critical in sequences involving extreme loss-of-control events where camera shake and motion blur can severely degrade VLM feature quality.</w:t>
-      </w:r>
-    </w:p>
-    <w:p>
-      <w:pPr>
-        <w:spacing w:before="60" w:after="100" w:line="276" w:lineRule="auto"/>
-        <w:jc w:val="both"/>
-        <w:rPr>
-          <w:sz w:val="24"/>
-          <w:szCs w:val="24"/>
-        </w:rPr>
-      </w:pPr>
-      <w:r>
-        <w:rPr>
-          <w:rFonts w:eastAsia="Times New Roman"/>
-          <w:sz w:val="24"/>
-          <w:szCs w:val="24"/>
-        </w:rPr>
-        <w:t>These twenty-five cases were originally offered as proof that a zero-shot ensemble can rival supervised models. They are not: they are a selected subset scored on a proxy, with no supervised model evaluated alongside them and no label against which either could be checked. The leaderboard, which does compare against other entrants under a common scorer, placed this system ninth of thirteen and below a constant. The result validates the core thesis of this work: that ensembled, pre-trained Vision-Language Models carry sufficient emergent knowledge to perform safety-critical accident anticipation without any domain-specific training, provided their complementary blind spots are mutually resolved through principled multi-modal fusion.</w:t>
-      </w:r>
-    </w:p>
-    <w:p>
-      <w:pPr>
-        <w:spacing w:before="160" w:after="60"/>
-        <w:rPr>
-          <w:sz w:val="24"/>
-          <w:szCs w:val="24"/>
-        </w:rPr>
-      </w:pPr>
-      <w:r>
-        <w:rPr>
-          <w:rFonts w:eastAsia="Times New Roman"/>
-          <w:b/>
-          <w:bCs/>
-          <w:i/>
-          <w:iCs/>
-          <w:sz w:val="24"/>
-          <w:szCs w:val="24"/>
-        </w:rPr>
-        <w:t>5.6.5. Seven-configuration comparison, on the same proxy</w:t>
-      </w:r>
-    </w:p>
-    <w:p>
-      <w:pPr>
-        <w:spacing w:before="60" w:after="100" w:line="276" w:lineRule="auto"/>
-        <w:jc w:val="both"/>
-        <w:rPr>
-          <w:sz w:val="24"/>
-          <w:szCs w:val="24"/>
-        </w:rPr>
-      </w:pPr>
-      <w:r>
-        <w:rPr>
-          <w:rFonts w:eastAsia="Times New Roman"/>
-          <w:sz w:val="24"/>
-          <w:szCs w:val="24"/>
-        </w:rPr>
-        <w:t xml:space="preserve">Beyond the modality ablation study, the framework was validated across </w:t>
-      </w:r>
-      <w:r>
-        <w:rPr>
-          <w:rFonts w:eastAsia="Times New Roman"/>
-          <w:b/>
-          <w:bCs/>
-          <w:sz w:val="24"/>
-          <w:szCs w:val="24"/>
-        </w:rPr>
-        <w:t>7 distinct pipeline configurations</w:t>
-      </w:r>
-      <w:r>
-        <w:rPr>
-          <w:rFonts w:eastAsia="Times New Roman"/>
-          <w:sz w:val="24"/>
-          <w:szCs w:val="24"/>
-        </w:rPr>
-        <w:t xml:space="preserve"> to assess the marginal contribution of each post-processing stage to overall anticipation performance. This systematic evaluation isolates the performance delta attributable to each architectural decision, from raw ensembling to full post-processing with temporal compression.</w:t>
+        <w:t xml:space="preserve">Table 15 compares seven pipeline configurations. The ordering from C1 to C7 shows that each stage moves the crossover frame earlier, and read against Section 5.1 that is all it shows, because moving the crossover frame earlier is precisely what a constant 0.51 does perfectly. Two stages deserve particular note in that light. The monotone clamp forces the condition the stable-timing metric tests, so the compliance column records that the clamp executed. And the temporal compression responsible for the final improvement, between C6 and C7, reads a frame that has not yet arrived (Section 4).</w:t>
       </w:r>
     </w:p>
     <w:p>
@@ -27644,24 +26914,6 @@
           <w:szCs w:val="24"/>
         </w:rPr>
       </w:pPr>
-    </w:p>
-    <w:p>
-      <w:pPr>
-        <w:spacing w:before="60" w:after="100" w:line="276" w:lineRule="auto"/>
-        <w:jc w:val="both"/>
-        <w:rPr>
-          <w:sz w:val="24"/>
-          <w:szCs w:val="24"/>
-        </w:rPr>
-      </w:pPr>
-      <w:r>
-        <w:rPr>
-          <w:rFonts w:eastAsia="Times New Roman"/>
-          <w:sz w:val="24"/>
-          <w:szCs w:val="24"/>
-        </w:rPr>
-        <w:t>The ordering from C1 to C7 shows that each stage moves the crossover frame earlier. Read against Section 5.1 that is what it says and no more, because moving the crossover frame earlier is exactly what a constant 0.51 does perfectly. Two of the stages deserve particular note in this light: the monotone clamp forces the condition the stable-timing metric tests, and the temporal compression that produces the final improvement reads a frame that has not yet arrived (Section 4). The original text read: each architectural component — ensemble fusion, Gaussian smoothing, power-curve amplification, and monotone clamping — makes a measurable, non-redundant contribution to the final anticipation performance. The temporal compression step (unique to C7) accounts for the critical 1.2-frame improvement between C6 and the proposed configuration, confirming its indispensability for achieving the target mean crossover of 22.7. Configurations C1–C6 all fail to achieve full STTA compliance, further validating the necessity of the complete post-processing pipeline.</w:t>
-      </w:r>
     </w:p>
     <w:p>
       <w:pPr>

--- a/paper/Precrash.docx
+++ b/paper/Precrash.docx
@@ -1636,7 +1636,7 @@
           <w:szCs w:val="24"/>
           <w:lang w:val="en-IN"/>
         </w:rPr>
-        <w:t>The development of pre-crash systems is predicated on the transition from reactive accident systems to predictive systems. The core challenge lies in performing predictions without any training instances, and the methodology primarily focuses on ensembling that performs the prediction using the six stages. This section explains the problem formulation and the six-stage framework for solving it.</w:t>
+        <w:t xml:space="preserve">Pre-crash systems differ from reactive ones in that the prediction must precede the event. This section states the problem, describes the system that was entered, and defines the video-blind controls and the probes with which the metric was later measured.</w:t>
       </w:r>
     </w:p>
     <w:p>
@@ -2185,7 +2185,7 @@
           <w:szCs w:val="24"/>
           <w:lang w:val="en-IN"/>
         </w:rPr>
-        <w:t xml:space="preserve">Where  denotes the predicted probability score for accident occurrence without any observation on the accident. The risk should start with low value of 0 and rise to high nearing 1 before the accident happen. The earlier the risk crosses 0.5, the better the score. That last sentence is not a design preference; it is a literal description of the official metric, and it is the subject of this paper. Section 5 shows that a score which crosses at frame 0 and never falls collects almost all of what the metric awards. </w:t>
+        <w:t xml:space="preserve">Where ρ(t) is the predicted probability of an accident, computed without observing one. The risk score should begin near 0 and rise toward 1 before the collision, and the earlier it crosses 0.5 the better the official score. That last clause is not a design preference but a literal description of the metric, and it is this paper's subject: Section 5 shows that a score crossing at frame 0 and never falling collects almost all of what the metric awards.</w:t>
       </w:r>
     </w:p>
     <w:p>
@@ -2249,7 +2249,7 @@
           <w:szCs w:val="24"/>
           <w:lang w:val="en-IN"/>
         </w:rPr>
-        <w:t>2.     The variety exhibited in the video sequences was diverse in nature in terms of accident types and conditions. Accidents may occur due to lane changes, rear-end collisions, red light violations, and pedestrians. Environmental conditions such as rain, fog, night driving, tunnels, and mountain roads also contribute to accidents, and it is difficult to anticipate these factors.</w:t>
+        <w:t xml:space="preserve">2.     The clips are diverse in accident type and in condition — lane changes, rear-end collisions, red-light violations, pedestrians; rain, fog, night, tunnels, mountain roads — and no training data is available to adapt to any of them.</w:t>
       </w:r>
     </w:p>
     <w:p>
@@ -2285,7 +2285,7 @@
           <w:szCs w:val="24"/>
           <w:lang w:val="en-IN"/>
         </w:rPr>
-        <w:t>4.     Evaluation metrics such as Area under Precision-recall (AP), Area Under Curve (AUC), Time to Accident (TTA) @0.5, and Stable Time to Accident (STTA) @0.5 must be optimized simultaneously. None of the four can be computed by an entrant, because the corpus publishes no labels (Section 3.3); all four are computed by the organisers alone.</w:t>
+        <w:t xml:space="preserve">4.     The four official metrics — AP, AUC, TTA@0.5 and STTA@0.5 — must be optimised together, and none of them can be computed by an entrant, because the corpus publishes no labels (Section 3.3).</w:t>
       </w:r>
     </w:p>
     <w:p>
@@ -2304,24 +2304,6 @@
           <w:lang w:val="en-IN"/>
         </w:rPr>
         <w:t> </w:t>
-      </w:r>
-    </w:p>
-    <w:p>
-      <w:pPr>
-        <w:jc w:val="both"/>
-        <w:rPr>
-          <w:sz w:val="24"/>
-          <w:szCs w:val="24"/>
-          <w:lang w:val="en-IN"/>
-        </w:rPr>
-      </w:pPr>
-      <w:r>
-        <w:rPr>
-          <w:sz w:val="24"/>
-          <w:szCs w:val="24"/>
-          <w:lang w:val="en-IN"/>
-        </w:rPr>
-        <w:t>After defining the problem statement and understanding the complexities, in the next section, we discuss the system architecture that must be adopted to solve the problem.</w:t>
       </w:r>
     </w:p>
     <w:p>
@@ -2386,7 +2368,7 @@
           <w:szCs w:val="24"/>
           <w:lang w:val="en-IN"/>
         </w:rPr>
-        <w:t>Precrash is designed as a modular and decoupled architecture in which each component operates independently with well-defined input and output contracts. The system integrates independently operating cognitive engines, including a Contrastive Language-Image Pretraining (CLIP) semantic engine, an NLP caption reasoning engine, and an optical flow motion engine. Each of the defined engines operates as a fully self-contained entity that does not share weights or activations. This setup ensures that the updating of any engine does not affect the other engines or the fusion layer. The three embeddings from each engine are late fused, and their light weight forms a unified anticipation score. Thus, the suggested framework is uniquely suitable for safety-critical deployments requiring robustness and interpretability.</w:t>
+        <w:t xml:space="preserve">PreCrash is modular and decoupled. Three pretrained engines — a vision–language semantic engine, a motion engine and a text-anchored prior — run independently, sharing no weights or activations, and are combined only at a late fusion layer. Each is matched to its own representational domain, so no single model carries the whole burden of reasoning about appearance, motion and semantics at once, and any engine can be replaced without disturbing the others. That separation is also what makes the per-modality failure analysis of Section 5.6.1 possible.</w:t>
       </w:r>
     </w:p>
     <w:p>
@@ -2439,36 +2421,6 @@
       <w:pPr>
         <w:jc w:val="both"/>
         <w:rPr>
-          <w:rStyle w:val="unknown-copy-source"/>
-          <w:rFonts w:eastAsiaTheme="majorEastAsia"/>
-          <w:sz w:val="24"/>
-          <w:szCs w:val="24"/>
-        </w:rPr>
-      </w:pPr>
-      <w:r>
-        <w:rPr>
-          <w:rStyle w:val="ai-insert"/>
-          <w:rFonts w:eastAsiaTheme="majorEastAsia"/>
-          <w:sz w:val="24"/>
-          <w:szCs w:val="24"/>
-        </w:rPr>
-        <w:lastRenderedPageBreak/>
-        <w:t xml:space="preserve">The </w:t>
-      </w:r>
-      <w:r>
-        <w:rPr>
-          <w:rStyle w:val="unknown-copy-source"/>
-          <w:rFonts w:eastAsiaTheme="majorEastAsia"/>
-          <w:sz w:val="24"/>
-          <w:szCs w:val="24"/>
-        </w:rPr>
-        <w:t>pre-crash accident anticipation framework operates with three specialized cognitive engines that are specific pre-trained models whose internal architecture is matched to the representational domain. This methodology separates the reasoning related to kinematics, linguistics, and semantics into independent processing engines. A joint risk score computation is performed only at the ensembled layer; thus, this approach does not adopt an end-to-end approach that imposes a severe burden on the single model to reason on visual perception, semantics, and kinematics. This separation of activities on specific pretrained models reduces the burden, thus making it lightweight.</w:t>
-      </w:r>
-    </w:p>
-    <w:p>
-      <w:pPr>
-        <w:jc w:val="both"/>
-        <w:rPr>
           <w:i/>
           <w:iCs/>
           <w:sz w:val="24"/>
@@ -2481,230 +2433,6 @@
       <w:pPr>
         <w:jc w:val="both"/>
         <w:rPr>
-          <w:sz w:val="24"/>
-          <w:szCs w:val="24"/>
-          <w:lang w:val="en-IN"/>
-        </w:rPr>
-      </w:pPr>
-      <w:r>
-        <w:rPr>
-          <w:sz w:val="24"/>
-          <w:szCs w:val="24"/>
-          <w:lang w:val="en-IN"/>
-        </w:rPr>
-        <w:t xml:space="preserve">The system receives a video sequence from the dashcam </w:t>
-      </w:r>
-      <m:oMath>
-        <m:sSub>
-          <m:sSubPr>
-            <m:ctrlPr>
-              <w:rPr>
-                <w:rFonts w:ascii="Cambria Math" w:hAnsi="Cambria Math"/>
-                <w:sz w:val="24"/>
-                <w:szCs w:val="24"/>
-                <w:lang w:val="en-IN"/>
-              </w:rPr>
-            </m:ctrlPr>
-          </m:sSubPr>
-          <m:e>
-            <m:r>
-              <m:rPr>
-                <m:sty m:val="p"/>
-              </m:rPr>
-              <w:rPr>
-                <w:rFonts w:ascii="Cambria Math" w:hAnsi="Cambria Math"/>
-                <w:sz w:val="24"/>
-                <w:szCs w:val="24"/>
-                <w:lang w:val="en-IN"/>
-              </w:rPr>
-              <m:t>V</m:t>
-            </m:r>
-          </m:e>
-          <m:sub>
-            <m:r>
-              <m:rPr>
-                <m:sty m:val="p"/>
-              </m:rPr>
-              <w:rPr>
-                <w:rFonts w:ascii="Cambria Math" w:hAnsi="Cambria Math"/>
-                <w:sz w:val="24"/>
-                <w:szCs w:val="24"/>
-                <w:lang w:val="en-IN"/>
-              </w:rPr>
-              <m:t>s=</m:t>
-            </m:r>
-          </m:sub>
-        </m:sSub>
-        <m:r>
-          <m:rPr>
-            <m:sty m:val="p"/>
-          </m:rPr>
-          <w:rPr>
-            <w:rFonts w:ascii="Cambria Math" w:hAnsi="Cambria Math"/>
-            <w:sz w:val="24"/>
-            <w:szCs w:val="24"/>
-            <w:lang w:val="en-IN"/>
-          </w:rPr>
-          <m:t>{</m:t>
-        </m:r>
-        <m:sSub>
-          <m:sSubPr>
-            <m:ctrlPr>
-              <w:rPr>
-                <w:rFonts w:ascii="Cambria Math" w:hAnsi="Cambria Math"/>
-                <w:sz w:val="24"/>
-                <w:szCs w:val="24"/>
-                <w:lang w:val="en-IN"/>
-              </w:rPr>
-            </m:ctrlPr>
-          </m:sSubPr>
-          <m:e>
-            <m:r>
-              <m:rPr>
-                <m:sty m:val="p"/>
-              </m:rPr>
-              <w:rPr>
-                <w:rFonts w:ascii="Cambria Math" w:hAnsi="Cambria Math"/>
-                <w:sz w:val="24"/>
-                <w:szCs w:val="24"/>
-                <w:lang w:val="en-IN"/>
-              </w:rPr>
-              <m:t>f</m:t>
-            </m:r>
-          </m:e>
-          <m:sub>
-            <m:r>
-              <m:rPr>
-                <m:sty m:val="p"/>
-              </m:rPr>
-              <w:rPr>
-                <w:rFonts w:ascii="Cambria Math" w:hAnsi="Cambria Math"/>
-                <w:sz w:val="24"/>
-                <w:szCs w:val="24"/>
-                <w:lang w:val="en-IN"/>
-              </w:rPr>
-              <m:t>1</m:t>
-            </m:r>
-          </m:sub>
-        </m:sSub>
-        <m:r>
-          <m:rPr>
-            <m:sty m:val="p"/>
-          </m:rPr>
-          <w:rPr>
-            <w:rFonts w:ascii="Cambria Math" w:hAnsi="Cambria Math"/>
-            <w:sz w:val="24"/>
-            <w:szCs w:val="24"/>
-            <w:lang w:val="en-IN"/>
-          </w:rPr>
-          <m:t>,</m:t>
-        </m:r>
-        <m:sSub>
-          <m:sSubPr>
-            <m:ctrlPr>
-              <w:rPr>
-                <w:rFonts w:ascii="Cambria Math" w:hAnsi="Cambria Math"/>
-                <w:sz w:val="24"/>
-                <w:szCs w:val="24"/>
-                <w:lang w:val="en-IN"/>
-              </w:rPr>
-            </m:ctrlPr>
-          </m:sSubPr>
-          <m:e>
-            <m:r>
-              <m:rPr>
-                <m:sty m:val="p"/>
-              </m:rPr>
-              <w:rPr>
-                <w:rFonts w:ascii="Cambria Math" w:hAnsi="Cambria Math"/>
-                <w:sz w:val="24"/>
-                <w:szCs w:val="24"/>
-                <w:lang w:val="en-IN"/>
-              </w:rPr>
-              <m:t>f</m:t>
-            </m:r>
-          </m:e>
-          <m:sub>
-            <m:r>
-              <m:rPr>
-                <m:sty m:val="p"/>
-              </m:rPr>
-              <w:rPr>
-                <w:rFonts w:ascii="Cambria Math" w:hAnsi="Cambria Math"/>
-                <w:sz w:val="24"/>
-                <w:szCs w:val="24"/>
-                <w:lang w:val="en-IN"/>
-              </w:rPr>
-              <m:t>2</m:t>
-            </m:r>
-          </m:sub>
-        </m:sSub>
-        <m:r>
-          <m:rPr>
-            <m:sty m:val="p"/>
-          </m:rPr>
-          <w:rPr>
-            <w:rFonts w:ascii="Cambria Math" w:hAnsi="Cambria Math"/>
-            <w:sz w:val="24"/>
-            <w:szCs w:val="24"/>
-            <w:lang w:val="en-IN"/>
-          </w:rPr>
-          <m:t>………</m:t>
-        </m:r>
-        <m:sSub>
-          <m:sSubPr>
-            <m:ctrlPr>
-              <w:rPr>
-                <w:rFonts w:ascii="Cambria Math" w:hAnsi="Cambria Math"/>
-                <w:sz w:val="24"/>
-                <w:szCs w:val="24"/>
-                <w:lang w:val="en-IN"/>
-              </w:rPr>
-            </m:ctrlPr>
-          </m:sSubPr>
-          <m:e>
-            <m:r>
-              <m:rPr>
-                <m:sty m:val="p"/>
-              </m:rPr>
-              <w:rPr>
-                <w:rFonts w:ascii="Cambria Math" w:hAnsi="Cambria Math"/>
-                <w:sz w:val="24"/>
-                <w:szCs w:val="24"/>
-                <w:lang w:val="en-IN"/>
-              </w:rPr>
-              <m:t>f</m:t>
-            </m:r>
-          </m:e>
-          <m:sub>
-            <m:r>
-              <m:rPr>
-                <m:sty m:val="p"/>
-              </m:rPr>
-              <w:rPr>
-                <w:rFonts w:ascii="Cambria Math" w:hAnsi="Cambria Math"/>
-                <w:sz w:val="24"/>
-                <w:szCs w:val="24"/>
-                <w:lang w:val="en-IN"/>
-              </w:rPr>
-              <m:t>m</m:t>
-            </m:r>
-          </m:sub>
-        </m:sSub>
-      </m:oMath>
-      <w:r>
-        <w:rPr>
-          <w:sz w:val="24"/>
-          <w:szCs w:val="24"/>
-          <w:lang w:val="en-IN"/>
-        </w:rPr>
-        <w:t>}  and then partitions it into overlapping temporal windows with a fixed length of T= 16 frames. Each temporal window is then dispatched simultaneously to three independent processing pretrained models: CLIP, Optical flow, and NLP caption. Each of these models operates independently without inter-stream communication. The result embeddings generated at each engine are then ensembled to obtain the complementary views of each model for the same scene.</w:t>
-      </w:r>
-    </w:p>
-    <w:p>
-      <w:pPr>
-        <w:jc w:val="both"/>
-        <w:rPr>
           <w:i/>
           <w:iCs/>
           <w:sz w:val="24"/>
@@ -2748,7 +2476,7 @@
           <w:szCs w:val="24"/>
           <w:lang w:val="en-IN"/>
         </w:rPr>
-        <w:t>The architecture, as shown in figure 1, adopts a six-stage pipeline that comprises functionally distinct layers: frame loading, CLIP scoring, flow scoring, caption prior, ensemble, and post-processing. The reasons for adopting these pretrained models compared to other larger models and the ensemble process are described in detail in the following subsections.</w:t>
+        <w:t xml:space="preserve">The system takes a 150-frame clip, dispatches it to the three engines in parallel with no inter-stream communication, and combines their per-frame curves in a six-stage pipeline: frame loading, semantic scoring, motion scoring, caption prior, ensemble, and post-processing (Figure 1).</w:t>
       </w:r>
     </w:p>
     <w:p>
@@ -2914,7 +2642,7 @@
           <w:sz w:val="24"/>
           <w:szCs w:val="24"/>
         </w:rPr>
-        <w:t xml:space="preserve">The input to zero shot anticipation is typically a raw dash cam video sequence at 30 frames per second, five seconds in duration, 150 frames in total. It is distributed as a directory of JPEG frames rather than as an encoded video file, and it carries no audio. Alongside the frames the distribution supplies driver gaze maps and one short text caption per clip; the scene categories and the weather and lighting conditions are described in the competition documentation rather than supplied as per-clip fields. These multimodal sequences go through a process of preprocessing as shown in Figure 2. Since this raw input sequence needs to be parallelly passed on to the three models, the frames are resized to 224×224 and the bicubic interpolation is adopted for edge preservation. Since the detection is zero shot, there are possibilities for distribution shift normalisation is carried out for the frames and thus the frames that are overexposed are taken care. Homography-based stabilisation against camera shake from road bumps, by derotating and detranslating consecutive frames, was specified in the design but is not present in the released code. The motion signal is therefore computed on unstabilised frames and camera shake remains in it. We state this because the frame-difference proxy described below is sensitive to exactly that. The upper 20% and lower 8% of the frame are stripped. </w:t>
+        <w:t xml:space="preserve">Each clip arrives as 150 JPEG frames at 30 frames per second, five seconds long, with no audio; the distribution also supplies driver gaze maps and one caption per clip. Frames are resized to 224×224 with bicubic interpolation, the upper 20% and lower 8% are stripped to remove sky and bonnet, and per-frame normalisation handles exposure variation — which matters because a zero-shot pipeline cannot adapt to a distribution shift. Homography-based stabilisation against camera shake was specified in the design but is absent from the released code, so the motion signal is computed on unstabilised frames and the shake remains in it. That matters for the frame-difference proxy described below.</w:t>
       </w:r>
     </w:p>
     <w:p>
@@ -3052,7 +2780,7 @@
           <w:sz w:val="24"/>
           <w:szCs w:val="24"/>
         </w:rPr>
-        <w:t xml:space="preserve">The framework suggests an ensembled approach for Zero shot as it doesn’t include any training samples and thus a complete trial and error was carried out to identify the best suitable models for ensembling. This section clarifies the reason on why these models are specifically chosen for building the ensembled model. </w:t>
+        <w:t xml:space="preserve">The three engines were chosen by trial rather than by training, since no training data exists. The reason for each is given below.</w:t>
       </w:r>
     </w:p>
     <w:p>
@@ -3100,25 +2828,7 @@
           <w:sz w:val="24"/>
           <w:szCs w:val="24"/>
         </w:rPr>
-        <w:t xml:space="preserve">One of the primary requirements in the accident anticipation is to perform the visual scoring of the frames. Visual scoring here means the models understandability in explaining the scene it is seeing. Thus, the model shouldn’t view the frames as just a form of pixels instead it needs to understand the underlying meaning. This semantic understanding aids in the scoring of the calm and dangerous frames through which the accident can be anticipated. Thus, adopting CLIP typically aids in finding an answer to the question </w:t>
-      </w:r>
-      <w:r>
-        <w:rPr>
-          <w:i/>
-          <w:iCs/>
-          <w:sz w:val="24"/>
-          <w:szCs w:val="24"/>
-        </w:rPr>
-        <w:t xml:space="preserve">“is there any danger resemblance in the scene”? </w:t>
-      </w:r>
-      <w:r>
-        <w:rPr>
-          <w:sz w:val="24"/>
-          <w:szCs w:val="24"/>
-        </w:rPr>
-        <w:t xml:space="preserve">The CLIP will be able to do this at zero shot as the model is trained on 400 million </w:t>
-        <w:lastRenderedPageBreak/>
-        <w:t>image -text pairs due to which they possess the capability to compare each frame against dangerous text prompts without any training. ViT-L/14 is specifically chosen due to its finer spatial detail and better accuracy. The comparative analysis on why this model is chosen for visual scoring is further justified with the table 2.</w:t>
+        <w:t xml:space="preserve">Visual scoring asks whether a frame resembles danger — which requires reading the scene semantically rather than as pixels. CLIP does this at zero shot because it was pretrained on 400 million image–text pairs and can therefore compare a frame against a danger prompt with no task-specific training. ViT-L/14 was chosen over the smaller variants for its finer spatial detail. Table 2 sets out why the alternatives were rejected.</w:t>
       </w:r>
     </w:p>
     <w:p>
@@ -3809,7 +3519,7 @@
           <w:sz w:val="24"/>
           <w:szCs w:val="24"/>
         </w:rPr>
-        <w:t xml:space="preserve">Another important question that gains importance in accident anticipation is “Are the objects moving with principles from normal physics or deviations?”. Finding a valid answer to this question greatly contribute for anticipating the accident as the accidents are generally preceded by abnormalities in terms of pedestrians moving, vehicle deceleration and unexpected objects. Thus, a model that can understand the motion frame difference serving an entirely different objective of CLIP is expected. To understand the kinematics in the scene, Recurrent All-Pairs Field Transforms (RAFT) is considered to be more accurate, however we adopted to use frame difference because of the GPU compute requirement. The trade-off between the two was never measured. An earlier version of this work asserted that frame differencing retains about 90% of RAFT's sensitivity at about 1% of its cost; that figure was an estimate, no ablation was run, and it is withdrawn here. What can be said is that frame differencing was chosen because the RAFT estimator of Teed and Deng [10] did not fit the compute budget available, and that the substitution is an untested approximation. Frame difference is computed as follows.</w:t>
+        <w:t xml:space="preserve">Motion asks a different question: are objects moving as normal physics would predict, or not? Accidents are generally preceded by kinematic abnormality — a pedestrian stepping out, a sharp deceleration, an unexpected object. The RAFT estimator of Teed and Deng [10] is the more accurate way to capture this, but it did not fit the compute budget available, so a frame-difference proxy was used instead. The trade-off was never measured: an earlier version of this work asserted that frame differencing retains about 90% of RAFT's sensitivity at about 1% of its cost, and that figure was an estimate with no ablation behind it. It is withdrawn. Frame difference is computed as follows.</w:t>
       </w:r>
     </w:p>
     <w:p>
@@ -4020,140 +3730,7 @@
           <w:sz w:val="24"/>
           <w:szCs w:val="24"/>
         </w:rPr>
-        <w:t xml:space="preserve">Vision and the motion models though contribute for understanding the scene for anticipating the accidents, the core problem still exists because these models do not understand </w:t>
-      </w:r>
-      <w:r>
-        <w:rPr>
-          <w:i/>
-          <w:iCs/>
-          <w:sz w:val="24"/>
-          <w:szCs w:val="24"/>
-        </w:rPr>
-        <w:t xml:space="preserve">“what is happening?”. </w:t>
-      </w:r>
-      <w:r>
-        <w:rPr>
-          <w:sz w:val="24"/>
-          <w:szCs w:val="24"/>
-        </w:rPr>
-        <w:t>Incorporating NLP into the anticipation architecture can greatly aid in identifying the accidents early due to the following reasons:</w:t>
-      </w:r>
-    </w:p>
-    <w:p>
-      <w:pPr>
-        <w:pStyle w:val="ListParagraph"/>
-        <w:numPr>
-          <w:ilvl w:val="0"/>
-          <w:numId w:val="3"/>
-        </w:numPr>
-        <w:jc w:val="both"/>
-        <w:rPr>
-          <w:sz w:val="24"/>
-          <w:szCs w:val="24"/>
-        </w:rPr>
-      </w:pPr>
-      <w:r>
-        <w:rPr>
-          <w:sz w:val="24"/>
-          <w:szCs w:val="24"/>
-        </w:rPr>
-        <w:lastRenderedPageBreak/>
-        <w:t>The actions presented in the scene are semantically translated with NLP captions and thus it can aid in text interpretation of the visual scene and thus a comparison to high-risk action patterns can be identified.</w:t>
-      </w:r>
-    </w:p>
-    <w:p>
-      <w:pPr>
-        <w:pStyle w:val="ListParagraph"/>
-        <w:numPr>
-          <w:ilvl w:val="0"/>
-          <w:numId w:val="3"/>
-        </w:numPr>
-        <w:jc w:val="both"/>
-        <w:rPr>
-          <w:sz w:val="24"/>
-          <w:szCs w:val="24"/>
-        </w:rPr>
-      </w:pPr>
-      <w:r>
-        <w:rPr>
-          <w:sz w:val="24"/>
-          <w:szCs w:val="24"/>
-        </w:rPr>
-        <w:t xml:space="preserve">NLP captioning can aid in better prediction because it can encodes the future trajectory intent. </w:t>
-      </w:r>
-    </w:p>
-    <w:p>
-      <w:pPr>
-        <w:pStyle w:val="ListParagraph"/>
-        <w:numPr>
-          <w:ilvl w:val="0"/>
-          <w:numId w:val="3"/>
-        </w:numPr>
-        <w:jc w:val="both"/>
-        <w:rPr>
-          <w:sz w:val="24"/>
-          <w:szCs w:val="24"/>
-        </w:rPr>
-      </w:pPr>
-      <w:r>
-        <w:rPr>
-          <w:sz w:val="24"/>
-          <w:szCs w:val="24"/>
-        </w:rPr>
-        <w:t>The NLP caption models are trained on vast image-text pairs with famous corpora like BLIP and GPT. Due to this reason, they can reason the dangerous conditions correctly aiding for accident anticipation.</w:t>
-      </w:r>
-    </w:p>
-    <w:p>
-      <w:pPr>
-        <w:pStyle w:val="ListParagraph"/>
-        <w:numPr>
-          <w:ilvl w:val="0"/>
-          <w:numId w:val="3"/>
-        </w:numPr>
-        <w:jc w:val="both"/>
-        <w:rPr>
-          <w:sz w:val="24"/>
-          <w:szCs w:val="24"/>
-        </w:rPr>
-      </w:pPr>
-      <w:r>
-        <w:rPr>
-          <w:sz w:val="24"/>
-          <w:szCs w:val="24"/>
-        </w:rPr>
-        <w:t xml:space="preserve">The contextual signals present at the scenes like </w:t>
-      </w:r>
-      <w:r>
-        <w:rPr>
-          <w:i/>
-          <w:iCs/>
-          <w:sz w:val="24"/>
-          <w:szCs w:val="24"/>
-        </w:rPr>
-        <w:t>“wet road”</w:t>
-      </w:r>
-      <w:r>
-        <w:rPr>
-          <w:sz w:val="24"/>
-          <w:szCs w:val="24"/>
-        </w:rPr>
-        <w:t xml:space="preserve"> can be reasoned and interpreted using NLP cation model aiding for better anticipation.</w:t>
-      </w:r>
-    </w:p>
-    <w:p>
-      <w:pPr>
-        <w:jc w:val="both"/>
-        <w:rPr>
-          <w:sz w:val="24"/>
-          <w:szCs w:val="24"/>
-        </w:rPr>
-      </w:pPr>
-      <w:r>
-        <w:rPr>
-          <w:sz w:val="24"/>
-          <w:szCs w:val="24"/>
-        </w:rPr>
-        <w:t>Thus, to derive clear semantics interpreted at the visual scene, NLP caption is used that can effectively caption the clips providing descriptions of the accident type. The comparative analysis on why this model is chosen for semantic scoring is further justified with the table 3.</w:t>
+        <w:t xml:space="preserve">Vision and motion between them still do not answer what is happening. A text prior adds that: captions translate the scene into language, which can be compared against high-risk action patterns, and sentence encoders trained on large image–text corpora carry enough of that structure to reason about danger without task-specific training. Table 3 records how the encoder was chosen.</w:t>
       </w:r>
     </w:p>
     <w:p>
@@ -4757,416 +4334,6 @@
     <w:p/>
     <w:p>
       <w:pPr>
-        <w:rPr>
-          <w:sz w:val="24"/>
-          <w:szCs w:val="24"/>
-        </w:rPr>
-      </w:pPr>
-      <w:r>
-        <w:rPr>
-          <w:sz w:val="24"/>
-          <w:szCs w:val="24"/>
-        </w:rPr>
-        <w:t>Adopting a single model for this accident anticipation, the individual models failed to anticipate correctly specific to them are as follows:</w:t>
-      </w:r>
-    </w:p>
-    <w:p>
-      <w:pPr>
-        <w:pStyle w:val="Heading3"/>
-        <w:rPr>
-          <w:rFonts w:cs="Times New Roman"/>
-          <w:i/>
-          <w:iCs/>
-          <w:sz w:val="24"/>
-          <w:szCs w:val="24"/>
-        </w:rPr>
-      </w:pPr>
-      <w:r>
-        <w:rPr>
-          <w:rFonts w:eastAsia="Arial" w:cs="Times New Roman"/>
-          <w:i/>
-          <w:iCs/>
-          <w:color w:val="404040"/>
-          <w:sz w:val="24"/>
-          <w:szCs w:val="24"/>
-        </w:rPr>
-        <w:t>CLIP alone — problems:</w:t>
-      </w:r>
-    </w:p>
-    <w:p>
-      <w:pPr>
-        <w:pStyle w:val="ListParagraph"/>
-        <w:numPr>
-          <w:ilvl w:val="0"/>
-          <w:numId w:val="12"/>
-        </w:numPr>
-        <w:suppressAutoHyphens w:val="0"/>
-        <w:autoSpaceDE/>
-        <w:spacing w:before="40" w:after="40" w:line="260" w:lineRule="auto"/>
-        <w:contextualSpacing w:val="0"/>
-        <w:rPr>
-          <w:sz w:val="24"/>
-          <w:szCs w:val="24"/>
-        </w:rPr>
-      </w:pPr>
-      <w:r>
-        <w:rPr>
-          <w:rFonts w:eastAsia="Arial"/>
-          <w:sz w:val="24"/>
-          <w:szCs w:val="24"/>
-        </w:rPr>
-        <w:t>CLIP scores frames based on visual appearance only — misses temporal context</w:t>
-      </w:r>
-    </w:p>
-    <w:p>
-      <w:pPr>
-        <w:pStyle w:val="ListParagraph"/>
-        <w:numPr>
-          <w:ilvl w:val="0"/>
-          <w:numId w:val="12"/>
-        </w:numPr>
-        <w:suppressAutoHyphens w:val="0"/>
-        <w:autoSpaceDE/>
-        <w:spacing w:before="40" w:after="40" w:line="260" w:lineRule="auto"/>
-        <w:contextualSpacing w:val="0"/>
-        <w:rPr>
-          <w:sz w:val="24"/>
-          <w:szCs w:val="24"/>
-        </w:rPr>
-      </w:pPr>
-      <w:r>
-        <w:rPr>
-          <w:rFonts w:eastAsia="Arial"/>
-          <w:sz w:val="24"/>
-          <w:szCs w:val="24"/>
-        </w:rPr>
-        <w:t>A foggy frame may look 'dangerous' even in normal driving — false positives</w:t>
-      </w:r>
-    </w:p>
-    <w:p>
-      <w:pPr>
-        <w:pStyle w:val="ListParagraph"/>
-        <w:numPr>
-          <w:ilvl w:val="0"/>
-          <w:numId w:val="12"/>
-        </w:numPr>
-        <w:suppressAutoHyphens w:val="0"/>
-        <w:autoSpaceDE/>
-        <w:spacing w:before="40" w:after="40" w:line="260" w:lineRule="auto"/>
-        <w:contextualSpacing w:val="0"/>
-        <w:rPr>
-          <w:sz w:val="24"/>
-          <w:szCs w:val="24"/>
-        </w:rPr>
-      </w:pPr>
-      <w:r>
-        <w:rPr>
-          <w:rFonts w:eastAsia="Arial"/>
-          <w:sz w:val="24"/>
-          <w:szCs w:val="24"/>
-        </w:rPr>
-        <w:t>CLIP gives moderate scores (~0.38-0.42) for early frames instead of near-zero</w:t>
-      </w:r>
-    </w:p>
-    <w:p>
-      <w:pPr>
-        <w:pStyle w:val="ListParagraph"/>
-        <w:numPr>
-          <w:ilvl w:val="0"/>
-          <w:numId w:val="12"/>
-        </w:numPr>
-        <w:suppressAutoHyphens w:val="0"/>
-        <w:autoSpaceDE/>
-        <w:spacing w:before="40" w:after="40" w:line="260" w:lineRule="auto"/>
-        <w:contextualSpacing w:val="0"/>
-        <w:rPr>
-          <w:sz w:val="24"/>
-          <w:szCs w:val="24"/>
-        </w:rPr>
-      </w:pPr>
-      <w:r>
-        <w:rPr>
-          <w:rFonts w:eastAsia="Arial"/>
-          <w:sz w:val="24"/>
-          <w:szCs w:val="24"/>
-        </w:rPr>
-        <w:lastRenderedPageBreak/>
-        <w:t>Without NLP prior, CLIP has no information about WHEN in the clip the accident occurs</w:t>
-      </w:r>
-    </w:p>
-    <w:p>
-      <w:pPr>
-        <w:pStyle w:val="ListParagraph"/>
-        <w:numPr>
-          <w:ilvl w:val="0"/>
-          <w:numId w:val="12"/>
-        </w:numPr>
-        <w:suppressAutoHyphens w:val="0"/>
-        <w:autoSpaceDE/>
-        <w:spacing w:before="40" w:after="40" w:line="260" w:lineRule="auto"/>
-        <w:contextualSpacing w:val="0"/>
-        <w:rPr>
-          <w:sz w:val="24"/>
-          <w:szCs w:val="24"/>
-        </w:rPr>
-      </w:pPr>
-      <w:r>
-        <w:rPr>
-          <w:rFonts w:eastAsia="Arial"/>
-          <w:sz w:val="24"/>
-          <w:szCs w:val="24"/>
-        </w:rPr>
-        <w:t>Result: high crossover frame (~26-28), poor TTA score</w:t>
-      </w:r>
-    </w:p>
-    <w:p>
-      <w:pPr>
-        <w:pStyle w:val="Heading3"/>
-        <w:rPr>
-          <w:rFonts w:cs="Times New Roman"/>
-          <w:i/>
-          <w:iCs/>
-          <w:sz w:val="24"/>
-          <w:szCs w:val="24"/>
-        </w:rPr>
-      </w:pPr>
-      <w:r>
-        <w:rPr>
-          <w:rFonts w:eastAsia="Arial" w:cs="Times New Roman"/>
-          <w:i/>
-          <w:iCs/>
-          <w:color w:val="404040"/>
-          <w:sz w:val="24"/>
-          <w:szCs w:val="24"/>
-        </w:rPr>
-        <w:t>NLP Caption alone — problems:</w:t>
-      </w:r>
-    </w:p>
-    <w:p>
-      <w:pPr>
-        <w:pStyle w:val="ListParagraph"/>
-        <w:numPr>
-          <w:ilvl w:val="0"/>
-          <w:numId w:val="12"/>
-        </w:numPr>
-        <w:suppressAutoHyphens w:val="0"/>
-        <w:autoSpaceDE/>
-        <w:spacing w:before="40" w:after="40" w:line="260" w:lineRule="auto"/>
-        <w:contextualSpacing w:val="0"/>
-        <w:rPr>
-          <w:sz w:val="24"/>
-          <w:szCs w:val="24"/>
-        </w:rPr>
-      </w:pPr>
-      <w:r>
-        <w:rPr>
-          <w:rFonts w:eastAsia="Arial"/>
-          <w:sz w:val="24"/>
-          <w:szCs w:val="24"/>
-        </w:rPr>
-        <w:t>Text model cannot see the actual video — it only reads the description</w:t>
-      </w:r>
-    </w:p>
-    <w:p>
-      <w:pPr>
-        <w:pStyle w:val="ListParagraph"/>
-        <w:numPr>
-          <w:ilvl w:val="0"/>
-          <w:numId w:val="12"/>
-        </w:numPr>
-        <w:suppressAutoHyphens w:val="0"/>
-        <w:autoSpaceDE/>
-        <w:spacing w:before="40" w:after="40" w:line="260" w:lineRule="auto"/>
-        <w:contextualSpacing w:val="0"/>
-        <w:rPr>
-          <w:sz w:val="24"/>
-          <w:szCs w:val="24"/>
-        </w:rPr>
-      </w:pPr>
-      <w:r>
-        <w:rPr>
-          <w:rFonts w:eastAsia="Arial"/>
-          <w:sz w:val="24"/>
-          <w:szCs w:val="24"/>
-        </w:rPr>
-        <w:t>All captions with similar wording get identical t0 values — no per-clip personalization</w:t>
-      </w:r>
-    </w:p>
-    <w:p>
-      <w:pPr>
-        <w:pStyle w:val="ListParagraph"/>
-        <w:numPr>
-          <w:ilvl w:val="0"/>
-          <w:numId w:val="12"/>
-        </w:numPr>
-        <w:suppressAutoHyphens w:val="0"/>
-        <w:autoSpaceDE/>
-        <w:spacing w:before="40" w:after="40" w:line="260" w:lineRule="auto"/>
-        <w:contextualSpacing w:val="0"/>
-        <w:rPr>
-          <w:sz w:val="24"/>
-          <w:szCs w:val="24"/>
-        </w:rPr>
-      </w:pPr>
-      <w:r>
-        <w:rPr>
-          <w:rFonts w:eastAsia="Arial"/>
-          <w:sz w:val="24"/>
-          <w:szCs w:val="24"/>
-        </w:rPr>
-        <w:t>Cannot detect visual cues: sudden swerve, pedestrian running, vehicle spinning</w:t>
-      </w:r>
-    </w:p>
-    <w:p>
-      <w:pPr>
-        <w:pStyle w:val="ListParagraph"/>
-        <w:numPr>
-          <w:ilvl w:val="0"/>
-          <w:numId w:val="12"/>
-        </w:numPr>
-        <w:suppressAutoHyphens w:val="0"/>
-        <w:autoSpaceDE/>
-        <w:spacing w:before="40" w:after="40" w:line="260" w:lineRule="auto"/>
-        <w:contextualSpacing w:val="0"/>
-        <w:rPr>
-          <w:sz w:val="24"/>
-          <w:szCs w:val="24"/>
-        </w:rPr>
-      </w:pPr>
-      <w:r>
-        <w:rPr>
-          <w:rFonts w:eastAsia="Arial"/>
-          <w:sz w:val="24"/>
-          <w:szCs w:val="24"/>
-        </w:rPr>
-        <w:t>Ceiling effect: avg crossover stuck at ~21.7, cannot go lower without visual data</w:t>
-      </w:r>
-    </w:p>
-    <w:p>
-      <w:pPr>
-        <w:pStyle w:val="Heading3"/>
-        <w:rPr>
-          <w:rFonts w:cs="Times New Roman"/>
-          <w:i/>
-          <w:iCs/>
-          <w:sz w:val="24"/>
-          <w:szCs w:val="24"/>
-        </w:rPr>
-      </w:pPr>
-      <w:r>
-        <w:rPr>
-          <w:rFonts w:eastAsia="Arial" w:cs="Times New Roman"/>
-          <w:i/>
-          <w:iCs/>
-          <w:color w:val="404040"/>
-          <w:sz w:val="24"/>
-          <w:szCs w:val="24"/>
-        </w:rPr>
-        <w:t>Optical Flow alone — problems:</w:t>
-      </w:r>
-    </w:p>
-    <w:p>
-      <w:pPr>
-        <w:pStyle w:val="ListParagraph"/>
-        <w:numPr>
-          <w:ilvl w:val="0"/>
-          <w:numId w:val="12"/>
-        </w:numPr>
-        <w:suppressAutoHyphens w:val="0"/>
-        <w:autoSpaceDE/>
-        <w:spacing w:before="40" w:after="40" w:line="260" w:lineRule="auto"/>
-        <w:contextualSpacing w:val="0"/>
-        <w:rPr>
-          <w:sz w:val="24"/>
-          <w:szCs w:val="24"/>
-        </w:rPr>
-      </w:pPr>
-      <w:r>
-        <w:rPr>
-          <w:rFonts w:eastAsia="Arial"/>
-          <w:sz w:val="24"/>
-          <w:szCs w:val="24"/>
-        </w:rPr>
-        <w:t>Motion is high at the START of clips too (camera moving through traffic)</w:t>
-      </w:r>
-    </w:p>
-    <w:p>
-      <w:pPr>
-        <w:pStyle w:val="ListParagraph"/>
-        <w:numPr>
-          <w:ilvl w:val="0"/>
-          <w:numId w:val="12"/>
-        </w:numPr>
-        <w:suppressAutoHyphens w:val="0"/>
-        <w:autoSpaceDE/>
-        <w:spacing w:before="40" w:after="40" w:line="260" w:lineRule="auto"/>
-        <w:contextualSpacing w:val="0"/>
-        <w:rPr>
-          <w:sz w:val="24"/>
-          <w:szCs w:val="24"/>
-        </w:rPr>
-      </w:pPr>
-      <w:r>
-        <w:rPr>
-          <w:rFonts w:eastAsia="Arial"/>
-          <w:sz w:val="24"/>
-          <w:szCs w:val="24"/>
-        </w:rPr>
-        <w:t>Cannot distinguish between normal driving motion and accident motion</w:t>
-      </w:r>
-    </w:p>
-    <w:p>
-      <w:pPr>
-        <w:pStyle w:val="ListParagraph"/>
-        <w:numPr>
-          <w:ilvl w:val="0"/>
-          <w:numId w:val="12"/>
-        </w:numPr>
-        <w:suppressAutoHyphens w:val="0"/>
-        <w:autoSpaceDE/>
-        <w:spacing w:before="40" w:after="40" w:line="260" w:lineRule="auto"/>
-        <w:contextualSpacing w:val="0"/>
-        <w:rPr>
-          <w:sz w:val="24"/>
-          <w:szCs w:val="24"/>
-        </w:rPr>
-      </w:pPr>
-      <w:r>
-        <w:rPr>
-          <w:rFonts w:eastAsia="Arial"/>
-          <w:sz w:val="24"/>
-          <w:szCs w:val="24"/>
-        </w:rPr>
-        <w:t>No semantic understanding — a busy intersection looks 'dangerous' always</w:t>
-      </w:r>
-    </w:p>
-    <w:p>
-      <w:pPr>
-        <w:pStyle w:val="ListParagraph"/>
-        <w:numPr>
-          <w:ilvl w:val="0"/>
-          <w:numId w:val="12"/>
-        </w:numPr>
-        <w:suppressAutoHyphens w:val="0"/>
-        <w:autoSpaceDE/>
-        <w:spacing w:before="40" w:after="40" w:line="260" w:lineRule="auto"/>
-        <w:contextualSpacing w:val="0"/>
-        <w:rPr>
-          <w:sz w:val="24"/>
-          <w:szCs w:val="24"/>
-        </w:rPr>
-      </w:pPr>
-      <w:r>
-        <w:rPr>
-          <w:rFonts w:eastAsia="Arial"/>
-          <w:sz w:val="24"/>
-          <w:szCs w:val="24"/>
-        </w:rPr>
-        <w:t>Very noisy signal — needs to be smoothed and combined with other signals</w:t>
-      </w:r>
-    </w:p>
-    <w:p>
-      <w:pPr>
         <w:suppressAutoHyphens w:val="0"/>
         <w:autoSpaceDE/>
         <w:spacing w:before="40" w:after="40" w:line="260" w:lineRule="auto"/>
@@ -5181,7 +4348,7 @@
           <w:sz w:val="24"/>
           <w:szCs w:val="24"/>
         </w:rPr>
-        <w:t>Based on this analysis, it is identified that the central problem associated with the individual models are they are blind to what the others see. The CLIP model is blinded to time, NLP caption is blinded to visuals and optical flow is blinded to semantics. Thus, it is obvious that any single model provides noisy, incomplete predictions. Thus, ensembling can combine the complementary views of the same scene aiding for better anticipation. Table 4 presents the advantages of using ensembling.</w:t>
+        <w:t xml:space="preserve">Each engine alone is blind to what the others see. The semantic score reads appearance without temporal context, so a foggy frame can look dangerous in ordinary driving and early frames receive moderate rather than near-zero scores. The motion proxy cannot separate ordinary traffic movement from accident movement, and is high at the start of clips where the camera itself is moving. The caption prior cannot see the video at all, so identically worded captions receive identical trajectories. Table 4 sets the three against one another; ensembling is intended to let each cover the others' blind spot.</w:t>
       </w:r>
     </w:p>
     <w:p>
@@ -6104,33 +5271,6 @@
     </w:p>
     <w:p>
       <w:pPr>
-        <w:suppressAutoHyphens w:val="0"/>
-        <w:autoSpaceDE/>
-        <w:spacing w:before="40" w:after="40" w:line="260" w:lineRule="auto"/>
-        <w:jc w:val="both"/>
-        <w:rPr>
-          <w:sz w:val="24"/>
-          <w:szCs w:val="24"/>
-        </w:rPr>
-      </w:pPr>
-      <w:r>
-        <w:rPr>
-          <w:sz w:val="24"/>
-          <w:szCs w:val="24"/>
-        </w:rPr>
-        <w:t xml:space="preserve">Thus, ensembling provides us to find give clues regarding the research formulation questions like </w:t>
-      </w:r>
-      <w:r>
-        <w:rPr>
-          <w:rFonts w:eastAsia="Arial"/>
-          <w:sz w:val="24"/>
-          <w:szCs w:val="24"/>
-        </w:rPr>
-        <w:t xml:space="preserve">IS this frame visually dangerous? IS something moving suddenly? WHEN in the clip should risk rise? Since combining these models gives idea about the frame in all the three aspects significantly improves the predictive accuracy of the system. </w:t>
-      </w:r>
-    </w:p>
-    <w:p>
-      <w:pPr>
         <w:spacing w:before="80"/>
         <w:rPr>
           <w:i/>
@@ -6172,7 +5312,7 @@
           <w:sz w:val="24"/>
           <w:szCs w:val="24"/>
         </w:rPr>
-        <w:t>The total 1417 images are processed individually through the six-stage pipeline process as shown in the Figure 3. Aligning with the architecture of the framework the workflow explains it with context to the functions used for performing each of the step. Each of the clip that is standardized to T=150 frames bounded by start and end frames are fed into three model where complementary temporal sequences are computed in parallel.</w:t>
+        <w:t xml:space="preserve">All 1,417 clips pass through the six-stage pipeline of Figure 3. Each clip, standardised to 150 frames bounded by its start and end frames, is fed to the three engines, which compute their curves in parallel.</w:t>
       </w:r>
     </w:p>
     <w:p>

--- a/paper/Precrash.docx
+++ b/paper/Precrash.docx
@@ -1312,7 +1312,7 @@
           <w:sz w:val="24"/>
           <w:szCs w:val="24"/>
         </w:rPr>
-        <w:t>One consequence deserves emphasis, because the rest of this paper turns on it. Average precision, area under the ROC curve, a false-positive rate, and any time-to-accident measured to a true onset are not computable by any entrant. An entrant who wants to measure progress locally must substitute something, and the only quantities computable from a submission alone are properties of the risk curve's own shape: the frame at which it crosses the threshold, whether it falls back afterwards, how steeply it rises. Section 4 records that we did exactly this — the encoder in Table 3 was chosen on crossover frame — and Section 5 measures what that proxy is worth.</w:t>
+        <w:t xml:space="preserve">One consequence deserves emphasis, because the rest of this paper turns on it. Average precision, area under the ROC curve, a false-positive rate, and any time-to-accident measured to a true onset are not computable by any entrant. An entrant who wants to measure progress locally must substitute something, and the only quantities computable from a submission alone are properties of the risk curve's own shape: the frame at which it crosses the threshold, whether it falls back afterwards, how steeply it rises. Section 4 records that we did exactly this — the encoder in Table 1 was chosen on crossover frame — and Section 5 measures what that proxy is worth.</w:t>
       </w:r>
     </w:p>
     <w:p>
@@ -2828,7 +2828,7 @@
           <w:sz w:val="24"/>
           <w:szCs w:val="24"/>
         </w:rPr>
-        <w:t xml:space="preserve">Visual scoring asks whether a frame resembles danger — which requires reading the scene semantically rather than as pixels. CLIP does this at zero shot because it was pretrained on 400 million image–text pairs and can therefore compare a frame against a danger prompt with no task-specific training. ViT-L/14 was chosen over the smaller variants for its finer spatial detail. Table 2 sets out why the alternatives were rejected.</w:t>
+        <w:t xml:space="preserve">Visual scoring asks whether a frame resembles danger — which requires reading the scene semantically rather than as pixels. CLIP does this at zero shot because it was pretrained on 400 million image–text pairs and can therefore compare a frame against a danger prompt with no task-specific training. ViT-L/14 was chosen over the smaller variants for its finer spatial detail. Convolutional backbones were rejected because they cannot score a frame against a text prompt without accident-specific training, object detectors because they locate objects rather than assess risk, and the larger instruction-tuned models because their per-frame decoding cost exceeded the compute available.</w:t>
       </w:r>
     </w:p>
     <w:p>
@@ -2857,615 +2857,9 @@
           <w:sz w:val="24"/>
           <w:szCs w:val="24"/>
         </w:rPr>
-        <w:t>Table 2: Justification showing the importance of CLIP ViT-L/14 model for visual scoring</w:t>
-      </w:r>
-    </w:p>
-    <w:p>
-      <w:pPr>
-        <w:jc w:val="both"/>
-        <w:rPr>
-          <w:b/>
-          <w:bCs/>
-          <w:sz w:val="24"/>
-          <w:szCs w:val="24"/>
-        </w:rPr>
-      </w:pPr>
-      <w:r>
-        <w:rPr>
-          <w:b/>
-          <w:bCs/>
-          <w:sz w:val="24"/>
-          <w:szCs w:val="24"/>
-        </w:rPr>
         <w:t xml:space="preserve">   </w:t>
       </w:r>
     </w:p>
-    <w:tbl>
-      <w:tblPr>
-        <w:tblW w:w="9360" w:type="dxa"/>
-        <w:tblBorders>
-          <w:top w:val="single" w:sz="4" w:space="0" w:color="auto"/>
-          <w:left w:val="single" w:sz="4" w:space="0" w:color="auto"/>
-          <w:bottom w:val="single" w:sz="4" w:space="0" w:color="auto"/>
-          <w:right w:val="single" w:sz="4" w:space="0" w:color="auto"/>
-          <w:insideH w:val="single" w:sz="4" w:space="0" w:color="auto"/>
-          <w:insideV w:val="single" w:sz="4" w:space="0" w:color="auto"/>
-        </w:tblBorders>
-        <w:shd w:val="clear" w:color="auto" w:fill="FFFFFF" w:themeFill="background1"/>
-        <w:tblCellMar>
-          <w:left w:w="10" w:type="dxa"/>
-          <w:right w:w="10" w:type="dxa"/>
-        </w:tblCellMar>
-        <w:tblLook w:val="04A0" w:firstRow="1" w:lastRow="0" w:firstColumn="1" w:lastColumn="0" w:noHBand="0" w:noVBand="1"/>
-      </w:tblPr>
-      <w:tblGrid>
-        <w:gridCol w:w="2500"/>
-        <w:gridCol w:w="2000"/>
-        <w:gridCol w:w="4860"/>
-      </w:tblGrid>
-      <w:tr>
-        <w:tc>
-          <w:tcPr>
-            <w:tcW w:w="2500" w:type="dxa"/>
-            <w:shd w:val="clear" w:color="auto" w:fill="FFFFFF" w:themeFill="background1"/>
-            <w:tcMar>
-              <w:top w:w="80" w:type="dxa"/>
-              <w:left w:w="140" w:type="dxa"/>
-              <w:bottom w:w="80" w:type="dxa"/>
-              <w:right w:w="140" w:type="dxa"/>
-            </w:tcMar>
-            <w:vAlign w:val="center"/>
-          </w:tcPr>
-          <w:p>
-            <w:pPr>
-              <w:rPr>
-                <w:color w:val="000000" w:themeColor="text1"/>
-                <w:sz w:val="24"/>
-                <w:szCs w:val="24"/>
-              </w:rPr>
-            </w:pPr>
-            <w:r>
-              <w:rPr>
-                <w:rFonts w:eastAsia="Arial"/>
-                <w:b/>
-                <w:bCs/>
-                <w:color w:val="000000" w:themeColor="text1"/>
-                <w:sz w:val="24"/>
-                <w:szCs w:val="24"/>
-              </w:rPr>
-              <w:t>Model</w:t>
-            </w:r>
-          </w:p>
-        </w:tc>
-        <w:tc>
-          <w:tcPr>
-            <w:tcW w:w="2000" w:type="dxa"/>
-            <w:shd w:val="clear" w:color="auto" w:fill="FFFFFF" w:themeFill="background1"/>
-            <w:tcMar>
-              <w:top w:w="80" w:type="dxa"/>
-              <w:left w:w="140" w:type="dxa"/>
-              <w:bottom w:w="80" w:type="dxa"/>
-              <w:right w:w="140" w:type="dxa"/>
-            </w:tcMar>
-            <w:vAlign w:val="center"/>
-          </w:tcPr>
-          <w:p>
-            <w:pPr>
-              <w:rPr>
-                <w:b/>
-                <w:bCs/>
-                <w:color w:val="000000" w:themeColor="text1"/>
-                <w:sz w:val="24"/>
-                <w:szCs w:val="24"/>
-              </w:rPr>
-            </w:pPr>
-            <w:r>
-              <w:rPr>
-                <w:b/>
-                <w:bCs/>
-                <w:color w:val="000000" w:themeColor="text1"/>
-                <w:sz w:val="24"/>
-                <w:szCs w:val="24"/>
-              </w:rPr>
-              <w:t xml:space="preserve">Reasons for suitability </w:t>
-            </w:r>
-          </w:p>
-        </w:tc>
-        <w:tc>
-          <w:tcPr>
-            <w:tcW w:w="4860" w:type="dxa"/>
-            <w:shd w:val="clear" w:color="auto" w:fill="FFFFFF" w:themeFill="background1"/>
-            <w:tcMar>
-              <w:top w:w="80" w:type="dxa"/>
-              <w:left w:w="140" w:type="dxa"/>
-              <w:bottom w:w="80" w:type="dxa"/>
-              <w:right w:w="140" w:type="dxa"/>
-            </w:tcMar>
-            <w:vAlign w:val="center"/>
-          </w:tcPr>
-          <w:p>
-            <w:pPr>
-              <w:rPr>
-                <w:color w:val="000000" w:themeColor="text1"/>
-                <w:sz w:val="24"/>
-                <w:szCs w:val="24"/>
-              </w:rPr>
-            </w:pPr>
-            <w:r>
-              <w:rPr>
-                <w:rFonts w:eastAsia="Arial"/>
-                <w:b/>
-                <w:bCs/>
-                <w:color w:val="000000" w:themeColor="text1"/>
-                <w:sz w:val="24"/>
-                <w:szCs w:val="24"/>
-              </w:rPr>
-              <w:t>Detail</w:t>
-            </w:r>
-          </w:p>
-        </w:tc>
-      </w:tr>
-      <w:tr>
-        <w:tc>
-          <w:tcPr>
-            <w:tcW w:w="2500" w:type="dxa"/>
-            <w:shd w:val="clear" w:color="auto" w:fill="FFFFFF" w:themeFill="background1"/>
-            <w:tcMar>
-              <w:top w:w="80" w:type="dxa"/>
-              <w:left w:w="140" w:type="dxa"/>
-              <w:bottom w:w="80" w:type="dxa"/>
-              <w:right w:w="140" w:type="dxa"/>
-            </w:tcMar>
-            <w:vAlign w:val="center"/>
-          </w:tcPr>
-          <w:p>
-            <w:pPr>
-              <w:rPr>
-                <w:sz w:val="24"/>
-                <w:szCs w:val="24"/>
-              </w:rPr>
-            </w:pPr>
-            <w:r>
-              <w:rPr>
-                <w:rFonts w:eastAsia="Arial"/>
-                <w:color w:val="000000"/>
-                <w:sz w:val="24"/>
-                <w:szCs w:val="24"/>
-              </w:rPr>
-              <w:t>ResNet / VGG</w:t>
-            </w:r>
-          </w:p>
-        </w:tc>
-        <w:tc>
-          <w:tcPr>
-            <w:tcW w:w="2000" w:type="dxa"/>
-            <w:shd w:val="clear" w:color="auto" w:fill="FFFFFF" w:themeFill="background1"/>
-            <w:tcMar>
-              <w:top w:w="80" w:type="dxa"/>
-              <w:left w:w="140" w:type="dxa"/>
-              <w:bottom w:w="80" w:type="dxa"/>
-              <w:right w:w="140" w:type="dxa"/>
-            </w:tcMar>
-            <w:vAlign w:val="center"/>
-          </w:tcPr>
-          <w:p>
-            <w:pPr>
-              <w:rPr>
-                <w:sz w:val="24"/>
-                <w:szCs w:val="24"/>
-              </w:rPr>
-            </w:pPr>
-            <w:r>
-              <w:rPr>
-                <w:rFonts w:eastAsia="Arial"/>
-                <w:color w:val="000000"/>
-                <w:sz w:val="24"/>
-                <w:szCs w:val="24"/>
-              </w:rPr>
-              <w:t>No text understanding</w:t>
-            </w:r>
-          </w:p>
-        </w:tc>
-        <w:tc>
-          <w:tcPr>
-            <w:tcW w:w="4860" w:type="dxa"/>
-            <w:shd w:val="clear" w:color="auto" w:fill="FFFFFF" w:themeFill="background1"/>
-            <w:tcMar>
-              <w:top w:w="80" w:type="dxa"/>
-              <w:left w:w="140" w:type="dxa"/>
-              <w:bottom w:w="80" w:type="dxa"/>
-              <w:right w:w="140" w:type="dxa"/>
-            </w:tcMar>
-            <w:vAlign w:val="center"/>
-          </w:tcPr>
-          <w:p>
-            <w:pPr>
-              <w:rPr>
-                <w:sz w:val="24"/>
-                <w:szCs w:val="24"/>
-              </w:rPr>
-            </w:pPr>
-            <w:r>
-              <w:rPr>
-                <w:rFonts w:eastAsia="Arial"/>
-                <w:color w:val="000000"/>
-                <w:sz w:val="24"/>
-                <w:szCs w:val="24"/>
-              </w:rPr>
-              <w:t>Cannot score frames against text prompts — requires accident-specific training</w:t>
-            </w:r>
-          </w:p>
-        </w:tc>
-      </w:tr>
-      <w:tr>
-        <w:tc>
-          <w:tcPr>
-            <w:tcW w:w="2500" w:type="dxa"/>
-            <w:shd w:val="clear" w:color="auto" w:fill="FFFFFF" w:themeFill="background1"/>
-            <w:tcMar>
-              <w:top w:w="80" w:type="dxa"/>
-              <w:left w:w="140" w:type="dxa"/>
-              <w:bottom w:w="80" w:type="dxa"/>
-              <w:right w:w="140" w:type="dxa"/>
-            </w:tcMar>
-            <w:vAlign w:val="center"/>
-          </w:tcPr>
-          <w:p>
-            <w:pPr>
-              <w:rPr>
-                <w:sz w:val="24"/>
-                <w:szCs w:val="24"/>
-              </w:rPr>
-            </w:pPr>
-            <w:r>
-              <w:rPr>
-                <w:rFonts w:eastAsia="Arial"/>
-                <w:color w:val="000000"/>
-                <w:sz w:val="24"/>
-                <w:szCs w:val="24"/>
-              </w:rPr>
-              <w:t>YOLO / Detectron2</w:t>
-            </w:r>
-          </w:p>
-        </w:tc>
-        <w:tc>
-          <w:tcPr>
-            <w:tcW w:w="2000" w:type="dxa"/>
-            <w:shd w:val="clear" w:color="auto" w:fill="FFFFFF" w:themeFill="background1"/>
-            <w:tcMar>
-              <w:top w:w="80" w:type="dxa"/>
-              <w:left w:w="140" w:type="dxa"/>
-              <w:bottom w:w="80" w:type="dxa"/>
-              <w:right w:w="140" w:type="dxa"/>
-            </w:tcMar>
-            <w:vAlign w:val="center"/>
-          </w:tcPr>
-          <w:p>
-            <w:pPr>
-              <w:rPr>
-                <w:sz w:val="24"/>
-                <w:szCs w:val="24"/>
-              </w:rPr>
-            </w:pPr>
-            <w:r>
-              <w:rPr>
-                <w:rFonts w:eastAsia="Arial"/>
-                <w:color w:val="000000"/>
-                <w:sz w:val="24"/>
-                <w:szCs w:val="24"/>
-              </w:rPr>
-              <w:t>Needs fine-tuning</w:t>
-            </w:r>
-          </w:p>
-        </w:tc>
-        <w:tc>
-          <w:tcPr>
-            <w:tcW w:w="4860" w:type="dxa"/>
-            <w:shd w:val="clear" w:color="auto" w:fill="FFFFFF" w:themeFill="background1"/>
-            <w:tcMar>
-              <w:top w:w="80" w:type="dxa"/>
-              <w:left w:w="140" w:type="dxa"/>
-              <w:bottom w:w="80" w:type="dxa"/>
-              <w:right w:w="140" w:type="dxa"/>
-            </w:tcMar>
-            <w:vAlign w:val="center"/>
-          </w:tcPr>
-          <w:p>
-            <w:pPr>
-              <w:rPr>
-                <w:sz w:val="24"/>
-                <w:szCs w:val="24"/>
-              </w:rPr>
-            </w:pPr>
-            <w:r>
-              <w:rPr>
-                <w:rFonts w:eastAsia="Arial"/>
-                <w:color w:val="000000"/>
-                <w:sz w:val="24"/>
-                <w:szCs w:val="24"/>
-              </w:rPr>
-              <w:t>Object detection only — cannot assess accident risk without post-processing</w:t>
-            </w:r>
-          </w:p>
-        </w:tc>
-      </w:tr>
-      <w:tr>
-        <w:tc>
-          <w:tcPr>
-            <w:tcW w:w="2500" w:type="dxa"/>
-            <w:shd w:val="clear" w:color="auto" w:fill="FFFFFF" w:themeFill="background1"/>
-            <w:tcMar>
-              <w:top w:w="80" w:type="dxa"/>
-              <w:left w:w="140" w:type="dxa"/>
-              <w:bottom w:w="80" w:type="dxa"/>
-              <w:right w:w="140" w:type="dxa"/>
-            </w:tcMar>
-            <w:vAlign w:val="center"/>
-          </w:tcPr>
-          <w:p>
-            <w:pPr>
-              <w:rPr>
-                <w:sz w:val="24"/>
-                <w:szCs w:val="24"/>
-              </w:rPr>
-            </w:pPr>
-            <w:r>
-              <w:rPr>
-                <w:rFonts w:eastAsia="Arial"/>
-                <w:color w:val="000000"/>
-                <w:sz w:val="24"/>
-                <w:szCs w:val="24"/>
-              </w:rPr>
-              <w:t>InternVL2 / LLaVA</w:t>
-            </w:r>
-          </w:p>
-        </w:tc>
-        <w:tc>
-          <w:tcPr>
-            <w:tcW w:w="2000" w:type="dxa"/>
-            <w:shd w:val="clear" w:color="auto" w:fill="FFFFFF" w:themeFill="background1"/>
-            <w:tcMar>
-              <w:top w:w="80" w:type="dxa"/>
-              <w:left w:w="140" w:type="dxa"/>
-              <w:bottom w:w="80" w:type="dxa"/>
-              <w:right w:w="140" w:type="dxa"/>
-            </w:tcMar>
-            <w:vAlign w:val="center"/>
-          </w:tcPr>
-          <w:p>
-            <w:pPr>
-              <w:rPr>
-                <w:sz w:val="24"/>
-                <w:szCs w:val="24"/>
-              </w:rPr>
-            </w:pPr>
-            <w:r>
-              <w:rPr>
-                <w:rFonts w:eastAsia="Arial"/>
-                <w:color w:val="000000"/>
-                <w:sz w:val="24"/>
-                <w:szCs w:val="24"/>
-              </w:rPr>
-              <w:t>Too slow</w:t>
-            </w:r>
-          </w:p>
-        </w:tc>
-        <w:tc>
-          <w:tcPr>
-            <w:tcW w:w="4860" w:type="dxa"/>
-            <w:shd w:val="clear" w:color="auto" w:fill="FFFFFF" w:themeFill="background1"/>
-            <w:tcMar>
-              <w:top w:w="80" w:type="dxa"/>
-              <w:left w:w="140" w:type="dxa"/>
-              <w:bottom w:w="80" w:type="dxa"/>
-              <w:right w:w="140" w:type="dxa"/>
-            </w:tcMar>
-            <w:vAlign w:val="center"/>
-          </w:tcPr>
-          <w:p>
-            <w:pPr>
-              <w:rPr>
-                <w:sz w:val="24"/>
-                <w:szCs w:val="24"/>
-              </w:rPr>
-            </w:pPr>
-            <w:r>
-              <w:rPr>
-                <w:rFonts w:eastAsia="Arial"/>
-                <w:color w:val="000000"/>
-                <w:sz w:val="24"/>
-                <w:szCs w:val="24"/>
-              </w:rPr>
-              <w:t>Autoregressive decoding per frame; over 1417 clips × 150 frames the cost exceeded the compute available. No per-frame latency was measured here.</w:t>
-            </w:r>
-          </w:p>
-        </w:tc>
-      </w:tr>
-      <w:tr>
-        <w:tc>
-          <w:tcPr>
-            <w:tcW w:w="2500" w:type="dxa"/>
-            <w:shd w:val="clear" w:color="auto" w:fill="FFFFFF" w:themeFill="background1"/>
-            <w:tcMar>
-              <w:top w:w="80" w:type="dxa"/>
-              <w:left w:w="140" w:type="dxa"/>
-              <w:bottom w:w="80" w:type="dxa"/>
-              <w:right w:w="140" w:type="dxa"/>
-            </w:tcMar>
-            <w:vAlign w:val="center"/>
-          </w:tcPr>
-          <w:p>
-            <w:pPr>
-              <w:rPr>
-                <w:sz w:val="24"/>
-                <w:szCs w:val="24"/>
-              </w:rPr>
-            </w:pPr>
-            <w:r>
-              <w:rPr>
-                <w:rFonts w:eastAsia="Arial"/>
-                <w:color w:val="000000"/>
-                <w:sz w:val="24"/>
-                <w:szCs w:val="24"/>
-              </w:rPr>
-              <w:t>CLIP ViT-B/32</w:t>
-            </w:r>
-          </w:p>
-        </w:tc>
-        <w:tc>
-          <w:tcPr>
-            <w:tcW w:w="2000" w:type="dxa"/>
-            <w:shd w:val="clear" w:color="auto" w:fill="FFFFFF" w:themeFill="background1"/>
-            <w:tcMar>
-              <w:top w:w="80" w:type="dxa"/>
-              <w:left w:w="140" w:type="dxa"/>
-              <w:bottom w:w="80" w:type="dxa"/>
-              <w:right w:w="140" w:type="dxa"/>
-            </w:tcMar>
-            <w:vAlign w:val="center"/>
-          </w:tcPr>
-          <w:p>
-            <w:pPr>
-              <w:rPr>
-                <w:sz w:val="24"/>
-                <w:szCs w:val="24"/>
-              </w:rPr>
-            </w:pPr>
-            <w:r>
-              <w:rPr>
-                <w:rFonts w:eastAsia="Arial"/>
-                <w:color w:val="000000"/>
-                <w:sz w:val="24"/>
-                <w:szCs w:val="24"/>
-              </w:rPr>
-              <w:t>Less accurate</w:t>
-            </w:r>
-          </w:p>
-        </w:tc>
-        <w:tc>
-          <w:tcPr>
-            <w:tcW w:w="4860" w:type="dxa"/>
-            <w:shd w:val="clear" w:color="auto" w:fill="FFFFFF" w:themeFill="background1"/>
-            <w:tcMar>
-              <w:top w:w="80" w:type="dxa"/>
-              <w:left w:w="140" w:type="dxa"/>
-              <w:bottom w:w="80" w:type="dxa"/>
-              <w:right w:w="140" w:type="dxa"/>
-            </w:tcMar>
-            <w:vAlign w:val="center"/>
-          </w:tcPr>
-          <w:p>
-            <w:pPr>
-              <w:rPr>
-                <w:sz w:val="24"/>
-                <w:szCs w:val="24"/>
-              </w:rPr>
-            </w:pPr>
-            <w:r>
-              <w:rPr>
-                <w:rFonts w:eastAsia="Arial"/>
-                <w:color w:val="000000"/>
-                <w:sz w:val="24"/>
-                <w:szCs w:val="24"/>
-              </w:rPr>
-              <w:t>Smaller model, coarser features — ViT-L/14 consistently outperforms it</w:t>
-            </w:r>
-          </w:p>
-        </w:tc>
-      </w:tr>
-      <w:tr>
-        <w:tc>
-          <w:tcPr>
-            <w:tcW w:w="2500" w:type="dxa"/>
-            <w:shd w:val="clear" w:color="auto" w:fill="FFFFFF" w:themeFill="background1"/>
-            <w:tcMar>
-              <w:top w:w="80" w:type="dxa"/>
-              <w:left w:w="140" w:type="dxa"/>
-              <w:bottom w:w="80" w:type="dxa"/>
-              <w:right w:w="140" w:type="dxa"/>
-            </w:tcMar>
-            <w:vAlign w:val="center"/>
-          </w:tcPr>
-          <w:p>
-            <w:pPr>
-              <w:rPr>
-                <w:sz w:val="24"/>
-                <w:szCs w:val="24"/>
-              </w:rPr>
-            </w:pPr>
-            <w:r>
-              <w:rPr>
-                <w:rFonts w:eastAsia="Arial"/>
-                <w:color w:val="000000"/>
-                <w:sz w:val="24"/>
-                <w:szCs w:val="24"/>
-              </w:rPr>
-              <w:t xml:space="preserve">CLIP ViT-L/14 </w:t>
-            </w:r>
-          </w:p>
-        </w:tc>
-        <w:tc>
-          <w:tcPr>
-            <w:tcW w:w="2000" w:type="dxa"/>
-            <w:shd w:val="clear" w:color="auto" w:fill="FFFFFF" w:themeFill="background1"/>
-            <w:tcMar>
-              <w:top w:w="80" w:type="dxa"/>
-              <w:left w:w="140" w:type="dxa"/>
-              <w:bottom w:w="80" w:type="dxa"/>
-              <w:right w:w="140" w:type="dxa"/>
-            </w:tcMar>
-            <w:vAlign w:val="center"/>
-          </w:tcPr>
-          <w:p>
-            <w:pPr>
-              <w:rPr>
-                <w:sz w:val="24"/>
-                <w:szCs w:val="24"/>
-              </w:rPr>
-            </w:pPr>
-            <w:r>
-              <w:rPr>
-                <w:rFonts w:eastAsia="Arial"/>
-                <w:color w:val="000000"/>
-                <w:sz w:val="24"/>
-                <w:szCs w:val="24"/>
-              </w:rPr>
-              <w:t>Best choice</w:t>
-            </w:r>
-          </w:p>
-        </w:tc>
-        <w:tc>
-          <w:tcPr>
-            <w:tcW w:w="4860" w:type="dxa"/>
-            <w:shd w:val="clear" w:color="auto" w:fill="FFFFFF" w:themeFill="background1"/>
-            <w:tcMar>
-              <w:top w:w="80" w:type="dxa"/>
-              <w:left w:w="140" w:type="dxa"/>
-              <w:bottom w:w="80" w:type="dxa"/>
-              <w:right w:w="140" w:type="dxa"/>
-            </w:tcMar>
-            <w:vAlign w:val="center"/>
-          </w:tcPr>
-          <w:p>
-            <w:pPr>
-              <w:rPr>
-                <w:sz w:val="24"/>
-                <w:szCs w:val="24"/>
-              </w:rPr>
-            </w:pPr>
-            <w:r>
-              <w:rPr>
-                <w:rFonts w:eastAsia="Arial"/>
-                <w:color w:val="000000"/>
-                <w:sz w:val="24"/>
-                <w:szCs w:val="24"/>
-              </w:rPr>
-              <w:t>Zero-shot, fast on GPU, highest accuracy, directly maps visual scenes to danger</w:t>
-            </w:r>
-          </w:p>
-        </w:tc>
-      </w:tr>
-    </w:tbl>
     <w:p>
       <w:pPr>
         <w:jc w:val="both"/>
@@ -3730,7 +3124,7 @@
           <w:sz w:val="24"/>
           <w:szCs w:val="24"/>
         </w:rPr>
-        <w:t xml:space="preserve">Vision and motion between them still do not answer what is happening. A text prior adds that: captions translate the scene into language, which can be compared against high-risk action patterns, and sentence encoders trained on large image–text corpora carry enough of that structure to reason about danger without task-specific training. Table 3 records how the encoder was chosen.</w:t>
+        <w:t xml:space="preserve">Vision and motion between them still do not answer what is happening. A text prior adds that: captions translate the scene into language, which can be compared against high-risk action patterns, and sentence encoders trained on large image–text corpora carry enough of that structure to reason about danger without task-specific training. Table 1 records how the encoder was chosen.</w:t>
       </w:r>
     </w:p>
     <w:p>
@@ -3759,7 +3153,7 @@
           <w:sz w:val="24"/>
           <w:szCs w:val="24"/>
         </w:rPr>
-        <w:t>Table 3: Sentence encoders compared by average crossover frame — the locally computable proxy, not accuracy. Read with the caveat below.</w:t>
+        <w:t xml:space="preserve">Table 1: Sentence encoders compared by average crossover frame — the locally computable proxy, not accuracy. Read with the caveat below.</w:t>
       </w:r>
     </w:p>
     <w:p>
@@ -4304,7 +3698,7 @@
           <w:sz w:val="24"/>
           <w:szCs w:val="24"/>
         </w:rPr>
-        <w:t>Table 3 needs a caveat that only became clear later, and it is the reason this paper exists. The column on which those four encoders were compared is the average crossover frame: the mean index at which the ensemble's risk score first exceeds 0.5. That quantity was chosen because it is the only thing computable locally on a corpus that publishes no labels (Section 3.3). It is not accuracy, and the selection it drove cannot be described as choosing the most accurate encoder. Worse, it improves monotonically as the crossing moves earlier, and it is minimised absolutely — to frame 0 — by a constant risk score of 0.51 that reads no pixels at all. The selection recorded in Table 3 was therefore made against a criterion that a degenerate submission optimises perfectly. We keep the table because it is an honest record of how the choice was made, and because Section 5 measures what that criterion is worth. The stated explanation for the ordering — that smaller sentence encoders suit these short, domain-specific captions better than large general-purpose ones — remains plausible, but this experiment does not establish it.</w:t>
+        <w:t xml:space="preserve">Table 1 needs a caveat that only became clear later, and it is the reason this paper exists. The column on which those four encoders were compared is the average crossover frame: the mean index at which the ensemble's risk score first exceeds 0.5. That quantity was chosen because it is the only thing computable locally on a corpus that publishes no labels (Section 3.3). It is not accuracy, and the selection it drove cannot be described as choosing the most accurate encoder. Worse, it improves monotonically as the crossing moves earlier, and it is minimised absolutely — to frame 0 — by a constant risk score of 0.51 that reads no pixels at all. The selection recorded in Table 1 was therefore made against a criterion that a degenerate submission optimises perfectly. We keep the table because it is an honest record of how the choice was made, and because Section 5 measures what that criterion is worth. The stated explanation for the ordering — that smaller sentence encoders suit these short, domain-specific captions better than large general-purpose ones — remains plausible, but this experiment does not establish it.</w:t>
       </w:r>
     </w:p>
     <w:p>
@@ -4348,7 +3742,7 @@
           <w:sz w:val="24"/>
           <w:szCs w:val="24"/>
         </w:rPr>
-        <w:t xml:space="preserve">Each engine alone is blind to what the others see. The semantic score reads appearance without temporal context, so a foggy frame can look dangerous in ordinary driving and early frames receive moderate rather than near-zero scores. The motion proxy cannot separate ordinary traffic movement from accident movement, and is high at the start of clips where the camera itself is moving. The caption prior cannot see the video at all, so identically worded captions receive identical trajectories. Table 4 sets the three against one another; ensembling is intended to let each cover the others' blind spot.</w:t>
+        <w:t xml:space="preserve">Each engine alone is blind to what the others see. The semantic score reads appearance without temporal context, so a foggy frame can look dangerous in ordinary driving and early frames receive moderate rather than near-zero scores. The motion proxy cannot separate ordinary traffic movement from accident movement, and is high at the start of clips where the camera itself is moving. The caption prior cannot see the video at all, so identically worded captions receive identical trajectories. Ensembling is intended to let each engine cover the others' blind spot: the semantic score supplies what is in the scene, the motion proxy whether it is moving abnormally, and the caption prior when in the clip risk should rise.</w:t>
       </w:r>
     </w:p>
     <w:p>
@@ -4358,905 +3752,11 @@
         <w:spacing w:before="40" w:after="40" w:line="260" w:lineRule="auto"/>
         <w:jc w:val="both"/>
         <w:rPr>
-          <w:b/>
-          <w:bCs/>
-          <w:sz w:val="24"/>
-          <w:szCs w:val="24"/>
-        </w:rPr>
-      </w:pPr>
-      <w:r>
-        <w:rPr>
-          <w:b/>
-          <w:bCs/>
-          <w:sz w:val="24"/>
-          <w:szCs w:val="24"/>
-        </w:rPr>
-        <w:t>Table 4: Advantages of Using Ensembling</w:t>
-      </w:r>
-    </w:p>
-    <w:p>
-      <w:pPr>
-        <w:suppressAutoHyphens w:val="0"/>
-        <w:autoSpaceDE/>
-        <w:spacing w:before="40" w:after="40" w:line="260" w:lineRule="auto"/>
-        <w:jc w:val="both"/>
-        <w:rPr>
-          <w:sz w:val="24"/>
-          <w:szCs w:val="24"/>
-        </w:rPr>
-      </w:pPr>
-    </w:p>
-    <w:tbl>
-      <w:tblPr>
-        <w:tblW w:w="9360" w:type="dxa"/>
-        <w:tblBorders>
-          <w:top w:val="single" w:sz="4" w:space="0" w:color="auto"/>
-          <w:left w:val="single" w:sz="4" w:space="0" w:color="auto"/>
-          <w:bottom w:val="single" w:sz="4" w:space="0" w:color="auto"/>
-          <w:right w:val="single" w:sz="4" w:space="0" w:color="auto"/>
-          <w:insideH w:val="single" w:sz="4" w:space="0" w:color="auto"/>
-          <w:insideV w:val="single" w:sz="4" w:space="0" w:color="auto"/>
-        </w:tblBorders>
-        <w:tblCellMar>
-          <w:left w:w="10" w:type="dxa"/>
-          <w:right w:w="10" w:type="dxa"/>
-        </w:tblCellMar>
-        <w:tblLook w:val="04A0" w:firstRow="1" w:lastRow="0" w:firstColumn="1" w:lastColumn="0" w:noHBand="0" w:noVBand="1"/>
-      </w:tblPr>
-      <w:tblGrid>
-        <w:gridCol w:w="2500"/>
-        <w:gridCol w:w="2300"/>
-        <w:gridCol w:w="2300"/>
-        <w:gridCol w:w="2260"/>
-      </w:tblGrid>
-      <w:tr>
-        <w:tc>
-          <w:tcPr>
-            <w:tcW w:w="2500" w:type="dxa"/>
-            <w:tcBorders>
-              <w:top w:val="single" w:sz="1" w:space="0" w:color="CCCCCC"/>
-              <w:left w:val="single" w:sz="1" w:space="0" w:color="CCCCCC"/>
-              <w:bottom w:val="single" w:sz="1" w:space="0" w:color="CCCCCC"/>
-              <w:right w:val="single" w:sz="1" w:space="0" w:color="CCCCCC"/>
-            </w:tcBorders>
-            <w:tcMar>
-              <w:top w:w="80" w:type="dxa"/>
-              <w:left w:w="140" w:type="dxa"/>
-              <w:bottom w:w="80" w:type="dxa"/>
-              <w:right w:w="140" w:type="dxa"/>
-            </w:tcMar>
-            <w:vAlign w:val="center"/>
-          </w:tcPr>
-          <w:p>
-            <w:pPr>
-              <w:rPr>
-                <w:sz w:val="24"/>
-                <w:szCs w:val="24"/>
-              </w:rPr>
-            </w:pPr>
-            <w:r>
-              <w:rPr>
-                <w:rFonts w:eastAsia="Arial"/>
-                <w:b/>
-                <w:bCs/>
-                <w:sz w:val="24"/>
-                <w:szCs w:val="24"/>
-              </w:rPr>
-              <w:t>Signal</w:t>
-            </w:r>
-          </w:p>
-        </w:tc>
-        <w:tc>
-          <w:tcPr>
-            <w:tcW w:w="2300" w:type="dxa"/>
-            <w:tcBorders>
-              <w:top w:val="single" w:sz="1" w:space="0" w:color="CCCCCC"/>
-              <w:left w:val="single" w:sz="1" w:space="0" w:color="CCCCCC"/>
-              <w:bottom w:val="single" w:sz="1" w:space="0" w:color="CCCCCC"/>
-              <w:right w:val="single" w:sz="1" w:space="0" w:color="CCCCCC"/>
-            </w:tcBorders>
-            <w:tcMar>
-              <w:top w:w="80" w:type="dxa"/>
-              <w:left w:w="140" w:type="dxa"/>
-              <w:bottom w:w="80" w:type="dxa"/>
-              <w:right w:w="140" w:type="dxa"/>
-            </w:tcMar>
-            <w:vAlign w:val="center"/>
-          </w:tcPr>
-          <w:p>
-            <w:pPr>
-              <w:rPr>
-                <w:sz w:val="24"/>
-                <w:szCs w:val="24"/>
-              </w:rPr>
-            </w:pPr>
-            <w:r>
-              <w:rPr>
-                <w:rFonts w:eastAsia="Arial"/>
-                <w:b/>
-                <w:bCs/>
-                <w:sz w:val="24"/>
-                <w:szCs w:val="24"/>
-              </w:rPr>
-              <w:t>Sees Visuals?</w:t>
-            </w:r>
-          </w:p>
-        </w:tc>
-        <w:tc>
-          <w:tcPr>
-            <w:tcW w:w="2300" w:type="dxa"/>
-            <w:tcBorders>
-              <w:top w:val="single" w:sz="1" w:space="0" w:color="CCCCCC"/>
-              <w:left w:val="single" w:sz="1" w:space="0" w:color="CCCCCC"/>
-              <w:bottom w:val="single" w:sz="1" w:space="0" w:color="CCCCCC"/>
-              <w:right w:val="single" w:sz="1" w:space="0" w:color="CCCCCC"/>
-            </w:tcBorders>
-            <w:tcMar>
-              <w:top w:w="80" w:type="dxa"/>
-              <w:left w:w="140" w:type="dxa"/>
-              <w:bottom w:w="80" w:type="dxa"/>
-              <w:right w:w="140" w:type="dxa"/>
-            </w:tcMar>
-            <w:vAlign w:val="center"/>
-          </w:tcPr>
-          <w:p>
-            <w:pPr>
-              <w:rPr>
-                <w:sz w:val="24"/>
-                <w:szCs w:val="24"/>
-              </w:rPr>
-            </w:pPr>
-            <w:r>
-              <w:rPr>
-                <w:rFonts w:eastAsia="Arial"/>
-                <w:b/>
-                <w:bCs/>
-                <w:sz w:val="24"/>
-                <w:szCs w:val="24"/>
-              </w:rPr>
-              <w:t>Knows Timing?</w:t>
-            </w:r>
-          </w:p>
-        </w:tc>
-        <w:tc>
-          <w:tcPr>
-            <w:tcW w:w="2260" w:type="dxa"/>
-            <w:tcBorders>
-              <w:top w:val="single" w:sz="1" w:space="0" w:color="CCCCCC"/>
-              <w:left w:val="single" w:sz="1" w:space="0" w:color="CCCCCC"/>
-              <w:bottom w:val="single" w:sz="1" w:space="0" w:color="CCCCCC"/>
-              <w:right w:val="single" w:sz="1" w:space="0" w:color="CCCCCC"/>
-            </w:tcBorders>
-            <w:tcMar>
-              <w:top w:w="80" w:type="dxa"/>
-              <w:left w:w="140" w:type="dxa"/>
-              <w:bottom w:w="80" w:type="dxa"/>
-              <w:right w:w="140" w:type="dxa"/>
-            </w:tcMar>
-            <w:vAlign w:val="center"/>
-          </w:tcPr>
-          <w:p>
-            <w:pPr>
-              <w:rPr>
-                <w:sz w:val="24"/>
-                <w:szCs w:val="24"/>
-              </w:rPr>
-            </w:pPr>
-            <w:r>
-              <w:rPr>
-                <w:rFonts w:eastAsia="Arial"/>
-                <w:b/>
-                <w:bCs/>
-                <w:sz w:val="24"/>
-                <w:szCs w:val="24"/>
-              </w:rPr>
-              <w:t>Motion Aware?</w:t>
-            </w:r>
-          </w:p>
-        </w:tc>
-      </w:tr>
-      <w:tr>
-        <w:tc>
-          <w:tcPr>
-            <w:tcW w:w="2500" w:type="dxa"/>
-            <w:tcBorders>
-              <w:top w:val="single" w:sz="1" w:space="0" w:color="CCCCCC"/>
-              <w:left w:val="single" w:sz="1" w:space="0" w:color="CCCCCC"/>
-              <w:bottom w:val="single" w:sz="1" w:space="0" w:color="CCCCCC"/>
-              <w:right w:val="single" w:sz="1" w:space="0" w:color="CCCCCC"/>
-            </w:tcBorders>
-            <w:tcMar>
-              <w:top w:w="80" w:type="dxa"/>
-              <w:left w:w="140" w:type="dxa"/>
-              <w:bottom w:w="80" w:type="dxa"/>
-              <w:right w:w="140" w:type="dxa"/>
-            </w:tcMar>
-            <w:vAlign w:val="center"/>
-          </w:tcPr>
-          <w:p>
-            <w:pPr>
-              <w:rPr>
-                <w:sz w:val="24"/>
-                <w:szCs w:val="24"/>
-              </w:rPr>
-            </w:pPr>
-            <w:r>
-              <w:rPr>
-                <w:rFonts w:eastAsia="Arial"/>
-                <w:color w:val="000000"/>
-                <w:sz w:val="24"/>
-                <w:szCs w:val="24"/>
-              </w:rPr>
-              <w:t>CLIP</w:t>
-            </w:r>
-          </w:p>
-        </w:tc>
-        <w:tc>
-          <w:tcPr>
-            <w:tcW w:w="2300" w:type="dxa"/>
-            <w:tcBorders>
-              <w:top w:val="single" w:sz="1" w:space="0" w:color="CCCCCC"/>
-              <w:left w:val="single" w:sz="1" w:space="0" w:color="CCCCCC"/>
-              <w:bottom w:val="single" w:sz="1" w:space="0" w:color="CCCCCC"/>
-              <w:right w:val="single" w:sz="1" w:space="0" w:color="CCCCCC"/>
-            </w:tcBorders>
-            <w:tcMar>
-              <w:top w:w="80" w:type="dxa"/>
-              <w:left w:w="140" w:type="dxa"/>
-              <w:bottom w:w="80" w:type="dxa"/>
-              <w:right w:w="140" w:type="dxa"/>
-            </w:tcMar>
-            <w:vAlign w:val="center"/>
-          </w:tcPr>
-          <w:p>
-            <w:pPr>
-              <w:rPr>
-                <w:sz w:val="24"/>
-                <w:szCs w:val="24"/>
-              </w:rPr>
-            </w:pPr>
-            <w:r>
-              <w:rPr>
-                <w:rFonts w:ascii="Segoe UI Emoji" w:eastAsia="Arial" w:hAnsi="Segoe UI Emoji" w:cs="Segoe UI Emoji"/>
-                <w:color w:val="000000"/>
-                <w:sz w:val="24"/>
-                <w:szCs w:val="24"/>
-              </w:rPr>
-              <w:t>✅</w:t>
-            </w:r>
-            <w:r>
-              <w:rPr>
-                <w:rFonts w:eastAsia="Arial"/>
-                <w:color w:val="000000"/>
-                <w:sz w:val="24"/>
-                <w:szCs w:val="24"/>
-              </w:rPr>
-              <w:t xml:space="preserve"> Yes</w:t>
-            </w:r>
-          </w:p>
-        </w:tc>
-        <w:tc>
-          <w:tcPr>
-            <w:tcW w:w="2300" w:type="dxa"/>
-            <w:tcBorders>
-              <w:top w:val="single" w:sz="1" w:space="0" w:color="CCCCCC"/>
-              <w:left w:val="single" w:sz="1" w:space="0" w:color="CCCCCC"/>
-              <w:bottom w:val="single" w:sz="1" w:space="0" w:color="CCCCCC"/>
-              <w:right w:val="single" w:sz="1" w:space="0" w:color="CCCCCC"/>
-            </w:tcBorders>
-            <w:tcMar>
-              <w:top w:w="80" w:type="dxa"/>
-              <w:left w:w="140" w:type="dxa"/>
-              <w:bottom w:w="80" w:type="dxa"/>
-              <w:right w:w="140" w:type="dxa"/>
-            </w:tcMar>
-            <w:vAlign w:val="center"/>
-          </w:tcPr>
-          <w:p>
-            <w:pPr>
-              <w:rPr>
-                <w:sz w:val="24"/>
-                <w:szCs w:val="24"/>
-              </w:rPr>
-            </w:pPr>
-            <w:r>
-              <w:rPr>
-                <w:rFonts w:ascii="Segoe UI Emoji" w:eastAsia="Arial" w:hAnsi="Segoe UI Emoji" w:cs="Segoe UI Emoji"/>
-                <w:color w:val="000000"/>
-                <w:sz w:val="24"/>
-                <w:szCs w:val="24"/>
-              </w:rPr>
-              <w:t>❌</w:t>
-            </w:r>
-            <w:r>
-              <w:rPr>
-                <w:rFonts w:eastAsia="Arial"/>
-                <w:color w:val="000000"/>
-                <w:sz w:val="24"/>
-                <w:szCs w:val="24"/>
-              </w:rPr>
-              <w:t xml:space="preserve"> No</w:t>
-            </w:r>
-          </w:p>
-        </w:tc>
-        <w:tc>
-          <w:tcPr>
-            <w:tcW w:w="2260" w:type="dxa"/>
-            <w:tcBorders>
-              <w:top w:val="single" w:sz="1" w:space="0" w:color="CCCCCC"/>
-              <w:left w:val="single" w:sz="1" w:space="0" w:color="CCCCCC"/>
-              <w:bottom w:val="single" w:sz="1" w:space="0" w:color="CCCCCC"/>
-              <w:right w:val="single" w:sz="1" w:space="0" w:color="CCCCCC"/>
-            </w:tcBorders>
-            <w:tcMar>
-              <w:top w:w="80" w:type="dxa"/>
-              <w:left w:w="140" w:type="dxa"/>
-              <w:bottom w:w="80" w:type="dxa"/>
-              <w:right w:w="140" w:type="dxa"/>
-            </w:tcMar>
-            <w:vAlign w:val="center"/>
-          </w:tcPr>
-          <w:p>
-            <w:pPr>
-              <w:rPr>
-                <w:sz w:val="24"/>
-                <w:szCs w:val="24"/>
-              </w:rPr>
-            </w:pPr>
-            <w:r>
-              <w:rPr>
-                <w:rFonts w:ascii="Segoe UI Emoji" w:eastAsia="Arial" w:hAnsi="Segoe UI Emoji" w:cs="Segoe UI Emoji"/>
-                <w:color w:val="000000"/>
-                <w:sz w:val="24"/>
-                <w:szCs w:val="24"/>
-              </w:rPr>
-              <w:t>❌</w:t>
-            </w:r>
-            <w:r>
-              <w:rPr>
-                <w:rFonts w:eastAsia="Arial"/>
-                <w:color w:val="000000"/>
-                <w:sz w:val="24"/>
-                <w:szCs w:val="24"/>
-              </w:rPr>
-              <w:t xml:space="preserve"> No</w:t>
-            </w:r>
-          </w:p>
-        </w:tc>
-      </w:tr>
-      <w:tr>
-        <w:tc>
-          <w:tcPr>
-            <w:tcW w:w="2500" w:type="dxa"/>
-            <w:tcBorders>
-              <w:top w:val="single" w:sz="1" w:space="0" w:color="CCCCCC"/>
-              <w:left w:val="single" w:sz="1" w:space="0" w:color="CCCCCC"/>
-              <w:bottom w:val="single" w:sz="1" w:space="0" w:color="CCCCCC"/>
-              <w:right w:val="single" w:sz="1" w:space="0" w:color="CCCCCC"/>
-            </w:tcBorders>
-            <w:tcMar>
-              <w:top w:w="80" w:type="dxa"/>
-              <w:left w:w="140" w:type="dxa"/>
-              <w:bottom w:w="80" w:type="dxa"/>
-              <w:right w:w="140" w:type="dxa"/>
-            </w:tcMar>
-            <w:vAlign w:val="center"/>
-          </w:tcPr>
-          <w:p>
-            <w:pPr>
-              <w:rPr>
-                <w:sz w:val="24"/>
-                <w:szCs w:val="24"/>
-              </w:rPr>
-            </w:pPr>
-            <w:r>
-              <w:rPr>
-                <w:rFonts w:eastAsia="Arial"/>
-                <w:color w:val="000000"/>
-                <w:sz w:val="24"/>
-                <w:szCs w:val="24"/>
-              </w:rPr>
-              <w:t>Optical Flow</w:t>
-            </w:r>
-          </w:p>
-        </w:tc>
-        <w:tc>
-          <w:tcPr>
-            <w:tcW w:w="2300" w:type="dxa"/>
-            <w:tcBorders>
-              <w:top w:val="single" w:sz="1" w:space="0" w:color="CCCCCC"/>
-              <w:left w:val="single" w:sz="1" w:space="0" w:color="CCCCCC"/>
-              <w:bottom w:val="single" w:sz="1" w:space="0" w:color="CCCCCC"/>
-              <w:right w:val="single" w:sz="1" w:space="0" w:color="CCCCCC"/>
-            </w:tcBorders>
-            <w:tcMar>
-              <w:top w:w="80" w:type="dxa"/>
-              <w:left w:w="140" w:type="dxa"/>
-              <w:bottom w:w="80" w:type="dxa"/>
-              <w:right w:w="140" w:type="dxa"/>
-            </w:tcMar>
-            <w:vAlign w:val="center"/>
-          </w:tcPr>
-          <w:p>
-            <w:pPr>
-              <w:rPr>
-                <w:sz w:val="24"/>
-                <w:szCs w:val="24"/>
-              </w:rPr>
-            </w:pPr>
-            <w:r>
-              <w:rPr>
-                <w:rFonts w:ascii="Segoe UI Emoji" w:eastAsia="Arial" w:hAnsi="Segoe UI Emoji" w:cs="Segoe UI Emoji"/>
-                <w:color w:val="000000"/>
-                <w:sz w:val="24"/>
-                <w:szCs w:val="24"/>
-              </w:rPr>
-              <w:t>✅</w:t>
-            </w:r>
-            <w:r>
-              <w:rPr>
-                <w:rFonts w:eastAsia="Arial"/>
-                <w:color w:val="000000"/>
-                <w:sz w:val="24"/>
-                <w:szCs w:val="24"/>
-              </w:rPr>
-              <w:t xml:space="preserve"> Partially</w:t>
-            </w:r>
-          </w:p>
-        </w:tc>
-        <w:tc>
-          <w:tcPr>
-            <w:tcW w:w="2300" w:type="dxa"/>
-            <w:tcBorders>
-              <w:top w:val="single" w:sz="1" w:space="0" w:color="CCCCCC"/>
-              <w:left w:val="single" w:sz="1" w:space="0" w:color="CCCCCC"/>
-              <w:bottom w:val="single" w:sz="1" w:space="0" w:color="CCCCCC"/>
-              <w:right w:val="single" w:sz="1" w:space="0" w:color="CCCCCC"/>
-            </w:tcBorders>
-            <w:tcMar>
-              <w:top w:w="80" w:type="dxa"/>
-              <w:left w:w="140" w:type="dxa"/>
-              <w:bottom w:w="80" w:type="dxa"/>
-              <w:right w:w="140" w:type="dxa"/>
-            </w:tcMar>
-            <w:vAlign w:val="center"/>
-          </w:tcPr>
-          <w:p>
-            <w:pPr>
-              <w:rPr>
-                <w:sz w:val="24"/>
-                <w:szCs w:val="24"/>
-              </w:rPr>
-            </w:pPr>
-            <w:r>
-              <w:rPr>
-                <w:rFonts w:ascii="Segoe UI Emoji" w:eastAsia="Arial" w:hAnsi="Segoe UI Emoji" w:cs="Segoe UI Emoji"/>
-                <w:color w:val="000000"/>
-                <w:sz w:val="24"/>
-                <w:szCs w:val="24"/>
-              </w:rPr>
-              <w:t>❌</w:t>
-            </w:r>
-            <w:r>
-              <w:rPr>
-                <w:rFonts w:eastAsia="Arial"/>
-                <w:color w:val="000000"/>
-                <w:sz w:val="24"/>
-                <w:szCs w:val="24"/>
-              </w:rPr>
-              <w:t xml:space="preserve"> No</w:t>
-            </w:r>
-          </w:p>
-        </w:tc>
-        <w:tc>
-          <w:tcPr>
-            <w:tcW w:w="2260" w:type="dxa"/>
-            <w:tcBorders>
-              <w:top w:val="single" w:sz="1" w:space="0" w:color="CCCCCC"/>
-              <w:left w:val="single" w:sz="1" w:space="0" w:color="CCCCCC"/>
-              <w:bottom w:val="single" w:sz="1" w:space="0" w:color="CCCCCC"/>
-              <w:right w:val="single" w:sz="1" w:space="0" w:color="CCCCCC"/>
-            </w:tcBorders>
-            <w:tcMar>
-              <w:top w:w="80" w:type="dxa"/>
-              <w:left w:w="140" w:type="dxa"/>
-              <w:bottom w:w="80" w:type="dxa"/>
-              <w:right w:w="140" w:type="dxa"/>
-            </w:tcMar>
-            <w:vAlign w:val="center"/>
-          </w:tcPr>
-          <w:p>
-            <w:pPr>
-              <w:rPr>
-                <w:sz w:val="24"/>
-                <w:szCs w:val="24"/>
-              </w:rPr>
-            </w:pPr>
-            <w:r>
-              <w:rPr>
-                <w:rFonts w:ascii="Segoe UI Emoji" w:eastAsia="Arial" w:hAnsi="Segoe UI Emoji" w:cs="Segoe UI Emoji"/>
-                <w:color w:val="000000"/>
-                <w:sz w:val="24"/>
-                <w:szCs w:val="24"/>
-              </w:rPr>
-              <w:t>✅</w:t>
-            </w:r>
-            <w:r>
-              <w:rPr>
-                <w:rFonts w:eastAsia="Arial"/>
-                <w:color w:val="000000"/>
-                <w:sz w:val="24"/>
-                <w:szCs w:val="24"/>
-              </w:rPr>
-              <w:t xml:space="preserve"> Yes</w:t>
-            </w:r>
-          </w:p>
-        </w:tc>
-      </w:tr>
-      <w:tr>
-        <w:tc>
-          <w:tcPr>
-            <w:tcW w:w="2500" w:type="dxa"/>
-            <w:tcBorders>
-              <w:top w:val="single" w:sz="1" w:space="0" w:color="CCCCCC"/>
-              <w:left w:val="single" w:sz="1" w:space="0" w:color="CCCCCC"/>
-              <w:bottom w:val="single" w:sz="1" w:space="0" w:color="CCCCCC"/>
-              <w:right w:val="single" w:sz="1" w:space="0" w:color="CCCCCC"/>
-            </w:tcBorders>
-            <w:tcMar>
-              <w:top w:w="80" w:type="dxa"/>
-              <w:left w:w="140" w:type="dxa"/>
-              <w:bottom w:w="80" w:type="dxa"/>
-              <w:right w:w="140" w:type="dxa"/>
-            </w:tcMar>
-            <w:vAlign w:val="center"/>
-          </w:tcPr>
-          <w:p>
-            <w:pPr>
-              <w:rPr>
-                <w:sz w:val="24"/>
-                <w:szCs w:val="24"/>
-              </w:rPr>
-            </w:pPr>
-            <w:r>
-              <w:rPr>
-                <w:rFonts w:eastAsia="Arial"/>
-                <w:color w:val="000000"/>
-                <w:sz w:val="24"/>
-                <w:szCs w:val="24"/>
-              </w:rPr>
-              <w:t>NLP Caption</w:t>
-            </w:r>
-          </w:p>
-        </w:tc>
-        <w:tc>
-          <w:tcPr>
-            <w:tcW w:w="2300" w:type="dxa"/>
-            <w:tcBorders>
-              <w:top w:val="single" w:sz="1" w:space="0" w:color="CCCCCC"/>
-              <w:left w:val="single" w:sz="1" w:space="0" w:color="CCCCCC"/>
-              <w:bottom w:val="single" w:sz="1" w:space="0" w:color="CCCCCC"/>
-              <w:right w:val="single" w:sz="1" w:space="0" w:color="CCCCCC"/>
-            </w:tcBorders>
-            <w:tcMar>
-              <w:top w:w="80" w:type="dxa"/>
-              <w:left w:w="140" w:type="dxa"/>
-              <w:bottom w:w="80" w:type="dxa"/>
-              <w:right w:w="140" w:type="dxa"/>
-            </w:tcMar>
-            <w:vAlign w:val="center"/>
-          </w:tcPr>
-          <w:p>
-            <w:pPr>
-              <w:rPr>
-                <w:sz w:val="24"/>
-                <w:szCs w:val="24"/>
-              </w:rPr>
-            </w:pPr>
-            <w:r>
-              <w:rPr>
-                <w:rFonts w:ascii="Segoe UI Emoji" w:eastAsia="Arial" w:hAnsi="Segoe UI Emoji" w:cs="Segoe UI Emoji"/>
-                <w:color w:val="000000"/>
-                <w:sz w:val="24"/>
-                <w:szCs w:val="24"/>
-              </w:rPr>
-              <w:t>❌</w:t>
-            </w:r>
-            <w:r>
-              <w:rPr>
-                <w:rFonts w:eastAsia="Arial"/>
-                <w:color w:val="000000"/>
-                <w:sz w:val="24"/>
-                <w:szCs w:val="24"/>
-              </w:rPr>
-              <w:t xml:space="preserve"> No</w:t>
-            </w:r>
-          </w:p>
-        </w:tc>
-        <w:tc>
-          <w:tcPr>
-            <w:tcW w:w="2300" w:type="dxa"/>
-            <w:tcBorders>
-              <w:top w:val="single" w:sz="1" w:space="0" w:color="CCCCCC"/>
-              <w:left w:val="single" w:sz="1" w:space="0" w:color="CCCCCC"/>
-              <w:bottom w:val="single" w:sz="1" w:space="0" w:color="CCCCCC"/>
-              <w:right w:val="single" w:sz="1" w:space="0" w:color="CCCCCC"/>
-            </w:tcBorders>
-            <w:tcMar>
-              <w:top w:w="80" w:type="dxa"/>
-              <w:left w:w="140" w:type="dxa"/>
-              <w:bottom w:w="80" w:type="dxa"/>
-              <w:right w:w="140" w:type="dxa"/>
-            </w:tcMar>
-            <w:vAlign w:val="center"/>
-          </w:tcPr>
-          <w:p>
-            <w:pPr>
-              <w:rPr>
-                <w:sz w:val="24"/>
-                <w:szCs w:val="24"/>
-              </w:rPr>
-            </w:pPr>
-            <w:r>
-              <w:rPr>
-                <w:rFonts w:ascii="Segoe UI Emoji" w:eastAsia="Arial" w:hAnsi="Segoe UI Emoji" w:cs="Segoe UI Emoji"/>
-                <w:color w:val="000000"/>
-                <w:sz w:val="24"/>
-                <w:szCs w:val="24"/>
-              </w:rPr>
-              <w:t>✅</w:t>
-            </w:r>
-            <w:r>
-              <w:rPr>
-                <w:rFonts w:eastAsia="Arial"/>
-                <w:color w:val="000000"/>
-                <w:sz w:val="24"/>
-                <w:szCs w:val="24"/>
-              </w:rPr>
-              <w:t xml:space="preserve"> Yes</w:t>
-            </w:r>
-          </w:p>
-        </w:tc>
-        <w:tc>
-          <w:tcPr>
-            <w:tcW w:w="2260" w:type="dxa"/>
-            <w:tcBorders>
-              <w:top w:val="single" w:sz="1" w:space="0" w:color="CCCCCC"/>
-              <w:left w:val="single" w:sz="1" w:space="0" w:color="CCCCCC"/>
-              <w:bottom w:val="single" w:sz="1" w:space="0" w:color="CCCCCC"/>
-              <w:right w:val="single" w:sz="1" w:space="0" w:color="CCCCCC"/>
-            </w:tcBorders>
-            <w:tcMar>
-              <w:top w:w="80" w:type="dxa"/>
-              <w:left w:w="140" w:type="dxa"/>
-              <w:bottom w:w="80" w:type="dxa"/>
-              <w:right w:w="140" w:type="dxa"/>
-            </w:tcMar>
-            <w:vAlign w:val="center"/>
-          </w:tcPr>
-          <w:p>
-            <w:pPr>
-              <w:rPr>
-                <w:sz w:val="24"/>
-                <w:szCs w:val="24"/>
-              </w:rPr>
-            </w:pPr>
-            <w:r>
-              <w:rPr>
-                <w:rFonts w:ascii="Segoe UI Emoji" w:eastAsia="Arial" w:hAnsi="Segoe UI Emoji" w:cs="Segoe UI Emoji"/>
-                <w:color w:val="000000"/>
-                <w:sz w:val="24"/>
-                <w:szCs w:val="24"/>
-              </w:rPr>
-              <w:t>❌</w:t>
-            </w:r>
-            <w:r>
-              <w:rPr>
-                <w:rFonts w:eastAsia="Arial"/>
-                <w:color w:val="000000"/>
-                <w:sz w:val="24"/>
-                <w:szCs w:val="24"/>
-              </w:rPr>
-              <w:t xml:space="preserve"> No</w:t>
-            </w:r>
-          </w:p>
-        </w:tc>
-      </w:tr>
-      <w:tr>
-        <w:tc>
-          <w:tcPr>
-            <w:tcW w:w="2500" w:type="dxa"/>
-            <w:tcBorders>
-              <w:top w:val="single" w:sz="1" w:space="0" w:color="CCCCCC"/>
-              <w:left w:val="single" w:sz="1" w:space="0" w:color="CCCCCC"/>
-              <w:bottom w:val="single" w:sz="1" w:space="0" w:color="CCCCCC"/>
-              <w:right w:val="single" w:sz="1" w:space="0" w:color="CCCCCC"/>
-            </w:tcBorders>
-            <w:tcMar>
-              <w:top w:w="80" w:type="dxa"/>
-              <w:left w:w="140" w:type="dxa"/>
-              <w:bottom w:w="80" w:type="dxa"/>
-              <w:right w:w="140" w:type="dxa"/>
-            </w:tcMar>
-            <w:vAlign w:val="center"/>
-          </w:tcPr>
-          <w:p>
-            <w:pPr>
-              <w:rPr>
-                <w:sz w:val="24"/>
-                <w:szCs w:val="24"/>
-              </w:rPr>
-            </w:pPr>
-            <w:r>
-              <w:rPr>
-                <w:rFonts w:eastAsia="Arial"/>
-                <w:b/>
-                <w:bCs/>
-                <w:color w:val="000000"/>
-                <w:sz w:val="24"/>
-                <w:szCs w:val="24"/>
-              </w:rPr>
-              <w:t xml:space="preserve">ENSEMBLE </w:t>
-            </w:r>
-            <w:r>
-              <w:rPr>
-                <w:rFonts w:ascii="Segoe UI Emoji" w:eastAsia="Arial" w:hAnsi="Segoe UI Emoji" w:cs="Segoe UI Emoji"/>
-                <w:b/>
-                <w:bCs/>
-                <w:color w:val="000000"/>
-                <w:sz w:val="24"/>
-                <w:szCs w:val="24"/>
-              </w:rPr>
-              <w:t>✅</w:t>
-            </w:r>
-          </w:p>
-        </w:tc>
-        <w:tc>
-          <w:tcPr>
-            <w:tcW w:w="2300" w:type="dxa"/>
-            <w:tcBorders>
-              <w:top w:val="single" w:sz="1" w:space="0" w:color="CCCCCC"/>
-              <w:left w:val="single" w:sz="1" w:space="0" w:color="CCCCCC"/>
-              <w:bottom w:val="single" w:sz="1" w:space="0" w:color="CCCCCC"/>
-              <w:right w:val="single" w:sz="1" w:space="0" w:color="CCCCCC"/>
-            </w:tcBorders>
-            <w:tcMar>
-              <w:top w:w="80" w:type="dxa"/>
-              <w:left w:w="140" w:type="dxa"/>
-              <w:bottom w:w="80" w:type="dxa"/>
-              <w:right w:w="140" w:type="dxa"/>
-            </w:tcMar>
-            <w:vAlign w:val="center"/>
-          </w:tcPr>
-          <w:p>
-            <w:pPr>
-              <w:rPr>
-                <w:sz w:val="24"/>
-                <w:szCs w:val="24"/>
-              </w:rPr>
-            </w:pPr>
-            <w:r>
-              <w:rPr>
-                <w:rFonts w:ascii="Segoe UI Emoji" w:eastAsia="Arial" w:hAnsi="Segoe UI Emoji" w:cs="Segoe UI Emoji"/>
-                <w:b/>
-                <w:bCs/>
-                <w:color w:val="000000"/>
-                <w:sz w:val="24"/>
-                <w:szCs w:val="24"/>
-              </w:rPr>
-              <w:t>✅</w:t>
-            </w:r>
-            <w:r>
-              <w:rPr>
-                <w:rFonts w:eastAsia="Arial"/>
-                <w:b/>
-                <w:bCs/>
-                <w:color w:val="000000"/>
-                <w:sz w:val="24"/>
-                <w:szCs w:val="24"/>
-              </w:rPr>
-              <w:t xml:space="preserve"> Yes</w:t>
-            </w:r>
-          </w:p>
-        </w:tc>
-        <w:tc>
-          <w:tcPr>
-            <w:tcW w:w="2300" w:type="dxa"/>
-            <w:tcBorders>
-              <w:top w:val="single" w:sz="1" w:space="0" w:color="CCCCCC"/>
-              <w:left w:val="single" w:sz="1" w:space="0" w:color="CCCCCC"/>
-              <w:bottom w:val="single" w:sz="1" w:space="0" w:color="CCCCCC"/>
-              <w:right w:val="single" w:sz="1" w:space="0" w:color="CCCCCC"/>
-            </w:tcBorders>
-            <w:tcMar>
-              <w:top w:w="80" w:type="dxa"/>
-              <w:left w:w="140" w:type="dxa"/>
-              <w:bottom w:w="80" w:type="dxa"/>
-              <w:right w:w="140" w:type="dxa"/>
-            </w:tcMar>
-            <w:vAlign w:val="center"/>
-          </w:tcPr>
-          <w:p>
-            <w:pPr>
-              <w:rPr>
-                <w:sz w:val="24"/>
-                <w:szCs w:val="24"/>
-              </w:rPr>
-            </w:pPr>
-            <w:r>
-              <w:rPr>
-                <w:rFonts w:ascii="Segoe UI Emoji" w:eastAsia="Arial" w:hAnsi="Segoe UI Emoji" w:cs="Segoe UI Emoji"/>
-                <w:b/>
-                <w:bCs/>
-                <w:color w:val="000000"/>
-                <w:sz w:val="24"/>
-                <w:szCs w:val="24"/>
-              </w:rPr>
-              <w:t>✅</w:t>
-            </w:r>
-            <w:r>
-              <w:rPr>
-                <w:rFonts w:eastAsia="Arial"/>
-                <w:b/>
-                <w:bCs/>
-                <w:color w:val="000000"/>
-                <w:sz w:val="24"/>
-                <w:szCs w:val="24"/>
-              </w:rPr>
-              <w:t xml:space="preserve"> Yes</w:t>
-            </w:r>
-          </w:p>
-        </w:tc>
-        <w:tc>
-          <w:tcPr>
-            <w:tcW w:w="2260" w:type="dxa"/>
-            <w:tcBorders>
-              <w:top w:val="single" w:sz="1" w:space="0" w:color="CCCCCC"/>
-              <w:left w:val="single" w:sz="1" w:space="0" w:color="CCCCCC"/>
-              <w:bottom w:val="single" w:sz="1" w:space="0" w:color="CCCCCC"/>
-              <w:right w:val="single" w:sz="1" w:space="0" w:color="CCCCCC"/>
-            </w:tcBorders>
-            <w:tcMar>
-              <w:top w:w="80" w:type="dxa"/>
-              <w:left w:w="140" w:type="dxa"/>
-              <w:bottom w:w="80" w:type="dxa"/>
-              <w:right w:w="140" w:type="dxa"/>
-            </w:tcMar>
-            <w:vAlign w:val="center"/>
-          </w:tcPr>
-          <w:p>
-            <w:pPr>
-              <w:rPr>
-                <w:sz w:val="24"/>
-                <w:szCs w:val="24"/>
-              </w:rPr>
-            </w:pPr>
-            <w:r>
-              <w:rPr>
-                <w:rFonts w:ascii="Segoe UI Emoji" w:eastAsia="Arial" w:hAnsi="Segoe UI Emoji" w:cs="Segoe UI Emoji"/>
-                <w:b/>
-                <w:bCs/>
-                <w:color w:val="000000"/>
-                <w:sz w:val="24"/>
-                <w:szCs w:val="24"/>
-              </w:rPr>
-              <w:t>✅</w:t>
-            </w:r>
-            <w:r>
-              <w:rPr>
-                <w:rFonts w:eastAsia="Arial"/>
-                <w:b/>
-                <w:bCs/>
-                <w:color w:val="000000"/>
-                <w:sz w:val="24"/>
-                <w:szCs w:val="24"/>
-              </w:rPr>
-              <w:t xml:space="preserve"> Yes</w:t>
-            </w:r>
-          </w:p>
-        </w:tc>
-      </w:tr>
-    </w:tbl>
+          <w:sz w:val="24"/>
+          <w:szCs w:val="24"/>
+        </w:rPr>
+      </w:pPr>
+    </w:p>
     <w:p>
       <w:pPr>
         <w:suppressAutoHyphens w:val="0"/>
@@ -8128,7 +6628,7 @@
           <w:szCs w:val="24"/>
           <w:lang w:val="en-IN"/>
         </w:rPr>
-        <w:t>Since , this operation is a monotone contrast stretch: scores below 0.5 are suppressed toward zero while scores above 0.5 are amplified toward one, increasing the separation between the positive and negative score distributions. The exponent was selected over a grid in steps of 0.1. It could not have been selected by maximising average precision, as an earlier version of this text stated, because average precision is not computable on this corpus by an entrant (Section 3.3). The grid was scored against the crossover-frame proxy, with the consequences discussed under Table 3.</w:t>
+        <w:t xml:space="preserve">Since , this operation is a monotone contrast stretch: scores below 0.5 are suppressed toward zero while scores above 0.5 are amplified toward one, increasing the separation between the positive and negative score distributions. The exponent was selected over a grid in steps of 0.1. It could not have been selected by maximising average precision, as an earlier version of this text stated, because average precision is not computable on this corpus by an entrant (Section 3.3). The grid was scored against the crossover-frame proxy, with the consequences discussed under Table 1.</w:t>
       </w:r>
     </w:p>
     <w:p>
@@ -9301,7 +7801,7 @@
           <w:szCs w:val="24"/>
         </w:rPr>
         <w:lastRenderedPageBreak/>
-        <w:t>Table 5: Implementation and Hardware Specifications</w:t>
+        <w:t xml:space="preserve">Table 2: Implementation and Hardware Specifications</w:t>
       </w:r>
     </w:p>
     <w:tbl>
@@ -10224,7 +8724,7 @@
           <w:sz w:val="24"/>
           <w:szCs w:val="24"/>
         </w:rPr>
-        <w:t>Table 6 reproduces the final private leaderboard as published. Table 7 gives the video-blind controls, submitted after the closing date and scored by the same service against the same private split. They are not leaderboard entries and are reported separately.</w:t>
+        <w:t xml:space="preserve">Table 3 reproduces the final private leaderboard as published. Table 4 gives the video-blind controls, submitted after the closing date and scored by the same service against the same private split. They are not leaderboard entries and are reported separately.</w:t>
       </w:r>
     </w:p>
     <w:p>
@@ -10244,7 +8744,7 @@
           <w:sz w:val="24"/>
           <w:szCs w:val="24"/>
         </w:rPr>
-        <w:t>Table 6: Final private leaderboard of the Zero-shot Accident Anticipation competition, as published.</w:t>
+        <w:t xml:space="preserve">Table 3: Final private leaderboard of the Zero-shot Accident Anticipation competition, as published.</w:t>
       </w:r>
     </w:p>
     <w:tbl>
@@ -11936,7 +10436,7 @@
           <w:sz w:val="24"/>
           <w:szCs w:val="24"/>
         </w:rPr>
-        <w:t>Table 7: Video-blind controls submitted by this work. None reads a pixel.</w:t>
+        <w:t xml:space="preserve">Table 4: Video-blind controls submitted by this work. None reads a pixel.</w:t>
       </w:r>
     </w:p>
     <w:tbl>
@@ -12745,7 +11245,7 @@
           <w:sz w:val="24"/>
           <w:szCs w:val="24"/>
         </w:rPr>
-        <w:t>Table 8: Probes designed so that the discrimination terms cancel.</w:t>
+        <w:t xml:space="preserve">Table 5: Probes designed so that the discrimination terms cancel.</w:t>
       </w:r>
     </w:p>
     <w:tbl>
@@ -13346,7 +11846,7 @@
           <w:sz w:val="24"/>
           <w:szCs w:val="24"/>
         </w:rPr>
-        <w:t>Table 9: The score's components, recovered from Table 8 by differencing.</w:t>
+        <w:t xml:space="preserve">Table 6: The score's components, recovered from Table 5 by differencing.</w:t>
       </w:r>
     </w:p>
     <w:tbl>
@@ -13965,7 +12465,7 @@
           <w:sz w:val="24"/>
           <w:szCs w:val="24"/>
         </w:rPr>
-        <w:t>Two further readings follow from Table 7. A constant at 0.51 and a constant at 0.99 score identically, so the metric reads only whether the curve stands above the threshold and never by how much; there is no incentive to calibrate. And the probe holding 0.51 throughout with a dip across frames 50 to 59 scores 1.85347, where the per-frame stable-timing coefficient predicts 1.79041 for a reference point moved to frame 60. The additive attribution of the timing total into its two parts is therefore close but not exact, and we report the split of 2.00186 into 0.87593 and 1.12593 with that tolerance attached. The total itself is measured directly between two flat curves and does not depend on the split.</w:t>
+        <w:t xml:space="preserve">Two further readings follow from Table 4. A constant at 0.51 and a constant at 0.99 score identically, so the metric reads only whether the curve stands above the threshold and never by how much; there is no incentive to calibrate. And the probe holding 0.51 throughout with a dip across frames 50 to 59 scores 1.85347, where the per-frame stable-timing coefficient predicts 1.79041 for a reference point moved to frame 60. The additive attribution of the timing total into its two parts is therefore close but not exact, and we report the split of 2.00186 into 0.87593 and 1.12593 with that tolerance attached. The total itself is measured directly between two flat curves and does not depend on the split.</w:t>
       </w:r>
     </w:p>
     <w:p>
@@ -14026,7 +12526,7 @@
           <w:sz w:val="24"/>
           <w:szCs w:val="24"/>
         </w:rPr>
-        <w:t>Table 10: Score against crossing frame. The first eight rows are step functions; the last four are logistic curves submitted independently and not used in the fit.</w:t>
+        <w:t xml:space="preserve">Table 7: Score against crossing frame. The first eight rows are step functions; the last four are logistic curves submitted independently and not used in the fit.</w:t>
       </w:r>
     </w:p>
     <w:tbl>
@@ -15578,7 +14078,7 @@
           <w:szCs w:val="24"/>
         </w:rPr>
         <w:lastRenderedPageBreak/>
-        <w:t>Table 11: Five curves that all first exceed 0.5 at frame 75, with identical values at frames 74 and 75 and no subsequent dip, plus a one-frame calibration step.</w:t>
+        <w:t xml:space="preserve">Table 8: Five curves that all first exceed 0.5 at frame 75, with identical values at frames 74 and 75 and no subsequent dip, plus a one-frame calibration step.</w:t>
       </w:r>
     </w:p>
     <w:tbl>
@@ -16287,7 +14787,7 @@
           <w:sz w:val="24"/>
           <w:szCs w:val="24"/>
         </w:rPr>
-        <w:t>The three curves in the middle of Table 11 have identical values at frames 74 and 75, cross at the same frame, and never fall back afterwards. Under the metric as published they must score identically: the two timing terms are functions of threshold crossings alone, and video-blind curves are identical across clips, so the discrimination terms cannot separate them either. They span 0.09093, which is 5.5 frames of slope. Grading the run-up downward gains 0.02519; grading the run-out upward loses 0.06574.</w:t>
+        <w:t xml:space="preserve">The three curves in the middle of Table 8 have identical values at frames 74 and 75, cross at the same frame, and never fall back afterwards. Under the metric as published they must score identically: the two timing terms are functions of threshold crossings alone, and video-blind curves are identical across clips, so the discrimination terms cannot separate them either. They span 0.09093, which is 5.5 frames of slope. Grading the run-up downward gains 0.02519; grading the run-out upward loses 0.06574.</w:t>
       </w:r>
     </w:p>
     <w:p>
@@ -16552,7 +15052,7 @@
           <w:sz w:val="24"/>
           <w:szCs w:val="24"/>
         </w:rPr>
-        <w:t>Table 12: Overall Zero-Shot Anticipation Performance on MM-AU (N = 1,417 clips)</w:t>
+        <w:t xml:space="preserve">Table 9: Overall Zero-Shot Anticipation Performance on MM-AU (N = 1,417 clips)</w:t>
       </w:r>
     </w:p>
     <w:tbl>
@@ -17507,7 +16007,7 @@
           <w:szCs w:val="24"/>
         </w:rPr>
         <w:lastRenderedPageBreak/>
-        <w:t xml:space="preserve">The modality ablation of Table 13 compares single-modality configurations against the full ensemble on the same proxy. Its orderings are informative about how the three signals behave and about their failure modes: the vision–language score reads appearance without temporal context and drifts high on foggy frames, the motion proxy cannot separate ordinary traffic motion from accident motion, and the caption prior cannot see the video at all, assigning identical trajectories to identically worded captions. The ensemble does resolve those three blind spots against one another. What the table does not establish is superiority in anticipation, because the quantity being compared is the one a constant minimises.</w:t>
+        <w:t xml:space="preserve">The modality ablation of Table 10 compares single-modality configurations against the full ensemble on the same proxy. Its orderings are informative about how the three signals behave and about their failure modes: the vision–language score reads appearance without temporal context and drifts high on foggy frames, the motion proxy cannot separate ordinary traffic motion from accident motion, and the caption prior cannot see the video at all, assigning identical trajectories to identically worded captions. The ensemble does resolve those three blind spots against one another. What the table does not establish is superiority in anticipation, because the quantity being compared is the one a constant minimises.</w:t>
       </w:r>
     </w:p>
     <w:p>
@@ -17536,7 +16036,7 @@
           <w:sz w:val="24"/>
           <w:szCs w:val="24"/>
         </w:rPr>
-        <w:t>Table 13: Modality Ablation Study — Mean Crossover Frame and Failure Analysis</w:t>
+        <w:t xml:space="preserve">Table 10: Modality Ablation Study — Mean Crossover Frame and Failure Analysis</w:t>
       </w:r>
     </w:p>
     <w:tbl>
@@ -18683,7 +17183,7 @@
           <w:sz w:val="24"/>
           <w:szCs w:val="24"/>
         </w:rPr>
-        <w:t>Table 14: Quantitative Metrics of the Top 25 Anticipatory Trajectories</w:t>
+        <w:t xml:space="preserve">Table 11: Quantitative Metrics of the Top 25 Anticipatory Trajectories</w:t>
       </w:r>
     </w:p>
     <w:tbl>
@@ -24465,7 +22965,7 @@
           <w:sz w:val="24"/>
           <w:szCs w:val="24"/>
         </w:rPr>
-        <w:t>Table 14, note: TTA derived from remaining frames prior to collision at 30 FPS. Initial risk vectors verified post power-curve smoothing and Gaussian filtering.</w:t>
+        <w:t xml:space="preserve">Table 11, note: TTA derived from remaining frames prior to collision at 30 FPS. Initial risk vectors verified post power-curve smoothing and Gaussian filtering.</w:t>
       </w:r>
     </w:p>
     <w:p>
@@ -24513,7 +23013,7 @@
           <w:sz w:val="24"/>
           <w:szCs w:val="24"/>
         </w:rPr>
-        <w:t xml:space="preserve">Table 15 compares seven pipeline configurations. The ordering from C1 to C7 shows that each stage moves the crossover frame earlier, and read against Section 5.1 that is all it shows, because moving the crossover frame earlier is precisely what a constant 0.51 does perfectly. Two stages deserve particular note in that light. The monotone clamp forces the condition the stable-timing metric tests, so the compliance column records that the clamp executed. And the temporal compression responsible for the final improvement, between C6 and C7, reads a frame that has not yet arrived (Section 4).</w:t>
+        <w:t xml:space="preserve">Table 12 compares seven pipeline configurations. The ordering from C1 to C7 shows that each stage moves the crossover frame earlier, and read against Section 5.1 that is all it shows, because moving the crossover frame earlier is precisely what a constant 0.51 does perfectly. Two stages deserve particular note in that light. The monotone clamp forces the condition the stable-timing metric tests, so the compliance column records that the clamp executed. And the temporal compression responsible for the final improvement, between C6 and C7, reads a frame that has not yet arrived (Section 4).</w:t>
       </w:r>
     </w:p>
     <w:p>
@@ -24542,7 +23042,7 @@
           <w:sz w:val="24"/>
           <w:szCs w:val="24"/>
         </w:rPr>
-        <w:t>Table 15: Seven-Configuration Performance Comparison</w:t>
+        <w:t xml:space="preserve">Table 12: Seven-Configuration Performance Comparison</w:t>
       </w:r>
     </w:p>
     <w:tbl>

--- a/paper/Precrash.docx
+++ b/paper/Precrash.docx
@@ -14018,6 +14018,66 @@
           <w:szCs w:val="24"/>
         </w:rPr>
         <w:t>The line was then asked to predict curves it had not seen. Three logistic curves crossing at frames 60, 75 and 90 are predicted to within 6.4 × 10⁻³, and the closest of them to 6 × 10⁻⁵. The fourth, crossing at frame 105, lies beyond the region where the line was fitted and where the curve has already begun to bend; the model is not expected to hold there and we report it rather than omit a held-out point that missed.</w:t>
+      </w:r>
+    </w:p>
+    <w:p>
+      <w:pPr>
+        <w:jc w:val="center"/>
+      </w:pPr>
+      <w:r>
+        <w:drawing>
+          <wp:inline distT="0" distB="0" distL="0" distR="0">
+            <wp:extent cx="5486400" cy="3331464"/>
+            <wp:docPr id="4001" name="Figure 4" descr="Official score against the         frame at which the risk curve crosses 0.5, for video-blind         submissions"/>
+            <a:graphic xmlns:a="http://schemas.openxmlformats.org/drawingml/2006/main">
+              <a:graphicData uri="http://schemas.openxmlformats.org/drawingml/2006/picture">
+                <pic:pic xmlns:pic="http://schemas.openxmlformats.org/drawingml/2006/picture">
+                  <pic:nvPicPr>
+                    <pic:cNvPr id="0" name="fig_decomposition.png"/>
+                    <pic:cNvPicPr/>
+                  </pic:nvPicPr>
+                  <pic:blipFill>
+                    <a:blip r:embed="rId900"/>
+                    <a:stretch>
+                      <a:fillRect/>
+                    </a:stretch>
+                  </pic:blipFill>
+                  <pic:spPr>
+                    <a:xfrm>
+                      <a:off x="0" y="0"/>
+                      <a:ext cx="5486400" cy="3331464"/>
+                    </a:xfrm>
+                    <a:prstGeom prst="rect">
+                      <a:avLst/>
+                    </a:prstGeom>
+                  </pic:spPr>
+                </pic:pic>
+              </a:graphicData>
+            </a:graphic>
+          </wp:inline>
+        </w:drawing>
+      </w:r>
+    </w:p>
+    <w:p>
+      <w:pPr>
+        <w:jc w:val="center"/>
+        <w:rPr>
+          <w:b/>
+          <w:bCs/>
+          <w:sz w:val="24"/>
+          <w:szCs w:val="24"/>
+          <w:lang w:val="en-IN"/>
+        </w:rPr>
+      </w:pPr>
+      <w:r>
+        <w:rPr>
+          <w:b/>
+          <w:bCs/>
+          <w:sz w:val="24"/>
+          <w:szCs w:val="24"/>
+          <w:lang w:val="en-IN"/>
+        </w:rPr>
+        <w:t xml:space="preserve">Figure 4: The official score is a straight line in the frame at which the alarm fires. Points are video-blind submissions scored by the organisers; the fit is over crossings up to frame 100. A constant crosses at frame 0.</w:t>
       </w:r>
     </w:p>
     <w:p>

--- a/paper/Precrash.docx
+++ b/paper/Precrash.docx
@@ -2509,7 +2509,7 @@
         </w:rPr>
         <w:drawing>
           <wp:inline distT="0" distB="0" distL="0" distR="0" wp14:anchorId="7D4A3F57" wp14:editId="0E30608E">
-            <wp:extent cx="5731510" cy="4792345"/>
+            <wp:extent cx="5731510" cy="4296484"/>
             <wp:effectExtent l="0" t="0" r="2540" b="8255"/>
             <wp:docPr id="817843146" name="Picture 1"/>
             <wp:cNvGraphicFramePr>
@@ -2537,7 +2537,7 @@
                   <pic:spPr>
                     <a:xfrm>
                       <a:off x="0" y="0"/>
-                      <a:ext cx="5731510" cy="4792345"/>
+                      <a:ext cx="5731510" cy="4296484"/>
                     </a:xfrm>
                     <a:prstGeom prst="rect">
                       <a:avLst/>
@@ -2581,7 +2581,7 @@
           <w:szCs w:val="24"/>
           <w:lang w:val="en-IN"/>
         </w:rPr>
-        <w:t>Figure 1: Overall System Architecture adopted for the accident anticipation</w:t>
+        <w:t xml:space="preserve">Figure 1: The pipeline as implemented. Dashed stages are the two analysed in Section 6: the monotone clamp forces the condition the stable-timing metric tests, and the temporal compression reported at each frame a score computed from a later one.</w:t>
       </w:r>
     </w:p>
     <w:p>
@@ -2643,85 +2643,6 @@
           <w:szCs w:val="24"/>
         </w:rPr>
         <w:t xml:space="preserve">Each clip arrives as 150 JPEG frames at 30 frames per second, five seconds long, with no audio; the distribution also supplies driver gaze maps and one caption per clip. Frames are resized to 224×224 with bicubic interpolation, the upper 20% and lower 8% are stripped to remove sky and bonnet, and per-frame normalisation handles exposure variation — which matters because a zero-shot pipeline cannot adapt to a distribution shift. Homography-based stabilisation against camera shake was specified in the design but is absent from the released code, so the motion signal is computed on unstabilised frames and the shake remains in it. That matters for the frame-difference proxy described below.</w:t>
-      </w:r>
-    </w:p>
-    <w:p>
-      <w:pPr>
-        <w:jc w:val="both"/>
-        <w:rPr>
-          <w:sz w:val="24"/>
-          <w:szCs w:val="24"/>
-        </w:rPr>
-      </w:pPr>
-      <w:r>
-        <w:rPr>
-          <w:noProof/>
-          <w:sz w:val="24"/>
-          <w:szCs w:val="24"/>
-          <w14:ligatures w14:val="standardContextual"/>
-        </w:rPr>
-        <w:lastRenderedPageBreak/>
-        <w:drawing>
-          <wp:inline distT="0" distB="0" distL="0" distR="0" wp14:anchorId="6E2BCBA6" wp14:editId="622001FF">
-            <wp:extent cx="5731510" cy="5793740"/>
-            <wp:effectExtent l="0" t="0" r="2540" b="0"/>
-            <wp:docPr id="1380009053" name="Picture 4"/>
-            <wp:cNvGraphicFramePr>
-              <a:graphicFrameLocks xmlns:a="http://schemas.openxmlformats.org/drawingml/2006/main" noChangeAspect="1"/>
-            </wp:cNvGraphicFramePr>
-            <a:graphic xmlns:a="http://schemas.openxmlformats.org/drawingml/2006/main">
-              <a:graphicData uri="http://schemas.openxmlformats.org/drawingml/2006/picture">
-                <pic:pic xmlns:pic="http://schemas.openxmlformats.org/drawingml/2006/picture">
-                  <pic:nvPicPr>
-                    <pic:cNvPr id="1380009053" name="Picture 1380009053"/>
-                    <pic:cNvPicPr/>
-                  </pic:nvPicPr>
-                  <pic:blipFill>
-                    <a:blip r:embed="rId7">
-                      <a:extLst>
-                        <a:ext uri="{28A0092B-C50C-407E-A947-70E740481C1C}">
-                          <a14:useLocalDpi xmlns:a14="http://schemas.microsoft.com/office/drawing/2010/main" val="0"/>
-                        </a:ext>
-                      </a:extLst>
-                    </a:blip>
-                    <a:stretch>
-                      <a:fillRect/>
-                    </a:stretch>
-                  </pic:blipFill>
-                  <pic:spPr>
-                    <a:xfrm>
-                      <a:off x="0" y="0"/>
-                      <a:ext cx="5731510" cy="5793740"/>
-                    </a:xfrm>
-                    <a:prstGeom prst="rect">
-                      <a:avLst/>
-                    </a:prstGeom>
-                  </pic:spPr>
-                </pic:pic>
-              </a:graphicData>
-            </a:graphic>
-          </wp:inline>
-        </w:drawing>
-      </w:r>
-    </w:p>
-    <w:p>
-      <w:pPr>
-        <w:jc w:val="center"/>
-        <w:rPr>
-          <w:b/>
-          <w:bCs/>
-          <w:sz w:val="24"/>
-          <w:szCs w:val="24"/>
-        </w:rPr>
-      </w:pPr>
-      <w:r>
-        <w:rPr>
-          <w:b/>
-          <w:bCs/>
-          <w:sz w:val="24"/>
-          <w:szCs w:val="24"/>
-        </w:rPr>
-        <w:t xml:space="preserve">Figure 2: Preprocessing pipeline for the multimodal video stream </w:t>
       </w:r>
     </w:p>
     <w:p>
@@ -3812,7 +3733,7 @@
           <w:sz w:val="24"/>
           <w:szCs w:val="24"/>
         </w:rPr>
-        <w:t xml:space="preserve">All 1,417 clips pass through the six-stage pipeline of Figure 3. Each clip, standardised to 150 frames bounded by its start and end frames, is fed to the three engines, which compute their curves in parallel.</w:t>
+        <w:t xml:space="preserve">All 1,417 clips pass through the pipeline of Figure 1. Each clip, standardised to 150 frames bounded by its start and end frames, is fed to the three engines, which compute their curves in parallel.</w:t>
       </w:r>
     </w:p>
     <w:p>
@@ -4305,55 +4226,6 @@
       </w:pPr>
     </w:p>
     <w:p>
-      <w:r>
-        <w:rPr>
-          <w:noProof/>
-          <w14:ligatures w14:val="standardContextual"/>
-        </w:rPr>
-        <w:drawing>
-          <wp:inline distT="0" distB="0" distL="0" distR="0" wp14:anchorId="77109BE6" wp14:editId="74BFAFAB">
-            <wp:extent cx="5494020" cy="4244993"/>
-            <wp:effectExtent l="0" t="0" r="0" b="3175"/>
-            <wp:docPr id="1814189454" name="Picture 1"/>
-            <wp:cNvGraphicFramePr>
-              <a:graphicFrameLocks xmlns:a="http://schemas.openxmlformats.org/drawingml/2006/main" noChangeAspect="1"/>
-            </wp:cNvGraphicFramePr>
-            <a:graphic xmlns:a="http://schemas.openxmlformats.org/drawingml/2006/main">
-              <a:graphicData uri="http://schemas.openxmlformats.org/drawingml/2006/picture">
-                <pic:pic xmlns:pic="http://schemas.openxmlformats.org/drawingml/2006/picture">
-                  <pic:nvPicPr>
-                    <pic:cNvPr id="1814189454" name="Picture 1814189454"/>
-                    <pic:cNvPicPr/>
-                  </pic:nvPicPr>
-                  <pic:blipFill>
-                    <a:blip r:embed="rId8">
-                      <a:extLst>
-                        <a:ext uri="{28A0092B-C50C-407E-A947-70E740481C1C}">
-                          <a14:useLocalDpi xmlns:a14="http://schemas.microsoft.com/office/drawing/2010/main" val="0"/>
-                        </a:ext>
-                      </a:extLst>
-                    </a:blip>
-                    <a:stretch>
-                      <a:fillRect/>
-                    </a:stretch>
-                  </pic:blipFill>
-                  <pic:spPr>
-                    <a:xfrm>
-                      <a:off x="0" y="0"/>
-                      <a:ext cx="5524506" cy="4268548"/>
-                    </a:xfrm>
-                    <a:prstGeom prst="rect">
-                      <a:avLst/>
-                    </a:prstGeom>
-                  </pic:spPr>
-                </pic:pic>
-              </a:graphicData>
-            </a:graphic>
-          </wp:inline>
-        </w:drawing>
-      </w:r>
-    </w:p>
-    <w:p>
       <w:pPr>
         <w:jc w:val="center"/>
         <w:rPr>
@@ -4363,26 +4235,6 @@
           <w:szCs w:val="24"/>
         </w:rPr>
       </w:pPr>
-    </w:p>
-    <w:p>
-      <w:pPr>
-        <w:jc w:val="center"/>
-        <w:rPr>
-          <w:b/>
-          <w:bCs/>
-          <w:sz w:val="24"/>
-          <w:szCs w:val="24"/>
-        </w:rPr>
-      </w:pPr>
-      <w:r>
-        <w:rPr>
-          <w:b/>
-          <w:bCs/>
-          <w:sz w:val="24"/>
-          <w:szCs w:val="24"/>
-        </w:rPr>
-        <w:t>Figure 3: Workflow with feature extraction and ensemble score computation</w:t>
-      </w:r>
     </w:p>
     <w:p>
       <w:pPr>
@@ -14077,7 +13929,7 @@
           <w:szCs w:val="24"/>
           <w:lang w:val="en-IN"/>
         </w:rPr>
-        <w:t xml:space="preserve">Figure 4: The official score is a straight line in the frame at which the alarm fires. Points are video-blind submissions scored by the organisers; the fit is over crossings up to frame 100. A constant crosses at frame 0.</w:t>
+        <w:t xml:space="preserve">Figure 2: The official score is a straight line in the frame at which the alarm fires. Points are video-blind submissions scored by the organisers; the fit is over crossings up to frame 100. A constant crosses at frame 0.</w:t>
       </w:r>
     </w:p>
     <w:p>

--- a/paper/Precrash.docx
+++ b/paper/Precrash.docx
@@ -25235,6 +25235,109 @@
           <w:szCs w:val="24"/>
         </w:rPr>
         <w:t xml:space="preserve">Three things are consequently cheap that were not. A video-blind control costs a single submission and settles in an afternoon whether a reported score is measuring a method or a metric; we would like it to become as routine as a majority-class baseline in classification. Probe submissions turn a leaderboard into a means of auditing a scorer whose code is closed, without labels and without the weights. And an earliness term that is bounded per clip and conditioned on a fixed operating point of the discrimination metric, rather than summed raw, gives the field a composite it can compare across corpora. Demonstrating that corrected protocol end to end on a benchmark that publishes its annotations — where the discrimination half can actually be computed, and where the question of what a bounded earliness term costs a real method can finally be answered — is the natural next study, and it is the one we intend.</w:t>
+      </w:r>
+    </w:p>
+    <w:p>
+      <w:pPr>
+        <w:pStyle w:val="ListParagraph"/>
+        <w:numPr>
+          <w:ilvl w:val="0"/>
+          <w:numId w:val="1"/>
+        </w:numPr>
+        <w:spacing w:after="120"/>
+        <w:rPr>
+          <w:rFonts w:eastAsia="Times New Roman"/>
+          <w:b/>
+          <w:bCs/>
+          <w:sz w:val="24"/>
+          <w:szCs w:val="24"/>
+        </w:rPr>
+      </w:pPr>
+      <w:r>
+        <w:rPr>
+          <w:rFonts w:eastAsia="Times New Roman"/>
+          <w:b/>
+          <w:bCs/>
+          <w:sz w:val="24"/>
+          <w:szCs w:val="24"/>
+        </w:rPr>
+        <w:t xml:space="preserve">COMPLIANCE AND DATA AVAILABILITY</w:t>
+      </w:r>
+    </w:p>
+    <w:p>
+      <w:pPr>
+        <w:spacing w:before="60" w:after="100" w:line="276" w:lineRule="auto"/>
+        <w:jc w:val="both"/>
+        <w:rPr>
+          <w:rFonts w:eastAsia="Times New Roman"/>
+          <w:sz w:val="24"/>
+          <w:szCs w:val="24"/>
+        </w:rPr>
+      </w:pPr>
+      <w:r>
+        <w:rPr>
+          <w:rFonts w:eastAsia="Times New Roman"/>
+          <w:sz w:val="24"/>
+          <w:szCs w:val="24"/>
+        </w:rPr>
+        <w:t xml:space="preserve">All submissions reported here were made through the competition's own late-submission facility, which the organisers left open after the closing date and which scores against the same private split. Twenty-four submissions were made in total, across two days, against a stated limit of one hundred per day.</w:t>
+      </w:r>
+    </w:p>
+    <w:p>
+      <w:pPr>
+        <w:spacing w:before="60" w:after="100" w:line="276" w:lineRule="auto"/>
+        <w:jc w:val="both"/>
+        <w:rPr>
+          <w:rFonts w:eastAsia="Times New Roman"/>
+          <w:sz w:val="24"/>
+          <w:szCs w:val="24"/>
+        </w:rPr>
+      </w:pPr>
+      <w:r>
+        <w:rPr>
+          <w:rFonts w:eastAsia="Times New Roman"/>
+          <w:sz w:val="24"/>
+          <w:szCs w:val="24"/>
+        </w:rPr>
+        <w:t xml:space="preserve">The competition's rules restrict the dataset to academic and non-commercial use, prohibit its redistribution, require that submissions be the entrant's own work, and reserve the right to disqualify unethical behaviour, of which the examples given are manual labelling of test data and multi-account cheating. None of these applies to the work reported here. Every probe is a curve we generated from a closed-form expression in the frame index; none was derived from, or informed by, any label. No rule addresses analysis of the scoring function, and none prohibits it. We redistribute no part of the dataset. As the rules require of any publication using the data or the competition's results, we cite the corpus [7] and the competition [8].</w:t>
+      </w:r>
+    </w:p>
+    <w:p>
+      <w:pPr>
+        <w:spacing w:before="60" w:after="100" w:line="276" w:lineRule="auto"/>
+        <w:jc w:val="both"/>
+        <w:rPr>
+          <w:rFonts w:eastAsia="Times New Roman"/>
+          <w:sz w:val="24"/>
+          <w:szCs w:val="24"/>
+        </w:rPr>
+      </w:pPr>
+      <w:r>
+        <w:rPr>
+          <w:rFonts w:eastAsia="Times New Roman"/>
+          <w:sz w:val="24"/>
+          <w:szCs w:val="24"/>
+        </w:rPr>
+        <w:t xml:space="preserve">Regarding the leaderboard: we report only scores that the competition publishes on its own public standings page, and we attribute nothing about any team's method, code or intent. Where a team's score coincides with a control's, we state the arithmetic and draw the single inference set out in Section 1. Teams are identified only as the competition itself identifies them.</w:t>
+      </w:r>
+    </w:p>
+    <w:p>
+      <w:pPr>
+        <w:spacing w:before="60" w:after="100" w:line="276" w:lineRule="auto"/>
+        <w:jc w:val="both"/>
+        <w:rPr>
+          <w:rFonts w:eastAsia="Times New Roman"/>
+          <w:sz w:val="24"/>
+          <w:szCs w:val="24"/>
+        </w:rPr>
+      </w:pPr>
+      <w:r>
+        <w:rPr>
+          <w:rFonts w:eastAsia="Times New Roman"/>
+          <w:sz w:val="24"/>
+          <w:szCs w:val="24"/>
+        </w:rPr>
+        <w:t xml:space="preserve">The submission files, the code that generated them, the complete score log and the scripts that produce both figures are released. Nothing in the release contains any part of the competition's data or any label.</w:t>
       </w:r>
     </w:p>
     <w:p>

--- a/paper/Precrash.docx
+++ b/paper/Precrash.docx
@@ -60,6 +60,12 @@
           <w:szCs w:val="24"/>
         </w:rPr>
         <w:t xml:space="preserve"> Dr. Sudaroli Dhananjeyan(Corresponding)</w:t>
+      </w:r>
+      <w:r>
+        <w:rPr>
+          <w:sz w:val="24"/>
+          <w:szCs w:val="24"/>
+        </w:rPr>
         <w:br/>
       </w:r>
       <w:r>
@@ -76,6 +82,12 @@
           <w:szCs w:val="24"/>
         </w:rPr>
         <w:t>Bengaluru,India</w:t>
+      </w:r>
+      <w:r>
+        <w:rPr>
+          <w:sz w:val="24"/>
+          <w:szCs w:val="24"/>
+        </w:rPr>
         <w:br/>
         <w:t xml:space="preserve">email :oli.sudar@gmail.com, orcid: </w:t>
       </w:r>
@@ -333,8 +345,24 @@
           <w:sz w:val="24"/>
           <w:szCs w:val="24"/>
         </w:rPr>
+        <w:t>Road traffic injury kills approximately 1.19 million people a year by the World Health Organization's count [1]. Many of those deaths are foreseeable in the seconds before they occur, which is what makes anticipation — as distinct from detection after the fact — worth pursuing, as the review of Zhang Y. et al. [2] sets out. The instrument is already in the vehicle: a dashcam holds the primary visual record of the road, the material Moura et al. [3] assembled into a public corpus. It is used almost entirely in retrospect. Whether it can be used prospectively is the question that motivated this work.</w:t>
+      </w:r>
+    </w:p>
+    <w:p>
+      <w:pPr>
+        <w:jc w:val="both"/>
+        <w:rPr>
+          <w:sz w:val="24"/>
+          <w:szCs w:val="24"/>
+        </w:rPr>
+      </w:pPr>
+      <w:r>
+        <w:rPr>
+          <w:sz w:val="24"/>
+          <w:szCs w:val="24"/>
+        </w:rPr>
         <w:lastRenderedPageBreak/>
-        <w:t xml:space="preserve">Road traffic injury kills approximately 1.19 million people a year by the World Health Organization's count [1]. Many of those deaths are foreseeable in the seconds before they occur, which is what makes anticipation — as distinct from detection after the fact — worth pursuing, as the review of Zhang Y. et al. [2] sets out. The instrument is already in the vehicle: a dashcam holds the primary visual record of the road, the material Moura et al. [3] assembled into a public corpus. It is used almost entirely in retrospect. Whether it can be used prospectively is the question that motivated this work.</w:t>
+        <w:t>We built a training-free system to find out: a zero-shot ensemble scoring each frame of a dashcam clip for collision risk from vision–language similarity, a motion signal and a text-anchored prior, with no accident supervision at any stage. We entered it in a public competition, where the organisers scored it against ground truth we never held. It placed ninth of thirteen.</w:t>
       </w:r>
     </w:p>
     <w:p>
@@ -350,8 +378,7 @@
           <w:sz w:val="24"/>
           <w:szCs w:val="24"/>
         </w:rPr>
-        <w:lastRenderedPageBreak/>
-        <w:t xml:space="preserve">We built a training-free system to find out: a zero-shot ensemble scoring each frame of a dashcam clip for collision risk from vision–language similarity, a motion signal and a text-anchored prior, with no accident supervision at any stage. We entered it in a public competition, where the organisers scored it against ground truth we never held. It placed ninth of thirteen.</w:t>
+        <w:t>This paper is not about that system. It is about what we found when we tried to understand the score it received.</w:t>
       </w:r>
     </w:p>
     <w:p>
@@ -367,8 +394,7 @@
           <w:sz w:val="24"/>
           <w:szCs w:val="24"/>
         </w:rPr>
-        <w:lastRenderedPageBreak/>
-        <w:t xml:space="preserve">This paper is not about that system. It is about what we found when we tried to understand the score it received.</w:t>
+        <w:t>The competition scores submissions with a composite metric: a weighted sum of average precision (AP), area under the ROC curve (AUC), and two earliness measures — time-to-accident (TTA) and stable time-to-accident (STTA) — each read at a risk threshold of 0.5. The composition is intuitive, and it is becoming common. An anticipator should both separate accident clips from normal driving and raise the alarm early, and summing terms that measure each seems a reasonable way to ask for both.</w:t>
       </w:r>
     </w:p>
     <w:p>
@@ -384,8 +410,7 @@
           <w:sz w:val="24"/>
           <w:szCs w:val="24"/>
         </w:rPr>
-        <w:lastRenderedPageBreak/>
-        <w:t xml:space="preserve">The competition scores submissions with a composite metric: a weighted sum of average precision (AP), area under the ROC curve (AUC), and two earliness measures — time-to-accident (TTA) and stable time-to-accident (STTA) — each read at a risk threshold of 0.5. The composition is intuitive, and it is becoming common. An anticipator should both separate accident clips from normal driving and raise the alarm early, and summing terms that measure each seems a reasonable way to ask for both.</w:t>
+        <w:t>It is not. AP and AUC are bounded on the unit interval; TTA and STTA are counted in frames and bounded only by the clip, which is 150 frames here. Summing a bounded quantity with an unbounded one lets the unbounded one decide the ranking, and here the timing terms are worth 5.70 times what discrimination contributes to a submission that reads nothing. Worse, the two share a trivial global maximiser: a score that exceeds 0.5 at frame 0 and never falls attains, on every clip, the largest value that clip admits for both. No method that reads the video can exceed it; a method can only match it and then compete on AP and AUC, worth 0.35105 to a blind submission.</w:t>
       </w:r>
     </w:p>
     <w:p>
@@ -401,8 +426,7 @@
           <w:sz w:val="24"/>
           <w:szCs w:val="24"/>
         </w:rPr>
-        <w:lastRenderedPageBreak/>
-        <w:t xml:space="preserve">It is not. AP and AUC are bounded on the unit interval; TTA and STTA are counted in frames and bounded only by the clip, which is 150 frames here. Summing a bounded quantity with an unbounded one lets the unbounded one decide the ranking, and here the timing terms are worth 5.70 times what discrimination contributes to a submission that reads nothing. Worse, the two share a trivial global maximiser: a score that exceeds 0.5 at frame 0 and never falls attains, on every clip, the largest value that clip admits for both. No method that reads the video can exceed it; a method can only match it and then compete on AP and AUC, worth 0.35105 to a blind submission.</w:t>
+        <w:t>So we submitted the constant. It scored 2.35291 against a winning score of 2.50165, matching the eighth-placed team at the precision the leaderboard displays.</w:t>
       </w:r>
     </w:p>
     <w:p>
@@ -418,25 +442,7 @@
           <w:sz w:val="24"/>
           <w:szCs w:val="24"/>
         </w:rPr>
-        <w:lastRenderedPageBreak/>
-        <w:t xml:space="preserve">So we submitted the constant. It scored 2.35291 against a winning score of 2.50165, matching the eighth-placed team at the precision the leaderboard displays.</w:t>
-      </w:r>
-    </w:p>
-    <w:p>
-      <w:pPr>
-        <w:jc w:val="both"/>
-        <w:rPr>
-          <w:sz w:val="24"/>
-          <w:szCs w:val="24"/>
-        </w:rPr>
-      </w:pPr>
-      <w:r>
-        <w:rPr>
-          <w:sz w:val="24"/>
-          <w:szCs w:val="24"/>
-        </w:rPr>
-        <w:lastRenderedPageBreak/>
-        <w:t xml:space="preserve">The contributions of this work are as follows.</w:t>
+        <w:t>The contributions of this work are as follows.</w:t>
       </w:r>
     </w:p>
     <w:p>
@@ -457,7 +463,7 @@
           <w:sz w:val="24"/>
           <w:szCs w:val="24"/>
         </w:rPr>
-        <w:t xml:space="preserve">A measured demonstration on a live benchmark. A video-blind constant matches the eighth-placed private score and exceeds five of thirteen teams, our own included. Every leaderboard score here was computed by the competition's scoring service against ground truth we do not have; derived quantities are our arithmetic on those scores and are marked as such.</w:t>
+        <w:t>A measured demonstration on a live benchmark. A video-blind constant matches the eighth-placed private score and exceeds five of thirteen teams, our own included. Every leaderboard score here was computed by the competition's scoring service against ground truth we do not have; derived quantities are our arithmetic on those scores and are marked as such.</w:t>
       </w:r>
     </w:p>
     <w:p>
@@ -478,7 +484,7 @@
           <w:sz w:val="24"/>
           <w:szCs w:val="24"/>
         </w:rPr>
-        <w:t xml:space="preserve">A black-box decomposition. Video-blind probes, built so that unknown terms cancel under differencing, separate a metric whose weights are undisclosed and whose labels are withheld — recovering the discrimination floor, both timing terms, the slope in the crossing frame, and the accident-onset distribution.</w:t>
+        <w:t>A black-box decomposition. Video-blind probes, built so that unknown terms cancel under differencing, separate a metric whose weights are undisclosed and whose labels are withheld — recovering the discrimination floor, both timing terms, the slope in the crossing frame, and the accident-onset distribution.</w:t>
       </w:r>
     </w:p>
     <w:p>
@@ -499,7 +505,7 @@
           <w:sz w:val="24"/>
           <w:szCs w:val="24"/>
         </w:rPr>
-        <w:t xml:space="preserve">Evidence that the published definition does not reproduce the scorer. Three curves crossing at the same frame, with identical values at the crossing, score 0.091 apart; under the stated formula they must be equal. The score cannot be computed from the published definition even given the labels.</w:t>
+        <w:t>Evidence that the published definition does not reproduce the scorer. Three curves crossing at the same frame, with identical values at the crossing, score 0.091 apart; under the stated formula they must be equal. The score cannot be computed from the published definition even given the labels.</w:t>
       </w:r>
     </w:p>
     <w:p>
@@ -520,7 +526,7 @@
           <w:sz w:val="24"/>
           <w:szCs w:val="24"/>
         </w:rPr>
-        <w:t xml:space="preserve">A case study in which we are the subject, and a six-point protocol. Our own entry scores below the constant and we report it. The protocol's first item — report a video-blind control with every result — costs an afternoon and would have caught this.</w:t>
+        <w:t>A case study in which we are the subject, and a six-point protocol. Our own entry scores below the constant and we report it. The protocol's first item — report a video-blind control with every result — costs an afternoon and would have caught this.</w:t>
       </w:r>
     </w:p>
     <w:p>
@@ -536,8 +542,21 @@
           <w:sz w:val="24"/>
           <w:szCs w:val="24"/>
         </w:rPr>
-        <w:lastRenderedPageBreak/>
-        <w:t xml:space="preserve">One point of scope, because this paper prints a number beside other teams' numbers. We make no claim about any other submission or published method: we did not re-run anyone's system, and could not have evaluated it if we had, because the labels are withheld from every entrant. Where a leaderboard score is numerically identical to a control's, we state that arithmetic fact and draw one inference — the metric assigns the two submissions the same value. A whole family of curves receives it, which is precisely the property under examination.</w:t>
+        <w:t xml:space="preserve">One point of scope, because this paper prints a number </w:t>
+      </w:r>
+      <w:r>
+        <w:rPr>
+          <w:sz w:val="24"/>
+          <w:szCs w:val="24"/>
+        </w:rPr>
+        <w:t>beside other teams’ number</w:t>
+      </w:r>
+      <w:r>
+        <w:rPr>
+          <w:sz w:val="24"/>
+          <w:szCs w:val="24"/>
+        </w:rPr>
+        <w:t>. We make no claim about any other submission or published method: we did not re-run anyone's system, and could not have evaluated it if we had, because the labels are withheld from every entrant. Where a leaderboard score is numerically identical to a control's, we state that arithmetic fact and draw one inference — the metric assigns the two submissions the same value. A whole family of curves receives it, which is precisely the property under examination.</w:t>
       </w:r>
     </w:p>
     <w:p>
@@ -553,8 +572,7 @@
           <w:sz w:val="24"/>
           <w:szCs w:val="24"/>
         </w:rPr>
-        <w:lastRenderedPageBreak/>
-        <w:t xml:space="preserve">Section 2 reviews the field's evaluation practice, Section 3 states the benchmark and its metric, and Section 4 describes the system, the controls and the probes. Section 5 reports the measurements, Section 6 analyses why the composition fails, and Sections 7 to 9 give the protocol, the limitations and the conclusion.</w:t>
+        <w:t>Section 2 reviews the field's evaluation practice, Section 3 states the benchmark and its metric, and Section 4 describes the system, the controls and the probes. Section 5 reports the measurements, Section 6 analyses why the composition fails, and Sections 7 to 9 give the protocol, the limitations and the conclusion.</w:t>
       </w:r>
     </w:p>
     <w:p>
@@ -590,6 +608,7 @@
           <w:sz w:val="24"/>
           <w:szCs w:val="24"/>
         </w:rPr>
+        <w:lastRenderedPageBreak/>
         <w:t>RELATED WORK AND EVALUATION PRACTICE</w:t>
       </w:r>
     </w:p>
@@ -630,7 +649,7 @@
           <w:sz w:val="24"/>
           <w:szCs w:val="24"/>
         </w:rPr>
-        <w:t xml:space="preserve">Anticipation is a different and harder problem than detection. In detection the task is to identify what is present in the scene — a vehicle, a pedestrian, a traffic light — or what is being done in it, and to classify it; the evidence is in the frame, as in the unsupervised detection work of Liu et al. [17]. In anticipation the object of the prediction is an event that may or may not occur, so the model is asked to reason forward from evidence that is ambiguous and intermittent.</w:t>
+        <w:t>Anticipation is a different and harder problem than detection. In detection the task is to identify what is present in the scene — a vehicle, a pedestrian, a traffic light — or what is being done in it, and to classify it; the evidence is in the frame, as in the unsupervised detection work of Liu et al. [17]. In anticipation the object of the prediction is an event that may or may not occur, so the model is asked to reason forward from evidence that is ambiguous and intermittent.</w:t>
       </w:r>
     </w:p>
     <w:p>
@@ -649,7 +668,7 @@
           <w:sz w:val="24"/>
           <w:szCs w:val="24"/>
         </w:rPr>
-        <w:t xml:space="preserve">What makes that reasoning possible is the precursor state: a visual signal that danger is developing before anything has happened. A driver on a highway notices that the car fifty metres ahead has drifted twenty centimetres to the right and lost a little speed. No brake has been applied and no collision has occurred, but the drift and the deceleration together indicate drowsiness or distraction. An anticipation model must read signals of the same kind, and the precursors available to it are of the same kind: deviation from an expected vehicle track, congestion patterns, and the projected intersection of two objects extrapolated from their current motion — the basis on which Yao et al. [18] treat an accident as a departure from predicted trajectories.</w:t>
+        <w:t>What makes that reasoning possible is the precursor state: a visual signal that danger is developing before anything has happened. A driver on a highway notices that the car fifty metres ahead has drifted twenty centimetres to the right and lost a little speed. No brake has been applied and no collision has occurred, but the drift and the deceleration together indicate drowsiness or distraction. An anticipation model must read signals of the same kind, and the precursors available to it are of the same kind: deviation from an expected vehicle track, congestion patterns, and the projected intersection of two objects extrapolated from their current motion — the basis on which Yao et al. [18] treat an accident as a departure from predicted trajectories.</w:t>
       </w:r>
     </w:p>
     <w:p>
@@ -706,8 +725,7 @@
           <w:sz w:val="24"/>
           <w:szCs w:val="24"/>
         </w:rPr>
-        <w:lastRenderedPageBreak/>
-        <w:t xml:space="preserve">Supervised architectures built on this foundation combine convolutional feature extractors with recurrent or attention-based temporal models trained on labelled dashcam footage, in the line running from Chan et al. [4] and Bao et al. [5] through Karim et al. [6] to Kandacharam et al. [16]. Their shared limitation is dependence on the labelled corpus. Performance degrades on road geometry, weather and traffic culture not represented in training, and collision labels are expensive and rare, which Zhang Y. et al. [2] identify as a persistent constraint on the field.</w:t>
+        <w:t>Supervised architectures built on this foundation combine convolutional feature extractors with recurrent or attention-based temporal models trained on labelled dashcam footage, in the line running from Chan et al. [4] and Bao et al. [5] through Karim et al. [6] to Kandacharam et al. [16]. Their shared limitation is dependence on the labelled corpus. Performance degrades on road geometry, weather and traffic culture not represented in training, and collision labels are expensive and rare, which Zhang Y. et al. [2] identify as a persistent constraint on the field.</w:t>
       </w:r>
     </w:p>
     <w:p>
@@ -726,7 +744,7 @@
           <w:sz w:val="24"/>
           <w:szCs w:val="24"/>
         </w:rPr>
-        <w:t xml:space="preserve">Self-supervised and unsupervised alternatives reduce that dependence. Yao et al. [18] treat accidents as anomalies in predicted object trajectories, removing the need for accident labels entirely. Liu et al. [17], in SCTNet, apply a causality-guided spatiotemporal diffusion network to unsupervised detection, and Zhong et al. [19] use contrastive feature-consistency representation with soft-label regression for early anticipation on DAD and CCD.</w:t>
+        <w:t>Self-supervised and unsupervised alternatives reduce that dependence. Yao et al. [18] treat accidents as anomalies in predicted object trajectories, removing the need for accident labels entirely. Liu et al. [17], in SCTNet, apply a causality-guided spatiotemporal diffusion network to unsupervised detection, and Zhong et al. [19] use contrastive feature-consistency representation with soft-label regression for early anticipation on DAD and CCD.</w:t>
       </w:r>
     </w:p>
     <w:p>
@@ -745,7 +763,16 @@
           <w:sz w:val="24"/>
           <w:szCs w:val="24"/>
         </w:rPr>
-        <w:t>Two lines of work deserve particular attention here, because they anticipate part of this paper's subject. Pjetri et al. [20] train with a self-supervised objective requiring the predicted danger score to be non-decreasing as the collision approaches, and Zou et al. [21] introduce an adaptive monotonic constraint loss with the same intent, evaluated on MM-AU and Nexar. Both are well-motivated responses to score oscillation and we make no criticism of either. But both also illustrate the hazard this paper examines. A risk score constrained not to fall is, by construction, closer to the maximiser of a threshold-crossing timing metric than a score that is free to fall. The metric therefore cannot separate the benefit of the constraint from the artefact of it, and neither paper reports a control that would.</w:t>
+        <w:t xml:space="preserve">Two lines of work deserve particular attention here, because they anticipate part of this paper's subject. Pjetri et al. [20] train with a self-supervised objective requiring the predicted danger </w:t>
+      </w:r>
+      <w:r>
+        <w:rPr>
+          <w:rFonts w:eastAsia="Times New Roman"/>
+          <w:sz w:val="24"/>
+          <w:szCs w:val="24"/>
+        </w:rPr>
+        <w:lastRenderedPageBreak/>
+        <w:t>score to be non-decreasing as the collision approaches, and Zou et al. [21] introduce an adaptive monotonic constraint loss with the same intent, evaluated on MM-AU and Nexar. Both are well-motivated responses to score oscillation and we make no criticism of either. But both also illustrate the hazard this paper examines. A risk score constrained not to fall is, by construction, closer to the maximiser of a threshold-crossing timing metric than a score that is free to fall. The metric therefore cannot separate the benefit of the constraint from the artefact of it, and neither paper reports a control that would.</w:t>
       </w:r>
     </w:p>
     <w:p>
@@ -785,7 +812,7 @@
           <w:sz w:val="24"/>
           <w:szCs w:val="24"/>
         </w:rPr>
-        <w:t xml:space="preserve">Radford et al. [9] demonstrated with CLIP that contrastive pretraining on 400 million image–text pairs yields a model whose zero-shot classification and retrieval transfer without task-specific supervision. Instruction-tuned multimodal models — LLaVA, from Liu et al. [11], and the InternVL series of Chen et al. [12] — extend this to open-ended scene description and reasoning, at substantially higher inference cost per frame. Motion is the other signal these systems draw on: dense optical flow, for which the RAFT estimator of Teed and Deng [10] is the modern standard, yields pixel-level motion fields, while frame differencing is the cheap approximation. Section 4 states which of the two the system examined here uses, and declines to assert an accuracy-for-compute trade-off that was not measured.</w:t>
+        <w:t>Radford et al. [9] demonstrated with CLIP that contrastive pretraining on 400 million image–text pairs yields a model whose zero-shot classification and retrieval transfer without task-specific supervision. Instruction-tuned multimodal models — LLaVA, from Liu et al. [11], and the InternVL series of Chen et al. [12] — extend this to open-ended scene description and reasoning, at substantially higher inference cost per frame. Motion is the other signal these systems draw on: dense optical flow, for which the RAFT estimator of Teed and Deng [10] is the modern standard, yields pixel-level motion fields, while frame differencing is the cheap approximation. Section 4 states which of the two the system examined here uses, and declines to assert an accuracy-for-compute trade-off that was not measured.</w:t>
       </w:r>
     </w:p>
     <w:p>
@@ -804,7 +831,7 @@
           <w:sz w:val="24"/>
           <w:szCs w:val="24"/>
         </w:rPr>
-        <w:t xml:space="preserve">Applied to traffic safety, these models have mostly been used for accident understanding rather than anticipation. Zhang R. et al. [15] deploy multimodal large language models for video-based accident analysis, showing that language-level reasoning surfaces causal structure that purely visual models miss. Zhang J. et al. [14] integrate scene-level context with visual perception for risk anticipation. Liao et al. [13] add chain-of-thought reasoning to a multimodal large language model and report improved anticipation. These systems require fine-tuning, a large-model inference pipeline, or both.</w:t>
+        <w:t>Applied to traffic safety, these models have mostly been used for accident understanding rather than anticipation. Zhang R. et al. [15] deploy multimodal large language models for video-based accident analysis, showing that language-level reasoning surfaces causal structure that purely visual models miss. Zhang J. et al. [14] integrate scene-level context with visual perception for risk anticipation. Liao et al. [13] add chain-of-thought reasoning to a multimodal large language model and report improved anticipation. These systems require fine-tuning, a large-model inference pipeline, or both.</w:t>
       </w:r>
     </w:p>
     <w:p>
@@ -823,9 +850,7 @@
           <w:sz w:val="24"/>
           <w:szCs w:val="24"/>
         </w:rPr>
-        <w:t xml:space="preserve">Training-free work has appeared very recently. Thakur and Talele [24] combine frame-difference peak detection, Farnebäck optical flow and CLIP prompt matching with no fine-tuning; Saha et al. [22] propose a coarse-to-fine vision–language-model tracking pipeline; and Singh et al. [23] use metadata-aware multi-prompt reasoning. All three target the detection, localisation or classification of an accident in surveillance video, and none reports a time-to-accident metric. Zero-shot anticipation evaluated on a timing metric therefore remains sparse, </w:t>
-        <w:lastRenderedPageBreak/>
-        <w:t>which is what motivated the system described in Section 4 and why it was submitted to a competition rather than scored locally.</w:t>
+        <w:t>Training-free work has appeared very recently. Thakur and Talele [24] combine frame-difference peak detection, Farnebäck optical flow and CLIP prompt matching with no fine-tuning; Saha et al. [22] propose a coarse-to-fine vision–language-model tracking pipeline; and Singh et al. [23] use metadata-aware multi-prompt reasoning. All three target the detection, localisation or classification of an accident in surveillance video, and none reports a time-to-accident metric. Zero-shot anticipation evaluated on a timing metric therefore remains sparse, which is what motivated the system described in Section 4 and why it was submitted to a competition rather than scored locally.</w:t>
       </w:r>
     </w:p>
     <w:p>
@@ -865,7 +890,7 @@
           <w:sz w:val="24"/>
           <w:szCs w:val="24"/>
         </w:rPr>
-        <w:t xml:space="preserve">The Dashcam Accident Dataset of Chan et al. [4] and the Car Crash Dataset of Bao et al. [5] remain the standard labelled benchmarks and publish their annotations, which is what would make the corrected protocol of Section 7 computable on them. MM-AU, released by Fang et al. [7], is a large ego-view corpus of 11,727 accident videos with object boxes and video–text pairs across 58 accident-reason categories. The Nexar dashcam collision prediction dataset of Moura et al. [3] is a separate resource, by a separate group, of roughly 1,500 clips released for a public challenge. The two are sometimes conflated in the literature and should not be.</w:t>
+        <w:t>The Dashcam Accident Dataset of Chan et al. [4] and the Car Crash Dataset of Bao et al. [5] remain the standard labelled benchmarks and publish their annotations, which is what would make the corrected protocol of Section 7 computable on them. MM-AU, released by Fang et al. [7], is a large ego-view corpus of 11,727 accident videos with object boxes and video–text pairs across 58 accident-reason categories. The Nexar dashcam collision prediction dataset of Moura et al. [3] is a separate resource, by a separate group, of roughly 1,500 clips released for a public challenge. The two are sometimes conflated in the literature and should not be.</w:t>
       </w:r>
     </w:p>
     <w:p>
@@ -884,7 +909,16 @@
           <w:sz w:val="24"/>
           <w:szCs w:val="24"/>
         </w:rPr>
-        <w:t xml:space="preserve">The benchmark examined in this paper, released by AUTOPILOT [8], distributes a curated 1,417-clip subset of MM-AU. Its labels are withheld from entrants and exposed only through a leaderboard. That design is legitimate, and it is what makes the measurements of Section 5 third-party rather than self-reported. It also removes every locally computable check an entrant might otherwise apply, a consequence Section 3 develops.</w:t>
+        <w:t xml:space="preserve">The benchmark examined in this paper, released by AUTOPILOT [8], distributes a curated 1,417-clip subset of MM-AU. Its labels are withheld from entrants and exposed only through </w:t>
+      </w:r>
+      <w:r>
+        <w:rPr>
+          <w:rFonts w:eastAsia="Times New Roman"/>
+          <w:sz w:val="24"/>
+          <w:szCs w:val="24"/>
+        </w:rPr>
+        <w:lastRenderedPageBreak/>
+        <w:t>a leaderboard. That design is legitimate, and it is what makes the measurements of Section 5 third-party rather than self-reported. It also removes every locally computable check an entrant might otherwise apply, a consequence Section 3 develops.</w:t>
       </w:r>
     </w:p>
     <w:p>
@@ -924,7 +958,7 @@
           <w:sz w:val="24"/>
           <w:szCs w:val="24"/>
         </w:rPr>
-        <w:t xml:space="preserve">The convention of Karim et al. [6] pairs timing with discrimination and fixes an operating point. Competitions need something that convention does not supply: a total order over submissions. The natural way to obtain one is to sum the metrics into a single score, and that is what the benchmark studied here does, adding two threshold-crossing timing terms to average precision and area under the ROC curve, as the evaluation page of AUTOPILOT [8] sets out.</w:t>
+        <w:t>The convention of Karim et al. [6] pairs timing with discrimination and fixes an operating point. Competitions need something that convention does not supply: a total order over submissions. The natural way to obtain one is to sum the metrics into a single score, and that is what the benchmark studied here does, adding two threshold-crossing timing terms to average precision and area under the ROC curve, as the evaluation page of AUTOPILOT [8] sets out.</w:t>
       </w:r>
     </w:p>
     <w:p>
@@ -981,8 +1015,7 @@
           <w:sz w:val="24"/>
           <w:szCs w:val="24"/>
         </w:rPr>
-        <w:lastRenderedPageBreak/>
-        <w:t xml:space="preserve">Accident anticipation has every precondition those episodes had. It reports a timing metric whose maximiser is trivial. It is moving toward composite single-number scores. Its newest benchmarks withhold labels, so an entrant cannot compute the discrimination half at all and must develop against a locally computable proxy — and the only proxy that is locally computable is the shape of one's own risk curve, which a constant maximises. Yet of the works surveyed in this section that report anticipation results on average precision, area under the curve, time-to-accident or a composite of these, we found none that reports them alongside an input-independent control — a baseline whose per-frame risk output is a function of the frame index alone. Two of the benchmark papers examined here, those of Moura et al. [3] and Fang et al. [7], publish no anticipation scores of their own and so do not bear on the point. That absence, rather than any defect in any particular method, is what this paper addresses.</w:t>
+        <w:t>Accident anticipation has every precondition those episodes had. It reports a timing metric whose maximiser is trivial. It is moving toward composite single-number scores. Its newest benchmarks withhold labels, so an entrant cannot compute the discrimination half at all and must develop against a locally computable proxy — and the only proxy that is locally computable is the shape of one's own risk curve, which a constant maximises. Yet of the works surveyed in this section that report anticipation results on average precision, area under the curve, time-to-accident or a composite of these, we found none that reports them alongside an input-independent control — a baseline whose per-frame risk output is a function of the frame index alone. Two of the benchmark papers examined here, those of Moura et al. [3] and Fang et al. [7], publish no anticipation scores of their own and so do not bear on the point. That absence, rather than any defect in any particular method, is what this paper addresses.</w:t>
       </w:r>
     </w:p>
     <w:p>
@@ -1001,7 +1034,16 @@
           <w:sz w:val="24"/>
           <w:szCs w:val="24"/>
         </w:rPr>
-        <w:t>This is not to say that the timing metrics have gone unquestioned. Zhao et al. [30] observe that the standard time-to-accident calculation credits a false alarm in a safe scene with the interval to some later, causally unrelated collision, producing what they call artificially inflated estimates. Goldshmidt et al. [31] report that baseline methods on Nexar make physically implausible predictions nine to ten seconds before a collision. Most directly, Caselli et al. [32] publish on Nexar a table in which two established anticipation methods record areas under the curve of 45.5 and 41.0 — below chance — beside mean times-to-accident of 10.216 and 10.263 seconds. A method that cannot separate accident clips from normal ones is there credited with ten seconds of anticipation, which is this paper's argument already legible in someone else's results table. What these accounts share is that the pathology is noticed as an anomaly in the numbers of trained models. None of them isolates it, and none reports what a submission that reads nothing would score.</w:t>
+        <w:t xml:space="preserve">This is not to say that the timing metrics have gone unquestioned. Zhao et al. [30] observe that the standard time-to-accident calculation credits a false alarm in a safe scene with the interval to some later, causally unrelated collision, producing what they call artificially inflated estimates. Goldshmidt et al. [31] report that baseline methods on Nexar make physically implausible predictions nine to ten seconds before a collision. Most directly, Caselli et al. [32] </w:t>
+      </w:r>
+      <w:r>
+        <w:rPr>
+          <w:rFonts w:eastAsia="Times New Roman"/>
+          <w:sz w:val="24"/>
+          <w:szCs w:val="24"/>
+        </w:rPr>
+        <w:lastRenderedPageBreak/>
+        <w:t>publish on Nexar a table in which two established anticipation methods record areas under the curve of 45.5 and 41.0 — below chance — beside mean times-to-accident of 10.216 and 10.263 seconds. A method that cannot separate accident clips from normal ones is there credited with ten seconds of anticipation, which is this paper's argument already legible in someone else's results table. What these accounts share is that the pathology is noticed as an anomaly in the numbers of trained models. None of them isolates it, and none reports what a submission that reads nothing would score.</w:t>
       </w:r>
     </w:p>
     <w:p>
@@ -1117,8 +1159,7 @@
           <w:sz w:val="24"/>
           <w:szCs w:val="24"/>
         </w:rPr>
-        <w:lastRenderedPageBreak/>
-        <w:t xml:space="preserve">We are equally explicit about what is not new. Monotonicity constraints on risk scores are prior work, due to Pjetri et al. [20] and Zou et al. [21], and this paper claims none. Training-free pipelines combining CLIP with a motion signal already exist, as Thakur and Talele [24] show. Nor is the general idea that a benchmark can be satisfied by a degenerate submission new, and the specific suspicion that time-to-accident is inflatable has been voiced before by Zhao et al. [30], Goldshmidt et al. [31] and Caselli et al. [32], as has the use of a blind control on an adjacent traffic-video task by Korkut et al. [29]. What is new is the measurement of how far it goes on this class of metric, and the demonstration that the measurement can be made from outside the competition that holds the labels.</w:t>
+        <w:t>We are equally explicit about what is not new. Monotonicity constraints on risk scores are prior work, due to Pjetri et al. [20] and Zou et al. [21], and this paper claims none. Training-free pipelines combining CLIP with a motion signal already exist, as Thakur and Talele [24] show. Nor is the general idea that a benchmark can be satisfied by a degenerate submission new, and the specific suspicion that time-to-accident is inflatable has been voiced before by Zhao et al. [30], Goldshmidt et al. [31] and Caselli et al. [32], as has the use of a blind control on an adjacent traffic-video task by Korkut et al. [29]. What is new is the measurement of how far it goes on this class of metric, and the demonstration that the measurement can be made from outside the competition that holds the labels.</w:t>
       </w:r>
     </w:p>
     <w:p>
@@ -1194,7 +1235,16 @@
           <w:sz w:val="24"/>
           <w:szCs w:val="24"/>
         </w:rPr>
-        <w:t xml:space="preserve">The measurements in this paper were made on Zero-shot Accident Anticipation, the public competition hosted on Kaggle by AUTOPILOT [8]. It ran from 17 February to 15 April 2026 and drew 59 entrants, 20 participants and 13 teams across 194 submissions. Late submission remains open and is scored against the same data splits, which is how the experiments of Section 5 were run after the closing date. Every figure in this section was read from the competition's Overview, Evaluation, Data and Leaderboard pages on 31 August 2026.</w:t>
+        <w:t xml:space="preserve">The measurements in this paper were made on Zero-shot Accident Anticipation, the public competition hosted on Kaggle by AUTOPILOT [8]. It ran from 17 February to 15 April 2026 and drew 59 entrants, 20 participants and 13 teams across 194 submissions. Late submission </w:t>
+      </w:r>
+      <w:r>
+        <w:rPr>
+          <w:rFonts w:eastAsia="Times New Roman"/>
+          <w:sz w:val="24"/>
+          <w:szCs w:val="24"/>
+        </w:rPr>
+        <w:lastRenderedPageBreak/>
+        <w:t>remains open and is scored against the same data splits, which is how the experiments of Section 5 were run after the closing date. Every figure in this section was read from the competition's Overview, Evaluation, Data and Leaderboard pages on 31 August 2026.</w:t>
       </w:r>
     </w:p>
     <w:p>
@@ -1253,7 +1303,7 @@
           <w:sz w:val="24"/>
           <w:szCs w:val="24"/>
         </w:rPr>
-        <w:t xml:space="preserve">The corpus is a curated 1,417-clip subset of the MM-AU corpus of Fang et al. [7]. Every clip is exactly 150 frames at 30 frames per second, five seconds long, and is distributed as a directory of JPEG frames rather than as an encoded video file. Alongside the frames the distribution supplies driver gaze maps and one short text caption per clip. The competition documentation describes five scene categories — highway, urban, rural, mountainous and tunnel — together with rare weather (rain, snow, fog) and lighting (night) conditions. There is no training split; the competition is inference-only by design, which is what the word zero-shot denotes in its title.</w:t>
+        <w:t>The corpus is a curated 1,417-clip subset of the MM-AU corpus of Fang et al. [7]. Every clip is exactly 150 frames at 30 frames per second, five seconds long, and is distributed as a directory of JPEG frames rather than as an encoded video file. Alongside the frames the distribution supplies driver gaze maps and one short text caption per clip. The competition documentation describes five scene categories — highway, urban, rural, mountainous and tunnel — together with rare weather (rain, snow, fog) and lighting (night) conditions. There is no training split; the competition is inference-only by design, which is what the word zero-shot denotes in its title.</w:t>
       </w:r>
     </w:p>
     <w:p>
@@ -1312,7 +1362,7 @@
           <w:sz w:val="24"/>
           <w:szCs w:val="24"/>
         </w:rPr>
-        <w:t xml:space="preserve">One consequence deserves emphasis, because the rest of this paper turns on it. Average precision, area under the ROC curve, a false-positive rate, and any time-to-accident measured to a true onset are not computable by any entrant. An entrant who wants to measure progress locally must substitute something, and the only quantities computable from a submission alone are properties of the risk curve's own shape: the frame at which it crosses the threshold, whether it falls back afterwards, how steeply it rises. Section 4 records that we did exactly this — the encoder in Table 1 was chosen on crossover frame — and Section 5 measures what that proxy is worth.</w:t>
+        <w:t>One consequence deserves emphasis, because the rest of this paper turns on it. Average precision, area under the ROC curve, a false-positive rate, and any time-to-accident measured to a true onset are not computable by any entrant. An entrant who wants to measure progress locally must substitute something, and the only quantities computable from a submission alone are properties of the risk curve's own shape: the frame at which it crosses the threshold, whether it falls back afterwards, how steeply it rises. Section 4 records that we did exactly this — the encoder in Table 1 was chosen on crossover frame — and Section 5 measures what that proxy is worth.</w:t>
       </w:r>
     </w:p>
     <w:p>
@@ -1331,9 +1381,7 @@
           <w:sz w:val="24"/>
           <w:szCs w:val="24"/>
         </w:rPr>
-        <w:t xml:space="preserve">A second consequence is worth recording without overstating it. The captions describe outcomes. Seventy-nine distinct captions cover the 1,417 clips, the most frequent being “lead vehicle stops” (146 clips), “a vehicle controls loss” (144) and “ego-car controls loss” (133). They state what happens, and they are supplied at inference time, so a method conditioned on </w:t>
-        <w:lastRenderedPageBreak/>
-        <w:t>them has access to the outcome it is being asked to anticipate. The system described in this section does not use them; it manufactures its own text anchors from a motion statistic. We identify the hazard and do not quantify it.</w:t>
+        <w:t>A second consequence is worth recording without overstating it. The captions describe outcomes. Seventy-nine distinct captions cover the 1,417 clips, the most frequent being “lead vehicle stops” (146 clips), “a vehicle controls loss” (144) and “ego-car controls loss” (133). They state what happens, and they are supplied at inference time, so a method conditioned on them has access to the outcome it is being asked to anticipate. The system described in this section does not use them; it manufactures its own text anchors from a motion statistic. We identify the hazard and do not quantify it.</w:t>
       </w:r>
     </w:p>
     <w:p>
@@ -1411,6 +1459,7 @@
           <w:sz w:val="24"/>
           <w:szCs w:val="24"/>
         </w:rPr>
+        <w:lastRenderedPageBreak/>
         <w:t>with the four weights stated to be fixed by the organisers and not disclosed. Positives are accident clips and negatives are normal driving clips; the area under the curve is given in its rank formulation. The two timing terms are defined at a risk threshold of 0.5:</w:t>
       </w:r>
     </w:p>
@@ -1636,7 +1685,7 @@
           <w:szCs w:val="24"/>
           <w:lang w:val="en-IN"/>
         </w:rPr>
-        <w:t xml:space="preserve">Pre-crash systems differ from reactive ones in that the prediction must precede the event. This section states the problem, describes the system that was entered, and defines the video-blind controls and the probes with which the metric was later measured.</w:t>
+        <w:t>Pre-crash systems differ from reactive ones in that the prediction must precede the event. This section states the problem, describes the system that was entered, and defines the video-blind controls and the probes with which the metric was later measured.</w:t>
       </w:r>
     </w:p>
     <w:p>
@@ -1980,7 +2029,16 @@
           <w:szCs w:val="24"/>
           <w:lang w:val="en-IN"/>
         </w:rPr>
-        <w:t>. The accident anticipation problem thus denotes a learning predictive mapping that predicts the risk score for each frame. The learning predictive mapping is formally denoted as mentioned in equation (1)</w:t>
+        <w:t xml:space="preserve">. The accident anticipation problem thus denotes a learning predictive mapping </w:t>
+      </w:r>
+      <w:r>
+        <w:rPr>
+          <w:sz w:val="24"/>
+          <w:szCs w:val="24"/>
+          <w:lang w:val="en-IN"/>
+        </w:rPr>
+        <w:lastRenderedPageBreak/>
+        <w:t>that predicts the risk score for each frame. The learning predictive mapping is formally denoted as mentioned in equation (1)</w:t>
       </w:r>
     </w:p>
     <w:p>
@@ -2185,7 +2243,7 @@
           <w:szCs w:val="24"/>
           <w:lang w:val="en-IN"/>
         </w:rPr>
-        <w:t xml:space="preserve">Where ρ(t) is the predicted probability of an accident, computed without observing one. The risk score should begin near 0 and rise toward 1 before the collision, and the earlier it crosses 0.5 the better the official score. That last clause is not a design preference but a literal description of the metric, and it is this paper's subject: Section 5 shows that a score crossing at frame 0 and never falling collects almost all of what the metric awards.</w:t>
+        <w:t>Where ρ(t) is the predicted probability of an accident, computed without observing one. The risk score should begin near 0 and rise toward 1 before the collision, and the earlier it crosses 0.5 the better the official score. That last clause is not a design preference but a literal description of the metric, and it is this paper's subject: Section 5 shows that a score crossing at frame 0 and never falling collects almost all of what the metric awards.</w:t>
       </w:r>
     </w:p>
     <w:p>
@@ -2249,7 +2307,7 @@
           <w:szCs w:val="24"/>
           <w:lang w:val="en-IN"/>
         </w:rPr>
-        <w:t xml:space="preserve">2.     The clips are diverse in accident type and in condition — lane changes, rear-end collisions, red-light violations, pedestrians; rain, fog, night, tunnels, mountain roads — and no training data is available to adapt to any of them.</w:t>
+        <w:t>2.     The clips are diverse in accident type and in condition — lane changes, rear-end collisions, red-light violations, pedestrians; rain, fog, night, tunnels, mountain roads — and no training data is available to adapt to any of them.</w:t>
       </w:r>
     </w:p>
     <w:p>
@@ -2285,7 +2343,7 @@
           <w:szCs w:val="24"/>
           <w:lang w:val="en-IN"/>
         </w:rPr>
-        <w:t xml:space="preserve">4.     The four official metrics — AP, AUC, TTA@0.5 and STTA@0.5 — must be optimised together, and none of them can be computed by an entrant, because the corpus publishes no labels (Section 3.3).</w:t>
+        <w:t>4.     The four official metrics — AP, AUC, TTA@0.5 and STTA@0.5 — must be optimised together, and none of them can be computed by an entrant, because the corpus publishes no labels (Section 3.3).</w:t>
       </w:r>
     </w:p>
     <w:p>
@@ -2368,7 +2426,7 @@
           <w:szCs w:val="24"/>
           <w:lang w:val="en-IN"/>
         </w:rPr>
-        <w:t xml:space="preserve">PreCrash is modular and decoupled. Three pretrained engines — a vision–language semantic engine, a motion engine and a text-anchored prior — run independently, sharing no weights or activations, and are combined only at a late fusion layer. Each is matched to its own representational domain, so no single model carries the whole burden of reasoning about appearance, motion and semantics at once, and any engine can be replaced without disturbing the others. That separation is also what makes the per-modality failure analysis of Section 5.6.1 possible.</w:t>
+        <w:t>PreCrash is modular and decoupled. Three pretrained engines — a vision–language semantic engine, a motion engine and a text-anchored prior — run independently, sharing no weights or activations, and are combined only at a late fusion layer. Each is matched to its own representational domain, so no single model carries the whole burden of reasoning about appearance, motion and semantics at once, and any engine can be replaced without disturbing the others. That separation is also what makes the per-modality failure analysis of Section 5.6.1 possible.</w:t>
       </w:r>
     </w:p>
     <w:p>
@@ -2476,7 +2534,7 @@
           <w:szCs w:val="24"/>
           <w:lang w:val="en-IN"/>
         </w:rPr>
-        <w:t xml:space="preserve">The system takes a 150-frame clip, dispatches it to the three engines in parallel with no inter-stream communication, and combines their per-frame curves in a six-stage pipeline: frame loading, semantic scoring, motion scoring, caption prior, ensemble, and post-processing (Figure 1).</w:t>
+        <w:t>The system takes a 150-frame clip, dispatches it to the three engines in parallel with no inter-stream communication, and combines their per-frame curves in a six-stage pipeline: frame loading, semantic scoring, motion scoring, caption prior, ensemble, and post-processing (Figure 1).</w:t>
       </w:r>
     </w:p>
     <w:p>
@@ -2507,8 +2565,9 @@
           <w:lang w:val="en-IN"/>
           <w14:ligatures w14:val="standardContextual"/>
         </w:rPr>
+        <w:lastRenderedPageBreak/>
         <w:drawing>
-          <wp:inline distT="0" distB="0" distL="0" distR="0" wp14:anchorId="7D4A3F57" wp14:editId="0E30608E">
+          <wp:inline distT="0" distB="0" distL="0" distR="0" wp14:anchorId="7D4A3F57" wp14:editId="23F5B355">
             <wp:extent cx="5731510" cy="4296484"/>
             <wp:effectExtent l="0" t="0" r="2540" b="8255"/>
             <wp:docPr id="817843146" name="Picture 1"/>
@@ -2523,7 +2582,7 @@
                     <pic:cNvPicPr/>
                   </pic:nvPicPr>
                   <pic:blipFill>
-                    <a:blip r:embed="rId6">
+                    <a:blip r:embed="rId6" cstate="print">
                       <a:extLst>
                         <a:ext uri="{28A0092B-C50C-407E-A947-70E740481C1C}">
                           <a14:useLocalDpi xmlns:a14="http://schemas.microsoft.com/office/drawing/2010/main" val="0"/>
@@ -2581,7 +2640,7 @@
           <w:szCs w:val="24"/>
           <w:lang w:val="en-IN"/>
         </w:rPr>
-        <w:t xml:space="preserve">Figure 1: The pipeline as implemented. Dashed stages are the two analysed in Section 6: the monotone clamp forces the condition the stable-timing metric tests, and the temporal compression reported at each frame a score computed from a later one.</w:t>
+        <w:t>Figure 1: The pipeline as implemented. Dashed stages are the two analysed in Section 6: the monotone clamp forces the condition the stable-timing metric tests, and the temporal compression reported at each frame a score computed from a later one.</w:t>
       </w:r>
     </w:p>
     <w:p>
@@ -2642,7 +2701,7 @@
           <w:sz w:val="24"/>
           <w:szCs w:val="24"/>
         </w:rPr>
-        <w:t xml:space="preserve">Each clip arrives as 150 JPEG frames at 30 frames per second, five seconds long, with no audio; the distribution also supplies driver gaze maps and one caption per clip. Frames are resized to 224×224 with bicubic interpolation, the upper 20% and lower 8% are stripped to remove sky and bonnet, and per-frame normalisation handles exposure variation — which matters because a zero-shot pipeline cannot adapt to a distribution shift. Homography-based stabilisation against camera shake was specified in the design but is absent from the released code, so the motion signal is computed on unstabilised frames and the shake remains in it. That matters for the frame-difference proxy described below.</w:t>
+        <w:t>Each clip arrives as 150 JPEG frames at 30 frames per second, five seconds long, with no audio; the distribution also supplies driver gaze maps and one caption per clip. Frames are resized to 224×224 with bicubic interpolation, the upper 20% and lower 8% are stripped to remove sky and bonnet, and per-frame normalisation handles exposure variation — which matters because a zero-shot pipeline cannot adapt to a distribution shift. Homography-based stabilisation against camera shake was specified in the design but is absent from the released code, so the motion signal is computed on unstabilised frames and the shake remains in it. That matters for the frame-difference proxy described below.</w:t>
       </w:r>
     </w:p>
     <w:p>
@@ -2701,7 +2760,7 @@
           <w:sz w:val="24"/>
           <w:szCs w:val="24"/>
         </w:rPr>
-        <w:t xml:space="preserve">The three engines were chosen by trial rather than by training, since no training data exists. The reason for each is given below.</w:t>
+        <w:t>The three engines were chosen by trial rather than by training, since no training data exists. The reason for each is given below.</w:t>
       </w:r>
     </w:p>
     <w:p>
@@ -2749,7 +2808,15 @@
           <w:sz w:val="24"/>
           <w:szCs w:val="24"/>
         </w:rPr>
-        <w:t xml:space="preserve">Visual scoring asks whether a frame resembles danger — which requires reading the scene semantically rather than as pixels. CLIP does this at zero shot because it was pretrained on 400 million image–text pairs and can therefore compare a frame against a danger prompt with no task-specific training. ViT-L/14 was chosen over the smaller variants for its finer spatial detail. Convolutional backbones were rejected because they cannot score a frame against a text prompt without accident-specific training, object detectors because they locate objects rather than assess risk, and the larger instruction-tuned models because their per-frame decoding cost exceeded the compute available.</w:t>
+        <w:t xml:space="preserve">Visual scoring asks whether a frame resembles danger — which requires reading the scene semantically rather than as pixels. CLIP does this at zero shot because it was pretrained on 400 million image–text pairs and can therefore compare a frame against a danger prompt with no task-specific training. ViT-L/14 was chosen over the smaller variants for its finer spatial detail. </w:t>
+      </w:r>
+      <w:r>
+        <w:rPr>
+          <w:sz w:val="24"/>
+          <w:szCs w:val="24"/>
+        </w:rPr>
+        <w:lastRenderedPageBreak/>
+        <w:t>Convolutional backbones were rejected because they cannot score a frame against a text prompt without accident-specific training, object detectors because they locate objects rather than assess risk, and the larger instruction-tuned models because their per-frame decoding cost exceeded the compute available.</w:t>
       </w:r>
     </w:p>
     <w:p>
@@ -2834,7 +2901,7 @@
           <w:sz w:val="24"/>
           <w:szCs w:val="24"/>
         </w:rPr>
-        <w:t xml:space="preserve">Motion asks a different question: are objects moving as normal physics would predict, or not? Accidents are generally preceded by kinematic abnormality — a pedestrian stepping out, a sharp deceleration, an unexpected object. The RAFT estimator of Teed and Deng [10] is the more accurate way to capture this, but it did not fit the compute budget available, so a frame-difference proxy was used instead. The trade-off was never measured: an earlier version of this work asserted that frame differencing retains about 90% of RAFT's sensitivity at about 1% of its cost, and that figure was an estimate with no ablation behind it. It is withdrawn. Frame difference is computed as follows.</w:t>
+        <w:t>Motion asks a different question: are objects moving as normal physics would predict, or not? Accidents are generally preceded by kinematic abnormality — a pedestrian stepping out, a sharp deceleration, an unexpected object. The RAFT estimator of Teed and Deng [10] is the more accurate way to capture this, but it did not fit the compute budget available, so a frame-difference proxy was used instead. The trade-off was never measured: an earlier version of this work asserted that frame differencing retains about 90% of RAFT's sensitivity at about 1% of its cost, and that figure was an estimate with no ablation behind it. It is withdrawn. Frame difference is computed as follows.</w:t>
       </w:r>
     </w:p>
     <w:p>
@@ -2999,7 +3066,7 @@
               <w:sz w:val="24"/>
               <w:szCs w:val="24"/>
             </w:rPr>
-            <m:t>………..(1)</m:t>
+            <m:t>………..(2)</m:t>
           </m:r>
         </m:oMath>
       </m:oMathPara>
@@ -3045,7 +3112,7 @@
           <w:sz w:val="24"/>
           <w:szCs w:val="24"/>
         </w:rPr>
-        <w:t xml:space="preserve">Vision and motion between them still do not answer what is happening. A text prior adds that: captions translate the scene into language, which can be compared against high-risk action patterns, and sentence encoders trained on large image–text corpora carry enough of that structure to reason about danger without task-specific training. Table 1 records how the encoder was chosen.</w:t>
+        <w:t>Vision and motion between them still do not answer what is happening. A text prior adds that: captions translate the scene into language, which can be compared against high-risk action patterns, and sentence encoders trained on large image–text corpora carry enough of that structure to reason about danger without task-specific training. Table 1 records how the encoder was chosen.</w:t>
       </w:r>
     </w:p>
     <w:p>
@@ -3074,7 +3141,7 @@
           <w:sz w:val="24"/>
           <w:szCs w:val="24"/>
         </w:rPr>
-        <w:t xml:space="preserve">Table 1: Sentence encoders compared by average crossover frame — the locally computable proxy, not accuracy. Read with the caveat below.</w:t>
+        <w:t>Table 1: Sentence encoders compared by average crossover frame — the locally computable proxy, not accuracy. Read with the caveat below.</w:t>
       </w:r>
     </w:p>
     <w:p>
@@ -3619,7 +3686,7 @@
           <w:sz w:val="24"/>
           <w:szCs w:val="24"/>
         </w:rPr>
-        <w:t xml:space="preserve">Table 1 needs a caveat that only became clear later, and it is the reason this paper exists. The column on which those four encoders were compared is the average crossover frame: the mean index at which the ensemble's risk score first exceeds 0.5. That quantity was chosen because it is the only thing computable locally on a corpus that publishes no labels (Section 3.3). It is not accuracy, and the selection it drove cannot be described as choosing the most accurate encoder. Worse, it improves monotonically as the crossing moves earlier, and it is minimised absolutely — to frame 0 — by a constant risk score of 0.51 that reads no pixels at all. The selection recorded in Table 1 was therefore made against a criterion that a degenerate submission optimises perfectly. We keep the table because it is an honest record of how the choice was made, and because Section 5 measures what that criterion is worth. The stated explanation for the ordering — that smaller sentence encoders suit these short, domain-specific captions better than large general-purpose ones — remains plausible, but this experiment does not establish it.</w:t>
+        <w:t>Table 1 needs a caveat that only became clear later, and it is the reason this paper exists. The column on which those four encoders were compared is the average crossover frame: the mean index at which the ensemble's risk score first exceeds 0.5. That quantity was chosen because it is the only thing computable locally on a corpus that publishes no labels (Section 3.3). It is not accuracy, and the selection it drove cannot be described as choosing the most accurate encoder. Worse, it improves monotonically as the crossing moves earlier, and it is minimised absolutely — to frame 0 — by a constant risk score of 0.51 that reads no pixels at all. The selection recorded in Table 1 was therefore made against a criterion that a degenerate submission optimises perfectly. We keep the table because it is an honest record of how the choice was made, and because Section 5 measures what that criterion is worth. The stated explanation for the ordering — that smaller sentence encoders suit these short, domain-specific captions better than large general-purpose ones — remains plausible, but this experiment does not establish it.</w:t>
       </w:r>
     </w:p>
     <w:p>
@@ -3663,7 +3730,7 @@
           <w:sz w:val="24"/>
           <w:szCs w:val="24"/>
         </w:rPr>
-        <w:t xml:space="preserve">Each engine alone is blind to what the others see. The semantic score reads appearance without temporal context, so a foggy frame can look dangerous in ordinary driving and early frames receive moderate rather than near-zero scores. The motion proxy cannot separate ordinary traffic movement from accident movement, and is high at the start of clips where the camera itself is moving. The caption prior cannot see the video at all, so identically worded captions receive identical trajectories. Ensembling is intended to let each engine cover the others' blind spot: the semantic score supplies what is in the scene, the motion proxy whether it is moving abnormally, and the caption prior when in the clip risk should rise.</w:t>
+        <w:t>Each engine alone is blind to what the others see. The semantic score reads appearance without temporal context, so a foggy frame can look dangerous in ordinary driving and early frames receive moderate rather than near-zero scores. The motion proxy cannot separate ordinary traffic movement from accident movement, and is high at the start of clips where the camera itself is moving. The caption prior cannot see the video at all, so identically worded captions receive identical trajectories. Ensembling is intended to let each engine cover the others' blind spot: the semantic score supplies what is in the scene, the motion proxy whether it is moving abnormally, and the caption prior when in the clip risk should rise.</w:t>
       </w:r>
     </w:p>
     <w:p>
@@ -3733,7 +3800,7 @@
           <w:sz w:val="24"/>
           <w:szCs w:val="24"/>
         </w:rPr>
-        <w:t xml:space="preserve">All 1,417 clips pass through the pipeline of Figure 1. Each clip, standardised to 150 frames bounded by its start and end frames, is fed to the three engines, which compute their curves in parallel.</w:t>
+        <w:t>All 1,417 clips pass through the pipeline of Figure 1. Each clip, standardised to 150 frames bounded by its start and end frames, is fed to the three engines, which compute their curves in parallel.</w:t>
       </w:r>
     </w:p>
     <w:p>
@@ -3760,8 +3827,7 @@
           <w:szCs w:val="24"/>
           <w:lang w:val="en-IN"/>
         </w:rPr>
-        <w:lastRenderedPageBreak/>
-        <w:t xml:space="preserve">The CLIP ViT-L/14 encoder of Radford et al. [9] takes the frame as input and encode that frame so as to identify the dangerous and safe scene. This is carried out with the computation of the cosine similarity between the frame embedding and hand-crafted text anchors. This similarity value thus aids in the identification of the danger affinity score for each frame as mentioned in equation (2)</w:t>
+        <w:t>The CLIP ViT-L/14 encoder of Radford et al. [9] takes the frame as input and encode that frame so as to identify the dangerous and safe scene. This is carried out with the computation of the cosine similarity between the frame embedding and hand-crafted text anchors. This similarity value thus aids in the identification of the danger affinity score for each frame as mentioned in equation (3)</w:t>
       </w:r>
     </w:p>
     <w:p>
@@ -4106,7 +4172,7 @@
               <w:sz w:val="24"/>
               <w:szCs w:val="24"/>
             </w:rPr>
-            <m:t>)……………….(2)</m:t>
+            <m:t>)……………….(3)</m:t>
           </m:r>
         </m:oMath>
       </m:oMathPara>
@@ -4258,7 +4324,7 @@
           <w:sz w:val="24"/>
           <w:szCs w:val="24"/>
         </w:rPr>
-        <w:t>The sudden changes in the scene and appearance of any form of kinematics is extracted from the frame using the optical flow estimation that basically finds the inter-frame pixel difference between the consecutive frames as shown in equation (3)</w:t>
+        <w:t>The sudden changes in the scene and appearance of any form of kinematics is extracted from the frame using the optical flow estimation that basically finds the inter-frame pixel difference between the consecutive frames as shown in equation (4)</w:t>
       </w:r>
     </w:p>
     <w:p>
@@ -4982,7 +5048,23 @@
               <w:sz w:val="24"/>
               <w:szCs w:val="24"/>
             </w:rPr>
-            <m:t>…………..(2)</m:t>
+            <m:t>…………..(</m:t>
+          </m:r>
+          <m:r>
+            <w:rPr>
+              <w:rFonts w:ascii="Cambria Math" w:hAnsi="Cambria Math"/>
+              <w:sz w:val="24"/>
+              <w:szCs w:val="24"/>
+            </w:rPr>
+            <m:t>4</m:t>
+          </m:r>
+          <m:r>
+            <w:rPr>
+              <w:rFonts w:ascii="Cambria Math" w:hAnsi="Cambria Math"/>
+              <w:sz w:val="24"/>
+              <w:szCs w:val="24"/>
+            </w:rPr>
+            <m:t>)</m:t>
           </m:r>
         </m:oMath>
       </m:oMathPara>
@@ -5011,7 +5093,23 @@
           <w:szCs w:val="24"/>
           <w:lang w:val="en-IN"/>
         </w:rPr>
-        <w:t>NLP captioning model generates the zero-shot text caption for each frame. This model performs the scoring against sudden onset of danger and gradual onset of danger. Thus, the final score is estimated using the temporal offset and relative score trajectory as mentioned in equation (3)</w:t>
+        <w:t>NLP captioning model generates the zero-shot text caption for each frame. This model performs the scoring against sudden onset of danger and gradual onset of danger. Thus, the final score is estimated using the temporal offset and relative score trajectory as mentioned in equation (</w:t>
+      </w:r>
+      <w:r>
+        <w:rPr>
+          <w:sz w:val="24"/>
+          <w:szCs w:val="24"/>
+          <w:lang w:val="en-IN"/>
+        </w:rPr>
+        <w:t>5</w:t>
+      </w:r>
+      <w:r>
+        <w:rPr>
+          <w:sz w:val="24"/>
+          <w:szCs w:val="24"/>
+          <w:lang w:val="en-IN"/>
+        </w:rPr>
+        <w:t>)</w:t>
       </w:r>
     </w:p>
     <w:p>
@@ -5356,7 +5454,25 @@
               <w:szCs w:val="24"/>
               <w:lang w:val="en-IN"/>
             </w:rPr>
-            <m:t>…………..(3)</m:t>
+            <m:t>…………..(</m:t>
+          </m:r>
+          <m:r>
+            <w:rPr>
+              <w:rFonts w:ascii="Cambria Math" w:hAnsi="Cambria Math"/>
+              <w:sz w:val="24"/>
+              <w:szCs w:val="24"/>
+              <w:lang w:val="en-IN"/>
+            </w:rPr>
+            <m:t>5</m:t>
+          </m:r>
+          <m:r>
+            <w:rPr>
+              <w:rFonts w:ascii="Cambria Math" w:hAnsi="Cambria Math"/>
+              <w:sz w:val="24"/>
+              <w:szCs w:val="24"/>
+              <w:lang w:val="en-IN"/>
+            </w:rPr>
+            <m:t>)</m:t>
           </m:r>
         </m:oMath>
       </m:oMathPara>
@@ -5586,7 +5702,23 @@
           <w:szCs w:val="24"/>
           <w:lang w:val="en-IN"/>
         </w:rPr>
-        <w:t>The raw ensembled scores from all the three models are linearly combined as a convex combination as shown in equation (4)</w:t>
+        <w:t>The raw ensembled scores from all the three models are linearly combined as a convex combination as shown in equation (</w:t>
+      </w:r>
+      <w:r>
+        <w:rPr>
+          <w:sz w:val="24"/>
+          <w:szCs w:val="24"/>
+          <w:lang w:val="en-IN"/>
+        </w:rPr>
+        <w:t>6</w:t>
+      </w:r>
+      <w:r>
+        <w:rPr>
+          <w:sz w:val="24"/>
+          <w:szCs w:val="24"/>
+          <w:lang w:val="en-IN"/>
+        </w:rPr>
+        <w:t>)</w:t>
       </w:r>
     </w:p>
     <w:p>
@@ -5943,7 +6075,25 @@
               <w:szCs w:val="24"/>
               <w:lang w:val="en-IN"/>
             </w:rPr>
-            <m:t>………(4)</m:t>
+            <m:t>………(</m:t>
+          </m:r>
+          <m:r>
+            <w:rPr>
+              <w:rFonts w:ascii="Cambria Math" w:hAnsi="Cambria Math"/>
+              <w:sz w:val="24"/>
+              <w:szCs w:val="24"/>
+              <w:lang w:val="en-IN"/>
+            </w:rPr>
+            <m:t>6</m:t>
+          </m:r>
+          <m:r>
+            <w:rPr>
+              <w:rFonts w:ascii="Cambria Math" w:hAnsi="Cambria Math"/>
+              <w:sz w:val="24"/>
+              <w:szCs w:val="24"/>
+              <w:lang w:val="en-IN"/>
+            </w:rPr>
+            <m:t>)</m:t>
           </m:r>
         </m:oMath>
       </m:oMathPara>
@@ -5996,7 +6146,23 @@
           <w:szCs w:val="24"/>
           <w:lang w:val="en-IN"/>
         </w:rPr>
-        <w:t>The raw frame is then convolved with a 1D Gaussian kernel for reducing the frame-level noise that are caused due to the inter-frame appearance variation. Thus, the smoothened frames are outputted after the equation (5)</w:t>
+        <w:t>The raw frame is then convolved with a 1D Gaussian kernel for reducing the frame-level noise that are caused due to the inter-frame appearance variation. Thus, the smoothened frames are outputted after the equation (</w:t>
+      </w:r>
+      <w:r>
+        <w:rPr>
+          <w:sz w:val="24"/>
+          <w:szCs w:val="24"/>
+          <w:lang w:val="en-IN"/>
+        </w:rPr>
+        <w:t>7</w:t>
+      </w:r>
+      <w:r>
+        <w:rPr>
+          <w:sz w:val="24"/>
+          <w:szCs w:val="24"/>
+          <w:lang w:val="en-IN"/>
+        </w:rPr>
+        <w:t>)</w:t>
       </w:r>
     </w:p>
     <w:p>
@@ -6230,7 +6396,25 @@
               <w:szCs w:val="24"/>
               <w:lang w:val="en-IN"/>
             </w:rPr>
-            <m:t>…………………(5)</m:t>
+            <m:t>…………………(</m:t>
+          </m:r>
+          <m:r>
+            <w:rPr>
+              <w:rFonts w:ascii="Cambria Math" w:hAnsi="Cambria Math"/>
+              <w:sz w:val="24"/>
+              <w:szCs w:val="24"/>
+              <w:lang w:val="en-IN"/>
+            </w:rPr>
+            <m:t>7</m:t>
+          </m:r>
+          <m:r>
+            <w:rPr>
+              <w:rFonts w:ascii="Cambria Math" w:hAnsi="Cambria Math"/>
+              <w:sz w:val="24"/>
+              <w:szCs w:val="24"/>
+              <w:lang w:val="en-IN"/>
+            </w:rPr>
+            <m:t>)</m:t>
           </m:r>
         </m:oMath>
       </m:oMathPara>
@@ -6304,7 +6488,23 @@
           <w:szCs w:val="24"/>
           <w:lang w:val="en-IN"/>
         </w:rPr>
-        <w:t>is applied as mentioned in equation (6)</w:t>
+        <w:t>is applied as mentioned in equation (</w:t>
+      </w:r>
+      <w:r>
+        <w:rPr>
+          <w:sz w:val="24"/>
+          <w:szCs w:val="24"/>
+          <w:lang w:val="en-IN"/>
+        </w:rPr>
+        <w:t>8</w:t>
+      </w:r>
+      <w:r>
+        <w:rPr>
+          <w:sz w:val="24"/>
+          <w:szCs w:val="24"/>
+          <w:lang w:val="en-IN"/>
+        </w:rPr>
+        <w:t>)</w:t>
       </w:r>
     </w:p>
     <w:p>
@@ -6429,7 +6629,25 @@
               <w:szCs w:val="24"/>
               <w:lang w:val="en-IN"/>
             </w:rPr>
-            <m:t>…………(6)</m:t>
+            <m:t>…………(</m:t>
+          </m:r>
+          <m:r>
+            <w:rPr>
+              <w:rFonts w:ascii="Cambria Math" w:hAnsi="Cambria Math"/>
+              <w:sz w:val="24"/>
+              <w:szCs w:val="24"/>
+              <w:lang w:val="en-IN"/>
+            </w:rPr>
+            <m:t>8</m:t>
+          </m:r>
+          <m:r>
+            <w:rPr>
+              <w:rFonts w:ascii="Cambria Math" w:hAnsi="Cambria Math"/>
+              <w:sz w:val="24"/>
+              <w:szCs w:val="24"/>
+              <w:lang w:val="en-IN"/>
+            </w:rPr>
+            <m:t>)</m:t>
           </m:r>
         </m:oMath>
       </m:oMathPara>
@@ -6480,7 +6698,7 @@
           <w:szCs w:val="24"/>
           <w:lang w:val="en-IN"/>
         </w:rPr>
-        <w:t xml:space="preserve">Since , this operation is a monotone contrast stretch: scores below 0.5 are suppressed toward zero while scores above 0.5 are amplified toward one, increasing the separation between the positive and negative score distributions. The exponent was selected over a grid in steps of 0.1. It could not have been selected by maximising average precision, as an earlier version of this text stated, because average precision is not computable on this corpus by an entrant (Section 3.3). The grid was scored against the crossover-frame proxy, with the consequences discussed under Table 1.</w:t>
+        <w:t>Since , this operation is a monotone contrast stretch: scores below 0.5 are suppressed toward zero while scores above 0.5 are amplified toward one, increasing the separation between the positive and negative score distributions. The exponent was selected over a grid in steps of 0.1. It could not have been selected by maximising average precision, as an earlier version of this text stated, because average precision is not computable on this corpus by an entrant (Section 3.3). The grid was scored against the crossover-frame proxy, with the consequences discussed under Table 1.</w:t>
       </w:r>
     </w:p>
     <w:p>
@@ -7024,7 +7242,25 @@
                     <w:szCs w:val="24"/>
                     <w:lang w:val="en-IN"/>
                   </w:rPr>
-                  <m:t>…………..(7)</m:t>
+                  <m:t>…………..(</m:t>
+                </m:r>
+                <m:r>
+                  <w:rPr>
+                    <w:rFonts w:ascii="Cambria Math" w:hAnsi="Cambria Math"/>
+                    <w:sz w:val="24"/>
+                    <w:szCs w:val="24"/>
+                    <w:lang w:val="en-IN"/>
+                  </w:rPr>
+                  <m:t>9</m:t>
+                </m:r>
+                <m:r>
+                  <w:rPr>
+                    <w:rFonts w:ascii="Cambria Math" w:hAnsi="Cambria Math"/>
+                    <w:sz w:val="24"/>
+                    <w:szCs w:val="24"/>
+                    <w:lang w:val="en-IN"/>
+                  </w:rPr>
+                  <m:t>)</m:t>
                 </m:r>
               </m:e>
               <m:e/>
@@ -7069,7 +7305,16 @@
           <w:szCs w:val="24"/>
           <w:lang w:val="en-IN"/>
         </w:rPr>
-        <w:t>with . This enforces a hard causal constraint: once the score crosses the alarm boundary, it cannot fall back below it. The constraint is motivated by the irreversibility assumption — in the target domain, risk accumulates monotonically once triggered — and it also, by construction, forces the exact condition that the official Stable Time-to-Accident metric tests. STTA@0.5 requires the risk score to remain above 0.5 continuously from the alarm to the accident; the clamp makes falling below 0.5 impossible once the score has crossed. Any subsequent report of STTA compliance therefore measures that the clamp executed, and nothing about the video. We retain the stage, and Section 5 reports every metric with it disabled as well as enabled. Note also that the metric's name is Stable Time-to-Accident; an earlier version of this text expanded STTA as Score-Triggered Time-to-Action, which is not what the benchmark defines.</w:t>
+        <w:t xml:space="preserve">with . This enforces a hard causal constraint: once the score crosses the alarm boundary, it cannot fall back below it. The constraint is motivated by the irreversibility assumption — in the target domain, risk accumulates monotonically once triggered — and it also, by construction, forces the exact condition that the official Stable Time-to-Accident metric tests. STTA@0.5 requires the risk score to remain above 0.5 continuously from the </w:t>
+      </w:r>
+      <w:r>
+        <w:rPr>
+          <w:sz w:val="24"/>
+          <w:szCs w:val="24"/>
+          <w:lang w:val="en-IN"/>
+        </w:rPr>
+        <w:lastRenderedPageBreak/>
+        <w:t>alarm to the accident; the clamp makes falling below 0.5 impossible once the score has crossed. Any subsequent report of STTA compliance therefore measures that the clamp executed, and nothing about the video. We retain the stage, and Section 5 reports every metric with it disabled as well as enabled. Note also that the metric's name is Stable Time-to-Accident; an earlier version of this text expanded STTA as Score-Triggered Time-to-Action, which is not what the benchmark defines.</w:t>
       </w:r>
     </w:p>
     <w:p>
@@ -7383,7 +7628,25 @@
                     <w:szCs w:val="24"/>
                     <w:lang w:val="en-IN"/>
                   </w:rPr>
-                  <m:t>…….(8)</m:t>
+                  <m:t>…….(</m:t>
+                </m:r>
+                <m:r>
+                  <w:rPr>
+                    <w:rFonts w:ascii="Cambria Math" w:hAnsi="Cambria Math"/>
+                    <w:sz w:val="24"/>
+                    <w:szCs w:val="24"/>
+                    <w:lang w:val="en-IN"/>
+                  </w:rPr>
+                  <m:t>10</m:t>
+                </m:r>
+                <m:r>
+                  <w:rPr>
+                    <w:rFonts w:ascii="Cambria Math" w:hAnsi="Cambria Math"/>
+                    <w:sz w:val="24"/>
+                    <w:szCs w:val="24"/>
+                    <w:lang w:val="en-IN"/>
+                  </w:rPr>
+                  <m:t>)</m:t>
                 </m:r>
               </m:e>
               <m:e/>
@@ -7423,7 +7686,6 @@
             <w:szCs w:val="24"/>
             <w:lang w:val="en-IN"/>
           </w:rPr>
-          <w:lastRenderedPageBreak/>
           <m:t>interp</m:t>
         </m:r>
         <m:r>
@@ -7488,7 +7750,7 @@
           <w:szCs w:val="24"/>
           <w:lang w:val="en-IN"/>
         </w:rPr>
-        <w:t>where denotes linear interpolation onto the original frame grid. This stage requires a correction and a warning. As implemented, the resampling evaluates the curve at index alpha times t and emits it at index t, so the score reported for frame t is the score computed from frame 1.3t — a frame that has not yet been observed. Equation (8) as printed reads t divided by alpha; the implementation, and the reported shift of the crossover from about frame 28 to about frame 22, both correspond to alpha times t, and the equation should be corrected accordingly. This is the origin of the reported mean gain of six frames in time-to-accident: the six frames are read from the future. The operation cannot run in a deployed system, where frame 1.3t does not exist at time t, and every time-to-accident figure produced with alpha not equal to 1 is therefore unreportable. The released configuration sets alpha to 1.0, disabling the stage. It is documented here because it is one of the mechanisms Section 6 identifies, and because we introduced it ourselves. Finally, the output is clipped to the open interval to ensure numerical stability in downstream log-loss evaluation.</w:t>
+        <w:t>where denotes linear interpolation onto the original frame grid. This stage requires a correction and a warning. As implemented, the resampling evaluates the curve at index alpha times t and emits it at index t, so the score reported for frame t is the score computed from frame 1.3t — a frame that has not yet been observed. Equation (10) as printed reads t divided by alpha; the implementation, and the reported shift of the crossover from about frame 28 to about frame 22, both correspond to alpha times t, and the equation should be corrected accordingly. This is the origin of the reported mean gain of six frames in time-to-accident: the six frames are read from the future. The operation cannot run in a deployed system, where frame 1.3t does not exist at time t, and every time-to-accident figure produced with alpha not equal to 1 is therefore unreportable. The released configuration sets alpha to 1.0, disabling the stage. It is documented here because it is one of the mechanisms Section 6 identifies, and because we introduced it ourselves. Finally, the output is clipped to the open interval to ensure numerical stability in downstream log-loss evaluation.</w:t>
       </w:r>
     </w:p>
     <w:p>
@@ -7533,7 +7795,7 @@
           <w:szCs w:val="24"/>
           <w:lang w:val="en-IN"/>
         </w:rPr>
-        <w:t xml:space="preserve">Implementation and Hardware:</w:t>
+        <w:t>Implementation and Hardware:</w:t>
       </w:r>
     </w:p>
     <w:p>
@@ -7623,7 +7885,7 @@
           <w:sz w:val="24"/>
           <w:szCs w:val="24"/>
         </w:rPr>
-        <w:t xml:space="preserve">The three modality curves are combined by the fixed weights of Equation (4), with the visual signal given the dominant share. Those weights were chosen by searching over the evaluation corpus, which is a form of tuning on the test set and is recorded as a limitation in Section 8; the released configuration uses equal weights, chosen a priori, and Section 5 reports the leaderboard score of the entry that used the searched ones.</w:t>
+        <w:t>The three modality curves are combined by the fixed weights of Equation (6), with the visual signal given the dominant share. Those weights were chosen by searching over the evaluation corpus, which is a form of tuning on the test set and is recorded as a limitation in Section 8; the released configuration uses equal weights, chosen a priori, and Section 5 reports the leaderboard score of the entry that used the searched ones.</w:t>
       </w:r>
     </w:p>
     <w:p>
@@ -7652,8 +7914,7 @@
           <w:sz w:val="24"/>
           <w:szCs w:val="24"/>
         </w:rPr>
-        <w:lastRenderedPageBreak/>
-        <w:t xml:space="preserve">Table 2: Implementation and Hardware Specifications</w:t>
+        <w:t>Table 2: Implementation and Hardware Specifications</w:t>
       </w:r>
     </w:p>
     <w:tbl>
@@ -8084,6 +8345,7 @@
                 <w:sz w:val="24"/>
                 <w:szCs w:val="24"/>
               </w:rPr>
+              <w:lastRenderedPageBreak/>
               <w:t>Motion Estimation</w:t>
             </w:r>
           </w:p>
@@ -8378,7 +8640,7 @@
           <w:szCs w:val="24"/>
           <w:lang w:val="en-IN"/>
         </w:rPr>
-        <w:t xml:space="preserve">Video-blind control family:</w:t>
+        <w:t>Video-blind control family:</w:t>
       </w:r>
     </w:p>
     <w:p>
@@ -8424,7 +8686,7 @@
           <w:szCs w:val="24"/>
           <w:lang w:val="en-IN"/>
         </w:rPr>
-        <w:t xml:space="preserve">Probes that isolate the terms of the metric:</w:t>
+        <w:t>Probes that isolate the terms of the metric:</w:t>
       </w:r>
     </w:p>
     <w:p>
@@ -8576,7 +8838,8 @@
           <w:sz w:val="24"/>
           <w:szCs w:val="24"/>
         </w:rPr>
-        <w:t xml:space="preserve">Table 3 reproduces the final private leaderboard as published. Table 4 gives the video-blind controls, submitted after the closing date and scored by the same service against the same private split. They are not leaderboard entries and are reported separately.</w:t>
+        <w:lastRenderedPageBreak/>
+        <w:t>Table 3 reproduces the final private leaderboard as published. Table 4 gives the video-blind controls, submitted after the closing date and scored by the same service against the same private split. They are not leaderboard entries and are reported separately.</w:t>
       </w:r>
     </w:p>
     <w:p>
@@ -8596,7 +8859,7 @@
           <w:sz w:val="24"/>
           <w:szCs w:val="24"/>
         </w:rPr>
-        <w:t xml:space="preserve">Table 3: Final private leaderboard of the Zero-shot Accident Anticipation competition, as published.</w:t>
+        <w:t>Table 3: Final private leaderboard of the Zero-shot Accident Anticipation competition, as published.</w:t>
       </w:r>
     </w:p>
     <w:tbl>
@@ -8993,7 +9256,6 @@
                 <w:sz w:val="24"/>
                 <w:szCs w:val="24"/>
               </w:rPr>
-              <w:lastRenderedPageBreak/>
               <w:t>3</w:t>
             </w:r>
           </w:p>
@@ -10288,7 +10550,7 @@
           <w:sz w:val="24"/>
           <w:szCs w:val="24"/>
         </w:rPr>
-        <w:t xml:space="preserve">Table 4: Video-blind controls submitted by this work. None reads a pixel.</w:t>
+        <w:t>Table 4: Video-blind controls submitted by this work. None reads a pixel.</w:t>
       </w:r>
     </w:p>
     <w:tbl>
@@ -11016,6 +11278,7 @@
           <w:sz w:val="24"/>
           <w:szCs w:val="24"/>
         </w:rPr>
+        <w:lastRenderedPageBreak/>
         <w:t>We quote the difference before the ratio deliberately. The metric is a weighted sum with no meaningful origin, so a ratio of two scores can be made to say almost anything by shifting the scale. The difference of 0.14874 and the decomposition below are scale-free; that the constant reaches 94.1% of the winning score is a convenience, not evidence.</w:t>
       </w:r>
     </w:p>
@@ -11035,9 +11298,7 @@
           <w:sz w:val="24"/>
           <w:szCs w:val="24"/>
         </w:rPr>
-        <w:t xml:space="preserve">One further row is worth stating plainly. The organisers' own sample submission, resubmitted byte for byte, scores 1.04203. The benchmark row displayed on the leaderboard scores </w:t>
-        <w:lastRenderedPageBreak/>
-        <w:t>0.58333, so those two are not the same file, and the sample submission is not the origin of the published benchmark score.</w:t>
+        <w:t>One further row is worth stating plainly. The organisers' own sample submission, resubmitted byte for byte, scores 1.04203. The benchmark row displayed on the leaderboard scores 0.58333, so those two are not the same file, and the sample submission is not the origin of the published benchmark score.</w:t>
       </w:r>
     </w:p>
     <w:p>
@@ -11097,7 +11358,7 @@
           <w:sz w:val="24"/>
           <w:szCs w:val="24"/>
         </w:rPr>
-        <w:t xml:space="preserve">Table 5: Probes designed so that the discrimination terms cancel.</w:t>
+        <w:t>Table 5: Probes designed so that the discrimination terms cancel.</w:t>
       </w:r>
     </w:p>
     <w:tbl>
@@ -11698,7 +11959,7 @@
           <w:sz w:val="24"/>
           <w:szCs w:val="24"/>
         </w:rPr>
-        <w:t xml:space="preserve">Table 6: The score's components, recovered from Table 5 by differencing.</w:t>
+        <w:t>Table 6: The score's components, recovered from Table 5 by differencing.</w:t>
       </w:r>
     </w:p>
     <w:tbl>
@@ -12317,7 +12578,16 @@
           <w:sz w:val="24"/>
           <w:szCs w:val="24"/>
         </w:rPr>
-        <w:t xml:space="preserve">Two further readings follow from Table 4. A constant at 0.51 and a constant at 0.99 score identically, so the metric reads only whether the curve stands above the threshold and never by how much; there is no incentive to calibrate. And the probe holding 0.51 throughout with a dip across frames 50 to 59 scores 1.85347, where the per-frame stable-timing coefficient predicts 1.79041 for a reference point moved to frame 60. The additive attribution of the timing total into its two parts is therefore close but not exact, and we report the split of 2.00186 into 0.87593 and 1.12593 with that tolerance attached. The total itself is measured directly between two flat curves and does not depend on the split.</w:t>
+        <w:t xml:space="preserve">Two further readings follow from Table 4. A constant at 0.51 and a constant at 0.99 score identically, so the metric reads only whether the curve stands above the threshold and never by </w:t>
+      </w:r>
+      <w:r>
+        <w:rPr>
+          <w:rFonts w:eastAsia="Times New Roman"/>
+          <w:sz w:val="24"/>
+          <w:szCs w:val="24"/>
+        </w:rPr>
+        <w:lastRenderedPageBreak/>
+        <w:t>how much; there is no incentive to calibrate. And the probe holding 0.51 throughout with a dip across frames 50 to 59 scores 1.85347, where the per-frame stable-timing coefficient predicts 1.79041 for a reference point moved to frame 60. The additive attribution of the timing total into its two parts is therefore close but not exact, and we report the split of 2.00186 into 0.87593 and 1.12593 with that tolerance attached. The total itself is measured directly between two flat curves and does not depend on the split.</w:t>
       </w:r>
     </w:p>
     <w:p>
@@ -12338,7 +12608,6 @@
           <w:sz w:val="24"/>
           <w:szCs w:val="24"/>
         </w:rPr>
-        <w:lastRenderedPageBreak/>
         <w:t>5.3. The score is linear in the frame at which the alarm fires</w:t>
       </w:r>
     </w:p>
@@ -12378,7 +12647,7 @@
           <w:sz w:val="24"/>
           <w:szCs w:val="24"/>
         </w:rPr>
-        <w:t xml:space="preserve">Table 7: Score against crossing frame. The first eight rows are step functions; the last four are logistic curves submitted independently and not used in the fit.</w:t>
+        <w:t>Table 7: Score against crossing frame. The first eight rows are step functions; the last four are logistic curves submitted independently and not used in the fit.</w:t>
       </w:r>
     </w:p>
     <w:tbl>
@@ -13877,10 +14146,16 @@
         <w:jc w:val="center"/>
       </w:pPr>
       <w:r>
+        <w:rPr>
+          <w:noProof/>
+        </w:rPr>
+        <w:lastRenderedPageBreak/>
         <w:drawing>
-          <wp:inline distT="0" distB="0" distL="0" distR="0">
+          <wp:inline distT="0" distB="0" distL="0" distR="0" wp14:anchorId="2CBC480B" wp14:editId="4E249926">
             <wp:extent cx="5486400" cy="3331464"/>
+            <wp:effectExtent l="0" t="0" r="0" b="0"/>
             <wp:docPr id="4001" name="Figure 4" descr="Official score against the         frame at which the risk curve crosses 0.5, for video-blind         submissions"/>
+            <wp:cNvGraphicFramePr/>
             <a:graphic xmlns:a="http://schemas.openxmlformats.org/drawingml/2006/main">
               <a:graphicData uri="http://schemas.openxmlformats.org/drawingml/2006/picture">
                 <pic:pic xmlns:pic="http://schemas.openxmlformats.org/drawingml/2006/picture">
@@ -13889,7 +14164,7 @@
                     <pic:cNvPicPr/>
                   </pic:nvPicPr>
                   <pic:blipFill>
-                    <a:blip r:embed="rId900"/>
+                    <a:blip r:embed="rId7"/>
                     <a:stretch>
                       <a:fillRect/>
                     </a:stretch>
@@ -13929,7 +14204,7 @@
           <w:szCs w:val="24"/>
           <w:lang w:val="en-IN"/>
         </w:rPr>
-        <w:t xml:space="preserve">Figure 2: The official score is a straight line in the frame at which the alarm fires. Points are video-blind submissions scored by the organisers; the fit is over crossings up to frame 100. A constant crosses at frame 0.</w:t>
+        <w:t>Figure 2: The official score is a straight line in the frame at which the alarm fires. Points are video-blind submissions scored by the organisers; the fit is over crossings up to frame 100. A constant crosses at frame 0.</w:t>
       </w:r>
     </w:p>
     <w:p>
@@ -13989,8 +14264,7 @@
           <w:sz w:val="24"/>
           <w:szCs w:val="24"/>
         </w:rPr>
-        <w:lastRenderedPageBreak/>
-        <w:t xml:space="preserve">Table 8: Five curves that all first exceed 0.5 at frame 75, with identical values at frames 74 and 75 and no subsequent dip, plus a one-frame calibration step.</w:t>
+        <w:t>Table 8: Five curves that all first exceed 0.5 at frame 75, with identical values at frames 74 and 75 and no subsequent dip, plus a one-frame calibration step.</w:t>
       </w:r>
     </w:p>
     <w:tbl>
@@ -14699,7 +14973,16 @@
           <w:sz w:val="24"/>
           <w:szCs w:val="24"/>
         </w:rPr>
-        <w:t xml:space="preserve">The three curves in the middle of Table 8 have identical values at frames 74 and 75, cross at the same frame, and never fall back afterwards. Under the metric as published they must score identically: the two timing terms are functions of threshold crossings alone, and video-blind curves are identical across clips, so the discrimination terms cannot separate them either. They span 0.09093, which is 5.5 frames of slope. Grading the run-up downward gains 0.02519; grading the run-out upward loses 0.06574.</w:t>
+        <w:t xml:space="preserve">The three curves in the middle of Table 8 have identical values at frames 74 and 75, cross at the same frame, and never fall back afterwards. Under the metric as published they must score identically: the two timing terms are functions of threshold crossings alone, and video-blind </w:t>
+      </w:r>
+      <w:r>
+        <w:rPr>
+          <w:rFonts w:eastAsia="Times New Roman"/>
+          <w:sz w:val="24"/>
+          <w:szCs w:val="24"/>
+        </w:rPr>
+        <w:lastRenderedPageBreak/>
+        <w:t>curves are identical across clips, so the discrimination terms cannot separate them either. They span 0.09093, which is 5.5 frames of slope. Grading the run-up downward gains 0.02519; grading the run-out upward loses 0.06574.</w:t>
       </w:r>
     </w:p>
     <w:p>
@@ -14796,9 +15079,7 @@
           <w:sz w:val="24"/>
           <w:szCs w:val="24"/>
         </w:rPr>
-        <w:t xml:space="preserve">The initial segment estimates c at 0.016667, which is 1/60.00 to five figures. The ratio of the slope over frames 75 to 100 to that initial slope is 0.99894, so at most about 0.11% of contributing clips have their onset at or before frame 100 — a small number, not zero, and we </w:t>
-        <w:lastRenderedPageBreak/>
-        <w:t>do not claim zero. A step at frame 140 scores the same as a curve that never crosses, which bounds the mean excess beyond frame 140 below 3 × 10⁻⁴ frames; that bounds a mean, not a support, and permits a few late clips invisible at five decimals. Dividing the timing total by c gives a mean onset of 120.1 frames, or 120.3 using the fitted rather than the initial slope — about four seconds into a five-second clip.</w:t>
+        <w:t>The initial segment estimates c at 0.016667, which is 1/60.00 to five figures. The ratio of the slope over frames 75 to 100 to that initial slope is 0.99894, so at most about 0.11% of contributing clips have their onset at or before frame 100 — a small number, not zero, and we do not claim zero. A step at frame 140 scores the same as a curve that never crosses, which bounds the mean excess beyond frame 140 below 3 × 10⁻⁴ frames; that bounds a mean, not a support, and permits a few late clips invisible at five decimals. Dividing the timing total by c gives a mean onset of 120.1 frames, or 120.3 using the fitted rather than the initial slope — about four seconds into a five-second clip.</w:t>
       </w:r>
     </w:p>
     <w:p>
@@ -14855,7 +15136,16 @@
           <w:sz w:val="24"/>
           <w:szCs w:val="24"/>
         </w:rPr>
-        <w:t>What we deliberately do not do is separate the weights from the metric values. Every quantity above is a product of a weight and a metric. Note in particular that the ratio of the timing total to the slope is the mean onset conditional on the clips that contribute, and that the positive rate cancels out of that ratio identically, so this measurement says nothing whatever about what fraction of the corpus contains an accident, and we make no such claim.</w:t>
+        <w:t xml:space="preserve">What we deliberately do not do is separate the weights from the metric values. Every quantity above is a product of a weight and a metric. Note in particular that the ratio of the timing total </w:t>
+      </w:r>
+      <w:r>
+        <w:rPr>
+          <w:rFonts w:eastAsia="Times New Roman"/>
+          <w:sz w:val="24"/>
+          <w:szCs w:val="24"/>
+        </w:rPr>
+        <w:lastRenderedPageBreak/>
+        <w:t>to the slope is the mean onset conditional on the clips that contribute, and that the positive rate cancels out of that ratio identically, so this measurement says nothing whatever about what fraction of the corpus contains an accident, and we make no such claim.</w:t>
       </w:r>
     </w:p>
     <w:p>
@@ -14895,7 +15185,7 @@
           <w:sz w:val="24"/>
           <w:szCs w:val="24"/>
         </w:rPr>
-        <w:t xml:space="preserve">What follows is the evaluation we conducted before any submission was scored. It is retained because it is the case study this paper is built on. On a corpus that publishes no labels, average precision, area under the curve, a false-positive rate and any time-to-accident measured to a true onset are not computable by an entrant (Section 3.3); what is computable from a submission alone is the shape of its own risk curve, and the statistic we adopted was the mean frame at which that curve first exceeds 0.5 — the crossover frame. Every number below is therefore a statistic of curve shape. None is an anticipation result, none was checked against a label, and the quantity they optimise is minimised absolutely, to frame 0, by the constant of Section 5.1. Two cautions apply throughout. Timing figures in seconds were computed from the crossover frame to the end of the clip, not to a collision, because this corpus annotates none, so they are inflated by the interval Section 5.5 estimates at about a second. And the stable-anticipation compliance rate is a consequence of the monotone clamp of Section 4, which makes falling below the threshold impossible after the first crossing.</w:t>
+        <w:t>What follows is the evaluation we conducted before any submission was scored. It is retained because it is the case study this paper is built on. On a corpus that publishes no labels, average precision, area under the curve, a false-positive rate and any time-to-accident measured to a true onset are not computable by an entrant (Section 3.3); what is computable from a submission alone is the shape of its own risk curve, and the statistic we adopted was the mean frame at which that curve first exceeds 0.5 — the crossover frame. Every number below is therefore a statistic of curve shape. None is an anticipation result, none was checked against a label, and the quantity they optimise is minimised absolutely, to frame 0, by the constant of Section 5.1. Two cautions apply throughout. Timing figures in seconds were computed from the crossover frame to the end of the clip, not to a collision, because this corpus annotates none, so they are inflated by the interval Section 5.5 estimates at about a second. And the stable-anticipation compliance rate is a consequence of the monotone clamp of Section 4, which makes falling below the threshold impossible after the first crossing.</w:t>
       </w:r>
     </w:p>
     <w:p>
@@ -14916,8 +15206,7 @@
           <w:sz w:val="24"/>
           <w:szCs w:val="24"/>
         </w:rPr>
-        <w:lastRenderedPageBreak/>
-        <w:t xml:space="preserve">5.6.1. What the proxy reported</w:t>
+        <w:t>5.6.1. What the proxy reported</w:t>
       </w:r>
     </w:p>
     <w:p>
@@ -14935,7 +15224,7 @@
           <w:sz w:val="24"/>
           <w:szCs w:val="24"/>
         </w:rPr>
-        <w:t xml:space="preserve">Across the full corpus of 1,417 clips the ensemble produced a mean crossover frame of 22.7, and 21.1 over the best-fifty subset discussed below. We reported these as predictive capability; they are not. We also reported an early-frame false-alarm rate, which was a mistake — a false alarm is an alarm on a clip containing no accident, and this corpus does not say which clips those are. What was actually observed is that initial-frame risk scores began below 0.05 on every clip: a statement about where the curve starts rather than about whether starting there was correct, and a real property of the curve worth recording.</w:t>
+        <w:t>Across the full corpus of 1,417 clips the ensemble produced a mean crossover frame of 22.7, and 21.1 over the best-fifty subset discussed below. We reported these as predictive capability; they are not. We also reported an early-frame false-alarm rate, which was a mistake — a false alarm is an alarm on a clip containing no accident, and this corpus does not say which clips those are. What was actually observed is that initial-frame risk scores began below 0.05 on every clip: a statement about where the curve starts rather than about whether starting there was correct, and a real property of the curve worth recording.</w:t>
       </w:r>
     </w:p>
     <w:p>
@@ -14964,7 +15253,7 @@
           <w:sz w:val="24"/>
           <w:szCs w:val="24"/>
         </w:rPr>
-        <w:t xml:space="preserve">Table 9: Overall Zero-Shot Anticipation Performance on MM-AU (N = 1,417 clips)</w:t>
+        <w:t>Table 9: Overall Zero-Shot Anticipation Performance on MM-AU (N = 1,417 clips)</w:t>
       </w:r>
     </w:p>
     <w:tbl>
@@ -15474,7 +15763,6 @@
                 <w:sz w:val="24"/>
                 <w:szCs w:val="24"/>
               </w:rPr>
-              <w:lastRenderedPageBreak/>
               <w:t>Initial Risk Score p(1)</w:t>
             </w:r>
           </w:p>
@@ -15918,8 +16206,16 @@
           <w:sz w:val="24"/>
           <w:szCs w:val="24"/>
         </w:rPr>
+        <w:t xml:space="preserve">The modality ablation of Table 10 compares single-modality configurations against the full ensemble on the same proxy. Its orderings are informative about how the three signals behave </w:t>
+      </w:r>
+      <w:r>
+        <w:rPr>
+          <w:rFonts w:eastAsia="Times New Roman"/>
+          <w:sz w:val="24"/>
+          <w:szCs w:val="24"/>
+        </w:rPr>
         <w:lastRenderedPageBreak/>
-        <w:t xml:space="preserve">The modality ablation of Table 10 compares single-modality configurations against the full ensemble on the same proxy. Its orderings are informative about how the three signals behave and about their failure modes: the vision–language score reads appearance without temporal context and drifts high on foggy frames, the motion proxy cannot separate ordinary traffic motion from accident motion, and the caption prior cannot see the video at all, assigning identical trajectories to identically worded captions. The ensemble does resolve those three blind spots against one another. What the table does not establish is superiority in anticipation, because the quantity being compared is the one a constant minimises.</w:t>
+        <w:t>and about their failure modes: the vision–language score reads appearance without temporal context and drifts high on foggy frames, the motion proxy cannot separate ordinary traffic motion from accident motion, and the caption prior cannot see the video at all, assigning identical trajectories to identically worded captions. The ensemble does resolve those three blind spots against one another. What the table does not establish is superiority in anticipation, because the quantity being compared is the one a constant minimises.</w:t>
       </w:r>
     </w:p>
     <w:p>
@@ -15948,7 +16244,7 @@
           <w:sz w:val="24"/>
           <w:szCs w:val="24"/>
         </w:rPr>
-        <w:t xml:space="preserve">Table 10: Modality Ablation Study — Mean Crossover Frame and Failure Analysis</w:t>
+        <w:t>Table 10: Modality Ablation Study — Mean Crossover Frame and Failure Analysis</w:t>
       </w:r>
     </w:p>
     <w:tbl>
@@ -17047,8 +17343,7 @@
           <w:sz w:val="24"/>
           <w:szCs w:val="24"/>
         </w:rPr>
-        <w:lastRenderedPageBreak/>
-        <w:t xml:space="preserve">5.6.2. The selected subsets</w:t>
+        <w:t>5.6.2. The selected subsets</w:t>
       </w:r>
     </w:p>
     <w:p>
@@ -17066,7 +17361,7 @@
           <w:sz w:val="24"/>
           <w:szCs w:val="24"/>
         </w:rPr>
-        <w:t xml:space="preserve">Two further analyses select the fifty and then the twenty-five clips with the earliest crossings. Both are statements about the selection rather than about the method: choosing the best fifty of 1,417 by the quantity being reported guarantees that the reported quantity looks good, and the same procedure applied to any system, a random one included, would produce a flattering subset. Within the best twenty-five, every sequence began at p(1) = 0.001 despite crossing as early as frame 7, and mean peak risk reached 0.9871 — though the score cannot fall below the threshold once it has crossed, so the absence of late degradation is largely the clamp rather than the ensemble. The anticipation margin we reported for this subset, and compared against human reaction times and automatic emergency braking latency, cannot bear that comparison: it is measured to the end of the clip rather than to a collision, and computed over a best-of-1,417 selection. We offered these cases as proof that a zero-shot ensemble rivals supervised models. They are not. The leaderboard, which does compare entrants under a common scorer, placed this system ninth of thirteen and below a constant.</w:t>
+        <w:t>Two further analyses select the fifty and then the twenty-five clips with the earliest crossings. Both are statements about the selection rather than about the method: choosing the best fifty of 1,417 by the quantity being reported guarantees that the reported quantity looks good, and the same procedure applied to any system, a random one included, would produce a flattering subset. Within the best twenty-five, every sequence began at p(1) = 0.001 despite crossing as early as frame 7, and mean peak risk reached 0.9871 — though the score cannot fall below the threshold once it has crossed, so the absence of late degradation is largely the clamp rather than the ensemble. The anticipation margin we reported for this subset, and compared against human reaction times and automatic emergency braking latency, cannot bear that comparison: it is measured to the end of the clip rather than to a collision, and computed over a best-of-1,417 selection. We offered these cases as proof that a zero-shot ensemble rivals supervised models. They are not. The leaderboard, which does compare entrants under a common scorer, placed this system ninth of thirteen and below a constant.</w:t>
       </w:r>
     </w:p>
     <w:p>
@@ -17095,7 +17390,7 @@
           <w:sz w:val="24"/>
           <w:szCs w:val="24"/>
         </w:rPr>
-        <w:t xml:space="preserve">Table 11: Quantitative Metrics of the Top 25 Anticipatory Trajectories</w:t>
+        <w:t>Table 11: Quantitative Metrics of the Top 25 Anticipatory Trajectories</w:t>
       </w:r>
     </w:p>
     <w:tbl>
@@ -22013,7 +22308,6 @@
                 <w:sz w:val="24"/>
                 <w:szCs w:val="24"/>
               </w:rPr>
-              <w:lastRenderedPageBreak/>
               <w:t>22</w:t>
             </w:r>
           </w:p>
@@ -22877,7 +23171,7 @@
           <w:sz w:val="24"/>
           <w:szCs w:val="24"/>
         </w:rPr>
-        <w:t xml:space="preserve">Table 11, note: TTA derived from remaining frames prior to collision at 30 FPS. Initial risk vectors verified post power-curve smoothing and Gaussian filtering.</w:t>
+        <w:t>Table 11, note: TTA derived from remaining frames prior to collision at 30 FPS. Initial risk vectors verified post power-curve smoothing and Gaussian filtering.</w:t>
       </w:r>
     </w:p>
     <w:p>
@@ -22907,7 +23201,7 @@
           <w:sz w:val="24"/>
           <w:szCs w:val="24"/>
         </w:rPr>
-        <w:t xml:space="preserve">5.6.3. The seven configurations</w:t>
+        <w:t>5.6.3. The seven configurations</w:t>
       </w:r>
     </w:p>
     <w:p>
@@ -22925,7 +23219,8 @@
           <w:sz w:val="24"/>
           <w:szCs w:val="24"/>
         </w:rPr>
-        <w:t xml:space="preserve">Table 12 compares seven pipeline configurations. The ordering from C1 to C7 shows that each stage moves the crossover frame earlier, and read against Section 5.1 that is all it shows, because moving the crossover frame earlier is precisely what a constant 0.51 does perfectly. Two stages deserve particular note in that light. The monotone clamp forces the condition the stable-timing metric tests, so the compliance column records that the clamp executed. And the temporal compression responsible for the final improvement, between C6 and C7, reads a frame that has not yet arrived (Section 4).</w:t>
+        <w:lastRenderedPageBreak/>
+        <w:t>Table 12 compares seven pipeline configurations. The ordering from C1 to C7 shows that each stage moves the crossover frame earlier, and read against Section 5.1 that is all it shows, because moving the crossover frame earlier is precisely what a constant 0.51 does perfectly. Two stages deserve particular note in that light. The monotone clamp forces the condition the stable-timing metric tests, so the compliance column records that the clamp executed. And the temporal compression responsible for the final improvement, between C6 and C7, reads a frame that has not yet arrived (Section 4).</w:t>
       </w:r>
     </w:p>
     <w:p>
@@ -22954,7 +23249,7 @@
           <w:sz w:val="24"/>
           <w:szCs w:val="24"/>
         </w:rPr>
-        <w:t xml:space="preserve">Table 12: Seven-Configuration Performance Comparison</w:t>
+        <w:t>Table 12: Seven-Configuration Performance Comparison</w:t>
       </w:r>
     </w:p>
     <w:tbl>
@@ -23760,7 +24055,6 @@
                 <w:sz w:val="24"/>
                 <w:szCs w:val="24"/>
               </w:rPr>
-              <w:lastRenderedPageBreak/>
               <w:t>C4</w:t>
             </w:r>
           </w:p>
@@ -24503,7 +24797,16 @@
           <w:sz w:val="24"/>
           <w:szCs w:val="24"/>
         </w:rPr>
-        <w:t>The results in this section admit one reading and it is not the one we expected when we ran them. The 4.23-second average warning horizon reported in earlier versions of this work is not a warning horizon. It is the interval from the crossover frame to the end of the clip, on a corpus that annotates no collision, averaged over a selected subset; Section 5.5 places the accident about a second before the window ends, so the figure overstates any real anticipation by roughly that much before the selection effect is counted. Comparing it against crossover frames reported for supervised models on other corpora, as we did, compares two quantities that are not the same measurement.</w:t>
+        <w:t xml:space="preserve">The results in this section admit one reading and it is not the one we expected when we ran them. The 4.23-second average warning horizon reported in earlier versions of this work is not a warning horizon. It is the interval from the crossover frame to the end of the clip, on a corpus that annotates no collision, averaged over a selected subset; Section 5.5 places the accident about a second before the window ends, so the figure overstates any real anticipation by roughly </w:t>
+      </w:r>
+      <w:r>
+        <w:rPr>
+          <w:rFonts w:eastAsia="Times New Roman"/>
+          <w:sz w:val="24"/>
+          <w:szCs w:val="24"/>
+        </w:rPr>
+        <w:lastRenderedPageBreak/>
+        <w:t>that much before the selection effect is counted. Comparing it against crossover frames reported for supervised models on other corpora, as we did, compares two quantities that are not the same measurement.</w:t>
       </w:r>
     </w:p>
     <w:p>
@@ -24521,9 +24824,7 @@
           <w:sz w:val="24"/>
           <w:szCs w:val="24"/>
         </w:rPr>
-        <w:t xml:space="preserve">Second, the 100% stable-anticipation compliance rate we reported is not a result at all. The metric requires the risk score to stay above the threshold from the alarm until the accident; Stage 4 of the post-processing makes falling below the threshold impossible once the score has </w:t>
-        <w:lastRenderedPageBreak/>
-        <w:t>crossed. The figure therefore records that the clamp executed. This is the clearest instance in our own work of the general mechanism Section 6 identifies: a post-hoc operation that enforces a metric's definition renders that metric vacuous. It is worth being precise about what remains true. Raw vision–language risk scores do oscillate, the clamp does remove the oscillation, and a system that alarms and then retracts is genuinely worse for a driver than one that does not. The clamp is a reasonable engineering choice. What it cannot do is serve as evidence under a metric that tests for the property it imposes.</w:t>
+        <w:t>Second, the 100% stable-anticipation compliance rate we reported is not a result at all. The metric requires the risk score to stay above the threshold from the alarm until the accident; Stage 4 of the post-processing makes falling below the threshold impossible once the score has crossed. The figure therefore records that the clamp executed. This is the clearest instance in our own work of the general mechanism Section 6 identifies: a post-hoc operation that enforces a metric's definition renders that metric vacuous. It is worth being precise about what remains true. Raw vision–language risk scores do oscillate, the clamp does remove the oscillation, and a system that alarms and then retracts is genuinely worse for a driver than one that does not. The clamp is a reasonable engineering choice. What it cannot do is serve as evidence under a metric that tests for the property it imposes.</w:t>
       </w:r>
     </w:p>
     <w:p>
@@ -24643,7 +24944,16 @@
           <w:sz w:val="24"/>
           <w:szCs w:val="24"/>
         </w:rPr>
-        <w:t>(a) The unbounded term grows with clip length while the bounded one does not. The ratio of their maxima scales linearly in the mean onset, so two research groups adopting the same weights on corpora windowed differently are not using the same metric, even though they report the same metric's name. On this benchmark the maximum of U is 2.00186, measured; the maximum of B is not identifiable from outside but is at least 0.49979, giving a ratio of at most 4.01. Against B at chance the measured ratio is 5.70.</w:t>
+        <w:t xml:space="preserve">(a) The unbounded term grows with clip length while the bounded one does not. The ratio of their maxima scales linearly in the mean onset, so two research groups adopting the same weights on corpora windowed differently are not using the same metric, even though they report the same metric's name. On this benchmark the maximum of U is 2.00186, measured; </w:t>
+      </w:r>
+      <w:r>
+        <w:rPr>
+          <w:rFonts w:eastAsia="Times New Roman"/>
+          <w:sz w:val="24"/>
+          <w:szCs w:val="24"/>
+        </w:rPr>
+        <w:lastRenderedPageBreak/>
+        <w:t>the maximum of B is not identifiable from outside but is at least 0.49979, giving a ratio of at most 4.01. Against B at chance the measured ratio is 5.70.</w:t>
       </w:r>
     </w:p>
     <w:p>
@@ -24662,9 +24972,7 @@
           <w:sz w:val="24"/>
           <w:szCs w:val="24"/>
         </w:rPr>
-        <w:t xml:space="preserve">(b) The unbounded term has a constant as its global maximiser. Any unconditioned threshold-crossing earliness measure is maximised by crossing immediately and never returning, which holds for both terms as defined in Section 3.4. The maximiser reads no input, so the term it maximises can carry no information about the input. The qualifier matters and is the seed of the remedy: an earliness measure that is conditioned — restricted to correctly classified clips, </w:t>
-        <w:lastRenderedPageBreak/>
-        <w:t>evaluated at a fixed operating point of the discrimination metric, or penalised by the false-alarm rate — is not maximised by a constant.</w:t>
+        <w:t>(b) The unbounded term has a constant as its global maximiser. Any unconditioned threshold-crossing earliness measure is maximised by crossing immediately and never returning, which holds for both terms as defined in Section 3.4. The maximiser reads no input, so the term it maximises can carry no information about the input. The qualifier matters and is the seed of the remedy: an earliness measure that is conditioned — restricted to correctly classified clips, evaluated at a fixed operating point of the discrimination metric, or penalised by the false-alarm rate — is not maximised by a constant.</w:t>
       </w:r>
     </w:p>
     <w:p>
@@ -24866,6 +25174,7 @@
           <w:sz w:val="24"/>
           <w:szCs w:val="24"/>
         </w:rPr>
+        <w:lastRenderedPageBreak/>
         <w:t>Bound the earliness term, and condition it. These are two separate repairs and both are needed. Bounding — normalising per clip so that the ratio of achieved to achievable anticipation lies in the unit interval — stops the term dominating the sum and stops the metric depending on how the corpus was windowed. It does not remove the constant as maximiser, which still scores 1 and still gets it free. Conditioning is what removes the exploit: report earliness at a fixed operating point of the discrimination metric, for which mean time-to-accident at 80% recall is the established form. If only one is adopted, adopt conditioning.</w:t>
       </w:r>
     </w:p>
@@ -24887,7 +25196,6 @@
           <w:sz w:val="24"/>
           <w:szCs w:val="24"/>
         </w:rPr>
-        <w:lastRenderedPageBreak/>
         <w:t>State the reference point of every timing metric: the annotated collision, or the end of the clip. Reporting the interval to the end of the window under the name time-to-accident inflates every result by a corpus-dependent constant, which on this corpus is about one second.</w:t>
       </w:r>
     </w:p>
@@ -25054,7 +25362,16 @@
           <w:sz w:val="24"/>
           <w:szCs w:val="24"/>
         </w:rPr>
-        <w:t>One discrepancy in the crossing-frame model is open. A linear ramp scores 0.037 below three curves that cross at the same frame (Section 5.4), and the segment slopes are not monotone as the model requires (Section 5.5). We report both rather than fit around them. Neither the headline result nor the timing total depends on the resolution — both are measured between flat curves — but the split of the timing total between the two terms, and the interpretation of the fit as exact, do.</w:t>
+        <w:t xml:space="preserve">One discrepancy in the crossing-frame model is open. A linear ramp scores 0.037 below three curves that cross at the same frame (Section 5.4), and the segment slopes are not monotone as the model requires (Section 5.5). We report both rather than fit around them. Neither the </w:t>
+      </w:r>
+      <w:r>
+        <w:rPr>
+          <w:rFonts w:eastAsia="Times New Roman"/>
+          <w:sz w:val="24"/>
+          <w:szCs w:val="24"/>
+        </w:rPr>
+        <w:lastRenderedPageBreak/>
+        <w:t>headline result nor the timing total depends on the resolution — both are measured between flat curves — but the split of the timing total between the two terms, and the interpretation of the fit as exact, do.</w:t>
       </w:r>
     </w:p>
     <w:p>
@@ -25073,8 +25390,7 @@
           <w:sz w:val="24"/>
           <w:szCs w:val="24"/>
         </w:rPr>
-        <w:lastRenderedPageBreak/>
-        <w:t xml:space="preserve">We do not demonstrate the corrected protocol on a labelled corpus. Items 2 to 5 of Section 7 are derived from the mechanisms rather than shown end to end, because this corpus publishes no labels. Demonstrating them requires a benchmark with released annotations, for which the corpora of Chan et al. [4] and Bao et al. [5] are the obvious candidates, and we state that as future work rather than claim it here.</w:t>
+        <w:t>We do not demonstrate the corrected protocol on a labelled corpus. Items 2 to 5 of Section 7 are derived from the mechanisms rather than shown end to end, because this corpus publishes no labels. Demonstrating them requires a benchmark with released annotations, for which the corpora of Chan et al. [4] and Bao et al. [5] are the obvious candidates, and we state that as future work rather than claim it here.</w:t>
       </w:r>
     </w:p>
     <w:p>
@@ -25196,7 +25512,7 @@
           <w:sz w:val="24"/>
           <w:szCs w:val="24"/>
         </w:rPr>
-        <w:t xml:space="preserve">A composite score that adds an unbounded earliness term to bounded discrimination terms does not measure what its name suggests. On a live accident-anticipation benchmark the earliness terms are worth 5.70 times what discrimination contributes to a submission that reads nothing; they are maximised exactly by a constant; and that constant scores within 0.14874 of the winning entry, matching the eighth-placed team at the precision the leaderboard displays. Our own entry, a training-free ensemble, placed ninth of thirteen and scores below it.</w:t>
+        <w:t>A composite score that adds an unbounded earliness term to bounded discrimination terms does not measure what its name suggests. On a live accident-anticipation benchmark the earliness terms are worth 5.70 times what discrimination contributes to a submission that reads nothing; they are maximised exactly by a constant; and that constant scores within 0.14874 of the winning entry, matching the eighth-placed team at the precision the leaderboard displays. Our own entry, a training-free ensemble, placed ninth of thirteen and scores below it.</w:t>
       </w:r>
     </w:p>
     <w:p>
@@ -25215,7 +25531,7 @@
           <w:sz w:val="24"/>
           <w:szCs w:val="24"/>
         </w:rPr>
-        <w:t xml:space="preserve">The method that established this is as portable as the finding. Twenty-four submissions, not one of which opened a video frame, were enough to recover the score's slope to a sixtieth of a point per frame of delay, to bound the support and mean of an accident-onset distribution no entrant has seen, and to establish that the benchmark's published formula does not reproduce its own scorer. A leaderboard that accepts arbitrary submissions is an instrument, and any benchmark that accepts one can be measured from outside in this way.</w:t>
+        <w:t>The method that established this is as portable as the finding. Twenty-four submissions, not one of which opened a video frame, were enough to recover the score's slope to a sixtieth of a point per frame of delay, to bound the support and mean of an accident-onset distribution no entrant has seen, and to establish that the benchmark's published formula does not reproduce its own scorer. A leaderboard that accepts arbitrary submissions is an instrument, and any benchmark that accepts one can be measured from outside in this way.</w:t>
       </w:r>
     </w:p>
     <w:p>
@@ -25234,7 +25550,16 @@
           <w:sz w:val="24"/>
           <w:szCs w:val="24"/>
         </w:rPr>
-        <w:t xml:space="preserve">Three things are consequently cheap that were not. A video-blind control costs a single submission and settles in an afternoon whether a reported score is measuring a method or a metric; we would like it to become as routine as a majority-class baseline in classification. Probe submissions turn a leaderboard into a means of auditing a scorer whose code is closed, without labels and without the weights. And an earliness term that is bounded per clip and conditioned on a fixed operating point of the discrimination metric, rather than summed raw, gives the field a composite it can compare across corpora. Demonstrating that corrected protocol end to end on a benchmark that publishes its annotations — where the discrimination half can actually be computed, and where the question of what a bounded earliness term costs a real method can finally be answered — is the natural next study, and it is the one we intend.</w:t>
+        <w:t xml:space="preserve">Three things are consequently cheap that were not. A video-blind control costs a single submission and settles in an afternoon whether a reported score is measuring a method or a metric; we would like it to become as routine as a majority-class baseline in classification. Probe submissions turn a leaderboard into a means of auditing a scorer whose code is closed, without labels and without the weights. And an earliness term that is bounded per clip and </w:t>
+      </w:r>
+      <w:r>
+        <w:rPr>
+          <w:rFonts w:eastAsia="Times New Roman"/>
+          <w:sz w:val="24"/>
+          <w:szCs w:val="24"/>
+        </w:rPr>
+        <w:lastRenderedPageBreak/>
+        <w:t>conditioned on a fixed operating point of the discrimination metric, rather than summed raw, gives the field a composite it can compare across corpora. Demonstrating that corrected protocol end to end on a benchmark that publishes its annotations — where the discrimination half can actually be computed, and where the question of what a bounded earliness term costs a real method can finally be answered — is the natural next study, and it is the one we intend.</w:t>
       </w:r>
     </w:p>
     <w:p>
@@ -25261,7 +25586,7 @@
           <w:sz w:val="24"/>
           <w:szCs w:val="24"/>
         </w:rPr>
-        <w:t xml:space="preserve">COMPLIANCE AND DATA AVAILABILITY</w:t>
+        <w:t>COMPLIANCE AND DATA AVAILABILITY</w:t>
       </w:r>
     </w:p>
     <w:p>
@@ -25280,7 +25605,7 @@
           <w:sz w:val="24"/>
           <w:szCs w:val="24"/>
         </w:rPr>
-        <w:t xml:space="preserve">All submissions reported here were made through the competition's own late-submission facility, which the organisers left open after the closing date and which scores against the same private split. Twenty-four submissions were made in total, across two days, against a stated limit of one hundred per day.</w:t>
+        <w:t>All submissions reported here were made through the competition's own late-submission facility, which the organisers left open after the closing date and which scores against the same private split. Twenty-four submissions were made in total, across two days, against a stated limit of one hundred per day.</w:t>
       </w:r>
     </w:p>
     <w:p>
@@ -25299,7 +25624,7 @@
           <w:sz w:val="24"/>
           <w:szCs w:val="24"/>
         </w:rPr>
-        <w:t xml:space="preserve">The competition's rules restrict the dataset to academic and non-commercial use, prohibit its redistribution, require that submissions be the entrant's own work, and reserve the right to disqualify unethical behaviour, of which the examples given are manual labelling of test data and multi-account cheating. None of these applies to the work reported here. Every probe is a curve we generated from a closed-form expression in the frame index; none was derived from, or informed by, any label. No rule addresses analysis of the scoring function, and none prohibits it. We redistribute no part of the dataset. As the rules require of any publication using the data or the competition's results, we cite the corpus [7] and the competition [8].</w:t>
+        <w:t>The competition's rules restrict the dataset to academic and non-commercial use, prohibit its redistribution, require that submissions be the entrant's own work, and reserve the right to disqualify unethical behaviour, of which the examples given are manual labelling of test data and multi-account cheating. None of these applies to the work reported here. Every probe is a curve we generated from a closed-form expression in the frame index; none was derived from, or informed by, any label. No rule addresses analysis of the scoring function, and none prohibits it. We redistribute no part of the dataset. As the rules require of any publication using the data or the competition's results, we cite the corpus [7] and the competition [8].</w:t>
       </w:r>
     </w:p>
     <w:p>
@@ -25318,7 +25643,7 @@
           <w:sz w:val="24"/>
           <w:szCs w:val="24"/>
         </w:rPr>
-        <w:t xml:space="preserve">Regarding the leaderboard: we report only scores that the competition publishes on its own public standings page, and we attribute nothing about any team's method, code or intent. Where a team's score coincides with a control's, we state the arithmetic and draw the single inference set out in Section 1. Teams are identified only as the competition itself identifies them.</w:t>
+        <w:t>Regarding the leaderboard: we report only scores that the competition publishes on its own public standings page, and we attribute nothing about any team's method, code or intent. Where a team's score coincides with a control's, we state the arithmetic and draw the single inference set out in Section 1. Teams are identified only as the competition itself identifies them.</w:t>
       </w:r>
     </w:p>
     <w:p>
@@ -25337,7 +25662,7 @@
           <w:sz w:val="24"/>
           <w:szCs w:val="24"/>
         </w:rPr>
-        <w:t xml:space="preserve">The submission files, the code that generated them, the complete score log and the scripts that produce both figures are released. Nothing in the release contains any part of the competition's data or any label.</w:t>
+        <w:t>The submission files, the code that generated them, the complete score log and the scripts that produce both figures are released. Nothing in the release contains any part of the competition's data or any label.</w:t>
       </w:r>
     </w:p>
     <w:p>
@@ -25357,7 +25682,6 @@
           <w:sz w:val="24"/>
           <w:szCs w:val="24"/>
         </w:rPr>
-        <w:lastRenderedPageBreak/>
         <w:t>References:</w:t>
       </w:r>
     </w:p>
@@ -25457,6 +25781,7 @@
         <w:pStyle w:val="References"/>
       </w:pPr>
       <w:r>
+        <w:lastRenderedPageBreak/>
         <w:t>Liu, H., Li, C., Wu, Q., &amp; Lee, Y. J. (2023). Visual instruction tuning. In Advances in Neural Information Processing Systems, vol. 36. arXiv:2304.08485.</w:t>
       </w:r>
     </w:p>
@@ -25585,7 +25910,6 @@
         <w:pStyle w:val="References"/>
       </w:pPr>
       <w:r>
-        <w:lastRenderedPageBreak/>
         <w:t>Poliak, A., Naradowsky, J., Haldar, A., Rudinger, R., &amp; Van Durme, B. (2018). Hypothesis only baselines in natural language inference. In Proc. 7th Joint Conf. on Lexical and Computational Semantics (*SEM), pp. 180–191. doi:10.18653/v1/S18-2023.</w:t>
       </w:r>
     </w:p>

--- a/paper/Precrash.docx
+++ b/paper/Precrash.docx
@@ -241,7 +241,7 @@
         <w:rPr>
           <w:iCs/>
         </w:rPr>
-        <w:t>Traffic-accident anticipation is increasingly scored by composite metrics that add an earliness term — time-to-accident at a fixed risk threshold — to discrimination terms such as average precision and area under the ROC curve. We show that this composition fails structurally rather than incidentally. The discrimination terms are bounded on the unit interval while the earliness terms scale with clip length, and the earliness terms have a trivial global maximiser: a constant risk score above the threshold attains, on every clip, the largest value that clip admits. We demonstrate the consequence on a live benchmark. On the Zero-shot Accident Anticipation competition (AUTOPILOT; 1,417 clips curated from MM-AU; 13 teams), a constant risk score of 0.51, which reads no pixels, scores 2.35291 on the private leaderboard — matching the eighth-place team at the precision the leaderboard displays, exceeding five of thirteen teams including our own, and falling 0.14874 short of the winning score. Using twenty-four video-blind submissions as probes, designed so that unknown terms cancel under differencing, we then decompose the metric from outside the competition without access to any label: average precision and area under the curve together contribute 0.35105 to a blind submission, the two-timing terms contribute 2.00186 — 5.70 times as much — and the score falls at exactly one sixtieth of a point per frame of delay, confirmed by a one-frame experiment. The same probes recover the support and mean of the withheld accident-onset distribution, and establish a second result: three curves that cross the threshold at the same frame, with identical values at the crossing, score 0.091 apart, a spread the published metric definition cannot produce. The benchmark's stated formula therefore does not reproduce its own scorer. We report our ninth-placed entry, a training-free ensemble that scores below the constant, as the case study, and close with a protocol whose central requirement is that every anticipation result be reported alongside a video-blind control.</w:t>
+        <w:t xml:space="preserve">Traffic-accident anticipation is increasingly scored by composite metrics that add an earliness term — time-to-accident at a fixed risk threshold — to discrimination terms such as average precision and area under the ROC curve. We show that this composition fails structurally rather than incidentally. The discrimination terms are bounded on the unit interval while the earliness terms scale with clip length, and the earliness terms have a trivial global maximiser: a constant risk score above the threshold attains, on every clip, the largest value that clip admits. We demonstrate the consequence on a live benchmark. On the Zero-shot Accident Anticipation competition (AUTOPILOT; 1,417 clips curated from MM-AU; 13 teams), a constant risk score of 0.51, which reads no pixels, scores 2.35291 on the private leaderboard — matching the eighth-place team at the precision the leaderboard displays, exceeding five of thirteen teams including our own, and falling 0.14874 short of the winning score. Using twenty-four video-blind submissions as probes, designed so that unknown terms cancel under differencing, we then decompose the metric from outside the competition without access to any label: average precision and area under the curve together contribute 0.35105 to a blind submission, the two timing terms contribute 2.00186 — 5.70 times as much — and the score falls at exactly one sixtieth of a point per frame of delay, confirmed by a one-frame experiment. The same probes recover the support and mean of the withheld accident-onset distribution, and establish a second result: four curves that cross the threshold at the same frame, with identical values at the crossing, score 0.091 apart, a spread the published metric definition cannot produce. The benchmark's stated formula therefore does not reproduce its own scorer. We report our ninth-placed entry, a training-free ensemble that scores below the constant, as the case study, and close with a protocol whose central requirement is that every anticipation result be reported alongside a video-blind control.</w:t>
       </w:r>
     </w:p>
     <w:p>
@@ -2325,7 +2325,7 @@
           <w:szCs w:val="24"/>
           <w:lang w:val="en-IN"/>
         </w:rPr>
-        <w:t>3.     The considered dataset is diverse in terms of accident categories, and without any training instances, it might generalize well.</w:t>
+        <w:t xml:space="preserve">3.     Pretrained knowledge is the only knowledge available, and with no training instances there is no way to establish in advance that it transfers to any of these accident categories.</w:t>
       </w:r>
     </w:p>
     <w:p>
@@ -8659,7 +8659,7 @@
           <w:sz w:val="24"/>
           <w:szCs w:val="24"/>
         </w:rPr>
-        <w:t>A video-blind submission is one whose risk curve is a function of the frame index alone: identical for every clip, computed without opening a single frame. We use a family rather than a single curve, because one flattering curve invites the objection that the comparison was chosen to flatter it. The family comprises a constant 0.51 and a constant 0.99; a linear ramp from 0.001 to 0.999; logistic curves centred at frames 60, 75, 90 and 105; and step functions rising from 0.49 to 0.51 at frames 0, 10, 25, 50, 75, 100, 125 and 140. Each is a single list of 150 numbers, repeated across all 1,417 clips.</w:t>
+        <w:t xml:space="preserve">A video-blind submission is one whose risk curve is a function of the frame index alone: identical for every clip, computed without opening a single frame. We use a family rather than a single curve, because one flattering curve invites the objection that the comparison was chosen to flatter it. The family comprises a constant 0.51 and a constant 0.99; a linear ramp from 0.000 to 1.000; logistic curves centred at frames 60, 75, 90 and 105; and step functions rising from 0.49 to 0.51 at frames 0, 10, 25, 50, 75, 100, 125 and 140. Each is a single list of 150 numbers, repeated across all 1,417 clips.</w:t>
       </w:r>
     </w:p>
     <w:p>
@@ -12319,7 +12319,7 @@
                 <w:sz w:val="24"/>
                 <w:szCs w:val="24"/>
               </w:rPr>
-              <w:t>2.49×</w:t>
+              <w:t xml:space="preserve">2.50×</w:t>
             </w:r>
           </w:p>
         </w:tc>
@@ -12578,16 +12578,7 @@
           <w:sz w:val="24"/>
           <w:szCs w:val="24"/>
         </w:rPr>
-        <w:t xml:space="preserve">Two further readings follow from Table 4. A constant at 0.51 and a constant at 0.99 score identically, so the metric reads only whether the curve stands above the threshold and never by </w:t>
-      </w:r>
-      <w:r>
-        <w:rPr>
-          <w:rFonts w:eastAsia="Times New Roman"/>
-          <w:sz w:val="24"/>
-          <w:szCs w:val="24"/>
-        </w:rPr>
-        <w:lastRenderedPageBreak/>
-        <w:t>how much; there is no incentive to calibrate. And the probe holding 0.51 throughout with a dip across frames 50 to 59 scores 1.85347, where the per-frame stable-timing coefficient predicts 1.79041 for a reference point moved to frame 60. The additive attribution of the timing total into its two parts is therefore close but not exact, and we report the split of 2.00186 into 0.87593 and 1.12593 with that tolerance attached. The total itself is measured directly between two flat curves and does not depend on the split.</w:t>
+        <w:t xml:space="preserve">Two further readings follow from Tables 4 and 5. A constant at 0.51 and a constant at 0.99 score identically, so the metric reads only whether the curve stands above the threshold and never by how much; there is no incentive to calibrate. And the probe holding 0.51 throughout with a dip across frames 50 to 59 scores 1.85347, where the per-frame stable-timing coefficient predicts 1.79041 for a reference point moved to frame 60. The additive attribution of the timing total into its two parts is therefore close but not exact, and we report the split of 2.00186 into 0.87593 and 1.12593 with that tolerance attached. The total itself is measured directly between two flat curves and does not depend on the split.</w:t>
       </w:r>
     </w:p>
     <w:p>
@@ -14264,7 +14255,7 @@
           <w:sz w:val="24"/>
           <w:szCs w:val="24"/>
         </w:rPr>
-        <w:t>Table 8: Five curves that all first exceed 0.5 at frame 75, with identical values at frames 74 and 75 and no subsequent dip, plus a one-frame calibration step.</w:t>
+        <w:t xml:space="preserve">Table 8: Four curves that all first exceed 0.5 at frame 75, with identical values at frames 74 and 75 and no subsequent dip, plus a one-frame calibration step.</w:t>
       </w:r>
     </w:p>
     <w:tbl>
@@ -14973,16 +14964,7 @@
           <w:sz w:val="24"/>
           <w:szCs w:val="24"/>
         </w:rPr>
-        <w:t xml:space="preserve">The three curves in the middle of Table 8 have identical values at frames 74 and 75, cross at the same frame, and never fall back afterwards. Under the metric as published they must score identically: the two timing terms are functions of threshold crossings alone, and video-blind </w:t>
-      </w:r>
-      <w:r>
-        <w:rPr>
-          <w:rFonts w:eastAsia="Times New Roman"/>
-          <w:sz w:val="24"/>
-          <w:szCs w:val="24"/>
-        </w:rPr>
-        <w:lastRenderedPageBreak/>
-        <w:t>curves are identical across clips, so the discrimination terms cannot separate them either. They span 0.09093, which is 5.5 frames of slope. Grading the run-up downward gains 0.02519; grading the run-out upward loses 0.06574.</w:t>
+        <w:t xml:space="preserve">The four curves at the head of Table 8 have identical values at frames 74 and 75, cross at the same frame, and never fall back afterwards. Under the metric as published they must score identically: the two timing terms are functions of threshold crossings alone, and video-blind curves are identical across clips, so the discrimination terms cannot separate them either. They span 0.09093, which is 5.5 frames of slope. Grading the run-up downward gains 0.02519; grading the run-out upward loses 0.06574.</w:t>
       </w:r>
     </w:p>
     <w:p>
@@ -15579,7 +15561,7 @@
                 <w:sz w:val="24"/>
                 <w:szCs w:val="24"/>
               </w:rPr>
-              <w:t>4.23 s</w:t>
+              <w:t xml:space="preserve">4.24 s</w:t>
             </w:r>
           </w:p>
         </w:tc>
@@ -16535,7 +16517,7 @@
                 <w:sz w:val="24"/>
                 <w:szCs w:val="24"/>
               </w:rPr>
-              <w:t>+4.3 to +5.3</w:t>
+              <w:t xml:space="preserve">+3.3 to +5.3</w:t>
             </w:r>
           </w:p>
         </w:tc>
@@ -16827,7 +16809,7 @@
                 <w:sz w:val="24"/>
                 <w:szCs w:val="24"/>
               </w:rPr>
-              <w:t>+0.0 to −0.7</w:t>
+              <w:t xml:space="preserve">−1.0</w:t>
             </w:r>
           </w:p>
         </w:tc>
@@ -17361,7 +17343,7 @@
           <w:sz w:val="24"/>
           <w:szCs w:val="24"/>
         </w:rPr>
-        <w:t>Two further analyses select the fifty and then the twenty-five clips with the earliest crossings. Both are statements about the selection rather than about the method: choosing the best fifty of 1,417 by the quantity being reported guarantees that the reported quantity looks good, and the same procedure applied to any system, a random one included, would produce a flattering subset. Within the best twenty-five, every sequence began at p(1) = 0.001 despite crossing as early as frame 7, and mean peak risk reached 0.9871 — though the score cannot fall below the threshold once it has crossed, so the absence of late degradation is largely the clamp rather than the ensemble. The anticipation margin we reported for this subset, and compared against human reaction times and automatic emergency braking latency, cannot bear that comparison: it is measured to the end of the clip rather than to a collision, and computed over a best-of-1,417 selection. We offered these cases as proof that a zero-shot ensemble rivals supervised models. They are not. The leaderboard, which does compare entrants under a common scorer, placed this system ninth of thirteen and below a constant.</w:t>
+        <w:t xml:space="preserve">Two further analyses select the fifty and then the twenty-five clips with the earliest crossings. Both are statements about the selection rather than about the method: choosing the best fifty of 1,417 by the quantity being reported guarantees that the reported quantity looks good, and the same procedure applied to any system, a random one included, would produce a flattering subset. Within the best twenty-five, every sequence began at p(1) = 0.001 despite crossing as early as frame 7, and mean peak risk reached 0.9858 — though the score cannot fall below the threshold once it has crossed, so the absence of late degradation is largely the clamp rather than the ensemble. The anticipation margin we reported for this subset, and compared against human reaction times and automatic emergency braking latency, cannot bear that comparison: it is measured to the end of the clip rather than to a collision, and computed over a best-of-1,417 selection. We offered these cases as proof that a zero-shot ensemble rivals supervised models. They are not. The leaderboard, which does compare entrants under a common scorer, placed this system ninth of thirteen and below a constant.</w:t>
       </w:r>
     </w:p>
     <w:p>
@@ -23171,7 +23153,7 @@
           <w:sz w:val="24"/>
           <w:szCs w:val="24"/>
         </w:rPr>
-        <w:t>Table 11, note: TTA derived from remaining frames prior to collision at 30 FPS. Initial risk vectors verified post power-curve smoothing and Gaussian filtering.</w:t>
+        <w:t xml:space="preserve">Table 11, note: the seconds column is the interval from the crossover frame to the end of the clip at 30 FPS. It is not a time-to-accident: this corpus annotates no collision frame (Section 3.3), and the figure is inflated by the interval Section 5.5 estimates at about a second. Initial risk vectors are read after the power transform and the Gaussian filter.</w:t>
       </w:r>
     </w:p>
     <w:p>

--- a/paper/Precrash.docx
+++ b/paper/Precrash.docx
@@ -241,7 +241,7 @@
         <w:rPr>
           <w:iCs/>
         </w:rPr>
-        <w:t xml:space="preserve">Traffic-accident anticipation is increasingly scored by composite metrics that add an earliness term — time-to-accident at a fixed risk threshold — to discrimination terms such as average precision and area under the ROC curve. We show that this composition fails structurally rather than incidentally. The discrimination terms are bounded on the unit interval while the earliness terms scale with clip length, and the earliness terms have a trivial global maximiser: a constant risk score above the threshold attains, on every clip, the largest value that clip admits. We demonstrate the consequence on a live benchmark. On the Zero-shot Accident Anticipation competition (AUTOPILOT; 1,417 clips curated from MM-AU; 13 teams), a constant risk score of 0.51, which reads no pixels, scores 2.35291 on the private leaderboard — matching the eighth-place team at the precision the leaderboard displays, exceeding five of thirteen teams including our own, and falling 0.14874 short of the winning score. Using twenty-four video-blind submissions as probes, designed so that unknown terms cancel under differencing, we then decompose the metric from outside the competition without access to any label: average precision and area under the curve together contribute 0.35105 to a blind submission, the two timing terms contribute 2.00186 — 5.70 times as much — and the score falls at exactly one sixtieth of a point per frame of delay, confirmed by a one-frame experiment. The same probes recover the support and mean of the withheld accident-onset distribution, and establish a second result: four curves that cross the threshold at the same frame, with identical values at the crossing, score 0.091 apart, a spread the published metric definition cannot produce. The benchmark's stated formula therefore does not reproduce its own scorer. We report our ninth-placed entry, a training-free ensemble that scores below the constant, as the case study, and close with a protocol whose central requirement is that every anticipation result be reported alongside a video-blind control.</w:t>
+        <w:t xml:space="preserve">Traffic-accident anticipation is increasingly scored by composite metrics that add an earliness term — time-to-accident at a fixed risk threshold — to discrimination terms such as average precision and area under the ROC curve. We show that this composition fails structurally rather than incidentally. The discrimination terms are bounded on the unit interval while the earliness terms scale with clip length, and the earliness terms have a trivial global maximiser: a constant risk score above the threshold attains, on every clip, the largest value that clip admits. We demonstrate the consequence on a live benchmark. On the Zero-shot Accident Anticipation competition (AUTOPILOT-COG; 1,417 clips curated from MM-AU; 13 teams), a constant risk score of 0.51, which reads no pixels, scores 2.35291 on the private leaderboard — matching the eighth-placed team at the precision the leaderboard displays, exceeding five of thirteen teams including our own, and falling 0.14874 short of the winning score. Using twenty-five video-blind submissions as probes, designed so that unknown terms cancel under differencing, we then decompose the metric from outside the competition without access to any label: average precision and area under the curve together contribute 0.35105 to a blind submission, the two timing terms contribute 2.00186 — 5.70 times as much — and the score falls at almost exactly one sixtieth of a point per frame of delay, confirmed by a one-frame experiment. The same probes place the withheld accident-onset distribution, recovering a mean of 120.1 frames in a 150-frame clip and bounding what can lie beyond frame 140, and establish a second result: four curves that cross the threshold at the same frame, and never fall below it afterwards, score 0.091 apart, a spread the published metric definition cannot produce. The benchmark's stated formula therefore does not reproduce its own scorer. We report our ninth-placed entry, a training-free ensemble that scores below the constant, as the case study, and close with a protocol whose central requirement is that every anticipation result be reported alongside a video-blind control.</w:t>
       </w:r>
     </w:p>
     <w:p>
@@ -505,7 +505,7 @@
           <w:sz w:val="24"/>
           <w:szCs w:val="24"/>
         </w:rPr>
-        <w:t>Evidence that the published definition does not reproduce the scorer. Three curves crossing at the same frame, with identical values at the crossing, score 0.091 apart; under the stated formula they must be equal. The score cannot be computed from the published definition even given the labels.</w:t>
+        <w:t xml:space="preserve">Evidence that the published definition does not reproduce the scorer. Four curves crossing at the same frame, none of which dips below it afterwards, score 0.091 apart; under the stated formula they must be equal. The score cannot be computed from the published definition even given the labels.</w:t>
       </w:r>
     </w:p>
     <w:p>
@@ -526,7 +526,7 @@
           <w:sz w:val="24"/>
           <w:szCs w:val="24"/>
         </w:rPr>
-        <w:t>A case study in which we are the subject, and a six-point protocol. Our own entry scores below the constant and we report it. The protocol's first item — report a video-blind control with every result — costs an afternoon and would have caught this.</w:t>
+        <w:t xml:space="preserve">A case study in which we are the subject, and a seven-point protocol. Our own entry scores below the constant and we report it. The protocol's first item — report a video-blind control with every result — costs an afternoon and would have caught this.</w:t>
       </w:r>
     </w:p>
     <w:p>
@@ -1235,16 +1235,7 @@
           <w:sz w:val="24"/>
           <w:szCs w:val="24"/>
         </w:rPr>
-        <w:t xml:space="preserve">The measurements in this paper were made on Zero-shot Accident Anticipation, the public competition hosted on Kaggle by AUTOPILOT [8]. It ran from 17 February to 15 April 2026 and drew 59 entrants, 20 participants and 13 teams across 194 submissions. Late submission </w:t>
-      </w:r>
-      <w:r>
-        <w:rPr>
-          <w:rFonts w:eastAsia="Times New Roman"/>
-          <w:sz w:val="24"/>
-          <w:szCs w:val="24"/>
-        </w:rPr>
-        <w:lastRenderedPageBreak/>
-        <w:t>remains open and is scored against the same data splits, which is how the experiments of Section 5 were run after the closing date. Every figure in this section was read from the competition's Overview, Evaluation, Data and Leaderboard pages on 31 August 2026.</w:t>
+        <w:t xml:space="preserve">The measurements in this paper were made on Zero-shot Accident Anticipation, the public competition hosted on Kaggle by AUTOPILOT [8]. It ran from 17 February to 15 April 2026 and drew 59 entrants, of whom 20 went on to submit, forming 13 teams between them, across 194 submissions. Late submission remains open and is scored against the same data splits, which is how the experiments of Section 5 were run after the closing date. Every figure in this section was read from the competition's Overview, Evaluation, Data and Leaderboard pages on 31 August 2026.</w:t>
       </w:r>
     </w:p>
     <w:p>
@@ -1421,7 +1412,7 @@
           <w:sz w:val="24"/>
           <w:szCs w:val="24"/>
         </w:rPr>
-        <w:t>The evaluation page defines the score as a weighted average of four quantities:</w:t>
+        <w:t xml:space="preserve">The evaluation page defines the score as a weighted sum of four quantities:</w:t>
       </w:r>
     </w:p>
     <w:p>
@@ -1741,7 +1732,7 @@
           <w:szCs w:val="24"/>
           <w:lang w:val="en-IN"/>
         </w:rPr>
-        <w:t>The considered problem is anticipating accidents without any training data and it is expected to generalize well only with pretrained knowledge. The formal definition of the problem is as follows:</w:t>
+        <w:t xml:space="preserve">The considered problem is anticipating accidents without any training data, using pretrained knowledge alone. The formal definition of the problem is as follows:</w:t>
       </w:r>
     </w:p>
     <w:p>
@@ -2426,7 +2417,7 @@
           <w:szCs w:val="24"/>
           <w:lang w:val="en-IN"/>
         </w:rPr>
-        <w:t>PreCrash is modular and decoupled. Three pretrained engines — a vision–language semantic engine, a motion engine and a text-anchored prior — run independently, sharing no weights or activations, and are combined only at a late fusion layer. Each is matched to its own representational domain, so no single model carries the whole burden of reasoning about appearance, motion and semantics at once, and any engine can be replaced without disturbing the others. That separation is also what makes the per-modality failure analysis of Section 5.6.1 possible.</w:t>
+        <w:t xml:space="preserve">The system is modular in implementation. Three scoring engines — a vision–language semantic engine, a motion engine and a text-anchored temporal prior — produce per-frame curves independently, sharing no weights or activations, and are combined only at a late fusion layer, so any one can be replaced without disturbing the others. They are not, however, three independent views of the scene, and an earlier version of this work said they were. The text-anchored prior is a three-level quantisation of the same grayscale frame-difference statistic the motion engine uses, as the subsection on it below sets out, so two of the three curves are functions of one signal. We state it here because it is the correction that explains the ablation of Section 5.6.1.</w:t>
       </w:r>
     </w:p>
     <w:p>
@@ -2534,7 +2525,7 @@
           <w:szCs w:val="24"/>
           <w:lang w:val="en-IN"/>
         </w:rPr>
-        <w:t>The system takes a 150-frame clip, dispatches it to the three engines in parallel with no inter-stream communication, and combines their per-frame curves in a six-stage pipeline: frame loading, semantic scoring, motion scoring, caption prior, ensemble, and post-processing (Figure 1).</w:t>
+        <w:t xml:space="preserve">The system takes a 150-frame clip, dispatches it to the three engines in parallel with no inter-stream communication, and combines their per-frame curves in a six-stage pipeline: frame loading, semantic scoring, motion scoring, temporal prior, ensemble, and post-processing (Figure 1).</w:t>
       </w:r>
     </w:p>
     <w:p>
@@ -2808,15 +2799,7 @@
           <w:sz w:val="24"/>
           <w:szCs w:val="24"/>
         </w:rPr>
-        <w:t xml:space="preserve">Visual scoring asks whether a frame resembles danger — which requires reading the scene semantically rather than as pixels. CLIP does this at zero shot because it was pretrained on 400 million image–text pairs and can therefore compare a frame against a danger prompt with no task-specific training. ViT-L/14 was chosen over the smaller variants for its finer spatial detail. </w:t>
-      </w:r>
-      <w:r>
-        <w:rPr>
-          <w:sz w:val="24"/>
-          <w:szCs w:val="24"/>
-        </w:rPr>
-        <w:lastRenderedPageBreak/>
-        <w:t>Convolutional backbones were rejected because they cannot score a frame against a text prompt without accident-specific training, object detectors because they locate objects rather than assess risk, and the larger instruction-tuned models because their per-frame decoding cost exceeded the compute available.</w:t>
+        <w:t xml:space="preserve">Visual scoring asks whether a frame resembles danger — which requires reading the scene semantically rather than as pixels. CLIP does this zero-shot because it was pretrained on 400 million image–text pairs and can therefore compare a frame against a danger prompt with no task-specific training. ViT-L/14 was chosen over the smaller variants for its finer spatial detail. Convolutional backbones were rejected because they cannot score a frame against a text prompt without accident-specific training, object detectors because they locate objects rather than assess risk, and the larger instruction-tuned models because their per-frame decoding cost exceeded the compute available.</w:t>
       </w:r>
     </w:p>
     <w:p>
@@ -3096,7 +3079,7 @@
           <w:sz w:val="24"/>
           <w:szCs w:val="24"/>
         </w:rPr>
-        <w:t>Caption NLP Prior:</w:t>
+        <w:t xml:space="preserve">Text-Anchored Temporal Prior:</w:t>
       </w:r>
     </w:p>
     <w:p>
@@ -3112,7 +3095,7 @@
           <w:sz w:val="24"/>
           <w:szCs w:val="24"/>
         </w:rPr>
-        <w:t>Vision and motion between them still do not answer what is happening. A text prior adds that: captions translate the scene into language, which can be compared against high-risk action patterns, and sentence encoders trained on large image–text corpora carry enough of that structure to reason about danger without task-specific training. Table 1 records how the encoder was chosen.</w:t>
+        <w:t xml:space="preserve">The third engine was intended to answer what is happening rather than what is present or what is moving, by translating the scene into language and comparing it against high-risk action patterns. It does not do that, and the description is corrected here rather than the behaviour, so that the reported numbers remain reproducible. As implemented, it computes the mean grayscale inter-frame difference over the last third of the clip — the same statistic the motion engine uses — thresholds that scalar at 20 and at 10, and selects one of three fixed strings written into the source. The selected string is embedded with a sentence encoder and compared against two fixed text anchors, and a sigmoid over the frame index is parameterised by the two similarities. No frame is captioned, no image–text model is involved, and the encoder never sees anything but one of those three strings. The modality therefore has three reachable states across the whole corpus. Table 1 records how the encoder was chosen; Section 5.6.1 records what that choice was worth.</w:t>
       </w:r>
     </w:p>
     <w:p>
@@ -3561,7 +3544,7 @@
                 <w:rFonts w:ascii="Arial" w:eastAsia="Arial" w:hAnsi="Arial" w:cs="Arial"/>
                 <w:color w:val="000000"/>
               </w:rPr>
-              <w:t>Worse — larger model, lower performance</w:t>
+              <w:t xml:space="preserve">Later crossover than the two above it</w:t>
             </w:r>
           </w:p>
         </w:tc>
@@ -3686,7 +3669,7 @@
           <w:sz w:val="24"/>
           <w:szCs w:val="24"/>
         </w:rPr>
-        <w:t>Table 1 needs a caveat that only became clear later, and it is the reason this paper exists. The column on which those four encoders were compared is the average crossover frame: the mean index at which the ensemble's risk score first exceeds 0.5. That quantity was chosen because it is the only thing computable locally on a corpus that publishes no labels (Section 3.3). It is not accuracy, and the selection it drove cannot be described as choosing the most accurate encoder. Worse, it improves monotonically as the crossing moves earlier, and it is minimised absolutely — to frame 0 — by a constant risk score of 0.51 that reads no pixels at all. The selection recorded in Table 1 was therefore made against a criterion that a degenerate submission optimises perfectly. We keep the table because it is an honest record of how the choice was made, and because Section 5 measures what that criterion is worth. The stated explanation for the ordering — that smaller sentence encoders suit these short, domain-specific captions better than large general-purpose ones — remains plausible, but this experiment does not establish it.</w:t>
+        <w:t xml:space="preserve">Table 1 needs a caveat that only became clear later, and it is the reason this paper exists. The column on which those four encoders were compared is the average crossover frame: the mean index at which a risk score first exceeds 0.5. Which configuration produced it we can no longer establish from our records — the selected value, 21.7, is exactly the prior-alone figure of Tables 10 and 12, where the full ensemble reads 22.7, so the column is most likely the prior on its own rather than the ensemble. That quantity was chosen because it is the only thing computable locally on a corpus that publishes no labels (Section 3.3). It is not accuracy, and the selection it drove cannot be described as choosing the most accurate encoder. Worse, it improves monotonically as the crossing moves earlier, and it is minimised absolutely — to frame 0 — by a constant risk score of 0.51 that reads no pixels at all. The selection recorded in Table 1 was therefore made against a criterion that a degenerate submission optimises perfectly. We keep the table because it is an honest record of how the choice was made, and because Section 5 measures what that criterion is worth. The stated explanation for the ordering — that smaller sentence encoders suit these short, domain-specific captions better than large general-purpose ones — does not survive the correction above either: the four encoders were not compared on captions, but on which of three fixed strings the clip had been assigned, so what the column separates is four embeddings of the same three sentences.</w:t>
       </w:r>
     </w:p>
     <w:p>
@@ -3730,7 +3713,7 @@
           <w:sz w:val="24"/>
           <w:szCs w:val="24"/>
         </w:rPr>
-        <w:t>Each engine alone is blind to what the others see. The semantic score reads appearance without temporal context, so a foggy frame can look dangerous in ordinary driving and early frames receive moderate rather than near-zero scores. The motion proxy cannot separate ordinary traffic movement from accident movement, and is high at the start of clips where the camera itself is moving. The caption prior cannot see the video at all, so identically worded captions receive identical trajectories. Ensembling is intended to let each engine cover the others' blind spot: the semantic score supplies what is in the scene, the motion proxy whether it is moving abnormally, and the caption prior when in the clip risk should rise.</w:t>
+        <w:t xml:space="preserve">Each engine alone is blind to what the others see. The semantic score reads appearance without temporal context, so a foggy frame can look dangerous in ordinary driving and early frames receive moderate rather than near-zero scores. The motion proxy cannot separate ordinary traffic movement from accident movement, and is high at the start of clips where the camera itself is moving. The temporal prior does not see the video at all, and has three reachable states, so every clip in the same motion bucket receives the same curve. Ensembling was intended to let each engine cover the others' blind spot: the semantic score supplying what is in the scene, the motion proxy whether it is moving abnormally, and the prior when in the clip risk should rise. It does not achieve the third of those, because the prior is a quantisation of the motion proxy rather than an independent reading of the clip.</w:t>
       </w:r>
     </w:p>
     <w:p>
@@ -5093,23 +5076,7 @@
           <w:szCs w:val="24"/>
           <w:lang w:val="en-IN"/>
         </w:rPr>
-        <w:t>NLP captioning model generates the zero-shot text caption for each frame. This model performs the scoring against sudden onset of danger and gradual onset of danger. Thus, the final score is estimated using the temporal offset and relative score trajectory as mentioned in equation (</w:t>
-      </w:r>
-      <w:r>
-        <w:rPr>
-          <w:sz w:val="24"/>
-          <w:szCs w:val="24"/>
-          <w:lang w:val="en-IN"/>
-        </w:rPr>
-        <w:t>5</w:t>
-      </w:r>
-      <w:r>
-        <w:rPr>
-          <w:sz w:val="24"/>
-          <w:szCs w:val="24"/>
-          <w:lang w:val="en-IN"/>
-        </w:rPr>
-        <w:t>)</w:t>
+        <w:t xml:space="preserve">The temporal prior scores its selected string against a sudden-onset anchor and a gradual-onset anchor, and the two similarities parameterise a sigmoid over the frame index, as in equation (5)</w:t>
       </w:r>
     </w:p>
     <w:p>
@@ -6115,15 +6082,7 @@
           <w:szCs w:val="24"/>
           <w:lang w:val="en-IN"/>
         </w:rPr>
-        <w:t xml:space="preserve">             </w:t>
-      </w:r>
-      <w:r>
-        <w:rPr>
-          <w:sz w:val="24"/>
-          <w:szCs w:val="24"/>
-          <w:lang w:val="en-IN"/>
-        </w:rPr>
-        <w:t xml:space="preserve">The varied weights are exhibited due to the variation with the power of the models. </w:t>
+        <w:t xml:space="preserve">             The entered configuration used 0.55 on the semantic score, 0.25 on the motion proxy and 0.20 on the temporal prior. Those values were not chosen a priori; they were searched over the evaluation corpus, which Section 4.3 records as a limitation. The released configuration weights the three equally. </w:t>
       </w:r>
     </w:p>
     <w:p>
@@ -7305,16 +7264,7 @@
           <w:szCs w:val="24"/>
           <w:lang w:val="en-IN"/>
         </w:rPr>
-        <w:t xml:space="preserve">with . This enforces a hard causal constraint: once the score crosses the alarm boundary, it cannot fall back below it. The constraint is motivated by the irreversibility assumption — in the target domain, risk accumulates monotonically once triggered — and it also, by construction, forces the exact condition that the official Stable Time-to-Accident metric tests. STTA@0.5 requires the risk score to remain above 0.5 continuously from the </w:t>
-      </w:r>
-      <w:r>
-        <w:rPr>
-          <w:sz w:val="24"/>
-          <w:szCs w:val="24"/>
-          <w:lang w:val="en-IN"/>
-        </w:rPr>
-        <w:lastRenderedPageBreak/>
-        <w:t>alarm to the accident; the clamp makes falling below 0.5 impossible once the score has crossed. Any subsequent report of STTA compliance therefore measures that the clamp executed, and nothing about the video. We retain the stage, and Section 5 reports every metric with it disabled as well as enabled. Note also that the metric's name is Stable Time-to-Accident; an earlier version of this text expanded STTA as Score-Triggered Time-to-Action, which is not what the benchmark defines.</w:t>
+        <w:t xml:space="preserve">with . This enforces a hard causal constraint: once the score crosses the alarm boundary, it cannot fall back below it. The constraint is motivated by the irreversibility assumption — in the target domain, risk accumulates monotonically once triggered — and it also, by construction, forces the exact condition that the official Stable Time-to-Accident metric tests. STTA@0.5 requires the risk score to remain above 0.5 continuously from the alarm to the accident; the clamp makes falling below 0.5 impossible once the score has crossed. Any subsequent report of STTA compliance therefore measures that the clamp executed, and nothing about the video. We retain the stage. Section 5 does not report the leaderboard score of a run with it disabled — we did not make that submission, and say so rather than imply otherwise — which is exactly the omission the protocol in Section 7 asks others not to repeat, in its recommendation that metrics be reported with post-processing disabled as well as enabled. Note also that the metric's name is Stable Time-to-Accident; an earlier version of this text expanded STTA as Score-Triggered Time-to-Action, which is not what the benchmark defines.</w:t>
       </w:r>
     </w:p>
     <w:p>
@@ -7750,7 +7700,7 @@
           <w:szCs w:val="24"/>
           <w:lang w:val="en-IN"/>
         </w:rPr>
-        <w:t>where denotes linear interpolation onto the original frame grid. This stage requires a correction and a warning. As implemented, the resampling evaluates the curve at index alpha times t and emits it at index t, so the score reported for frame t is the score computed from frame 1.3t — a frame that has not yet been observed. Equation (10) as printed reads t divided by alpha; the implementation, and the reported shift of the crossover from about frame 28 to about frame 22, both correspond to alpha times t, and the equation should be corrected accordingly. This is the origin of the reported mean gain of six frames in time-to-accident: the six frames are read from the future. The operation cannot run in a deployed system, where frame 1.3t does not exist at time t, and every time-to-accident figure produced with alpha not equal to 1 is therefore unreportable. The released configuration sets alpha to 1.0, disabling the stage. It is documented here because it is one of the mechanisms Section 6 identifies, and because we introduced it ourselves. Finally, the output is clipped to the open interval to ensure numerical stability in downstream log-loss evaluation.</w:t>
+        <w:t xml:space="preserve">where denotes linear interpolation onto the original frame grid. This stage requires a correction and a warning. As implemented, the resampling evaluates the curve at index alpha times t and emits it at index t, so the score reported for frame t is the score computed from frame 1.3t — a frame that has not yet been observed. Equation (10) should state the operation as implemented, alpha times t. It is printed as t divided by alpha, which matches neither the code nor the direction of the shift the stage was reported to produce, and should be corrected. An earlier version of this work attributed a mean gain of six frames in time-to-accident to this stage. That figure is withdrawn: no table in this paper measures the stage on its own. Table 12 separates C6 from C7 by 1.2 frames and bundles the compression with the clamp, so what the resampling bought is not identified anywhere in our records. The objection does not depend on the magnitude — whatever it bought was read from a frame that had not arrived. The operation cannot run in a deployed system, where frame 1.3t does not exist at time t, and every time-to-accident figure produced with alpha not equal to 1 is therefore unreportable. The released configuration sets alpha to 1.0, disabling the stage. It is documented here because it is one of the mechanisms Section 6 identifies, and because we introduced it ourselves. Finally, the output is clipped to the open interval to ensure numerical stability in downstream log-loss evaluation.</w:t>
       </w:r>
     </w:p>
     <w:p>
@@ -7813,61 +7763,7 @@
           <w:sz w:val="24"/>
           <w:szCs w:val="24"/>
         </w:rPr>
-        <w:t xml:space="preserve">The zero-shot inference pipeline was implemented in </w:t>
-      </w:r>
-      <w:r>
-        <w:rPr>
-          <w:rFonts w:eastAsia="Times New Roman"/>
-          <w:b/>
-          <w:bCs/>
-          <w:sz w:val="24"/>
-          <w:szCs w:val="24"/>
-        </w:rPr>
-        <w:t>Python 3.10</w:t>
-      </w:r>
-      <w:r>
-        <w:rPr>
-          <w:rFonts w:eastAsia="Times New Roman"/>
-          <w:sz w:val="24"/>
-          <w:szCs w:val="24"/>
-        </w:rPr>
-        <w:t xml:space="preserve"> with </w:t>
-      </w:r>
-      <w:r>
-        <w:rPr>
-          <w:rFonts w:eastAsia="Times New Roman"/>
-          <w:b/>
-          <w:bCs/>
-          <w:sz w:val="24"/>
-          <w:szCs w:val="24"/>
-        </w:rPr>
-        <w:t>PyTorch</w:t>
-      </w:r>
-      <w:r>
-        <w:rPr>
-          <w:rFonts w:eastAsia="Times New Roman"/>
-          <w:sz w:val="24"/>
-          <w:szCs w:val="24"/>
-        </w:rPr>
-        <w:t xml:space="preserve">, executed on an </w:t>
-      </w:r>
-      <w:r>
-        <w:rPr>
-          <w:rFonts w:eastAsia="Times New Roman"/>
-          <w:b/>
-          <w:bCs/>
-          <w:sz w:val="24"/>
-          <w:szCs w:val="24"/>
-        </w:rPr>
-        <w:t>NVIDIA T4 GPU</w:t>
-      </w:r>
-      <w:r>
-        <w:rPr>
-          <w:rFonts w:eastAsia="Times New Roman"/>
-          <w:sz w:val="24"/>
-          <w:szCs w:val="24"/>
-        </w:rPr>
-        <w:t xml:space="preserve"> to leverage parallelised tensor processing and mixed-precision inference. The ensemble architecture integrates three independently operating, pre-trained modality engines with no shared weights or activation pathways between them, thereby preserving the modular interpretability of each cognitive signal.</w:t>
+        <w:t xml:space="preserve">The zero-shot inference pipeline was implemented in Python 3.10 with PyTorch, executed on an NVIDIA T4 GPU to leverage parallelised tensor processing and mixed-precision inference. The three pretrained engines run as separate processes with no shared weights or activation pathways, though two of the three read the same frame-difference statistic (Section 4.2).</w:t>
       </w:r>
     </w:p>
     <w:p>
@@ -8455,7 +8351,7 @@
                 <w:sz w:val="24"/>
                 <w:szCs w:val="24"/>
               </w:rPr>
-              <w:t>α = 0.55 (CLIP), β = 0.25 (Flow), γ = 0.20 (NLP)</w:t>
+              <w:t xml:space="preserve">w_clip = 0.55, w_flow = 0.25, w_prior = 0.20</w:t>
             </w:r>
           </w:p>
         </w:tc>
@@ -8659,7 +8555,7 @@
           <w:sz w:val="24"/>
           <w:szCs w:val="24"/>
         </w:rPr>
-        <w:t xml:space="preserve">A video-blind submission is one whose risk curve is a function of the frame index alone: identical for every clip, computed without opening a single frame. We use a family rather than a single curve, because one flattering curve invites the objection that the comparison was chosen to flatter it. The family comprises a constant 0.51 and a constant 0.99; a linear ramp from 0.000 to 1.000; logistic curves centred at frames 60, 75, 90 and 105; and step functions rising from 0.49 to 0.51 at frames 0, 10, 25, 50, 75, 100, 125 and 140. Each is a single list of 150 numbers, repeated across all 1,417 clips.</w:t>
+        <w:t xml:space="preserve">A video-blind submission is one whose risk curve is a function of the frame index alone: identical for every clip, computed without opening a single frame. We use a family rather than a single curve, because one flattering curve invites the objection that the comparison was chosen to flatter it. The family comprises a constant 0.51 and a constant 0.99; a curve held at 0.49 throughout, which never crosses; a linear ramp from 0.000 to 1.000; logistic curves centred at frames 60, 75, 90 and 105; step functions rising from 0.49 to 0.51 at frames 0, 10, 25, 50, 75, 100, 125 and 140, and a calibration step at frame 76; a curve that crosses at frame 0 and drops back, and one that crosses and dips across frames 50 to 59; and the two graded curves of Section 5.4. That is twenty-one distinct shapes, submitted as twenty-five files: four were sent twice, once in the control family and again in the probe or diagnostic family, and the repeats agree to within 3 × 10⁻⁵, which is a check on the scoring service and not only on our bookkeeping. Each is a single list of 150 numbers, repeated across all 1,417 clips.</w:t>
       </w:r>
     </w:p>
     <w:p>
@@ -14235,7 +14131,7 @@
           <w:sz w:val="24"/>
           <w:szCs w:val="24"/>
         </w:rPr>
-        <w:t>One result does not fit, and we report it rather than smooth it. A linear ramp crosses the threshold at frame 75, exactly as three other curves do, and scores 0.037 lower than they do. That gap is 2.24 frames of slope, which is not an integer, so it cannot be a crossing-frame effect. We therefore submitted a diagnostic family that holds the crossing frame at 75 and varies only the shape of the curve away from it.</w:t>
+        <w:t xml:space="preserve">One result does not fit, and we report it rather than smooth it. A linear ramp crosses the threshold at frame 75, exactly as a step function does, and scores 0.037 lower than the step. That gap is 2.24 frames of slope, which is not an integer, so it cannot be a crossing-frame effect. We therefore submitted a diagnostic family that holds the crossing frame at 75 and varies only the shape of the curve away from it.</w:t>
       </w:r>
     </w:p>
     <w:p>
@@ -14255,7 +14151,7 @@
           <w:sz w:val="24"/>
           <w:szCs w:val="24"/>
         </w:rPr>
-        <w:t xml:space="preserve">Table 8: Four curves that all first exceed 0.5 at frame 75, with identical values at frames 74 and 75 and no subsequent dip, plus a one-frame calibration step.</w:t>
+        <w:t xml:space="preserve">Table 8: Four curves that all first exceed 0.5 at frame 75 and never fall below it afterwards, plus a one-frame calibration step. The three step-like curves hold identical values at frames 74 and 75.</w:t>
       </w:r>
     </w:p>
     <w:tbl>
@@ -14964,7 +14860,7 @@
           <w:sz w:val="24"/>
           <w:szCs w:val="24"/>
         </w:rPr>
-        <w:t xml:space="preserve">The four curves at the head of Table 8 have identical values at frames 74 and 75, cross at the same frame, and never fall back afterwards. Under the metric as published they must score identically: the two timing terms are functions of threshold crossings alone, and video-blind curves are identical across clips, so the discrimination terms cannot separate them either. They span 0.09093, which is 5.5 frames of slope. Grading the run-up downward gains 0.02519; grading the run-out upward loses 0.06574.</w:t>
+        <w:t xml:space="preserve">The four curves at the head of Table 8 cross the threshold at the same frame and never fall back afterwards, and the three step-like ones hold identical values at frames 74 and 75. Under the metric as published they must score identically: the two timing terms are functions of threshold crossings alone, and video-blind curves are identical across clips, so the discrimination terms cannot separate them either. They span 0.09093, which is 5.5 frames of slope. Grading the run-up downward gains 0.02519; grading the run-out upward loses 0.06574.</w:t>
       </w:r>
     </w:p>
     <w:p>
@@ -15235,7 +15131,7 @@
           <w:sz w:val="24"/>
           <w:szCs w:val="24"/>
         </w:rPr>
-        <w:t>Table 9: Overall Zero-Shot Anticipation Performance on MM-AU (N = 1,417 clips)</w:t>
+        <w:t xml:space="preserve">Table 9: Curve-shape statistics of the ensemble over the 1,417-clip corpus. Not anticipation results: read with the framing above.</w:t>
       </w:r>
     </w:p>
     <w:tbl>
@@ -16188,16 +16084,7 @@
           <w:sz w:val="24"/>
           <w:szCs w:val="24"/>
         </w:rPr>
-        <w:t xml:space="preserve">The modality ablation of Table 10 compares single-modality configurations against the full ensemble on the same proxy. Its orderings are informative about how the three signals behave </w:t>
-      </w:r>
-      <w:r>
-        <w:rPr>
-          <w:rFonts w:eastAsia="Times New Roman"/>
-          <w:sz w:val="24"/>
-          <w:szCs w:val="24"/>
-        </w:rPr>
-        <w:lastRenderedPageBreak/>
-        <w:t>and about their failure modes: the vision–language score reads appearance without temporal context and drifts high on foggy frames, the motion proxy cannot separate ordinary traffic motion from accident motion, and the caption prior cannot see the video at all, assigning identical trajectories to identically worded captions. The ensemble does resolve those three blind spots against one another. What the table does not establish is superiority in anticipation, because the quantity being compared is the one a constant minimises.</w:t>
+        <w:t xml:space="preserve">The modality ablation of Table 10 compares single-modality configurations against the full ensemble on the same proxy. Its orderings are informative about how the three signals behave and about their failure modes: the vision–language score reads appearance without temporal context and drifts high on foggy frames, the motion proxy cannot separate ordinary traffic motion from accident motion, and the temporal prior cannot see the video at all, assigning identical trajectories to every clip that falls in the same motion bucket. The ensemble does resolve those three blind spots against one another. What the table does not establish is superiority in anticipation, because the quantity being compared is the one a constant minimises — and the table makes that concrete, since the temporal prior alone posts an earlier mean crossover, 21.7 against 22.7, than the full ensemble does. That is not evidence that the prior anticipates better. It has three reachable states across the corpus, so it emits nearly the same curve everywhere, and a nearly constant curve is well matched to a benchmark whose events sit at a nearly constant position.</w:t>
       </w:r>
     </w:p>
     <w:p>
@@ -16844,7 +16731,7 @@
                 <w:sz w:val="24"/>
                 <w:szCs w:val="24"/>
               </w:rPr>
-              <w:t>Temporal ceiling; identical t₀ values for clips with similar captions — no per-clip visual personalisation</w:t>
+              <w:t xml:space="preserve">Three reachable states for the whole corpus, so clips in the same motion bucket receive identical curves; no per-clip visual detail</w:t>
             </w:r>
           </w:p>
         </w:tc>
@@ -17292,7 +17179,7 @@
                 <w:sz w:val="24"/>
                 <w:szCs w:val="24"/>
               </w:rPr>
-              <w:t>Best performance; all modality blind spots mutually compensated</w:t>
+              <w:t xml:space="preserve">The three blind spots compensate one another; the crossover frame is nonetheless later than the prior alone</w:t>
             </w:r>
           </w:p>
         </w:tc>
@@ -17372,7 +17259,7 @@
           <w:sz w:val="24"/>
           <w:szCs w:val="24"/>
         </w:rPr>
-        <w:t>Table 11: Quantitative Metrics of the Top 25 Anticipatory Trajectories</w:t>
+        <w:t xml:space="preserve">Table 11: The twenty-five clips whose curves cross 0.5 earliest. A selection by the quantity reported, not a ranking of anticipation: read with the note below.</w:t>
       </w:r>
     </w:p>
     <w:tbl>
@@ -23202,7 +23089,7 @@
           <w:szCs w:val="24"/>
         </w:rPr>
         <w:lastRenderedPageBreak/>
-        <w:t>Table 12 compares seven pipeline configurations. The ordering from C1 to C7 shows that each stage moves the crossover frame earlier, and read against Section 5.1 that is all it shows, because moving the crossover frame earlier is precisely what a constant 0.51 does perfectly. Two stages deserve particular note in that light. The monotone clamp forces the condition the stable-timing metric tests, so the compliance column records that the clamp executed. And the temporal compression responsible for the final improvement, between C6 and C7, reads a frame that has not yet arrived (Section 4).</w:t>
+        <w:t xml:space="preserve">Table 12 compares seven pipeline configurations. Each post-processing stage added to the raw ensemble moves the crossover frame earlier, from C4 at 25.4 to C7 at 22.7; the single-modality rows C1 to C3 are not steps in that sequence and do not order monotonically with it. Read against Section 5.1 that is all the table shows, because moving the crossover frame earlier is precisely what a constant 0.51 does perfectly — and C3, the three-state temporal prior alone, already beats the full pipeline on it at 21.7, for the reason Section 5.6.1 gives. Two stages deserve particular note. The monotone clamp forces the condition the stable-timing metric tests, so the compliance column records that the clamp executed. And the C6-to-C7 step bundles the clamp with the temporal compression, which reads a frame that has not yet arrived (Section 4.2), so neither the 1.2 frames between them nor the compliance flag beside them is attributable to a single stage.</w:t>
       </w:r>
     </w:p>
     <w:p>
@@ -23231,7 +23118,7 @@
           <w:sz w:val="24"/>
           <w:szCs w:val="24"/>
         </w:rPr>
-        <w:t>Table 12: Seven-Configuration Performance Comparison</w:t>
+        <w:t xml:space="preserve">Table 12: Seven pipeline configurations, compared on mean crossover frame — a statistic of curve shape, not performance.</w:t>
       </w:r>
     </w:p>
     <w:tbl>
@@ -24728,7 +24615,7 @@
                 <w:sz w:val="24"/>
                 <w:szCs w:val="24"/>
               </w:rPr>
-              <w:t>Best performance; full STTA compliance</w:t>
+              <w:t xml:space="preserve">Earliest crossover of the ensembled configurations; STTA compliance by construction</w:t>
             </w:r>
           </w:p>
         </w:tc>
@@ -24779,16 +24666,7 @@
           <w:sz w:val="24"/>
           <w:szCs w:val="24"/>
         </w:rPr>
-        <w:t xml:space="preserve">The results in this section admit one reading and it is not the one we expected when we ran them. The 4.23-second average warning horizon reported in earlier versions of this work is not a warning horizon. It is the interval from the crossover frame to the end of the clip, on a corpus that annotates no collision, averaged over a selected subset; Section 5.5 places the accident about a second before the window ends, so the figure overstates any real anticipation by roughly </w:t>
-      </w:r>
-      <w:r>
-        <w:rPr>
-          <w:rFonts w:eastAsia="Times New Roman"/>
-          <w:sz w:val="24"/>
-          <w:szCs w:val="24"/>
-        </w:rPr>
-        <w:lastRenderedPageBreak/>
-        <w:t>that much before the selection effect is counted. Comparing it against crossover frames reported for supervised models on other corpora, as we did, compares two quantities that are not the same measurement.</w:t>
+        <w:t xml:space="preserve">The results in this section admit one reading and it is not the one we expected when we ran them. The 4.24-second average warning horizon reported in earlier versions of this work is not a warning horizon. It is the interval from the crossover frame to the end of the clip, on a corpus that annotates no collision; Section 5.5 places the accident about a second before the window ends, so the figure overstates any real anticipation by roughly that much. The 4.30-second figure beside it in Table 9 is worse still, being the same quantity over the fifty clips selected for having crossed earliest. Comparing it against crossover frames reported for supervised models on other corpora, as we did, compares two quantities that are not the same measurement.</w:t>
       </w:r>
     </w:p>
     <w:p>
@@ -25049,7 +24927,7 @@
           <w:sz w:val="24"/>
           <w:szCs w:val="24"/>
         </w:rPr>
-        <w:t>Non-causal timing gain. An operation that resamples the score curve so that frame t reports a value computed from a later frame buys time-to-accident from the future. Our Stage 5 did this at α = 1.3, and the six-frame gain it produced cannot be obtained by any system running in real time. The released configuration disables it.</w:t>
+        <w:t xml:space="preserve">Non-causal timing gain. An operation that resamples the score curve so that frame t reports a value computed from a later frame buys time-to-accident from the future. Our Stage 5 did this at a compression factor of 1.3, and whatever earliness it bought cannot be obtained by any system running in real time. The released configuration disables it.</w:t>
       </w:r>
     </w:p>
     <w:p>
@@ -25241,7 +25119,7 @@
           <w:sz w:val="24"/>
           <w:szCs w:val="24"/>
         </w:rPr>
-        <w:t>Publish the score of a released control alongside the leaderboard. A benchmark's organisers can do in an afternoon what took us twenty-four submissions: score a video-blind family and publish the numbers as a permanent floor on the leaderboard page. An entrant would then see at a glance how much of their score they earned.</w:t>
+        <w:t xml:space="preserve">Publish the score of a released control alongside the leaderboard. A benchmark's organisers can do in an afternoon what took us twenty-five submissions: score a video-blind family and publish the numbers as a permanent floor on the leaderboard page. An entrant would then see at a glance how much of their score they earned.</w:t>
       </w:r>
     </w:p>
     <w:p>
@@ -25344,16 +25222,7 @@
           <w:sz w:val="24"/>
           <w:szCs w:val="24"/>
         </w:rPr>
-        <w:t xml:space="preserve">One discrepancy in the crossing-frame model is open. A linear ramp scores 0.037 below three curves that cross at the same frame (Section 5.4), and the segment slopes are not monotone as the model requires (Section 5.5). We report both rather than fit around them. Neither the </w:t>
-      </w:r>
-      <w:r>
-        <w:rPr>
-          <w:rFonts w:eastAsia="Times New Roman"/>
-          <w:sz w:val="24"/>
-          <w:szCs w:val="24"/>
-        </w:rPr>
-        <w:lastRenderedPageBreak/>
-        <w:t>headline result nor the timing total depends on the resolution — both are measured between flat curves — but the split of the timing total between the two terms, and the interpretation of the fit as exact, do.</w:t>
+        <w:t xml:space="preserve">One discrepancy in the crossover-frame model is open. A linear ramp scores 0.037 below a step function that crosses at the same frame, and 0.029 above another curve that does (Section 5.4), and the segment slopes are not monotone as the model requires (Section 5.5). We report both rather than fit around them. Neither the headline result nor the timing total depends on the resolution — both are measured between flat curves — but the split of the timing total between the two terms, and the interpretation of the fit as exact, do.</w:t>
       </w:r>
     </w:p>
     <w:p>
@@ -25372,7 +25241,26 @@
           <w:sz w:val="24"/>
           <w:szCs w:val="24"/>
         </w:rPr>
-        <w:t>We do not demonstrate the corrected protocol on a labelled corpus. Items 2 to 5 of Section 7 are derived from the mechanisms rather than shown end to end, because this corpus publishes no labels. Demonstrating them requires a benchmark with released annotations, for which the corpora of Chan et al. [4] and Bao et al. [5] are the obvious candidates, and we state that as future work rather than claim it here.</w:t>
+        <w:t xml:space="preserve">Two admissions about our own system belong here, because Sections 4.3 and 5.7 point at them. The fusion weights of 0.55, 0.25 and 0.20 were chosen by searching over the evaluation corpus. That is tuning on the test set, and it sits badly with a zero-shot claim; the released configuration therefore weights the three engines equally, chosen a priori, and the leaderboard score we report is the entry that used the searched ones. And the claim that a training-free system can be pointed at a new road environment without retraining is untested here, because we evaluated on one corpus and never on a second.</w:t>
+      </w:r>
+    </w:p>
+    <w:p>
+      <w:pPr>
+        <w:spacing w:before="60" w:after="100" w:line="276" w:lineRule="auto"/>
+        <w:jc w:val="both"/>
+        <w:rPr>
+          <w:rFonts w:eastAsia="Times New Roman"/>
+          <w:sz w:val="24"/>
+          <w:szCs w:val="24"/>
+        </w:rPr>
+      </w:pPr>
+      <w:r>
+        <w:rPr>
+          <w:rFonts w:eastAsia="Times New Roman"/>
+          <w:sz w:val="24"/>
+          <w:szCs w:val="24"/>
+        </w:rPr>
+        <w:t xml:space="preserve">We do not demonstrate the corrected protocol on a labelled corpus. The protocol's recommendations on bounding and conditioning the earliness term, on stating a timing metric's reference point, on reporting discrimination beside it and on reporting metrics with post-processing disabled are derived from the mechanisms rather than shown end to end, because this corpus publishes no labels. Demonstrating them requires a benchmark with released annotations, for which the corpora of Chan et al. [4] and Bao et al. [5] are the obvious candidates, and we state that as future work rather than claim it here.</w:t>
       </w:r>
     </w:p>
     <w:p>
@@ -25513,7 +25401,7 @@
           <w:sz w:val="24"/>
           <w:szCs w:val="24"/>
         </w:rPr>
-        <w:t>The method that established this is as portable as the finding. Twenty-four submissions, not one of which opened a video frame, were enough to recover the score's slope to a sixtieth of a point per frame of delay, to bound the support and mean of an accident-onset distribution no entrant has seen, and to establish that the benchmark's published formula does not reproduce its own scorer. A leaderboard that accepts arbitrary submissions is an instrument, and any benchmark that accepts one can be measured from outside in this way.</w:t>
+        <w:t xml:space="preserve">The method that established this is as portable as the finding. Twenty-five submissions, not one of which opened a video frame, were enough to recover the score's slope to a sixtieth of a point per frame of delay, to recover the mean of an accident-onset distribution no entrant has seen and bound what lies beyond the window, and to establish that the benchmark's published formula does not reproduce its own scorer. A leaderboard that accepts arbitrary submissions is an instrument, and any benchmark that accepts one can be measured from outside in this way.</w:t>
       </w:r>
     </w:p>
     <w:p>
@@ -25587,7 +25475,7 @@
           <w:sz w:val="24"/>
           <w:szCs w:val="24"/>
         </w:rPr>
-        <w:t>All submissions reported here were made through the competition's own late-submission facility, which the organisers left open after the closing date and which scores against the same private split. Twenty-four submissions were made in total, across two days, against a stated limit of one hundred per day.</w:t>
+        <w:t xml:space="preserve">All submissions reported here were made through the competition's own late-submission facility, which the organisers left open after the closing date and which scores against the same private split. Twenty-six submissions were made in total, all on 31 August 2026, against a stated limit of one hundred per day: twenty-five video-blind curves we generated, and the organisers' own sample submission resubmitted verbatim as a control on the submission path.</w:t>
       </w:r>
     </w:p>
     <w:p>
@@ -25644,7 +25532,7 @@
           <w:sz w:val="24"/>
           <w:szCs w:val="24"/>
         </w:rPr>
-        <w:t>The submission files, the code that generated them, the complete score log and the scripts that produce both figures are released. Nothing in the release contains any part of the competition's data or any label.</w:t>
+        <w:t xml:space="preserve">The submission files, the code that generated them, the complete score log and the scripts that produce both figures accompany this submission as anonymised supplementary material, and will be released publicly on acceptance. Nothing in them contains any part of the competition's data or any label.</w:t>
       </w:r>
     </w:p>
     <w:p>

--- a/paper/Precrash.docx
+++ b/paper/Precrash.docx
@@ -287,6 +287,21 @@
           <w:bCs/>
         </w:rPr>
         <w:t xml:space="preserve">Keywords: </w:t>
+      </w:r>
+    </w:p>
+    <w:p>
+      <w:pPr>
+        <w:rPr>
+          <w:b/>
+          <w:bCs/>
+        </w:rPr>
+      </w:pPr>
+      <w:r>
+        <w:rPr>
+          <w:b/>
+          <w:bCs/>
+        </w:rPr>
+        <w:t xml:space="preserve">Note on tool use: An AI assistant (Anthropic's Claude) was used in preparing this submission: to draft and edit prose, to generate the video-blind submission files and the scripts that analyse the returned scores, and to convert the manuscript to the journal template. The research question, the experimental design, the claims and the conclusions are the authors' own, and the authors take full responsibility for all content. (TMLR requires this as a footnote on the first page.)</w:t>
       </w:r>
     </w:p>
     <w:p>
